--- a/איפיון_מערכת_אפליקציה.docx
+++ b/איפיון_מערכת_אפליקציה.docx
@@ -2421,7 +2421,7 @@
           </mc:Choice>
           <mc:Fallback>
             <w:pict>
-              <v:shapetype w14:anchorId="666AC04B" id="_x0000_t32" coordsize="21600,21600" o:spt="32" o:oned="t" path="m,l21600,21600e" filled="f">
+              <v:shapetype w14:anchorId="684DE216" id="_x0000_t32" coordsize="21600,21600" o:spt="32" o:oned="t" path="m,l21600,21600e" filled="f">
                 <v:path arrowok="t" fillok="f" o:connecttype="none"/>
                 <o:lock v:ext="edit" shapetype="t"/>
               </v:shapetype>
@@ -2488,7 +2488,7 @@
           </mc:Choice>
           <mc:Fallback>
             <w:pict>
-              <v:shape w14:anchorId="30B94028" id="Straight Arrow Connector 7" o:spid="_x0000_s1026" type="#_x0000_t32" style="position:absolute;margin-left:332.35pt;margin-top:241.45pt;width:102.8pt;height:6.6pt;flip:x y;z-index:251688960;visibility:visible;mso-wrap-style:square;mso-wrap-distance-left:9pt;mso-wrap-distance-top:0;mso-wrap-distance-right:9pt;mso-wrap-distance-bottom:0;mso-position-horizontal:absolute;mso-position-horizontal-relative:text;mso-position-vertical:absolute;mso-position-vertical-relative:text" o:gfxdata="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" strokeweight=".52906mm">
+              <v:shape w14:anchorId="260F1512" id="Straight Arrow Connector 7" o:spid="_x0000_s1026" type="#_x0000_t32" style="position:absolute;margin-left:332.35pt;margin-top:241.45pt;width:102.8pt;height:6.6pt;flip:x y;z-index:251688960;visibility:visible;mso-wrap-style:square;mso-wrap-distance-left:9pt;mso-wrap-distance-top:0;mso-wrap-distance-right:9pt;mso-wrap-distance-bottom:0;mso-position-horizontal:absolute;mso-position-horizontal-relative:text;mso-position-vertical:absolute;mso-position-vertical-relative:text" o:gfxdata="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" strokeweight=".52906mm">
                 <v:stroke endarrow="open" joinstyle="miter"/>
               </v:shape>
             </w:pict>
@@ -2552,7 +2552,7 @@
           </mc:Choice>
           <mc:Fallback>
             <w:pict>
-              <v:rect w14:anchorId="0CF68847" id="Rectangle 1" o:spid="_x0000_s1026" style="position:absolute;margin-left:117.65pt;margin-top:7.3pt;width:257.5pt;height:414pt;z-index:251659264;visibility:visible;mso-wrap-style:square;mso-wrap-distance-left:9pt;mso-wrap-distance-top:0;mso-wrap-distance-right:9pt;mso-wrap-distance-bottom:0;mso-position-horizontal:absolute;mso-position-horizontal-relative:text;mso-position-vertical:absolute;mso-position-vertical-relative:text;v-text-anchor:top" o:gfxdata="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" strokecolor="#a02b93" strokeweight=".35281mm">
+              <v:rect w14:anchorId="78C5CF5F" id="Rectangle 1" o:spid="_x0000_s1026" style="position:absolute;margin-left:117.65pt;margin-top:7.3pt;width:257.5pt;height:414pt;z-index:251659264;visibility:visible;mso-wrap-style:square;mso-wrap-distance-left:9pt;mso-wrap-distance-top:0;mso-wrap-distance-right:9pt;mso-wrap-distance-bottom:0;mso-position-horizontal:absolute;mso-position-horizontal-relative:text;mso-position-vertical:absolute;mso-position-vertical-relative:text;v-text-anchor:top" o:gfxdata="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" strokecolor="#a02b93" strokeweight=".35281mm">
                 <v:textbox inset="0,0,0,0"/>
               </v:rect>
             </w:pict>
@@ -2615,7 +2615,7 @@
           </mc:Choice>
           <mc:Fallback>
             <w:pict>
-              <v:shape w14:anchorId="7A63BE96" id="Straight Arrow Connector 7" o:spid="_x0000_s1026" type="#_x0000_t32" style="position:absolute;margin-left:36.8pt;margin-top:52.95pt;width:117.3pt;height:99.6pt;z-index:251684864;visibility:visible;mso-wrap-style:square;mso-wrap-distance-left:9pt;mso-wrap-distance-top:0;mso-wrap-distance-right:9pt;mso-wrap-distance-bottom:0;mso-position-horizontal:absolute;mso-position-horizontal-relative:text;mso-position-vertical:absolute;mso-position-vertical-relative:text" o:gfxdata="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" strokeweight=".52906mm">
+              <v:shape w14:anchorId="6B0C9B18" id="Straight Arrow Connector 7" o:spid="_x0000_s1026" type="#_x0000_t32" style="position:absolute;margin-left:36.8pt;margin-top:52.95pt;width:117.3pt;height:99.6pt;z-index:251684864;visibility:visible;mso-wrap-style:square;mso-wrap-distance-left:9pt;mso-wrap-distance-top:0;mso-wrap-distance-right:9pt;mso-wrap-distance-bottom:0;mso-position-horizontal:absolute;mso-position-horizontal-relative:text;mso-position-vertical:absolute;mso-position-vertical-relative:text" o:gfxdata="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" strokeweight=".52906mm">
                 <v:stroke endarrow="open" joinstyle="miter"/>
               </v:shape>
             </w:pict>
@@ -2898,7 +2898,7 @@
           </mc:Choice>
           <mc:Fallback>
             <w:pict>
-              <v:shape w14:anchorId="228590C7" id="Straight Arrow Connector 7" o:spid="_x0000_s1026" type="#_x0000_t32" style="position:absolute;margin-left:35.2pt;margin-top:52.95pt;width:120.6pt;height:22.85pt;z-index:251672576;visibility:visible;mso-wrap-style:square;mso-wrap-distance-left:9pt;mso-wrap-distance-top:0;mso-wrap-distance-right:9pt;mso-wrap-distance-bottom:0;mso-position-horizontal:absolute;mso-position-horizontal-relative:text;mso-position-vertical:absolute;mso-position-vertical-relative:text" o:gfxdata="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" strokeweight=".52906mm">
+              <v:shape w14:anchorId="2B9CA827" id="Straight Arrow Connector 7" o:spid="_x0000_s1026" type="#_x0000_t32" style="position:absolute;margin-left:35.2pt;margin-top:52.95pt;width:120.6pt;height:22.85pt;z-index:251672576;visibility:visible;mso-wrap-style:square;mso-wrap-distance-left:9pt;mso-wrap-distance-top:0;mso-wrap-distance-right:9pt;mso-wrap-distance-bottom:0;mso-position-horizontal:absolute;mso-position-horizontal-relative:text;mso-position-vertical:absolute;mso-position-vertical-relative:text" o:gfxdata="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" strokeweight=".52906mm">
                 <v:stroke endarrow="open" joinstyle="miter"/>
               </v:shape>
             </w:pict>
@@ -2961,7 +2961,7 @@
           </mc:Choice>
           <mc:Fallback>
             <w:pict>
-              <v:shape w14:anchorId="79BFA61B" id="Straight Arrow Connector 7" o:spid="_x0000_s1026" type="#_x0000_t32" style="position:absolute;margin-left:35.2pt;margin-top:52.95pt;width:119pt;height:59.2pt;z-index:251674624;visibility:visible;mso-wrap-style:square;mso-wrap-distance-left:9pt;mso-wrap-distance-top:0;mso-wrap-distance-right:9pt;mso-wrap-distance-bottom:0;mso-position-horizontal:absolute;mso-position-horizontal-relative:text;mso-position-vertical:absolute;mso-position-vertical-relative:text" o:gfxdata="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" strokeweight=".52906mm">
+              <v:shape w14:anchorId="3B9C6FE6" id="Straight Arrow Connector 7" o:spid="_x0000_s1026" type="#_x0000_t32" style="position:absolute;margin-left:35.2pt;margin-top:52.95pt;width:119pt;height:59.2pt;z-index:251674624;visibility:visible;mso-wrap-style:square;mso-wrap-distance-left:9pt;mso-wrap-distance-top:0;mso-wrap-distance-right:9pt;mso-wrap-distance-bottom:0;mso-position-horizontal:absolute;mso-position-horizontal-relative:text;mso-position-vertical:absolute;mso-position-vertical-relative:text" o:gfxdata="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" strokeweight=".52906mm">
                 <v:stroke endarrow="open" joinstyle="miter"/>
               </v:shape>
             </w:pict>
@@ -3028,7 +3028,16 @@
                                 <w:u w:val="single"/>
                                 <w:rtl/>
                               </w:rPr>
-                              <w:t>עריכת פרטי משתמשים קיימים</w:t>
+                              <w:t xml:space="preserve">עריכת </w:t>
+                            </w:r>
+                            <w:r>
+                              <w:rPr>
+                                <w:b/>
+                                <w:bCs/>
+                                <w:u w:val="single"/>
+                                <w:rtl/>
+                              </w:rPr>
+                              <w:t>פרטי משתמשים קיימים</w:t>
                             </w:r>
                             <w:r>
                               <w:rPr>
@@ -3066,7 +3075,16 @@
                           <w:u w:val="single"/>
                           <w:rtl/>
                         </w:rPr>
-                        <w:t>עריכת פרטי משתמשים קיימים</w:t>
+                        <w:t xml:space="preserve">עריכת </w:t>
+                      </w:r>
+                      <w:r>
+                        <w:rPr>
+                          <w:b/>
+                          <w:bCs/>
+                          <w:u w:val="single"/>
+                          <w:rtl/>
+                        </w:rPr>
+                        <w:t>פרטי משתמשים קיימים</w:t>
                       </w:r>
                       <w:r>
                         <w:rPr>
@@ -3144,7 +3162,16 @@
                                 <w:u w:val="single"/>
                                 <w:rtl/>
                               </w:rPr>
-                              <w:t>מחיקת משתמשים קיימים</w:t>
+                              <w:t xml:space="preserve">מחיקת </w:t>
+                            </w:r>
+                            <w:r>
+                              <w:rPr>
+                                <w:b/>
+                                <w:bCs/>
+                                <w:u w:val="single"/>
+                                <w:rtl/>
+                              </w:rPr>
+                              <w:t>משתמשים קיימים</w:t>
                             </w:r>
                           </w:p>
                         </w:txbxContent>
@@ -3174,7 +3201,16 @@
                           <w:u w:val="single"/>
                           <w:rtl/>
                         </w:rPr>
-                        <w:t>מחיקת משתמשים קיימים</w:t>
+                        <w:t xml:space="preserve">מחיקת </w:t>
+                      </w:r>
+                      <w:r>
+                        <w:rPr>
+                          <w:b/>
+                          <w:bCs/>
+                          <w:u w:val="single"/>
+                          <w:rtl/>
+                        </w:rPr>
+                        <w:t>משתמשים קיימים</w:t>
                       </w:r>
                     </w:p>
                   </w:txbxContent>
@@ -3332,7 +3368,7 @@
           </mc:Choice>
           <mc:Fallback>
             <w:pict>
-              <v:shape w14:anchorId="5ABDEBCC" id="Straight Arrow Connector 7" o:spid="_x0000_s1026" type="#_x0000_t32" style="position:absolute;margin-left:35.3pt;margin-top:38.1pt;width:119pt;height:13.15pt;flip:y;z-index:251670528;visibility:visible;mso-wrap-style:square;mso-wrap-distance-left:9pt;mso-wrap-distance-top:0;mso-wrap-distance-right:9pt;mso-wrap-distance-bottom:0;mso-position-horizontal:absolute;mso-position-horizontal-relative:text;mso-position-vertical:absolute;mso-position-vertical-relative:text" o:gfxdata="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" strokeweight=".52906mm">
+              <v:shape w14:anchorId="3C45EE32" id="Straight Arrow Connector 7" o:spid="_x0000_s1026" type="#_x0000_t32" style="position:absolute;margin-left:35.3pt;margin-top:38.1pt;width:119pt;height:13.15pt;flip:y;z-index:251670528;visibility:visible;mso-wrap-style:square;mso-wrap-distance-left:9pt;mso-wrap-distance-top:0;mso-wrap-distance-right:9pt;mso-wrap-distance-bottom:0;mso-position-horizontal:absolute;mso-position-horizontal-relative:text;mso-position-vertical:absolute;mso-position-vertical-relative:text" o:gfxdata="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" strokeweight=".52906mm">
                 <v:stroke endarrow="open" joinstyle="miter"/>
               </v:shape>
             </w:pict>
@@ -3671,7 +3707,7 @@
           </mc:Choice>
           <mc:Fallback>
             <w:pict>
-              <v:shape w14:anchorId="4FA14A45" id="Straight Arrow Connector 7" o:spid="_x0000_s1026" type="#_x0000_t32" style="position:absolute;margin-left:330.65pt;margin-top:21.55pt;width:109.65pt;height:80.35pt;flip:x;z-index:251695104;visibility:visible;mso-wrap-style:square;mso-wrap-distance-left:9pt;mso-wrap-distance-top:0;mso-wrap-distance-right:9pt;mso-wrap-distance-bottom:0;mso-position-horizontal:absolute;mso-position-horizontal-relative:text;mso-position-vertical:absolute;mso-position-vertical-relative:text" o:gfxdata="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" strokeweight=".52906mm">
+              <v:shape w14:anchorId="3C1A7B97" id="Straight Arrow Connector 7" o:spid="_x0000_s1026" type="#_x0000_t32" style="position:absolute;margin-left:330.65pt;margin-top:21.55pt;width:109.65pt;height:80.35pt;flip:x;z-index:251695104;visibility:visible;mso-wrap-style:square;mso-wrap-distance-left:9pt;mso-wrap-distance-top:0;mso-wrap-distance-right:9pt;mso-wrap-distance-bottom:0;mso-position-horizontal:absolute;mso-position-horizontal-relative:text;mso-position-vertical:absolute;mso-position-vertical-relative:text" o:gfxdata="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" strokeweight=".52906mm">
                 <v:stroke endarrow="open" joinstyle="miter"/>
               </v:shape>
             </w:pict>
@@ -3734,7 +3770,7 @@
           </mc:Choice>
           <mc:Fallback>
             <w:pict>
-              <v:shape w14:anchorId="0D529F7A" id="Straight Arrow Connector 7" o:spid="_x0000_s1026" type="#_x0000_t32" style="position:absolute;margin-left:330.65pt;margin-top:7.45pt;width:106.3pt;height:52.65pt;flip:x;z-index:251693056;visibility:visible;mso-wrap-style:square;mso-wrap-distance-left:9pt;mso-wrap-distance-top:0;mso-wrap-distance-right:9pt;mso-wrap-distance-bottom:0;mso-position-horizontal:absolute;mso-position-horizontal-relative:text;mso-position-vertical:absolute;mso-position-vertical-relative:text" o:gfxdata="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" strokeweight=".52906mm">
+              <v:shape w14:anchorId="03353160" id="Straight Arrow Connector 7" o:spid="_x0000_s1026" type="#_x0000_t32" style="position:absolute;margin-left:330.65pt;margin-top:7.45pt;width:106.3pt;height:52.65pt;flip:x;z-index:251693056;visibility:visible;mso-wrap-style:square;mso-wrap-distance-left:9pt;mso-wrap-distance-top:0;mso-wrap-distance-right:9pt;mso-wrap-distance-bottom:0;mso-position-horizontal:absolute;mso-position-horizontal-relative:text;mso-position-vertical:absolute;mso-position-vertical-relative:text" o:gfxdata="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" strokeweight=".52906mm">
                 <v:stroke endarrow="open" joinstyle="miter"/>
               </v:shape>
             </w:pict>
@@ -3801,7 +3837,16 @@
                                 <w:u w:val="single"/>
                                 <w:rtl/>
                               </w:rPr>
-                              <w:t>יצירה של רשומת זמן ריצה</w:t>
+                              <w:t xml:space="preserve">יצירה </w:t>
+                            </w:r>
+                            <w:r>
+                              <w:rPr>
+                                <w:b/>
+                                <w:bCs/>
+                                <w:u w:val="single"/>
+                                <w:rtl/>
+                              </w:rPr>
+                              <w:t>של רשומת זמן ריצה</w:t>
                             </w:r>
                           </w:p>
                         </w:txbxContent>
@@ -3831,7 +3876,16 @@
                           <w:u w:val="single"/>
                           <w:rtl/>
                         </w:rPr>
-                        <w:t>יצירה של רשומת זמן ריצה</w:t>
+                        <w:t xml:space="preserve">יצירה </w:t>
+                      </w:r>
+                      <w:r>
+                        <w:rPr>
+                          <w:b/>
+                          <w:bCs/>
+                          <w:u w:val="single"/>
+                          <w:rtl/>
+                        </w:rPr>
+                        <w:t>של רשומת זמן ריצה</w:t>
                       </w:r>
                     </w:p>
                   </w:txbxContent>
@@ -3909,7 +3963,16 @@
                                 <w:u w:val="single"/>
                                 <w:rtl/>
                               </w:rPr>
-                              <w:t>צפייה ברשומות ומסלולי ריצה של שאר המשתמשים באפליקציה</w:t>
+                              <w:t xml:space="preserve">צפייה </w:t>
+                            </w:r>
+                            <w:r>
+                              <w:rPr>
+                                <w:b/>
+                                <w:bCs/>
+                                <w:u w:val="single"/>
+                                <w:rtl/>
+                              </w:rPr>
+                              <w:t>ברשומות ומסלולי ריצה של שאר המשתמשים באפליקציה</w:t>
                             </w:r>
                           </w:p>
                         </w:txbxContent>
@@ -3939,7 +4002,16 @@
                           <w:u w:val="single"/>
                           <w:rtl/>
                         </w:rPr>
-                        <w:t>צפייה ברשומות ומסלולי ריצה של שאר המשתמשים באפליקציה</w:t>
+                        <w:t xml:space="preserve">צפייה </w:t>
+                      </w:r>
+                      <w:r>
+                        <w:rPr>
+                          <w:b/>
+                          <w:bCs/>
+                          <w:u w:val="single"/>
+                          <w:rtl/>
+                        </w:rPr>
+                        <w:t>ברשומות ומסלולי ריצה של שאר המשתמשים באפליקציה</w:t>
                       </w:r>
                     </w:p>
                   </w:txbxContent>
@@ -4400,6 +4472,7 @@
         </w:rPr>
         <w:t>מדריך למשתמש-</w:t>
       </w:r>
+      <w:proofErr w:type="spellStart"/>
       <w:r>
         <w:rPr>
           <w:rFonts w:ascii="David" w:hAnsi="David" w:cs="David"/>
@@ -4407,6 +4480,7 @@
         </w:rPr>
         <w:t>SmartRun</w:t>
       </w:r>
+      <w:proofErr w:type="spellEnd"/>
     </w:p>
     <w:p>
       <w:pPr>
@@ -6161,8 +6235,20 @@
           <w:rtl/>
           <w:lang w:val="en-US"/>
         </w:rPr>
-        <w:t>-כפתור המעביר את המשתמש למסך של טיימר .</w:t>
-      </w:r>
+        <w:t xml:space="preserve">-כפתור המעביר את המשתמש למסך של </w:t>
+      </w:r>
+      <w:proofErr w:type="gramStart"/>
+      <w:r>
+        <w:rPr>
+          <w:rFonts w:ascii="David" w:hAnsi="David" w:cs="David" w:hint="cs"/>
+          <w:sz w:val="40"/>
+          <w:szCs w:val="40"/>
+          <w:rtl/>
+          <w:lang w:val="en-US"/>
+        </w:rPr>
+        <w:t>טיימר .</w:t>
+      </w:r>
+      <w:proofErr w:type="gramEnd"/>
     </w:p>
     <w:p>
       <w:pPr>
@@ -6221,8 +6307,20 @@
           <w:rtl/>
           <w:lang w:val="en-US"/>
         </w:rPr>
-        <w:t xml:space="preserve"> ומאפשר למשתמש ליצור מסלול חדש .</w:t>
-      </w:r>
+        <w:t xml:space="preserve"> ומאפשר למשתמש ליצור מסלול </w:t>
+      </w:r>
+      <w:proofErr w:type="gramStart"/>
+      <w:r>
+        <w:rPr>
+          <w:rFonts w:ascii="David" w:hAnsi="David" w:cs="David" w:hint="cs"/>
+          <w:sz w:val="40"/>
+          <w:szCs w:val="40"/>
+          <w:rtl/>
+          <w:lang w:val="en-US"/>
+        </w:rPr>
+        <w:t>חדש .</w:t>
+      </w:r>
+      <w:proofErr w:type="gramEnd"/>
     </w:p>
     <w:p>
       <w:pPr>
@@ -6260,8 +6358,20 @@
           <w:rtl/>
           <w:lang w:val="en-US"/>
         </w:rPr>
-        <w:t>-מסך שמראה את כל רשומות זמני הריצה של כל המשתמשים .</w:t>
-      </w:r>
+        <w:t xml:space="preserve">-מסך שמראה את כל רשומות זמני הריצה של כל </w:t>
+      </w:r>
+      <w:proofErr w:type="gramStart"/>
+      <w:r>
+        <w:rPr>
+          <w:rFonts w:ascii="David" w:hAnsi="David" w:cs="David" w:hint="cs"/>
+          <w:sz w:val="40"/>
+          <w:szCs w:val="40"/>
+          <w:rtl/>
+          <w:lang w:val="en-US"/>
+        </w:rPr>
+        <w:t>המשתמשים .</w:t>
+      </w:r>
+      <w:proofErr w:type="gramEnd"/>
     </w:p>
     <w:p>
       <w:pPr>
@@ -6963,7 +7073,29 @@
           <w:rtl/>
           <w:lang w:val="en-US"/>
         </w:rPr>
-        <w:t xml:space="preserve">-כפתור שמאפשר לעלות לענן את הזמן של המשתמש לענן . </w:t>
+        <w:t xml:space="preserve">-כפתור שמאפשר לעלות לענן את הזמן של המשתמש </w:t>
+      </w:r>
+      <w:proofErr w:type="gramStart"/>
+      <w:r>
+        <w:rPr>
+          <w:rFonts w:ascii="David" w:hAnsi="David" w:cs="David" w:hint="cs"/>
+          <w:sz w:val="40"/>
+          <w:szCs w:val="40"/>
+          <w:rtl/>
+          <w:lang w:val="en-US"/>
+        </w:rPr>
+        <w:t>לענן .</w:t>
+      </w:r>
+      <w:proofErr w:type="gramEnd"/>
+      <w:r>
+        <w:rPr>
+          <w:rFonts w:ascii="David" w:hAnsi="David" w:cs="David" w:hint="cs"/>
+          <w:sz w:val="40"/>
+          <w:szCs w:val="40"/>
+          <w:rtl/>
+          <w:lang w:val="en-US"/>
+        </w:rPr>
+        <w:t xml:space="preserve"> </w:t>
       </w:r>
     </w:p>
     <w:p>
@@ -8281,6 +8413,7 @@
         </w:rPr>
         <w:t xml:space="preserve"> </w:t>
       </w:r>
+      <w:proofErr w:type="gramStart"/>
       <w:r>
         <w:rPr>
           <w:rFonts w:ascii="David" w:hAnsi="David" w:cs="David"/>
@@ -8300,6 +8433,7 @@
         </w:rPr>
         <w:t xml:space="preserve"> .</w:t>
       </w:r>
+      <w:proofErr w:type="gramEnd"/>
     </w:p>
     <w:p>
       <w:pPr>
@@ -9295,7 +9429,7 @@
       </w:pPr>
       <w:r>
         <w:pict w14:anchorId="5FDF9C4F">
-          <v:shape id="Picture 1" o:spid="_x0000_i1026" type="#_x0000_t75" style="width:23.4pt;height:15.9pt;visibility:visible;mso-wrap-style:square">
+          <v:shape id="Picture 1" o:spid="_x0000_i1025" type="#_x0000_t75" style="width:23.5pt;height:16pt;visibility:visible;mso-wrap-style:square">
             <v:imagedata r:id="rId34" o:title=""/>
           </v:shape>
         </w:pict>
@@ -10321,7 +10455,17 @@
           <w:szCs w:val="40"/>
           <w:lang w:val="en-US"/>
         </w:rPr>
-        <w:t>Device Sync</w:t>
+        <w:t xml:space="preserve">Device </w:t>
+      </w:r>
+      <w:proofErr w:type="gramStart"/>
+      <w:r>
+        <w:rPr>
+          <w:rFonts w:ascii="David" w:hAnsi="David" w:cs="David"/>
+          <w:sz w:val="40"/>
+          <w:szCs w:val="40"/>
+          <w:lang w:val="en-US"/>
+        </w:rPr>
+        <w:t>Sync</w:t>
       </w:r>
       <w:r>
         <w:rPr>
@@ -10342,6 +10486,7 @@
         </w:rPr>
         <w:t>.</w:t>
       </w:r>
+      <w:proofErr w:type="gramEnd"/>
     </w:p>
     <w:p>
       <w:pPr>
@@ -12524,6 +12669,7 @@
         </w:rPr>
       </w:pPr>
       <w:proofErr w:type="spellStart"/>
+      <w:proofErr w:type="gramStart"/>
       <w:r>
         <w:rPr>
           <w:rFonts w:ascii="David" w:hAnsi="David" w:cs="David"/>
@@ -12539,7 +12685,16 @@
           <w:sz w:val="36"/>
           <w:szCs w:val="36"/>
         </w:rPr>
-        <w:t>()</w:t>
+        <w:t>(</w:t>
+      </w:r>
+      <w:proofErr w:type="gramEnd"/>
+      <w:r>
+        <w:rPr>
+          <w:rFonts w:ascii="David" w:hAnsi="David" w:cs="David"/>
+          <w:sz w:val="36"/>
+          <w:szCs w:val="36"/>
+        </w:rPr>
+        <w:t>)</w:t>
       </w:r>
       <w:r>
         <w:rPr>
@@ -12690,6 +12845,7 @@
         </w:rPr>
       </w:pPr>
       <w:proofErr w:type="spellStart"/>
+      <w:proofErr w:type="gramStart"/>
       <w:r>
         <w:rPr>
           <w:rFonts w:ascii="David" w:hAnsi="David" w:cs="David"/>
@@ -12705,7 +12861,16 @@
           <w:sz w:val="36"/>
           <w:szCs w:val="36"/>
         </w:rPr>
-        <w:t>(string email, string password)</w:t>
+        <w:t>(</w:t>
+      </w:r>
+      <w:proofErr w:type="gramEnd"/>
+      <w:r>
+        <w:rPr>
+          <w:rFonts w:ascii="David" w:hAnsi="David" w:cs="David"/>
+          <w:sz w:val="36"/>
+          <w:szCs w:val="36"/>
+        </w:rPr>
+        <w:t>string email, string password)</w:t>
       </w:r>
       <w:r>
         <w:rPr>
@@ -12792,6 +12957,7 @@
         </w:rPr>
       </w:pPr>
       <w:proofErr w:type="spellStart"/>
+      <w:proofErr w:type="gramStart"/>
       <w:r>
         <w:rPr>
           <w:rFonts w:ascii="David" w:hAnsi="David" w:cs="David"/>
@@ -12807,7 +12973,16 @@
           <w:sz w:val="36"/>
           <w:szCs w:val="36"/>
         </w:rPr>
-        <w:t>(string email, string password)</w:t>
+        <w:t>(</w:t>
+      </w:r>
+      <w:proofErr w:type="gramEnd"/>
+      <w:r>
+        <w:rPr>
+          <w:rFonts w:ascii="David" w:hAnsi="David" w:cs="David"/>
+          <w:sz w:val="36"/>
+          <w:szCs w:val="36"/>
+        </w:rPr>
+        <w:t>string email, string password)</w:t>
       </w:r>
       <w:r>
         <w:rPr>
@@ -12877,6 +13052,7 @@
         </w:rPr>
       </w:pPr>
       <w:proofErr w:type="spellStart"/>
+      <w:proofErr w:type="gramStart"/>
       <w:r>
         <w:rPr>
           <w:rFonts w:ascii="David" w:hAnsi="David" w:cs="David"/>
@@ -12892,7 +13068,16 @@
           <w:sz w:val="36"/>
           <w:szCs w:val="36"/>
         </w:rPr>
-        <w:t>()</w:t>
+        <w:t>(</w:t>
+      </w:r>
+      <w:proofErr w:type="gramEnd"/>
+      <w:r>
+        <w:rPr>
+          <w:rFonts w:ascii="David" w:hAnsi="David" w:cs="David"/>
+          <w:sz w:val="36"/>
+          <w:szCs w:val="36"/>
+        </w:rPr>
+        <w:t>)</w:t>
       </w:r>
       <w:r>
         <w:rPr>
@@ -12999,6 +13184,7 @@
         </w:rPr>
       </w:pPr>
       <w:proofErr w:type="spellStart"/>
+      <w:proofErr w:type="gramStart"/>
       <w:r>
         <w:rPr>
           <w:rFonts w:ascii="David" w:hAnsi="David" w:cs="David"/>
@@ -13014,7 +13200,16 @@
           <w:sz w:val="36"/>
           <w:szCs w:val="36"/>
         </w:rPr>
-        <w:t xml:space="preserve">(Realm realm, </w:t>
+        <w:t>(</w:t>
+      </w:r>
+      <w:proofErr w:type="gramEnd"/>
+      <w:r>
+        <w:rPr>
+          <w:rFonts w:ascii="David" w:hAnsi="David" w:cs="David"/>
+          <w:sz w:val="36"/>
+          <w:szCs w:val="36"/>
+        </w:rPr>
+        <w:t xml:space="preserve">Realm realm, </w:t>
       </w:r>
       <w:proofErr w:type="spellStart"/>
       <w:r>
@@ -13202,6 +13397,7 @@
         </w:rPr>
       </w:pPr>
       <w:proofErr w:type="spellStart"/>
+      <w:proofErr w:type="gramStart"/>
       <w:r>
         <w:rPr>
           <w:rFonts w:ascii="David" w:hAnsi="David" w:cs="David"/>
@@ -13217,7 +13413,16 @@
           <w:sz w:val="36"/>
           <w:szCs w:val="36"/>
         </w:rPr>
-        <w:t>(Realm realm)</w:t>
+        <w:t>(</w:t>
+      </w:r>
+      <w:proofErr w:type="gramEnd"/>
+      <w:r>
+        <w:rPr>
+          <w:rFonts w:ascii="David" w:hAnsi="David" w:cs="David"/>
+          <w:sz w:val="36"/>
+          <w:szCs w:val="36"/>
+        </w:rPr>
+        <w:t>Realm realm)</w:t>
       </w:r>
       <w:r>
         <w:rPr>
@@ -13830,6 +14035,7 @@
         <w:t>SubscriptionType</w:t>
       </w:r>
       <w:proofErr w:type="spellEnd"/>
+      <w:proofErr w:type="gramStart"/>
       <w:r>
         <w:rPr>
           <w:rFonts w:ascii="David" w:hAnsi="David" w:cs="David"/>
@@ -13847,6 +14053,7 @@
         </w:rPr>
         <w:t>.</w:t>
       </w:r>
+      <w:proofErr w:type="gramEnd"/>
     </w:p>
     <w:p>
       <w:pPr>
@@ -15024,6 +15231,7 @@
         </w:rPr>
         <w:t xml:space="preserve">מזהה ייחודי של המשתמש במסד </w:t>
       </w:r>
+      <w:proofErr w:type="gramStart"/>
       <w:r>
         <w:rPr>
           <w:rFonts w:ascii="David" w:hAnsi="David" w:cs="David" w:hint="cs"/>
@@ -15040,7 +15248,16 @@
           <w:sz w:val="40"/>
           <w:szCs w:val="40"/>
         </w:rPr>
-        <w:t>(MongoDB)</w:t>
+        <w:t>(</w:t>
+      </w:r>
+      <w:proofErr w:type="gramEnd"/>
+      <w:r>
+        <w:rPr>
+          <w:rFonts w:ascii="David" w:hAnsi="David" w:cs="David"/>
+          <w:sz w:val="40"/>
+          <w:szCs w:val="40"/>
+        </w:rPr>
+        <w:t>MongoDB)</w:t>
       </w:r>
       <w:r>
         <w:rPr>
@@ -15143,7 +15360,18 @@
           <w:rtl/>
           <w:lang w:val="en-US"/>
         </w:rPr>
-        <w:t>מזהה של המשתמש שהעלה את הרשומה, חובה למילוי</w:t>
+        <w:t xml:space="preserve">מזהה של המשתמש שהעלה את הרשומה, חובה </w:t>
+      </w:r>
+      <w:proofErr w:type="gramStart"/>
+      <w:r>
+        <w:rPr>
+          <w:rFonts w:ascii="David" w:hAnsi="David" w:cs="David"/>
+          <w:sz w:val="40"/>
+          <w:szCs w:val="40"/>
+          <w:rtl/>
+          <w:lang w:val="en-US"/>
+        </w:rPr>
+        <w:t>למילוי</w:t>
       </w:r>
       <w:r>
         <w:rPr>
@@ -15162,6 +15390,7 @@
         </w:rPr>
         <w:t>.</w:t>
       </w:r>
+      <w:proofErr w:type="gramEnd"/>
     </w:p>
     <w:p>
       <w:pPr>
@@ -15206,16 +15435,37 @@
           <w:rtl/>
           <w:lang w:val="en-US"/>
         </w:rPr>
-        <w:t>שם הפרופיל של המשתמש</w:t>
-      </w:r>
-      <w:r>
-        <w:rPr>
-          <w:rFonts w:ascii="David" w:hAnsi="David" w:cs="David" w:hint="cs"/>
-          <w:sz w:val="40"/>
-          <w:szCs w:val="40"/>
-          <w:rtl/>
-        </w:rPr>
-        <w:t xml:space="preserve">,מטיפוס </w:t>
+        <w:t xml:space="preserve">שם הפרופיל של </w:t>
+      </w:r>
+      <w:proofErr w:type="gramStart"/>
+      <w:r>
+        <w:rPr>
+          <w:rFonts w:ascii="David" w:hAnsi="David" w:cs="David"/>
+          <w:sz w:val="40"/>
+          <w:szCs w:val="40"/>
+          <w:rtl/>
+          <w:lang w:val="en-US"/>
+        </w:rPr>
+        <w:t>המשתמש</w:t>
+      </w:r>
+      <w:r>
+        <w:rPr>
+          <w:rFonts w:ascii="David" w:hAnsi="David" w:cs="David" w:hint="cs"/>
+          <w:sz w:val="40"/>
+          <w:szCs w:val="40"/>
+          <w:rtl/>
+        </w:rPr>
+        <w:t>,מטיפוס</w:t>
+      </w:r>
+      <w:proofErr w:type="gramEnd"/>
+      <w:r>
+        <w:rPr>
+          <w:rFonts w:ascii="David" w:hAnsi="David" w:cs="David" w:hint="cs"/>
+          <w:sz w:val="40"/>
+          <w:szCs w:val="40"/>
+          <w:rtl/>
+        </w:rPr>
+        <w:t xml:space="preserve"> </w:t>
       </w:r>
       <w:r>
         <w:rPr>
@@ -15251,6 +15501,7 @@
           <w:lang w:val="en-US"/>
         </w:rPr>
       </w:pPr>
+      <w:proofErr w:type="spellStart"/>
       <w:r>
         <w:rPr>
           <w:rFonts w:ascii="David" w:hAnsi="David" w:cs="David"/>
@@ -15261,6 +15512,7 @@
         </w:rPr>
         <w:t>MapName</w:t>
       </w:r>
+      <w:proofErr w:type="spellEnd"/>
       <w:r>
         <w:rPr>
           <w:rFonts w:ascii="David" w:hAnsi="David" w:cs="David" w:hint="cs"/>
@@ -15280,15 +15532,27 @@
         </w:rPr>
         <w:t xml:space="preserve">שם המפה המשויכת </w:t>
       </w:r>
-      <w:r>
-        <w:rPr>
-          <w:rFonts w:ascii="David" w:hAnsi="David" w:cs="David" w:hint="cs"/>
-          <w:sz w:val="40"/>
-          <w:szCs w:val="40"/>
-          <w:rtl/>
-          <w:lang w:val="en-US"/>
-        </w:rPr>
-        <w:t xml:space="preserve">למשתמש ,מטיפוס </w:t>
+      <w:proofErr w:type="gramStart"/>
+      <w:r>
+        <w:rPr>
+          <w:rFonts w:ascii="David" w:hAnsi="David" w:cs="David" w:hint="cs"/>
+          <w:sz w:val="40"/>
+          <w:szCs w:val="40"/>
+          <w:rtl/>
+          <w:lang w:val="en-US"/>
+        </w:rPr>
+        <w:t>למשתמש ,מטיפוס</w:t>
+      </w:r>
+      <w:proofErr w:type="gramEnd"/>
+      <w:r>
+        <w:rPr>
+          <w:rFonts w:ascii="David" w:hAnsi="David" w:cs="David" w:hint="cs"/>
+          <w:sz w:val="40"/>
+          <w:szCs w:val="40"/>
+          <w:rtl/>
+          <w:lang w:val="en-US"/>
+        </w:rPr>
+        <w:t xml:space="preserve"> </w:t>
       </w:r>
       <w:r>
         <w:rPr>
@@ -15358,7 +15622,17 @@
           <w:szCs w:val="40"/>
           <w:rtl/>
         </w:rPr>
-        <w:t xml:space="preserve">משך הזמן של הפעילות </w:t>
+        <w:t xml:space="preserve">משך הזמן של </w:t>
+      </w:r>
+      <w:proofErr w:type="gramStart"/>
+      <w:r>
+        <w:rPr>
+          <w:rFonts w:ascii="David" w:hAnsi="David" w:cs="David"/>
+          <w:sz w:val="40"/>
+          <w:szCs w:val="40"/>
+          <w:rtl/>
+        </w:rPr>
+        <w:t xml:space="preserve">הפעילות </w:t>
       </w:r>
       <w:r>
         <w:rPr>
@@ -15375,7 +15649,17 @@
           <w:szCs w:val="40"/>
           <w:rtl/>
         </w:rPr>
-        <w:t xml:space="preserve">האירובית של המשתמש באותו המסלול ,מטיפוס </w:t>
+        <w:t>האירובית</w:t>
+      </w:r>
+      <w:proofErr w:type="gramEnd"/>
+      <w:r>
+        <w:rPr>
+          <w:rFonts w:ascii="David" w:hAnsi="David" w:cs="David" w:hint="cs"/>
+          <w:sz w:val="40"/>
+          <w:szCs w:val="40"/>
+          <w:rtl/>
+        </w:rPr>
+        <w:t xml:space="preserve"> של המשתמש באותו המסלול ,מטיפוס </w:t>
       </w:r>
       <w:r>
         <w:rPr>
@@ -15457,16 +15741,35 @@
           <w:sz w:val="40"/>
           <w:szCs w:val="40"/>
         </w:rPr>
-        <w:t xml:space="preserve"> (MongoDB)</w:t>
-      </w:r>
-      <w:r>
-        <w:rPr>
-          <w:rFonts w:ascii="David" w:hAnsi="David" w:cs="David" w:hint="cs"/>
-          <w:sz w:val="40"/>
-          <w:szCs w:val="40"/>
-          <w:rtl/>
-        </w:rPr>
-        <w:t xml:space="preserve">,מטיפוס </w:t>
+        <w:t xml:space="preserve"> (MongoDB</w:t>
+      </w:r>
+      <w:proofErr w:type="gramStart"/>
+      <w:r>
+        <w:rPr>
+          <w:rFonts w:ascii="David" w:hAnsi="David" w:cs="David"/>
+          <w:sz w:val="40"/>
+          <w:szCs w:val="40"/>
+        </w:rPr>
+        <w:t>)</w:t>
+      </w:r>
+      <w:r>
+        <w:rPr>
+          <w:rFonts w:ascii="David" w:hAnsi="David" w:cs="David" w:hint="cs"/>
+          <w:sz w:val="40"/>
+          <w:szCs w:val="40"/>
+          <w:rtl/>
+        </w:rPr>
+        <w:t>,מטיפוס</w:t>
+      </w:r>
+      <w:proofErr w:type="gramEnd"/>
+      <w:r>
+        <w:rPr>
+          <w:rFonts w:ascii="David" w:hAnsi="David" w:cs="David" w:hint="cs"/>
+          <w:sz w:val="40"/>
+          <w:szCs w:val="40"/>
+          <w:rtl/>
+        </w:rPr>
+        <w:t xml:space="preserve"> </w:t>
       </w:r>
       <w:r>
         <w:rPr>
@@ -15530,16 +15833,37 @@
           <w:rtl/>
           <w:lang w:val="en-US"/>
         </w:rPr>
-        <w:t>הערות שהמשתמש הוסיף לרשומה</w:t>
-      </w:r>
-      <w:r>
-        <w:rPr>
-          <w:rFonts w:ascii="David" w:hAnsi="David" w:cs="David" w:hint="cs"/>
-          <w:sz w:val="40"/>
-          <w:szCs w:val="40"/>
-          <w:rtl/>
-        </w:rPr>
-        <w:t xml:space="preserve">.מטיפוס </w:t>
+        <w:t xml:space="preserve">הערות שהמשתמש הוסיף </w:t>
+      </w:r>
+      <w:proofErr w:type="gramStart"/>
+      <w:r>
+        <w:rPr>
+          <w:rFonts w:ascii="David" w:hAnsi="David" w:cs="David"/>
+          <w:sz w:val="40"/>
+          <w:szCs w:val="40"/>
+          <w:rtl/>
+          <w:lang w:val="en-US"/>
+        </w:rPr>
+        <w:t>לרשומה</w:t>
+      </w:r>
+      <w:r>
+        <w:rPr>
+          <w:rFonts w:ascii="David" w:hAnsi="David" w:cs="David" w:hint="cs"/>
+          <w:sz w:val="40"/>
+          <w:szCs w:val="40"/>
+          <w:rtl/>
+        </w:rPr>
+        <w:t>.מטיפוס</w:t>
+      </w:r>
+      <w:proofErr w:type="gramEnd"/>
+      <w:r>
+        <w:rPr>
+          <w:rFonts w:ascii="David" w:hAnsi="David" w:cs="David" w:hint="cs"/>
+          <w:sz w:val="40"/>
+          <w:szCs w:val="40"/>
+          <w:rtl/>
+        </w:rPr>
+        <w:t xml:space="preserve"> </w:t>
       </w:r>
       <w:r>
         <w:rPr>
@@ -16004,7 +16328,17 @@
           <w:szCs w:val="40"/>
           <w:rtl/>
         </w:rPr>
-        <w:t xml:space="preserve">שהמשתמש הוסיף על </w:t>
+        <w:t xml:space="preserve">שהמשתמש הוסיף </w:t>
+      </w:r>
+      <w:proofErr w:type="gramStart"/>
+      <w:r>
+        <w:rPr>
+          <w:rFonts w:ascii="David" w:hAnsi="David" w:cs="David" w:hint="cs"/>
+          <w:sz w:val="40"/>
+          <w:szCs w:val="40"/>
+          <w:rtl/>
+        </w:rPr>
+        <w:t xml:space="preserve">על </w:t>
       </w:r>
       <w:r>
         <w:rPr>
@@ -16032,7 +16366,18 @@
           <w:rtl/>
           <w:lang w:val="en-US"/>
         </w:rPr>
-        <w:t>מפה, מיוצר אוטומטית</w:t>
+        <w:t>מפה</w:t>
+      </w:r>
+      <w:proofErr w:type="gramEnd"/>
+      <w:r>
+        <w:rPr>
+          <w:rFonts w:ascii="David" w:hAnsi="David" w:cs="David"/>
+          <w:sz w:val="40"/>
+          <w:szCs w:val="40"/>
+          <w:rtl/>
+          <w:lang w:val="en-US"/>
+        </w:rPr>
+        <w:t>, מיוצר אוטומטית</w:t>
       </w:r>
       <w:r>
         <w:rPr>
@@ -16109,17 +16454,39 @@
           <w:rtl/>
           <w:lang w:val="en-US"/>
         </w:rPr>
-        <w:t xml:space="preserve">מזהה של </w:t>
-      </w:r>
-      <w:r>
-        <w:rPr>
-          <w:rFonts w:ascii="David" w:hAnsi="David" w:cs="David" w:hint="cs"/>
-          <w:sz w:val="40"/>
-          <w:szCs w:val="40"/>
-          <w:rtl/>
-          <w:lang w:val="en-US"/>
-        </w:rPr>
-        <w:t xml:space="preserve"> האובייקט של </w:t>
+        <w:t xml:space="preserve">מזהה </w:t>
+      </w:r>
+      <w:proofErr w:type="gramStart"/>
+      <w:r>
+        <w:rPr>
+          <w:rFonts w:ascii="David" w:hAnsi="David" w:cs="David"/>
+          <w:sz w:val="40"/>
+          <w:szCs w:val="40"/>
+          <w:rtl/>
+          <w:lang w:val="en-US"/>
+        </w:rPr>
+        <w:t xml:space="preserve">של </w:t>
+      </w:r>
+      <w:r>
+        <w:rPr>
+          <w:rFonts w:ascii="David" w:hAnsi="David" w:cs="David" w:hint="cs"/>
+          <w:sz w:val="40"/>
+          <w:szCs w:val="40"/>
+          <w:rtl/>
+          <w:lang w:val="en-US"/>
+        </w:rPr>
+        <w:t xml:space="preserve"> האובייקט</w:t>
+      </w:r>
+      <w:proofErr w:type="gramEnd"/>
+      <w:r>
+        <w:rPr>
+          <w:rFonts w:ascii="David" w:hAnsi="David" w:cs="David" w:hint="cs"/>
+          <w:sz w:val="40"/>
+          <w:szCs w:val="40"/>
+          <w:rtl/>
+          <w:lang w:val="en-US"/>
+        </w:rPr>
+        <w:t xml:space="preserve"> של </w:t>
       </w:r>
       <w:r>
         <w:rPr>
@@ -16186,6 +16553,7 @@
         </w:rPr>
         <w:t xml:space="preserve">  </w:t>
       </w:r>
+      <w:proofErr w:type="spellStart"/>
       <w:r>
         <w:rPr>
           <w:rFonts w:ascii="David" w:hAnsi="David" w:cs="David"/>
@@ -16196,6 +16564,7 @@
         </w:rPr>
         <w:t>Mapname</w:t>
       </w:r>
+      <w:proofErr w:type="spellEnd"/>
       <w:r>
         <w:rPr>
           <w:rFonts w:ascii="David" w:hAnsi="David" w:cs="David"/>
@@ -16214,7 +16583,29 @@
           <w:rtl/>
           <w:lang w:val="en-US"/>
         </w:rPr>
-        <w:t xml:space="preserve">של המסלול . טיפוס מסוג </w:t>
+        <w:t xml:space="preserve">של </w:t>
+      </w:r>
+      <w:proofErr w:type="gramStart"/>
+      <w:r>
+        <w:rPr>
+          <w:rFonts w:ascii="David" w:hAnsi="David" w:cs="David" w:hint="cs"/>
+          <w:sz w:val="40"/>
+          <w:szCs w:val="40"/>
+          <w:rtl/>
+          <w:lang w:val="en-US"/>
+        </w:rPr>
+        <w:t>המסלול .</w:t>
+      </w:r>
+      <w:proofErr w:type="gramEnd"/>
+      <w:r>
+        <w:rPr>
+          <w:rFonts w:ascii="David" w:hAnsi="David" w:cs="David" w:hint="cs"/>
+          <w:sz w:val="40"/>
+          <w:szCs w:val="40"/>
+          <w:rtl/>
+          <w:lang w:val="en-US"/>
+        </w:rPr>
+        <w:t xml:space="preserve"> טיפוס מסוג </w:t>
       </w:r>
       <w:r>
         <w:rPr>
@@ -16304,15 +16695,27 @@
         </w:rPr>
         <w:t xml:space="preserve">המתארת את </w:t>
       </w:r>
-      <w:r>
-        <w:rPr>
-          <w:rFonts w:ascii="David" w:hAnsi="David" w:cs="David" w:hint="cs"/>
-          <w:sz w:val="40"/>
-          <w:szCs w:val="40"/>
-          <w:rtl/>
-          <w:lang w:val="en-US"/>
-        </w:rPr>
-        <w:t xml:space="preserve">הנקודה . טיפוס מסוג </w:t>
+      <w:proofErr w:type="gramStart"/>
+      <w:r>
+        <w:rPr>
+          <w:rFonts w:ascii="David" w:hAnsi="David" w:cs="David" w:hint="cs"/>
+          <w:sz w:val="40"/>
+          <w:szCs w:val="40"/>
+          <w:rtl/>
+          <w:lang w:val="en-US"/>
+        </w:rPr>
+        <w:t>הנקודה .</w:t>
+      </w:r>
+      <w:proofErr w:type="gramEnd"/>
+      <w:r>
+        <w:rPr>
+          <w:rFonts w:ascii="David" w:hAnsi="David" w:cs="David" w:hint="cs"/>
+          <w:sz w:val="40"/>
+          <w:szCs w:val="40"/>
+          <w:rtl/>
+          <w:lang w:val="en-US"/>
+        </w:rPr>
+        <w:t xml:space="preserve"> טיפוס מסוג </w:t>
       </w:r>
       <w:r>
         <w:rPr>
@@ -16390,8 +16793,20 @@
           <w:rtl/>
           <w:lang w:val="en-US"/>
         </w:rPr>
-        <w:t>ת הנקודה .</w:t>
-      </w:r>
+        <w:t xml:space="preserve">ת </w:t>
+      </w:r>
+      <w:proofErr w:type="gramStart"/>
+      <w:r>
+        <w:rPr>
+          <w:rFonts w:ascii="David" w:hAnsi="David" w:cs="David" w:hint="cs"/>
+          <w:sz w:val="40"/>
+          <w:szCs w:val="40"/>
+          <w:rtl/>
+          <w:lang w:val="en-US"/>
+        </w:rPr>
+        <w:t>הנקודה .</w:t>
+      </w:r>
+      <w:proofErr w:type="gramEnd"/>
       <w:r>
         <w:rPr>
           <w:rFonts w:ascii="David" w:hAnsi="David" w:cs="David" w:hint="cs"/>
@@ -16516,7 +16931,18 @@
           <w:rtl/>
           <w:lang w:val="en-US"/>
         </w:rPr>
-        <w:t>נמצאת על המפה</w:t>
+        <w:t xml:space="preserve">נמצאת על </w:t>
+      </w:r>
+      <w:proofErr w:type="gramStart"/>
+      <w:r>
+        <w:rPr>
+          <w:rFonts w:ascii="David" w:hAnsi="David" w:cs="David" w:hint="cs"/>
+          <w:sz w:val="40"/>
+          <w:szCs w:val="40"/>
+          <w:rtl/>
+          <w:lang w:val="en-US"/>
+        </w:rPr>
+        <w:t>המפה</w:t>
       </w:r>
       <w:r>
         <w:rPr>
@@ -16536,7 +16962,18 @@
           <w:rtl/>
           <w:lang w:val="en-US"/>
         </w:rPr>
-        <w:t xml:space="preserve">טיפוס מסוג </w:t>
+        <w:t>טיפוס</w:t>
+      </w:r>
+      <w:proofErr w:type="gramEnd"/>
+      <w:r>
+        <w:rPr>
+          <w:rFonts w:ascii="David" w:hAnsi="David" w:cs="David" w:hint="cs"/>
+          <w:sz w:val="40"/>
+          <w:szCs w:val="40"/>
+          <w:rtl/>
+          <w:lang w:val="en-US"/>
+        </w:rPr>
+        <w:t xml:space="preserve"> מסוג </w:t>
       </w:r>
       <w:r>
         <w:rPr>
@@ -17794,6 +18231,7 @@
           <w:lang w:val="en-US"/>
         </w:rPr>
       </w:pPr>
+      <w:proofErr w:type="spellStart"/>
       <w:r>
         <w:rPr>
           <w:rFonts w:ascii="David" w:hAnsi="David" w:cs="David"/>
@@ -17802,6 +18240,7 @@
         </w:rPr>
         <w:t>MapHelper</w:t>
       </w:r>
+      <w:proofErr w:type="spellEnd"/>
       <w:r>
         <w:rPr>
           <w:rFonts w:ascii="David" w:hAnsi="David" w:cs="David"/>
@@ -17839,8 +18278,20 @@
           <w:rtl/>
           <w:lang w:val="en-US"/>
         </w:rPr>
-        <w:t>כוללת את כל החישובים הנכללים בתוך בניית מסלול חדש .</w:t>
-      </w:r>
+        <w:t xml:space="preserve">כוללת את כל החישובים הנכללים בתוך בניית מסלול </w:t>
+      </w:r>
+      <w:proofErr w:type="gramStart"/>
+      <w:r>
+        <w:rPr>
+          <w:rFonts w:ascii="David" w:hAnsi="David" w:cs="David" w:hint="cs"/>
+          <w:sz w:val="36"/>
+          <w:szCs w:val="36"/>
+          <w:rtl/>
+          <w:lang w:val="en-US"/>
+        </w:rPr>
+        <w:t>חדש .</w:t>
+      </w:r>
+      <w:proofErr w:type="gramEnd"/>
       <w:r>
         <w:rPr>
           <w:rFonts w:ascii="David" w:hAnsi="David" w:cs="David" w:hint="cs"/>
@@ -17865,6 +18316,7 @@
           <w:lang w:eastAsia="en-AU"/>
         </w:rPr>
       </w:pPr>
+      <w:proofErr w:type="gramStart"/>
       <w:r>
         <w:rPr>
           <w:rFonts w:ascii="Times New Roman" w:eastAsia="Times New Roman" w:hAnsi="Symbol" w:cs="Times New Roman"/>
@@ -17894,6 +18346,7 @@
         <w:t>setMap</w:t>
       </w:r>
       <w:proofErr w:type="spellEnd"/>
+      <w:proofErr w:type="gramEnd"/>
       <w:r>
         <w:rPr>
           <w:rFonts w:ascii="Times New Roman" w:eastAsia="Times New Roman" w:hAnsi="Times New Roman" w:cs="Times New Roman"/>
@@ -17917,6 +18370,7 @@
           <w:lang w:eastAsia="en-AU"/>
         </w:rPr>
       </w:pPr>
+      <w:proofErr w:type="gramStart"/>
       <w:r>
         <w:rPr>
           <w:rFonts w:ascii="Times New Roman" w:eastAsia="Times New Roman" w:hAnsi="Symbol" w:cs="Times New Roman"/>
@@ -17946,6 +18400,7 @@
         <w:t>showTrack</w:t>
       </w:r>
       <w:proofErr w:type="spellEnd"/>
+      <w:proofErr w:type="gramEnd"/>
       <w:r>
         <w:rPr>
           <w:rFonts w:ascii="Times New Roman" w:eastAsia="Times New Roman" w:hAnsi="Times New Roman" w:cs="Times New Roman"/>
@@ -17969,6 +18424,7 @@
           <w:lang w:eastAsia="en-AU"/>
         </w:rPr>
       </w:pPr>
+      <w:proofErr w:type="gramStart"/>
       <w:r>
         <w:rPr>
           <w:rFonts w:ascii="Times New Roman" w:eastAsia="Times New Roman" w:hAnsi="Symbol" w:cs="Times New Roman"/>
@@ -17998,6 +18454,7 @@
         <w:t>getPoint</w:t>
       </w:r>
       <w:proofErr w:type="spellEnd"/>
+      <w:proofErr w:type="gramEnd"/>
       <w:r>
         <w:rPr>
           <w:rFonts w:ascii="Times New Roman" w:eastAsia="Times New Roman" w:hAnsi="Times New Roman" w:cs="Times New Roman"/>
@@ -18021,6 +18478,7 @@
           <w:lang w:eastAsia="en-AU"/>
         </w:rPr>
       </w:pPr>
+      <w:proofErr w:type="gramStart"/>
       <w:r>
         <w:rPr>
           <w:rFonts w:ascii="Times New Roman" w:eastAsia="Times New Roman" w:hAnsi="Symbol" w:cs="Times New Roman"/>
@@ -18050,6 +18508,7 @@
         <w:t>showTrackOnMap</w:t>
       </w:r>
       <w:proofErr w:type="spellEnd"/>
+      <w:proofErr w:type="gramEnd"/>
       <w:r>
         <w:rPr>
           <w:rFonts w:ascii="Times New Roman" w:eastAsia="Times New Roman" w:hAnsi="Times New Roman" w:cs="Times New Roman"/>
@@ -18073,6 +18532,7 @@
           <w:lang w:eastAsia="en-AU"/>
         </w:rPr>
       </w:pPr>
+      <w:proofErr w:type="gramStart"/>
       <w:r>
         <w:rPr>
           <w:rFonts w:ascii="Times New Roman" w:eastAsia="Times New Roman" w:hAnsi="Symbol" w:cs="Times New Roman"/>
@@ -18102,6 +18562,7 @@
         <w:t>setPinsList</w:t>
       </w:r>
       <w:proofErr w:type="spellEnd"/>
+      <w:proofErr w:type="gramEnd"/>
       <w:r>
         <w:rPr>
           <w:rFonts w:ascii="Times New Roman" w:eastAsia="Times New Roman" w:hAnsi="Times New Roman" w:cs="Times New Roman"/>
@@ -18125,6 +18586,7 @@
           <w:lang w:eastAsia="en-AU"/>
         </w:rPr>
       </w:pPr>
+      <w:proofErr w:type="gramStart"/>
       <w:r>
         <w:rPr>
           <w:rFonts w:ascii="Times New Roman" w:eastAsia="Times New Roman" w:hAnsi="Symbol" w:cs="Times New Roman"/>
@@ -18154,6 +18616,7 @@
         <w:t>drawLineBetweenAllPins</w:t>
       </w:r>
       <w:proofErr w:type="spellEnd"/>
+      <w:proofErr w:type="gramEnd"/>
       <w:r>
         <w:rPr>
           <w:rFonts w:ascii="Times New Roman" w:eastAsia="Times New Roman" w:hAnsi="Times New Roman" w:cs="Times New Roman"/>
@@ -18177,6 +18640,7 @@
           <w:lang w:eastAsia="en-AU"/>
         </w:rPr>
       </w:pPr>
+      <w:proofErr w:type="gramStart"/>
       <w:r>
         <w:rPr>
           <w:rFonts w:ascii="Times New Roman" w:eastAsia="Times New Roman" w:hAnsi="Symbol" w:cs="Times New Roman"/>
@@ -18206,6 +18670,7 @@
         <w:t>removePolylineBetweenPins</w:t>
       </w:r>
       <w:proofErr w:type="spellEnd"/>
+      <w:proofErr w:type="gramEnd"/>
       <w:r>
         <w:rPr>
           <w:rFonts w:ascii="Times New Roman" w:eastAsia="Times New Roman" w:hAnsi="Times New Roman" w:cs="Times New Roman"/>
@@ -18229,6 +18694,7 @@
           <w:lang w:eastAsia="en-AU"/>
         </w:rPr>
       </w:pPr>
+      <w:proofErr w:type="gramStart"/>
       <w:r>
         <w:rPr>
           <w:rFonts w:ascii="Times New Roman" w:eastAsia="Times New Roman" w:hAnsi="Symbol" w:cs="Times New Roman"/>
@@ -18258,6 +18724,7 @@
         <w:t>deleteLastPoint</w:t>
       </w:r>
       <w:proofErr w:type="spellEnd"/>
+      <w:proofErr w:type="gramEnd"/>
       <w:r>
         <w:rPr>
           <w:rFonts w:ascii="Times New Roman" w:eastAsia="Times New Roman" w:hAnsi="Times New Roman" w:cs="Times New Roman"/>
@@ -18281,6 +18748,7 @@
           <w:lang w:eastAsia="en-AU"/>
         </w:rPr>
       </w:pPr>
+      <w:proofErr w:type="gramStart"/>
       <w:r>
         <w:rPr>
           <w:rFonts w:ascii="Times New Roman" w:eastAsia="Times New Roman" w:hAnsi="Symbol" w:cs="Times New Roman"/>
@@ -18310,6 +18778,7 @@
         <w:t>getPtrNamesAndPolylines</w:t>
       </w:r>
       <w:proofErr w:type="spellEnd"/>
+      <w:proofErr w:type="gramEnd"/>
       <w:r>
         <w:rPr>
           <w:rFonts w:ascii="Times New Roman" w:eastAsia="Times New Roman" w:hAnsi="Times New Roman" w:cs="Times New Roman"/>
@@ -18333,6 +18802,7 @@
           <w:lang w:eastAsia="en-AU"/>
         </w:rPr>
       </w:pPr>
+      <w:proofErr w:type="gramStart"/>
       <w:r>
         <w:rPr>
           <w:rFonts w:ascii="Times New Roman" w:eastAsia="Times New Roman" w:hAnsi="Symbol" w:cs="Times New Roman"/>
@@ -18349,7 +18819,17 @@
           <w:szCs w:val="36"/>
           <w:lang w:eastAsia="en-AU"/>
         </w:rPr>
-        <w:t xml:space="preserve">  drawLineBetween2Pins() </w:t>
+        <w:t xml:space="preserve">  drawLineBetween</w:t>
+      </w:r>
+      <w:proofErr w:type="gramEnd"/>
+      <w:r>
+        <w:rPr>
+          <w:rFonts w:ascii="Times New Roman" w:eastAsia="Times New Roman" w:hAnsi="Times New Roman" w:cs="Times New Roman"/>
+          <w:sz w:val="36"/>
+          <w:szCs w:val="36"/>
+          <w:lang w:eastAsia="en-AU"/>
+        </w:rPr>
+        <w:t xml:space="preserve">2Pins() </w:t>
       </w:r>
     </w:p>
     <w:p>
@@ -18365,6 +18845,7 @@
           <w:lang w:eastAsia="en-AU"/>
         </w:rPr>
       </w:pPr>
+      <w:proofErr w:type="gramStart"/>
       <w:r>
         <w:rPr>
           <w:rFonts w:ascii="Times New Roman" w:eastAsia="Times New Roman" w:hAnsi="Symbol" w:cs="Times New Roman"/>
@@ -18394,6 +18875,7 @@
         <w:t>calculateTotalDistance</w:t>
       </w:r>
       <w:proofErr w:type="spellEnd"/>
+      <w:proofErr w:type="gramEnd"/>
       <w:r>
         <w:rPr>
           <w:rFonts w:ascii="Times New Roman" w:eastAsia="Times New Roman" w:hAnsi="Times New Roman" w:cs="Times New Roman"/>
@@ -18417,6 +18899,7 @@
           <w:lang w:eastAsia="en-AU"/>
         </w:rPr>
       </w:pPr>
+      <w:proofErr w:type="gramStart"/>
       <w:r>
         <w:rPr>
           <w:rFonts w:ascii="Times New Roman" w:eastAsia="Times New Roman" w:hAnsi="Symbol" w:cs="Times New Roman"/>
@@ -18433,7 +18916,17 @@
           <w:szCs w:val="36"/>
           <w:lang w:eastAsia="en-AU"/>
         </w:rPr>
-        <w:t xml:space="preserve">  getDistance2Points() </w:t>
+        <w:t xml:space="preserve">  getDistance</w:t>
+      </w:r>
+      <w:proofErr w:type="gramEnd"/>
+      <w:r>
+        <w:rPr>
+          <w:rFonts w:ascii="Times New Roman" w:eastAsia="Times New Roman" w:hAnsi="Times New Roman" w:cs="Times New Roman"/>
+          <w:sz w:val="36"/>
+          <w:szCs w:val="36"/>
+          <w:lang w:eastAsia="en-AU"/>
+        </w:rPr>
+        <w:t xml:space="preserve">2Points() </w:t>
       </w:r>
     </w:p>
     <w:p>
@@ -18449,6 +18942,7 @@
           <w:lang w:eastAsia="en-AU"/>
         </w:rPr>
       </w:pPr>
+      <w:proofErr w:type="gramStart"/>
       <w:r>
         <w:rPr>
           <w:rFonts w:ascii="Times New Roman" w:eastAsia="Times New Roman" w:hAnsi="Symbol" w:cs="Times New Roman"/>
@@ -18478,6 +18972,7 @@
         <w:t>addPointOnMap</w:t>
       </w:r>
       <w:proofErr w:type="spellEnd"/>
+      <w:proofErr w:type="gramEnd"/>
       <w:r>
         <w:rPr>
           <w:rFonts w:ascii="Times New Roman" w:eastAsia="Times New Roman" w:hAnsi="Times New Roman" w:cs="Times New Roman"/>
@@ -18502,6 +18997,7 @@
           <w:lang w:val="en-US"/>
         </w:rPr>
       </w:pPr>
+      <w:proofErr w:type="gramStart"/>
       <w:r>
         <w:rPr>
           <w:rFonts w:ascii="Times New Roman" w:eastAsia="Times New Roman" w:hAnsi="Symbol" w:cs="Times New Roman"/>
@@ -18518,7 +19014,17 @@
           <w:szCs w:val="36"/>
           <w:lang w:eastAsia="en-AU"/>
         </w:rPr>
-        <w:t xml:space="preserve">  static </w:t>
+        <w:t xml:space="preserve">  static</w:t>
+      </w:r>
+      <w:proofErr w:type="gramEnd"/>
+      <w:r>
+        <w:rPr>
+          <w:rFonts w:ascii="Times New Roman" w:eastAsia="Times New Roman" w:hAnsi="Times New Roman" w:cs="Times New Roman"/>
+          <w:sz w:val="36"/>
+          <w:szCs w:val="36"/>
+          <w:lang w:eastAsia="en-AU"/>
+        </w:rPr>
+        <w:t xml:space="preserve"> </w:t>
       </w:r>
       <w:proofErr w:type="spellStart"/>
       <w:r>
@@ -18572,7 +19078,17 @@
           <w:szCs w:val="36"/>
           <w:rtl/>
         </w:rPr>
-        <w:t>-מחלקה זו מייצגת מחלקת סינגלטון</w:t>
+        <w:t xml:space="preserve">-מחלקה זו מייצגת מחלקת </w:t>
+      </w:r>
+      <w:proofErr w:type="gramStart"/>
+      <w:r>
+        <w:rPr>
+          <w:rFonts w:ascii="David" w:hAnsi="David" w:cs="David" w:hint="cs"/>
+          <w:sz w:val="36"/>
+          <w:szCs w:val="36"/>
+          <w:rtl/>
+        </w:rPr>
+        <w:t>סינגלטון</w:t>
       </w:r>
       <w:r>
         <w:rPr>
@@ -18600,6 +19116,7 @@
         </w:rPr>
         <w:t>שבוחרת</w:t>
       </w:r>
+      <w:proofErr w:type="gramEnd"/>
       <w:r>
         <w:rPr>
           <w:rFonts w:ascii="David" w:hAnsi="David" w:cs="David" w:hint="cs"/>
@@ -18798,6 +19315,7 @@
         </w:rPr>
       </w:pPr>
       <w:proofErr w:type="spellStart"/>
+      <w:proofErr w:type="gramStart"/>
       <w:r>
         <w:rPr>
           <w:rFonts w:ascii="David" w:hAnsi="David" w:cs="David"/>
@@ -18813,7 +19331,16 @@
           <w:sz w:val="36"/>
           <w:szCs w:val="36"/>
         </w:rPr>
-        <w:t xml:space="preserve">() (private constructor) </w:t>
+        <w:t>(</w:t>
+      </w:r>
+      <w:proofErr w:type="gramEnd"/>
+      <w:r>
+        <w:rPr>
+          <w:rFonts w:ascii="David" w:hAnsi="David" w:cs="David"/>
+          <w:sz w:val="36"/>
+          <w:szCs w:val="36"/>
+        </w:rPr>
+        <w:t xml:space="preserve">) (private constructor) </w:t>
       </w:r>
     </w:p>
     <w:p>
@@ -18858,6 +19385,7 @@
         </w:rPr>
       </w:pPr>
       <w:proofErr w:type="spellStart"/>
+      <w:proofErr w:type="gramStart"/>
       <w:r>
         <w:rPr>
           <w:rFonts w:ascii="David" w:hAnsi="David" w:cs="David"/>
@@ -18873,7 +19401,16 @@
           <w:sz w:val="36"/>
           <w:szCs w:val="36"/>
         </w:rPr>
-        <w:t xml:space="preserve">() </w:t>
+        <w:t>(</w:t>
+      </w:r>
+      <w:proofErr w:type="gramEnd"/>
+      <w:r>
+        <w:rPr>
+          <w:rFonts w:ascii="David" w:hAnsi="David" w:cs="David"/>
+          <w:sz w:val="36"/>
+          <w:szCs w:val="36"/>
+        </w:rPr>
+        <w:t xml:space="preserve">) </w:t>
       </w:r>
     </w:p>
     <w:p>
@@ -18893,6 +19430,7 @@
         </w:rPr>
       </w:pPr>
       <w:proofErr w:type="spellStart"/>
+      <w:proofErr w:type="gramStart"/>
       <w:r>
         <w:rPr>
           <w:rFonts w:ascii="David" w:hAnsi="David" w:cs="David"/>
@@ -18908,7 +19446,16 @@
           <w:sz w:val="36"/>
           <w:szCs w:val="36"/>
         </w:rPr>
-        <w:t xml:space="preserve">() </w:t>
+        <w:t>(</w:t>
+      </w:r>
+      <w:proofErr w:type="gramEnd"/>
+      <w:r>
+        <w:rPr>
+          <w:rFonts w:ascii="David" w:hAnsi="David" w:cs="David"/>
+          <w:sz w:val="36"/>
+          <w:szCs w:val="36"/>
+        </w:rPr>
+        <w:t xml:space="preserve">) </w:t>
       </w:r>
     </w:p>
     <w:p>
@@ -18930,6 +19477,7 @@
         </w:rPr>
       </w:pPr>
       <w:proofErr w:type="spellStart"/>
+      <w:proofErr w:type="gramStart"/>
       <w:r>
         <w:rPr>
           <w:rFonts w:ascii="David" w:hAnsi="David" w:cs="David"/>
@@ -18945,7 +19493,16 @@
           <w:sz w:val="36"/>
           <w:szCs w:val="36"/>
         </w:rPr>
-        <w:t>()</w:t>
+        <w:t>(</w:t>
+      </w:r>
+      <w:proofErr w:type="gramEnd"/>
+      <w:r>
+        <w:rPr>
+          <w:rFonts w:ascii="David" w:hAnsi="David" w:cs="David"/>
+          <w:sz w:val="36"/>
+          <w:szCs w:val="36"/>
+        </w:rPr>
+        <w:t>)</w:t>
       </w:r>
     </w:p>
     <w:p>
@@ -19786,6 +20343,7 @@
         </w:rPr>
       </w:pPr>
       <w:proofErr w:type="spellStart"/>
+      <w:proofErr w:type="gramStart"/>
       <w:r>
         <w:rPr>
           <w:rFonts w:ascii="David" w:hAnsi="David" w:cs="David"/>
@@ -19801,7 +20359,16 @@
           <w:sz w:val="36"/>
           <w:szCs w:val="36"/>
         </w:rPr>
-        <w:t xml:space="preserve">(string </w:t>
+        <w:t>(</w:t>
+      </w:r>
+      <w:proofErr w:type="gramEnd"/>
+      <w:r>
+        <w:rPr>
+          <w:rFonts w:ascii="David" w:hAnsi="David" w:cs="David"/>
+          <w:sz w:val="36"/>
+          <w:szCs w:val="36"/>
+        </w:rPr>
+        <w:t xml:space="preserve">string </w:t>
       </w:r>
       <w:proofErr w:type="spellStart"/>
       <w:r>
@@ -20284,6 +20851,7 @@
         </w:rPr>
       </w:pPr>
       <w:proofErr w:type="spellStart"/>
+      <w:proofErr w:type="gramStart"/>
       <w:r>
         <w:rPr>
           <w:rFonts w:ascii="David" w:hAnsi="David" w:cs="David"/>
@@ -20302,6 +20870,7 @@
         <w:t>(</w:t>
       </w:r>
       <w:proofErr w:type="spellStart"/>
+      <w:proofErr w:type="gramEnd"/>
       <w:r>
         <w:rPr>
           <w:rFonts w:ascii="David" w:hAnsi="David" w:cs="David"/>
@@ -20334,6 +20903,7 @@
         </w:rPr>
       </w:pPr>
       <w:proofErr w:type="spellStart"/>
+      <w:proofErr w:type="gramStart"/>
       <w:r>
         <w:rPr>
           <w:rFonts w:ascii="David" w:hAnsi="David" w:cs="David"/>
@@ -20352,6 +20922,7 @@
         <w:t>(</w:t>
       </w:r>
       <w:proofErr w:type="spellStart"/>
+      <w:proofErr w:type="gramEnd"/>
       <w:r>
         <w:rPr>
           <w:rFonts w:ascii="David" w:hAnsi="David" w:cs="David"/>
@@ -20401,13 +20972,23 @@
           <w:szCs w:val="36"/>
         </w:rPr>
       </w:pPr>
-      <w:r>
-        <w:rPr>
-          <w:rFonts w:ascii="David" w:hAnsi="David" w:cs="David"/>
-          <w:sz w:val="36"/>
-          <w:szCs w:val="36"/>
-        </w:rPr>
-        <w:t>Cancel()</w:t>
+      <w:proofErr w:type="gramStart"/>
+      <w:r>
+        <w:rPr>
+          <w:rFonts w:ascii="David" w:hAnsi="David" w:cs="David"/>
+          <w:sz w:val="36"/>
+          <w:szCs w:val="36"/>
+        </w:rPr>
+        <w:t>Cancel(</w:t>
+      </w:r>
+      <w:proofErr w:type="gramEnd"/>
+      <w:r>
+        <w:rPr>
+          <w:rFonts w:ascii="David" w:hAnsi="David" w:cs="David"/>
+          <w:sz w:val="36"/>
+          <w:szCs w:val="36"/>
+        </w:rPr>
+        <w:t>)</w:t>
       </w:r>
     </w:p>
     <w:p>
@@ -20563,6 +21144,7 @@
         <w:t xml:space="preserve">public </w:t>
       </w:r>
       <w:proofErr w:type="spellStart"/>
+      <w:proofErr w:type="gramStart"/>
       <w:r>
         <w:rPr>
           <w:rFonts w:ascii="David" w:hAnsi="David" w:cs="David"/>
@@ -20578,7 +21160,16 @@
           <w:sz w:val="36"/>
           <w:szCs w:val="36"/>
         </w:rPr>
-        <w:t xml:space="preserve">(); </w:t>
+        <w:t>(</w:t>
+      </w:r>
+      <w:proofErr w:type="gramEnd"/>
+      <w:r>
+        <w:rPr>
+          <w:rFonts w:ascii="David" w:hAnsi="David" w:cs="David"/>
+          <w:sz w:val="36"/>
+          <w:szCs w:val="36"/>
+        </w:rPr>
+        <w:t xml:space="preserve">); </w:t>
       </w:r>
     </w:p>
     <w:p>
@@ -20602,6 +21193,7 @@
         <w:t xml:space="preserve">public async void </w:t>
       </w:r>
       <w:proofErr w:type="spellStart"/>
+      <w:proofErr w:type="gramStart"/>
       <w:r>
         <w:rPr>
           <w:rFonts w:ascii="David" w:hAnsi="David" w:cs="David"/>
@@ -20620,6 +21212,7 @@
         <w:t>(</w:t>
       </w:r>
       <w:proofErr w:type="spellStart"/>
+      <w:proofErr w:type="gramEnd"/>
       <w:r>
         <w:rPr>
           <w:rFonts w:ascii="David" w:hAnsi="David" w:cs="David"/>
@@ -20695,6 +21288,7 @@
         <w:t xml:space="preserve"> private static string </w:t>
       </w:r>
       <w:proofErr w:type="spellStart"/>
+      <w:proofErr w:type="gramStart"/>
       <w:r>
         <w:rPr>
           <w:rFonts w:ascii="David" w:hAnsi="David" w:cs="David"/>
@@ -20710,7 +21304,16 @@
           <w:sz w:val="36"/>
           <w:szCs w:val="36"/>
         </w:rPr>
-        <w:t>();</w:t>
+        <w:t>(</w:t>
+      </w:r>
+      <w:proofErr w:type="gramEnd"/>
+      <w:r>
+        <w:rPr>
+          <w:rFonts w:ascii="David" w:hAnsi="David" w:cs="David"/>
+          <w:sz w:val="36"/>
+          <w:szCs w:val="36"/>
+        </w:rPr>
+        <w:t>);</w:t>
       </w:r>
     </w:p>
     <w:p>
@@ -20734,6 +21337,7 @@
         <w:t xml:space="preserve">public void </w:t>
       </w:r>
       <w:proofErr w:type="spellStart"/>
+      <w:proofErr w:type="gramStart"/>
       <w:r>
         <w:rPr>
           <w:rFonts w:ascii="David" w:hAnsi="David" w:cs="David"/>
@@ -20749,7 +21353,16 @@
           <w:sz w:val="36"/>
           <w:szCs w:val="36"/>
         </w:rPr>
-        <w:t>();</w:t>
+        <w:t>(</w:t>
+      </w:r>
+      <w:proofErr w:type="gramEnd"/>
+      <w:r>
+        <w:rPr>
+          <w:rFonts w:ascii="David" w:hAnsi="David" w:cs="David"/>
+          <w:sz w:val="36"/>
+          <w:szCs w:val="36"/>
+        </w:rPr>
+        <w:t>);</w:t>
       </w:r>
     </w:p>
     <w:p>
@@ -20773,6 +21386,7 @@
         <w:t xml:space="preserve">public async Task </w:t>
       </w:r>
       <w:proofErr w:type="spellStart"/>
+      <w:proofErr w:type="gramStart"/>
       <w:r>
         <w:rPr>
           <w:rFonts w:ascii="David" w:hAnsi="David" w:cs="David"/>
@@ -20788,7 +21402,16 @@
           <w:sz w:val="36"/>
           <w:szCs w:val="36"/>
         </w:rPr>
-        <w:t>();</w:t>
+        <w:t>(</w:t>
+      </w:r>
+      <w:proofErr w:type="gramEnd"/>
+      <w:r>
+        <w:rPr>
+          <w:rFonts w:ascii="David" w:hAnsi="David" w:cs="David"/>
+          <w:sz w:val="36"/>
+          <w:szCs w:val="36"/>
+        </w:rPr>
+        <w:t>);</w:t>
       </w:r>
     </w:p>
     <w:p>
@@ -20812,6 +21435,7 @@
         <w:t xml:space="preserve">public async Task </w:t>
       </w:r>
       <w:proofErr w:type="spellStart"/>
+      <w:proofErr w:type="gramStart"/>
       <w:r>
         <w:rPr>
           <w:rFonts w:ascii="David" w:hAnsi="David" w:cs="David"/>
@@ -20827,7 +21451,16 @@
           <w:sz w:val="36"/>
           <w:szCs w:val="36"/>
         </w:rPr>
-        <w:t>();</w:t>
+        <w:t>(</w:t>
+      </w:r>
+      <w:proofErr w:type="gramEnd"/>
+      <w:r>
+        <w:rPr>
+          <w:rFonts w:ascii="David" w:hAnsi="David" w:cs="David"/>
+          <w:sz w:val="36"/>
+          <w:szCs w:val="36"/>
+        </w:rPr>
+        <w:t>);</w:t>
       </w:r>
     </w:p>
     <w:p>
@@ -20848,7 +21481,25 @@
           <w:sz w:val="36"/>
           <w:szCs w:val="36"/>
         </w:rPr>
-        <w:t xml:space="preserve">public async Task Logout(); </w:t>
+        <w:t xml:space="preserve">public async Task </w:t>
+      </w:r>
+      <w:proofErr w:type="gramStart"/>
+      <w:r>
+        <w:rPr>
+          <w:rFonts w:ascii="David" w:hAnsi="David" w:cs="David"/>
+          <w:sz w:val="36"/>
+          <w:szCs w:val="36"/>
+        </w:rPr>
+        <w:t>Logout(</w:t>
+      </w:r>
+      <w:proofErr w:type="gramEnd"/>
+      <w:r>
+        <w:rPr>
+          <w:rFonts w:ascii="David" w:hAnsi="David" w:cs="David"/>
+          <w:sz w:val="36"/>
+          <w:szCs w:val="36"/>
+        </w:rPr>
+        <w:t xml:space="preserve">); </w:t>
       </w:r>
     </w:p>
     <w:p>
@@ -20869,7 +21520,16 @@
           <w:sz w:val="36"/>
           <w:szCs w:val="36"/>
         </w:rPr>
-        <w:t>private static List&lt;</w:t>
+        <w:t xml:space="preserve">private static </w:t>
+      </w:r>
+      <w:proofErr w:type="gramStart"/>
+      <w:r>
+        <w:rPr>
+          <w:rFonts w:ascii="David" w:hAnsi="David" w:cs="David"/>
+          <w:sz w:val="36"/>
+          <w:szCs w:val="36"/>
+        </w:rPr>
+        <w:t>List&lt;</w:t>
       </w:r>
       <w:proofErr w:type="spellStart"/>
       <w:r>
@@ -20881,6 +21541,7 @@
         <w:t>Maui.GoogleMaps.Pin</w:t>
       </w:r>
       <w:proofErr w:type="spellEnd"/>
+      <w:proofErr w:type="gramEnd"/>
       <w:r>
         <w:rPr>
           <w:rFonts w:ascii="David" w:hAnsi="David" w:cs="David"/>
@@ -20947,6 +21608,7 @@
         <w:t xml:space="preserve">public void </w:t>
       </w:r>
       <w:proofErr w:type="spellStart"/>
+      <w:proofErr w:type="gramStart"/>
       <w:r>
         <w:rPr>
           <w:rFonts w:ascii="David" w:hAnsi="David" w:cs="David"/>
@@ -20965,6 +21627,7 @@
         <w:t>(</w:t>
       </w:r>
       <w:proofErr w:type="spellStart"/>
+      <w:proofErr w:type="gramEnd"/>
       <w:r>
         <w:rPr>
           <w:rFonts w:ascii="David" w:hAnsi="David" w:cs="David"/>
@@ -21004,6 +21667,7 @@
         <w:t xml:space="preserve">public async Task </w:t>
       </w:r>
       <w:proofErr w:type="spellStart"/>
+      <w:proofErr w:type="gramStart"/>
       <w:r>
         <w:rPr>
           <w:rFonts w:ascii="David" w:hAnsi="David" w:cs="David"/>
@@ -21022,6 +21686,7 @@
         <w:t>(</w:t>
       </w:r>
       <w:proofErr w:type="spellStart"/>
+      <w:proofErr w:type="gramEnd"/>
       <w:r>
         <w:rPr>
           <w:rFonts w:ascii="David" w:hAnsi="David" w:cs="David"/>
@@ -21061,6 +21726,7 @@
         <w:t xml:space="preserve">public async Task </w:t>
       </w:r>
       <w:proofErr w:type="spellStart"/>
+      <w:proofErr w:type="gramStart"/>
       <w:r>
         <w:rPr>
           <w:rFonts w:ascii="David" w:hAnsi="David" w:cs="David"/>
@@ -21076,7 +21742,16 @@
           <w:sz w:val="36"/>
           <w:szCs w:val="36"/>
         </w:rPr>
-        <w:t>();</w:t>
+        <w:t>(</w:t>
+      </w:r>
+      <w:proofErr w:type="gramEnd"/>
+      <w:r>
+        <w:rPr>
+          <w:rFonts w:ascii="David" w:hAnsi="David" w:cs="David"/>
+          <w:sz w:val="36"/>
+          <w:szCs w:val="36"/>
+        </w:rPr>
+        <w:t>);</w:t>
       </w:r>
     </w:p>
     <w:p>
@@ -21100,6 +21775,7 @@
         <w:t xml:space="preserve">public async Task </w:t>
       </w:r>
       <w:proofErr w:type="spellStart"/>
+      <w:proofErr w:type="gramStart"/>
       <w:r>
         <w:rPr>
           <w:rFonts w:ascii="David" w:hAnsi="David" w:cs="David"/>
@@ -21118,6 +21794,7 @@
         <w:t>(</w:t>
       </w:r>
       <w:proofErr w:type="spellStart"/>
+      <w:proofErr w:type="gramEnd"/>
       <w:r>
         <w:rPr>
           <w:rFonts w:ascii="David" w:hAnsi="David" w:cs="David"/>
@@ -21211,6 +21888,7 @@
         <w:t xml:space="preserve">public async Task </w:t>
       </w:r>
       <w:proofErr w:type="spellStart"/>
+      <w:proofErr w:type="gramStart"/>
       <w:r>
         <w:rPr>
           <w:rFonts w:ascii="David" w:hAnsi="David" w:cs="David"/>
@@ -21229,6 +21907,7 @@
         <w:t>(</w:t>
       </w:r>
       <w:proofErr w:type="spellStart"/>
+      <w:proofErr w:type="gramEnd"/>
       <w:r>
         <w:rPr>
           <w:rFonts w:ascii="David" w:hAnsi="David" w:cs="David"/>
@@ -21265,7 +21944,25 @@
           <w:sz w:val="36"/>
           <w:szCs w:val="36"/>
         </w:rPr>
-        <w:t xml:space="preserve"> public void Refresh();</w:t>
+        <w:t xml:space="preserve"> public void </w:t>
+      </w:r>
+      <w:proofErr w:type="gramStart"/>
+      <w:r>
+        <w:rPr>
+          <w:rFonts w:ascii="David" w:hAnsi="David" w:cs="David"/>
+          <w:sz w:val="36"/>
+          <w:szCs w:val="36"/>
+        </w:rPr>
+        <w:t>Refresh(</w:t>
+      </w:r>
+      <w:proofErr w:type="gramEnd"/>
+      <w:r>
+        <w:rPr>
+          <w:rFonts w:ascii="David" w:hAnsi="David" w:cs="David"/>
+          <w:sz w:val="36"/>
+          <w:szCs w:val="36"/>
+        </w:rPr>
+        <w:t>);</w:t>
       </w:r>
     </w:p>
     <w:p>
@@ -21289,6 +21986,7 @@
         <w:t xml:space="preserve">public async Task </w:t>
       </w:r>
       <w:proofErr w:type="spellStart"/>
+      <w:proofErr w:type="gramStart"/>
       <w:r>
         <w:rPr>
           <w:rFonts w:ascii="David" w:hAnsi="David" w:cs="David"/>
@@ -21304,7 +22002,16 @@
           <w:sz w:val="36"/>
           <w:szCs w:val="36"/>
         </w:rPr>
-        <w:t xml:space="preserve">(); </w:t>
+        <w:t>(</w:t>
+      </w:r>
+      <w:proofErr w:type="gramEnd"/>
+      <w:r>
+        <w:rPr>
+          <w:rFonts w:ascii="David" w:hAnsi="David" w:cs="David"/>
+          <w:sz w:val="36"/>
+          <w:szCs w:val="36"/>
+        </w:rPr>
+        <w:t xml:space="preserve">); </w:t>
       </w:r>
     </w:p>
     <w:p>
@@ -21328,6 +22035,7 @@
         <w:t xml:space="preserve">public void </w:t>
       </w:r>
       <w:proofErr w:type="spellStart"/>
+      <w:proofErr w:type="gramStart"/>
       <w:r>
         <w:rPr>
           <w:rFonts w:ascii="David" w:hAnsi="David" w:cs="David"/>
@@ -21343,7 +22051,16 @@
           <w:sz w:val="36"/>
           <w:szCs w:val="36"/>
         </w:rPr>
-        <w:t>();</w:t>
+        <w:t>(</w:t>
+      </w:r>
+      <w:proofErr w:type="gramEnd"/>
+      <w:r>
+        <w:rPr>
+          <w:rFonts w:ascii="David" w:hAnsi="David" w:cs="David"/>
+          <w:sz w:val="36"/>
+          <w:szCs w:val="36"/>
+        </w:rPr>
+        <w:t>);</w:t>
       </w:r>
     </w:p>
     <w:p>
@@ -21367,6 +22084,7 @@
         <w:t xml:space="preserve">public async Task </w:t>
       </w:r>
       <w:proofErr w:type="spellStart"/>
+      <w:proofErr w:type="gramStart"/>
       <w:r>
         <w:rPr>
           <w:rFonts w:ascii="David" w:hAnsi="David" w:cs="David"/>
@@ -21382,7 +22100,16 @@
           <w:sz w:val="36"/>
           <w:szCs w:val="36"/>
         </w:rPr>
-        <w:t xml:space="preserve">(string </w:t>
+        <w:t>(</w:t>
+      </w:r>
+      <w:proofErr w:type="gramEnd"/>
+      <w:r>
+        <w:rPr>
+          <w:rFonts w:ascii="David" w:hAnsi="David" w:cs="David"/>
+          <w:sz w:val="36"/>
+          <w:szCs w:val="36"/>
+        </w:rPr>
+        <w:t xml:space="preserve">string </w:t>
       </w:r>
       <w:proofErr w:type="spellStart"/>
       <w:r>
@@ -21424,6 +22151,7 @@
         <w:t xml:space="preserve"> private async Task&lt;bool&gt; </w:t>
       </w:r>
       <w:proofErr w:type="spellStart"/>
+      <w:proofErr w:type="gramStart"/>
       <w:r>
         <w:rPr>
           <w:rFonts w:ascii="David" w:hAnsi="David" w:cs="David"/>
@@ -21442,6 +22170,7 @@
         <w:t>(</w:t>
       </w:r>
       <w:proofErr w:type="spellStart"/>
+      <w:proofErr w:type="gramEnd"/>
       <w:r>
         <w:rPr>
           <w:rFonts w:ascii="David" w:hAnsi="David" w:cs="David"/>
@@ -21499,6 +22228,7 @@
         <w:t xml:space="preserve">private async Task&lt;bool&gt; </w:t>
       </w:r>
       <w:proofErr w:type="spellStart"/>
+      <w:proofErr w:type="gramStart"/>
       <w:r>
         <w:rPr>
           <w:rFonts w:ascii="David" w:hAnsi="David" w:cs="David"/>
@@ -21517,6 +22247,7 @@
         <w:t>(</w:t>
       </w:r>
       <w:proofErr w:type="spellStart"/>
+      <w:proofErr w:type="gramEnd"/>
       <w:r>
         <w:rPr>
           <w:rFonts w:ascii="David" w:hAnsi="David" w:cs="David"/>
@@ -21704,6 +22435,7 @@
         <w:t xml:space="preserve">public </w:t>
       </w:r>
       <w:proofErr w:type="spellStart"/>
+      <w:proofErr w:type="gramStart"/>
       <w:r>
         <w:rPr>
           <w:rFonts w:ascii="David" w:hAnsi="David" w:cs="David"/>
@@ -21721,7 +22453,17 @@
           <w:szCs w:val="32"/>
           <w:lang w:val="en-US"/>
         </w:rPr>
-        <w:t>()</w:t>
+        <w:t>(</w:t>
+      </w:r>
+      <w:proofErr w:type="gramEnd"/>
+      <w:r>
+        <w:rPr>
+          <w:rFonts w:ascii="David" w:hAnsi="David" w:cs="David"/>
+          <w:sz w:val="32"/>
+          <w:szCs w:val="32"/>
+          <w:lang w:val="en-US"/>
+        </w:rPr>
+        <w:t>)</w:t>
       </w:r>
     </w:p>
     <w:p>
@@ -21751,6 +22493,7 @@
         <w:t xml:space="preserve">public async Task </w:t>
       </w:r>
       <w:proofErr w:type="spellStart"/>
+      <w:proofErr w:type="gramStart"/>
       <w:r>
         <w:rPr>
           <w:rFonts w:ascii="David" w:hAnsi="David" w:cs="David"/>
@@ -21768,7 +22511,17 @@
           <w:szCs w:val="32"/>
           <w:lang w:val="en-US"/>
         </w:rPr>
-        <w:t>()</w:t>
+        <w:t>(</w:t>
+      </w:r>
+      <w:proofErr w:type="gramEnd"/>
+      <w:r>
+        <w:rPr>
+          <w:rFonts w:ascii="David" w:hAnsi="David" w:cs="David"/>
+          <w:sz w:val="32"/>
+          <w:szCs w:val="32"/>
+          <w:lang w:val="en-US"/>
+        </w:rPr>
+        <w:t>)</w:t>
       </w:r>
     </w:p>
     <w:p>
@@ -21798,6 +22551,7 @@
         <w:t xml:space="preserve">public async Task </w:t>
       </w:r>
       <w:proofErr w:type="spellStart"/>
+      <w:proofErr w:type="gramStart"/>
       <w:r>
         <w:rPr>
           <w:rFonts w:ascii="David" w:hAnsi="David" w:cs="David"/>
@@ -21815,7 +22569,17 @@
           <w:szCs w:val="32"/>
           <w:lang w:val="en-US"/>
         </w:rPr>
-        <w:t>()</w:t>
+        <w:t>(</w:t>
+      </w:r>
+      <w:proofErr w:type="gramEnd"/>
+      <w:r>
+        <w:rPr>
+          <w:rFonts w:ascii="David" w:hAnsi="David" w:cs="David"/>
+          <w:sz w:val="32"/>
+          <w:szCs w:val="32"/>
+          <w:lang w:val="en-US"/>
+        </w:rPr>
+        <w:t>)</w:t>
       </w:r>
     </w:p>
     <w:p>
@@ -21845,6 +22609,7 @@
         <w:t xml:space="preserve">private async Task&lt;bool&gt; </w:t>
       </w:r>
       <w:proofErr w:type="spellStart"/>
+      <w:proofErr w:type="gramStart"/>
       <w:r>
         <w:rPr>
           <w:rFonts w:ascii="David" w:hAnsi="David" w:cs="David"/>
@@ -21862,7 +22627,17 @@
           <w:szCs w:val="32"/>
           <w:lang w:val="en-US"/>
         </w:rPr>
-        <w:t>()</w:t>
+        <w:t>(</w:t>
+      </w:r>
+      <w:proofErr w:type="gramEnd"/>
+      <w:r>
+        <w:rPr>
+          <w:rFonts w:ascii="David" w:hAnsi="David" w:cs="David"/>
+          <w:sz w:val="32"/>
+          <w:szCs w:val="32"/>
+          <w:lang w:val="en-US"/>
+        </w:rPr>
+        <w:t>)</w:t>
       </w:r>
     </w:p>
     <w:p>
@@ -21909,7 +22684,27 @@
           <w:szCs w:val="32"/>
           <w:lang w:val="en-US"/>
         </w:rPr>
-        <w:t xml:space="preserve"> { get; set; }</w:t>
+        <w:t xml:space="preserve"> </w:t>
+      </w:r>
+      <w:proofErr w:type="gramStart"/>
+      <w:r>
+        <w:rPr>
+          <w:rFonts w:ascii="David" w:hAnsi="David" w:cs="David"/>
+          <w:sz w:val="32"/>
+          <w:szCs w:val="32"/>
+          <w:lang w:val="en-US"/>
+        </w:rPr>
+        <w:t>{ get</w:t>
+      </w:r>
+      <w:proofErr w:type="gramEnd"/>
+      <w:r>
+        <w:rPr>
+          <w:rFonts w:ascii="David" w:hAnsi="David" w:cs="David"/>
+          <w:sz w:val="32"/>
+          <w:szCs w:val="32"/>
+          <w:lang w:val="en-US"/>
+        </w:rPr>
+        <w:t>; set; }</w:t>
       </w:r>
     </w:p>
     <w:p>
@@ -21939,6 +22734,7 @@
         <w:t xml:space="preserve">public void </w:t>
       </w:r>
       <w:proofErr w:type="spellStart"/>
+      <w:proofErr w:type="gramStart"/>
       <w:r>
         <w:rPr>
           <w:rFonts w:ascii="David" w:hAnsi="David" w:cs="David"/>
@@ -21956,7 +22752,17 @@
           <w:szCs w:val="32"/>
           <w:lang w:val="en-US"/>
         </w:rPr>
-        <w:t xml:space="preserve">(string </w:t>
+        <w:t>(</w:t>
+      </w:r>
+      <w:proofErr w:type="gramEnd"/>
+      <w:r>
+        <w:rPr>
+          <w:rFonts w:ascii="David" w:hAnsi="David" w:cs="David"/>
+          <w:sz w:val="32"/>
+          <w:szCs w:val="32"/>
+          <w:lang w:val="en-US"/>
+        </w:rPr>
+        <w:t xml:space="preserve">string </w:t>
       </w:r>
       <w:proofErr w:type="spellStart"/>
       <w:r>
@@ -22006,6 +22812,7 @@
         <w:t xml:space="preserve">public string </w:t>
       </w:r>
       <w:proofErr w:type="spellStart"/>
+      <w:proofErr w:type="gramStart"/>
       <w:r>
         <w:rPr>
           <w:rFonts w:ascii="David" w:hAnsi="David" w:cs="David"/>
@@ -22023,7 +22830,17 @@
           <w:szCs w:val="32"/>
           <w:lang w:val="en-US"/>
         </w:rPr>
-        <w:t>()</w:t>
+        <w:t>(</w:t>
+      </w:r>
+      <w:proofErr w:type="gramEnd"/>
+      <w:r>
+        <w:rPr>
+          <w:rFonts w:ascii="David" w:hAnsi="David" w:cs="David"/>
+          <w:sz w:val="32"/>
+          <w:szCs w:val="32"/>
+          <w:lang w:val="en-US"/>
+        </w:rPr>
+        <w:t>)</w:t>
       </w:r>
     </w:p>
     <w:p>
@@ -22053,6 +22870,7 @@
         <w:t xml:space="preserve">public async void </w:t>
       </w:r>
       <w:proofErr w:type="spellStart"/>
+      <w:proofErr w:type="gramStart"/>
       <w:r>
         <w:rPr>
           <w:rFonts w:ascii="David" w:hAnsi="David" w:cs="David"/>
@@ -22070,7 +22888,17 @@
           <w:szCs w:val="32"/>
           <w:lang w:val="en-US"/>
         </w:rPr>
-        <w:t>()</w:t>
+        <w:t>(</w:t>
+      </w:r>
+      <w:proofErr w:type="gramEnd"/>
+      <w:r>
+        <w:rPr>
+          <w:rFonts w:ascii="David" w:hAnsi="David" w:cs="David"/>
+          <w:sz w:val="32"/>
+          <w:szCs w:val="32"/>
+          <w:lang w:val="en-US"/>
+        </w:rPr>
+        <w:t>)</w:t>
       </w:r>
     </w:p>
     <w:p>
@@ -22227,6 +23055,7 @@
         <w:t xml:space="preserve">&gt; </w:t>
       </w:r>
       <w:proofErr w:type="spellStart"/>
+      <w:proofErr w:type="gramStart"/>
       <w:r>
         <w:rPr>
           <w:rFonts w:ascii="David" w:hAnsi="David" w:cs="David"/>
@@ -22244,7 +23073,17 @@
           <w:szCs w:val="32"/>
           <w:lang w:val="en-US"/>
         </w:rPr>
-        <w:t>()</w:t>
+        <w:t>(</w:t>
+      </w:r>
+      <w:proofErr w:type="gramEnd"/>
+      <w:r>
+        <w:rPr>
+          <w:rFonts w:ascii="David" w:hAnsi="David" w:cs="David"/>
+          <w:sz w:val="32"/>
+          <w:szCs w:val="32"/>
+          <w:lang w:val="en-US"/>
+        </w:rPr>
+        <w:t>)</w:t>
       </w:r>
     </w:p>
     <w:p>
@@ -22271,7 +23110,27 @@
           <w:szCs w:val="32"/>
           <w:lang w:val="en-US"/>
         </w:rPr>
-        <w:t>public async Task Logout()</w:t>
+        <w:t xml:space="preserve">public async Task </w:t>
+      </w:r>
+      <w:proofErr w:type="gramStart"/>
+      <w:r>
+        <w:rPr>
+          <w:rFonts w:ascii="David" w:hAnsi="David" w:cs="David"/>
+          <w:sz w:val="32"/>
+          <w:szCs w:val="32"/>
+          <w:lang w:val="en-US"/>
+        </w:rPr>
+        <w:t>Logout(</w:t>
+      </w:r>
+      <w:proofErr w:type="gramEnd"/>
+      <w:r>
+        <w:rPr>
+          <w:rFonts w:ascii="David" w:hAnsi="David" w:cs="David"/>
+          <w:sz w:val="32"/>
+          <w:szCs w:val="32"/>
+          <w:lang w:val="en-US"/>
+        </w:rPr>
+        <w:t>)</w:t>
       </w:r>
     </w:p>
     <w:p>
@@ -22301,6 +23160,7 @@
         <w:t xml:space="preserve">public async Task </w:t>
       </w:r>
       <w:proofErr w:type="spellStart"/>
+      <w:proofErr w:type="gramStart"/>
       <w:r>
         <w:rPr>
           <w:rFonts w:ascii="David" w:hAnsi="David" w:cs="David"/>
@@ -22318,7 +23178,17 @@
           <w:szCs w:val="32"/>
           <w:lang w:val="en-US"/>
         </w:rPr>
-        <w:t>()</w:t>
+        <w:t>(</w:t>
+      </w:r>
+      <w:proofErr w:type="gramEnd"/>
+      <w:r>
+        <w:rPr>
+          <w:rFonts w:ascii="David" w:hAnsi="David" w:cs="David"/>
+          <w:sz w:val="32"/>
+          <w:szCs w:val="32"/>
+          <w:lang w:val="en-US"/>
+        </w:rPr>
+        <w:t>)</w:t>
       </w:r>
     </w:p>
     <w:p>
@@ -22338,6 +23208,7 @@
           <w:lang w:val="en-US"/>
         </w:rPr>
       </w:pPr>
+      <w:proofErr w:type="gramStart"/>
       <w:r>
         <w:rPr>
           <w:rFonts w:ascii="David" w:hAnsi="David" w:cs="David"/>
@@ -22345,9 +23216,9 @@
           <w:szCs w:val="32"/>
           <w:lang w:val="en-US"/>
         </w:rPr>
-        <w:t xml:space="preserve">public async Task </w:t>
-      </w:r>
-      <w:proofErr w:type="spellStart"/>
+        <w:t>public async</w:t>
+      </w:r>
+      <w:proofErr w:type="gramEnd"/>
       <w:r>
         <w:rPr>
           <w:rFonts w:ascii="David" w:hAnsi="David" w:cs="David"/>
@@ -22355,9 +23226,10 @@
           <w:szCs w:val="32"/>
           <w:lang w:val="en-US"/>
         </w:rPr>
-        <w:t>DeleteMap</w:t>
-      </w:r>
-      <w:proofErr w:type="spellEnd"/>
+        <w:t xml:space="preserve"> Task </w:t>
+      </w:r>
+      <w:proofErr w:type="spellStart"/>
+      <w:proofErr w:type="gramStart"/>
       <w:r>
         <w:rPr>
           <w:rFonts w:ascii="David" w:hAnsi="David" w:cs="David"/>
@@ -22365,9 +23237,20 @@
           <w:szCs w:val="32"/>
           <w:lang w:val="en-US"/>
         </w:rPr>
+        <w:t>DeleteMap</w:t>
+      </w:r>
+      <w:proofErr w:type="spellEnd"/>
+      <w:r>
+        <w:rPr>
+          <w:rFonts w:ascii="David" w:hAnsi="David" w:cs="David"/>
+          <w:sz w:val="32"/>
+          <w:szCs w:val="32"/>
+          <w:lang w:val="en-US"/>
+        </w:rPr>
         <w:t>(</w:t>
       </w:r>
       <w:proofErr w:type="spellStart"/>
+      <w:proofErr w:type="gramEnd"/>
       <w:r>
         <w:rPr>
           <w:rFonts w:ascii="David" w:hAnsi="David" w:cs="David"/>
@@ -22405,6 +23288,7 @@
           <w:lang w:val="en-US"/>
         </w:rPr>
       </w:pPr>
+      <w:proofErr w:type="gramStart"/>
       <w:r>
         <w:rPr>
           <w:rFonts w:ascii="David" w:hAnsi="David" w:cs="David"/>
@@ -22412,9 +23296,9 @@
           <w:szCs w:val="32"/>
           <w:lang w:val="en-US"/>
         </w:rPr>
-        <w:t xml:space="preserve">public async Task </w:t>
-      </w:r>
-      <w:proofErr w:type="spellStart"/>
+        <w:t>public async</w:t>
+      </w:r>
+      <w:proofErr w:type="gramEnd"/>
       <w:r>
         <w:rPr>
           <w:rFonts w:ascii="David" w:hAnsi="David" w:cs="David"/>
@@ -22422,9 +23306,10 @@
           <w:szCs w:val="32"/>
           <w:lang w:val="en-US"/>
         </w:rPr>
-        <w:t>DeleteSinglePin</w:t>
-      </w:r>
-      <w:proofErr w:type="spellEnd"/>
+        <w:t xml:space="preserve"> Task </w:t>
+      </w:r>
+      <w:proofErr w:type="spellStart"/>
+      <w:proofErr w:type="gramStart"/>
       <w:r>
         <w:rPr>
           <w:rFonts w:ascii="David" w:hAnsi="David" w:cs="David"/>
@@ -22432,9 +23317,20 @@
           <w:szCs w:val="32"/>
           <w:lang w:val="en-US"/>
         </w:rPr>
+        <w:t>DeleteSinglePin</w:t>
+      </w:r>
+      <w:proofErr w:type="spellEnd"/>
+      <w:r>
+        <w:rPr>
+          <w:rFonts w:ascii="David" w:hAnsi="David" w:cs="David"/>
+          <w:sz w:val="32"/>
+          <w:szCs w:val="32"/>
+          <w:lang w:val="en-US"/>
+        </w:rPr>
         <w:t>(</w:t>
       </w:r>
       <w:proofErr w:type="spellStart"/>
+      <w:proofErr w:type="gramEnd"/>
       <w:r>
         <w:rPr>
           <w:rFonts w:ascii="David" w:hAnsi="David" w:cs="David"/>
@@ -22479,7 +23375,27 @@
           <w:szCs w:val="32"/>
           <w:lang w:val="en-US"/>
         </w:rPr>
-        <w:t>public void Refresh()</w:t>
+        <w:t xml:space="preserve">public void </w:t>
+      </w:r>
+      <w:proofErr w:type="gramStart"/>
+      <w:r>
+        <w:rPr>
+          <w:rFonts w:ascii="David" w:hAnsi="David" w:cs="David"/>
+          <w:sz w:val="32"/>
+          <w:szCs w:val="32"/>
+          <w:lang w:val="en-US"/>
+        </w:rPr>
+        <w:t>Refresh(</w:t>
+      </w:r>
+      <w:proofErr w:type="gramEnd"/>
+      <w:r>
+        <w:rPr>
+          <w:rFonts w:ascii="David" w:hAnsi="David" w:cs="David"/>
+          <w:sz w:val="32"/>
+          <w:szCs w:val="32"/>
+          <w:lang w:val="en-US"/>
+        </w:rPr>
+        <w:t>)</w:t>
       </w:r>
     </w:p>
     <w:p>
@@ -22509,6 +23425,7 @@
         <w:t xml:space="preserve">public async Task </w:t>
       </w:r>
       <w:proofErr w:type="spellStart"/>
+      <w:proofErr w:type="gramStart"/>
       <w:r>
         <w:rPr>
           <w:rFonts w:ascii="David" w:hAnsi="David" w:cs="David"/>
@@ -22526,7 +23443,17 @@
           <w:szCs w:val="32"/>
           <w:lang w:val="en-US"/>
         </w:rPr>
-        <w:t>()</w:t>
+        <w:t>(</w:t>
+      </w:r>
+      <w:proofErr w:type="gramEnd"/>
+      <w:r>
+        <w:rPr>
+          <w:rFonts w:ascii="David" w:hAnsi="David" w:cs="David"/>
+          <w:sz w:val="32"/>
+          <w:szCs w:val="32"/>
+          <w:lang w:val="en-US"/>
+        </w:rPr>
+        <w:t>)</w:t>
       </w:r>
     </w:p>
     <w:p>
@@ -22556,6 +23483,7 @@
         <w:t xml:space="preserve">public void </w:t>
       </w:r>
       <w:proofErr w:type="spellStart"/>
+      <w:proofErr w:type="gramStart"/>
       <w:r>
         <w:rPr>
           <w:rFonts w:ascii="David" w:hAnsi="David" w:cs="David"/>
@@ -22573,7 +23501,17 @@
           <w:szCs w:val="32"/>
           <w:lang w:val="en-US"/>
         </w:rPr>
-        <w:t>()</w:t>
+        <w:t>(</w:t>
+      </w:r>
+      <w:proofErr w:type="gramEnd"/>
+      <w:r>
+        <w:rPr>
+          <w:rFonts w:ascii="David" w:hAnsi="David" w:cs="David"/>
+          <w:sz w:val="32"/>
+          <w:szCs w:val="32"/>
+          <w:lang w:val="en-US"/>
+        </w:rPr>
+        <w:t>)</w:t>
       </w:r>
     </w:p>
     <w:p>
@@ -22603,6 +23541,7 @@
         <w:t xml:space="preserve">private async Task&lt;bool&gt; </w:t>
       </w:r>
       <w:proofErr w:type="spellStart"/>
+      <w:proofErr w:type="gramStart"/>
       <w:r>
         <w:rPr>
           <w:rFonts w:ascii="David" w:hAnsi="David" w:cs="David"/>
@@ -22620,7 +23559,17 @@
           <w:szCs w:val="32"/>
           <w:lang w:val="en-US"/>
         </w:rPr>
-        <w:t>()</w:t>
+        <w:t>(</w:t>
+      </w:r>
+      <w:proofErr w:type="gramEnd"/>
+      <w:r>
+        <w:rPr>
+          <w:rFonts w:ascii="David" w:hAnsi="David" w:cs="David"/>
+          <w:sz w:val="32"/>
+          <w:szCs w:val="32"/>
+          <w:lang w:val="en-US"/>
+        </w:rPr>
+        <w:t>)</w:t>
       </w:r>
     </w:p>
     <w:p>
@@ -22650,6 +23599,7 @@
         <w:t xml:space="preserve">public async Task </w:t>
       </w:r>
       <w:proofErr w:type="spellStart"/>
+      <w:proofErr w:type="gramStart"/>
       <w:r>
         <w:rPr>
           <w:rFonts w:ascii="David" w:hAnsi="David" w:cs="David"/>
@@ -22667,7 +23617,17 @@
           <w:szCs w:val="32"/>
           <w:lang w:val="en-US"/>
         </w:rPr>
-        <w:t>()</w:t>
+        <w:t>(</w:t>
+      </w:r>
+      <w:proofErr w:type="gramEnd"/>
+      <w:r>
+        <w:rPr>
+          <w:rFonts w:ascii="David" w:hAnsi="David" w:cs="David"/>
+          <w:sz w:val="32"/>
+          <w:szCs w:val="32"/>
+          <w:lang w:val="en-US"/>
+        </w:rPr>
+        <w:t>)</w:t>
       </w:r>
     </w:p>
     <w:p>
@@ -22697,6 +23657,7 @@
         <w:t xml:space="preserve">partial void </w:t>
       </w:r>
       <w:proofErr w:type="spellStart"/>
+      <w:proofErr w:type="gramStart"/>
       <w:r>
         <w:rPr>
           <w:rFonts w:ascii="David" w:hAnsi="David" w:cs="David"/>
@@ -22714,7 +23675,17 @@
           <w:szCs w:val="32"/>
           <w:lang w:val="en-US"/>
         </w:rPr>
-        <w:t>()</w:t>
+        <w:t>(</w:t>
+      </w:r>
+      <w:proofErr w:type="gramEnd"/>
+      <w:r>
+        <w:rPr>
+          <w:rFonts w:ascii="David" w:hAnsi="David" w:cs="David"/>
+          <w:sz w:val="32"/>
+          <w:szCs w:val="32"/>
+          <w:lang w:val="en-US"/>
+        </w:rPr>
+        <w:t>)</w:t>
       </w:r>
     </w:p>
     <w:p>
@@ -22744,6 +23715,7 @@
         <w:t xml:space="preserve">public void </w:t>
       </w:r>
       <w:proofErr w:type="spellStart"/>
+      <w:proofErr w:type="gramStart"/>
       <w:r>
         <w:rPr>
           <w:rFonts w:ascii="David" w:hAnsi="David" w:cs="David"/>
@@ -22761,7 +23733,17 @@
           <w:szCs w:val="32"/>
           <w:lang w:val="en-US"/>
         </w:rPr>
-        <w:t>()</w:t>
+        <w:t>(</w:t>
+      </w:r>
+      <w:proofErr w:type="gramEnd"/>
+      <w:r>
+        <w:rPr>
+          <w:rFonts w:ascii="David" w:hAnsi="David" w:cs="David"/>
+          <w:sz w:val="32"/>
+          <w:szCs w:val="32"/>
+          <w:lang w:val="en-US"/>
+        </w:rPr>
+        <w:t>)</w:t>
       </w:r>
     </w:p>
     <w:p>
@@ -22791,6 +23773,7 @@
         <w:t xml:space="preserve">async partial void </w:t>
       </w:r>
       <w:proofErr w:type="spellStart"/>
+      <w:proofErr w:type="gramStart"/>
       <w:r>
         <w:rPr>
           <w:rFonts w:ascii="David" w:hAnsi="David" w:cs="David"/>
@@ -22808,7 +23791,17 @@
           <w:szCs w:val="32"/>
           <w:lang w:val="en-US"/>
         </w:rPr>
-        <w:t>()</w:t>
+        <w:t>(</w:t>
+      </w:r>
+      <w:proofErr w:type="gramEnd"/>
+      <w:r>
+        <w:rPr>
+          <w:rFonts w:ascii="David" w:hAnsi="David" w:cs="David"/>
+          <w:sz w:val="32"/>
+          <w:szCs w:val="32"/>
+          <w:lang w:val="en-US"/>
+        </w:rPr>
+        <w:t>)</w:t>
       </w:r>
     </w:p>
     <w:p>
@@ -23018,17 +24011,38 @@
           <w:szCs w:val="32"/>
           <w:lang w:val="en-US"/>
         </w:rPr>
-        <w:t>public async Task Login</w:t>
-      </w:r>
+        <w:t xml:space="preserve">public async Task </w:t>
+      </w:r>
+      <w:proofErr w:type="gramStart"/>
       <w:r>
         <w:rPr>
           <w:rFonts w:ascii="David" w:hAnsi="David" w:cs="David"/>
           <w:sz w:val="32"/>
           <w:szCs w:val="32"/>
-          <w:rtl/>
-          <w:lang w:val="en-US"/>
-        </w:rPr>
-        <w:t>()</w:t>
+          <w:lang w:val="en-US"/>
+        </w:rPr>
+        <w:t>Login</w:t>
+      </w:r>
+      <w:r>
+        <w:rPr>
+          <w:rFonts w:ascii="David" w:hAnsi="David" w:cs="David"/>
+          <w:sz w:val="32"/>
+          <w:szCs w:val="32"/>
+          <w:rtl/>
+          <w:lang w:val="en-US"/>
+        </w:rPr>
+        <w:t>(</w:t>
+      </w:r>
+      <w:proofErr w:type="gramEnd"/>
+      <w:r>
+        <w:rPr>
+          <w:rFonts w:ascii="David" w:hAnsi="David" w:cs="David"/>
+          <w:sz w:val="32"/>
+          <w:szCs w:val="32"/>
+          <w:rtl/>
+          <w:lang w:val="en-US"/>
+        </w:rPr>
+        <w:t>)</w:t>
       </w:r>
     </w:p>
     <w:p>
@@ -23059,6 +24073,7 @@
         <w:t xml:space="preserve">public async Task </w:t>
       </w:r>
       <w:proofErr w:type="spellStart"/>
+      <w:proofErr w:type="gramStart"/>
       <w:r>
         <w:rPr>
           <w:rFonts w:ascii="David" w:hAnsi="David" w:cs="David"/>
@@ -23077,7 +24092,18 @@
           <w:rtl/>
           <w:lang w:val="en-US"/>
         </w:rPr>
-        <w:t>()</w:t>
+        <w:t>(</w:t>
+      </w:r>
+      <w:proofErr w:type="gramEnd"/>
+      <w:r>
+        <w:rPr>
+          <w:rFonts w:ascii="David" w:hAnsi="David" w:cs="David"/>
+          <w:sz w:val="32"/>
+          <w:szCs w:val="32"/>
+          <w:rtl/>
+          <w:lang w:val="en-US"/>
+        </w:rPr>
+        <w:t>)</w:t>
       </w:r>
     </w:p>
     <w:p>
@@ -23108,6 +24134,7 @@
         <w:t xml:space="preserve">private async Task </w:t>
       </w:r>
       <w:proofErr w:type="spellStart"/>
+      <w:proofErr w:type="gramStart"/>
       <w:r>
         <w:rPr>
           <w:rFonts w:ascii="David" w:hAnsi="David" w:cs="David"/>
@@ -23126,7 +24153,18 @@
           <w:rtl/>
           <w:lang w:val="en-US"/>
         </w:rPr>
-        <w:t>()</w:t>
+        <w:t>(</w:t>
+      </w:r>
+      <w:proofErr w:type="gramEnd"/>
+      <w:r>
+        <w:rPr>
+          <w:rFonts w:ascii="David" w:hAnsi="David" w:cs="David"/>
+          <w:sz w:val="32"/>
+          <w:szCs w:val="32"/>
+          <w:rtl/>
+          <w:lang w:val="en-US"/>
+        </w:rPr>
+        <w:t>)</w:t>
       </w:r>
     </w:p>
     <w:p>
@@ -23157,6 +24195,7 @@
         <w:t xml:space="preserve">private async Task </w:t>
       </w:r>
       <w:proofErr w:type="spellStart"/>
+      <w:proofErr w:type="gramStart"/>
       <w:r>
         <w:rPr>
           <w:rFonts w:ascii="David" w:hAnsi="David" w:cs="David"/>
@@ -23175,7 +24214,18 @@
           <w:rtl/>
           <w:lang w:val="en-US"/>
         </w:rPr>
-        <w:t>()</w:t>
+        <w:t>(</w:t>
+      </w:r>
+      <w:proofErr w:type="gramEnd"/>
+      <w:r>
+        <w:rPr>
+          <w:rFonts w:ascii="David" w:hAnsi="David" w:cs="David"/>
+          <w:sz w:val="32"/>
+          <w:szCs w:val="32"/>
+          <w:rtl/>
+          <w:lang w:val="en-US"/>
+        </w:rPr>
+        <w:t>)</w:t>
       </w:r>
     </w:p>
     <w:p>
@@ -23206,6 +24256,7 @@
         <w:t xml:space="preserve">private async Task&lt;bool&gt; </w:t>
       </w:r>
       <w:proofErr w:type="spellStart"/>
+      <w:proofErr w:type="gramStart"/>
       <w:r>
         <w:rPr>
           <w:rFonts w:ascii="David" w:hAnsi="David" w:cs="David"/>
@@ -23224,7 +24275,18 @@
           <w:rtl/>
           <w:lang w:val="en-US"/>
         </w:rPr>
-        <w:t>()</w:t>
+        <w:t>(</w:t>
+      </w:r>
+      <w:proofErr w:type="gramEnd"/>
+      <w:r>
+        <w:rPr>
+          <w:rFonts w:ascii="David" w:hAnsi="David" w:cs="David"/>
+          <w:sz w:val="32"/>
+          <w:szCs w:val="32"/>
+          <w:rtl/>
+          <w:lang w:val="en-US"/>
+        </w:rPr>
+        <w:t>)</w:t>
       </w:r>
     </w:p>
     <w:p>
@@ -23256,6 +24318,7 @@
         <w:t xml:space="preserve">private async Task </w:t>
       </w:r>
       <w:proofErr w:type="spellStart"/>
+      <w:proofErr w:type="gramStart"/>
       <w:r>
         <w:rPr>
           <w:rFonts w:ascii="David" w:hAnsi="David" w:cs="David"/>
@@ -23274,7 +24337,18 @@
           <w:rtl/>
           <w:lang w:val="en-US"/>
         </w:rPr>
-        <w:t>()</w:t>
+        <w:t>(</w:t>
+      </w:r>
+      <w:proofErr w:type="gramEnd"/>
+      <w:r>
+        <w:rPr>
+          <w:rFonts w:ascii="David" w:hAnsi="David" w:cs="David"/>
+          <w:sz w:val="32"/>
+          <w:szCs w:val="32"/>
+          <w:rtl/>
+          <w:lang w:val="en-US"/>
+        </w:rPr>
+        <w:t>)</w:t>
       </w:r>
     </w:p>
     <w:p>
@@ -23846,6 +24920,7 @@
         </w:rPr>
         <w:t xml:space="preserve">הוא </w:t>
       </w:r>
+      <w:proofErr w:type="gramStart"/>
       <w:r>
         <w:rPr>
           <w:rFonts w:ascii="David" w:hAnsi="David" w:cs="David" w:hint="cs"/>
@@ -23861,7 +24936,16 @@
           <w:sz w:val="36"/>
           <w:szCs w:val="36"/>
         </w:rPr>
-        <w:t xml:space="preserve"> (Attribute) </w:t>
+        <w:t xml:space="preserve"> (</w:t>
+      </w:r>
+      <w:proofErr w:type="gramEnd"/>
+      <w:r>
+        <w:rPr>
+          <w:rFonts w:ascii="David" w:hAnsi="David" w:cs="David"/>
+          <w:sz w:val="36"/>
+          <w:szCs w:val="36"/>
+        </w:rPr>
+        <w:t xml:space="preserve">Attribute) </w:t>
       </w:r>
       <w:r>
         <w:rPr>
@@ -25202,7 +26286,25 @@
           <w:sz w:val="28"/>
           <w:szCs w:val="28"/>
         </w:rPr>
-        <w:t xml:space="preserve"> Instance { get; }</w:t>
+        <w:t xml:space="preserve"> Instance </w:t>
+      </w:r>
+      <w:proofErr w:type="gramStart"/>
+      <w:r>
+        <w:rPr>
+          <w:rFonts w:ascii="David" w:hAnsi="David" w:cs="David"/>
+          <w:sz w:val="28"/>
+          <w:szCs w:val="28"/>
+        </w:rPr>
+        <w:t>{ get</w:t>
+      </w:r>
+      <w:proofErr w:type="gramEnd"/>
+      <w:r>
+        <w:rPr>
+          <w:rFonts w:ascii="David" w:hAnsi="David" w:cs="David"/>
+          <w:sz w:val="28"/>
+          <w:szCs w:val="28"/>
+        </w:rPr>
+        <w:t>; }</w:t>
       </w:r>
     </w:p>
     <w:p>
@@ -25245,7 +26347,25 @@
           <w:sz w:val="28"/>
           <w:szCs w:val="28"/>
         </w:rPr>
-        <w:t xml:space="preserve"> { get; set; }</w:t>
+        <w:t xml:space="preserve"> </w:t>
+      </w:r>
+      <w:proofErr w:type="gramStart"/>
+      <w:r>
+        <w:rPr>
+          <w:rFonts w:ascii="David" w:hAnsi="David" w:cs="David"/>
+          <w:sz w:val="28"/>
+          <w:szCs w:val="28"/>
+        </w:rPr>
+        <w:t>{ get</w:t>
+      </w:r>
+      <w:proofErr w:type="gramEnd"/>
+      <w:r>
+        <w:rPr>
+          <w:rFonts w:ascii="David" w:hAnsi="David" w:cs="David"/>
+          <w:sz w:val="28"/>
+          <w:szCs w:val="28"/>
+        </w:rPr>
+        <w:t>; set; }</w:t>
       </w:r>
     </w:p>
     <w:p>
@@ -25273,6 +26393,7 @@
         <w:t xml:space="preserve">public void </w:t>
       </w:r>
       <w:proofErr w:type="spellStart"/>
+      <w:proofErr w:type="gramStart"/>
       <w:r>
         <w:rPr>
           <w:rFonts w:ascii="David" w:hAnsi="David" w:cs="David"/>
@@ -25288,7 +26409,16 @@
           <w:sz w:val="28"/>
           <w:szCs w:val="28"/>
         </w:rPr>
-        <w:t xml:space="preserve">(string </w:t>
+        <w:t>(</w:t>
+      </w:r>
+      <w:proofErr w:type="gramEnd"/>
+      <w:r>
+        <w:rPr>
+          <w:rFonts w:ascii="David" w:hAnsi="David" w:cs="David"/>
+          <w:sz w:val="28"/>
+          <w:szCs w:val="28"/>
+        </w:rPr>
+        <w:t xml:space="preserve">string </w:t>
       </w:r>
       <w:proofErr w:type="spellStart"/>
       <w:r>
@@ -25343,6 +26473,7 @@
         <w:t xml:space="preserve">public void </w:t>
       </w:r>
       <w:proofErr w:type="spellStart"/>
+      <w:proofErr w:type="gramStart"/>
       <w:r>
         <w:rPr>
           <w:rFonts w:ascii="David" w:hAnsi="David" w:cs="David"/>
@@ -25359,7 +26490,17 @@
           <w:szCs w:val="28"/>
           <w:rtl/>
         </w:rPr>
-        <w:t>();</w:t>
+        <w:t>(</w:t>
+      </w:r>
+      <w:proofErr w:type="gramEnd"/>
+      <w:r>
+        <w:rPr>
+          <w:rFonts w:ascii="David" w:hAnsi="David" w:cs="David"/>
+          <w:sz w:val="28"/>
+          <w:szCs w:val="28"/>
+          <w:rtl/>
+        </w:rPr>
+        <w:t>);</w:t>
       </w:r>
     </w:p>
     <w:p>
@@ -25387,6 +26528,7 @@
         <w:t xml:space="preserve">public async Task&lt;bool&gt; </w:t>
       </w:r>
       <w:proofErr w:type="spellStart"/>
+      <w:proofErr w:type="gramStart"/>
       <w:r>
         <w:rPr>
           <w:rFonts w:ascii="David" w:hAnsi="David" w:cs="David"/>
@@ -25403,7 +26545,17 @@
           <w:szCs w:val="28"/>
           <w:rtl/>
         </w:rPr>
-        <w:t>();</w:t>
+        <w:t>(</w:t>
+      </w:r>
+      <w:proofErr w:type="gramEnd"/>
+      <w:r>
+        <w:rPr>
+          <w:rFonts w:ascii="David" w:hAnsi="David" w:cs="David"/>
+          <w:sz w:val="28"/>
+          <w:szCs w:val="28"/>
+          <w:rtl/>
+        </w:rPr>
+        <w:t>);</w:t>
       </w:r>
     </w:p>
     <w:p>
@@ -25428,18 +26580,28 @@
           <w:sz w:val="28"/>
           <w:szCs w:val="28"/>
         </w:rPr>
-        <w:t>public List&lt;</w:t>
-      </w:r>
-      <w:proofErr w:type="spellStart"/>
+        <w:t xml:space="preserve">public </w:t>
+      </w:r>
+      <w:proofErr w:type="gramStart"/>
       <w:r>
         <w:rPr>
           <w:rFonts w:ascii="David" w:hAnsi="David" w:cs="David"/>
           <w:sz w:val="28"/>
           <w:szCs w:val="28"/>
         </w:rPr>
+        <w:t>List&lt;</w:t>
+      </w:r>
+      <w:proofErr w:type="spellStart"/>
+      <w:r>
+        <w:rPr>
+          <w:rFonts w:ascii="David" w:hAnsi="David" w:cs="David"/>
+          <w:sz w:val="28"/>
+          <w:szCs w:val="28"/>
+        </w:rPr>
         <w:t>Maui.GoogleMaps.Pin</w:t>
       </w:r>
       <w:proofErr w:type="spellEnd"/>
+      <w:proofErr w:type="gramEnd"/>
       <w:r>
         <w:rPr>
           <w:rFonts w:ascii="David" w:hAnsi="David" w:cs="David"/>
@@ -25490,18 +26652,28 @@
           <w:sz w:val="28"/>
           <w:szCs w:val="28"/>
         </w:rPr>
-        <w:t>private List&lt;</w:t>
-      </w:r>
-      <w:proofErr w:type="spellStart"/>
+        <w:t xml:space="preserve">private </w:t>
+      </w:r>
+      <w:proofErr w:type="gramStart"/>
       <w:r>
         <w:rPr>
           <w:rFonts w:ascii="David" w:hAnsi="David" w:cs="David"/>
           <w:sz w:val="28"/>
           <w:szCs w:val="28"/>
         </w:rPr>
+        <w:t>List&lt;</w:t>
+      </w:r>
+      <w:proofErr w:type="spellStart"/>
+      <w:r>
+        <w:rPr>
+          <w:rFonts w:ascii="David" w:hAnsi="David" w:cs="David"/>
+          <w:sz w:val="28"/>
+          <w:szCs w:val="28"/>
+        </w:rPr>
         <w:t>Maui.GoogleMaps.Pin</w:t>
       </w:r>
       <w:proofErr w:type="spellEnd"/>
+      <w:proofErr w:type="gramEnd"/>
       <w:r>
         <w:rPr>
           <w:rFonts w:ascii="David" w:hAnsi="David" w:cs="David"/>
@@ -25555,6 +26727,7 @@
         <w:t xml:space="preserve">private void </w:t>
       </w:r>
       <w:proofErr w:type="spellStart"/>
+      <w:proofErr w:type="gramStart"/>
       <w:r>
         <w:rPr>
           <w:rFonts w:ascii="David" w:hAnsi="David" w:cs="David"/>
@@ -25570,7 +26743,16 @@
           <w:sz w:val="28"/>
           <w:szCs w:val="28"/>
         </w:rPr>
-        <w:t xml:space="preserve">(object sender, </w:t>
+        <w:t>(</w:t>
+      </w:r>
+      <w:proofErr w:type="gramEnd"/>
+      <w:r>
+        <w:rPr>
+          <w:rFonts w:ascii="David" w:hAnsi="David" w:cs="David"/>
+          <w:sz w:val="28"/>
+          <w:szCs w:val="28"/>
+        </w:rPr>
+        <w:t xml:space="preserve">object sender, </w:t>
       </w:r>
       <w:proofErr w:type="spellStart"/>
       <w:r>
@@ -25625,6 +26807,7 @@
         <w:t xml:space="preserve">public async Task&lt;Location&gt; </w:t>
       </w:r>
       <w:proofErr w:type="spellStart"/>
+      <w:proofErr w:type="gramStart"/>
       <w:r>
         <w:rPr>
           <w:rFonts w:ascii="David" w:hAnsi="David" w:cs="David"/>
@@ -25641,7 +26824,17 @@
           <w:szCs w:val="28"/>
           <w:rtl/>
         </w:rPr>
-        <w:t>();</w:t>
+        <w:t>(</w:t>
+      </w:r>
+      <w:proofErr w:type="gramEnd"/>
+      <w:r>
+        <w:rPr>
+          <w:rFonts w:ascii="David" w:hAnsi="David" w:cs="David"/>
+          <w:sz w:val="28"/>
+          <w:szCs w:val="28"/>
+          <w:rtl/>
+        </w:rPr>
+        <w:t>);</w:t>
       </w:r>
     </w:p>
     <w:p>
@@ -25669,6 +26862,7 @@
         <w:t xml:space="preserve">public void </w:t>
       </w:r>
       <w:proofErr w:type="spellStart"/>
+      <w:proofErr w:type="gramStart"/>
       <w:r>
         <w:rPr>
           <w:rFonts w:ascii="David" w:hAnsi="David" w:cs="David"/>
@@ -25685,7 +26879,17 @@
           <w:szCs w:val="28"/>
           <w:rtl/>
         </w:rPr>
-        <w:t>();</w:t>
+        <w:t>(</w:t>
+      </w:r>
+      <w:proofErr w:type="gramEnd"/>
+      <w:r>
+        <w:rPr>
+          <w:rFonts w:ascii="David" w:hAnsi="David" w:cs="David"/>
+          <w:sz w:val="28"/>
+          <w:szCs w:val="28"/>
+          <w:rtl/>
+        </w:rPr>
+        <w:t>);</w:t>
       </w:r>
     </w:p>
     <w:p>
@@ -25713,6 +26917,7 @@
         <w:t xml:space="preserve">private void </w:t>
       </w:r>
       <w:proofErr w:type="spellStart"/>
+      <w:proofErr w:type="gramStart"/>
       <w:r>
         <w:rPr>
           <w:rFonts w:ascii="David" w:hAnsi="David" w:cs="David"/>
@@ -25728,7 +26933,16 @@
           <w:sz w:val="28"/>
           <w:szCs w:val="28"/>
         </w:rPr>
-        <w:t>(double x, double y)</w:t>
+        <w:t>(</w:t>
+      </w:r>
+      <w:proofErr w:type="gramEnd"/>
+      <w:r>
+        <w:rPr>
+          <w:rFonts w:ascii="David" w:hAnsi="David" w:cs="David"/>
+          <w:sz w:val="28"/>
+          <w:szCs w:val="28"/>
+        </w:rPr>
+        <w:t>double x, double y)</w:t>
       </w:r>
       <w:r>
         <w:rPr>
@@ -25771,17 +26985,36 @@
           <w:sz w:val="28"/>
           <w:szCs w:val="28"/>
         </w:rPr>
-        <w:t>GoToTimerPageButton_Pressed</w:t>
-      </w:r>
-      <w:proofErr w:type="spellEnd"/>
+        <w:t>GoToTimerPageButton_</w:t>
+      </w:r>
+      <w:proofErr w:type="gramStart"/>
       <w:r>
         <w:rPr>
           <w:rFonts w:ascii="David" w:hAnsi="David" w:cs="David"/>
           <w:sz w:val="28"/>
           <w:szCs w:val="28"/>
-          <w:rtl/>
-        </w:rPr>
-        <w:t>();</w:t>
+        </w:rPr>
+        <w:t>Pressed</w:t>
+      </w:r>
+      <w:proofErr w:type="spellEnd"/>
+      <w:r>
+        <w:rPr>
+          <w:rFonts w:ascii="David" w:hAnsi="David" w:cs="David"/>
+          <w:sz w:val="28"/>
+          <w:szCs w:val="28"/>
+          <w:rtl/>
+        </w:rPr>
+        <w:t>(</w:t>
+      </w:r>
+      <w:proofErr w:type="gramEnd"/>
+      <w:r>
+        <w:rPr>
+          <w:rFonts w:ascii="David" w:hAnsi="David" w:cs="David"/>
+          <w:sz w:val="28"/>
+          <w:szCs w:val="28"/>
+          <w:rtl/>
+        </w:rPr>
+        <w:t>);</w:t>
       </w:r>
     </w:p>
     <w:p>
@@ -25815,17 +27048,36 @@
           <w:sz w:val="28"/>
           <w:szCs w:val="28"/>
         </w:rPr>
-        <w:t>ZoomToMyLocationButton_Pressed</w:t>
-      </w:r>
-      <w:proofErr w:type="spellEnd"/>
+        <w:t>ZoomToMyLocationButton_</w:t>
+      </w:r>
+      <w:proofErr w:type="gramStart"/>
       <w:r>
         <w:rPr>
           <w:rFonts w:ascii="David" w:hAnsi="David" w:cs="David"/>
           <w:sz w:val="28"/>
           <w:szCs w:val="28"/>
-          <w:rtl/>
-        </w:rPr>
-        <w:t>();</w:t>
+        </w:rPr>
+        <w:t>Pressed</w:t>
+      </w:r>
+      <w:proofErr w:type="spellEnd"/>
+      <w:r>
+        <w:rPr>
+          <w:rFonts w:ascii="David" w:hAnsi="David" w:cs="David"/>
+          <w:sz w:val="28"/>
+          <w:szCs w:val="28"/>
+          <w:rtl/>
+        </w:rPr>
+        <w:t>(</w:t>
+      </w:r>
+      <w:proofErr w:type="gramEnd"/>
+      <w:r>
+        <w:rPr>
+          <w:rFonts w:ascii="David" w:hAnsi="David" w:cs="David"/>
+          <w:sz w:val="28"/>
+          <w:szCs w:val="28"/>
+          <w:rtl/>
+        </w:rPr>
+        <w:t>);</w:t>
       </w:r>
     </w:p>
     <w:p>
@@ -25859,17 +27111,36 @@
           <w:sz w:val="28"/>
           <w:szCs w:val="28"/>
         </w:rPr>
-        <w:t>GoToUserRecordsListButton_Pressed</w:t>
-      </w:r>
-      <w:proofErr w:type="spellEnd"/>
+        <w:t>GoToUserRecordsListButton_</w:t>
+      </w:r>
+      <w:proofErr w:type="gramStart"/>
       <w:r>
         <w:rPr>
           <w:rFonts w:ascii="David" w:hAnsi="David" w:cs="David"/>
           <w:sz w:val="28"/>
           <w:szCs w:val="28"/>
-          <w:rtl/>
-        </w:rPr>
-        <w:t>();</w:t>
+        </w:rPr>
+        <w:t>Pressed</w:t>
+      </w:r>
+      <w:proofErr w:type="spellEnd"/>
+      <w:r>
+        <w:rPr>
+          <w:rFonts w:ascii="David" w:hAnsi="David" w:cs="David"/>
+          <w:sz w:val="28"/>
+          <w:szCs w:val="28"/>
+          <w:rtl/>
+        </w:rPr>
+        <w:t>(</w:t>
+      </w:r>
+      <w:proofErr w:type="gramEnd"/>
+      <w:r>
+        <w:rPr>
+          <w:rFonts w:ascii="David" w:hAnsi="David" w:cs="David"/>
+          <w:sz w:val="28"/>
+          <w:szCs w:val="28"/>
+          <w:rtl/>
+        </w:rPr>
+        <w:t>);</w:t>
       </w:r>
     </w:p>
     <w:p>
@@ -25903,17 +27174,36 @@
           <w:sz w:val="28"/>
           <w:szCs w:val="28"/>
         </w:rPr>
-        <w:t>DeletLastPointButton_Pressed</w:t>
-      </w:r>
-      <w:proofErr w:type="spellEnd"/>
+        <w:t>DeletLastPointButton_</w:t>
+      </w:r>
+      <w:proofErr w:type="gramStart"/>
       <w:r>
         <w:rPr>
           <w:rFonts w:ascii="David" w:hAnsi="David" w:cs="David"/>
           <w:sz w:val="28"/>
           <w:szCs w:val="28"/>
-          <w:rtl/>
-        </w:rPr>
-        <w:t>();</w:t>
+        </w:rPr>
+        <w:t>Pressed</w:t>
+      </w:r>
+      <w:proofErr w:type="spellEnd"/>
+      <w:r>
+        <w:rPr>
+          <w:rFonts w:ascii="David" w:hAnsi="David" w:cs="David"/>
+          <w:sz w:val="28"/>
+          <w:szCs w:val="28"/>
+          <w:rtl/>
+        </w:rPr>
+        <w:t>(</w:t>
+      </w:r>
+      <w:proofErr w:type="gramEnd"/>
+      <w:r>
+        <w:rPr>
+          <w:rFonts w:ascii="David" w:hAnsi="David" w:cs="David"/>
+          <w:sz w:val="28"/>
+          <w:szCs w:val="28"/>
+          <w:rtl/>
+        </w:rPr>
+        <w:t>);</w:t>
       </w:r>
     </w:p>
     <w:p>
@@ -25947,17 +27237,36 @@
           <w:sz w:val="28"/>
           <w:szCs w:val="28"/>
         </w:rPr>
-        <w:t>AddToCloudButton_Pressed</w:t>
-      </w:r>
-      <w:proofErr w:type="spellEnd"/>
+        <w:t>AddToCloudButton_</w:t>
+      </w:r>
+      <w:proofErr w:type="gramStart"/>
       <w:r>
         <w:rPr>
           <w:rFonts w:ascii="David" w:hAnsi="David" w:cs="David"/>
           <w:sz w:val="28"/>
           <w:szCs w:val="28"/>
-          <w:rtl/>
-        </w:rPr>
-        <w:t>();</w:t>
+        </w:rPr>
+        <w:t>Pressed</w:t>
+      </w:r>
+      <w:proofErr w:type="spellEnd"/>
+      <w:r>
+        <w:rPr>
+          <w:rFonts w:ascii="David" w:hAnsi="David" w:cs="David"/>
+          <w:sz w:val="28"/>
+          <w:szCs w:val="28"/>
+          <w:rtl/>
+        </w:rPr>
+        <w:t>(</w:t>
+      </w:r>
+      <w:proofErr w:type="gramEnd"/>
+      <w:r>
+        <w:rPr>
+          <w:rFonts w:ascii="David" w:hAnsi="David" w:cs="David"/>
+          <w:sz w:val="28"/>
+          <w:szCs w:val="28"/>
+          <w:rtl/>
+        </w:rPr>
+        <w:t>);</w:t>
       </w:r>
     </w:p>
     <w:p>
@@ -25991,17 +27300,36 @@
           <w:sz w:val="28"/>
           <w:szCs w:val="28"/>
         </w:rPr>
-        <w:t>CalcDistanceButton_Pressed</w:t>
-      </w:r>
-      <w:proofErr w:type="spellEnd"/>
+        <w:t>CalcDistanceButton_</w:t>
+      </w:r>
+      <w:proofErr w:type="gramStart"/>
       <w:r>
         <w:rPr>
           <w:rFonts w:ascii="David" w:hAnsi="David" w:cs="David"/>
           <w:sz w:val="28"/>
           <w:szCs w:val="28"/>
-          <w:rtl/>
-        </w:rPr>
-        <w:t>();</w:t>
+        </w:rPr>
+        <w:t>Pressed</w:t>
+      </w:r>
+      <w:proofErr w:type="spellEnd"/>
+      <w:r>
+        <w:rPr>
+          <w:rFonts w:ascii="David" w:hAnsi="David" w:cs="David"/>
+          <w:sz w:val="28"/>
+          <w:szCs w:val="28"/>
+          <w:rtl/>
+        </w:rPr>
+        <w:t>(</w:t>
+      </w:r>
+      <w:proofErr w:type="gramEnd"/>
+      <w:r>
+        <w:rPr>
+          <w:rFonts w:ascii="David" w:hAnsi="David" w:cs="David"/>
+          <w:sz w:val="28"/>
+          <w:szCs w:val="28"/>
+          <w:rtl/>
+        </w:rPr>
+        <w:t>);</w:t>
       </w:r>
     </w:p>
     <w:p>
@@ -26036,17 +27364,36 @@
           <w:sz w:val="28"/>
           <w:szCs w:val="28"/>
         </w:rPr>
-        <w:t>ResetMapButton_Pressed</w:t>
-      </w:r>
-      <w:proofErr w:type="spellEnd"/>
+        <w:t>ResetMapButton_</w:t>
+      </w:r>
+      <w:proofErr w:type="gramStart"/>
       <w:r>
         <w:rPr>
           <w:rFonts w:ascii="David" w:hAnsi="David" w:cs="David"/>
           <w:sz w:val="28"/>
           <w:szCs w:val="28"/>
-          <w:rtl/>
-        </w:rPr>
-        <w:t>();</w:t>
+        </w:rPr>
+        <w:t>Pressed</w:t>
+      </w:r>
+      <w:proofErr w:type="spellEnd"/>
+      <w:r>
+        <w:rPr>
+          <w:rFonts w:ascii="David" w:hAnsi="David" w:cs="David"/>
+          <w:sz w:val="28"/>
+          <w:szCs w:val="28"/>
+          <w:rtl/>
+        </w:rPr>
+        <w:t>(</w:t>
+      </w:r>
+      <w:proofErr w:type="gramEnd"/>
+      <w:r>
+        <w:rPr>
+          <w:rFonts w:ascii="David" w:hAnsi="David" w:cs="David"/>
+          <w:sz w:val="28"/>
+          <w:szCs w:val="28"/>
+          <w:rtl/>
+        </w:rPr>
+        <w:t>);</w:t>
       </w:r>
     </w:p>
     <w:p>
@@ -26080,17 +27427,36 @@
           <w:sz w:val="28"/>
           <w:szCs w:val="28"/>
         </w:rPr>
-        <w:t>EditPointButton_Pressed</w:t>
-      </w:r>
-      <w:proofErr w:type="spellEnd"/>
+        <w:t>EditPointButton_</w:t>
+      </w:r>
+      <w:proofErr w:type="gramStart"/>
       <w:r>
         <w:rPr>
           <w:rFonts w:ascii="David" w:hAnsi="David" w:cs="David"/>
           <w:sz w:val="28"/>
           <w:szCs w:val="28"/>
-          <w:rtl/>
-        </w:rPr>
-        <w:t>();</w:t>
+        </w:rPr>
+        <w:t>Pressed</w:t>
+      </w:r>
+      <w:proofErr w:type="spellEnd"/>
+      <w:r>
+        <w:rPr>
+          <w:rFonts w:ascii="David" w:hAnsi="David" w:cs="David"/>
+          <w:sz w:val="28"/>
+          <w:szCs w:val="28"/>
+          <w:rtl/>
+        </w:rPr>
+        <w:t>(</w:t>
+      </w:r>
+      <w:proofErr w:type="gramEnd"/>
+      <w:r>
+        <w:rPr>
+          <w:rFonts w:ascii="David" w:hAnsi="David" w:cs="David"/>
+          <w:sz w:val="28"/>
+          <w:szCs w:val="28"/>
+          <w:rtl/>
+        </w:rPr>
+        <w:t>);</w:t>
       </w:r>
     </w:p>
     <w:p>
@@ -26118,6 +27484,7 @@
         <w:t xml:space="preserve">private void </w:t>
       </w:r>
       <w:proofErr w:type="spellStart"/>
+      <w:proofErr w:type="gramStart"/>
       <w:r>
         <w:rPr>
           <w:rFonts w:ascii="David" w:hAnsi="David" w:cs="David"/>
@@ -26133,7 +27500,16 @@
           <w:sz w:val="28"/>
           <w:szCs w:val="28"/>
         </w:rPr>
-        <w:t xml:space="preserve">(object sender, </w:t>
+        <w:t>(</w:t>
+      </w:r>
+      <w:proofErr w:type="gramEnd"/>
+      <w:r>
+        <w:rPr>
+          <w:rFonts w:ascii="David" w:hAnsi="David" w:cs="David"/>
+          <w:sz w:val="28"/>
+          <w:szCs w:val="28"/>
+        </w:rPr>
+        <w:t xml:space="preserve">object sender, </w:t>
       </w:r>
       <w:proofErr w:type="spellStart"/>
       <w:r>
@@ -26188,6 +27564,7 @@
         <w:t xml:space="preserve">private void </w:t>
       </w:r>
       <w:proofErr w:type="spellStart"/>
+      <w:proofErr w:type="gramStart"/>
       <w:r>
         <w:rPr>
           <w:rFonts w:ascii="David" w:hAnsi="David" w:cs="David"/>
@@ -26203,7 +27580,16 @@
           <w:sz w:val="28"/>
           <w:szCs w:val="28"/>
         </w:rPr>
-        <w:t xml:space="preserve">(object sender, </w:t>
+        <w:t>(</w:t>
+      </w:r>
+      <w:proofErr w:type="gramEnd"/>
+      <w:r>
+        <w:rPr>
+          <w:rFonts w:ascii="David" w:hAnsi="David" w:cs="David"/>
+          <w:sz w:val="28"/>
+          <w:szCs w:val="28"/>
+        </w:rPr>
+        <w:t xml:space="preserve">object sender, </w:t>
       </w:r>
       <w:proofErr w:type="spellStart"/>
       <w:r>
@@ -26258,6 +27644,7 @@
         <w:t xml:space="preserve">public void </w:t>
       </w:r>
       <w:proofErr w:type="spellStart"/>
+      <w:proofErr w:type="gramStart"/>
       <w:r>
         <w:rPr>
           <w:rFonts w:ascii="David" w:hAnsi="David" w:cs="David"/>
@@ -26273,7 +27660,16 @@
           <w:sz w:val="28"/>
           <w:szCs w:val="28"/>
         </w:rPr>
-        <w:t xml:space="preserve">(bool </w:t>
+        <w:t>(</w:t>
+      </w:r>
+      <w:proofErr w:type="gramEnd"/>
+      <w:r>
+        <w:rPr>
+          <w:rFonts w:ascii="David" w:hAnsi="David" w:cs="David"/>
+          <w:sz w:val="28"/>
+          <w:szCs w:val="28"/>
+        </w:rPr>
+        <w:t xml:space="preserve">bool </w:t>
       </w:r>
       <w:proofErr w:type="spellStart"/>
       <w:r>
@@ -26328,6 +27724,7 @@
         <w:t xml:space="preserve">public void </w:t>
       </w:r>
       <w:proofErr w:type="spellStart"/>
+      <w:proofErr w:type="gramStart"/>
       <w:r>
         <w:rPr>
           <w:rFonts w:ascii="David" w:hAnsi="David" w:cs="David"/>
@@ -26343,7 +27740,16 @@
           <w:sz w:val="28"/>
           <w:szCs w:val="28"/>
         </w:rPr>
-        <w:t xml:space="preserve">(bool </w:t>
+        <w:t>(</w:t>
+      </w:r>
+      <w:proofErr w:type="gramEnd"/>
+      <w:r>
+        <w:rPr>
+          <w:rFonts w:ascii="David" w:hAnsi="David" w:cs="David"/>
+          <w:sz w:val="28"/>
+          <w:szCs w:val="28"/>
+        </w:rPr>
+        <w:t xml:space="preserve">bool </w:t>
       </w:r>
       <w:proofErr w:type="spellStart"/>
       <w:r>
@@ -26398,6 +27804,7 @@
         <w:t xml:space="preserve">public void </w:t>
       </w:r>
       <w:proofErr w:type="spellStart"/>
+      <w:proofErr w:type="gramStart"/>
       <w:r>
         <w:rPr>
           <w:rFonts w:ascii="David" w:hAnsi="David" w:cs="David"/>
@@ -26413,7 +27820,16 @@
           <w:sz w:val="28"/>
           <w:szCs w:val="28"/>
         </w:rPr>
-        <w:t xml:space="preserve">(bool </w:t>
+        <w:t>(</w:t>
+      </w:r>
+      <w:proofErr w:type="gramEnd"/>
+      <w:r>
+        <w:rPr>
+          <w:rFonts w:ascii="David" w:hAnsi="David" w:cs="David"/>
+          <w:sz w:val="28"/>
+          <w:szCs w:val="28"/>
+        </w:rPr>
+        <w:t xml:space="preserve">bool </w:t>
       </w:r>
       <w:proofErr w:type="spellStart"/>
       <w:r>
@@ -26474,17 +27890,36 @@
           <w:sz w:val="28"/>
           <w:szCs w:val="28"/>
         </w:rPr>
-        <w:t>ShowTrack_Clicked</w:t>
-      </w:r>
-      <w:proofErr w:type="spellEnd"/>
+        <w:t>ShowTrack_</w:t>
+      </w:r>
+      <w:proofErr w:type="gramStart"/>
       <w:r>
         <w:rPr>
           <w:rFonts w:ascii="David" w:hAnsi="David" w:cs="David"/>
           <w:sz w:val="28"/>
           <w:szCs w:val="28"/>
-          <w:rtl/>
-        </w:rPr>
-        <w:t>();</w:t>
+        </w:rPr>
+        <w:t>Clicked</w:t>
+      </w:r>
+      <w:proofErr w:type="spellEnd"/>
+      <w:r>
+        <w:rPr>
+          <w:rFonts w:ascii="David" w:hAnsi="David" w:cs="David"/>
+          <w:sz w:val="28"/>
+          <w:szCs w:val="28"/>
+          <w:rtl/>
+        </w:rPr>
+        <w:t>(</w:t>
+      </w:r>
+      <w:proofErr w:type="gramEnd"/>
+      <w:r>
+        <w:rPr>
+          <w:rFonts w:ascii="David" w:hAnsi="David" w:cs="David"/>
+          <w:sz w:val="28"/>
+          <w:szCs w:val="28"/>
+          <w:rtl/>
+        </w:rPr>
+        <w:t>);</w:t>
       </w:r>
     </w:p>
     <w:p>
@@ -26512,6 +27947,7 @@
         <w:t xml:space="preserve">private async Task&lt;bool&gt; </w:t>
       </w:r>
       <w:proofErr w:type="spellStart"/>
+      <w:proofErr w:type="gramStart"/>
       <w:r>
         <w:rPr>
           <w:rFonts w:ascii="David" w:hAnsi="David" w:cs="David"/>
@@ -26527,7 +27963,16 @@
           <w:sz w:val="28"/>
           <w:szCs w:val="28"/>
         </w:rPr>
-        <w:t>(int num)</w:t>
+        <w:t>(</w:t>
+      </w:r>
+      <w:proofErr w:type="gramEnd"/>
+      <w:r>
+        <w:rPr>
+          <w:rFonts w:ascii="David" w:hAnsi="David" w:cs="David"/>
+          <w:sz w:val="28"/>
+          <w:szCs w:val="28"/>
+        </w:rPr>
+        <w:t>int num)</w:t>
       </w:r>
       <w:r>
         <w:rPr>
@@ -26564,6 +28009,7 @@
         <w:t xml:space="preserve">public void </w:t>
       </w:r>
       <w:proofErr w:type="spellStart"/>
+      <w:proofErr w:type="gramStart"/>
       <w:r>
         <w:rPr>
           <w:rFonts w:ascii="David" w:hAnsi="David" w:cs="David"/>
@@ -26580,7 +28026,17 @@
           <w:szCs w:val="28"/>
           <w:rtl/>
         </w:rPr>
-        <w:t>();</w:t>
+        <w:t>(</w:t>
+      </w:r>
+      <w:proofErr w:type="gramEnd"/>
+      <w:r>
+        <w:rPr>
+          <w:rFonts w:ascii="David" w:hAnsi="David" w:cs="David"/>
+          <w:sz w:val="28"/>
+          <w:szCs w:val="28"/>
+          <w:rtl/>
+        </w:rPr>
+        <w:t>);</w:t>
       </w:r>
     </w:p>
     <w:p>
@@ -26608,6 +28064,7 @@
         <w:t xml:space="preserve">private async void </w:t>
       </w:r>
       <w:proofErr w:type="spellStart"/>
+      <w:proofErr w:type="gramStart"/>
       <w:r>
         <w:rPr>
           <w:rFonts w:ascii="David" w:hAnsi="David" w:cs="David"/>
@@ -26623,7 +28080,16 @@
           <w:sz w:val="28"/>
           <w:szCs w:val="28"/>
         </w:rPr>
-        <w:t xml:space="preserve">(string </w:t>
+        <w:t>(</w:t>
+      </w:r>
+      <w:proofErr w:type="gramEnd"/>
+      <w:r>
+        <w:rPr>
+          <w:rFonts w:ascii="David" w:hAnsi="David" w:cs="David"/>
+          <w:sz w:val="28"/>
+          <w:szCs w:val="28"/>
+        </w:rPr>
+        <w:t xml:space="preserve">string </w:t>
       </w:r>
       <w:proofErr w:type="spellStart"/>
       <w:r>
@@ -26682,6 +28148,7 @@
         <w:t xml:space="preserve">private double </w:t>
       </w:r>
       <w:proofErr w:type="spellStart"/>
+      <w:proofErr w:type="gramStart"/>
       <w:r>
         <w:rPr>
           <w:rFonts w:ascii="David" w:hAnsi="David" w:cs="David"/>
@@ -26700,6 +28167,7 @@
         <w:t>(</w:t>
       </w:r>
       <w:proofErr w:type="spellStart"/>
+      <w:proofErr w:type="gramEnd"/>
       <w:r>
         <w:rPr>
           <w:rFonts w:ascii="David" w:hAnsi="David" w:cs="David"/>
@@ -27586,17 +29054,38 @@
           <w:szCs w:val="36"/>
           <w:lang w:val="en-US"/>
         </w:rPr>
-        <w:t xml:space="preserve">GOOGLE MAPS </w:t>
-      </w:r>
-      <w:r>
-        <w:rPr>
-          <w:rFonts w:ascii="David" w:hAnsi="David" w:cs="David" w:hint="cs"/>
-          <w:sz w:val="36"/>
-          <w:szCs w:val="36"/>
-          <w:rtl/>
-          <w:lang w:val="en-US"/>
-        </w:rPr>
-        <w:t xml:space="preserve">. מכיוון שבכל </w:t>
+        <w:t xml:space="preserve">GOOGLE </w:t>
+      </w:r>
+      <w:proofErr w:type="gramStart"/>
+      <w:r>
+        <w:rPr>
+          <w:rFonts w:ascii="David" w:hAnsi="David" w:cs="David"/>
+          <w:sz w:val="36"/>
+          <w:szCs w:val="36"/>
+          <w:lang w:val="en-US"/>
+        </w:rPr>
+        <w:t xml:space="preserve">MAPS </w:t>
+      </w:r>
+      <w:r>
+        <w:rPr>
+          <w:rFonts w:ascii="David" w:hAnsi="David" w:cs="David" w:hint="cs"/>
+          <w:sz w:val="36"/>
+          <w:szCs w:val="36"/>
+          <w:rtl/>
+          <w:lang w:val="en-US"/>
+        </w:rPr>
+        <w:t>.</w:t>
+      </w:r>
+      <w:proofErr w:type="gramEnd"/>
+      <w:r>
+        <w:rPr>
+          <w:rFonts w:ascii="David" w:hAnsi="David" w:cs="David" w:hint="cs"/>
+          <w:sz w:val="36"/>
+          <w:szCs w:val="36"/>
+          <w:rtl/>
+          <w:lang w:val="en-US"/>
+        </w:rPr>
+        <w:t xml:space="preserve"> מכיוון שבכל </w:t>
       </w:r>
       <w:r>
         <w:rPr>
@@ -27672,7 +29161,29 @@
           <w:rtl/>
           <w:lang w:val="en-US"/>
         </w:rPr>
-        <w:t xml:space="preserve">-מחלקה זו מייצגת את הטיימר של האפליקציה . </w:t>
+        <w:t xml:space="preserve">-מחלקה זו מייצגת את הטיימר של </w:t>
+      </w:r>
+      <w:proofErr w:type="gramStart"/>
+      <w:r>
+        <w:rPr>
+          <w:rFonts w:ascii="David" w:hAnsi="David" w:cs="David" w:hint="cs"/>
+          <w:sz w:val="36"/>
+          <w:szCs w:val="36"/>
+          <w:rtl/>
+          <w:lang w:val="en-US"/>
+        </w:rPr>
+        <w:t>האפליקציה .</w:t>
+      </w:r>
+      <w:proofErr w:type="gramEnd"/>
+      <w:r>
+        <w:rPr>
+          <w:rFonts w:ascii="David" w:hAnsi="David" w:cs="David" w:hint="cs"/>
+          <w:sz w:val="36"/>
+          <w:szCs w:val="36"/>
+          <w:rtl/>
+          <w:lang w:val="en-US"/>
+        </w:rPr>
+        <w:t xml:space="preserve"> </w:t>
       </w:r>
       <w:r>
         <w:rPr>
@@ -27734,6 +29245,120 @@
           <w:lang w:val="en-US"/>
         </w:rPr>
       </w:pPr>
+      <w:r>
+        <w:rPr>
+          <w:rFonts w:ascii="David" w:hAnsi="David" w:cs="David"/>
+          <w:sz w:val="36"/>
+          <w:szCs w:val="36"/>
+          <w:lang w:val="en-US"/>
+        </w:rPr>
+        <w:drawing>
+          <wp:anchor distT="0" distB="0" distL="114300" distR="114300" simplePos="0" relativeHeight="251684352" behindDoc="0" locked="0" layoutInCell="1" allowOverlap="1" wp14:anchorId="1CAB2492" wp14:editId="034E8280">
+            <wp:simplePos x="0" y="0"/>
+            <wp:positionH relativeFrom="column">
+              <wp:posOffset>2630170</wp:posOffset>
+            </wp:positionH>
+            <wp:positionV relativeFrom="paragraph">
+              <wp:posOffset>81280</wp:posOffset>
+            </wp:positionV>
+            <wp:extent cx="1838325" cy="1257300"/>
+            <wp:effectExtent l="0" t="0" r="9525" b="0"/>
+            <wp:wrapThrough wrapText="bothSides">
+              <wp:wrapPolygon edited="0">
+                <wp:start x="0" y="0"/>
+                <wp:lineTo x="0" y="21273"/>
+                <wp:lineTo x="21488" y="21273"/>
+                <wp:lineTo x="21488" y="0"/>
+                <wp:lineTo x="0" y="0"/>
+              </wp:wrapPolygon>
+            </wp:wrapThrough>
+            <wp:docPr id="708696604" name="Picture 1" descr="A map page with text and a black arrow&#10;&#10;AI-generated content may be incorrect."/>
+            <wp:cNvGraphicFramePr>
+              <a:graphicFrameLocks xmlns:a="http://schemas.openxmlformats.org/drawingml/2006/main" noChangeAspect="1"/>
+            </wp:cNvGraphicFramePr>
+            <a:graphic xmlns:a="http://schemas.openxmlformats.org/drawingml/2006/main">
+              <a:graphicData uri="http://schemas.openxmlformats.org/drawingml/2006/picture">
+                <pic:pic xmlns:pic="http://schemas.openxmlformats.org/drawingml/2006/picture">
+                  <pic:nvPicPr>
+                    <pic:cNvPr id="708696604" name="Picture 1" descr="A map page with text and a black arrow&#10;&#10;AI-generated content may be incorrect."/>
+                    <pic:cNvPicPr/>
+                  </pic:nvPicPr>
+                  <pic:blipFill>
+                    <a:blip r:embed="rId46" cstate="print">
+                      <a:extLst>
+                        <a:ext uri="{28A0092B-C50C-407E-A947-70E740481C1C}">
+                          <a14:useLocalDpi xmlns:a14="http://schemas.microsoft.com/office/drawing/2010/main" val="0"/>
+                        </a:ext>
+                      </a:extLst>
+                    </a:blip>
+                    <a:stretch>
+                      <a:fillRect/>
+                    </a:stretch>
+                  </pic:blipFill>
+                  <pic:spPr>
+                    <a:xfrm>
+                      <a:off x="0" y="0"/>
+                      <a:ext cx="1838325" cy="1257300"/>
+                    </a:xfrm>
+                    <a:prstGeom prst="rect">
+                      <a:avLst/>
+                    </a:prstGeom>
+                  </pic:spPr>
+                </pic:pic>
+              </a:graphicData>
+            </a:graphic>
+            <wp14:sizeRelH relativeFrom="margin">
+              <wp14:pctWidth>0</wp14:pctWidth>
+            </wp14:sizeRelH>
+            <wp14:sizeRelV relativeFrom="margin">
+              <wp14:pctHeight>0</wp14:pctHeight>
+            </wp14:sizeRelV>
+          </wp:anchor>
+        </w:drawing>
+      </w:r>
+      <w:r>
+        <w:rPr>
+          <w:rFonts w:ascii="David" w:hAnsi="David" w:cs="David"/>
+          <w:sz w:val="36"/>
+          <w:szCs w:val="36"/>
+          <w:lang w:val="en-US"/>
+        </w:rPr>
+        <w:drawing>
+          <wp:inline distT="0" distB="0" distL="0" distR="0" wp14:anchorId="638A9B0C" wp14:editId="6B10D8C1">
+            <wp:extent cx="2400300" cy="1450635"/>
+            <wp:effectExtent l="0" t="0" r="0" b="0"/>
+            <wp:docPr id="178381268" name="Picture 1" descr="A screen shot of a computer screen&#10;&#10;AI-generated content may be incorrect."/>
+            <wp:cNvGraphicFramePr>
+              <a:graphicFrameLocks xmlns:a="http://schemas.openxmlformats.org/drawingml/2006/main" noChangeAspect="1"/>
+            </wp:cNvGraphicFramePr>
+            <a:graphic xmlns:a="http://schemas.openxmlformats.org/drawingml/2006/main">
+              <a:graphicData uri="http://schemas.openxmlformats.org/drawingml/2006/picture">
+                <pic:pic xmlns:pic="http://schemas.openxmlformats.org/drawingml/2006/picture">
+                  <pic:nvPicPr>
+                    <pic:cNvPr id="178381268" name="Picture 1" descr="A screen shot of a computer screen&#10;&#10;AI-generated content may be incorrect."/>
+                    <pic:cNvPicPr/>
+                  </pic:nvPicPr>
+                  <pic:blipFill>
+                    <a:blip r:embed="rId47"/>
+                    <a:stretch>
+                      <a:fillRect/>
+                    </a:stretch>
+                  </pic:blipFill>
+                  <pic:spPr>
+                    <a:xfrm>
+                      <a:off x="0" y="0"/>
+                      <a:ext cx="2440079" cy="1474676"/>
+                    </a:xfrm>
+                    <a:prstGeom prst="rect">
+                      <a:avLst/>
+                    </a:prstGeom>
+                  </pic:spPr>
+                </pic:pic>
+              </a:graphicData>
+            </a:graphic>
+          </wp:inline>
+        </w:drawing>
+      </w:r>
       <w:r>
         <w:rPr>
           <w:rFonts w:ascii="David" w:hAnsi="David" w:cs="David"/>
@@ -28287,7 +29912,7 @@
           </mc:Choice>
           <mc:Fallback>
             <w:pict>
-              <v:line w14:anchorId="246BD4CD" id="מחבר ישר 7" o:spid="_x0000_s1026" style="position:absolute;left:0;text-align:left;flip:x;z-index:251714560;visibility:visible;mso-wrap-style:square;mso-width-percent:0;mso-height-percent:0;mso-wrap-distance-left:9pt;mso-wrap-distance-top:0;mso-wrap-distance-right:9pt;mso-wrap-distance-bottom:0;mso-position-horizontal:absolute;mso-position-horizontal-relative:text;mso-position-vertical:absolute;mso-position-vertical-relative:text;mso-width-percent:0;mso-height-percent:0;mso-width-relative:margin;mso-height-relative:margin" from="163.8pt,63.4pt" to="163.8pt,84.45pt" o:gfxdata="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" strokecolor="#156082 [3204]" strokeweight=".5pt">
+              <v:line w14:anchorId="4CF3D0D2" id="מחבר ישר 7" o:spid="_x0000_s1026" style="position:absolute;flip:x;z-index:251714560;visibility:visible;mso-wrap-style:square;mso-width-percent:0;mso-height-percent:0;mso-wrap-distance-left:9pt;mso-wrap-distance-top:0;mso-wrap-distance-right:9pt;mso-wrap-distance-bottom:0;mso-position-horizontal:absolute;mso-position-horizontal-relative:text;mso-position-vertical:absolute;mso-position-vertical-relative:text;mso-width-percent:0;mso-height-percent:0;mso-width-relative:margin;mso-height-relative:margin" from="163.8pt,63.4pt" to="163.8pt,84.45pt" o:gfxdata="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" strokecolor="#156082 [3204]" strokeweight=".5pt">
                 <v:stroke joinstyle="miter"/>
               </v:line>
             </w:pict>
@@ -28360,7 +29985,7 @@
           </mc:Choice>
           <mc:Fallback>
             <w:pict>
-              <v:line w14:anchorId="2783BFB2" id="מחבר ישר 6" o:spid="_x0000_s1026" style="position:absolute;left:0;text-align:left;z-index:251712512;visibility:visible;mso-wrap-style:square;mso-width-percent:0;mso-height-percent:0;mso-wrap-distance-left:9pt;mso-wrap-distance-top:0;mso-wrap-distance-right:9pt;mso-wrap-distance-bottom:0;mso-position-horizontal:absolute;mso-position-horizontal-relative:text;mso-position-vertical:absolute;mso-position-vertical-relative:text;mso-width-percent:0;mso-height-percent:0;mso-width-relative:margin;mso-height-relative:margin" from="275.85pt,63.05pt" to="275.85pt,83.45pt" o:gfxdata="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" strokecolor="#156082 [3204]" strokeweight=".5pt">
+              <v:line w14:anchorId="62F1CDB3" id="מחבר ישר 6" o:spid="_x0000_s1026" style="position:absolute;z-index:251712512;visibility:visible;mso-wrap-style:square;mso-width-percent:0;mso-height-percent:0;mso-wrap-distance-left:9pt;mso-wrap-distance-top:0;mso-wrap-distance-right:9pt;mso-wrap-distance-bottom:0;mso-position-horizontal:absolute;mso-position-horizontal-relative:text;mso-position-vertical:absolute;mso-position-vertical-relative:text;mso-width-percent:0;mso-height-percent:0;mso-width-relative:margin;mso-height-relative:margin" from="275.85pt,63.05pt" to="275.85pt,83.45pt" o:gfxdata="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" strokecolor="#156082 [3204]" strokeweight=".5pt">
                 <v:stroke joinstyle="miter"/>
               </v:line>
             </w:pict>
@@ -28663,7 +30288,7 @@
           </mc:Choice>
           <mc:Fallback>
             <w:pict>
-              <v:line w14:anchorId="794A60ED" id="מחבר ישר 3" o:spid="_x0000_s1026" style="position:absolute;left:0;text-align:left;z-index:251708416;visibility:visible;mso-wrap-style:square;mso-wrap-distance-left:9pt;mso-wrap-distance-top:0;mso-wrap-distance-right:9pt;mso-wrap-distance-bottom:0;mso-position-horizontal:absolute;mso-position-horizontal-relative:text;mso-position-vertical:absolute;mso-position-vertical-relative:text" from="163.9pt,63.15pt" to="276.1pt,63.15pt" o:gfxdata="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" strokecolor="#156082 [3204]" strokeweight=".5pt">
+              <v:line w14:anchorId="39C673A8" id="מחבר ישר 3" o:spid="_x0000_s1026" style="position:absolute;z-index:251708416;visibility:visible;mso-wrap-style:square;mso-wrap-distance-left:9pt;mso-wrap-distance-top:0;mso-wrap-distance-right:9pt;mso-wrap-distance-bottom:0;mso-position-horizontal:absolute;mso-position-horizontal-relative:text;mso-position-vertical:absolute;mso-position-vertical-relative:text" from="163.9pt,63.15pt" to="276.1pt,63.15pt" o:gfxdata="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" strokecolor="#156082 [3204]" strokeweight=".5pt">
                 <v:stroke joinstyle="miter"/>
               </v:line>
             </w:pict>
@@ -28733,11 +30358,7 @@
           </mc:Choice>
           <mc:Fallback>
             <w:pict>
-              <v:shapetype w14:anchorId="6FD94B99" id="_x0000_t32" coordsize="21600,21600" o:spt="32" o:oned="t" path="m,l21600,21600e" filled="f">
-                <v:path arrowok="t" fillok="f" o:connecttype="none"/>
-                <o:lock v:ext="edit" shapetype="t"/>
-              </v:shapetype>
-              <v:shape id="מחבר חץ ישר 2" o:spid="_x0000_s1026" type="#_x0000_t32" style="position:absolute;left:0;text-align:left;margin-left:218.65pt;margin-top:15pt;width:.45pt;height:49.95pt;flip:y;z-index:251707392;visibility:visible;mso-wrap-style:square;mso-wrap-distance-left:9pt;mso-wrap-distance-top:0;mso-wrap-distance-right:9pt;mso-wrap-distance-bottom:0;mso-position-horizontal:absolute;mso-position-horizontal-relative:text;mso-position-vertical:absolute;mso-position-vertical-relative:text" o:gfxdata="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" strokecolor="#156082 [3204]" strokeweight=".5pt">
+              <v:shape w14:anchorId="41861E6D" id="מחבר חץ ישר 2" o:spid="_x0000_s1026" type="#_x0000_t32" style="position:absolute;margin-left:218.65pt;margin-top:15pt;width:.45pt;height:49.95pt;flip:y;z-index:251707392;visibility:visible;mso-wrap-style:square;mso-wrap-distance-left:9pt;mso-wrap-distance-top:0;mso-wrap-distance-right:9pt;mso-wrap-distance-bottom:0;mso-position-horizontal:absolute;mso-position-horizontal-relative:text;mso-position-vertical:absolute;mso-position-vertical-relative:text" o:gfxdata="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" strokecolor="#156082 [3204]" strokeweight=".5pt">
                 <v:stroke endarrow="block" joinstyle="miter"/>
               </v:shape>
             </w:pict>
@@ -29350,7 +30971,7 @@
           </mc:Choice>
           <mc:Fallback>
             <w:pict>
-              <v:rect w14:anchorId="6E61EE4B" id="Rectangle 45" o:spid="_x0000_s1039" style="position:absolute;left:0;text-align:left;margin-left:170.95pt;margin-top:10.35pt;width:99pt;height:18.05pt;z-index:251760640;visibility:visible;mso-wrap-style:square;mso-height-percent:0;mso-wrap-distance-left:9pt;mso-wrap-distance-top:0;mso-wrap-distance-right:9pt;mso-wrap-distance-bottom:0;mso-position-horizontal:absolute;mso-position-horizontal-relative:text;mso-position-vertical:absolute;mso-position-vertical-relative:text;mso-height-percent:0;mso-height-relative:margin;v-text-anchor:middle" o:gfxdata="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" fillcolor="white [3201]" strokecolor="black [3200]" strokeweight="1pt">
+              <v:rect w14:anchorId="6E61EE4B" id="Rectangle 45" o:spid="_x0000_s1039" style="position:absolute;left:0;text-align:left;margin-left:170.95pt;margin-top:10.35pt;width:99pt;height:18.05pt;z-index:251760640;visibility:visible;mso-wrap-style:square;mso-height-percent:0;mso-wrap-distance-left:9pt;mso-wrap-distance-top:0;mso-wrap-distance-right:9pt;mso-wrap-distance-bottom:0;mso-position-horizontal:absolute;mso-position-horizontal-relative:text;mso-position-vertical:absolute;mso-position-vertical-relative:text;mso-height-percent:0;mso-height-relative:margin;v-text-anchor:middle" o:gfxdata="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" fillcolor="white [3201]" strokecolor="black [3200]" strokeweight="1pt">
                 <v:textbox>
                   <w:txbxContent>
                     <w:p>
@@ -29506,7 +31127,7 @@
           </mc:Choice>
           <mc:Fallback>
             <w:pict>
-              <v:rect w14:anchorId="42147D8E" id="_x0000_s1040" style="position:absolute;left:0;text-align:left;margin-left:26.95pt;margin-top:22.6pt;width:99pt;height:18.05pt;z-index:251750400;visibility:visible;mso-wrap-style:square;mso-height-percent:0;mso-wrap-distance-left:9pt;mso-wrap-distance-top:0;mso-wrap-distance-right:9pt;mso-wrap-distance-bottom:0;mso-position-horizontal:absolute;mso-position-horizontal-relative:text;mso-position-vertical:absolute;mso-position-vertical-relative:text;mso-height-percent:0;mso-height-relative:margin;v-text-anchor:middle" o:gfxdata="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" fillcolor="white [3201]" strokecolor="black [3200]" strokeweight="1pt">
+              <v:rect w14:anchorId="42147D8E" id="_x0000_s1040" style="position:absolute;left:0;text-align:left;margin-left:26.95pt;margin-top:22.6pt;width:99pt;height:18.05pt;z-index:251750400;visibility:visible;mso-wrap-style:square;mso-height-percent:0;mso-wrap-distance-left:9pt;mso-wrap-distance-top:0;mso-wrap-distance-right:9pt;mso-wrap-distance-bottom:0;mso-position-horizontal:absolute;mso-position-horizontal-relative:text;mso-position-vertical:absolute;mso-position-vertical-relative:text;mso-height-percent:0;mso-height-relative:margin;v-text-anchor:middle" o:gfxdata="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" fillcolor="white [3201]" strokecolor="black [3200]" strokeweight="1pt">
                 <v:textbox>
                   <w:txbxContent>
                     <w:p>
@@ -29616,7 +31237,7 @@
           </mc:Choice>
           <mc:Fallback>
             <w:pict>
-              <v:line w14:anchorId="4A2AEE29" id="Straight Connector 43" o:spid="_x0000_s1026" style="position:absolute;flip:y;z-index:251749376;visibility:visible;mso-wrap-style:square;mso-width-percent:0;mso-height-percent:0;mso-wrap-distance-left:9pt;mso-wrap-distance-top:0;mso-wrap-distance-right:9pt;mso-wrap-distance-bottom:0;mso-position-horizontal:absolute;mso-position-horizontal-relative:text;mso-position-vertical:absolute;mso-position-vertical-relative:text;mso-width-percent:0;mso-height-percent:0;mso-width-relative:margin;mso-height-relative:margin" from="18.05pt,48.55pt" to="135.05pt,48.65pt" o:gfxdata="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" strokecolor="#e97132 [3205]">
+              <v:line w14:anchorId="500BF357" id="Straight Connector 43" o:spid="_x0000_s1026" style="position:absolute;flip:y;z-index:251749376;visibility:visible;mso-wrap-style:square;mso-width-percent:0;mso-height-percent:0;mso-wrap-distance-left:9pt;mso-wrap-distance-top:0;mso-wrap-distance-right:9pt;mso-wrap-distance-bottom:0;mso-position-horizontal:absolute;mso-position-horizontal-relative:text;mso-position-vertical:absolute;mso-position-vertical-relative:text;mso-width-percent:0;mso-height-percent:0;mso-width-relative:margin;mso-height-relative:margin" from="18.05pt,48.55pt" to="135.05pt,48.65pt" o:gfxdata="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" strokecolor="#e97132 [3205]">
                 <v:stroke dashstyle="dash"/>
               </v:line>
             </w:pict>
@@ -29699,7 +31320,7 @@
           </mc:Choice>
           <mc:Fallback>
             <w:pict>
-              <v:line w14:anchorId="3CC4BC1D" id="Straight Connector 43" o:spid="_x0000_s1026" style="position:absolute;z-index:251745280;visibility:visible;mso-wrap-style:square;mso-width-percent:0;mso-height-percent:0;mso-wrap-distance-left:9pt;mso-wrap-distance-top:0;mso-wrap-distance-right:9pt;mso-wrap-distance-bottom:0;mso-position-horizontal:absolute;mso-position-horizontal-relative:text;mso-position-vertical:absolute;mso-position-vertical-relative:text;mso-width-percent:0;mso-height-percent:0;mso-width-relative:margin;mso-height-relative:margin" from="18pt,49.7pt" to="18.05pt,175.7pt" o:gfxdata="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" strokecolor="#e97132 [3205]">
+              <v:line w14:anchorId="460FE233" id="Straight Connector 43" o:spid="_x0000_s1026" style="position:absolute;z-index:251745280;visibility:visible;mso-wrap-style:square;mso-width-percent:0;mso-height-percent:0;mso-wrap-distance-left:9pt;mso-wrap-distance-top:0;mso-wrap-distance-right:9pt;mso-wrap-distance-bottom:0;mso-position-horizontal:absolute;mso-position-horizontal-relative:text;mso-position-vertical:absolute;mso-position-vertical-relative:text;mso-width-percent:0;mso-height-percent:0;mso-width-relative:margin;mso-height-relative:margin" from="18pt,49.7pt" to="18.05pt,175.7pt" o:gfxdata="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" strokecolor="#e97132 [3205]">
                 <v:stroke dashstyle="dash"/>
               </v:line>
             </w:pict>
@@ -29782,7 +31403,7 @@
           </mc:Choice>
           <mc:Fallback>
             <w:pict>
-              <v:line w14:anchorId="501E60BC" id="Straight Connector 43" o:spid="_x0000_s1026" style="position:absolute;flip:x;z-index:251743232;visibility:visible;mso-wrap-style:square;mso-width-percent:0;mso-height-percent:0;mso-wrap-distance-left:9pt;mso-wrap-distance-top:0;mso-wrap-distance-right:9pt;mso-wrap-distance-bottom:0;mso-position-horizontal:absolute;mso-position-horizontal-relative:text;mso-position-vertical:absolute;mso-position-vertical-relative:text;mso-width-percent:0;mso-height-percent:0;mso-width-relative:margin;mso-height-relative:margin" from="134.9pt,49.7pt" to="135pt,175.7pt" o:gfxdata="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" strokecolor="#e97132 [3205]">
+              <v:line w14:anchorId="13555639" id="Straight Connector 43" o:spid="_x0000_s1026" style="position:absolute;flip:x;z-index:251743232;visibility:visible;mso-wrap-style:square;mso-width-percent:0;mso-height-percent:0;mso-wrap-distance-left:9pt;mso-wrap-distance-top:0;mso-wrap-distance-right:9pt;mso-wrap-distance-bottom:0;mso-position-horizontal:absolute;mso-position-horizontal-relative:text;mso-position-vertical:absolute;mso-position-vertical-relative:text;mso-width-percent:0;mso-height-percent:0;mso-width-relative:margin;mso-height-relative:margin" from="134.9pt,49.7pt" to="135pt,175.7pt" o:gfxdata="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" strokecolor="#e97132 [3205]">
                 <v:stroke dashstyle="dash"/>
               </v:line>
             </w:pict>
@@ -29865,7 +31486,7 @@
           </mc:Choice>
           <mc:Fallback>
             <w:pict>
-              <v:line w14:anchorId="3E7DB2B7" id="Straight Connector 43" o:spid="_x0000_s1026" style="position:absolute;flip:x y;z-index:251758592;visibility:visible;mso-wrap-style:square;mso-width-percent:0;mso-height-percent:0;mso-wrap-distance-left:9pt;mso-wrap-distance-top:0;mso-wrap-distance-right:9pt;mso-wrap-distance-bottom:0;mso-position-horizontal:absolute;mso-position-horizontal-relative:text;mso-position-vertical:absolute;mso-position-vertical-relative:text;mso-width-percent:0;mso-height-percent:0;mso-width-relative:margin;mso-height-relative:margin" from="269.95pt,13.7pt" to="270pt,58.65pt" o:gfxdata="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" strokecolor="#e97132 [3205]">
+              <v:line w14:anchorId="01006B1F" id="Straight Connector 43" o:spid="_x0000_s1026" style="position:absolute;flip:x y;z-index:251758592;visibility:visible;mso-wrap-style:square;mso-width-percent:0;mso-height-percent:0;mso-wrap-distance-left:9pt;mso-wrap-distance-top:0;mso-wrap-distance-right:9pt;mso-wrap-distance-bottom:0;mso-position-horizontal:absolute;mso-position-horizontal-relative:text;mso-position-vertical:absolute;mso-position-vertical-relative:text;mso-width-percent:0;mso-height-percent:0;mso-width-relative:margin;mso-height-relative:margin" from="269.95pt,13.7pt" to="270pt,58.65pt" o:gfxdata="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" strokecolor="#e97132 [3205]">
                 <v:stroke dashstyle="dash"/>
               </v:line>
             </w:pict>
@@ -29948,7 +31569,7 @@
           </mc:Choice>
           <mc:Fallback>
             <w:pict>
-              <v:line w14:anchorId="6C5212B1" id="Straight Connector 43" o:spid="_x0000_s1026" style="position:absolute;flip:y;z-index:251756544;visibility:visible;mso-wrap-style:square;mso-width-percent:0;mso-height-percent:0;mso-wrap-distance-left:9pt;mso-wrap-distance-top:0;mso-wrap-distance-right:9pt;mso-wrap-distance-bottom:0;mso-position-horizontal:absolute;mso-position-horizontal-relative:text;mso-position-vertical:absolute;mso-position-vertical-relative:text;mso-width-percent:0;mso-height-percent:0;mso-width-relative:margin;mso-height-relative:margin" from="152.9pt,14.4pt" to="152.9pt,58.65pt" o:gfxdata="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" strokecolor="#e97132 [3205]">
+              <v:line w14:anchorId="7884FA46" id="Straight Connector 43" o:spid="_x0000_s1026" style="position:absolute;flip:y;z-index:251756544;visibility:visible;mso-wrap-style:square;mso-width-percent:0;mso-height-percent:0;mso-wrap-distance-left:9pt;mso-wrap-distance-top:0;mso-wrap-distance-right:9pt;mso-wrap-distance-bottom:0;mso-position-horizontal:absolute;mso-position-horizontal-relative:text;mso-position-vertical:absolute;mso-position-vertical-relative:text;mso-width-percent:0;mso-height-percent:0;mso-width-relative:margin;mso-height-relative:margin" from="152.9pt,14.4pt" to="152.9pt,58.65pt" o:gfxdata="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" strokecolor="#e97132 [3205]">
                 <v:stroke dashstyle="dash"/>
               </v:line>
             </w:pict>
@@ -30031,7 +31652,7 @@
           </mc:Choice>
           <mc:Fallback>
             <w:pict>
-              <v:line w14:anchorId="1C793809" id="Straight Connector 43" o:spid="_x0000_s1026" style="position:absolute;flip:y;z-index:251754496;visibility:visible;mso-wrap-style:square;mso-width-percent:0;mso-height-percent:0;mso-wrap-distance-left:9pt;mso-wrap-distance-top:0;mso-wrap-distance-right:9pt;mso-wrap-distance-bottom:0;mso-position-horizontal:absolute;mso-position-horizontal-relative:text;mso-position-vertical:absolute;mso-position-vertical-relative:text;mso-width-percent:0;mso-height-percent:0;mso-width-relative:margin;mso-height-relative:margin" from="153pt,58.1pt" to="270pt,58.2pt" o:gfxdata="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" strokecolor="#e97132 [3205]">
+              <v:line w14:anchorId="46263461" id="Straight Connector 43" o:spid="_x0000_s1026" style="position:absolute;flip:y;z-index:251754496;visibility:visible;mso-wrap-style:square;mso-width-percent:0;mso-height-percent:0;mso-wrap-distance-left:9pt;mso-wrap-distance-top:0;mso-wrap-distance-right:9pt;mso-wrap-distance-bottom:0;mso-position-horizontal:absolute;mso-position-horizontal-relative:text;mso-position-vertical:absolute;mso-position-vertical-relative:text;mso-width-percent:0;mso-height-percent:0;mso-width-relative:margin;mso-height-relative:margin" from="153pt,58.1pt" to="270pt,58.2pt" o:gfxdata="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" strokecolor="#e97132 [3205]">
                 <v:stroke dashstyle="dash"/>
               </v:line>
             </w:pict>
@@ -30114,7 +31735,7 @@
           </mc:Choice>
           <mc:Fallback>
             <w:pict>
-              <v:line w14:anchorId="5923DD40" id="Straight Connector 43" o:spid="_x0000_s1026" style="position:absolute;flip:y;z-index:251752448;visibility:visible;mso-wrap-style:square;mso-width-percent:0;mso-height-percent:0;mso-wrap-distance-left:9pt;mso-wrap-distance-top:0;mso-wrap-distance-right:9pt;mso-wrap-distance-bottom:0;mso-position-horizontal:absolute;mso-position-horizontal-relative:text;mso-position-vertical:absolute;mso-position-vertical-relative:text;mso-width-percent:0;mso-height-percent:0;mso-width-relative:margin;mso-height-relative:margin" from="153pt,13.7pt" to="270pt,13.8pt" o:gfxdata="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" strokecolor="#e97132 [3205]">
+              <v:line w14:anchorId="278E3010" id="Straight Connector 43" o:spid="_x0000_s1026" style="position:absolute;flip:y;z-index:251752448;visibility:visible;mso-wrap-style:square;mso-width-percent:0;mso-height-percent:0;mso-wrap-distance-left:9pt;mso-wrap-distance-top:0;mso-wrap-distance-right:9pt;mso-wrap-distance-bottom:0;mso-position-horizontal:absolute;mso-position-horizontal-relative:text;mso-position-vertical:absolute;mso-position-vertical-relative:text;mso-width-percent:0;mso-height-percent:0;mso-width-relative:margin;mso-height-relative:margin" from="153pt,13.7pt" to="270pt,13.8pt" o:gfxdata="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" strokecolor="#e97132 [3205]">
                 <v:stroke dashstyle="dash"/>
               </v:line>
             </w:pict>
@@ -30217,7 +31838,7 @@
           </mc:Choice>
           <mc:Fallback>
             <w:pict>
-              <v:rect w14:anchorId="3AD56CEA" id="Rectangle 28" o:spid="_x0000_s1041" style="position:absolute;left:0;text-align:left;margin-left:279pt;margin-top:22.7pt;width:134.8pt;height:18pt;z-index:251720704;visibility:visible;mso-wrap-style:square;mso-width-percent:0;mso-height-percent:0;mso-wrap-distance-left:9pt;mso-wrap-distance-top:0;mso-wrap-distance-right:9pt;mso-wrap-distance-bottom:0;mso-position-horizontal:absolute;mso-position-horizontal-relative:text;mso-position-vertical:absolute;mso-position-vertical-relative:text;mso-width-percent:0;mso-height-percent:0;mso-width-relative:margin;mso-height-relative:margin;v-text-anchor:middle" o:gfxdata="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" fillcolor="white [3201]" strokecolor="black [3200]" strokeweight="1pt">
+              <v:rect w14:anchorId="3AD56CEA" id="Rectangle 28" o:spid="_x0000_s1041" style="position:absolute;left:0;text-align:left;margin-left:279pt;margin-top:22.7pt;width:134.8pt;height:18pt;z-index:251720704;visibility:visible;mso-wrap-style:square;mso-width-percent:0;mso-height-percent:0;mso-wrap-distance-left:9pt;mso-wrap-distance-top:0;mso-wrap-distance-right:9pt;mso-wrap-distance-bottom:0;mso-position-horizontal:absolute;mso-position-horizontal-relative:text;mso-position-vertical:absolute;mso-position-vertical-relative:text;mso-width-percent:0;mso-height-percent:0;mso-width-relative:margin;mso-height-relative:margin;v-text-anchor:middle" o:gfxdata="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" fillcolor="white [3201]" strokecolor="black [3200]" strokeweight="1pt">
                 <v:textbox>
                   <w:txbxContent>
                     <w:p>
@@ -30311,11 +31932,7 @@
           </mc:Choice>
           <mc:Fallback>
             <w:pict>
-              <v:shapetype w14:anchorId="4CBE333E" id="_x0000_t32" coordsize="21600,21600" o:spt="32" o:oned="t" path="m,l21600,21600e" filled="f">
-                <v:path arrowok="t" fillok="f" o:connecttype="none"/>
-                <o:lock v:ext="edit" shapetype="t"/>
-              </v:shapetype>
-              <v:shape id="Straight Arrow Connector 33" o:spid="_x0000_s1026" type="#_x0000_t32" style="position:absolute;margin-left:261pt;margin-top:31.7pt;width:18pt;height:0;z-index:251734016;visibility:visible;mso-wrap-style:square;mso-wrap-distance-left:9pt;mso-wrap-distance-top:0;mso-wrap-distance-right:9pt;mso-wrap-distance-bottom:0;mso-position-horizontal:absolute;mso-position-horizontal-relative:text;mso-position-vertical:absolute;mso-position-vertical-relative:text" o:gfxdata="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" strokecolor="#156082 [3204]" strokeweight=".5pt">
+              <v:shape w14:anchorId="28A17A8D" id="Straight Arrow Connector 33" o:spid="_x0000_s1026" type="#_x0000_t32" style="position:absolute;margin-left:261pt;margin-top:31.7pt;width:18pt;height:0;z-index:251734016;visibility:visible;mso-wrap-style:square;mso-wrap-distance-left:9pt;mso-wrap-distance-top:0;mso-wrap-distance-right:9pt;mso-wrap-distance-bottom:0;mso-position-horizontal:absolute;mso-position-horizontal-relative:text;mso-position-vertical:absolute;mso-position-vertical-relative:text" o:gfxdata="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" strokecolor="#156082 [3204]" strokeweight=".5pt">
                 <v:stroke endarrow="block" joinstyle="miter"/>
               </v:shape>
             </w:pict>
@@ -30415,7 +32032,7 @@
           </mc:Choice>
           <mc:Fallback>
             <w:pict>
-              <v:rect w14:anchorId="06DBDEEA" id="_x0000_s1042" style="position:absolute;left:0;text-align:left;margin-left:171pt;margin-top:22.7pt;width:90pt;height:18pt;z-index:251723776;visibility:visible;mso-wrap-style:square;mso-height-percent:0;mso-wrap-distance-left:9pt;mso-wrap-distance-top:0;mso-wrap-distance-right:9pt;mso-wrap-distance-bottom:0;mso-position-horizontal:absolute;mso-position-horizontal-relative:text;mso-position-vertical:absolute;mso-position-vertical-relative:text;mso-height-percent:0;mso-height-relative:margin;v-text-anchor:middle" o:gfxdata="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" fillcolor="white [3201]" strokecolor="black [3200]" strokeweight="1pt">
+              <v:rect w14:anchorId="06DBDEEA" id="_x0000_s1042" style="position:absolute;left:0;text-align:left;margin-left:171pt;margin-top:22.7pt;width:90pt;height:18pt;z-index:251723776;visibility:visible;mso-wrap-style:square;mso-height-percent:0;mso-wrap-distance-left:9pt;mso-wrap-distance-top:0;mso-wrap-distance-right:9pt;mso-wrap-distance-bottom:0;mso-position-horizontal:absolute;mso-position-horizontal-relative:text;mso-position-vertical:absolute;mso-position-vertical-relative:text;mso-height-percent:0;mso-height-relative:margin;v-text-anchor:middle" o:gfxdata="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" fillcolor="white [3201]" strokecolor="black [3200]" strokeweight="1pt">
                 <v:textbox>
                   <w:txbxContent>
                     <w:p>
@@ -30512,7 +32129,7 @@
           </mc:Choice>
           <mc:Fallback>
             <w:pict>
-              <v:shapetype w14:anchorId="501E588B" id="_x0000_t38" coordsize="21600,21600" o:spt="38" o:oned="t" path="m,c@0,0@1,5400@1,10800@1,16200@2,21600,21600,21600e" filled="f">
+              <v:shapetype w14:anchorId="16F6F7F6" id="_x0000_t38" coordsize="21600,21600" o:spt="38" o:oned="t" path="m,c@0,0@1,5400@1,10800@1,16200@2,21600,21600,21600e" filled="f">
                 <v:formulas>
                   <v:f eqn="mid #0 0"/>
                   <v:f eqn="val #0"/>
@@ -30598,7 +32215,7 @@
           </mc:Choice>
           <mc:Fallback>
             <w:pict>
-              <v:shape w14:anchorId="268D9C76" id="Connector: Curved 31" o:spid="_x0000_s1026" type="#_x0000_t38" style="position:absolute;margin-left:126pt;margin-top:22.7pt;width:45pt;height:1in;flip:y;z-index:251726848;visibility:visible;mso-wrap-style:square;mso-height-percent:0;mso-wrap-distance-left:9pt;mso-wrap-distance-top:0;mso-wrap-distance-right:9pt;mso-wrap-distance-bottom:0;mso-position-horizontal:absolute;mso-position-horizontal-relative:text;mso-position-vertical:absolute;mso-position-vertical-relative:text;mso-height-percent:0;mso-height-relative:margin" o:gfxdata="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" adj="10800" strokecolor="#156082 [3204]" strokeweight=".5pt">
+              <v:shape w14:anchorId="2339B335" id="Connector: Curved 31" o:spid="_x0000_s1026" type="#_x0000_t38" style="position:absolute;margin-left:126pt;margin-top:22.7pt;width:45pt;height:1in;flip:y;z-index:251726848;visibility:visible;mso-wrap-style:square;mso-height-percent:0;mso-wrap-distance-left:9pt;mso-wrap-distance-top:0;mso-wrap-distance-right:9pt;mso-wrap-distance-bottom:0;mso-position-horizontal:absolute;mso-position-horizontal-relative:text;mso-position-vertical:absolute;mso-position-vertical-relative:text;mso-height-percent:0;mso-height-relative:margin" o:gfxdata="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" adj="10800" strokecolor="#156082 [3204]" strokeweight=".5pt">
                 <v:stroke endarrow="block" joinstyle="miter"/>
               </v:shape>
             </w:pict>
@@ -30695,7 +32312,7 @@
           </mc:Choice>
           <mc:Fallback>
             <w:pict>
-              <v:rect w14:anchorId="7C3A2E7B" id="_x0000_s1043" style="position:absolute;left:0;text-align:left;margin-left:27pt;margin-top:61.9pt;width:99pt;height:23.8pt;z-index:251716608;visibility:visible;mso-wrap-style:square;mso-width-percent:0;mso-height-percent:0;mso-wrap-distance-left:9pt;mso-wrap-distance-top:0;mso-wrap-distance-right:9pt;mso-wrap-distance-bottom:0;mso-position-horizontal:absolute;mso-position-horizontal-relative:text;mso-position-vertical:absolute;mso-position-vertical-relative:text;mso-width-percent:0;mso-height-percent:0;mso-width-relative:margin;mso-height-relative:margin;v-text-anchor:middle" o:gfxdata="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" fillcolor="white [3201]" strokecolor="black [3200]" strokeweight="1pt">
+              <v:rect w14:anchorId="7C3A2E7B" id="_x0000_s1043" style="position:absolute;left:0;text-align:left;margin-left:27pt;margin-top:61.9pt;width:99pt;height:23.8pt;z-index:251716608;visibility:visible;mso-wrap-style:square;mso-width-percent:0;mso-height-percent:0;mso-wrap-distance-left:9pt;mso-wrap-distance-top:0;mso-wrap-distance-right:9pt;mso-wrap-distance-bottom:0;mso-position-horizontal:absolute;mso-position-horizontal-relative:text;mso-position-vertical:absolute;mso-position-vertical-relative:text;mso-width-percent:0;mso-height-percent:0;mso-width-relative:margin;mso-height-relative:margin;v-text-anchor:middle" o:gfxdata="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" fillcolor="white [3201]" strokecolor="black [3200]" strokeweight="1pt">
                 <v:textbox>
                   <w:txbxContent>
                     <w:p>
@@ -30823,7 +32440,7 @@
           </mc:Choice>
           <mc:Fallback>
             <w:pict>
-              <v:rect w14:anchorId="098E9E64" id="_x0000_s1044" style="position:absolute;left:0;text-align:left;margin-left:27pt;margin-top:85.7pt;width:99pt;height:16.35pt;z-index:251718656;visibility:visible;mso-wrap-style:square;mso-width-percent:0;mso-height-percent:0;mso-wrap-distance-left:9pt;mso-wrap-distance-top:0;mso-wrap-distance-right:9pt;mso-wrap-distance-bottom:0;mso-position-horizontal:absolute;mso-position-horizontal-relative:text;mso-position-vertical:absolute;mso-position-vertical-relative:text;mso-width-percent:0;mso-height-percent:0;mso-width-relative:margin;mso-height-relative:margin;v-text-anchor:middle" o:gfxdata="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" fillcolor="white [3201]" strokecolor="black [3200]" strokeweight="1pt">
+              <v:rect w14:anchorId="098E9E64" id="_x0000_s1044" style="position:absolute;left:0;text-align:left;margin-left:27pt;margin-top:85.7pt;width:99pt;height:16.35pt;z-index:251718656;visibility:visible;mso-wrap-style:square;mso-width-percent:0;mso-height-percent:0;mso-wrap-distance-left:9pt;mso-wrap-distance-top:0;mso-wrap-distance-right:9pt;mso-wrap-distance-bottom:0;mso-position-horizontal:absolute;mso-position-horizontal-relative:text;mso-position-vertical:absolute;mso-position-vertical-relative:text;mso-width-percent:0;mso-height-percent:0;mso-width-relative:margin;mso-height-relative:margin;v-text-anchor:middle" o:gfxdata="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" fillcolor="white [3201]" strokecolor="black [3200]" strokeweight="1pt">
                 <v:textbox>
                   <w:txbxContent>
                     <w:p>
@@ -30911,6 +32528,7 @@
           <w:bCs/>
           <w:sz w:val="36"/>
           <w:szCs w:val="36"/>
+          <w:lang w:val="en-US"/>
         </w:rPr>
       </w:pPr>
       <w:r>
@@ -30989,7 +32607,7 @@
           </mc:Choice>
           <mc:Fallback>
             <w:pict>
-              <v:line w14:anchorId="56B5EB92" id="Straight Connector 43" o:spid="_x0000_s1026" style="position:absolute;flip:x y;z-index:251747328;visibility:visible;mso-wrap-style:square;mso-width-percent:0;mso-height-percent:0;mso-wrap-distance-left:9pt;mso-wrap-distance-top:0;mso-wrap-distance-right:9pt;mso-wrap-distance-bottom:0;mso-position-horizontal:absolute;mso-position-horizontal-relative:text;mso-position-vertical:absolute;mso-position-vertical-relative:text;mso-width-percent:0;mso-height-percent:0;mso-width-relative:margin;mso-height-relative:margin" from="18pt,73.95pt" to="134.95pt,74pt" o:gfxdata="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" strokecolor="#e97132 [3205]">
+              <v:line w14:anchorId="1BB5CB25" id="Straight Connector 43" o:spid="_x0000_s1026" style="position:absolute;flip:x y;z-index:251747328;visibility:visible;mso-wrap-style:square;mso-width-percent:0;mso-height-percent:0;mso-wrap-distance-left:9pt;mso-wrap-distance-top:0;mso-wrap-distance-right:9pt;mso-wrap-distance-bottom:0;mso-position-horizontal:absolute;mso-position-horizontal-relative:text;mso-position-vertical:absolute;mso-position-vertical-relative:text;mso-width-percent:0;mso-height-percent:0;mso-width-relative:margin;mso-height-relative:margin" from="18pt,73.95pt" to="134.95pt,74pt" o:gfxdata="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" strokecolor="#e97132 [3205]">
                 <v:stroke dashstyle="dash"/>
               </v:line>
             </w:pict>
@@ -31100,7 +32718,7 @@
           </mc:Choice>
           <mc:Fallback>
             <w:pict>
-              <v:rect w14:anchorId="7097266E" id="_x0000_s1045" style="position:absolute;margin-left:27pt;margin-top:43.85pt;width:99pt;height:16.35pt;z-index:251730944;visibility:visible;mso-wrap-style:square;mso-width-percent:0;mso-height-percent:0;mso-wrap-distance-left:9pt;mso-wrap-distance-top:0;mso-wrap-distance-right:9pt;mso-wrap-distance-bottom:0;mso-position-horizontal:absolute;mso-position-horizontal-relative:text;mso-position-vertical:absolute;mso-position-vertical-relative:text;mso-width-percent:0;mso-height-percent:0;mso-width-relative:margin;mso-height-relative:margin;v-text-anchor:middle" o:gfxdata="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" fillcolor="white [3201]" strokecolor="black [3200]" strokeweight="1pt">
+              <v:rect w14:anchorId="7097266E" id="_x0000_s1045" style="position:absolute;margin-left:27pt;margin-top:43.85pt;width:99pt;height:16.35pt;z-index:251730944;visibility:visible;mso-wrap-style:square;mso-width-percent:0;mso-height-percent:0;mso-wrap-distance-left:9pt;mso-wrap-distance-top:0;mso-wrap-distance-right:9pt;mso-wrap-distance-bottom:0;mso-position-horizontal:absolute;mso-position-horizontal-relative:text;mso-position-vertical:absolute;mso-position-vertical-relative:text;mso-width-percent:0;mso-height-percent:0;mso-width-relative:margin;mso-height-relative:margin;v-text-anchor:middle" o:gfxdata="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" fillcolor="white [3201]" strokecolor="black [3200]" strokeweight="1pt">
                 <v:textbox>
                   <w:txbxContent>
                     <w:p>
@@ -31230,7 +32848,7 @@
           </mc:Choice>
           <mc:Fallback>
             <w:pict>
-              <v:rect w14:anchorId="33DB76CA" id="_x0000_s1046" style="position:absolute;margin-left:27pt;margin-top:19.85pt;width:99pt;height:23.8pt;z-index:251728896;visibility:visible;mso-wrap-style:square;mso-width-percent:0;mso-height-percent:0;mso-wrap-distance-left:9pt;mso-wrap-distance-top:0;mso-wrap-distance-right:9pt;mso-wrap-distance-bottom:0;mso-position-horizontal:absolute;mso-position-horizontal-relative:text;mso-position-vertical:absolute;mso-position-vertical-relative:text;mso-width-percent:0;mso-height-percent:0;mso-width-relative:margin;mso-height-relative:margin;v-text-anchor:middle" o:gfxdata="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" fillcolor="white [3201]" strokecolor="black [3200]" strokeweight="1pt">
+              <v:rect w14:anchorId="33DB76CA" id="_x0000_s1046" style="position:absolute;margin-left:27pt;margin-top:19.85pt;width:99pt;height:23.8pt;z-index:251728896;visibility:visible;mso-wrap-style:square;mso-width-percent:0;mso-height-percent:0;mso-wrap-distance-left:9pt;mso-wrap-distance-top:0;mso-wrap-distance-right:9pt;mso-wrap-distance-bottom:0;mso-position-horizontal:absolute;mso-position-horizontal-relative:text;mso-position-vertical:absolute;mso-position-vertical-relative:text;mso-width-percent:0;mso-height-percent:0;mso-width-relative:margin;mso-height-relative:margin;v-text-anchor:middle" o:gfxdata="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" fillcolor="white [3201]" strokecolor="black [3200]" strokeweight="1pt">
                 <v:textbox>
                   <w:txbxContent>
                     <w:p>
@@ -31280,198 +32898,166 @@
           <w:rFonts w:ascii="David" w:hAnsi="David" w:cs="David"/>
           <w:b/>
           <w:bCs/>
-          <w:sz w:val="36"/>
-          <w:szCs w:val="36"/>
+          <w:sz w:val="40"/>
+          <w:szCs w:val="40"/>
           <w:u w:val="single"/>
           <w:rtl/>
           <w:lang w:val="en-US"/>
         </w:rPr>
       </w:pPr>
-      <w:proofErr w:type="spellStart"/>
       <w:r>
         <w:rPr>
           <w:rFonts w:ascii="David" w:hAnsi="David" w:cs="David"/>
           <w:b/>
           <w:bCs/>
-          <w:sz w:val="36"/>
-          <w:szCs w:val="36"/>
+          <w:sz w:val="40"/>
+          <w:szCs w:val="40"/>
           <w:u w:val="single"/>
         </w:rPr>
         <w:lastRenderedPageBreak/>
-        <w:t>Composit</w:t>
-      </w:r>
-      <w:proofErr w:type="spellEnd"/>
+        <w:t xml:space="preserve">Strategy </w:t>
+      </w:r>
       <w:r>
         <w:rPr>
           <w:rFonts w:ascii="David" w:hAnsi="David" w:cs="David"/>
           <w:b/>
           <w:bCs/>
-          <w:sz w:val="36"/>
-          <w:szCs w:val="36"/>
+          <w:sz w:val="40"/>
+          <w:szCs w:val="40"/>
           <w:u w:val="single"/>
           <w:lang w:val="en-US"/>
         </w:rPr>
-        <w:t xml:space="preserve">e Pattern </w:t>
-      </w:r>
-    </w:p>
-    <w:p>
-      <w:pPr>
-        <w:pStyle w:val="ListParagraph"/>
-        <w:bidi/>
-        <w:jc w:val="center"/>
-        <w:rPr>
-          <w:rFonts w:ascii="David" w:hAnsi="David" w:cs="David"/>
-          <w:sz w:val="36"/>
-          <w:szCs w:val="36"/>
-          <w:rtl/>
-          <w:lang w:val="en-US"/>
-        </w:rPr>
-      </w:pPr>
-      <w:r>
-        <w:rPr>
-          <w:rFonts w:ascii="David" w:hAnsi="David" w:cs="David"/>
-          <w:b/>
-          <w:bCs/>
-          <w:sz w:val="36"/>
-          <w:szCs w:val="36"/>
-          <w:u w:val="single"/>
-          <w:lang w:val="en-US"/>
-        </w:rPr>
-        <w:br/>
-      </w:r>
-      <w:r>
-        <w:rPr>
-          <w:rFonts w:ascii="David" w:hAnsi="David" w:cs="David"/>
-          <w:sz w:val="36"/>
-          <w:szCs w:val="36"/>
-          <w:rtl/>
-          <w:lang w:val="en-US"/>
-        </w:rPr>
-        <w:t>ה</w:t>
-      </w:r>
-      <w:r>
-        <w:rPr>
-          <w:rFonts w:ascii="David" w:hAnsi="David" w:cs="David"/>
-          <w:sz w:val="36"/>
-          <w:szCs w:val="36"/>
-        </w:rPr>
-        <w:t xml:space="preserve">-Composite </w:t>
-      </w:r>
-      <w:r>
-        <w:rPr>
-          <w:rFonts w:ascii="David" w:hAnsi="David" w:cs="David"/>
-          <w:sz w:val="36"/>
-          <w:szCs w:val="36"/>
-          <w:rtl/>
-          <w:lang w:val="en-US"/>
-        </w:rPr>
-        <w:t>מאפשר ליצור מבנה של אובייקטים בצורה של היררכיה (עץ). בתוך המבנה הזה, אובייקטים יכולים להיות אובייקטים בודדים</w:t>
-      </w:r>
-      <w:r>
-        <w:rPr>
-          <w:rFonts w:ascii="David" w:hAnsi="David" w:cs="David"/>
-          <w:sz w:val="36"/>
-          <w:szCs w:val="36"/>
-        </w:rPr>
-        <w:t xml:space="preserve"> (leaf) </w:t>
-      </w:r>
-      <w:r>
-        <w:rPr>
-          <w:rFonts w:ascii="David" w:hAnsi="David" w:cs="David"/>
-          <w:sz w:val="36"/>
-          <w:szCs w:val="36"/>
-          <w:rtl/>
-          <w:lang w:val="en-US"/>
-        </w:rPr>
-        <w:t>או קבוצות של אובייקטים</w:t>
-      </w:r>
-      <w:r>
-        <w:rPr>
-          <w:rFonts w:ascii="David" w:hAnsi="David" w:cs="David"/>
-          <w:sz w:val="36"/>
-          <w:szCs w:val="36"/>
-        </w:rPr>
-        <w:t xml:space="preserve"> (composite). </w:t>
-      </w:r>
-      <w:r>
-        <w:rPr>
-          <w:rFonts w:ascii="David" w:hAnsi="David" w:cs="David"/>
-          <w:sz w:val="36"/>
-          <w:szCs w:val="36"/>
-          <w:rtl/>
-          <w:lang w:val="en-US"/>
-        </w:rPr>
-        <w:t>כל האובייקטים, בין אם הם בודדים או קבוצות, מממשים את אותה ממשק</w:t>
-      </w:r>
-      <w:r>
-        <w:rPr>
-          <w:rFonts w:ascii="David" w:hAnsi="David" w:cs="David"/>
-          <w:sz w:val="36"/>
-          <w:szCs w:val="36"/>
-        </w:rPr>
-        <w:t xml:space="preserve"> (interface) </w:t>
-      </w:r>
-      <w:r>
-        <w:rPr>
-          <w:rFonts w:ascii="David" w:hAnsi="David" w:cs="David"/>
-          <w:sz w:val="36"/>
-          <w:szCs w:val="36"/>
-          <w:rtl/>
-          <w:lang w:val="en-US"/>
-        </w:rPr>
-        <w:t xml:space="preserve">כך שניתן לטפל בהם באופן אחיד, בלי צורך לדעת אם מדובר באובייקט בודד או </w:t>
-      </w:r>
-    </w:p>
-    <w:p>
-      <w:pPr>
-        <w:pStyle w:val="ListParagraph"/>
-        <w:bidi/>
-        <w:jc w:val="center"/>
-        <w:rPr>
-          <w:rFonts w:ascii="David" w:hAnsi="David" w:cs="David"/>
-          <w:sz w:val="36"/>
-          <w:szCs w:val="36"/>
-          <w:rtl/>
-        </w:rPr>
-      </w:pPr>
-      <w:r>
-        <w:rPr>
-          <w:rFonts w:ascii="David" w:hAnsi="David" w:cs="David"/>
-          <w:sz w:val="36"/>
-          <w:szCs w:val="36"/>
-          <w:rtl/>
-          <w:lang w:val="en-US"/>
-        </w:rPr>
-        <w:t>בקבוצת אובייקטים</w:t>
-      </w:r>
-      <w:r>
-        <w:rPr>
-          <w:rFonts w:ascii="David" w:hAnsi="David" w:cs="David"/>
-          <w:sz w:val="36"/>
-          <w:szCs w:val="36"/>
+        <w:t xml:space="preserve">Pattern </w:t>
+      </w:r>
+    </w:p>
+    <w:p>
+      <w:pPr>
+        <w:suppressAutoHyphens w:val="0"/>
+        <w:autoSpaceDN/>
+        <w:bidi/>
+        <w:spacing w:before="100" w:beforeAutospacing="1" w:after="100" w:afterAutospacing="1" w:line="240" w:lineRule="auto"/>
+        <w:rPr>
+          <w:rFonts w:ascii="David" w:eastAsia="Times New Roman" w:hAnsi="David" w:cs="David"/>
+          <w:sz w:val="36"/>
+          <w:szCs w:val="36"/>
+          <w:lang w:val="en-US"/>
+        </w:rPr>
+      </w:pPr>
+      <w:r>
+        <w:rPr>
+          <w:rFonts w:ascii="David" w:eastAsia="Times New Roman" w:hAnsi="David" w:cs="David"/>
+          <w:sz w:val="36"/>
+          <w:szCs w:val="36"/>
+          <w:rtl/>
+          <w:lang w:val="en-US"/>
+        </w:rPr>
+        <w:t>תבנית עיצוב "אסטרטגיה</w:t>
+      </w:r>
+      <w:r>
+        <w:rPr>
+          <w:rFonts w:ascii="David" w:eastAsia="Times New Roman" w:hAnsi="David" w:cs="David"/>
+          <w:sz w:val="36"/>
+          <w:szCs w:val="36"/>
+          <w:lang w:val="en-US"/>
+        </w:rPr>
+        <w:t xml:space="preserve">" (Strategy Design Pattern) </w:t>
+      </w:r>
+      <w:r>
+        <w:rPr>
+          <w:rFonts w:ascii="David" w:eastAsia="Times New Roman" w:hAnsi="David" w:cs="David"/>
+          <w:sz w:val="36"/>
+          <w:szCs w:val="36"/>
+          <w:rtl/>
+          <w:lang w:val="en-US"/>
+        </w:rPr>
+        <w:t>היא תבנית עיצוב מבני שמטרתה להפריד בין אלגוריתם (אסטרטגיה) לבין הקוד שמשתמש בו. במקום לקבוע אלגוריתם קבוע בתוך קוד מסוים, תבנית העיצוב מאפשרת לבחור ולהחליף אסטרטגיות שונות במהלך הריצה, מבלי לשנות את הקוד שבונה את המערכת</w:t>
+      </w:r>
+      <w:r>
+        <w:rPr>
+          <w:rFonts w:ascii="David" w:eastAsia="Times New Roman" w:hAnsi="David" w:cs="David"/>
+          <w:sz w:val="36"/>
+          <w:szCs w:val="36"/>
+          <w:lang w:val="en-US"/>
         </w:rPr>
         <w:t>.</w:t>
       </w:r>
     </w:p>
     <w:p>
       <w:pPr>
-        <w:pStyle w:val="ListParagraph"/>
-        <w:bidi/>
-        <w:jc w:val="center"/>
-        <w:rPr>
-          <w:rFonts w:ascii="David" w:hAnsi="David" w:cs="David"/>
-          <w:sz w:val="36"/>
-          <w:szCs w:val="36"/>
-          <w:lang w:val="en-US"/>
-        </w:rPr>
-      </w:pPr>
-    </w:p>
-    <w:p>
-      <w:pPr>
-        <w:pStyle w:val="ListParagraph"/>
-        <w:bidi/>
-        <w:rPr>
-          <w:rFonts w:ascii="David" w:hAnsi="David" w:cs="David"/>
+        <w:suppressAutoHyphens w:val="0"/>
+        <w:autoSpaceDN/>
+        <w:bidi/>
+        <w:spacing w:before="100" w:beforeAutospacing="1" w:after="100" w:afterAutospacing="1" w:line="240" w:lineRule="auto"/>
+        <w:rPr>
+          <w:rFonts w:ascii="David" w:eastAsia="Times New Roman" w:hAnsi="David" w:cs="David"/>
+          <w:sz w:val="36"/>
+          <w:szCs w:val="36"/>
+          <w:lang w:val="en-US"/>
+        </w:rPr>
+      </w:pPr>
+      <w:r>
+        <w:rPr>
+          <w:rFonts w:ascii="David" w:eastAsia="Times New Roman" w:hAnsi="David" w:cs="David"/>
+          <w:sz w:val="36"/>
+          <w:szCs w:val="36"/>
+          <w:rtl/>
+          <w:lang w:val="en-US"/>
+        </w:rPr>
+        <w:t>במילים פשוטות, תבנית העיצוב הזו מאפשרת לבחור את הדרך שבה תתבצע פעולה כלשהי בזמן הריצה, ובכך מקלה על הוספת אסטרטגיות חדשות או שינוי אסטרטגיות קיימות מבלי לשנות את הקוד שהן פועלות בו</w:t>
+      </w:r>
+      <w:r>
+        <w:rPr>
+          <w:rFonts w:ascii="David" w:eastAsia="Times New Roman" w:hAnsi="David" w:cs="David"/>
+          <w:sz w:val="36"/>
+          <w:szCs w:val="36"/>
+          <w:lang w:val="en-US"/>
+        </w:rPr>
+        <w:t>.</w:t>
+      </w:r>
+    </w:p>
+    <w:p>
+      <w:pPr>
+        <w:suppressAutoHyphens w:val="0"/>
+        <w:autoSpaceDN/>
+        <w:bidi/>
+        <w:spacing w:before="100" w:beforeAutospacing="1" w:after="100" w:afterAutospacing="1" w:line="240" w:lineRule="auto"/>
+        <w:rPr>
+          <w:rFonts w:ascii="David" w:eastAsia="Times New Roman" w:hAnsi="David" w:cs="David"/>
+          <w:sz w:val="36"/>
+          <w:szCs w:val="36"/>
+          <w:rtl/>
+          <w:lang w:val="en-US"/>
+        </w:rPr>
+      </w:pPr>
+      <w:r>
+        <w:rPr>
+          <w:rFonts w:ascii="David" w:eastAsia="Times New Roman" w:hAnsi="David" w:cs="David"/>
+          <w:sz w:val="36"/>
+          <w:szCs w:val="36"/>
+          <w:rtl/>
+          <w:lang w:val="en-US"/>
+        </w:rPr>
+        <w:t>דוגמה נפוצה לשימוש בתבנית זו היא במערכות שבהן יש אלגוריתמים שונים לפתרון בעיות שונות, כמו חישוב מחירים, חיפוש או מיון, ותצטרך לבחור באלגוריתם המתאים ביותר בהקשר נתון</w:t>
+      </w:r>
+      <w:r>
+        <w:rPr>
+          <w:rFonts w:ascii="David" w:eastAsia="Times New Roman" w:hAnsi="David" w:cs="David"/>
+          <w:sz w:val="36"/>
+          <w:szCs w:val="36"/>
+          <w:lang w:val="en-US"/>
+        </w:rPr>
+        <w:t>.</w:t>
+      </w:r>
+    </w:p>
+    <w:p>
+      <w:pPr>
+        <w:suppressAutoHyphens w:val="0"/>
+        <w:autoSpaceDN/>
+        <w:bidi/>
+        <w:spacing w:before="100" w:beforeAutospacing="1" w:after="100" w:afterAutospacing="1" w:line="240" w:lineRule="auto"/>
+        <w:rPr>
+          <w:rFonts w:ascii="David" w:eastAsia="Times New Roman" w:hAnsi="David"/>
+          <w:color w:val="FF0000"/>
           <w:sz w:val="36"/>
           <w:szCs w:val="36"/>
           <w:lang w:val="en-US"/>
@@ -31480,173 +33066,254 @@
       <w:proofErr w:type="spellStart"/>
       <w:r>
         <w:rPr>
-          <w:rFonts w:ascii="David" w:hAnsi="David" w:cs="David"/>
-          <w:sz w:val="36"/>
-          <w:szCs w:val="36"/>
-        </w:rPr>
-        <w:t>EditMapPinViewModel</w:t>
+          <w:rFonts w:ascii="David" w:eastAsia="Times New Roman" w:hAnsi="David" w:cs="David"/>
+          <w:sz w:val="36"/>
+          <w:szCs w:val="36"/>
+          <w:lang w:val="en-US"/>
+        </w:rPr>
+        <w:t>UserRecordsViewModel</w:t>
       </w:r>
       <w:proofErr w:type="spellEnd"/>
       <w:r>
         <w:rPr>
-          <w:rFonts w:ascii="David" w:hAnsi="David" w:cs="David" w:hint="cs"/>
-          <w:sz w:val="36"/>
-          <w:szCs w:val="36"/>
-          <w:rtl/>
-        </w:rPr>
-        <w:t xml:space="preserve">-בעצם במחלקה זו ניתן לשמור את הפינים של </w:t>
-      </w:r>
-      <w:r>
-        <w:rPr>
-          <w:rFonts w:ascii="David" w:hAnsi="David" w:cs="David" w:hint="cs"/>
-          <w:sz w:val="36"/>
-          <w:szCs w:val="36"/>
-          <w:rtl/>
-        </w:rPr>
-        <w:t xml:space="preserve">המפה. כל מסלול שאנו מעלים לענן בנוי מפינים שבונים את המסלול . לכן תחת השדה של </w:t>
+          <w:rFonts w:ascii="David" w:eastAsia="Times New Roman" w:hAnsi="David" w:cs="David" w:hint="cs"/>
+          <w:sz w:val="36"/>
+          <w:szCs w:val="36"/>
+          <w:rtl/>
+          <w:lang w:val="en-US"/>
+        </w:rPr>
+        <w:t xml:space="preserve">- </w:t>
+      </w:r>
+      <w:r>
+        <w:rPr>
+          <w:rFonts w:ascii="David" w:eastAsia="Times New Roman" w:hAnsi="David" w:cs="David" w:hint="cs"/>
+          <w:sz w:val="36"/>
+          <w:szCs w:val="36"/>
+          <w:rtl/>
+          <w:lang w:val="en-US"/>
+        </w:rPr>
+        <w:t xml:space="preserve">בגלל שהאפליקציה כוללת בתוכה את האפשרות למיון של רשומות </w:t>
+      </w:r>
+      <w:proofErr w:type="gramStart"/>
+      <w:r>
+        <w:rPr>
+          <w:rFonts w:ascii="David" w:eastAsia="Times New Roman" w:hAnsi="David" w:cs="David" w:hint="cs"/>
+          <w:sz w:val="36"/>
+          <w:szCs w:val="36"/>
+          <w:rtl/>
+          <w:lang w:val="en-US"/>
+        </w:rPr>
+        <w:t>המשתמשים .</w:t>
+      </w:r>
+      <w:proofErr w:type="gramEnd"/>
+      <w:r>
+        <w:rPr>
+          <w:rFonts w:ascii="David" w:eastAsia="Times New Roman" w:hAnsi="David" w:cs="David" w:hint="cs"/>
+          <w:sz w:val="36"/>
+          <w:szCs w:val="36"/>
+          <w:rtl/>
+          <w:lang w:val="en-US"/>
+        </w:rPr>
+        <w:t xml:space="preserve"> במחלקה זו ישנה את השיטה </w:t>
       </w:r>
       <w:proofErr w:type="spellStart"/>
       <w:r>
         <w:rPr>
-          <w:rFonts w:ascii="David" w:hAnsi="David" w:cs="David"/>
-          <w:sz w:val="36"/>
-          <w:szCs w:val="36"/>
-          <w:lang w:val="en-US"/>
-        </w:rPr>
-        <w:t>MapName</w:t>
+          <w:rFonts w:ascii="David" w:eastAsia="Times New Roman" w:hAnsi="David" w:cs="David"/>
+          <w:sz w:val="36"/>
+          <w:szCs w:val="36"/>
+          <w:lang w:val="en-US"/>
+        </w:rPr>
+        <w:t>SortUserRecords</w:t>
       </w:r>
       <w:proofErr w:type="spellEnd"/>
       <w:r>
         <w:rPr>
-          <w:rFonts w:ascii="David" w:hAnsi="David" w:cs="David" w:hint="cs"/>
-          <w:sz w:val="36"/>
-          <w:szCs w:val="36"/>
-          <w:rtl/>
-          <w:lang w:val="en-US"/>
-        </w:rPr>
-        <w:t>יהיה אותו השם אבל שאר השדות כגון קו רוח</w:t>
-      </w:r>
-      <w:r>
-        <w:rPr>
-          <w:rFonts w:ascii="David" w:hAnsi="David" w:cs="David" w:hint="cs"/>
-          <w:sz w:val="36"/>
-          <w:szCs w:val="36"/>
-          <w:rtl/>
-          <w:lang w:val="en-US"/>
-        </w:rPr>
-        <w:t>ב,</w:t>
-      </w:r>
-      <w:r>
-        <w:rPr>
-          <w:rFonts w:ascii="David" w:hAnsi="David" w:cs="David" w:hint="cs"/>
-          <w:sz w:val="36"/>
-          <w:szCs w:val="36"/>
-          <w:rtl/>
-          <w:lang w:val="en-US"/>
-        </w:rPr>
-        <w:t>קו אורך</w:t>
-      </w:r>
-      <w:r>
-        <w:rPr>
-          <w:rFonts w:ascii="David" w:hAnsi="David" w:cs="David" w:hint="cs"/>
-          <w:sz w:val="36"/>
-          <w:szCs w:val="36"/>
-          <w:rtl/>
-          <w:lang w:val="en-US"/>
-        </w:rPr>
-        <w:t xml:space="preserve"> ומספר הפין </w:t>
-      </w:r>
-      <w:r>
-        <w:rPr>
-          <w:rFonts w:ascii="David" w:hAnsi="David" w:cs="David" w:hint="cs"/>
-          <w:sz w:val="36"/>
-          <w:szCs w:val="36"/>
-          <w:rtl/>
-          <w:lang w:val="en-US"/>
-        </w:rPr>
-        <w:t>יהיו</w:t>
-      </w:r>
-      <w:r>
-        <w:rPr>
-          <w:rFonts w:ascii="David" w:hAnsi="David" w:cs="David" w:hint="cs"/>
-          <w:sz w:val="36"/>
-          <w:szCs w:val="36"/>
-          <w:rtl/>
-          <w:lang w:val="en-US"/>
-        </w:rPr>
-        <w:t xml:space="preserve"> שונים . </w:t>
-      </w:r>
-    </w:p>
-    <w:p>
-      <w:pPr>
-        <w:pStyle w:val="ListParagraph"/>
-        <w:bidi/>
-        <w:rPr>
-          <w:rFonts w:ascii="David" w:hAnsi="David" w:cs="David"/>
-          <w:sz w:val="36"/>
-          <w:szCs w:val="36"/>
-          <w:lang w:val="en-US"/>
-        </w:rPr>
-      </w:pPr>
-    </w:p>
-    <w:p>
-      <w:pPr>
-        <w:pStyle w:val="ListParagraph"/>
-        <w:bidi/>
-        <w:rPr>
-          <w:rFonts w:ascii="David" w:hAnsi="David" w:cs="David"/>
-          <w:sz w:val="36"/>
-          <w:szCs w:val="36"/>
-          <w:lang w:val="en-US"/>
-        </w:rPr>
-      </w:pPr>
-    </w:p>
-    <w:p>
-      <w:pPr>
-        <w:pStyle w:val="ListParagraph"/>
-        <w:bidi/>
-        <w:rPr>
-          <w:rFonts w:ascii="David" w:hAnsi="David" w:cs="David"/>
-          <w:sz w:val="36"/>
-          <w:szCs w:val="36"/>
-          <w:lang w:val="en-US"/>
-        </w:rPr>
-      </w:pPr>
-    </w:p>
-    <w:p>
-      <w:pPr>
-        <w:pStyle w:val="ListParagraph"/>
-        <w:bidi/>
-        <w:rPr>
-          <w:rFonts w:ascii="David" w:hAnsi="David" w:cs="David"/>
-          <w:sz w:val="36"/>
-          <w:szCs w:val="36"/>
-          <w:lang w:val="en-US"/>
-        </w:rPr>
-      </w:pPr>
-      <w:r>
-        <w:rPr>
-          <w:rFonts w:ascii="David" w:hAnsi="David" w:cs="David"/>
+          <w:rFonts w:ascii="David" w:eastAsia="Times New Roman" w:hAnsi="David" w:cs="David" w:hint="cs"/>
+          <w:sz w:val="36"/>
+          <w:szCs w:val="36"/>
+          <w:rtl/>
+          <w:lang w:val="en-US"/>
+        </w:rPr>
+        <w:t>- שמאפשרת למיין</w:t>
+      </w:r>
+      <w:r>
+        <w:rPr>
+          <w:rFonts w:ascii="David" w:eastAsia="Times New Roman" w:hAnsi="David" w:cs="David" w:hint="cs"/>
+          <w:sz w:val="36"/>
+          <w:szCs w:val="36"/>
+          <w:rtl/>
+          <w:lang w:val="en-US"/>
+        </w:rPr>
+        <w:t xml:space="preserve"> (לפי </w:t>
+      </w:r>
+      <w:proofErr w:type="spellStart"/>
+      <w:r>
+        <w:rPr>
+          <w:rFonts w:ascii="David" w:eastAsia="Times New Roman" w:hAnsi="David" w:cs="David"/>
+          <w:sz w:val="36"/>
+          <w:szCs w:val="36"/>
+          <w:lang w:val="en-US"/>
+        </w:rPr>
+        <w:t>SelectedSortOption</w:t>
+      </w:r>
+      <w:proofErr w:type="spellEnd"/>
+      <w:r>
+        <w:rPr>
+          <w:rFonts w:ascii="David" w:eastAsia="Times New Roman" w:hAnsi="David" w:cs="David" w:hint="cs"/>
+          <w:sz w:val="36"/>
+          <w:szCs w:val="36"/>
+          <w:rtl/>
+          <w:lang w:val="en-US"/>
+        </w:rPr>
+        <w:t xml:space="preserve"> )</w:t>
+      </w:r>
+      <w:r>
+        <w:rPr>
+          <w:rFonts w:ascii="David" w:eastAsia="Times New Roman" w:hAnsi="David" w:cs="David" w:hint="cs"/>
+          <w:sz w:val="36"/>
+          <w:szCs w:val="36"/>
+          <w:rtl/>
+          <w:lang w:val="en-US"/>
+        </w:rPr>
+        <w:t xml:space="preserve"> את הרשימה </w:t>
+      </w:r>
+      <w:r>
+        <w:rPr>
+          <w:rFonts w:ascii="David" w:eastAsia="Times New Roman" w:hAnsi="David" w:cs="David" w:hint="cs"/>
+          <w:sz w:val="36"/>
+          <w:szCs w:val="36"/>
+          <w:rtl/>
+          <w:lang w:val="en-US"/>
+        </w:rPr>
+        <w:t xml:space="preserve"> </w:t>
+      </w:r>
+      <w:proofErr w:type="spellStart"/>
+      <w:r>
+        <w:rPr>
+          <w:rFonts w:ascii="David" w:eastAsia="Times New Roman" w:hAnsi="David" w:cs="David"/>
+          <w:sz w:val="36"/>
+          <w:szCs w:val="36"/>
+          <w:lang w:val="en-US"/>
+        </w:rPr>
+        <w:t>UserRecordsList</w:t>
+      </w:r>
+      <w:proofErr w:type="spellEnd"/>
+      <w:r>
+        <w:rPr>
+          <w:rFonts w:ascii="David" w:eastAsia="Times New Roman" w:hAnsi="David" w:cs="David" w:hint="cs"/>
+          <w:sz w:val="36"/>
+          <w:szCs w:val="36"/>
+          <w:rtl/>
+          <w:lang w:val="en-US"/>
+        </w:rPr>
+        <w:t xml:space="preserve"> </w:t>
+      </w:r>
+      <w:r>
+        <w:rPr>
+          <w:rFonts w:ascii="David" w:eastAsia="Times New Roman" w:hAnsi="David" w:cs="David" w:hint="cs"/>
+          <w:sz w:val="36"/>
+          <w:szCs w:val="36"/>
+          <w:rtl/>
+          <w:lang w:val="en-US"/>
+        </w:rPr>
+        <w:t>(שמציגה את הרשומות של המשתמשים באפליקציה )</w:t>
+      </w:r>
+      <w:r>
+        <w:rPr>
+          <w:rFonts w:ascii="David" w:eastAsia="Times New Roman" w:hAnsi="David" w:cs="David" w:hint="cs"/>
+          <w:sz w:val="36"/>
+          <w:szCs w:val="36"/>
+          <w:rtl/>
+          <w:lang w:val="en-US"/>
+        </w:rPr>
+        <w:t>לפי זמן הפעילות,שם המשתמש שביצע את הפעילות או זמן העלאת הרשומה לענן של מונגו די בי .</w:t>
+      </w:r>
+      <w:r>
+        <w:rPr>
+          <w:rFonts w:ascii="David" w:eastAsia="Times New Roman" w:hAnsi="David" w:cs="David"/>
+          <w:color w:val="FF0000"/>
+          <w:sz w:val="28"/>
+          <w:szCs w:val="28"/>
+          <w:rtl/>
+          <w:lang w:val="en-US"/>
+        </w:rPr>
+        <w:t xml:space="preserve">הערה צריך לשנות את השם של </w:t>
+      </w:r>
+      <w:proofErr w:type="spellStart"/>
+      <w:r>
+        <w:rPr>
+          <w:rFonts w:ascii="David" w:hAnsi="David" w:cs="David"/>
+          <w:color w:val="FF0000"/>
+          <w:sz w:val="28"/>
+          <w:szCs w:val="28"/>
+          <w:lang w:val="en-US"/>
+        </w:rPr>
+        <w:t>IsShowAllTasks</w:t>
+      </w:r>
+      <w:proofErr w:type="spellEnd"/>
+      <w:r>
+        <w:rPr>
+          <w:rFonts w:ascii="David" w:hAnsi="David" w:cs="David"/>
+          <w:color w:val="FF0000"/>
+          <w:sz w:val="28"/>
+          <w:szCs w:val="28"/>
+          <w:rtl/>
+          <w:lang w:val="en-US"/>
+        </w:rPr>
+        <w:t xml:space="preserve"> ל</w:t>
+      </w:r>
+      <w:proofErr w:type="spellStart"/>
+      <w:r>
+        <w:rPr>
+          <w:rFonts w:ascii="David" w:hAnsi="David" w:cs="David"/>
+          <w:color w:val="FF0000"/>
+          <w:sz w:val="28"/>
+          <w:szCs w:val="28"/>
+          <w:lang w:val="en-US"/>
+        </w:rPr>
+        <w:t>ShowMyUserRecords</w:t>
+      </w:r>
+      <w:proofErr w:type="spellEnd"/>
+    </w:p>
+    <w:p>
+      <w:pPr>
+        <w:suppressAutoHyphens w:val="0"/>
+        <w:autoSpaceDN/>
+        <w:bidi/>
+        <w:spacing w:before="100" w:beforeAutospacing="1" w:after="100" w:afterAutospacing="1" w:line="240" w:lineRule="auto"/>
+        <w:rPr>
+          <w:rFonts w:ascii="David" w:eastAsia="Times New Roman" w:hAnsi="David" w:cs="David"/>
+          <w:sz w:val="36"/>
+          <w:szCs w:val="36"/>
+          <w:rtl/>
+          <w:lang w:val="en-US"/>
+        </w:rPr>
+      </w:pPr>
+      <w:r>
+        <w:rPr>
+          <w:rFonts w:ascii="David" w:eastAsia="Times New Roman" w:hAnsi="David" w:cs="David" w:hint="cs"/>
           <w:noProof/>
           <w:sz w:val="36"/>
           <w:szCs w:val="36"/>
-          <w:lang w:val="en-US"/>
+          <w:rtl/>
+          <w:lang w:val="he-IL"/>
         </w:rPr>
         <mc:AlternateContent>
           <mc:Choice Requires="wps">
             <w:drawing>
-              <wp:anchor distT="0" distB="0" distL="114300" distR="114300" simplePos="0" relativeHeight="251761664" behindDoc="0" locked="0" layoutInCell="1" allowOverlap="1" wp14:anchorId="0DBB50A5" wp14:editId="49F133CB">
+              <wp:anchor distT="0" distB="0" distL="114300" distR="114300" simplePos="0" relativeHeight="251769856" behindDoc="0" locked="0" layoutInCell="1" allowOverlap="1" wp14:anchorId="0076EBA6" wp14:editId="0FE2C6EF">
                 <wp:simplePos x="0" y="0"/>
                 <wp:positionH relativeFrom="column">
-                  <wp:posOffset>685232</wp:posOffset>
+                  <wp:posOffset>2399386</wp:posOffset>
                 </wp:positionH>
                 <wp:positionV relativeFrom="paragraph">
-                  <wp:posOffset>57853</wp:posOffset>
+                  <wp:posOffset>59690</wp:posOffset>
                 </wp:positionV>
-                <wp:extent cx="1257867" cy="344034"/>
-                <wp:effectExtent l="0" t="0" r="19050" b="18415"/>
+                <wp:extent cx="1715414" cy="406400"/>
+                <wp:effectExtent l="0" t="0" r="18415" b="12700"/>
                 <wp:wrapNone/>
-                <wp:docPr id="894076571" name="Rectangle 46"/>
+                <wp:docPr id="9" name="מלבן 9"/>
                 <wp:cNvGraphicFramePr/>
                 <a:graphic xmlns:a="http://schemas.openxmlformats.org/drawingml/2006/main">
                   <a:graphicData uri="http://schemas.microsoft.com/office/word/2010/wordprocessingShape">
@@ -31655,12 +33322,11 @@
                       <wps:spPr>
                         <a:xfrm>
                           <a:off x="0" y="0"/>
-                          <a:ext cx="1257867" cy="344034"/>
+                          <a:ext cx="1715414" cy="406400"/>
                         </a:xfrm>
                         <a:prstGeom prst="rect">
                           <a:avLst/>
                         </a:prstGeom>
-                        <a:ln/>
                       </wps:spPr>
                       <wps:style>
                         <a:lnRef idx="2">
@@ -31690,21 +33356,13 @@
                               <w:rPr>
                                 <w:lang w:val="en-US"/>
                               </w:rPr>
-                              <w:t>MapPin</w:t>
+                              <w:t>OnApperaing</w:t>
                             </w:r>
                             <w:proofErr w:type="spellEnd"/>
-                            <w:r>
-                              <w:rPr>
-                                <w:rFonts w:hint="cs"/>
-                                <w:rtl/>
-                                <w:lang w:val="en-US"/>
-                              </w:rPr>
-                              <w:t>1</w:t>
-                            </w:r>
                           </w:p>
                         </w:txbxContent>
                       </wps:txbx>
-                      <wps:bodyPr rot="0" spcFirstLastPara="0" vertOverflow="overflow" horzOverflow="overflow" vert="horz" wrap="square" lIns="91440" tIns="45720" rIns="91440" bIns="45720" numCol="1" spcCol="0" rtlCol="0" fromWordArt="0" anchor="ctr" anchorCtr="0" forceAA="0" compatLnSpc="1">
+                      <wps:bodyPr rot="0" spcFirstLastPara="0" vertOverflow="overflow" horzOverflow="overflow" vert="horz" wrap="square" lIns="91440" tIns="45720" rIns="91440" bIns="45720" numCol="1" spcCol="0" rtlCol="1" fromWordArt="0" anchor="ctr" anchorCtr="0" forceAA="0" compatLnSpc="1">
                         <a:prstTxWarp prst="textNoShape">
                           <a:avLst/>
                         </a:prstTxWarp>
@@ -31724,7 +33382,7 @@
           </mc:Choice>
           <mc:Fallback>
             <w:pict>
-              <v:rect w14:anchorId="0DBB50A5" id="Rectangle 46" o:spid="_x0000_s1047" style="position:absolute;left:0;text-align:left;margin-left:53.95pt;margin-top:4.55pt;width:99.05pt;height:27.1pt;z-index:251761664;visibility:visible;mso-wrap-style:square;mso-width-percent:0;mso-height-percent:0;mso-wrap-distance-left:9pt;mso-wrap-distance-top:0;mso-wrap-distance-right:9pt;mso-wrap-distance-bottom:0;mso-position-horizontal:absolute;mso-position-horizontal-relative:text;mso-position-vertical:absolute;mso-position-vertical-relative:text;mso-width-percent:0;mso-height-percent:0;mso-width-relative:margin;mso-height-relative:margin;v-text-anchor:middle" o:gfxdata="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" fillcolor="white [3201]" strokecolor="black [3200]" strokeweight="1pt">
+              <v:rect w14:anchorId="0076EBA6" id="מלבן 9" o:spid="_x0000_s1047" style="position:absolute;left:0;text-align:left;margin-left:188.95pt;margin-top:4.7pt;width:135.05pt;height:32pt;z-index:251769856;visibility:visible;mso-wrap-style:square;mso-width-percent:0;mso-height-percent:0;mso-wrap-distance-left:9pt;mso-wrap-distance-top:0;mso-wrap-distance-right:9pt;mso-wrap-distance-bottom:0;mso-position-horizontal:absolute;mso-position-horizontal-relative:text;mso-position-vertical:absolute;mso-position-vertical-relative:text;mso-width-percent:0;mso-height-percent:0;mso-width-relative:margin;mso-height-relative:margin;v-text-anchor:middle" o:gfxdata="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" fillcolor="white [3201]" strokecolor="black [3200]" strokeweight="1pt">
                 <v:textbox>
                   <w:txbxContent>
                     <w:p>
@@ -31739,17 +33397,9 @@
                         <w:rPr>
                           <w:lang w:val="en-US"/>
                         </w:rPr>
-                        <w:t>MapPin</w:t>
+                        <w:t>OnApperaing</w:t>
                       </w:r>
                       <w:proofErr w:type="spellEnd"/>
-                      <w:r>
-                        <w:rPr>
-                          <w:rFonts w:hint="cs"/>
-                          <w:rtl/>
-                          <w:lang w:val="en-US"/>
-                        </w:rPr>
-                        <w:t>1</w:t>
-                      </w:r>
                     </w:p>
                   </w:txbxContent>
                 </v:textbox>
@@ -31761,38 +33411,251 @@
     </w:p>
     <w:p>
       <w:pPr>
-        <w:pStyle w:val="ListParagraph"/>
-        <w:bidi/>
-        <w:rPr>
-          <w:rFonts w:ascii="David" w:hAnsi="David" w:cs="David"/>
-          <w:sz w:val="36"/>
-          <w:szCs w:val="36"/>
-          <w:lang w:val="en-US"/>
-        </w:rPr>
-      </w:pPr>
-      <w:r>
-        <w:rPr>
-          <w:rFonts w:ascii="David" w:hAnsi="David" w:cs="David"/>
+        <w:suppressAutoHyphens w:val="0"/>
+        <w:rPr>
+          <w:rFonts w:ascii="David" w:eastAsia="Times New Roman" w:hAnsi="David" w:cs="David"/>
+          <w:sz w:val="36"/>
+          <w:szCs w:val="36"/>
+          <w:lang w:val="en-US"/>
+        </w:rPr>
+      </w:pPr>
+      <w:r>
+        <w:rPr>
+          <w:rFonts w:ascii="David" w:eastAsia="Times New Roman" w:hAnsi="David" w:cs="David" w:hint="cs"/>
           <w:noProof/>
           <w:sz w:val="36"/>
           <w:szCs w:val="36"/>
-          <w:lang w:val="en-US"/>
+          <w:rtl/>
+          <w:lang w:val="he-IL"/>
         </w:rPr>
         <mc:AlternateContent>
           <mc:Choice Requires="wps">
             <w:drawing>
-              <wp:anchor distT="0" distB="0" distL="114300" distR="114300" simplePos="0" relativeHeight="251763712" behindDoc="0" locked="0" layoutInCell="1" allowOverlap="1" wp14:anchorId="290CE3C2" wp14:editId="423A7728">
+              <wp:anchor distT="0" distB="0" distL="114300" distR="114300" simplePos="0" relativeHeight="251786240" behindDoc="0" locked="0" layoutInCell="1" allowOverlap="1" wp14:anchorId="22E78D62" wp14:editId="50993D40">
                 <wp:simplePos x="0" y="0"/>
                 <wp:positionH relativeFrom="column">
-                  <wp:posOffset>685799</wp:posOffset>
+                  <wp:posOffset>1600200</wp:posOffset>
                 </wp:positionH>
                 <wp:positionV relativeFrom="paragraph">
-                  <wp:posOffset>162979</wp:posOffset>
+                  <wp:posOffset>1714500</wp:posOffset>
                 </wp:positionV>
-                <wp:extent cx="1256733" cy="1029551"/>
-                <wp:effectExtent l="0" t="0" r="19685" b="18415"/>
+                <wp:extent cx="799186" cy="232258"/>
+                <wp:effectExtent l="0" t="38100" r="58420" b="34925"/>
                 <wp:wrapNone/>
-                <wp:docPr id="512246863" name="Rectangle 46"/>
+                <wp:docPr id="19" name="מחבר חץ ישר 19"/>
+                <wp:cNvGraphicFramePr/>
+                <a:graphic xmlns:a="http://schemas.openxmlformats.org/drawingml/2006/main">
+                  <a:graphicData uri="http://schemas.microsoft.com/office/word/2010/wordprocessingShape">
+                    <wps:wsp>
+                      <wps:cNvCnPr/>
+                      <wps:spPr>
+                        <a:xfrm flipV="1">
+                          <a:off x="0" y="0"/>
+                          <a:ext cx="799186" cy="232258"/>
+                        </a:xfrm>
+                        <a:prstGeom prst="straightConnector1">
+                          <a:avLst/>
+                        </a:prstGeom>
+                        <a:ln>
+                          <a:tailEnd type="triangle"/>
+                        </a:ln>
+                      </wps:spPr>
+                      <wps:style>
+                        <a:lnRef idx="1">
+                          <a:schemeClr val="accent1"/>
+                        </a:lnRef>
+                        <a:fillRef idx="0">
+                          <a:schemeClr val="accent1"/>
+                        </a:fillRef>
+                        <a:effectRef idx="0">
+                          <a:schemeClr val="accent1"/>
+                        </a:effectRef>
+                        <a:fontRef idx="minor">
+                          <a:schemeClr val="tx1"/>
+                        </a:fontRef>
+                      </wps:style>
+                      <wps:bodyPr/>
+                    </wps:wsp>
+                  </a:graphicData>
+                </a:graphic>
+              </wp:anchor>
+            </w:drawing>
+          </mc:Choice>
+          <mc:Fallback>
+            <w:pict>
+              <v:shape w14:anchorId="46E74801" id="מחבר חץ ישר 19" o:spid="_x0000_s1026" type="#_x0000_t32" style="position:absolute;margin-left:126pt;margin-top:135pt;width:62.95pt;height:18.3pt;flip:y;z-index:251786240;visibility:visible;mso-wrap-style:square;mso-wrap-distance-left:9pt;mso-wrap-distance-top:0;mso-wrap-distance-right:9pt;mso-wrap-distance-bottom:0;mso-position-horizontal:absolute;mso-position-horizontal-relative:text;mso-position-vertical:absolute;mso-position-vertical-relative:text" o:gfxdata="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" strokecolor="#156082 [3204]" strokeweight=".5pt">
+                <v:stroke endarrow="block" joinstyle="miter"/>
+              </v:shape>
+            </w:pict>
+          </mc:Fallback>
+        </mc:AlternateContent>
+      </w:r>
+      <w:r>
+        <w:rPr>
+          <w:rFonts w:ascii="David" w:eastAsia="Times New Roman" w:hAnsi="David" w:cs="David" w:hint="cs"/>
+          <w:noProof/>
+          <w:sz w:val="36"/>
+          <w:szCs w:val="36"/>
+          <w:rtl/>
+          <w:lang w:val="he-IL"/>
+        </w:rPr>
+        <mc:AlternateContent>
+          <mc:Choice Requires="wps">
+            <w:drawing>
+              <wp:anchor distT="0" distB="0" distL="114300" distR="114300" simplePos="0" relativeHeight="251785216" behindDoc="0" locked="0" layoutInCell="1" allowOverlap="1" wp14:anchorId="7FA8B1A6" wp14:editId="36B3247C">
+                <wp:simplePos x="0" y="0"/>
+                <wp:positionH relativeFrom="column">
+                  <wp:posOffset>3199790</wp:posOffset>
+                </wp:positionH>
+                <wp:positionV relativeFrom="paragraph">
+                  <wp:posOffset>1703222</wp:posOffset>
+                </wp:positionV>
+                <wp:extent cx="0" cy="239878"/>
+                <wp:effectExtent l="76200" t="38100" r="57150" b="27305"/>
+                <wp:wrapNone/>
+                <wp:docPr id="18" name="מחבר חץ ישר 18"/>
+                <wp:cNvGraphicFramePr/>
+                <a:graphic xmlns:a="http://schemas.openxmlformats.org/drawingml/2006/main">
+                  <a:graphicData uri="http://schemas.microsoft.com/office/word/2010/wordprocessingShape">
+                    <wps:wsp>
+                      <wps:cNvCnPr/>
+                      <wps:spPr>
+                        <a:xfrm flipV="1">
+                          <a:off x="0" y="0"/>
+                          <a:ext cx="0" cy="239878"/>
+                        </a:xfrm>
+                        <a:prstGeom prst="straightConnector1">
+                          <a:avLst/>
+                        </a:prstGeom>
+                        <a:ln>
+                          <a:tailEnd type="triangle"/>
+                        </a:ln>
+                      </wps:spPr>
+                      <wps:style>
+                        <a:lnRef idx="1">
+                          <a:schemeClr val="accent1"/>
+                        </a:lnRef>
+                        <a:fillRef idx="0">
+                          <a:schemeClr val="accent1"/>
+                        </a:fillRef>
+                        <a:effectRef idx="0">
+                          <a:schemeClr val="accent1"/>
+                        </a:effectRef>
+                        <a:fontRef idx="minor">
+                          <a:schemeClr val="tx1"/>
+                        </a:fontRef>
+                      </wps:style>
+                      <wps:bodyPr/>
+                    </wps:wsp>
+                  </a:graphicData>
+                </a:graphic>
+              </wp:anchor>
+            </w:drawing>
+          </mc:Choice>
+          <mc:Fallback>
+            <w:pict>
+              <v:shape w14:anchorId="5FB20AC8" id="מחבר חץ ישר 18" o:spid="_x0000_s1026" type="#_x0000_t32" style="position:absolute;margin-left:251.95pt;margin-top:134.1pt;width:0;height:18.9pt;flip:y;z-index:251785216;visibility:visible;mso-wrap-style:square;mso-wrap-distance-left:9pt;mso-wrap-distance-top:0;mso-wrap-distance-right:9pt;mso-wrap-distance-bottom:0;mso-position-horizontal:absolute;mso-position-horizontal-relative:text;mso-position-vertical:absolute;mso-position-vertical-relative:text" o:gfxdata="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" strokecolor="#156082 [3204]" strokeweight=".5pt">
+                <v:stroke endarrow="block" joinstyle="miter"/>
+              </v:shape>
+            </w:pict>
+          </mc:Fallback>
+        </mc:AlternateContent>
+      </w:r>
+      <w:r>
+        <w:rPr>
+          <w:rFonts w:ascii="David" w:eastAsia="Times New Roman" w:hAnsi="David" w:cs="David" w:hint="cs"/>
+          <w:noProof/>
+          <w:sz w:val="36"/>
+          <w:szCs w:val="36"/>
+          <w:rtl/>
+          <w:lang w:val="he-IL"/>
+        </w:rPr>
+        <mc:AlternateContent>
+          <mc:Choice Requires="wps">
+            <w:drawing>
+              <wp:anchor distT="0" distB="0" distL="114300" distR="114300" simplePos="0" relativeHeight="251784192" behindDoc="0" locked="0" layoutInCell="1" allowOverlap="1" wp14:anchorId="5552ADA6" wp14:editId="76EF0EE3">
+                <wp:simplePos x="0" y="0"/>
+                <wp:positionH relativeFrom="column">
+                  <wp:posOffset>4118458</wp:posOffset>
+                </wp:positionH>
+                <wp:positionV relativeFrom="paragraph">
+                  <wp:posOffset>1703095</wp:posOffset>
+                </wp:positionV>
+                <wp:extent cx="682142" cy="240005"/>
+                <wp:effectExtent l="38100" t="38100" r="22860" b="27305"/>
+                <wp:wrapNone/>
+                <wp:docPr id="17" name="מחבר חץ ישר 17"/>
+                <wp:cNvGraphicFramePr/>
+                <a:graphic xmlns:a="http://schemas.openxmlformats.org/drawingml/2006/main">
+                  <a:graphicData uri="http://schemas.microsoft.com/office/word/2010/wordprocessingShape">
+                    <wps:wsp>
+                      <wps:cNvCnPr/>
+                      <wps:spPr>
+                        <a:xfrm flipH="1" flipV="1">
+                          <a:off x="0" y="0"/>
+                          <a:ext cx="682142" cy="240005"/>
+                        </a:xfrm>
+                        <a:prstGeom prst="straightConnector1">
+                          <a:avLst/>
+                        </a:prstGeom>
+                        <a:ln>
+                          <a:tailEnd type="triangle"/>
+                        </a:ln>
+                      </wps:spPr>
+                      <wps:style>
+                        <a:lnRef idx="1">
+                          <a:schemeClr val="accent1"/>
+                        </a:lnRef>
+                        <a:fillRef idx="0">
+                          <a:schemeClr val="accent1"/>
+                        </a:fillRef>
+                        <a:effectRef idx="0">
+                          <a:schemeClr val="accent1"/>
+                        </a:effectRef>
+                        <a:fontRef idx="minor">
+                          <a:schemeClr val="tx1"/>
+                        </a:fontRef>
+                      </wps:style>
+                      <wps:bodyPr/>
+                    </wps:wsp>
+                  </a:graphicData>
+                </a:graphic>
+              </wp:anchor>
+            </w:drawing>
+          </mc:Choice>
+          <mc:Fallback>
+            <w:pict>
+              <v:shape w14:anchorId="04FEE6B0" id="מחבר חץ ישר 17" o:spid="_x0000_s1026" type="#_x0000_t32" style="position:absolute;margin-left:324.3pt;margin-top:134.1pt;width:53.7pt;height:18.9pt;flip:x y;z-index:251784192;visibility:visible;mso-wrap-style:square;mso-wrap-distance-left:9pt;mso-wrap-distance-top:0;mso-wrap-distance-right:9pt;mso-wrap-distance-bottom:0;mso-position-horizontal:absolute;mso-position-horizontal-relative:text;mso-position-vertical:absolute;mso-position-vertical-relative:text" o:gfxdata="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" strokecolor="#156082 [3204]" strokeweight=".5pt">
+                <v:stroke endarrow="block" joinstyle="miter"/>
+              </v:shape>
+            </w:pict>
+          </mc:Fallback>
+        </mc:AlternateContent>
+      </w:r>
+      <w:r>
+        <w:rPr>
+          <w:rFonts w:ascii="David" w:eastAsia="Times New Roman" w:hAnsi="David" w:cs="David" w:hint="cs"/>
+          <w:noProof/>
+          <w:sz w:val="36"/>
+          <w:szCs w:val="36"/>
+          <w:rtl/>
+          <w:lang w:val="he-IL"/>
+        </w:rPr>
+        <mc:AlternateContent>
+          <mc:Choice Requires="wps">
+            <w:drawing>
+              <wp:anchor distT="0" distB="0" distL="114300" distR="114300" simplePos="0" relativeHeight="251779072" behindDoc="0" locked="0" layoutInCell="1" allowOverlap="1" wp14:anchorId="4E7CF7CD" wp14:editId="0B716E04">
+                <wp:simplePos x="0" y="0"/>
+                <wp:positionH relativeFrom="column">
+                  <wp:posOffset>913765</wp:posOffset>
+                </wp:positionH>
+                <wp:positionV relativeFrom="paragraph">
+                  <wp:posOffset>1947393</wp:posOffset>
+                </wp:positionV>
+                <wp:extent cx="1369771" cy="271145"/>
+                <wp:effectExtent l="0" t="0" r="20955" b="14605"/>
+                <wp:wrapNone/>
+                <wp:docPr id="14" name="מלבן 14"/>
                 <wp:cNvGraphicFramePr/>
                 <a:graphic xmlns:a="http://schemas.openxmlformats.org/drawingml/2006/main">
                   <a:graphicData uri="http://schemas.microsoft.com/office/word/2010/wordprocessingShape">
@@ -31801,12 +33664,11 @@
                       <wps:spPr>
                         <a:xfrm>
                           <a:off x="0" y="0"/>
-                          <a:ext cx="1256733" cy="1029551"/>
+                          <a:ext cx="1369771" cy="271145"/>
                         </a:xfrm>
                         <a:prstGeom prst="rect">
                           <a:avLst/>
                         </a:prstGeom>
-                        <a:ln/>
                       </wps:spPr>
                       <wps:style>
                         <a:lnRef idx="2">
@@ -31826,152 +33688,29 @@
                         <w:txbxContent>
                           <w:p>
                             <w:pPr>
-                              <w:pStyle w:val="ListParagraph"/>
-                              <w:numPr>
-                                <w:ilvl w:val="0"/>
-                                <w:numId w:val="43"/>
-                              </w:numPr>
-                              <w:ind w:hanging="180"/>
                               <w:jc w:val="center"/>
                               <w:rPr>
-                                <w:sz w:val="18"/>
-                                <w:szCs w:val="18"/>
-                              </w:rPr>
-                            </w:pPr>
-                            <w:proofErr w:type="spellStart"/>
-                            <w:r>
-                              <w:rPr>
-                                <w:sz w:val="18"/>
-                                <w:szCs w:val="18"/>
-                              </w:rPr>
-                              <w:t>ObjectId</w:t>
-                            </w:r>
-                            <w:proofErr w:type="spellEnd"/>
-                          </w:p>
-                          <w:p>
-                            <w:pPr>
-                              <w:pStyle w:val="ListParagraph"/>
-                              <w:numPr>
-                                <w:ilvl w:val="0"/>
-                                <w:numId w:val="43"/>
-                              </w:numPr>
-                              <w:ind w:hanging="180"/>
-                              <w:jc w:val="center"/>
-                              <w:rPr>
-                                <w:sz w:val="18"/>
-                                <w:szCs w:val="18"/>
-                              </w:rPr>
-                            </w:pPr>
-                            <w:proofErr w:type="spellStart"/>
-                            <w:r>
-                              <w:rPr>
-                                <w:sz w:val="18"/>
-                                <w:szCs w:val="18"/>
-                              </w:rPr>
-                              <w:t>Mapname</w:t>
-                            </w:r>
-                            <w:proofErr w:type="spellEnd"/>
-                          </w:p>
-                          <w:p>
-                            <w:pPr>
-                              <w:pStyle w:val="ListParagraph"/>
-                              <w:numPr>
-                                <w:ilvl w:val="0"/>
-                                <w:numId w:val="43"/>
-                              </w:numPr>
-                              <w:ind w:hanging="180"/>
-                              <w:jc w:val="center"/>
-                              <w:rPr>
-                                <w:sz w:val="18"/>
-                                <w:szCs w:val="18"/>
-                              </w:rPr>
-                            </w:pPr>
-                            <w:proofErr w:type="spellStart"/>
-                            <w:r>
-                              <w:rPr>
-                                <w:sz w:val="18"/>
-                                <w:szCs w:val="18"/>
-                              </w:rPr>
-                              <w:t>L</w:t>
-                            </w:r>
-                            <w:r>
-                              <w:rPr>
-                                <w:sz w:val="18"/>
-                                <w:szCs w:val="18"/>
-                              </w:rPr>
-                              <w:t>abelpin</w:t>
-                            </w:r>
-                            <w:proofErr w:type="spellEnd"/>
-                          </w:p>
-                          <w:p>
-                            <w:pPr>
-                              <w:pStyle w:val="ListParagraph"/>
-                              <w:numPr>
-                                <w:ilvl w:val="0"/>
-                                <w:numId w:val="43"/>
-                              </w:numPr>
-                              <w:ind w:hanging="180"/>
-                              <w:jc w:val="center"/>
-                              <w:rPr>
-                                <w:sz w:val="18"/>
-                                <w:szCs w:val="18"/>
+                                <w:lang w:val="en-US"/>
                               </w:rPr>
                             </w:pPr>
                             <w:r>
                               <w:rPr>
-                                <w:sz w:val="18"/>
-                                <w:szCs w:val="18"/>
+                                <w:lang w:val="en-US"/>
                               </w:rPr>
-                              <w:t>Address</w:t>
+                              <w:t>+</w:t>
                             </w:r>
-                          </w:p>
-                          <w:p>
-                            <w:pPr>
-                              <w:pStyle w:val="ListParagraph"/>
-                              <w:numPr>
-                                <w:ilvl w:val="0"/>
-                                <w:numId w:val="43"/>
-                              </w:numPr>
-                              <w:ind w:hanging="180"/>
-                              <w:jc w:val="center"/>
-                              <w:rPr>
-                                <w:sz w:val="18"/>
-                                <w:szCs w:val="18"/>
-                              </w:rPr>
-                            </w:pPr>
+                            <w:proofErr w:type="spellStart"/>
                             <w:r>
                               <w:rPr>
-                                <w:sz w:val="18"/>
-                                <w:szCs w:val="18"/>
+                                <w:lang w:val="en-US"/>
                               </w:rPr>
-                              <w:t>Latitude</w:t>
+                              <w:t>SortByProfileName</w:t>
                             </w:r>
-                          </w:p>
-                          <w:p>
-                            <w:pPr>
-                              <w:pStyle w:val="ListParagraph"/>
-                              <w:numPr>
-                                <w:ilvl w:val="0"/>
-                                <w:numId w:val="43"/>
-                              </w:numPr>
-                              <w:ind w:hanging="180"/>
-                              <w:jc w:val="center"/>
-                              <w:rPr>
-                                <w:sz w:val="18"/>
-                                <w:szCs w:val="18"/>
-                              </w:rPr>
-                            </w:pPr>
-                            <w:r>
-                              <w:rPr>
-                                <w:sz w:val="18"/>
-                                <w:szCs w:val="18"/>
-                              </w:rPr>
-                              <w:t>Longitude</w:t>
-                            </w:r>
+                            <w:proofErr w:type="spellEnd"/>
                           </w:p>
                         </w:txbxContent>
                       </wps:txbx>
-                      <wps:bodyPr rot="0" spcFirstLastPara="0" vertOverflow="overflow" horzOverflow="overflow" vert="horz" wrap="square" lIns="91440" tIns="45720" rIns="91440" bIns="45720" numCol="1" spcCol="0" rtlCol="0" fromWordArt="0" anchor="ctr" anchorCtr="0" forceAA="0" compatLnSpc="1">
+                      <wps:bodyPr rot="0" spcFirstLastPara="0" vertOverflow="overflow" horzOverflow="overflow" vert="horz" wrap="square" lIns="91440" tIns="45720" rIns="91440" bIns="45720" numCol="1" spcCol="0" rtlCol="1" fromWordArt="0" anchor="ctr" anchorCtr="0" forceAA="0" compatLnSpc="1">
                         <a:prstTxWarp prst="textNoShape">
                           <a:avLst/>
                         </a:prstTxWarp>
@@ -31991,153 +33730,30 @@
           </mc:Choice>
           <mc:Fallback>
             <w:pict>
-              <v:rect w14:anchorId="290CE3C2" id="_x0000_s1048" style="position:absolute;left:0;text-align:left;margin-left:54pt;margin-top:12.85pt;width:98.95pt;height:81.05pt;z-index:251763712;visibility:visible;mso-wrap-style:square;mso-width-percent:0;mso-height-percent:0;mso-wrap-distance-left:9pt;mso-wrap-distance-top:0;mso-wrap-distance-right:9pt;mso-wrap-distance-bottom:0;mso-position-horizontal:absolute;mso-position-horizontal-relative:text;mso-position-vertical:absolute;mso-position-vertical-relative:text;mso-width-percent:0;mso-height-percent:0;mso-width-relative:margin;mso-height-relative:margin;v-text-anchor:middle" o:gfxdata="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" fillcolor="white [3201]" strokecolor="black [3200]" strokeweight="1pt">
+              <v:rect w14:anchorId="4E7CF7CD" id="מלבן 14" o:spid="_x0000_s1048" style="position:absolute;margin-left:71.95pt;margin-top:153.35pt;width:107.85pt;height:21.35pt;z-index:251779072;visibility:visible;mso-wrap-style:square;mso-width-percent:0;mso-height-percent:0;mso-wrap-distance-left:9pt;mso-wrap-distance-top:0;mso-wrap-distance-right:9pt;mso-wrap-distance-bottom:0;mso-position-horizontal:absolute;mso-position-horizontal-relative:text;mso-position-vertical:absolute;mso-position-vertical-relative:text;mso-width-percent:0;mso-height-percent:0;mso-width-relative:margin;mso-height-relative:margin;v-text-anchor:middle" o:gfxdata="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" fillcolor="white [3201]" strokecolor="black [3200]" strokeweight="1pt">
                 <v:textbox>
                   <w:txbxContent>
                     <w:p>
                       <w:pPr>
-                        <w:pStyle w:val="ListParagraph"/>
-                        <w:numPr>
-                          <w:ilvl w:val="0"/>
-                          <w:numId w:val="43"/>
-                        </w:numPr>
-                        <w:ind w:hanging="180"/>
                         <w:jc w:val="center"/>
                         <w:rPr>
-                          <w:sz w:val="18"/>
-                          <w:szCs w:val="18"/>
-                        </w:rPr>
-                      </w:pPr>
-                      <w:proofErr w:type="spellStart"/>
-                      <w:r>
-                        <w:rPr>
-                          <w:sz w:val="18"/>
-                          <w:szCs w:val="18"/>
-                        </w:rPr>
-                        <w:t>ObjectId</w:t>
-                      </w:r>
-                      <w:proofErr w:type="spellEnd"/>
-                    </w:p>
-                    <w:p>
-                      <w:pPr>
-                        <w:pStyle w:val="ListParagraph"/>
-                        <w:numPr>
-                          <w:ilvl w:val="0"/>
-                          <w:numId w:val="43"/>
-                        </w:numPr>
-                        <w:ind w:hanging="180"/>
-                        <w:jc w:val="center"/>
-                        <w:rPr>
-                          <w:sz w:val="18"/>
-                          <w:szCs w:val="18"/>
-                        </w:rPr>
-                      </w:pPr>
-                      <w:proofErr w:type="spellStart"/>
-                      <w:r>
-                        <w:rPr>
-                          <w:sz w:val="18"/>
-                          <w:szCs w:val="18"/>
-                        </w:rPr>
-                        <w:t>Mapname</w:t>
-                      </w:r>
-                      <w:proofErr w:type="spellEnd"/>
-                    </w:p>
-                    <w:p>
-                      <w:pPr>
-                        <w:pStyle w:val="ListParagraph"/>
-                        <w:numPr>
-                          <w:ilvl w:val="0"/>
-                          <w:numId w:val="43"/>
-                        </w:numPr>
-                        <w:ind w:hanging="180"/>
-                        <w:jc w:val="center"/>
-                        <w:rPr>
-                          <w:sz w:val="18"/>
-                          <w:szCs w:val="18"/>
-                        </w:rPr>
-                      </w:pPr>
-                      <w:proofErr w:type="spellStart"/>
-                      <w:r>
-                        <w:rPr>
-                          <w:sz w:val="18"/>
-                          <w:szCs w:val="18"/>
-                        </w:rPr>
-                        <w:t>L</w:t>
-                      </w:r>
-                      <w:r>
-                        <w:rPr>
-                          <w:sz w:val="18"/>
-                          <w:szCs w:val="18"/>
-                        </w:rPr>
-                        <w:t>abelpin</w:t>
-                      </w:r>
-                      <w:proofErr w:type="spellEnd"/>
-                    </w:p>
-                    <w:p>
-                      <w:pPr>
-                        <w:pStyle w:val="ListParagraph"/>
-                        <w:numPr>
-                          <w:ilvl w:val="0"/>
-                          <w:numId w:val="43"/>
-                        </w:numPr>
-                        <w:ind w:hanging="180"/>
-                        <w:jc w:val="center"/>
-                        <w:rPr>
-                          <w:sz w:val="18"/>
-                          <w:szCs w:val="18"/>
+                          <w:lang w:val="en-US"/>
                         </w:rPr>
                       </w:pPr>
                       <w:r>
                         <w:rPr>
-                          <w:sz w:val="18"/>
-                          <w:szCs w:val="18"/>
+                          <w:lang w:val="en-US"/>
                         </w:rPr>
-                        <w:t>Address</w:t>
+                        <w:t>+</w:t>
                       </w:r>
-                    </w:p>
-                    <w:p>
-                      <w:pPr>
-                        <w:pStyle w:val="ListParagraph"/>
-                        <w:numPr>
-                          <w:ilvl w:val="0"/>
-                          <w:numId w:val="43"/>
-                        </w:numPr>
-                        <w:ind w:hanging="180"/>
-                        <w:jc w:val="center"/>
-                        <w:rPr>
-                          <w:sz w:val="18"/>
-                          <w:szCs w:val="18"/>
-                        </w:rPr>
-                      </w:pPr>
+                      <w:proofErr w:type="spellStart"/>
                       <w:r>
                         <w:rPr>
-                          <w:sz w:val="18"/>
-                          <w:szCs w:val="18"/>
+                          <w:lang w:val="en-US"/>
                         </w:rPr>
-                        <w:t>Latitude</w:t>
+                        <w:t>SortByProfileName</w:t>
                       </w:r>
-                    </w:p>
-                    <w:p>
-                      <w:pPr>
-                        <w:pStyle w:val="ListParagraph"/>
-                        <w:numPr>
-                          <w:ilvl w:val="0"/>
-                          <w:numId w:val="43"/>
-                        </w:numPr>
-                        <w:ind w:hanging="180"/>
-                        <w:jc w:val="center"/>
-                        <w:rPr>
-                          <w:sz w:val="18"/>
-                          <w:szCs w:val="18"/>
-                        </w:rPr>
-                      </w:pPr>
-                      <w:r>
-                        <w:rPr>
-                          <w:sz w:val="18"/>
-                          <w:szCs w:val="18"/>
-                        </w:rPr>
-                        <w:t>Longitude</w:t>
-                      </w:r>
+                      <w:proofErr w:type="spellEnd"/>
                     </w:p>
                   </w:txbxContent>
                 </v:textbox>
@@ -32146,89 +33762,420 @@
           </mc:Fallback>
         </mc:AlternateContent>
       </w:r>
-    </w:p>
-    <w:p>
-      <w:pPr>
-        <w:pStyle w:val="ListParagraph"/>
-        <w:bidi/>
-        <w:rPr>
-          <w:rFonts w:ascii="David" w:hAnsi="David" w:cs="David"/>
-          <w:sz w:val="36"/>
-          <w:szCs w:val="36"/>
-          <w:lang w:val="en-US"/>
-        </w:rPr>
-      </w:pPr>
-    </w:p>
-    <w:p>
-      <w:pPr>
-        <w:pStyle w:val="ListParagraph"/>
-        <w:bidi/>
-        <w:rPr>
-          <w:rFonts w:ascii="David" w:hAnsi="David" w:cs="David"/>
-          <w:sz w:val="36"/>
-          <w:szCs w:val="36"/>
-          <w:lang w:val="en-US"/>
-        </w:rPr>
-      </w:pPr>
-    </w:p>
-    <w:p>
-      <w:pPr>
-        <w:pStyle w:val="ListParagraph"/>
-        <w:bidi/>
-        <w:rPr>
-          <w:rFonts w:ascii="David" w:hAnsi="David" w:cs="David"/>
-          <w:sz w:val="36"/>
-          <w:szCs w:val="36"/>
-          <w:lang w:val="en-US"/>
-        </w:rPr>
-      </w:pPr>
-    </w:p>
-    <w:p>
-      <w:pPr>
-        <w:pStyle w:val="ListParagraph"/>
-        <w:bidi/>
-        <w:rPr>
-          <w:rFonts w:ascii="David" w:hAnsi="David" w:cs="David"/>
-          <w:sz w:val="36"/>
-          <w:szCs w:val="36"/>
-          <w:lang w:val="en-US"/>
-        </w:rPr>
-      </w:pPr>
-    </w:p>
-    <w:p>
-      <w:pPr>
-        <w:pStyle w:val="ListParagraph"/>
-        <w:bidi/>
-        <w:rPr>
-          <w:rFonts w:ascii="David" w:hAnsi="David" w:cs="David"/>
-          <w:sz w:val="36"/>
-          <w:szCs w:val="36"/>
-          <w:lang w:val="en-US"/>
-        </w:rPr>
-      </w:pPr>
-      <w:r>
-        <w:rPr>
-          <w:rFonts w:ascii="David" w:hAnsi="David" w:cs="David"/>
+      <w:r>
+        <w:rPr>
+          <w:rFonts w:ascii="David" w:eastAsia="Times New Roman" w:hAnsi="David" w:cs="David" w:hint="cs"/>
           <w:noProof/>
           <w:sz w:val="36"/>
           <w:szCs w:val="36"/>
-          <w:lang w:val="en-US"/>
+          <w:rtl/>
+          <w:lang w:val="he-IL"/>
         </w:rPr>
         <mc:AlternateContent>
           <mc:Choice Requires="wps">
             <w:drawing>
-              <wp:anchor distT="0" distB="0" distL="114300" distR="114300" simplePos="0" relativeHeight="251766784" behindDoc="0" locked="0" layoutInCell="1" allowOverlap="1" wp14:anchorId="7188C1BD" wp14:editId="6CE4126A">
+              <wp:anchor distT="0" distB="0" distL="114300" distR="114300" simplePos="0" relativeHeight="251783168" behindDoc="0" locked="0" layoutInCell="1" allowOverlap="1" wp14:anchorId="0DD58D96" wp14:editId="19964362">
                 <wp:simplePos x="0" y="0"/>
                 <wp:positionH relativeFrom="column">
-                  <wp:posOffset>1257300</wp:posOffset>
+                  <wp:posOffset>4118458</wp:posOffset>
                 </wp:positionH>
                 <wp:positionV relativeFrom="paragraph">
-                  <wp:posOffset>1905</wp:posOffset>
+                  <wp:posOffset>1943100</wp:posOffset>
                 </wp:positionV>
-                <wp:extent cx="0" cy="340915"/>
-                <wp:effectExtent l="76200" t="38100" r="57150" b="21590"/>
+                <wp:extent cx="1367942" cy="271145"/>
+                <wp:effectExtent l="0" t="0" r="22860" b="14605"/>
                 <wp:wrapNone/>
-                <wp:docPr id="1368406526" name="Straight Arrow Connector 47"/>
+                <wp:docPr id="16" name="מלבן 16"/>
+                <wp:cNvGraphicFramePr/>
+                <a:graphic xmlns:a="http://schemas.openxmlformats.org/drawingml/2006/main">
+                  <a:graphicData uri="http://schemas.microsoft.com/office/word/2010/wordprocessingShape">
+                    <wps:wsp>
+                      <wps:cNvSpPr/>
+                      <wps:spPr>
+                        <a:xfrm>
+                          <a:off x="0" y="0"/>
+                          <a:ext cx="1367942" cy="271145"/>
+                        </a:xfrm>
+                        <a:prstGeom prst="rect">
+                          <a:avLst/>
+                        </a:prstGeom>
+                      </wps:spPr>
+                      <wps:style>
+                        <a:lnRef idx="2">
+                          <a:schemeClr val="dk1"/>
+                        </a:lnRef>
+                        <a:fillRef idx="1">
+                          <a:schemeClr val="lt1"/>
+                        </a:fillRef>
+                        <a:effectRef idx="0">
+                          <a:schemeClr val="dk1"/>
+                        </a:effectRef>
+                        <a:fontRef idx="minor">
+                          <a:schemeClr val="dk1"/>
+                        </a:fontRef>
+                      </wps:style>
+                      <wps:txbx>
+                        <w:txbxContent>
+                          <w:p>
+                            <w:pPr>
+                              <w:jc w:val="center"/>
+                              <w:rPr>
+                                <w:lang w:val="en-US"/>
+                              </w:rPr>
+                            </w:pPr>
+                            <w:r>
+                              <w:rPr>
+                                <w:lang w:val="en-US"/>
+                              </w:rPr>
+                              <w:t>+</w:t>
+                            </w:r>
+                            <w:proofErr w:type="spellStart"/>
+                            <w:r>
+                              <w:rPr>
+                                <w:lang w:val="en-US"/>
+                              </w:rPr>
+                              <w:t>UserRecordsList</w:t>
+                            </w:r>
+                            <w:proofErr w:type="spellEnd"/>
+                          </w:p>
+                        </w:txbxContent>
+                      </wps:txbx>
+                      <wps:bodyPr rot="0" spcFirstLastPara="0" vertOverflow="overflow" horzOverflow="overflow" vert="horz" wrap="square" lIns="91440" tIns="45720" rIns="91440" bIns="45720" numCol="1" spcCol="0" rtlCol="1" fromWordArt="0" anchor="ctr" anchorCtr="0" forceAA="0" compatLnSpc="1">
+                        <a:prstTxWarp prst="textNoShape">
+                          <a:avLst/>
+                        </a:prstTxWarp>
+                        <a:noAutofit/>
+                      </wps:bodyPr>
+                    </wps:wsp>
+                  </a:graphicData>
+                </a:graphic>
+                <wp14:sizeRelH relativeFrom="margin">
+                  <wp14:pctWidth>0</wp14:pctWidth>
+                </wp14:sizeRelH>
+                <wp14:sizeRelV relativeFrom="margin">
+                  <wp14:pctHeight>0</wp14:pctHeight>
+                </wp14:sizeRelV>
+              </wp:anchor>
+            </w:drawing>
+          </mc:Choice>
+          <mc:Fallback>
+            <w:pict>
+              <v:rect w14:anchorId="0DD58D96" id="מלבן 16" o:spid="_x0000_s1049" style="position:absolute;margin-left:324.3pt;margin-top:153pt;width:107.7pt;height:21.35pt;z-index:251783168;visibility:visible;mso-wrap-style:square;mso-width-percent:0;mso-height-percent:0;mso-wrap-distance-left:9pt;mso-wrap-distance-top:0;mso-wrap-distance-right:9pt;mso-wrap-distance-bottom:0;mso-position-horizontal:absolute;mso-position-horizontal-relative:text;mso-position-vertical:absolute;mso-position-vertical-relative:text;mso-width-percent:0;mso-height-percent:0;mso-width-relative:margin;mso-height-relative:margin;v-text-anchor:middle" o:gfxdata="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" fillcolor="white [3201]" strokecolor="black [3200]" strokeweight="1pt">
+                <v:textbox>
+                  <w:txbxContent>
+                    <w:p>
+                      <w:pPr>
+                        <w:jc w:val="center"/>
+                        <w:rPr>
+                          <w:lang w:val="en-US"/>
+                        </w:rPr>
+                      </w:pPr>
+                      <w:r>
+                        <w:rPr>
+                          <w:lang w:val="en-US"/>
+                        </w:rPr>
+                        <w:t>+</w:t>
+                      </w:r>
+                      <w:proofErr w:type="spellStart"/>
+                      <w:r>
+                        <w:rPr>
+                          <w:lang w:val="en-US"/>
+                        </w:rPr>
+                        <w:t>UserRecordsList</w:t>
+                      </w:r>
+                      <w:proofErr w:type="spellEnd"/>
+                    </w:p>
+                  </w:txbxContent>
+                </v:textbox>
+              </v:rect>
+            </w:pict>
+          </mc:Fallback>
+        </mc:AlternateContent>
+      </w:r>
+      <w:r>
+        <w:rPr>
+          <w:rFonts w:ascii="David" w:eastAsia="Times New Roman" w:hAnsi="David" w:cs="David" w:hint="cs"/>
+          <w:noProof/>
+          <w:sz w:val="36"/>
+          <w:szCs w:val="36"/>
+          <w:rtl/>
+          <w:lang w:val="he-IL"/>
+        </w:rPr>
+        <mc:AlternateContent>
+          <mc:Choice Requires="wps">
+            <w:drawing>
+              <wp:anchor distT="0" distB="0" distL="114300" distR="114300" simplePos="0" relativeHeight="251781120" behindDoc="0" locked="0" layoutInCell="1" allowOverlap="1" wp14:anchorId="137650E5" wp14:editId="34A3B55C">
+                <wp:simplePos x="0" y="0"/>
+                <wp:positionH relativeFrom="column">
+                  <wp:posOffset>2516429</wp:posOffset>
+                </wp:positionH>
+                <wp:positionV relativeFrom="paragraph">
+                  <wp:posOffset>1943100</wp:posOffset>
+                </wp:positionV>
+                <wp:extent cx="1369771" cy="271145"/>
+                <wp:effectExtent l="0" t="0" r="20955" b="14605"/>
+                <wp:wrapNone/>
+                <wp:docPr id="15" name="מלבן 15"/>
+                <wp:cNvGraphicFramePr/>
+                <a:graphic xmlns:a="http://schemas.openxmlformats.org/drawingml/2006/main">
+                  <a:graphicData uri="http://schemas.microsoft.com/office/word/2010/wordprocessingShape">
+                    <wps:wsp>
+                      <wps:cNvSpPr/>
+                      <wps:spPr>
+                        <a:xfrm>
+                          <a:off x="0" y="0"/>
+                          <a:ext cx="1369771" cy="271145"/>
+                        </a:xfrm>
+                        <a:prstGeom prst="rect">
+                          <a:avLst/>
+                        </a:prstGeom>
+                      </wps:spPr>
+                      <wps:style>
+                        <a:lnRef idx="2">
+                          <a:schemeClr val="dk1"/>
+                        </a:lnRef>
+                        <a:fillRef idx="1">
+                          <a:schemeClr val="lt1"/>
+                        </a:fillRef>
+                        <a:effectRef idx="0">
+                          <a:schemeClr val="dk1"/>
+                        </a:effectRef>
+                        <a:fontRef idx="minor">
+                          <a:schemeClr val="dk1"/>
+                        </a:fontRef>
+                      </wps:style>
+                      <wps:txbx>
+                        <w:txbxContent>
+                          <w:p>
+                            <w:pPr>
+                              <w:jc w:val="center"/>
+                              <w:rPr>
+                                <w:lang w:val="en-US"/>
+                              </w:rPr>
+                            </w:pPr>
+                            <w:r>
+                              <w:rPr>
+                                <w:lang w:val="en-US"/>
+                              </w:rPr>
+                              <w:t>+</w:t>
+                            </w:r>
+                            <w:proofErr w:type="spellStart"/>
+                            <w:r>
+                              <w:rPr>
+                                <w:lang w:val="en-US"/>
+                              </w:rPr>
+                              <w:t>SoryByRecordTime</w:t>
+                            </w:r>
+                            <w:proofErr w:type="spellEnd"/>
+                          </w:p>
+                        </w:txbxContent>
+                      </wps:txbx>
+                      <wps:bodyPr rot="0" spcFirstLastPara="0" vertOverflow="overflow" horzOverflow="overflow" vert="horz" wrap="square" lIns="91440" tIns="45720" rIns="91440" bIns="45720" numCol="1" spcCol="0" rtlCol="1" fromWordArt="0" anchor="ctr" anchorCtr="0" forceAA="0" compatLnSpc="1">
+                        <a:prstTxWarp prst="textNoShape">
+                          <a:avLst/>
+                        </a:prstTxWarp>
+                        <a:noAutofit/>
+                      </wps:bodyPr>
+                    </wps:wsp>
+                  </a:graphicData>
+                </a:graphic>
+                <wp14:sizeRelH relativeFrom="margin">
+                  <wp14:pctWidth>0</wp14:pctWidth>
+                </wp14:sizeRelH>
+                <wp14:sizeRelV relativeFrom="margin">
+                  <wp14:pctHeight>0</wp14:pctHeight>
+                </wp14:sizeRelV>
+              </wp:anchor>
+            </w:drawing>
+          </mc:Choice>
+          <mc:Fallback>
+            <w:pict>
+              <v:rect w14:anchorId="137650E5" id="מלבן 15" o:spid="_x0000_s1050" style="position:absolute;margin-left:198.15pt;margin-top:153pt;width:107.85pt;height:21.35pt;z-index:251781120;visibility:visible;mso-wrap-style:square;mso-width-percent:0;mso-height-percent:0;mso-wrap-distance-left:9pt;mso-wrap-distance-top:0;mso-wrap-distance-right:9pt;mso-wrap-distance-bottom:0;mso-position-horizontal:absolute;mso-position-horizontal-relative:text;mso-position-vertical:absolute;mso-position-vertical-relative:text;mso-width-percent:0;mso-height-percent:0;mso-width-relative:margin;mso-height-relative:margin;v-text-anchor:middle" o:gfxdata="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" fillcolor="white [3201]" strokecolor="black [3200]" strokeweight="1pt">
+                <v:textbox>
+                  <w:txbxContent>
+                    <w:p>
+                      <w:pPr>
+                        <w:jc w:val="center"/>
+                        <w:rPr>
+                          <w:lang w:val="en-US"/>
+                        </w:rPr>
+                      </w:pPr>
+                      <w:r>
+                        <w:rPr>
+                          <w:lang w:val="en-US"/>
+                        </w:rPr>
+                        <w:t>+</w:t>
+                      </w:r>
+                      <w:proofErr w:type="spellStart"/>
+                      <w:r>
+                        <w:rPr>
+                          <w:lang w:val="en-US"/>
+                        </w:rPr>
+                        <w:t>SoryByRecordTime</w:t>
+                      </w:r>
+                      <w:proofErr w:type="spellEnd"/>
+                    </w:p>
+                  </w:txbxContent>
+                </v:textbox>
+              </v:rect>
+            </w:pict>
+          </mc:Fallback>
+        </mc:AlternateContent>
+      </w:r>
+      <w:r>
+        <w:rPr>
+          <w:rFonts w:ascii="David" w:eastAsia="Times New Roman" w:hAnsi="David" w:cs="David" w:hint="cs"/>
+          <w:noProof/>
+          <w:sz w:val="36"/>
+          <w:szCs w:val="36"/>
+          <w:rtl/>
+          <w:lang w:val="he-IL"/>
+        </w:rPr>
+        <mc:AlternateContent>
+          <mc:Choice Requires="wps">
+            <w:drawing>
+              <wp:anchor distT="0" distB="0" distL="114300" distR="114300" simplePos="0" relativeHeight="251777024" behindDoc="0" locked="0" layoutInCell="1" allowOverlap="1" wp14:anchorId="61A2D49E" wp14:editId="07714B17">
+                <wp:simplePos x="0" y="0"/>
+                <wp:positionH relativeFrom="column">
+                  <wp:posOffset>2395728</wp:posOffset>
+                </wp:positionH>
+                <wp:positionV relativeFrom="paragraph">
+                  <wp:posOffset>1317143</wp:posOffset>
+                </wp:positionV>
+                <wp:extent cx="1718793" cy="385445"/>
+                <wp:effectExtent l="0" t="0" r="15240" b="14605"/>
+                <wp:wrapNone/>
+                <wp:docPr id="13" name="מלבן 13"/>
+                <wp:cNvGraphicFramePr/>
+                <a:graphic xmlns:a="http://schemas.openxmlformats.org/drawingml/2006/main">
+                  <a:graphicData uri="http://schemas.microsoft.com/office/word/2010/wordprocessingShape">
+                    <wps:wsp>
+                      <wps:cNvSpPr/>
+                      <wps:spPr>
+                        <a:xfrm>
+                          <a:off x="0" y="0"/>
+                          <a:ext cx="1718793" cy="385445"/>
+                        </a:xfrm>
+                        <a:prstGeom prst="rect">
+                          <a:avLst/>
+                        </a:prstGeom>
+                      </wps:spPr>
+                      <wps:style>
+                        <a:lnRef idx="2">
+                          <a:schemeClr val="dk1"/>
+                        </a:lnRef>
+                        <a:fillRef idx="1">
+                          <a:schemeClr val="lt1"/>
+                        </a:fillRef>
+                        <a:effectRef idx="0">
+                          <a:schemeClr val="dk1"/>
+                        </a:effectRef>
+                        <a:fontRef idx="minor">
+                          <a:schemeClr val="dk1"/>
+                        </a:fontRef>
+                      </wps:style>
+                      <wps:txbx>
+                        <w:txbxContent>
+                          <w:p>
+                            <w:pPr>
+                              <w:jc w:val="center"/>
+                              <w:rPr>
+                                <w:lang w:val="en-US"/>
+                              </w:rPr>
+                            </w:pPr>
+                            <w:r>
+                              <w:rPr>
+                                <w:lang w:val="en-US"/>
+                              </w:rPr>
+                              <w:t>+</w:t>
+                            </w:r>
+                            <w:proofErr w:type="spellStart"/>
+                            <w:r>
+                              <w:rPr>
+                                <w:lang w:val="en-US"/>
+                              </w:rPr>
+                              <w:t>UserRecordsList</w:t>
+                            </w:r>
+                            <w:proofErr w:type="spellEnd"/>
+                          </w:p>
+                        </w:txbxContent>
+                      </wps:txbx>
+                      <wps:bodyPr rot="0" spcFirstLastPara="0" vertOverflow="overflow" horzOverflow="overflow" vert="horz" wrap="square" lIns="91440" tIns="45720" rIns="91440" bIns="45720" numCol="1" spcCol="0" rtlCol="1" fromWordArt="0" anchor="ctr" anchorCtr="0" forceAA="0" compatLnSpc="1">
+                        <a:prstTxWarp prst="textNoShape">
+                          <a:avLst/>
+                        </a:prstTxWarp>
+                        <a:noAutofit/>
+                      </wps:bodyPr>
+                    </wps:wsp>
+                  </a:graphicData>
+                </a:graphic>
+                <wp14:sizeRelH relativeFrom="margin">
+                  <wp14:pctWidth>0</wp14:pctWidth>
+                </wp14:sizeRelH>
+                <wp14:sizeRelV relativeFrom="margin">
+                  <wp14:pctHeight>0</wp14:pctHeight>
+                </wp14:sizeRelV>
+              </wp:anchor>
+            </w:drawing>
+          </mc:Choice>
+          <mc:Fallback>
+            <w:pict>
+              <v:rect w14:anchorId="61A2D49E" id="מלבן 13" o:spid="_x0000_s1051" style="position:absolute;margin-left:188.65pt;margin-top:103.7pt;width:135.35pt;height:30.35pt;z-index:251777024;visibility:visible;mso-wrap-style:square;mso-width-percent:0;mso-height-percent:0;mso-wrap-distance-left:9pt;mso-wrap-distance-top:0;mso-wrap-distance-right:9pt;mso-wrap-distance-bottom:0;mso-position-horizontal:absolute;mso-position-horizontal-relative:text;mso-position-vertical:absolute;mso-position-vertical-relative:text;mso-width-percent:0;mso-height-percent:0;mso-width-relative:margin;mso-height-relative:margin;v-text-anchor:middle" o:gfxdata="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" fillcolor="white [3201]" strokecolor="black [3200]" strokeweight="1pt">
+                <v:textbox>
+                  <w:txbxContent>
+                    <w:p>
+                      <w:pPr>
+                        <w:jc w:val="center"/>
+                        <w:rPr>
+                          <w:lang w:val="en-US"/>
+                        </w:rPr>
+                      </w:pPr>
+                      <w:r>
+                        <w:rPr>
+                          <w:lang w:val="en-US"/>
+                        </w:rPr>
+                        <w:t>+</w:t>
+                      </w:r>
+                      <w:proofErr w:type="spellStart"/>
+                      <w:r>
+                        <w:rPr>
+                          <w:lang w:val="en-US"/>
+                        </w:rPr>
+                        <w:t>UserRecordsList</w:t>
+                      </w:r>
+                      <w:proofErr w:type="spellEnd"/>
+                    </w:p>
+                  </w:txbxContent>
+                </v:textbox>
+              </v:rect>
+            </w:pict>
+          </mc:Fallback>
+        </mc:AlternateContent>
+      </w:r>
+      <w:r>
+        <w:rPr>
+          <w:rFonts w:ascii="David" w:eastAsia="Times New Roman" w:hAnsi="David" w:cs="David" w:hint="cs"/>
+          <w:noProof/>
+          <w:sz w:val="36"/>
+          <w:szCs w:val="36"/>
+          <w:rtl/>
+          <w:lang w:val="he-IL"/>
+        </w:rPr>
+        <mc:AlternateContent>
+          <mc:Choice Requires="wps">
+            <w:drawing>
+              <wp:anchor distT="0" distB="0" distL="114300" distR="114300" simplePos="0" relativeHeight="251774976" behindDoc="0" locked="0" layoutInCell="1" allowOverlap="1" wp14:anchorId="3A253DFD" wp14:editId="205A5B78">
+                <wp:simplePos x="0" y="0"/>
+                <wp:positionH relativeFrom="column">
+                  <wp:posOffset>3200400</wp:posOffset>
+                </wp:positionH>
+                <wp:positionV relativeFrom="paragraph">
+                  <wp:posOffset>457200</wp:posOffset>
+                </wp:positionV>
+                <wp:extent cx="0" cy="454457"/>
+                <wp:effectExtent l="76200" t="38100" r="57150" b="22225"/>
+                <wp:wrapNone/>
+                <wp:docPr id="12" name="מחבר חץ ישר 12"/>
                 <wp:cNvGraphicFramePr/>
                 <a:graphic xmlns:a="http://schemas.openxmlformats.org/drawingml/2006/main">
                   <a:graphicData uri="http://schemas.microsoft.com/office/word/2010/wordprocessingShape">
@@ -32237,7 +34184,1553 @@
                       <wps:spPr>
                         <a:xfrm flipV="1">
                           <a:off x="0" y="0"/>
-                          <a:ext cx="0" cy="340915"/>
+                          <a:ext cx="0" cy="454457"/>
+                        </a:xfrm>
+                        <a:prstGeom prst="straightConnector1">
+                          <a:avLst/>
+                        </a:prstGeom>
+                        <a:ln>
+                          <a:tailEnd type="triangle"/>
+                        </a:ln>
+                      </wps:spPr>
+                      <wps:style>
+                        <a:lnRef idx="1">
+                          <a:schemeClr val="accent1"/>
+                        </a:lnRef>
+                        <a:fillRef idx="0">
+                          <a:schemeClr val="accent1"/>
+                        </a:fillRef>
+                        <a:effectRef idx="0">
+                          <a:schemeClr val="accent1"/>
+                        </a:effectRef>
+                        <a:fontRef idx="minor">
+                          <a:schemeClr val="tx1"/>
+                        </a:fontRef>
+                      </wps:style>
+                      <wps:bodyPr/>
+                    </wps:wsp>
+                  </a:graphicData>
+                </a:graphic>
+              </wp:anchor>
+            </w:drawing>
+          </mc:Choice>
+          <mc:Fallback>
+            <w:pict>
+              <v:shape w14:anchorId="7339C1C1" id="מחבר חץ ישר 12" o:spid="_x0000_s1026" type="#_x0000_t32" style="position:absolute;margin-left:252pt;margin-top:36pt;width:0;height:35.8pt;flip:y;z-index:251774976;visibility:visible;mso-wrap-style:square;mso-wrap-distance-left:9pt;mso-wrap-distance-top:0;mso-wrap-distance-right:9pt;mso-wrap-distance-bottom:0;mso-position-horizontal:absolute;mso-position-horizontal-relative:text;mso-position-vertical:absolute;mso-position-vertical-relative:text" o:gfxdata="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" strokecolor="#156082 [3204]" strokeweight=".5pt">
+                <v:stroke endarrow="block" joinstyle="miter"/>
+              </v:shape>
+            </w:pict>
+          </mc:Fallback>
+        </mc:AlternateContent>
+      </w:r>
+      <w:r>
+        <w:rPr>
+          <w:rFonts w:ascii="David" w:eastAsia="Times New Roman" w:hAnsi="David" w:cs="David" w:hint="cs"/>
+          <w:noProof/>
+          <w:sz w:val="36"/>
+          <w:szCs w:val="36"/>
+          <w:rtl/>
+          <w:lang w:val="he-IL"/>
+        </w:rPr>
+        <mc:AlternateContent>
+          <mc:Choice Requires="wps">
+            <w:drawing>
+              <wp:anchor distT="0" distB="0" distL="114300" distR="114300" simplePos="0" relativeHeight="251771904" behindDoc="0" locked="0" layoutInCell="1" allowOverlap="1" wp14:anchorId="1219955E" wp14:editId="4573C137">
+                <wp:simplePos x="0" y="0"/>
+                <wp:positionH relativeFrom="column">
+                  <wp:posOffset>2399792</wp:posOffset>
+                </wp:positionH>
+                <wp:positionV relativeFrom="paragraph">
+                  <wp:posOffset>63144</wp:posOffset>
+                </wp:positionV>
+                <wp:extent cx="1718793" cy="385445"/>
+                <wp:effectExtent l="0" t="0" r="15240" b="14605"/>
+                <wp:wrapNone/>
+                <wp:docPr id="10" name="מלבן 10"/>
+                <wp:cNvGraphicFramePr/>
+                <a:graphic xmlns:a="http://schemas.openxmlformats.org/drawingml/2006/main">
+                  <a:graphicData uri="http://schemas.microsoft.com/office/word/2010/wordprocessingShape">
+                    <wps:wsp>
+                      <wps:cNvSpPr/>
+                      <wps:spPr>
+                        <a:xfrm>
+                          <a:off x="0" y="0"/>
+                          <a:ext cx="1718793" cy="385445"/>
+                        </a:xfrm>
+                        <a:prstGeom prst="rect">
+                          <a:avLst/>
+                        </a:prstGeom>
+                      </wps:spPr>
+                      <wps:style>
+                        <a:lnRef idx="2">
+                          <a:schemeClr val="dk1"/>
+                        </a:lnRef>
+                        <a:fillRef idx="1">
+                          <a:schemeClr val="lt1"/>
+                        </a:fillRef>
+                        <a:effectRef idx="0">
+                          <a:schemeClr val="dk1"/>
+                        </a:effectRef>
+                        <a:fontRef idx="minor">
+                          <a:schemeClr val="dk1"/>
+                        </a:fontRef>
+                      </wps:style>
+                      <wps:txbx>
+                        <w:txbxContent>
+                          <w:p>
+                            <w:pPr>
+                              <w:jc w:val="center"/>
+                              <w:rPr>
+                                <w:lang w:val="en-US"/>
+                              </w:rPr>
+                            </w:pPr>
+                            <w:r>
+                              <w:rPr>
+                                <w:lang w:val="en-US"/>
+                              </w:rPr>
+                              <w:t>+</w:t>
+                            </w:r>
+                            <w:proofErr w:type="spellStart"/>
+                            <w:r>
+                              <w:rPr>
+                                <w:lang w:val="en-US"/>
+                              </w:rPr>
+                              <w:t>UserRecordsList</w:t>
+                            </w:r>
+                            <w:proofErr w:type="spellEnd"/>
+                          </w:p>
+                        </w:txbxContent>
+                      </wps:txbx>
+                      <wps:bodyPr rot="0" spcFirstLastPara="0" vertOverflow="overflow" horzOverflow="overflow" vert="horz" wrap="square" lIns="91440" tIns="45720" rIns="91440" bIns="45720" numCol="1" spcCol="0" rtlCol="1" fromWordArt="0" anchor="ctr" anchorCtr="0" forceAA="0" compatLnSpc="1">
+                        <a:prstTxWarp prst="textNoShape">
+                          <a:avLst/>
+                        </a:prstTxWarp>
+                        <a:noAutofit/>
+                      </wps:bodyPr>
+                    </wps:wsp>
+                  </a:graphicData>
+                </a:graphic>
+                <wp14:sizeRelH relativeFrom="margin">
+                  <wp14:pctWidth>0</wp14:pctWidth>
+                </wp14:sizeRelH>
+                <wp14:sizeRelV relativeFrom="margin">
+                  <wp14:pctHeight>0</wp14:pctHeight>
+                </wp14:sizeRelV>
+              </wp:anchor>
+            </w:drawing>
+          </mc:Choice>
+          <mc:Fallback>
+            <w:pict>
+              <v:rect w14:anchorId="1219955E" id="מלבן 10" o:spid="_x0000_s1052" style="position:absolute;margin-left:188.95pt;margin-top:4.95pt;width:135.35pt;height:30.35pt;z-index:251771904;visibility:visible;mso-wrap-style:square;mso-width-percent:0;mso-height-percent:0;mso-wrap-distance-left:9pt;mso-wrap-distance-top:0;mso-wrap-distance-right:9pt;mso-wrap-distance-bottom:0;mso-position-horizontal:absolute;mso-position-horizontal-relative:text;mso-position-vertical:absolute;mso-position-vertical-relative:text;mso-width-percent:0;mso-height-percent:0;mso-width-relative:margin;mso-height-relative:margin;v-text-anchor:middle" o:gfxdata="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" fillcolor="white [3201]" strokecolor="black [3200]" strokeweight="1pt">
+                <v:textbox>
+                  <w:txbxContent>
+                    <w:p>
+                      <w:pPr>
+                        <w:jc w:val="center"/>
+                        <w:rPr>
+                          <w:lang w:val="en-US"/>
+                        </w:rPr>
+                      </w:pPr>
+                      <w:r>
+                        <w:rPr>
+                          <w:lang w:val="en-US"/>
+                        </w:rPr>
+                        <w:t>+</w:t>
+                      </w:r>
+                      <w:proofErr w:type="spellStart"/>
+                      <w:r>
+                        <w:rPr>
+                          <w:lang w:val="en-US"/>
+                        </w:rPr>
+                        <w:t>UserRecordsList</w:t>
+                      </w:r>
+                      <w:proofErr w:type="spellEnd"/>
+                    </w:p>
+                  </w:txbxContent>
+                </v:textbox>
+              </v:rect>
+            </w:pict>
+          </mc:Fallback>
+        </mc:AlternateContent>
+      </w:r>
+      <w:r>
+        <w:rPr>
+          <w:rFonts w:ascii="David" w:eastAsia="Times New Roman" w:hAnsi="David" w:cs="David" w:hint="cs"/>
+          <w:noProof/>
+          <w:sz w:val="36"/>
+          <w:szCs w:val="36"/>
+          <w:rtl/>
+          <w:lang w:val="he-IL"/>
+        </w:rPr>
+        <mc:AlternateContent>
+          <mc:Choice Requires="wps">
+            <w:drawing>
+              <wp:anchor distT="0" distB="0" distL="114300" distR="114300" simplePos="0" relativeHeight="251773952" behindDoc="0" locked="0" layoutInCell="1" allowOverlap="1" wp14:anchorId="103B171E" wp14:editId="04C844C8">
+                <wp:simplePos x="0" y="0"/>
+                <wp:positionH relativeFrom="column">
+                  <wp:posOffset>2395729</wp:posOffset>
+                </wp:positionH>
+                <wp:positionV relativeFrom="paragraph">
+                  <wp:posOffset>911657</wp:posOffset>
+                </wp:positionV>
+                <wp:extent cx="1719072" cy="406400"/>
+                <wp:effectExtent l="0" t="0" r="14605" b="12700"/>
+                <wp:wrapNone/>
+                <wp:docPr id="11" name="מלבן 11"/>
+                <wp:cNvGraphicFramePr/>
+                <a:graphic xmlns:a="http://schemas.openxmlformats.org/drawingml/2006/main">
+                  <a:graphicData uri="http://schemas.microsoft.com/office/word/2010/wordprocessingShape">
+                    <wps:wsp>
+                      <wps:cNvSpPr/>
+                      <wps:spPr>
+                        <a:xfrm>
+                          <a:off x="0" y="0"/>
+                          <a:ext cx="1719072" cy="406400"/>
+                        </a:xfrm>
+                        <a:prstGeom prst="rect">
+                          <a:avLst/>
+                        </a:prstGeom>
+                      </wps:spPr>
+                      <wps:style>
+                        <a:lnRef idx="2">
+                          <a:schemeClr val="dk1"/>
+                        </a:lnRef>
+                        <a:fillRef idx="1">
+                          <a:schemeClr val="lt1"/>
+                        </a:fillRef>
+                        <a:effectRef idx="0">
+                          <a:schemeClr val="dk1"/>
+                        </a:effectRef>
+                        <a:fontRef idx="minor">
+                          <a:schemeClr val="dk1"/>
+                        </a:fontRef>
+                      </wps:style>
+                      <wps:txbx>
+                        <w:txbxContent>
+                          <w:p>
+                            <w:pPr>
+                              <w:jc w:val="center"/>
+                              <w:rPr>
+                                <w:lang w:val="en-US"/>
+                              </w:rPr>
+                            </w:pPr>
+                            <w:r>
+                              <w:rPr>
+                                <w:lang w:val="en-US"/>
+                              </w:rPr>
+                              <w:t>+</w:t>
+                            </w:r>
+                            <w:proofErr w:type="spellStart"/>
+                            <w:r>
+                              <w:rPr>
+                                <w:lang w:val="en-US"/>
+                              </w:rPr>
+                              <w:t>Show</w:t>
+                            </w:r>
+                            <w:r>
+                              <w:rPr>
+                                <w:lang w:val="en-US"/>
+                              </w:rPr>
+                              <w:t>MyUserRecords</w:t>
+                            </w:r>
+                            <w:proofErr w:type="spellEnd"/>
+                          </w:p>
+                        </w:txbxContent>
+                      </wps:txbx>
+                      <wps:bodyPr rot="0" spcFirstLastPara="0" vertOverflow="overflow" horzOverflow="overflow" vert="horz" wrap="square" lIns="91440" tIns="45720" rIns="91440" bIns="45720" numCol="1" spcCol="0" rtlCol="1" fromWordArt="0" anchor="ctr" anchorCtr="0" forceAA="0" compatLnSpc="1">
+                        <a:prstTxWarp prst="textNoShape">
+                          <a:avLst/>
+                        </a:prstTxWarp>
+                        <a:noAutofit/>
+                      </wps:bodyPr>
+                    </wps:wsp>
+                  </a:graphicData>
+                </a:graphic>
+                <wp14:sizeRelH relativeFrom="margin">
+                  <wp14:pctWidth>0</wp14:pctWidth>
+                </wp14:sizeRelH>
+                <wp14:sizeRelV relativeFrom="margin">
+                  <wp14:pctHeight>0</wp14:pctHeight>
+                </wp14:sizeRelV>
+              </wp:anchor>
+            </w:drawing>
+          </mc:Choice>
+          <mc:Fallback>
+            <w:pict>
+              <v:rect w14:anchorId="103B171E" id="מלבן 11" o:spid="_x0000_s1053" style="position:absolute;margin-left:188.65pt;margin-top:71.8pt;width:135.35pt;height:32pt;z-index:251773952;visibility:visible;mso-wrap-style:square;mso-width-percent:0;mso-height-percent:0;mso-wrap-distance-left:9pt;mso-wrap-distance-top:0;mso-wrap-distance-right:9pt;mso-wrap-distance-bottom:0;mso-position-horizontal:absolute;mso-position-horizontal-relative:text;mso-position-vertical:absolute;mso-position-vertical-relative:text;mso-width-percent:0;mso-height-percent:0;mso-width-relative:margin;mso-height-relative:margin;v-text-anchor:middle" o:gfxdata="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" fillcolor="white [3201]" strokecolor="black [3200]" strokeweight="1pt">
+                <v:textbox>
+                  <w:txbxContent>
+                    <w:p>
+                      <w:pPr>
+                        <w:jc w:val="center"/>
+                        <w:rPr>
+                          <w:lang w:val="en-US"/>
+                        </w:rPr>
+                      </w:pPr>
+                      <w:r>
+                        <w:rPr>
+                          <w:lang w:val="en-US"/>
+                        </w:rPr>
+                        <w:t>+</w:t>
+                      </w:r>
+                      <w:proofErr w:type="spellStart"/>
+                      <w:r>
+                        <w:rPr>
+                          <w:lang w:val="en-US"/>
+                        </w:rPr>
+                        <w:t>Show</w:t>
+                      </w:r>
+                      <w:r>
+                        <w:rPr>
+                          <w:lang w:val="en-US"/>
+                        </w:rPr>
+                        <w:t>MyUserRecords</w:t>
+                      </w:r>
+                      <w:proofErr w:type="spellEnd"/>
+                    </w:p>
+                  </w:txbxContent>
+                </v:textbox>
+              </v:rect>
+            </w:pict>
+          </mc:Fallback>
+        </mc:AlternateContent>
+      </w:r>
+      <w:r>
+        <w:rPr>
+          <w:rFonts w:ascii="David" w:eastAsia="Times New Roman" w:hAnsi="David" w:cs="David"/>
+          <w:sz w:val="36"/>
+          <w:szCs w:val="36"/>
+          <w:lang w:val="en-US"/>
+        </w:rPr>
+        <w:br w:type="page"/>
+      </w:r>
+    </w:p>
+    <w:p>
+      <w:pPr>
+        <w:pStyle w:val="ListParagraph"/>
+        <w:numPr>
+          <w:ilvl w:val="0"/>
+          <w:numId w:val="40"/>
+        </w:numPr>
+        <w:suppressAutoHyphens w:val="0"/>
+        <w:autoSpaceDN/>
+        <w:bidi/>
+        <w:spacing w:before="100" w:beforeAutospacing="1" w:after="100" w:afterAutospacing="1" w:line="240" w:lineRule="auto"/>
+        <w:jc w:val="center"/>
+        <w:rPr>
+          <w:rFonts w:ascii="David" w:eastAsia="Times New Roman" w:hAnsi="David" w:cs="David"/>
+          <w:b/>
+          <w:bCs/>
+          <w:sz w:val="40"/>
+          <w:szCs w:val="40"/>
+          <w:u w:val="single"/>
+          <w:lang w:val="en-US"/>
+        </w:rPr>
+      </w:pPr>
+      <w:proofErr w:type="spellStart"/>
+      <w:r>
+        <w:rPr>
+          <w:rFonts w:ascii="David" w:eastAsia="Times New Roman" w:hAnsi="David" w:cs="David"/>
+          <w:b/>
+          <w:bCs/>
+          <w:sz w:val="40"/>
+          <w:szCs w:val="40"/>
+          <w:u w:val="single"/>
+          <w:lang w:val="en-US"/>
+        </w:rPr>
+        <w:lastRenderedPageBreak/>
+        <w:t>Observor</w:t>
+      </w:r>
+      <w:proofErr w:type="spellEnd"/>
+      <w:r>
+        <w:rPr>
+          <w:rFonts w:ascii="David" w:eastAsia="Times New Roman" w:hAnsi="David" w:cs="David"/>
+          <w:b/>
+          <w:bCs/>
+          <w:sz w:val="40"/>
+          <w:szCs w:val="40"/>
+          <w:u w:val="single"/>
+          <w:lang w:val="en-US"/>
+        </w:rPr>
+        <w:t xml:space="preserve"> Pattern</w:t>
+      </w:r>
+    </w:p>
+    <w:p>
+      <w:pPr>
+        <w:suppressAutoHyphens w:val="0"/>
+        <w:autoSpaceDN/>
+        <w:bidi/>
+        <w:spacing w:before="100" w:beforeAutospacing="1" w:after="100" w:afterAutospacing="1" w:line="240" w:lineRule="auto"/>
+        <w:rPr>
+          <w:rFonts w:ascii="David" w:eastAsia="Times New Roman" w:hAnsi="David" w:cs="David"/>
+          <w:sz w:val="36"/>
+          <w:szCs w:val="36"/>
+          <w:lang w:val="en-US"/>
+        </w:rPr>
+      </w:pPr>
+      <w:r>
+        <w:rPr>
+          <w:rFonts w:ascii="David" w:eastAsia="Times New Roman" w:hAnsi="David" w:cs="David"/>
+          <w:sz w:val="36"/>
+          <w:szCs w:val="36"/>
+          <w:rtl/>
+          <w:lang w:val="en-US"/>
+        </w:rPr>
+        <w:t>בנית עיצוב "צופה</w:t>
+      </w:r>
+      <w:r>
+        <w:rPr>
+          <w:rFonts w:ascii="David" w:eastAsia="Times New Roman" w:hAnsi="David" w:cs="David"/>
+          <w:sz w:val="36"/>
+          <w:szCs w:val="36"/>
+          <w:lang w:val="en-US"/>
+        </w:rPr>
+        <w:t xml:space="preserve">" (Observer Design Pattern) </w:t>
+      </w:r>
+      <w:r>
+        <w:rPr>
+          <w:rFonts w:ascii="David" w:eastAsia="Times New Roman" w:hAnsi="David" w:cs="David"/>
+          <w:sz w:val="36"/>
+          <w:szCs w:val="36"/>
+          <w:rtl/>
+          <w:lang w:val="en-US"/>
+        </w:rPr>
+        <w:t>היא תבנית עיצוב התמקדת בקשר בין אובייקטים, כך שכאשר מצב של אובייקט משתנה, כל הצופים</w:t>
+      </w:r>
+      <w:r>
+        <w:rPr>
+          <w:rFonts w:ascii="David" w:eastAsia="Times New Roman" w:hAnsi="David" w:cs="David"/>
+          <w:sz w:val="36"/>
+          <w:szCs w:val="36"/>
+          <w:lang w:val="en-US"/>
+        </w:rPr>
+        <w:t xml:space="preserve"> (Observers) </w:t>
+      </w:r>
+      <w:r>
+        <w:rPr>
+          <w:rFonts w:ascii="David" w:eastAsia="Times New Roman" w:hAnsi="David" w:cs="David"/>
+          <w:sz w:val="36"/>
+          <w:szCs w:val="36"/>
+          <w:rtl/>
+          <w:lang w:val="en-US"/>
+        </w:rPr>
+        <w:t>שמנויים על אותו אובייקט מעודכנים אוטומטית על השינוי</w:t>
+      </w:r>
+      <w:r>
+        <w:rPr>
+          <w:rFonts w:ascii="David" w:eastAsia="Times New Roman" w:hAnsi="David" w:cs="David"/>
+          <w:sz w:val="36"/>
+          <w:szCs w:val="36"/>
+          <w:lang w:val="en-US"/>
+        </w:rPr>
+        <w:t>.</w:t>
+      </w:r>
+    </w:p>
+    <w:p>
+      <w:pPr>
+        <w:suppressAutoHyphens w:val="0"/>
+        <w:autoSpaceDN/>
+        <w:bidi/>
+        <w:spacing w:before="100" w:beforeAutospacing="1" w:after="100" w:afterAutospacing="1" w:line="240" w:lineRule="auto"/>
+        <w:rPr>
+          <w:rFonts w:ascii="David" w:eastAsia="Times New Roman" w:hAnsi="David" w:cs="David"/>
+          <w:sz w:val="36"/>
+          <w:szCs w:val="36"/>
+          <w:lang w:val="en-US"/>
+        </w:rPr>
+      </w:pPr>
+      <w:r>
+        <w:rPr>
+          <w:rFonts w:ascii="David" w:eastAsia="Times New Roman" w:hAnsi="David" w:cs="David"/>
+          <w:sz w:val="36"/>
+          <w:szCs w:val="36"/>
+          <w:rtl/>
+          <w:lang w:val="en-US"/>
+        </w:rPr>
+        <w:t>במילים פשוטות, תבנית העיצוב הזו מאפשרת לאובייקטים לעקוב אחרי שינויים באובייקט אחר בלי שהם יצטרכו להיות תלויים אחד בשני באופן ישיר. ברגע שהאובייקט הנתון משתנה, כל הצופים שמנויים עליו מקבלים את העדכון ומבצעים פעולה בהתאם</w:t>
+      </w:r>
+      <w:r>
+        <w:rPr>
+          <w:rFonts w:ascii="David" w:eastAsia="Times New Roman" w:hAnsi="David" w:cs="David"/>
+          <w:sz w:val="36"/>
+          <w:szCs w:val="36"/>
+          <w:lang w:val="en-US"/>
+        </w:rPr>
+        <w:t>.</w:t>
+      </w:r>
+    </w:p>
+    <w:p>
+      <w:pPr>
+        <w:suppressAutoHyphens w:val="0"/>
+        <w:autoSpaceDN/>
+        <w:bidi/>
+        <w:spacing w:before="100" w:beforeAutospacing="1" w:after="100" w:afterAutospacing="1" w:line="240" w:lineRule="auto"/>
+        <w:rPr>
+          <w:rFonts w:ascii="David" w:eastAsia="Times New Roman" w:hAnsi="David" w:cs="David"/>
+          <w:sz w:val="36"/>
+          <w:szCs w:val="36"/>
+          <w:rtl/>
+          <w:lang w:val="en-US"/>
+        </w:rPr>
+      </w:pPr>
+      <w:r>
+        <w:rPr>
+          <w:rFonts w:ascii="David" w:eastAsia="Times New Roman" w:hAnsi="David" w:cs="David"/>
+          <w:sz w:val="36"/>
+          <w:szCs w:val="36"/>
+          <w:rtl/>
+          <w:lang w:val="en-US"/>
+        </w:rPr>
+        <w:t>דוגמה נפוצה לשימוש בתבנית זו היא במערכות המידע, שבהן יש צורך לעדכן מספר רכיבים (כמו ממשקי משתמש, מערכות ניהול או שירותים אחרים) כאשר מתרחשים שינויים במידע המרכזי</w:t>
+      </w:r>
+      <w:r>
+        <w:rPr>
+          <w:rFonts w:ascii="David" w:eastAsia="Times New Roman" w:hAnsi="David" w:cs="David"/>
+          <w:sz w:val="36"/>
+          <w:szCs w:val="36"/>
+          <w:lang w:val="en-US"/>
+        </w:rPr>
+        <w:t>.</w:t>
+      </w:r>
+      <w:r>
+        <w:rPr>
+          <w:rFonts w:ascii="David" w:eastAsia="Times New Roman" w:hAnsi="David" w:cs="David" w:hint="cs"/>
+          <w:sz w:val="36"/>
+          <w:szCs w:val="36"/>
+          <w:rtl/>
+          <w:lang w:val="en-US"/>
+        </w:rPr>
+        <w:t xml:space="preserve">כחלק מהסיפרייה של  </w:t>
+      </w:r>
+      <w:proofErr w:type="spellStart"/>
+      <w:r>
+        <w:rPr>
+          <w:rFonts w:ascii="David" w:eastAsia="Times New Roman" w:hAnsi="David" w:cs="David"/>
+          <w:sz w:val="36"/>
+          <w:szCs w:val="36"/>
+          <w:lang w:val="en-US"/>
+        </w:rPr>
+        <w:t>CommunityToolkit.MVVM</w:t>
+      </w:r>
+      <w:proofErr w:type="spellEnd"/>
+      <w:r>
+        <w:rPr>
+          <w:rFonts w:ascii="David" w:eastAsia="Times New Roman" w:hAnsi="David" w:cs="David" w:hint="cs"/>
+          <w:sz w:val="36"/>
+          <w:szCs w:val="36"/>
+          <w:rtl/>
+          <w:lang w:val="en-US"/>
+        </w:rPr>
+        <w:t xml:space="preserve"> ישנו מאפיין שנקרא </w:t>
+      </w:r>
+      <w:proofErr w:type="spellStart"/>
+      <w:r>
+        <w:rPr>
+          <w:rFonts w:ascii="David" w:eastAsia="Times New Roman" w:hAnsi="David" w:cs="David"/>
+          <w:sz w:val="36"/>
+          <w:szCs w:val="36"/>
+          <w:lang w:val="en-US"/>
+        </w:rPr>
+        <w:t>ObservableProperty</w:t>
+      </w:r>
+      <w:proofErr w:type="spellEnd"/>
+      <w:r>
+        <w:rPr>
+          <w:rFonts w:ascii="David" w:eastAsia="Times New Roman" w:hAnsi="David" w:cs="David" w:hint="cs"/>
+          <w:sz w:val="36"/>
+          <w:szCs w:val="36"/>
+          <w:rtl/>
+          <w:lang w:val="en-US"/>
+        </w:rPr>
+        <w:t xml:space="preserve"> .</w:t>
+      </w:r>
+      <w:r>
+        <w:rPr>
+          <w:rFonts w:ascii="David" w:eastAsia="Times New Roman" w:hAnsi="David" w:cs="David"/>
+          <w:sz w:val="36"/>
+          <w:szCs w:val="36"/>
+          <w:lang w:val="en-US"/>
+        </w:rPr>
+        <w:t xml:space="preserve"> </w:t>
+      </w:r>
+      <w:proofErr w:type="spellStart"/>
+      <w:r>
+        <w:rPr>
+          <w:rFonts w:ascii="David" w:eastAsia="Times New Roman" w:hAnsi="David" w:cs="David"/>
+          <w:sz w:val="36"/>
+          <w:szCs w:val="36"/>
+          <w:lang w:val="en-US"/>
+        </w:rPr>
+        <w:t>ObservableProperty</w:t>
+      </w:r>
+      <w:proofErr w:type="spellEnd"/>
+      <w:r>
+        <w:rPr>
+          <w:rFonts w:ascii="David" w:eastAsia="Times New Roman" w:hAnsi="David" w:cs="David"/>
+          <w:sz w:val="36"/>
+          <w:szCs w:val="36"/>
+          <w:rtl/>
+          <w:lang w:val="en-US"/>
+        </w:rPr>
+        <w:t>הוא רכיב מרכזי ביישום תבנית העיצוב "צופה", שבה שינויים בתכונות מעדכנים אוטומטית את הממשק המשתמש</w:t>
+      </w:r>
+      <w:r>
+        <w:rPr>
+          <w:rFonts w:ascii="David" w:eastAsia="Times New Roman" w:hAnsi="David" w:cs="David"/>
+          <w:sz w:val="36"/>
+          <w:szCs w:val="36"/>
+          <w:lang w:val="en-US"/>
+        </w:rPr>
+        <w:t xml:space="preserve"> (UI</w:t>
+      </w:r>
+      <w:proofErr w:type="gramStart"/>
+      <w:r>
+        <w:rPr>
+          <w:rFonts w:ascii="David" w:eastAsia="Times New Roman" w:hAnsi="David" w:cs="David"/>
+          <w:sz w:val="36"/>
+          <w:szCs w:val="36"/>
+          <w:lang w:val="en-US"/>
+        </w:rPr>
+        <w:t>)</w:t>
+      </w:r>
+      <w:r>
+        <w:rPr>
+          <w:rFonts w:ascii="David" w:eastAsia="Times New Roman" w:hAnsi="David" w:cs="David" w:hint="cs"/>
+          <w:sz w:val="36"/>
+          <w:szCs w:val="36"/>
+          <w:rtl/>
+          <w:lang w:val="en-US"/>
+        </w:rPr>
+        <w:t xml:space="preserve"> .</w:t>
+      </w:r>
+      <w:proofErr w:type="gramEnd"/>
+    </w:p>
+    <w:p>
+      <w:pPr>
+        <w:pBdr>
+          <w:bottom w:val="single" w:sz="6" w:space="1" w:color="auto"/>
+        </w:pBdr>
+        <w:suppressAutoHyphens w:val="0"/>
+        <w:autoSpaceDN/>
+        <w:spacing w:after="0" w:line="240" w:lineRule="auto"/>
+        <w:jc w:val="center"/>
+        <w:rPr>
+          <w:rFonts w:ascii="Arial" w:eastAsia="Times New Roman" w:hAnsi="Arial"/>
+          <w:vanish/>
+          <w:sz w:val="16"/>
+          <w:szCs w:val="16"/>
+          <w:lang w:val="en-US"/>
+        </w:rPr>
+      </w:pPr>
+      <w:r>
+        <w:rPr>
+          <w:rFonts w:ascii="Arial" w:eastAsia="Times New Roman" w:hAnsi="Arial"/>
+          <w:vanish/>
+          <w:sz w:val="16"/>
+          <w:szCs w:val="16"/>
+          <w:rtl/>
+          <w:lang w:val="en-US"/>
+        </w:rPr>
+        <w:t>ראש הטופס</w:t>
+      </w:r>
+    </w:p>
+    <w:p>
+      <w:pPr>
+        <w:pBdr>
+          <w:top w:val="single" w:sz="6" w:space="1" w:color="auto"/>
+        </w:pBdr>
+        <w:suppressAutoHyphens w:val="0"/>
+        <w:autoSpaceDN/>
+        <w:spacing w:after="0" w:line="240" w:lineRule="auto"/>
+        <w:jc w:val="center"/>
+        <w:rPr>
+          <w:rFonts w:ascii="Arial" w:eastAsia="Times New Roman" w:hAnsi="Arial"/>
+          <w:vanish/>
+          <w:sz w:val="16"/>
+          <w:szCs w:val="16"/>
+          <w:lang w:val="en-US"/>
+        </w:rPr>
+      </w:pPr>
+      <w:r>
+        <w:rPr>
+          <w:rFonts w:ascii="Arial" w:eastAsia="Times New Roman" w:hAnsi="Arial"/>
+          <w:vanish/>
+          <w:sz w:val="16"/>
+          <w:szCs w:val="16"/>
+          <w:rtl/>
+          <w:lang w:val="en-US"/>
+        </w:rPr>
+        <w:t>תחתית הטופס</w:t>
+      </w:r>
+    </w:p>
+    <w:p>
+      <w:pPr>
+        <w:suppressAutoHyphens w:val="0"/>
+        <w:autoSpaceDN/>
+        <w:bidi/>
+        <w:spacing w:before="100" w:beforeAutospacing="1" w:after="100" w:afterAutospacing="1" w:line="240" w:lineRule="auto"/>
+        <w:rPr>
+          <w:rFonts w:ascii="David" w:eastAsia="Times New Roman" w:hAnsi="David" w:cs="David"/>
+          <w:sz w:val="36"/>
+          <w:szCs w:val="36"/>
+          <w:rtl/>
+          <w:lang w:val="en-US"/>
+        </w:rPr>
+      </w:pPr>
+      <w:proofErr w:type="spellStart"/>
+      <w:r>
+        <w:rPr>
+          <w:rFonts w:ascii="David" w:eastAsia="Times New Roman" w:hAnsi="David" w:cs="David" w:hint="cs"/>
+          <w:sz w:val="36"/>
+          <w:szCs w:val="36"/>
+          <w:lang w:val="en-US"/>
+        </w:rPr>
+        <w:t>M</w:t>
+      </w:r>
+      <w:r>
+        <w:rPr>
+          <w:rFonts w:ascii="David" w:eastAsia="Times New Roman" w:hAnsi="David" w:cs="David"/>
+          <w:sz w:val="36"/>
+          <w:szCs w:val="36"/>
+          <w:lang w:val="en-US"/>
+        </w:rPr>
+        <w:t>apsViewModel</w:t>
+      </w:r>
+      <w:proofErr w:type="spellEnd"/>
+      <w:r>
+        <w:rPr>
+          <w:rFonts w:ascii="David" w:eastAsia="Times New Roman" w:hAnsi="David" w:cs="David" w:hint="cs"/>
+          <w:sz w:val="36"/>
+          <w:szCs w:val="36"/>
+          <w:rtl/>
+          <w:lang w:val="en-US"/>
+        </w:rPr>
+        <w:t xml:space="preserve">-במחלקה זו קיימת הרשימה </w:t>
+      </w:r>
+      <w:r>
+        <w:rPr>
+          <w:rFonts w:ascii="David" w:eastAsia="Times New Roman" w:hAnsi="David" w:cs="David"/>
+          <w:sz w:val="36"/>
+          <w:szCs w:val="36"/>
+          <w:lang w:val="en-US"/>
+        </w:rPr>
+        <w:t>maps</w:t>
+      </w:r>
+      <w:r>
+        <w:rPr>
+          <w:rFonts w:ascii="David" w:eastAsia="Times New Roman" w:hAnsi="David" w:cs="David" w:hint="cs"/>
+          <w:sz w:val="36"/>
+          <w:szCs w:val="36"/>
+          <w:rtl/>
+          <w:lang w:val="en-US"/>
+        </w:rPr>
+        <w:t xml:space="preserve">-רשימה זו מציגה את המסלולים של כל המשתמשים שבנו </w:t>
+      </w:r>
+      <w:proofErr w:type="gramStart"/>
+      <w:r>
+        <w:rPr>
+          <w:rFonts w:ascii="David" w:eastAsia="Times New Roman" w:hAnsi="David" w:cs="David" w:hint="cs"/>
+          <w:sz w:val="36"/>
+          <w:szCs w:val="36"/>
+          <w:rtl/>
+          <w:lang w:val="en-US"/>
+        </w:rPr>
+        <w:t>המשתמשים .</w:t>
+      </w:r>
+      <w:proofErr w:type="gramEnd"/>
+      <w:r>
+        <w:rPr>
+          <w:rFonts w:ascii="David" w:eastAsia="Times New Roman" w:hAnsi="David" w:cs="David" w:hint="cs"/>
+          <w:sz w:val="36"/>
+          <w:szCs w:val="36"/>
+          <w:rtl/>
+          <w:lang w:val="en-US"/>
+        </w:rPr>
+        <w:t xml:space="preserve"> </w:t>
+      </w:r>
+      <w:r>
+        <w:rPr>
+          <w:rFonts w:ascii="David" w:eastAsia="Times New Roman" w:hAnsi="David" w:cs="David" w:hint="cs"/>
+          <w:sz w:val="36"/>
+          <w:szCs w:val="36"/>
+          <w:rtl/>
+          <w:lang w:val="en-US"/>
+        </w:rPr>
+        <w:t>אם למשל משתמש בוחר מסלול מסוים ורוצה לעדכן את המסלול ,למשל להוריד נקודה מהמסלול או ההפך להוסיף נקודה על גבי המסלול אז האפליקציה תעלה את המסלול המקורי  בתוספת הנקודות החדשות אבל אם שינוי השם .</w:t>
+      </w:r>
+    </w:p>
+    <w:p>
+      <w:pPr>
+        <w:bidi/>
+        <w:rPr>
+          <w:rFonts w:ascii="David" w:hAnsi="David" w:cs="David"/>
+          <w:sz w:val="36"/>
+          <w:szCs w:val="36"/>
+          <w:rtl/>
+          <w:lang w:val="en-US"/>
+        </w:rPr>
+      </w:pPr>
+      <w:r>
+        <w:rPr>
+          <w:rFonts w:ascii="David" w:hAnsi="David" w:cs="David"/>
+          <w:sz w:val="36"/>
+          <w:szCs w:val="36"/>
+          <w:rtl/>
+          <w:lang w:val="en-US"/>
+        </w:rPr>
+        <w:drawing>
+          <wp:anchor distT="0" distB="0" distL="114300" distR="114300" simplePos="0" relativeHeight="251638272" behindDoc="0" locked="0" layoutInCell="1" allowOverlap="1" wp14:anchorId="234CA407" wp14:editId="0B91168F">
+            <wp:simplePos x="0" y="0"/>
+            <wp:positionH relativeFrom="column">
+              <wp:posOffset>1257300</wp:posOffset>
+            </wp:positionH>
+            <wp:positionV relativeFrom="paragraph">
+              <wp:posOffset>-52705</wp:posOffset>
+            </wp:positionV>
+            <wp:extent cx="2749064" cy="2647642"/>
+            <wp:effectExtent l="0" t="0" r="0" b="635"/>
+            <wp:wrapThrough wrapText="bothSides">
+              <wp:wrapPolygon edited="0">
+                <wp:start x="0" y="0"/>
+                <wp:lineTo x="0" y="21450"/>
+                <wp:lineTo x="21405" y="21450"/>
+                <wp:lineTo x="21405" y="0"/>
+                <wp:lineTo x="0" y="0"/>
+              </wp:wrapPolygon>
+            </wp:wrapThrough>
+            <wp:docPr id="1668824023" name="Picture 1"/>
+            <wp:cNvGraphicFramePr>
+              <a:graphicFrameLocks xmlns:a="http://schemas.openxmlformats.org/drawingml/2006/main" noChangeAspect="1"/>
+            </wp:cNvGraphicFramePr>
+            <a:graphic xmlns:a="http://schemas.openxmlformats.org/drawingml/2006/main">
+              <a:graphicData uri="http://schemas.openxmlformats.org/drawingml/2006/picture">
+                <pic:pic xmlns:pic="http://schemas.openxmlformats.org/drawingml/2006/picture">
+                  <pic:nvPicPr>
+                    <pic:cNvPr id="1668824023" name=""/>
+                    <pic:cNvPicPr/>
+                  </pic:nvPicPr>
+                  <pic:blipFill>
+                    <a:blip r:embed="rId48" cstate="print">
+                      <a:extLst>
+                        <a:ext uri="{28A0092B-C50C-407E-A947-70E740481C1C}">
+                          <a14:useLocalDpi xmlns:a14="http://schemas.microsoft.com/office/drawing/2010/main" val="0"/>
+                        </a:ext>
+                      </a:extLst>
+                    </a:blip>
+                    <a:stretch>
+                      <a:fillRect/>
+                    </a:stretch>
+                  </pic:blipFill>
+                  <pic:spPr>
+                    <a:xfrm>
+                      <a:off x="0" y="0"/>
+                      <a:ext cx="2749743" cy="2648296"/>
+                    </a:xfrm>
+                    <a:prstGeom prst="rect">
+                      <a:avLst/>
+                    </a:prstGeom>
+                  </pic:spPr>
+                </pic:pic>
+              </a:graphicData>
+            </a:graphic>
+            <wp14:sizeRelH relativeFrom="margin">
+              <wp14:pctWidth>0</wp14:pctWidth>
+            </wp14:sizeRelH>
+            <wp14:sizeRelV relativeFrom="margin">
+              <wp14:pctHeight>0</wp14:pctHeight>
+            </wp14:sizeRelV>
+          </wp:anchor>
+        </w:drawing>
+      </w:r>
+    </w:p>
+    <w:p>
+      <w:pPr>
+        <w:suppressAutoHyphens w:val="0"/>
+        <w:bidi/>
+        <w:rPr>
+          <w:rFonts w:ascii="David" w:hAnsi="David" w:cs="David"/>
+          <w:sz w:val="36"/>
+          <w:szCs w:val="36"/>
+          <w:lang w:val="en-US"/>
+        </w:rPr>
+      </w:pPr>
+      <w:r>
+        <w:rPr>
+          <w:rFonts w:ascii="David" w:hAnsi="David" w:cs="David"/>
+          <w:noProof/>
+          <w:sz w:val="36"/>
+          <w:szCs w:val="36"/>
+          <w:rtl/>
+          <w:lang w:val="he-IL"/>
+        </w:rPr>
+        <mc:AlternateContent>
+          <mc:Choice Requires="wpi">
+            <w:drawing>
+              <wp:anchor distT="0" distB="0" distL="114300" distR="114300" simplePos="0" relativeHeight="251795456" behindDoc="0" locked="0" layoutInCell="1" allowOverlap="1" wp14:anchorId="27614649" wp14:editId="6F222277">
+                <wp:simplePos x="0" y="0"/>
+                <wp:positionH relativeFrom="column">
+                  <wp:posOffset>1818640</wp:posOffset>
+                </wp:positionH>
+                <wp:positionV relativeFrom="paragraph">
+                  <wp:posOffset>684530</wp:posOffset>
+                </wp:positionV>
+                <wp:extent cx="300990" cy="160350"/>
+                <wp:effectExtent l="57150" t="57150" r="3810" b="49530"/>
+                <wp:wrapNone/>
+                <wp:docPr id="1284068687" name="Ink 76"/>
+                <wp:cNvGraphicFramePr/>
+                <a:graphic xmlns:a="http://schemas.openxmlformats.org/drawingml/2006/main">
+                  <a:graphicData uri="http://schemas.microsoft.com/office/word/2010/wordprocessingInk">
+                    <w14:contentPart bwMode="auto" r:id="rId49">
+                      <w14:nvContentPartPr>
+                        <w14:cNvContentPartPr/>
+                      </w14:nvContentPartPr>
+                      <w14:xfrm>
+                        <a:off x="0" y="0"/>
+                        <a:ext cx="300990" cy="160350"/>
+                      </w14:xfrm>
+                    </w14:contentPart>
+                  </a:graphicData>
+                </a:graphic>
+              </wp:anchor>
+            </w:drawing>
+          </mc:Choice>
+          <mc:Fallback>
+            <w:pict>
+              <v:shape w14:anchorId="471503D0" id="Ink 76" o:spid="_x0000_s1026" type="#_x0000_t75" style="position:absolute;margin-left:142.5pt;margin-top:53.2pt;width:25.1pt;height:14.05pt;z-index:251795456;visibility:visible;mso-wrap-style:square;mso-wrap-distance-left:9pt;mso-wrap-distance-top:0;mso-wrap-distance-right:9pt;mso-wrap-distance-bottom:0;mso-position-horizontal:absolute;mso-position-horizontal-relative:text;mso-position-vertical:absolute;mso-position-vertical-relative:text" o:gfxdata="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">
+                <v:imagedata r:id="rId50" o:title=""/>
+              </v:shape>
+            </w:pict>
+          </mc:Fallback>
+        </mc:AlternateContent>
+      </w:r>
+      <w:r>
+        <w:rPr>
+          <w:rFonts w:ascii="David" w:hAnsi="David" w:cs="David"/>
+          <w:noProof/>
+          <w:sz w:val="36"/>
+          <w:szCs w:val="36"/>
+          <w:rtl/>
+          <w:lang w:val="he-IL"/>
+        </w:rPr>
+        <mc:AlternateContent>
+          <mc:Choice Requires="wpi">
+            <w:drawing>
+              <wp:anchor distT="0" distB="0" distL="114300" distR="114300" simplePos="0" relativeHeight="251790336" behindDoc="0" locked="0" layoutInCell="1" allowOverlap="1" wp14:anchorId="01392E60" wp14:editId="46DA3BD9">
+                <wp:simplePos x="0" y="0"/>
+                <wp:positionH relativeFrom="column">
+                  <wp:posOffset>3257065</wp:posOffset>
+                </wp:positionH>
+                <wp:positionV relativeFrom="paragraph">
+                  <wp:posOffset>1183205</wp:posOffset>
+                </wp:positionV>
+                <wp:extent cx="328320" cy="10800"/>
+                <wp:effectExtent l="133350" t="133350" r="90805" b="122555"/>
+                <wp:wrapNone/>
+                <wp:docPr id="553422002" name="Ink 71"/>
+                <wp:cNvGraphicFramePr/>
+                <a:graphic xmlns:a="http://schemas.openxmlformats.org/drawingml/2006/main">
+                  <a:graphicData uri="http://schemas.microsoft.com/office/word/2010/wordprocessingInk">
+                    <w14:contentPart bwMode="auto" r:id="rId51">
+                      <w14:nvContentPartPr>
+                        <w14:cNvContentPartPr/>
+                      </w14:nvContentPartPr>
+                      <w14:xfrm>
+                        <a:off x="0" y="0"/>
+                        <a:ext cx="328320" cy="10800"/>
+                      </w14:xfrm>
+                    </w14:contentPart>
+                  </a:graphicData>
+                </a:graphic>
+              </wp:anchor>
+            </w:drawing>
+          </mc:Choice>
+          <mc:Fallback>
+            <w:pict>
+              <v:shape w14:anchorId="738B0826" id="Ink 71" o:spid="_x0000_s1026" type="#_x0000_t75" style="position:absolute;margin-left:251.5pt;margin-top:88.2pt;width:35.75pt;height:10.75pt;z-index:251790336;visibility:visible;mso-wrap-style:square;mso-wrap-distance-left:9pt;mso-wrap-distance-top:0;mso-wrap-distance-right:9pt;mso-wrap-distance-bottom:0;mso-position-horizontal:absolute;mso-position-horizontal-relative:text;mso-position-vertical:absolute;mso-position-vertical-relative:text" o:gfxdata="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">
+                <v:imagedata r:id="rId52" o:title=""/>
+              </v:shape>
+            </w:pict>
+          </mc:Fallback>
+        </mc:AlternateContent>
+      </w:r>
+      <w:r>
+        <w:rPr>
+          <w:rFonts w:ascii="David" w:hAnsi="David" w:cs="David"/>
+          <w:noProof/>
+          <w:sz w:val="36"/>
+          <w:szCs w:val="36"/>
+          <w:rtl/>
+          <w:lang w:val="he-IL"/>
+        </w:rPr>
+        <mc:AlternateContent>
+          <mc:Choice Requires="wpi">
+            <w:drawing>
+              <wp:anchor distT="0" distB="0" distL="114300" distR="114300" simplePos="0" relativeHeight="251789312" behindDoc="0" locked="0" layoutInCell="1" allowOverlap="1" wp14:anchorId="2CF1F4F1" wp14:editId="33B6EBD6">
+                <wp:simplePos x="0" y="0"/>
+                <wp:positionH relativeFrom="column">
+                  <wp:posOffset>3238345</wp:posOffset>
+                </wp:positionH>
+                <wp:positionV relativeFrom="paragraph">
+                  <wp:posOffset>910325</wp:posOffset>
+                </wp:positionV>
+                <wp:extent cx="406080" cy="71640"/>
+                <wp:effectExtent l="133350" t="133350" r="108585" b="119380"/>
+                <wp:wrapNone/>
+                <wp:docPr id="1599631451" name="Ink 70"/>
+                <wp:cNvGraphicFramePr/>
+                <a:graphic xmlns:a="http://schemas.openxmlformats.org/drawingml/2006/main">
+                  <a:graphicData uri="http://schemas.microsoft.com/office/word/2010/wordprocessingInk">
+                    <w14:contentPart bwMode="auto" r:id="rId53">
+                      <w14:nvContentPartPr>
+                        <w14:cNvContentPartPr/>
+                      </w14:nvContentPartPr>
+                      <w14:xfrm>
+                        <a:off x="0" y="0"/>
+                        <a:ext cx="406080" cy="71640"/>
+                      </w14:xfrm>
+                    </w14:contentPart>
+                  </a:graphicData>
+                </a:graphic>
+              </wp:anchor>
+            </w:drawing>
+          </mc:Choice>
+          <mc:Fallback>
+            <w:pict>
+              <v:shape w14:anchorId="097C07BD" id="Ink 70" o:spid="_x0000_s1026" type="#_x0000_t75" style="position:absolute;margin-left:250.05pt;margin-top:66.75pt;width:41.85pt;height:15.6pt;z-index:251789312;visibility:visible;mso-wrap-style:square;mso-wrap-distance-left:9pt;mso-wrap-distance-top:0;mso-wrap-distance-right:9pt;mso-wrap-distance-bottom:0;mso-position-horizontal:absolute;mso-position-horizontal-relative:text;mso-position-vertical:absolute;mso-position-vertical-relative:text" o:gfxdata="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">
+                <v:imagedata r:id="rId54" o:title=""/>
+              </v:shape>
+            </w:pict>
+          </mc:Fallback>
+        </mc:AlternateContent>
+      </w:r>
+      <w:r>
+        <w:rPr>
+          <w:rFonts w:ascii="David" w:hAnsi="David" w:cs="David"/>
+          <w:noProof/>
+          <w:sz w:val="36"/>
+          <w:szCs w:val="36"/>
+          <w:rtl/>
+          <w:lang w:val="he-IL"/>
+        </w:rPr>
+        <mc:AlternateContent>
+          <mc:Choice Requires="wpi">
+            <w:drawing>
+              <wp:anchor distT="0" distB="0" distL="114300" distR="114300" simplePos="0" relativeHeight="251788288" behindDoc="0" locked="0" layoutInCell="1" allowOverlap="1" wp14:anchorId="732F05B4" wp14:editId="4066A6E7">
+                <wp:simplePos x="0" y="0"/>
+                <wp:positionH relativeFrom="column">
+                  <wp:posOffset>3196945</wp:posOffset>
+                </wp:positionH>
+                <wp:positionV relativeFrom="paragraph">
+                  <wp:posOffset>605045</wp:posOffset>
+                </wp:positionV>
+                <wp:extent cx="371520" cy="26640"/>
+                <wp:effectExtent l="133350" t="133350" r="66675" b="126365"/>
+                <wp:wrapNone/>
+                <wp:docPr id="867282057" name="Ink 69"/>
+                <wp:cNvGraphicFramePr/>
+                <a:graphic xmlns:a="http://schemas.openxmlformats.org/drawingml/2006/main">
+                  <a:graphicData uri="http://schemas.microsoft.com/office/word/2010/wordprocessingInk">
+                    <w14:contentPart bwMode="auto" r:id="rId55">
+                      <w14:nvContentPartPr>
+                        <w14:cNvContentPartPr/>
+                      </w14:nvContentPartPr>
+                      <w14:xfrm>
+                        <a:off x="0" y="0"/>
+                        <a:ext cx="371520" cy="26640"/>
+                      </w14:xfrm>
+                    </w14:contentPart>
+                  </a:graphicData>
+                </a:graphic>
+              </wp:anchor>
+            </w:drawing>
+          </mc:Choice>
+          <mc:Fallback>
+            <w:pict>
+              <v:shape w14:anchorId="5E1D9624" id="Ink 69" o:spid="_x0000_s1026" type="#_x0000_t75" style="position:absolute;margin-left:246.8pt;margin-top:42.7pt;width:39.15pt;height:12.05pt;z-index:251788288;visibility:visible;mso-wrap-style:square;mso-wrap-distance-left:9pt;mso-wrap-distance-top:0;mso-wrap-distance-right:9pt;mso-wrap-distance-bottom:0;mso-position-horizontal:absolute;mso-position-horizontal-relative:text;mso-position-vertical:absolute;mso-position-vertical-relative:text" o:gfxdata="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">
+                <v:imagedata r:id="rId56" o:title=""/>
+              </v:shape>
+            </w:pict>
+          </mc:Fallback>
+        </mc:AlternateContent>
+      </w:r>
+      <w:r>
+        <w:rPr>
+          <w:rFonts w:ascii="David" w:hAnsi="David" w:cs="David"/>
+          <w:sz w:val="36"/>
+          <w:szCs w:val="36"/>
+          <w:rtl/>
+          <w:lang w:val="en-US"/>
+        </w:rPr>
+        <w:br w:type="page"/>
+      </w:r>
+    </w:p>
+    <w:p>
+      <w:pPr>
+        <w:bidi/>
+        <w:rPr>
+          <w:rFonts w:ascii="David" w:hAnsi="David" w:cs="David"/>
+          <w:sz w:val="36"/>
+          <w:szCs w:val="36"/>
+          <w:rtl/>
+          <w:lang w:val="en-US"/>
+        </w:rPr>
+      </w:pPr>
+    </w:p>
+    <w:p>
+      <w:pPr>
+        <w:pStyle w:val="ListParagraph"/>
+        <w:numPr>
+          <w:ilvl w:val="0"/>
+          <w:numId w:val="40"/>
+        </w:numPr>
+        <w:bidi/>
+        <w:jc w:val="center"/>
+        <w:rPr>
+          <w:rFonts w:ascii="David" w:hAnsi="David" w:cs="David"/>
+          <w:b/>
+          <w:bCs/>
+          <w:sz w:val="36"/>
+          <w:szCs w:val="36"/>
+          <w:u w:val="single"/>
+          <w:lang w:val="en-US"/>
+        </w:rPr>
+      </w:pPr>
+      <w:proofErr w:type="spellStart"/>
+      <w:r>
+        <w:rPr>
+          <w:rFonts w:ascii="David" w:hAnsi="David" w:cs="David"/>
+          <w:b/>
+          <w:bCs/>
+          <w:sz w:val="36"/>
+          <w:szCs w:val="36"/>
+          <w:u w:val="single"/>
+          <w:lang w:val="en-US"/>
+        </w:rPr>
+        <w:t>Fascade</w:t>
+      </w:r>
+      <w:proofErr w:type="spellEnd"/>
+      <w:r>
+        <w:rPr>
+          <w:rFonts w:ascii="David" w:hAnsi="David" w:cs="David"/>
+          <w:b/>
+          <w:bCs/>
+          <w:sz w:val="36"/>
+          <w:szCs w:val="36"/>
+          <w:u w:val="single"/>
+          <w:lang w:val="en-US"/>
+        </w:rPr>
+        <w:t xml:space="preserve"> Pattern</w:t>
+      </w:r>
+    </w:p>
+    <w:p>
+      <w:pPr>
+        <w:suppressAutoHyphens w:val="0"/>
+        <w:autoSpaceDN/>
+        <w:bidi/>
+        <w:spacing w:before="100" w:beforeAutospacing="1" w:after="100" w:afterAutospacing="1" w:line="240" w:lineRule="auto"/>
+        <w:rPr>
+          <w:rFonts w:ascii="David" w:eastAsia="Times New Roman" w:hAnsi="David" w:cs="David"/>
+          <w:sz w:val="36"/>
+          <w:szCs w:val="36"/>
+          <w:lang w:val="en-US"/>
+        </w:rPr>
+      </w:pPr>
+      <w:r>
+        <w:rPr>
+          <w:rFonts w:ascii="David" w:eastAsia="Times New Roman" w:hAnsi="David" w:cs="David"/>
+          <w:sz w:val="36"/>
+          <w:szCs w:val="36"/>
+          <w:rtl/>
+          <w:lang w:val="en-US"/>
+        </w:rPr>
+        <w:t xml:space="preserve">תבנית עיצוב פאסייד </w:t>
+      </w:r>
+      <w:r>
+        <w:rPr>
+          <w:rFonts w:ascii="David" w:eastAsia="Times New Roman" w:hAnsi="David" w:cs="David"/>
+          <w:sz w:val="36"/>
+          <w:szCs w:val="36"/>
+          <w:lang w:val="en-US"/>
+        </w:rPr>
+        <w:t xml:space="preserve">(Facade Design Pattern) </w:t>
+      </w:r>
+      <w:r>
+        <w:rPr>
+          <w:rFonts w:ascii="David" w:eastAsia="Times New Roman" w:hAnsi="David" w:cs="David"/>
+          <w:sz w:val="36"/>
+          <w:szCs w:val="36"/>
+          <w:rtl/>
+          <w:lang w:val="en-US"/>
+        </w:rPr>
+        <w:t>היא תבנית עיצוב שמטרתה לפשט את הגישה למערכת מורכבת על ידי יצירת ממשק פשוט שמסתיר את הפרטים המורכבים של המערכת. במקום שהמשתמשים או המפתחים יצטרכו להתמודד עם אובייקטים וממשקים שונים ומורכבים, הפאסייד מספק ממשק אחיד ונגיש שקל לעבוד איתו</w:t>
+      </w:r>
+      <w:r>
+        <w:rPr>
+          <w:rFonts w:ascii="David" w:eastAsia="Times New Roman" w:hAnsi="David" w:cs="David"/>
+          <w:sz w:val="36"/>
+          <w:szCs w:val="36"/>
+          <w:lang w:val="en-US"/>
+        </w:rPr>
+        <w:t>.</w:t>
+      </w:r>
+    </w:p>
+    <w:p>
+      <w:pPr>
+        <w:suppressAutoHyphens w:val="0"/>
+        <w:autoSpaceDN/>
+        <w:bidi/>
+        <w:spacing w:before="100" w:beforeAutospacing="1" w:after="100" w:afterAutospacing="1" w:line="240" w:lineRule="auto"/>
+        <w:rPr>
+          <w:rFonts w:ascii="David" w:eastAsia="Times New Roman" w:hAnsi="David" w:cs="David"/>
+          <w:sz w:val="36"/>
+          <w:szCs w:val="36"/>
+          <w:lang w:val="en-US"/>
+        </w:rPr>
+      </w:pPr>
+      <w:r>
+        <w:rPr>
+          <w:rFonts w:ascii="David" w:eastAsia="Times New Roman" w:hAnsi="David" w:cs="David"/>
+          <w:sz w:val="36"/>
+          <w:szCs w:val="36"/>
+          <w:rtl/>
+          <w:lang w:val="en-US"/>
+        </w:rPr>
+        <w:t>במילים פשוטות, תבנית הפאסייד יוצרת "חזית" או "קירות" שמסתירים את המורכבות של המערכת מאחוריהם, ומספקים למשתמש גישה פשוטה ונוחה לפונקציות השונות מבלי להסתבך בפרטים</w:t>
+      </w:r>
+      <w:r>
+        <w:rPr>
+          <w:rFonts w:ascii="David" w:eastAsia="Times New Roman" w:hAnsi="David" w:cs="David"/>
+          <w:sz w:val="36"/>
+          <w:szCs w:val="36"/>
+          <w:lang w:val="en-US"/>
+        </w:rPr>
+        <w:t>.</w:t>
+      </w:r>
+    </w:p>
+    <w:p>
+      <w:pPr>
+        <w:suppressAutoHyphens w:val="0"/>
+        <w:autoSpaceDN/>
+        <w:bidi/>
+        <w:spacing w:before="100" w:beforeAutospacing="1" w:after="100" w:afterAutospacing="1" w:line="240" w:lineRule="auto"/>
+        <w:rPr>
+          <w:rFonts w:ascii="David" w:eastAsia="Times New Roman" w:hAnsi="David" w:cs="David"/>
+          <w:sz w:val="36"/>
+          <w:szCs w:val="36"/>
+          <w:lang w:val="en-US"/>
+        </w:rPr>
+      </w:pPr>
+      <w:r>
+        <w:rPr>
+          <w:rFonts w:ascii="David" w:eastAsia="Times New Roman" w:hAnsi="David" w:cs="David"/>
+          <w:sz w:val="36"/>
+          <w:szCs w:val="36"/>
+          <w:rtl/>
+          <w:lang w:val="en-US"/>
+        </w:rPr>
+        <w:t>דוגמה לשימוש בתבנית זו היא במערכות עם רכיבים רבים וכוללים (כמו מערכות לניהול נתונים, חיבור לרשתות, או מערכות גראפיות), שבהן יש צורך להסתיר את המורכבות ולספק ממשק פשוט לשימוש עבור המפתחים או המשתמשים</w:t>
+      </w:r>
+      <w:r>
+        <w:rPr>
+          <w:rFonts w:ascii="David" w:eastAsia="Times New Roman" w:hAnsi="David" w:cs="David"/>
+          <w:sz w:val="36"/>
+          <w:szCs w:val="36"/>
+          <w:lang w:val="en-US"/>
+        </w:rPr>
+        <w:t>.</w:t>
+      </w:r>
+    </w:p>
+    <w:p>
+      <w:pPr>
+        <w:suppressAutoHyphens w:val="0"/>
+        <w:autoSpaceDN/>
+        <w:bidi/>
+        <w:spacing w:before="100" w:beforeAutospacing="1" w:after="100" w:afterAutospacing="1" w:line="240" w:lineRule="auto"/>
+        <w:rPr>
+          <w:rFonts w:ascii="David" w:eastAsia="Times New Roman" w:hAnsi="David" w:cs="David" w:hint="cs"/>
+          <w:sz w:val="36"/>
+          <w:szCs w:val="36"/>
+          <w:rtl/>
+          <w:lang w:val="en-US"/>
+        </w:rPr>
+      </w:pPr>
+      <w:proofErr w:type="spellStart"/>
+      <w:r>
+        <w:rPr>
+          <w:rFonts w:ascii="David" w:eastAsia="Times New Roman" w:hAnsi="David" w:cs="David"/>
+          <w:sz w:val="36"/>
+          <w:szCs w:val="36"/>
+          <w:lang w:val="en-US"/>
+        </w:rPr>
+        <w:t>UserRecord</w:t>
+      </w:r>
+      <w:r>
+        <w:rPr>
+          <w:rFonts w:ascii="David" w:eastAsia="Times New Roman" w:hAnsi="David" w:cs="David"/>
+          <w:sz w:val="36"/>
+          <w:szCs w:val="36"/>
+          <w:lang w:val="en-US"/>
+        </w:rPr>
+        <w:t>s</w:t>
+      </w:r>
+      <w:r>
+        <w:rPr>
+          <w:rFonts w:ascii="David" w:eastAsia="Times New Roman" w:hAnsi="David" w:cs="David"/>
+          <w:sz w:val="36"/>
+          <w:szCs w:val="36"/>
+          <w:lang w:val="en-US"/>
+        </w:rPr>
+        <w:t>ViewModel</w:t>
+      </w:r>
+      <w:proofErr w:type="spellEnd"/>
+      <w:r>
+        <w:rPr>
+          <w:rFonts w:ascii="David" w:eastAsia="Times New Roman" w:hAnsi="David" w:cs="David" w:hint="cs"/>
+          <w:sz w:val="36"/>
+          <w:szCs w:val="36"/>
+          <w:rtl/>
+          <w:lang w:val="en-US"/>
+        </w:rPr>
+        <w:t xml:space="preserve">-במחלקה זו קיימת השיטה </w:t>
+      </w:r>
+      <w:proofErr w:type="spellStart"/>
+      <w:proofErr w:type="gramStart"/>
+      <w:r>
+        <w:rPr>
+          <w:rFonts w:ascii="David" w:eastAsia="Times New Roman" w:hAnsi="David" w:cs="David"/>
+          <w:sz w:val="36"/>
+          <w:szCs w:val="36"/>
+        </w:rPr>
+        <w:t>OnSelectedSortOptionChanged</w:t>
+      </w:r>
+      <w:proofErr w:type="spellEnd"/>
+      <w:r>
+        <w:rPr>
+          <w:rFonts w:ascii="David" w:eastAsia="Times New Roman" w:hAnsi="David" w:cs="David" w:hint="cs"/>
+          <w:sz w:val="36"/>
+          <w:szCs w:val="36"/>
+          <w:rtl/>
+        </w:rPr>
+        <w:t xml:space="preserve"> ,שיטה</w:t>
+      </w:r>
+      <w:proofErr w:type="gramEnd"/>
+      <w:r>
+        <w:rPr>
+          <w:rFonts w:ascii="David" w:eastAsia="Times New Roman" w:hAnsi="David" w:cs="David" w:hint="cs"/>
+          <w:sz w:val="36"/>
+          <w:szCs w:val="36"/>
+          <w:rtl/>
+        </w:rPr>
+        <w:t xml:space="preserve"> זאת מאפשרת בעצם למיין את הרשומות של זמני הפעילות האירובית לפי משך האימון,תאריך העלאת הרשומה לענן וכן הלאה .</w:t>
+      </w:r>
+    </w:p>
+    <w:p>
+      <w:pPr>
+        <w:pStyle w:val="ListParagraph"/>
+        <w:bidi/>
+        <w:rPr>
+          <w:rFonts w:ascii="David" w:hAnsi="David" w:cs="David"/>
+          <w:b/>
+          <w:bCs/>
+          <w:sz w:val="36"/>
+          <w:szCs w:val="36"/>
+          <w:u w:val="single"/>
+          <w:rtl/>
+          <w:lang w:val="en-US"/>
+        </w:rPr>
+      </w:pPr>
+      <w:r>
+        <w:rPr>
+          <w:rFonts w:ascii="David" w:hAnsi="David" w:cs="David"/>
+          <w:b/>
+          <w:bCs/>
+          <w:noProof/>
+          <w:sz w:val="36"/>
+          <w:szCs w:val="36"/>
+          <w:rtl/>
+          <w:lang w:val="he-IL"/>
+        </w:rPr>
+        <mc:AlternateContent>
+          <mc:Choice Requires="wpi">
+            <w:drawing>
+              <wp:anchor distT="0" distB="0" distL="114300" distR="114300" simplePos="0" relativeHeight="251832320" behindDoc="0" locked="0" layoutInCell="1" allowOverlap="1" wp14:anchorId="24E97404" wp14:editId="4552F172">
+                <wp:simplePos x="0" y="0"/>
+                <wp:positionH relativeFrom="column">
+                  <wp:posOffset>1471930</wp:posOffset>
+                </wp:positionH>
+                <wp:positionV relativeFrom="paragraph">
+                  <wp:posOffset>1078865</wp:posOffset>
+                </wp:positionV>
+                <wp:extent cx="3211830" cy="1108075"/>
+                <wp:effectExtent l="57150" t="57150" r="45720" b="53975"/>
+                <wp:wrapNone/>
+                <wp:docPr id="619233610" name="Ink 115"/>
+                <wp:cNvGraphicFramePr/>
+                <a:graphic xmlns:a="http://schemas.openxmlformats.org/drawingml/2006/main">
+                  <a:graphicData uri="http://schemas.microsoft.com/office/word/2010/wordprocessingInk">
+                    <w14:contentPart bwMode="auto" r:id="rId57">
+                      <w14:nvContentPartPr>
+                        <w14:cNvContentPartPr/>
+                      </w14:nvContentPartPr>
+                      <w14:xfrm>
+                        <a:off x="0" y="0"/>
+                        <a:ext cx="3211830" cy="1108075"/>
+                      </w14:xfrm>
+                    </w14:contentPart>
+                  </a:graphicData>
+                </a:graphic>
+              </wp:anchor>
+            </w:drawing>
+          </mc:Choice>
+          <mc:Fallback>
+            <w:pict>
+              <v:shape w14:anchorId="2C86D738" id="Ink 115" o:spid="_x0000_s1026" type="#_x0000_t75" style="position:absolute;margin-left:115.2pt;margin-top:84.25pt;width:254.3pt;height:88.65pt;z-index:251832320;visibility:visible;mso-wrap-style:square;mso-wrap-distance-left:9pt;mso-wrap-distance-top:0;mso-wrap-distance-right:9pt;mso-wrap-distance-bottom:0;mso-position-horizontal:absolute;mso-position-horizontal-relative:text;mso-position-vertical:absolute;mso-position-vertical-relative:text" o:gfxdata="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">
+                <v:imagedata r:id="rId58" o:title=""/>
+              </v:shape>
+            </w:pict>
+          </mc:Fallback>
+        </mc:AlternateContent>
+      </w:r>
+      <w:r>
+        <w:rPr>
+          <w:rFonts w:ascii="David" w:hAnsi="David" w:cs="David"/>
+          <w:b/>
+          <w:bCs/>
+          <w:noProof/>
+          <w:sz w:val="36"/>
+          <w:szCs w:val="36"/>
+          <w:rtl/>
+          <w:lang w:val="he-IL"/>
+        </w:rPr>
+        <mc:AlternateContent>
+          <mc:Choice Requires="wpi">
+            <w:drawing>
+              <wp:anchor distT="0" distB="0" distL="114300" distR="114300" simplePos="0" relativeHeight="251666944" behindDoc="0" locked="0" layoutInCell="1" allowOverlap="1" wp14:anchorId="3B0C8FC3" wp14:editId="7045B0BC">
+                <wp:simplePos x="0" y="0"/>
+                <wp:positionH relativeFrom="column">
+                  <wp:posOffset>2428345</wp:posOffset>
+                </wp:positionH>
+                <wp:positionV relativeFrom="paragraph">
+                  <wp:posOffset>1701520</wp:posOffset>
+                </wp:positionV>
+                <wp:extent cx="1584000" cy="219600"/>
+                <wp:effectExtent l="57150" t="57150" r="54610" b="47625"/>
+                <wp:wrapNone/>
+                <wp:docPr id="1383281144" name="Ink 101"/>
+                <wp:cNvGraphicFramePr/>
+                <a:graphic xmlns:a="http://schemas.openxmlformats.org/drawingml/2006/main">
+                  <a:graphicData uri="http://schemas.microsoft.com/office/word/2010/wordprocessingInk">
+                    <w14:contentPart bwMode="auto" r:id="rId59">
+                      <w14:nvContentPartPr>
+                        <w14:cNvContentPartPr/>
+                      </w14:nvContentPartPr>
+                      <w14:xfrm>
+                        <a:off x="0" y="0"/>
+                        <a:ext cx="1584000" cy="219600"/>
+                      </w14:xfrm>
+                    </w14:contentPart>
+                  </a:graphicData>
+                </a:graphic>
+              </wp:anchor>
+            </w:drawing>
+          </mc:Choice>
+          <mc:Fallback>
+            <w:pict>
+              <v:shape w14:anchorId="312AFB7A" id="Ink 101" o:spid="_x0000_s1026" type="#_x0000_t75" style="position:absolute;margin-left:190.5pt;margin-top:133.3pt;width:126.1pt;height:18.75pt;z-index:251666944;visibility:visible;mso-wrap-style:square;mso-wrap-distance-left:9pt;mso-wrap-distance-top:0;mso-wrap-distance-right:9pt;mso-wrap-distance-bottom:0;mso-position-horizontal:absolute;mso-position-horizontal-relative:text;mso-position-vertical:absolute;mso-position-vertical-relative:text" o:gfxdata="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">
+                <v:imagedata r:id="rId60" o:title=""/>
+              </v:shape>
+            </w:pict>
+          </mc:Fallback>
+        </mc:AlternateContent>
+      </w:r>
+      <w:r>
+        <w:rPr>
+          <w:rFonts w:ascii="David" w:hAnsi="David" w:cs="David"/>
+          <w:b/>
+          <w:bCs/>
+          <w:noProof/>
+          <w:sz w:val="36"/>
+          <w:szCs w:val="36"/>
+          <w:rtl/>
+          <w:lang w:val="he-IL"/>
+        </w:rPr>
+        <mc:AlternateContent>
+          <mc:Choice Requires="wpi">
+            <w:drawing>
+              <wp:anchor distT="0" distB="0" distL="114300" distR="114300" simplePos="0" relativeHeight="251797504" behindDoc="0" locked="0" layoutInCell="1" allowOverlap="1" wp14:anchorId="55B62D4E" wp14:editId="237740AC">
+                <wp:simplePos x="0" y="0"/>
+                <wp:positionH relativeFrom="column">
+                  <wp:posOffset>1329985</wp:posOffset>
+                </wp:positionH>
+                <wp:positionV relativeFrom="paragraph">
+                  <wp:posOffset>1720600</wp:posOffset>
+                </wp:positionV>
+                <wp:extent cx="281880" cy="304920"/>
+                <wp:effectExtent l="57150" t="57150" r="42545" b="57150"/>
+                <wp:wrapNone/>
+                <wp:docPr id="897634651" name="Ink 78"/>
+                <wp:cNvGraphicFramePr/>
+                <a:graphic xmlns:a="http://schemas.openxmlformats.org/drawingml/2006/main">
+                  <a:graphicData uri="http://schemas.microsoft.com/office/word/2010/wordprocessingInk">
+                    <w14:contentPart bwMode="auto" r:id="rId61">
+                      <w14:nvContentPartPr>
+                        <w14:cNvContentPartPr/>
+                      </w14:nvContentPartPr>
+                      <w14:xfrm>
+                        <a:off x="0" y="0"/>
+                        <a:ext cx="281880" cy="304920"/>
+                      </w14:xfrm>
+                    </w14:contentPart>
+                  </a:graphicData>
+                </a:graphic>
+              </wp:anchor>
+            </w:drawing>
+          </mc:Choice>
+          <mc:Fallback>
+            <w:pict>
+              <v:shape w14:anchorId="2AA1D230" id="Ink 78" o:spid="_x0000_s1026" type="#_x0000_t75" style="position:absolute;margin-left:104pt;margin-top:134.8pt;width:23.65pt;height:25.4pt;z-index:251797504;visibility:visible;mso-wrap-style:square;mso-wrap-distance-left:9pt;mso-wrap-distance-top:0;mso-wrap-distance-right:9pt;mso-wrap-distance-bottom:0;mso-position-horizontal:absolute;mso-position-horizontal-relative:text;mso-position-vertical:absolute;mso-position-vertical-relative:text" o:gfxdata="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">
+                <v:imagedata r:id="rId62" o:title=""/>
+              </v:shape>
+            </w:pict>
+          </mc:Fallback>
+        </mc:AlternateContent>
+      </w:r>
+      <w:r>
+        <w:rPr>
+          <w:rFonts w:ascii="David" w:hAnsi="David" w:cs="David"/>
+          <w:b/>
+          <w:bCs/>
+          <w:noProof/>
+          <w:sz w:val="36"/>
+          <w:szCs w:val="36"/>
+          <w:rtl/>
+          <w:lang w:val="he-IL"/>
+        </w:rPr>
+        <mc:AlternateContent>
+          <mc:Choice Requires="wps">
+            <w:drawing>
+              <wp:anchor distT="0" distB="0" distL="114300" distR="114300" simplePos="0" relativeHeight="251796480" behindDoc="0" locked="0" layoutInCell="1" allowOverlap="1" wp14:anchorId="0814CB9C" wp14:editId="3700130D">
+                <wp:simplePos x="0" y="0"/>
+                <wp:positionH relativeFrom="column">
+                  <wp:posOffset>1257300</wp:posOffset>
+                </wp:positionH>
+                <wp:positionV relativeFrom="paragraph">
+                  <wp:posOffset>542925</wp:posOffset>
+                </wp:positionV>
+                <wp:extent cx="1028700" cy="0"/>
+                <wp:effectExtent l="0" t="76200" r="19050" b="95250"/>
+                <wp:wrapNone/>
+                <wp:docPr id="718314757" name="Straight Arrow Connector 77"/>
+                <wp:cNvGraphicFramePr/>
+                <a:graphic xmlns:a="http://schemas.openxmlformats.org/drawingml/2006/main">
+                  <a:graphicData uri="http://schemas.microsoft.com/office/word/2010/wordprocessingShape">
+                    <wps:wsp>
+                      <wps:cNvCnPr/>
+                      <wps:spPr>
+                        <a:xfrm>
+                          <a:off x="0" y="0"/>
+                          <a:ext cx="1028700" cy="0"/>
                         </a:xfrm>
                         <a:prstGeom prst="straightConnector1">
                           <a:avLst/>
@@ -32269,251 +35762,156 @@
           </mc:Choice>
           <mc:Fallback>
             <w:pict>
-              <v:shape w14:anchorId="51EE7C6A" id="Straight Arrow Connector 47" o:spid="_x0000_s1026" type="#_x0000_t32" style="position:absolute;margin-left:99pt;margin-top:.15pt;width:0;height:26.85pt;flip:y;z-index:251766784;visibility:visible;mso-wrap-style:square;mso-wrap-distance-left:9pt;mso-wrap-distance-top:0;mso-wrap-distance-right:9pt;mso-wrap-distance-bottom:0;mso-position-horizontal:absolute;mso-position-horizontal-relative:text;mso-position-vertical:absolute;mso-position-vertical-relative:text" o:gfxdata="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" strokecolor="black [3200]" strokeweight=".5pt">
+              <v:shape w14:anchorId="7A1B1313" id="Straight Arrow Connector 77" o:spid="_x0000_s1026" type="#_x0000_t32" style="position:absolute;margin-left:99pt;margin-top:42.75pt;width:81pt;height:0;z-index:251796480;visibility:visible;mso-wrap-style:square;mso-wrap-distance-left:9pt;mso-wrap-distance-top:0;mso-wrap-distance-right:9pt;mso-wrap-distance-bottom:0;mso-position-horizontal:absolute;mso-position-horizontal-relative:text;mso-position-vertical:absolute;mso-position-vertical-relative:text" o:gfxdata="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" strokecolor="black [3200]" strokeweight=".5pt">
                 <v:stroke endarrow="block" joinstyle="miter"/>
               </v:shape>
             </w:pict>
           </mc:Fallback>
         </mc:AlternateContent>
       </w:r>
-    </w:p>
-    <w:p>
-      <w:pPr>
-        <w:pStyle w:val="ListParagraph"/>
-        <w:bidi/>
-        <w:rPr>
-          <w:rFonts w:ascii="David" w:hAnsi="David" w:cs="David"/>
-          <w:sz w:val="36"/>
-          <w:szCs w:val="36"/>
-          <w:lang w:val="en-US"/>
-        </w:rPr>
-      </w:pPr>
-      <w:r>
-        <w:rPr>
-          <w:rFonts w:ascii="David" w:hAnsi="David" w:cs="David"/>
-          <w:noProof/>
-          <w:sz w:val="36"/>
-          <w:szCs w:val="36"/>
-          <w:lang w:val="en-US"/>
-        </w:rPr>
-        <mc:AlternateContent>
-          <mc:Choice Requires="wps">
-            <w:drawing>
-              <wp:anchor distT="0" distB="0" distL="114300" distR="114300" simplePos="0" relativeHeight="251765760" behindDoc="0" locked="0" layoutInCell="1" allowOverlap="1" wp14:anchorId="77C441B1" wp14:editId="77B9CDDD">
-                <wp:simplePos x="0" y="0"/>
-                <wp:positionH relativeFrom="column">
-                  <wp:posOffset>684314</wp:posOffset>
-                </wp:positionH>
-                <wp:positionV relativeFrom="paragraph">
-                  <wp:posOffset>106612</wp:posOffset>
-                </wp:positionV>
-                <wp:extent cx="1257300" cy="343535"/>
-                <wp:effectExtent l="0" t="0" r="19050" b="18415"/>
-                <wp:wrapNone/>
-                <wp:docPr id="341017551" name="Rectangle 46"/>
-                <wp:cNvGraphicFramePr/>
-                <a:graphic xmlns:a="http://schemas.openxmlformats.org/drawingml/2006/main">
-                  <a:graphicData uri="http://schemas.microsoft.com/office/word/2010/wordprocessingShape">
-                    <wps:wsp>
-                      <wps:cNvSpPr/>
-                      <wps:spPr>
-                        <a:xfrm>
-                          <a:off x="0" y="0"/>
-                          <a:ext cx="1257300" cy="343535"/>
-                        </a:xfrm>
-                        <a:prstGeom prst="rect">
-                          <a:avLst/>
-                        </a:prstGeom>
-                        <a:ln/>
-                      </wps:spPr>
-                      <wps:style>
-                        <a:lnRef idx="2">
-                          <a:schemeClr val="dk1"/>
-                        </a:lnRef>
-                        <a:fillRef idx="1">
-                          <a:schemeClr val="lt1"/>
-                        </a:fillRef>
-                        <a:effectRef idx="0">
-                          <a:schemeClr val="dk1"/>
-                        </a:effectRef>
-                        <a:fontRef idx="minor">
-                          <a:schemeClr val="dk1"/>
-                        </a:fontRef>
-                      </wps:style>
-                      <wps:txbx>
-                        <w:txbxContent>
-                          <w:p>
-                            <w:pPr>
-                              <w:jc w:val="center"/>
-                              <w:rPr>
-                                <w:lang w:val="en-US"/>
-                              </w:rPr>
-                            </w:pPr>
-                            <w:proofErr w:type="spellStart"/>
-                            <w:r>
-                              <w:t>pinsList</w:t>
-                            </w:r>
-                            <w:proofErr w:type="spellEnd"/>
-                          </w:p>
-                        </w:txbxContent>
-                      </wps:txbx>
-                      <wps:bodyPr rot="0" spcFirstLastPara="0" vertOverflow="overflow" horzOverflow="overflow" vert="horz" wrap="square" lIns="91440" tIns="45720" rIns="91440" bIns="45720" numCol="1" spcCol="0" rtlCol="0" fromWordArt="0" anchor="ctr" anchorCtr="0" forceAA="0" compatLnSpc="1">
-                        <a:prstTxWarp prst="textNoShape">
-                          <a:avLst/>
-                        </a:prstTxWarp>
-                        <a:noAutofit/>
-                      </wps:bodyPr>
-                    </wps:wsp>
-                  </a:graphicData>
-                </a:graphic>
-                <wp14:sizeRelH relativeFrom="margin">
-                  <wp14:pctWidth>0</wp14:pctWidth>
-                </wp14:sizeRelH>
-                <wp14:sizeRelV relativeFrom="margin">
-                  <wp14:pctHeight>0</wp14:pctHeight>
-                </wp14:sizeRelV>
-              </wp:anchor>
-            </w:drawing>
-          </mc:Choice>
-          <mc:Fallback>
-            <w:pict>
-              <v:rect w14:anchorId="77C441B1" id="_x0000_s1049" style="position:absolute;left:0;text-align:left;margin-left:53.9pt;margin-top:8.4pt;width:99pt;height:27.05pt;z-index:251765760;visibility:visible;mso-wrap-style:square;mso-width-percent:0;mso-height-percent:0;mso-wrap-distance-left:9pt;mso-wrap-distance-top:0;mso-wrap-distance-right:9pt;mso-wrap-distance-bottom:0;mso-position-horizontal:absolute;mso-position-horizontal-relative:text;mso-position-vertical:absolute;mso-position-vertical-relative:text;mso-width-percent:0;mso-height-percent:0;mso-width-relative:margin;mso-height-relative:margin;v-text-anchor:middle" o:gfxdata="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" fillcolor="white [3201]" strokecolor="black [3200]" strokeweight="1pt">
-                <v:textbox>
-                  <w:txbxContent>
-                    <w:p>
-                      <w:pPr>
-                        <w:jc w:val="center"/>
-                        <w:rPr>
-                          <w:lang w:val="en-US"/>
-                        </w:rPr>
-                      </w:pPr>
-                      <w:proofErr w:type="spellStart"/>
-                      <w:r>
-                        <w:t>pinsList</w:t>
-                      </w:r>
-                      <w:proofErr w:type="spellEnd"/>
-                    </w:p>
-                  </w:txbxContent>
-                </v:textbox>
-              </v:rect>
-            </w:pict>
-          </mc:Fallback>
-        </mc:AlternateContent>
-      </w:r>
-    </w:p>
-    <w:p>
-      <w:pPr>
-        <w:suppressAutoHyphens w:val="0"/>
-        <w:bidi/>
-        <w:rPr>
-          <w:rFonts w:ascii="David" w:hAnsi="David" w:cs="David"/>
-          <w:sz w:val="36"/>
-          <w:szCs w:val="36"/>
-          <w:lang w:val="en-US"/>
-        </w:rPr>
-      </w:pPr>
-      <w:r>
-        <w:rPr>
-          <w:rFonts w:ascii="David" w:hAnsi="David" w:cs="David"/>
-          <w:sz w:val="36"/>
-          <w:szCs w:val="36"/>
-          <w:lang w:val="en-US"/>
-        </w:rPr>
-        <w:br w:type="page"/>
-      </w:r>
-    </w:p>
-    <w:p>
-      <w:pPr>
-        <w:pStyle w:val="ListParagraph"/>
-        <w:numPr>
-          <w:ilvl w:val="0"/>
-          <w:numId w:val="40"/>
-        </w:numPr>
-        <w:bidi/>
-        <w:jc w:val="center"/>
+      <w:r>
         <w:rPr>
           <w:rFonts w:ascii="David" w:hAnsi="David" w:cs="David"/>
           <w:b/>
           <w:bCs/>
-          <w:sz w:val="40"/>
-          <w:szCs w:val="40"/>
-          <w:u w:val="single"/>
-          <w:rtl/>
-          <w:lang w:val="en-US"/>
-        </w:rPr>
-      </w:pPr>
-      <w:r>
-        <w:rPr>
-          <w:rFonts w:ascii="David" w:hAnsi="David" w:cs="David"/>
+          <w:sz w:val="36"/>
+          <w:szCs w:val="36"/>
+          <w:rtl/>
+          <w:lang w:val="en-US"/>
+        </w:rPr>
+        <w:drawing>
+          <wp:inline distT="0" distB="0" distL="0" distR="0" wp14:anchorId="22760A8E" wp14:editId="736F3EDD">
+            <wp:extent cx="4928235" cy="3084378"/>
+            <wp:effectExtent l="0" t="0" r="5715" b="1905"/>
+            <wp:docPr id="245562069" name="Picture 1" descr="A diagram of a data processing process&#10;&#10;AI-generated content may be incorrect."/>
+            <wp:cNvGraphicFramePr>
+              <a:graphicFrameLocks xmlns:a="http://schemas.openxmlformats.org/drawingml/2006/main" noChangeAspect="1"/>
+            </wp:cNvGraphicFramePr>
+            <a:graphic xmlns:a="http://schemas.openxmlformats.org/drawingml/2006/main">
+              <a:graphicData uri="http://schemas.openxmlformats.org/drawingml/2006/picture">
+                <pic:pic xmlns:pic="http://schemas.openxmlformats.org/drawingml/2006/picture">
+                  <pic:nvPicPr>
+                    <pic:cNvPr id="245562069" name="Picture 1" descr="A diagram of a data processing process&#10;&#10;AI-generated content may be incorrect."/>
+                    <pic:cNvPicPr/>
+                  </pic:nvPicPr>
+                  <pic:blipFill>
+                    <a:blip r:embed="rId63"/>
+                    <a:stretch>
+                      <a:fillRect/>
+                    </a:stretch>
+                  </pic:blipFill>
+                  <pic:spPr>
+                    <a:xfrm>
+                      <a:off x="0" y="0"/>
+                      <a:ext cx="4928815" cy="3084741"/>
+                    </a:xfrm>
+                    <a:prstGeom prst="rect">
+                      <a:avLst/>
+                    </a:prstGeom>
+                  </pic:spPr>
+                </pic:pic>
+              </a:graphicData>
+            </a:graphic>
+          </wp:inline>
+        </w:drawing>
+      </w:r>
+    </w:p>
+    <w:p>
+      <w:pPr>
+        <w:suppressAutoHyphens w:val="0"/>
+        <w:rPr>
+          <w:lang w:val="en-US"/>
+        </w:rPr>
+      </w:pPr>
+      <w:r>
+        <w:rPr>
+          <w:lang w:val="en-US"/>
+        </w:rPr>
+        <w:lastRenderedPageBreak/>
+        <w:br w:type="page"/>
+      </w:r>
+    </w:p>
+    <w:p>
+      <w:pPr>
+        <w:jc w:val="center"/>
+        <w:rPr>
           <w:b/>
           <w:bCs/>
-          <w:sz w:val="40"/>
-          <w:szCs w:val="40"/>
+          <w:sz w:val="32"/>
+          <w:szCs w:val="32"/>
           <w:u w:val="single"/>
-        </w:rPr>
-        <w:lastRenderedPageBreak/>
-        <w:t xml:space="preserve">Strategy </w:t>
-      </w:r>
-      <w:r>
-        <w:rPr>
-          <w:rFonts w:ascii="David" w:hAnsi="David" w:cs="David"/>
+          <w:rtl/>
+          <w:lang w:val="en-US"/>
+        </w:rPr>
+      </w:pPr>
+      <w:r>
+        <w:rPr>
+          <w:rFonts w:hint="cs"/>
           <w:b/>
           <w:bCs/>
-          <w:sz w:val="40"/>
-          <w:szCs w:val="40"/>
+          <w:sz w:val="32"/>
+          <w:szCs w:val="32"/>
           <w:u w:val="single"/>
-          <w:lang w:val="en-US"/>
-        </w:rPr>
-        <w:t xml:space="preserve">Pattern </w:t>
-      </w:r>
-    </w:p>
-    <w:p>
-      <w:pPr>
-        <w:suppressAutoHyphens w:val="0"/>
-        <w:autoSpaceDN/>
-        <w:bidi/>
-        <w:spacing w:before="100" w:beforeAutospacing="1" w:after="100" w:afterAutospacing="1" w:line="240" w:lineRule="auto"/>
-        <w:rPr>
-          <w:rFonts w:ascii="David" w:eastAsia="Times New Roman" w:hAnsi="David" w:cs="David"/>
-          <w:sz w:val="36"/>
-          <w:szCs w:val="36"/>
-          <w:lang w:val="en-US"/>
-        </w:rPr>
-      </w:pPr>
-      <w:r>
-        <w:rPr>
-          <w:rFonts w:ascii="David" w:eastAsia="Times New Roman" w:hAnsi="David" w:cs="David"/>
-          <w:sz w:val="36"/>
-          <w:szCs w:val="36"/>
-          <w:rtl/>
-          <w:lang w:val="en-US"/>
-        </w:rPr>
-        <w:t>תבנית עיצוב "אסטרטגיה</w:t>
-      </w:r>
-      <w:r>
-        <w:rPr>
-          <w:rFonts w:ascii="David" w:eastAsia="Times New Roman" w:hAnsi="David" w:cs="David"/>
-          <w:sz w:val="36"/>
-          <w:szCs w:val="36"/>
-          <w:lang w:val="en-US"/>
-        </w:rPr>
-        <w:t xml:space="preserve">" (Strategy Design Pattern) </w:t>
-      </w:r>
-      <w:r>
-        <w:rPr>
-          <w:rFonts w:ascii="David" w:eastAsia="Times New Roman" w:hAnsi="David" w:cs="David"/>
-          <w:sz w:val="36"/>
-          <w:szCs w:val="36"/>
-          <w:rtl/>
-          <w:lang w:val="en-US"/>
-        </w:rPr>
-        <w:t>היא תבנית עיצוב מבני שמטרתה להפריד בין אלגוריתם (אסטרטגיה) לבין הקוד שמשתמש בו. במקום לקבוע אלגוריתם קבוע בתוך קוד מסוים, תבנית העיצוב מאפשרת לבחור ולהחליף אסטרטגיות שונות במהלך הריצה, מבלי לשנות את הקוד שבונה את המערכת</w:t>
-      </w:r>
-      <w:r>
-        <w:rPr>
-          <w:rFonts w:ascii="David" w:eastAsia="Times New Roman" w:hAnsi="David" w:cs="David"/>
-          <w:sz w:val="36"/>
-          <w:szCs w:val="36"/>
+          <w:rtl/>
+          <w:lang w:val="en-US"/>
+        </w:rPr>
+        <w:lastRenderedPageBreak/>
+        <w:t xml:space="preserve">דיאגרמות </w:t>
+      </w:r>
+    </w:p>
+    <w:p>
+      <w:pPr>
+        <w:bidi/>
+        <w:jc w:val="center"/>
+        <w:rPr>
+          <w:rFonts w:hint="cs"/>
+          <w:sz w:val="32"/>
+          <w:szCs w:val="32"/>
+          <w:lang w:val="en-US"/>
+        </w:rPr>
+      </w:pPr>
+      <w:r>
+        <w:rPr>
+          <w:rFonts w:hint="cs"/>
+          <w:sz w:val="32"/>
+          <w:szCs w:val="32"/>
+          <w:rtl/>
+          <w:lang w:val="en-US"/>
+        </w:rPr>
+        <w:t xml:space="preserve">דיאגרמות של המחלקות שמעלים לענן של </w:t>
+      </w:r>
+      <w:r>
+        <w:rPr>
+          <w:sz w:val="32"/>
+          <w:szCs w:val="32"/>
+          <w:lang w:val="en-US"/>
+        </w:rPr>
+        <w:t xml:space="preserve">mongo </w:t>
+      </w:r>
+      <w:proofErr w:type="spellStart"/>
+      <w:r>
+        <w:rPr>
+          <w:sz w:val="32"/>
+          <w:szCs w:val="32"/>
+          <w:lang w:val="en-US"/>
+        </w:rPr>
+        <w:t>db</w:t>
+      </w:r>
+      <w:proofErr w:type="spellEnd"/>
+      <w:r>
+        <w:rPr>
+          <w:sz w:val="32"/>
+          <w:szCs w:val="32"/>
+          <w:lang w:val="en-US"/>
+        </w:rPr>
+        <w:t xml:space="preserve"> atlas</w:t>
+      </w:r>
+      <w:r>
+        <w:rPr>
+          <w:rFonts w:hint="cs"/>
+          <w:sz w:val="32"/>
+          <w:szCs w:val="32"/>
+          <w:rtl/>
           <w:lang w:val="en-US"/>
         </w:rPr>
         <w:t>.</w:t>
@@ -32521,1268 +35919,86 @@
     </w:p>
     <w:p>
       <w:pPr>
-        <w:suppressAutoHyphens w:val="0"/>
-        <w:autoSpaceDN/>
-        <w:bidi/>
-        <w:spacing w:before="100" w:beforeAutospacing="1" w:after="100" w:afterAutospacing="1" w:line="240" w:lineRule="auto"/>
-        <w:rPr>
-          <w:rFonts w:ascii="David" w:eastAsia="Times New Roman" w:hAnsi="David" w:cs="David"/>
-          <w:sz w:val="36"/>
-          <w:szCs w:val="36"/>
-          <w:lang w:val="en-US"/>
-        </w:rPr>
-      </w:pPr>
-      <w:r>
-        <w:rPr>
-          <w:rFonts w:ascii="David" w:eastAsia="Times New Roman" w:hAnsi="David" w:cs="David"/>
-          <w:sz w:val="36"/>
-          <w:szCs w:val="36"/>
-          <w:rtl/>
-          <w:lang w:val="en-US"/>
-        </w:rPr>
-        <w:t>במילים פשוטות, תבנית העיצוב הזו מאפשרת לבחור את הדרך שבה תתבצע פעולה כלשהי בזמן הריצה, ובכך מקלה על הוספת אסטרטגיות חדשות או שינוי אסטרטגיות קיימות מבלי לשנות את הקוד שהן פועלות בו</w:t>
-      </w:r>
-      <w:r>
-        <w:rPr>
-          <w:rFonts w:ascii="David" w:eastAsia="Times New Roman" w:hAnsi="David" w:cs="David"/>
-          <w:sz w:val="36"/>
-          <w:szCs w:val="36"/>
-          <w:lang w:val="en-US"/>
-        </w:rPr>
-        <w:t>.</w:t>
-      </w:r>
-    </w:p>
-    <w:p>
-      <w:pPr>
-        <w:suppressAutoHyphens w:val="0"/>
-        <w:autoSpaceDN/>
-        <w:bidi/>
-        <w:spacing w:before="100" w:beforeAutospacing="1" w:after="100" w:afterAutospacing="1" w:line="240" w:lineRule="auto"/>
-        <w:rPr>
-          <w:rFonts w:ascii="David" w:eastAsia="Times New Roman" w:hAnsi="David" w:cs="David"/>
-          <w:sz w:val="36"/>
-          <w:szCs w:val="36"/>
-          <w:rtl/>
-          <w:lang w:val="en-US"/>
-        </w:rPr>
-      </w:pPr>
-      <w:r>
-        <w:rPr>
-          <w:rFonts w:ascii="David" w:eastAsia="Times New Roman" w:hAnsi="David" w:cs="David"/>
-          <w:sz w:val="36"/>
-          <w:szCs w:val="36"/>
-          <w:rtl/>
-          <w:lang w:val="en-US"/>
-        </w:rPr>
-        <w:t>דוגמה נפוצה לשימוש בתבנית זו היא במערכות שבהן יש אלגוריתמים שונים לפתרון בעיות שונות, כמו חישוב מחירים, חיפוש או מיון, ותצטרך לבחור באלגוריתם המתאים ביותר בהקשר נתון</w:t>
-      </w:r>
-      <w:r>
-        <w:rPr>
-          <w:rFonts w:ascii="David" w:eastAsia="Times New Roman" w:hAnsi="David" w:cs="David"/>
-          <w:sz w:val="36"/>
-          <w:szCs w:val="36"/>
-          <w:lang w:val="en-US"/>
-        </w:rPr>
-        <w:t>.</w:t>
-      </w:r>
-    </w:p>
-    <w:p>
-      <w:pPr>
-        <w:suppressAutoHyphens w:val="0"/>
-        <w:autoSpaceDN/>
-        <w:bidi/>
-        <w:spacing w:before="100" w:beforeAutospacing="1" w:after="100" w:afterAutospacing="1" w:line="240" w:lineRule="auto"/>
-        <w:rPr>
-          <w:rFonts w:ascii="David" w:eastAsia="Times New Roman" w:hAnsi="David" w:cs="David"/>
-          <w:sz w:val="36"/>
-          <w:szCs w:val="36"/>
-          <w:lang w:val="en-US"/>
-        </w:rPr>
-      </w:pPr>
-      <w:proofErr w:type="spellStart"/>
-      <w:r>
-        <w:rPr>
-          <w:rFonts w:ascii="David" w:eastAsia="Times New Roman" w:hAnsi="David" w:cs="David"/>
-          <w:sz w:val="36"/>
-          <w:szCs w:val="36"/>
-          <w:lang w:val="en-US"/>
-        </w:rPr>
-        <w:t>UserRecordsViewModel</w:t>
-      </w:r>
-      <w:proofErr w:type="spellEnd"/>
-      <w:r>
-        <w:rPr>
-          <w:rFonts w:ascii="David" w:eastAsia="Times New Roman" w:hAnsi="David" w:cs="David" w:hint="cs"/>
-          <w:sz w:val="36"/>
-          <w:szCs w:val="36"/>
-          <w:rtl/>
-          <w:lang w:val="en-US"/>
-        </w:rPr>
-        <w:t xml:space="preserve">- </w:t>
-      </w:r>
-      <w:r>
-        <w:rPr>
-          <w:rFonts w:ascii="David" w:eastAsia="Times New Roman" w:hAnsi="David" w:cs="David" w:hint="cs"/>
-          <w:sz w:val="36"/>
-          <w:szCs w:val="36"/>
-          <w:rtl/>
-          <w:lang w:val="en-US"/>
-        </w:rPr>
-        <w:t xml:space="preserve">בגלל שהאפליקציה כוללת בתוכה את האפשרות למיון של רשומות המשתמשים . במחלקה זו ישנה את השיטה </w:t>
-      </w:r>
-      <w:proofErr w:type="spellStart"/>
-      <w:r>
-        <w:rPr>
-          <w:rFonts w:ascii="David" w:eastAsia="Times New Roman" w:hAnsi="David" w:cs="David"/>
-          <w:sz w:val="36"/>
-          <w:szCs w:val="36"/>
-          <w:lang w:val="en-US"/>
-        </w:rPr>
-        <w:t>SortUserRecords</w:t>
-      </w:r>
-      <w:proofErr w:type="spellEnd"/>
-      <w:r>
-        <w:rPr>
-          <w:rFonts w:ascii="David" w:eastAsia="Times New Roman" w:hAnsi="David" w:cs="David" w:hint="cs"/>
-          <w:sz w:val="36"/>
-          <w:szCs w:val="36"/>
-          <w:rtl/>
-          <w:lang w:val="en-US"/>
-        </w:rPr>
-        <w:t>- שמאפשרת למיין</w:t>
-      </w:r>
-      <w:r>
-        <w:rPr>
-          <w:rFonts w:ascii="David" w:eastAsia="Times New Roman" w:hAnsi="David" w:cs="David" w:hint="cs"/>
-          <w:sz w:val="36"/>
-          <w:szCs w:val="36"/>
-          <w:rtl/>
-          <w:lang w:val="en-US"/>
-        </w:rPr>
-        <w:t xml:space="preserve"> (לפי </w:t>
-      </w:r>
-      <w:proofErr w:type="spellStart"/>
-      <w:r>
-        <w:rPr>
-          <w:rFonts w:ascii="David" w:eastAsia="Times New Roman" w:hAnsi="David" w:cs="David"/>
-          <w:sz w:val="36"/>
-          <w:szCs w:val="36"/>
-          <w:lang w:val="en-US"/>
-        </w:rPr>
-        <w:t>SelectedSortOption</w:t>
-      </w:r>
-      <w:proofErr w:type="spellEnd"/>
-      <w:r>
-        <w:rPr>
-          <w:rFonts w:ascii="David" w:eastAsia="Times New Roman" w:hAnsi="David" w:cs="David" w:hint="cs"/>
-          <w:sz w:val="36"/>
-          <w:szCs w:val="36"/>
-          <w:rtl/>
-          <w:lang w:val="en-US"/>
-        </w:rPr>
-        <w:t xml:space="preserve"> )</w:t>
-      </w:r>
-      <w:r>
-        <w:rPr>
-          <w:rFonts w:ascii="David" w:eastAsia="Times New Roman" w:hAnsi="David" w:cs="David" w:hint="cs"/>
-          <w:sz w:val="36"/>
-          <w:szCs w:val="36"/>
-          <w:rtl/>
-          <w:lang w:val="en-US"/>
-        </w:rPr>
-        <w:t xml:space="preserve"> את הרשימה </w:t>
-      </w:r>
-      <w:r>
-        <w:rPr>
-          <w:rFonts w:ascii="David" w:eastAsia="Times New Roman" w:hAnsi="David" w:cs="David" w:hint="cs"/>
-          <w:sz w:val="36"/>
-          <w:szCs w:val="36"/>
-          <w:rtl/>
-          <w:lang w:val="en-US"/>
-        </w:rPr>
-        <w:t xml:space="preserve"> </w:t>
-      </w:r>
-      <w:proofErr w:type="spellStart"/>
-      <w:r>
-        <w:rPr>
-          <w:rFonts w:ascii="David" w:eastAsia="Times New Roman" w:hAnsi="David" w:cs="David"/>
-          <w:sz w:val="36"/>
-          <w:szCs w:val="36"/>
-          <w:lang w:val="en-US"/>
-        </w:rPr>
-        <w:t>UserRecordsList</w:t>
-      </w:r>
-      <w:proofErr w:type="spellEnd"/>
-      <w:r>
-        <w:rPr>
-          <w:rFonts w:ascii="David" w:eastAsia="Times New Roman" w:hAnsi="David" w:cs="David" w:hint="cs"/>
-          <w:sz w:val="36"/>
-          <w:szCs w:val="36"/>
-          <w:rtl/>
-          <w:lang w:val="en-US"/>
-        </w:rPr>
-        <w:t xml:space="preserve"> </w:t>
-      </w:r>
-      <w:r>
-        <w:rPr>
-          <w:rFonts w:ascii="David" w:eastAsia="Times New Roman" w:hAnsi="David" w:cs="David" w:hint="cs"/>
-          <w:sz w:val="36"/>
-          <w:szCs w:val="36"/>
-          <w:rtl/>
-          <w:lang w:val="en-US"/>
-        </w:rPr>
-        <w:t>(שמציגה את הרשומות של המשתמשים באפליקציה )</w:t>
-      </w:r>
-      <w:r>
-        <w:rPr>
-          <w:rFonts w:ascii="David" w:eastAsia="Times New Roman" w:hAnsi="David" w:cs="David" w:hint="cs"/>
-          <w:sz w:val="36"/>
-          <w:szCs w:val="36"/>
-          <w:rtl/>
-          <w:lang w:val="en-US"/>
-        </w:rPr>
-        <w:t>לפי זמן הפעילות,שם המשתמש שביצע את הפעילות או זמן העלאת הרשומה לענן של מונגו די בי .</w:t>
-      </w:r>
-    </w:p>
-    <w:p>
-      <w:pPr>
-        <w:suppressAutoHyphens w:val="0"/>
-        <w:rPr>
-          <w:rFonts w:ascii="David" w:eastAsia="Times New Roman" w:hAnsi="David" w:cs="David"/>
-          <w:sz w:val="36"/>
-          <w:szCs w:val="36"/>
-          <w:lang w:val="en-US"/>
-        </w:rPr>
-      </w:pPr>
-      <w:r>
-        <w:rPr>
-          <w:rFonts w:ascii="David" w:eastAsia="Times New Roman" w:hAnsi="David" w:cs="David"/>
-          <w:sz w:val="36"/>
-          <w:szCs w:val="36"/>
-          <w:lang w:val="en-US"/>
-        </w:rPr>
-        <w:br w:type="page"/>
-      </w:r>
-    </w:p>
-    <w:p>
-      <w:pPr>
-        <w:pStyle w:val="ListParagraph"/>
-        <w:numPr>
-          <w:ilvl w:val="0"/>
-          <w:numId w:val="40"/>
-        </w:numPr>
-        <w:suppressAutoHyphens w:val="0"/>
-        <w:autoSpaceDN/>
-        <w:bidi/>
-        <w:spacing w:before="100" w:beforeAutospacing="1" w:after="100" w:afterAutospacing="1" w:line="240" w:lineRule="auto"/>
+        <w:bidi/>
         <w:jc w:val="center"/>
         <w:rPr>
-          <w:rFonts w:ascii="David" w:eastAsia="Times New Roman" w:hAnsi="David" w:cs="David"/>
+          <w:rFonts w:hint="cs"/>
+          <w:sz w:val="32"/>
+          <w:szCs w:val="32"/>
+          <w:rtl/>
+          <w:lang w:val="en-US"/>
+        </w:rPr>
+      </w:pPr>
+      <w:r>
+        <w:rPr>
+          <w:sz w:val="32"/>
+          <w:szCs w:val="32"/>
+          <w:rtl/>
+          <w:lang w:val="en-US"/>
+        </w:rPr>
+        <w:drawing>
+          <wp:inline distT="0" distB="0" distL="0" distR="0" wp14:anchorId="6FC9238E" wp14:editId="506E715C">
+            <wp:extent cx="4242435" cy="4113178"/>
+            <wp:effectExtent l="0" t="0" r="5715" b="1905"/>
+            <wp:docPr id="1206271732" name="Picture 1"/>
+            <wp:cNvGraphicFramePr>
+              <a:graphicFrameLocks xmlns:a="http://schemas.openxmlformats.org/drawingml/2006/main" noChangeAspect="1"/>
+            </wp:cNvGraphicFramePr>
+            <a:graphic xmlns:a="http://schemas.openxmlformats.org/drawingml/2006/main">
+              <a:graphicData uri="http://schemas.openxmlformats.org/drawingml/2006/picture">
+                <pic:pic xmlns:pic="http://schemas.openxmlformats.org/drawingml/2006/picture">
+                  <pic:nvPicPr>
+                    <pic:cNvPr id="1206271732" name=""/>
+                    <pic:cNvPicPr/>
+                  </pic:nvPicPr>
+                  <pic:blipFill>
+                    <a:blip r:embed="rId64"/>
+                    <a:stretch>
+                      <a:fillRect/>
+                    </a:stretch>
+                  </pic:blipFill>
+                  <pic:spPr>
+                    <a:xfrm>
+                      <a:off x="0" y="0"/>
+                      <a:ext cx="4244307" cy="4114993"/>
+                    </a:xfrm>
+                    <a:prstGeom prst="rect">
+                      <a:avLst/>
+                    </a:prstGeom>
+                  </pic:spPr>
+                </pic:pic>
+              </a:graphicData>
+            </a:graphic>
+          </wp:inline>
+        </w:drawing>
+      </w:r>
+    </w:p>
+    <w:p>
+      <w:pPr>
+        <w:rPr>
+          <w:lang w:val="en-US"/>
+        </w:rPr>
+      </w:pPr>
+    </w:p>
+    <w:p>
+      <w:pPr>
+        <w:tabs>
+          <w:tab w:val="left" w:pos="3675"/>
+        </w:tabs>
+        <w:rPr>
+          <w:rFonts w:ascii="David" w:hAnsi="David" w:cs="David"/>
           <w:b/>
           <w:bCs/>
-          <w:sz w:val="40"/>
-          <w:szCs w:val="40"/>
+          <w:sz w:val="36"/>
+          <w:szCs w:val="36"/>
           <w:u w:val="single"/>
           <w:lang w:val="en-US"/>
         </w:rPr>
       </w:pPr>
-      <w:proofErr w:type="spellStart"/>
-      <w:r>
-        <w:rPr>
-          <w:rFonts w:ascii="David" w:eastAsia="Times New Roman" w:hAnsi="David" w:cs="David"/>
-          <w:b/>
-          <w:bCs/>
-          <w:sz w:val="40"/>
-          <w:szCs w:val="40"/>
-          <w:u w:val="single"/>
-          <w:lang w:val="en-US"/>
-        </w:rPr>
-        <w:lastRenderedPageBreak/>
-        <w:t>Observor</w:t>
-      </w:r>
-      <w:proofErr w:type="spellEnd"/>
-      <w:r>
-        <w:rPr>
-          <w:rFonts w:ascii="David" w:eastAsia="Times New Roman" w:hAnsi="David" w:cs="David"/>
-          <w:b/>
-          <w:bCs/>
-          <w:sz w:val="40"/>
-          <w:szCs w:val="40"/>
-          <w:u w:val="single"/>
-          <w:lang w:val="en-US"/>
-        </w:rPr>
-        <w:t xml:space="preserve"> Pattern</w:t>
-      </w:r>
-    </w:p>
-    <w:p>
-      <w:pPr>
-        <w:suppressAutoHyphens w:val="0"/>
-        <w:autoSpaceDN/>
-        <w:bidi/>
-        <w:spacing w:before="100" w:beforeAutospacing="1" w:after="100" w:afterAutospacing="1" w:line="240" w:lineRule="auto"/>
-        <w:jc w:val="center"/>
-        <w:rPr>
-          <w:rFonts w:ascii="David" w:eastAsia="Times New Roman" w:hAnsi="David" w:cs="David"/>
-          <w:sz w:val="36"/>
-          <w:szCs w:val="36"/>
-          <w:lang w:val="en-US"/>
-        </w:rPr>
-      </w:pPr>
-    </w:p>
-    <w:p>
-      <w:pPr>
-        <w:suppressAutoHyphens w:val="0"/>
-        <w:autoSpaceDN/>
-        <w:bidi/>
-        <w:spacing w:before="100" w:beforeAutospacing="1" w:after="100" w:afterAutospacing="1" w:line="240" w:lineRule="auto"/>
-        <w:rPr>
-          <w:rFonts w:ascii="David" w:eastAsia="Times New Roman" w:hAnsi="David" w:cs="David"/>
-          <w:sz w:val="36"/>
-          <w:szCs w:val="36"/>
-          <w:lang w:val="en-US"/>
-        </w:rPr>
-      </w:pPr>
-      <w:r>
-        <w:rPr>
-          <w:rFonts w:ascii="David" w:eastAsia="Times New Roman" w:hAnsi="David" w:cs="David"/>
-          <w:sz w:val="36"/>
-          <w:szCs w:val="36"/>
-          <w:rtl/>
-          <w:lang w:val="en-US"/>
-        </w:rPr>
-        <w:t>בנית עיצוב "צופה</w:t>
-      </w:r>
-      <w:r>
-        <w:rPr>
-          <w:rFonts w:ascii="David" w:eastAsia="Times New Roman" w:hAnsi="David" w:cs="David"/>
-          <w:sz w:val="36"/>
-          <w:szCs w:val="36"/>
-          <w:lang w:val="en-US"/>
-        </w:rPr>
-        <w:t xml:space="preserve">" (Observer Design Pattern) </w:t>
-      </w:r>
-      <w:r>
-        <w:rPr>
-          <w:rFonts w:ascii="David" w:eastAsia="Times New Roman" w:hAnsi="David" w:cs="David"/>
-          <w:sz w:val="36"/>
-          <w:szCs w:val="36"/>
-          <w:rtl/>
-          <w:lang w:val="en-US"/>
-        </w:rPr>
-        <w:t>היא תבנית עיצוב התמקדת בקשר בין אובייקטים, כך שכאשר מצב של אובייקט משתנה, כל הצופים</w:t>
-      </w:r>
-      <w:r>
-        <w:rPr>
-          <w:rFonts w:ascii="David" w:eastAsia="Times New Roman" w:hAnsi="David" w:cs="David"/>
-          <w:sz w:val="36"/>
-          <w:szCs w:val="36"/>
-          <w:lang w:val="en-US"/>
-        </w:rPr>
-        <w:t xml:space="preserve"> (Observers) </w:t>
-      </w:r>
-      <w:r>
-        <w:rPr>
-          <w:rFonts w:ascii="David" w:eastAsia="Times New Roman" w:hAnsi="David" w:cs="David"/>
-          <w:sz w:val="36"/>
-          <w:szCs w:val="36"/>
-          <w:rtl/>
-          <w:lang w:val="en-US"/>
-        </w:rPr>
-        <w:t>שמנויים על אותו אובייקט מעודכנים אוטומטית על השינוי</w:t>
-      </w:r>
-      <w:r>
-        <w:rPr>
-          <w:rFonts w:ascii="David" w:eastAsia="Times New Roman" w:hAnsi="David" w:cs="David"/>
-          <w:sz w:val="36"/>
-          <w:szCs w:val="36"/>
-          <w:lang w:val="en-US"/>
-        </w:rPr>
-        <w:t>.</w:t>
-      </w:r>
-    </w:p>
-    <w:p>
-      <w:pPr>
-        <w:suppressAutoHyphens w:val="0"/>
-        <w:autoSpaceDN/>
-        <w:bidi/>
-        <w:spacing w:before="100" w:beforeAutospacing="1" w:after="100" w:afterAutospacing="1" w:line="240" w:lineRule="auto"/>
-        <w:rPr>
-          <w:rFonts w:ascii="David" w:eastAsia="Times New Roman" w:hAnsi="David" w:cs="David"/>
-          <w:sz w:val="36"/>
-          <w:szCs w:val="36"/>
-          <w:lang w:val="en-US"/>
-        </w:rPr>
-      </w:pPr>
-      <w:r>
-        <w:rPr>
-          <w:rFonts w:ascii="David" w:eastAsia="Times New Roman" w:hAnsi="David" w:cs="David"/>
-          <w:sz w:val="36"/>
-          <w:szCs w:val="36"/>
-          <w:rtl/>
-          <w:lang w:val="en-US"/>
-        </w:rPr>
-        <w:t>במילים פשוטות, תבנית העיצוב הזו מאפשרת לאובייקטים לעקוב אחרי שינויים באובייקט אחר בלי שהם יצטרכו להיות תלויים אחד בשני באופן ישיר. ברגע שהאובייקט הנתון משתנה, כל הצופים שמנויים עליו מקבלים את העדכון ומבצעים פעולה בהתאם</w:t>
-      </w:r>
-      <w:r>
-        <w:rPr>
-          <w:rFonts w:ascii="David" w:eastAsia="Times New Roman" w:hAnsi="David" w:cs="David"/>
-          <w:sz w:val="36"/>
-          <w:szCs w:val="36"/>
-          <w:lang w:val="en-US"/>
-        </w:rPr>
-        <w:t>.</w:t>
-      </w:r>
-    </w:p>
-    <w:p>
-      <w:pPr>
-        <w:suppressAutoHyphens w:val="0"/>
-        <w:autoSpaceDN/>
-        <w:bidi/>
-        <w:spacing w:before="100" w:beforeAutospacing="1" w:after="100" w:afterAutospacing="1" w:line="240" w:lineRule="auto"/>
-        <w:rPr>
-          <w:rFonts w:ascii="David" w:eastAsia="Times New Roman" w:hAnsi="David" w:cs="David"/>
-          <w:sz w:val="36"/>
-          <w:szCs w:val="36"/>
-          <w:rtl/>
-          <w:lang w:val="en-US"/>
-        </w:rPr>
-      </w:pPr>
-      <w:r>
-        <w:rPr>
-          <w:rFonts w:ascii="David" w:eastAsia="Times New Roman" w:hAnsi="David" w:cs="David"/>
-          <w:sz w:val="36"/>
-          <w:szCs w:val="36"/>
-          <w:rtl/>
-          <w:lang w:val="en-US"/>
-        </w:rPr>
-        <w:t>דוגמה נפוצה לשימוש בתבנית זו היא במערכות המידע, שבהן יש צורך לעדכן מספר רכיבים (כמו ממשקי משתמש, מערכות ניהול או שירותים אחרים) כאשר מתרחשים שינויים במידע המרכזי</w:t>
-      </w:r>
-      <w:r>
-        <w:rPr>
-          <w:rFonts w:ascii="David" w:eastAsia="Times New Roman" w:hAnsi="David" w:cs="David"/>
-          <w:sz w:val="36"/>
-          <w:szCs w:val="36"/>
-          <w:lang w:val="en-US"/>
-        </w:rPr>
-        <w:t>.</w:t>
-      </w:r>
-      <w:r>
-        <w:rPr>
-          <w:rFonts w:ascii="David" w:eastAsia="Times New Roman" w:hAnsi="David" w:cs="David" w:hint="cs"/>
-          <w:sz w:val="36"/>
-          <w:szCs w:val="36"/>
-          <w:rtl/>
-          <w:lang w:val="en-US"/>
-        </w:rPr>
-        <w:t xml:space="preserve">כחלק מהסיפרייה של  </w:t>
-      </w:r>
-      <w:proofErr w:type="spellStart"/>
-      <w:r>
-        <w:rPr>
-          <w:rFonts w:ascii="David" w:eastAsia="Times New Roman" w:hAnsi="David" w:cs="David"/>
-          <w:sz w:val="36"/>
-          <w:szCs w:val="36"/>
-          <w:lang w:val="en-US"/>
-        </w:rPr>
-        <w:t>CommunityToolkit.MVVM</w:t>
-      </w:r>
-      <w:proofErr w:type="spellEnd"/>
-      <w:r>
-        <w:rPr>
-          <w:rFonts w:ascii="David" w:eastAsia="Times New Roman" w:hAnsi="David" w:cs="David" w:hint="cs"/>
-          <w:sz w:val="36"/>
-          <w:szCs w:val="36"/>
-          <w:rtl/>
-          <w:lang w:val="en-US"/>
-        </w:rPr>
-        <w:t xml:space="preserve"> ישנו מאפיין שנקרא </w:t>
-      </w:r>
-      <w:proofErr w:type="spellStart"/>
-      <w:r>
-        <w:rPr>
-          <w:rFonts w:ascii="David" w:eastAsia="Times New Roman" w:hAnsi="David" w:cs="David"/>
-          <w:sz w:val="36"/>
-          <w:szCs w:val="36"/>
-          <w:lang w:val="en-US"/>
-        </w:rPr>
-        <w:t>ObservableProperty</w:t>
-      </w:r>
-      <w:proofErr w:type="spellEnd"/>
-      <w:r>
-        <w:rPr>
-          <w:rFonts w:ascii="David" w:eastAsia="Times New Roman" w:hAnsi="David" w:cs="David" w:hint="cs"/>
-          <w:sz w:val="36"/>
-          <w:szCs w:val="36"/>
-          <w:rtl/>
-          <w:lang w:val="en-US"/>
-        </w:rPr>
-        <w:t xml:space="preserve"> .</w:t>
-      </w:r>
-      <w:r>
-        <w:rPr>
-          <w:rFonts w:ascii="David" w:eastAsia="Times New Roman" w:hAnsi="David" w:cs="David"/>
-          <w:sz w:val="36"/>
-          <w:szCs w:val="36"/>
-          <w:lang w:val="en-US"/>
-        </w:rPr>
-        <w:t xml:space="preserve"> </w:t>
-      </w:r>
-      <w:proofErr w:type="spellStart"/>
-      <w:r>
-        <w:rPr>
-          <w:rFonts w:ascii="David" w:eastAsia="Times New Roman" w:hAnsi="David" w:cs="David"/>
-          <w:sz w:val="36"/>
-          <w:szCs w:val="36"/>
-          <w:lang w:val="en-US"/>
-        </w:rPr>
-        <w:t>ObservableProperty</w:t>
-      </w:r>
-      <w:proofErr w:type="spellEnd"/>
-      <w:r>
-        <w:rPr>
-          <w:rFonts w:ascii="David" w:eastAsia="Times New Roman" w:hAnsi="David" w:cs="David"/>
-          <w:sz w:val="36"/>
-          <w:szCs w:val="36"/>
-          <w:rtl/>
-          <w:lang w:val="en-US"/>
-        </w:rPr>
-        <w:t>הוא רכיב מרכזי ביישום תבנית העיצוב "צופה", שבה שינויים בתכונות מעדכנים אוטומטית את הממשק המשתמש</w:t>
-      </w:r>
-      <w:r>
-        <w:rPr>
-          <w:rFonts w:ascii="David" w:eastAsia="Times New Roman" w:hAnsi="David" w:cs="David"/>
-          <w:sz w:val="36"/>
-          <w:szCs w:val="36"/>
-          <w:lang w:val="en-US"/>
-        </w:rPr>
-        <w:t xml:space="preserve"> (UI)</w:t>
-      </w:r>
-      <w:r>
-        <w:rPr>
-          <w:rFonts w:ascii="David" w:eastAsia="Times New Roman" w:hAnsi="David" w:cs="David" w:hint="cs"/>
-          <w:sz w:val="36"/>
-          <w:szCs w:val="36"/>
-          <w:rtl/>
-          <w:lang w:val="en-US"/>
-        </w:rPr>
-        <w:t xml:space="preserve"> .</w:t>
-      </w:r>
-    </w:p>
-    <w:p>
-      <w:pPr>
-        <w:pBdr>
-          <w:bottom w:val="single" w:sz="6" w:space="1" w:color="auto"/>
-        </w:pBdr>
-        <w:suppressAutoHyphens w:val="0"/>
-        <w:autoSpaceDN/>
-        <w:spacing w:after="0" w:line="240" w:lineRule="auto"/>
-        <w:jc w:val="center"/>
-        <w:rPr>
-          <w:rFonts w:ascii="Arial" w:eastAsia="Times New Roman" w:hAnsi="Arial"/>
-          <w:vanish/>
-          <w:sz w:val="16"/>
-          <w:szCs w:val="16"/>
-          <w:lang w:val="en-US"/>
-        </w:rPr>
-      </w:pPr>
-      <w:r>
-        <w:rPr>
-          <w:rFonts w:ascii="Arial" w:eastAsia="Times New Roman" w:hAnsi="Arial"/>
-          <w:vanish/>
-          <w:sz w:val="16"/>
-          <w:szCs w:val="16"/>
-          <w:rtl/>
-          <w:lang w:val="en-US"/>
-        </w:rPr>
-        <w:t>ראש הטופס</w:t>
-      </w:r>
-    </w:p>
-    <w:p>
-      <w:pPr>
-        <w:pBdr>
-          <w:top w:val="single" w:sz="6" w:space="1" w:color="auto"/>
-        </w:pBdr>
-        <w:suppressAutoHyphens w:val="0"/>
-        <w:autoSpaceDN/>
-        <w:spacing w:after="0" w:line="240" w:lineRule="auto"/>
-        <w:jc w:val="center"/>
-        <w:rPr>
-          <w:rFonts w:ascii="Arial" w:eastAsia="Times New Roman" w:hAnsi="Arial"/>
-          <w:vanish/>
-          <w:sz w:val="16"/>
-          <w:szCs w:val="16"/>
-          <w:lang w:val="en-US"/>
-        </w:rPr>
-      </w:pPr>
-      <w:r>
-        <w:rPr>
-          <w:rFonts w:ascii="Arial" w:eastAsia="Times New Roman" w:hAnsi="Arial"/>
-          <w:vanish/>
-          <w:sz w:val="16"/>
-          <w:szCs w:val="16"/>
-          <w:rtl/>
-          <w:lang w:val="en-US"/>
-        </w:rPr>
-        <w:t>תחתית הטופס</w:t>
-      </w:r>
-    </w:p>
-    <w:p>
-      <w:pPr>
-        <w:suppressAutoHyphens w:val="0"/>
-        <w:autoSpaceDN/>
-        <w:bidi/>
-        <w:spacing w:before="100" w:beforeAutospacing="1" w:after="100" w:afterAutospacing="1" w:line="240" w:lineRule="auto"/>
-        <w:rPr>
-          <w:rFonts w:ascii="David" w:eastAsia="Times New Roman" w:hAnsi="David" w:cs="David"/>
-          <w:sz w:val="36"/>
-          <w:szCs w:val="36"/>
-          <w:rtl/>
-          <w:lang w:val="en-US"/>
-        </w:rPr>
-      </w:pPr>
-      <w:proofErr w:type="spellStart"/>
-      <w:r>
-        <w:rPr>
-          <w:rStyle w:val="HTMLCode"/>
-          <w:rFonts w:ascii="David" w:eastAsia="Aptos" w:hAnsi="David" w:cs="David"/>
-          <w:sz w:val="36"/>
-          <w:szCs w:val="36"/>
-        </w:rPr>
-        <w:t>UserRecordsViewModel</w:t>
-      </w:r>
-      <w:proofErr w:type="spellEnd"/>
-      <w:r>
-        <w:rPr>
-          <w:rFonts w:ascii="David" w:eastAsia="Times New Roman" w:hAnsi="David" w:cs="David"/>
-          <w:sz w:val="36"/>
-          <w:szCs w:val="36"/>
-          <w:rtl/>
-          <w:lang w:val="en-US"/>
-        </w:rPr>
-        <w:t xml:space="preserve">-במחלקה זו קיימת הרשימה </w:t>
-      </w:r>
-      <w:proofErr w:type="spellStart"/>
-      <w:r>
-        <w:rPr>
-          <w:rFonts w:ascii="David" w:hAnsi="David" w:cs="David"/>
-          <w:color w:val="000000"/>
-          <w:sz w:val="36"/>
-          <w:szCs w:val="36"/>
-          <w:lang w:val="en-US"/>
-        </w:rPr>
-        <w:t>userRecordsList</w:t>
-      </w:r>
-      <w:proofErr w:type="spellEnd"/>
-      <w:r>
-        <w:rPr>
-          <w:rFonts w:ascii="David" w:hAnsi="David" w:cs="David"/>
-          <w:color w:val="000000"/>
-          <w:sz w:val="36"/>
-          <w:szCs w:val="36"/>
-          <w:rtl/>
-          <w:lang w:val="en-US"/>
-        </w:rPr>
-        <w:t xml:space="preserve"> שהיא </w:t>
-      </w:r>
-      <w:proofErr w:type="spellStart"/>
-      <w:r>
-        <w:rPr>
-          <w:rFonts w:ascii="David" w:hAnsi="David" w:cs="David"/>
-          <w:color w:val="000000"/>
-          <w:sz w:val="36"/>
-          <w:szCs w:val="36"/>
-          <w:lang w:val="en-US"/>
-        </w:rPr>
-        <w:t>ObservableProperty</w:t>
-      </w:r>
-      <w:proofErr w:type="spellEnd"/>
-      <w:r>
-        <w:rPr>
-          <w:rFonts w:ascii="David" w:hAnsi="David" w:cs="David"/>
-          <w:color w:val="000000"/>
-          <w:sz w:val="36"/>
-          <w:szCs w:val="36"/>
-          <w:lang w:val="en-US"/>
-        </w:rPr>
-        <w:t xml:space="preserve"> </w:t>
-      </w:r>
-      <w:r>
-        <w:rPr>
-          <w:rFonts w:ascii="David" w:eastAsia="Times New Roman" w:hAnsi="David" w:cs="David"/>
-          <w:sz w:val="36"/>
-          <w:szCs w:val="36"/>
-          <w:rtl/>
-          <w:lang w:val="en-US"/>
-        </w:rPr>
-        <w:t>,רשימה זו מציגה את הרשומות של המשתמשים לפי אפשרות של מיון או הצגה של הרשומות של אותו המשתמש שמחובר לאפליקציה בלבד .</w:t>
-      </w:r>
-    </w:p>
-    <w:p>
-      <w:pPr>
-        <w:suppressAutoHyphens w:val="0"/>
-        <w:autoSpaceDN/>
-        <w:bidi/>
-        <w:spacing w:before="100" w:beforeAutospacing="1" w:after="100" w:afterAutospacing="1" w:line="240" w:lineRule="auto"/>
-        <w:rPr>
-          <w:rFonts w:ascii="David" w:eastAsia="Times New Roman" w:hAnsi="David" w:cs="David"/>
-          <w:sz w:val="36"/>
-          <w:szCs w:val="36"/>
-          <w:rtl/>
-          <w:lang w:val="en-US"/>
-        </w:rPr>
-      </w:pPr>
-      <w:r>
-        <w:rPr>
-          <w:rFonts w:ascii="David" w:eastAsia="Times New Roman" w:hAnsi="David" w:cs="David"/>
-          <w:sz w:val="36"/>
-          <w:szCs w:val="36"/>
-          <w:lang w:val="en-US"/>
-        </w:rPr>
-        <w:t xml:space="preserve"> </w:t>
-      </w:r>
-      <w:proofErr w:type="spellStart"/>
-      <w:r>
-        <w:rPr>
-          <w:rFonts w:ascii="David" w:eastAsia="Times New Roman" w:hAnsi="David" w:cs="David" w:hint="cs"/>
-          <w:sz w:val="36"/>
-          <w:szCs w:val="36"/>
-          <w:lang w:val="en-US"/>
-        </w:rPr>
-        <w:t>M</w:t>
-      </w:r>
-      <w:r>
-        <w:rPr>
-          <w:rFonts w:ascii="David" w:eastAsia="Times New Roman" w:hAnsi="David" w:cs="David"/>
-          <w:sz w:val="36"/>
-          <w:szCs w:val="36"/>
-          <w:lang w:val="en-US"/>
-        </w:rPr>
-        <w:t>apsViewModel</w:t>
-      </w:r>
-      <w:proofErr w:type="spellEnd"/>
-      <w:r>
-        <w:rPr>
-          <w:rFonts w:ascii="David" w:eastAsia="Times New Roman" w:hAnsi="David" w:cs="David" w:hint="cs"/>
-          <w:sz w:val="36"/>
-          <w:szCs w:val="36"/>
-          <w:rtl/>
-          <w:lang w:val="en-US"/>
-        </w:rPr>
-        <w:t xml:space="preserve">-במחלקה זו קיימת הרשימה </w:t>
-      </w:r>
-      <w:r>
-        <w:rPr>
-          <w:rFonts w:ascii="David" w:eastAsia="Times New Roman" w:hAnsi="David" w:cs="David"/>
-          <w:sz w:val="36"/>
-          <w:szCs w:val="36"/>
-          <w:lang w:val="en-US"/>
-        </w:rPr>
-        <w:t>maps</w:t>
-      </w:r>
-      <w:r>
-        <w:rPr>
-          <w:rFonts w:ascii="David" w:eastAsia="Times New Roman" w:hAnsi="David" w:cs="David" w:hint="cs"/>
-          <w:sz w:val="36"/>
-          <w:szCs w:val="36"/>
-          <w:rtl/>
-          <w:lang w:val="en-US"/>
-        </w:rPr>
-        <w:t xml:space="preserve">-רשימה זו מציגה את המסלולים של כל המשתמשים שבנו המשתמשים . </w:t>
-      </w:r>
-    </w:p>
-    <w:p>
-      <w:pPr>
-        <w:bidi/>
-        <w:rPr>
-          <w:rFonts w:ascii="David" w:hAnsi="David" w:cs="David"/>
-          <w:sz w:val="36"/>
-          <w:szCs w:val="36"/>
-          <w:rtl/>
-          <w:lang w:val="en-US"/>
-        </w:rPr>
-      </w:pPr>
-    </w:p>
-    <w:p>
-      <w:pPr>
-        <w:bidi/>
-        <w:rPr>
-          <w:rFonts w:ascii="David" w:hAnsi="David" w:cs="David"/>
-          <w:sz w:val="36"/>
-          <w:szCs w:val="36"/>
-          <w:rtl/>
-          <w:lang w:val="en-US"/>
-        </w:rPr>
-      </w:pPr>
-    </w:p>
-    <w:p>
-      <w:pPr>
-        <w:bidi/>
-        <w:rPr>
-          <w:rFonts w:ascii="David" w:hAnsi="David" w:cs="David"/>
-          <w:sz w:val="36"/>
-          <w:szCs w:val="36"/>
-          <w:rtl/>
-          <w:lang w:val="en-US"/>
-        </w:rPr>
-      </w:pPr>
-    </w:p>
-    <w:p>
-      <w:pPr>
-        <w:bidi/>
-        <w:rPr>
-          <w:rFonts w:ascii="David" w:hAnsi="David" w:cs="David"/>
-          <w:sz w:val="36"/>
-          <w:szCs w:val="36"/>
-          <w:rtl/>
-          <w:lang w:val="en-US"/>
-        </w:rPr>
-      </w:pPr>
-    </w:p>
-    <w:p>
-      <w:pPr>
-        <w:bidi/>
-        <w:rPr>
-          <w:rFonts w:ascii="David" w:hAnsi="David" w:cs="David"/>
-          <w:sz w:val="36"/>
-          <w:szCs w:val="36"/>
-          <w:rtl/>
-          <w:lang w:val="en-US"/>
-        </w:rPr>
-      </w:pPr>
-    </w:p>
-    <w:p>
-      <w:pPr>
-        <w:bidi/>
-        <w:rPr>
-          <w:rFonts w:ascii="David" w:hAnsi="David" w:cs="David"/>
-          <w:sz w:val="36"/>
-          <w:szCs w:val="36"/>
-          <w:rtl/>
-          <w:lang w:val="en-US"/>
-        </w:rPr>
-      </w:pPr>
-    </w:p>
-    <w:p>
-      <w:pPr>
-        <w:bidi/>
-        <w:rPr>
-          <w:rFonts w:ascii="David" w:hAnsi="David" w:cs="David"/>
-          <w:sz w:val="36"/>
-          <w:szCs w:val="36"/>
-          <w:rtl/>
-          <w:lang w:val="en-US"/>
-        </w:rPr>
-      </w:pPr>
-    </w:p>
-    <w:p>
-      <w:pPr>
-        <w:pStyle w:val="ListParagraph"/>
-        <w:numPr>
-          <w:ilvl w:val="0"/>
-          <w:numId w:val="40"/>
-        </w:numPr>
-        <w:bidi/>
-        <w:jc w:val="center"/>
-        <w:rPr>
-          <w:rFonts w:ascii="David" w:hAnsi="David" w:cs="David"/>
-          <w:b/>
-          <w:bCs/>
-          <w:sz w:val="36"/>
-          <w:szCs w:val="36"/>
-          <w:u w:val="single"/>
-          <w:lang w:val="en-US"/>
-        </w:rPr>
-      </w:pPr>
-      <w:proofErr w:type="spellStart"/>
-      <w:r>
-        <w:rPr>
-          <w:rFonts w:ascii="David" w:hAnsi="David" w:cs="David"/>
-          <w:b/>
-          <w:bCs/>
-          <w:sz w:val="36"/>
-          <w:szCs w:val="36"/>
-          <w:u w:val="single"/>
-          <w:lang w:val="en-US"/>
-        </w:rPr>
-        <w:t>Fascade</w:t>
-      </w:r>
-      <w:proofErr w:type="spellEnd"/>
-      <w:r>
-        <w:rPr>
-          <w:rFonts w:ascii="David" w:hAnsi="David" w:cs="David"/>
-          <w:b/>
-          <w:bCs/>
-          <w:sz w:val="36"/>
-          <w:szCs w:val="36"/>
-          <w:u w:val="single"/>
-          <w:lang w:val="en-US"/>
-        </w:rPr>
-        <w:t xml:space="preserve"> Pattern</w:t>
-      </w:r>
-    </w:p>
-    <w:p>
-      <w:pPr>
-        <w:suppressAutoHyphens w:val="0"/>
-        <w:autoSpaceDN/>
-        <w:bidi/>
-        <w:spacing w:before="100" w:beforeAutospacing="1" w:after="100" w:afterAutospacing="1" w:line="240" w:lineRule="auto"/>
-        <w:rPr>
-          <w:rFonts w:ascii="David" w:eastAsia="Times New Roman" w:hAnsi="David" w:cs="David"/>
-          <w:sz w:val="36"/>
-          <w:szCs w:val="36"/>
-          <w:lang w:val="en-US"/>
-        </w:rPr>
-      </w:pPr>
-      <w:r>
-        <w:rPr>
-          <w:rFonts w:ascii="David" w:eastAsia="Times New Roman" w:hAnsi="David" w:cs="David"/>
-          <w:sz w:val="36"/>
-          <w:szCs w:val="36"/>
-          <w:rtl/>
-          <w:lang w:val="en-US"/>
-        </w:rPr>
-        <w:t xml:space="preserve">תבנית עיצוב פאסייד </w:t>
-      </w:r>
-      <w:r>
-        <w:rPr>
-          <w:rFonts w:ascii="David" w:eastAsia="Times New Roman" w:hAnsi="David" w:cs="David"/>
-          <w:sz w:val="36"/>
-          <w:szCs w:val="36"/>
-          <w:lang w:val="en-US"/>
-        </w:rPr>
-        <w:t xml:space="preserve">(Facade Design Pattern) </w:t>
-      </w:r>
-      <w:r>
-        <w:rPr>
-          <w:rFonts w:ascii="David" w:eastAsia="Times New Roman" w:hAnsi="David" w:cs="David"/>
-          <w:sz w:val="36"/>
-          <w:szCs w:val="36"/>
-          <w:rtl/>
-          <w:lang w:val="en-US"/>
-        </w:rPr>
-        <w:t>היא תבנית עיצוב שמטרתה לפשט את הגישה למערכת מורכבת על ידי יצירת ממשק פשוט שמסתיר את הפרטים המורכבים של המערכת. במקום שהמשתמשים או המפתחים יצטרכו להתמודד עם אובייקטים וממשקים שונים ומורכבים, הפאסייד מספק ממשק אחיד ונגיש שקל לעבוד איתו</w:t>
-      </w:r>
-      <w:r>
-        <w:rPr>
-          <w:rFonts w:ascii="David" w:eastAsia="Times New Roman" w:hAnsi="David" w:cs="David"/>
-          <w:sz w:val="36"/>
-          <w:szCs w:val="36"/>
-          <w:lang w:val="en-US"/>
-        </w:rPr>
-        <w:t>.</w:t>
-      </w:r>
-    </w:p>
-    <w:p>
-      <w:pPr>
-        <w:suppressAutoHyphens w:val="0"/>
-        <w:autoSpaceDN/>
-        <w:bidi/>
-        <w:spacing w:before="100" w:beforeAutospacing="1" w:after="100" w:afterAutospacing="1" w:line="240" w:lineRule="auto"/>
-        <w:rPr>
-          <w:rFonts w:ascii="David" w:eastAsia="Times New Roman" w:hAnsi="David" w:cs="David"/>
-          <w:sz w:val="36"/>
-          <w:szCs w:val="36"/>
-          <w:lang w:val="en-US"/>
-        </w:rPr>
-      </w:pPr>
-      <w:r>
-        <w:rPr>
-          <w:rFonts w:ascii="David" w:eastAsia="Times New Roman" w:hAnsi="David" w:cs="David"/>
-          <w:sz w:val="36"/>
-          <w:szCs w:val="36"/>
-          <w:rtl/>
-          <w:lang w:val="en-US"/>
-        </w:rPr>
-        <w:t>במילים פשוטות, תבנית הפאסייד יוצרת "חזית" או "קירות" שמסתירים את המורכבות של המערכת מאחוריהם, ומספקים למשתמש גישה פשוטה ונוחה לפונקציות השונות מבלי להסתבך בפרטים</w:t>
-      </w:r>
-      <w:r>
-        <w:rPr>
-          <w:rFonts w:ascii="David" w:eastAsia="Times New Roman" w:hAnsi="David" w:cs="David"/>
-          <w:sz w:val="36"/>
-          <w:szCs w:val="36"/>
-          <w:lang w:val="en-US"/>
-        </w:rPr>
-        <w:t>.</w:t>
-      </w:r>
-    </w:p>
-    <w:p>
-      <w:pPr>
-        <w:suppressAutoHyphens w:val="0"/>
-        <w:autoSpaceDN/>
-        <w:bidi/>
-        <w:spacing w:before="100" w:beforeAutospacing="1" w:after="100" w:afterAutospacing="1" w:line="240" w:lineRule="auto"/>
-        <w:rPr>
-          <w:rFonts w:ascii="David" w:eastAsia="Times New Roman" w:hAnsi="David" w:cs="David"/>
-          <w:sz w:val="36"/>
-          <w:szCs w:val="36"/>
-          <w:lang w:val="en-US"/>
-        </w:rPr>
-      </w:pPr>
-      <w:r>
-        <w:rPr>
-          <w:rFonts w:ascii="David" w:eastAsia="Times New Roman" w:hAnsi="David" w:cs="David"/>
-          <w:sz w:val="36"/>
-          <w:szCs w:val="36"/>
-          <w:rtl/>
-          <w:lang w:val="en-US"/>
-        </w:rPr>
-        <w:t>דוגמה לשימוש בתבנית זו היא במערכות עם רכיבים רבים וכוללים (כמו מערכות לניהול נתונים, חיבור לרשתות, או מערכות גראפיות), שבהן יש צורך להסתיר את המורכבות ולספק ממשק פשוט לשימוש עבור המפתחים או המשתמשים</w:t>
-      </w:r>
-      <w:r>
-        <w:rPr>
-          <w:rFonts w:ascii="David" w:eastAsia="Times New Roman" w:hAnsi="David" w:cs="David"/>
-          <w:sz w:val="36"/>
-          <w:szCs w:val="36"/>
-          <w:lang w:val="en-US"/>
-        </w:rPr>
-        <w:t>.</w:t>
-      </w:r>
-    </w:p>
-    <w:p>
-      <w:pPr>
-        <w:suppressAutoHyphens w:val="0"/>
-        <w:autoSpaceDN/>
-        <w:bidi/>
-        <w:spacing w:before="100" w:beforeAutospacing="1" w:after="100" w:afterAutospacing="1" w:line="240" w:lineRule="auto"/>
-        <w:rPr>
-          <w:rFonts w:ascii="David" w:eastAsia="Times New Roman" w:hAnsi="David" w:cs="David"/>
-          <w:sz w:val="36"/>
-          <w:szCs w:val="36"/>
-          <w:rtl/>
-          <w:lang w:val="en-US"/>
-        </w:rPr>
-      </w:pPr>
-      <w:proofErr w:type="spellStart"/>
-      <w:r>
-        <w:rPr>
-          <w:rFonts w:ascii="David" w:eastAsia="Times New Roman" w:hAnsi="David" w:cs="David"/>
-          <w:sz w:val="36"/>
-          <w:szCs w:val="36"/>
-          <w:lang w:val="en-US"/>
-        </w:rPr>
-        <w:t>MapsViewModel</w:t>
-      </w:r>
-      <w:proofErr w:type="spellEnd"/>
-      <w:r>
-        <w:rPr>
-          <w:rFonts w:ascii="David" w:eastAsia="Times New Roman" w:hAnsi="David" w:cs="David" w:hint="cs"/>
-          <w:sz w:val="36"/>
-          <w:szCs w:val="36"/>
-          <w:rtl/>
-          <w:lang w:val="en-US"/>
-        </w:rPr>
-        <w:t xml:space="preserve">-במחלקה זו קיימת למשל השיטה </w:t>
-      </w:r>
-      <w:proofErr w:type="spellStart"/>
-      <w:r>
-        <w:rPr>
-          <w:rFonts w:ascii="David" w:eastAsia="Times New Roman" w:hAnsi="David" w:cs="David"/>
-          <w:sz w:val="36"/>
-          <w:szCs w:val="36"/>
-          <w:lang w:val="en-US"/>
-        </w:rPr>
-        <w:t>DeleteMap</w:t>
-      </w:r>
-      <w:proofErr w:type="spellEnd"/>
-      <w:r>
-        <w:rPr>
-          <w:rFonts w:ascii="David" w:eastAsia="Times New Roman" w:hAnsi="David" w:cs="David" w:hint="cs"/>
-          <w:sz w:val="36"/>
-          <w:szCs w:val="36"/>
-          <w:rtl/>
-          <w:lang w:val="en-US"/>
-        </w:rPr>
-        <w:t xml:space="preserve">,שבעצם מוחקת מסלול מהענן של </w:t>
-      </w:r>
-      <w:r>
-        <w:rPr>
-          <w:rFonts w:ascii="David" w:eastAsia="Times New Roman" w:hAnsi="David" w:cs="David" w:hint="cs"/>
-          <w:sz w:val="36"/>
-          <w:szCs w:val="36"/>
-          <w:lang w:val="en-US"/>
-        </w:rPr>
-        <w:t>REALM</w:t>
-      </w:r>
-      <w:r>
-        <w:rPr>
-          <w:rFonts w:ascii="David" w:eastAsia="Times New Roman" w:hAnsi="David" w:cs="David" w:hint="cs"/>
-          <w:sz w:val="36"/>
-          <w:szCs w:val="36"/>
-          <w:rtl/>
-          <w:lang w:val="en-US"/>
-        </w:rPr>
-        <w:t xml:space="preserve"> על ידי שימוש בשיטה </w:t>
-      </w:r>
-      <w:proofErr w:type="spellStart"/>
-      <w:r>
-        <w:rPr>
-          <w:rFonts w:ascii="David" w:eastAsia="Times New Roman" w:hAnsi="David" w:cs="David"/>
-          <w:sz w:val="36"/>
-          <w:szCs w:val="36"/>
-          <w:lang w:val="en-US"/>
-        </w:rPr>
-        <w:t>DeleteSinglePin</w:t>
-      </w:r>
-      <w:proofErr w:type="spellEnd"/>
-      <w:r>
-        <w:rPr>
-          <w:rFonts w:ascii="David" w:eastAsia="Times New Roman" w:hAnsi="David" w:cs="David" w:hint="cs"/>
-          <w:sz w:val="36"/>
-          <w:szCs w:val="36"/>
-          <w:rtl/>
-          <w:lang w:val="en-US"/>
-        </w:rPr>
-        <w:t xml:space="preserve"> שנעזרת בפקודה של </w:t>
-      </w:r>
-      <w:r>
-        <w:rPr>
-          <w:rFonts w:ascii="David" w:eastAsia="Times New Roman" w:hAnsi="David" w:cs="David"/>
-          <w:sz w:val="36"/>
-          <w:szCs w:val="36"/>
-          <w:lang w:val="en-US"/>
-        </w:rPr>
-        <w:t xml:space="preserve">Remove </w:t>
-      </w:r>
-      <w:r>
-        <w:rPr>
-          <w:rFonts w:ascii="David" w:eastAsia="Times New Roman" w:hAnsi="David" w:cs="David" w:hint="cs"/>
-          <w:sz w:val="36"/>
-          <w:szCs w:val="36"/>
-          <w:rtl/>
-          <w:lang w:val="en-US"/>
-        </w:rPr>
-        <w:t xml:space="preserve"> שהיא חלק מהסיפרייה של </w:t>
-      </w:r>
-      <w:proofErr w:type="spellStart"/>
-      <w:r>
-        <w:rPr>
-          <w:rFonts w:ascii="David" w:eastAsia="Times New Roman" w:hAnsi="David" w:cs="David"/>
-          <w:sz w:val="36"/>
-          <w:szCs w:val="36"/>
-          <w:lang w:val="en-US"/>
-        </w:rPr>
-        <w:t>Realm.Sync</w:t>
-      </w:r>
-      <w:proofErr w:type="spellEnd"/>
-      <w:r>
-        <w:rPr>
-          <w:rFonts w:ascii="David" w:eastAsia="Times New Roman" w:hAnsi="David" w:cs="David" w:hint="cs"/>
-          <w:sz w:val="36"/>
-          <w:szCs w:val="36"/>
-          <w:rtl/>
-          <w:lang w:val="en-US"/>
-        </w:rPr>
-        <w:t>.</w:t>
-      </w:r>
-    </w:p>
-    <w:p>
-      <w:pPr>
-        <w:suppressAutoHyphens w:val="0"/>
-        <w:autoSpaceDN/>
-        <w:bidi/>
-        <w:spacing w:before="100" w:beforeAutospacing="1" w:after="100" w:afterAutospacing="1" w:line="240" w:lineRule="auto"/>
-        <w:rPr>
-          <w:rFonts w:ascii="David" w:eastAsia="Times New Roman" w:hAnsi="David" w:cs="David"/>
-          <w:sz w:val="36"/>
-          <w:szCs w:val="36"/>
-          <w:rtl/>
-          <w:lang w:val="en-US"/>
-        </w:rPr>
-      </w:pPr>
-      <w:proofErr w:type="spellStart"/>
-      <w:r>
-        <w:rPr>
-          <w:rFonts w:ascii="David" w:eastAsia="Times New Roman" w:hAnsi="David" w:cs="David"/>
-          <w:sz w:val="36"/>
-          <w:szCs w:val="36"/>
-          <w:lang w:val="en-US"/>
-        </w:rPr>
-        <w:t>UserRecordViewModel</w:t>
-      </w:r>
-      <w:proofErr w:type="spellEnd"/>
-      <w:r>
-        <w:rPr>
-          <w:rFonts w:ascii="David" w:eastAsia="Times New Roman" w:hAnsi="David" w:cs="David" w:hint="cs"/>
-          <w:sz w:val="36"/>
-          <w:szCs w:val="36"/>
-          <w:rtl/>
-          <w:lang w:val="en-US"/>
-        </w:rPr>
-        <w:t xml:space="preserve">-במחלקה זו קיימת השיטה </w:t>
-      </w:r>
-      <w:proofErr w:type="spellStart"/>
-      <w:r>
-        <w:rPr>
-          <w:rFonts w:ascii="David" w:eastAsia="Times New Roman" w:hAnsi="David" w:cs="David"/>
-          <w:sz w:val="36"/>
-          <w:szCs w:val="36"/>
-          <w:lang w:val="en-US"/>
-        </w:rPr>
-        <w:t>DeleteUserRecord</w:t>
-      </w:r>
-      <w:proofErr w:type="spellEnd"/>
-      <w:r>
-        <w:rPr>
-          <w:rFonts w:ascii="David" w:eastAsia="Times New Roman" w:hAnsi="David" w:cs="David" w:hint="cs"/>
-          <w:sz w:val="36"/>
-          <w:szCs w:val="36"/>
-          <w:rtl/>
-          <w:lang w:val="en-US"/>
-        </w:rPr>
-        <w:t xml:space="preserve"> שמאפשרת למשתמש למחוק את הרשומות שהוא יצר . המחיקה של הרשומה גם כאן מתבצעת בעזרת פקודה של </w:t>
-      </w:r>
-      <w:r>
-        <w:rPr>
-          <w:rFonts w:ascii="David" w:eastAsia="Times New Roman" w:hAnsi="David" w:cs="David"/>
-          <w:sz w:val="36"/>
-          <w:szCs w:val="36"/>
-          <w:lang w:val="en-US"/>
-        </w:rPr>
-        <w:t>Remove</w:t>
-      </w:r>
-      <w:r>
-        <w:rPr>
-          <w:rFonts w:ascii="David" w:eastAsia="Times New Roman" w:hAnsi="David" w:cs="David" w:hint="cs"/>
-          <w:sz w:val="36"/>
-          <w:szCs w:val="36"/>
-          <w:rtl/>
-          <w:lang w:val="en-US"/>
-        </w:rPr>
-        <w:t xml:space="preserve"> שהינה חלק מהספרייה של </w:t>
-      </w:r>
-      <w:proofErr w:type="spellStart"/>
-      <w:r>
-        <w:rPr>
-          <w:rFonts w:ascii="David" w:eastAsia="Times New Roman" w:hAnsi="David" w:cs="David"/>
-          <w:sz w:val="36"/>
-          <w:szCs w:val="36"/>
-          <w:lang w:val="en-US"/>
-        </w:rPr>
-        <w:t>Realm.Sync</w:t>
-      </w:r>
-      <w:proofErr w:type="spellEnd"/>
-      <w:r>
-        <w:rPr>
-          <w:rFonts w:ascii="David" w:eastAsia="Times New Roman" w:hAnsi="David" w:cs="David" w:hint="cs"/>
-          <w:sz w:val="36"/>
-          <w:szCs w:val="36"/>
-          <w:rtl/>
-          <w:lang w:val="en-US"/>
-        </w:rPr>
-        <w:t xml:space="preserve"> .</w:t>
-      </w:r>
-    </w:p>
-    <w:p>
-      <w:pPr>
-        <w:pStyle w:val="ListParagraph"/>
-        <w:bidi/>
-        <w:rPr>
-          <w:rFonts w:ascii="David" w:hAnsi="David" w:cs="David"/>
-          <w:b/>
-          <w:bCs/>
-          <w:sz w:val="36"/>
-          <w:szCs w:val="36"/>
-          <w:u w:val="single"/>
+    </w:p>
+    <w:p>
+      <w:pPr>
+        <w:rPr>
           <w:rtl/>
           <w:lang w:val="en-US"/>
         </w:rPr>
@@ -33856,7 +36072,7 @@
     <mc:AlternateContent>
       <mc:Choice Requires="v">
         <w:pict>
-          <v:shapetype w14:anchorId="159383FE" id="_x0000_t75" coordsize="21600,21600" o:spt="75" o:preferrelative="t" path="m@4@5l@4@11@9@11@9@5xe" filled="f" stroked="f">
+          <v:shapetype w14:anchorId="17FC2582" id="_x0000_t75" coordsize="21600,21600" o:spt="75" o:preferrelative="t" path="m@4@5l@4@11@9@11@9@5xe" filled="f" stroked="f">
             <v:stroke joinstyle="miter"/>
             <v:formulas>
               <v:f eqn="if lineDrawn pixelLineWidth 0"/>
@@ -33875,17 +36091,17 @@
             <v:path o:extrusionok="f" gradientshapeok="t" o:connecttype="rect"/>
             <o:lock v:ext="edit" aspectratio="t"/>
           </v:shapetype>
-          <v:shape id="Picture 1343831008" o:spid="_x0000_i1025" type="#_x0000_t75" alt="A black and white stopwatch&#10;&#10;Description automatically generated" style="width:49.9pt;height:57.75pt;visibility:visible;mso-wrap-style:square">
+          <v:shape id="Picture 264843519" o:spid="_x0000_i1025" type="#_x0000_t75" alt="A black and white stopwatch&#10;&#10;Description automatically generated" style="width:50.25pt;height:57.75pt;visibility:visible;mso-wrap-style:square">
             <v:imagedata r:id="rId1" o:title="A black and white stopwatch&#10;&#10;Description automatically generated"/>
           </v:shape>
         </w:pict>
       </mc:Choice>
       <mc:Fallback>
         <w:drawing>
-          <wp:inline distT="0" distB="0" distL="0" distR="0" wp14:anchorId="49C81A51">
-            <wp:extent cx="633730" cy="733425"/>
+          <wp:inline distT="0" distB="0" distL="0" distR="0" wp14:anchorId="0B0FF360" wp14:editId="0B0FF361">
+            <wp:extent cx="638175" cy="733425"/>
             <wp:effectExtent l="0" t="0" r="0" b="0"/>
-            <wp:docPr id="1343831008" name="Picture 1343831008" descr="A black and white stopwatch&#10;&#10;Description automatically generated"/>
+            <wp:docPr id="264843519" name="Picture 264843519" descr="A black and white stopwatch&#10;&#10;Description automatically generated"/>
             <wp:cNvGraphicFramePr>
               <a:graphicFrameLocks xmlns:a="http://schemas.openxmlformats.org/drawingml/2006/main" noChangeAspect="1"/>
             </wp:cNvGraphicFramePr>
@@ -33914,7 +36130,7 @@
                   <pic:spPr bwMode="auto">
                     <a:xfrm>
                       <a:off x="0" y="0"/>
-                      <a:ext cx="633730" cy="733425"/>
+                      <a:ext cx="638175" cy="733425"/>
                     </a:xfrm>
                     <a:prstGeom prst="rect">
                       <a:avLst/>
@@ -38755,133 +40971,133 @@
       </w:pPr>
     </w:lvl>
   </w:abstractNum>
-  <w:num w:numId="1" w16cid:durableId="748887330">
+  <w:num w:numId="1" w16cid:durableId="289409351">
     <w:abstractNumId w:val="21"/>
   </w:num>
-  <w:num w:numId="2" w16cid:durableId="1588540571">
+  <w:num w:numId="2" w16cid:durableId="697773879">
     <w:abstractNumId w:val="8"/>
   </w:num>
-  <w:num w:numId="3" w16cid:durableId="598610951">
+  <w:num w:numId="3" w16cid:durableId="1068110085">
     <w:abstractNumId w:val="38"/>
   </w:num>
-  <w:num w:numId="4" w16cid:durableId="2025088147">
+  <w:num w:numId="4" w16cid:durableId="2047559233">
     <w:abstractNumId w:val="31"/>
   </w:num>
-  <w:num w:numId="5" w16cid:durableId="1267075345">
+  <w:num w:numId="5" w16cid:durableId="992952670">
     <w:abstractNumId w:val="9"/>
   </w:num>
-  <w:num w:numId="6" w16cid:durableId="991525529">
+  <w:num w:numId="6" w16cid:durableId="945162345">
     <w:abstractNumId w:val="7"/>
   </w:num>
-  <w:num w:numId="7" w16cid:durableId="43795204">
+  <w:num w:numId="7" w16cid:durableId="2015985137">
     <w:abstractNumId w:val="2"/>
   </w:num>
-  <w:num w:numId="8" w16cid:durableId="1140685992">
+  <w:num w:numId="8" w16cid:durableId="281306476">
     <w:abstractNumId w:val="20"/>
   </w:num>
-  <w:num w:numId="9" w16cid:durableId="1628049417">
+  <w:num w:numId="9" w16cid:durableId="1864435860">
     <w:abstractNumId w:val="41"/>
   </w:num>
-  <w:num w:numId="10" w16cid:durableId="682166983">
+  <w:num w:numId="10" w16cid:durableId="1807620815">
     <w:abstractNumId w:val="40"/>
   </w:num>
-  <w:num w:numId="11" w16cid:durableId="860975089">
+  <w:num w:numId="11" w16cid:durableId="1205757420">
     <w:abstractNumId w:val="18"/>
   </w:num>
-  <w:num w:numId="12" w16cid:durableId="793182581">
+  <w:num w:numId="12" w16cid:durableId="442457958">
     <w:abstractNumId w:val="15"/>
   </w:num>
-  <w:num w:numId="13" w16cid:durableId="592786370">
+  <w:num w:numId="13" w16cid:durableId="2114207297">
     <w:abstractNumId w:val="5"/>
   </w:num>
-  <w:num w:numId="14" w16cid:durableId="1896115949">
+  <w:num w:numId="14" w16cid:durableId="2054889986">
     <w:abstractNumId w:val="28"/>
   </w:num>
-  <w:num w:numId="15" w16cid:durableId="1108814191">
+  <w:num w:numId="15" w16cid:durableId="2027515084">
     <w:abstractNumId w:val="34"/>
   </w:num>
-  <w:num w:numId="16" w16cid:durableId="554393415">
+  <w:num w:numId="16" w16cid:durableId="860389062">
     <w:abstractNumId w:val="1"/>
   </w:num>
-  <w:num w:numId="17" w16cid:durableId="1728454851">
+  <w:num w:numId="17" w16cid:durableId="42214787">
     <w:abstractNumId w:val="16"/>
   </w:num>
-  <w:num w:numId="18" w16cid:durableId="1832135422">
+  <w:num w:numId="18" w16cid:durableId="691149836">
     <w:abstractNumId w:val="33"/>
   </w:num>
-  <w:num w:numId="19" w16cid:durableId="295570804">
+  <w:num w:numId="19" w16cid:durableId="742407341">
     <w:abstractNumId w:val="0"/>
   </w:num>
-  <w:num w:numId="20" w16cid:durableId="1430391704">
+  <w:num w:numId="20" w16cid:durableId="1729263439">
     <w:abstractNumId w:val="37"/>
   </w:num>
-  <w:num w:numId="21" w16cid:durableId="2061123401">
+  <w:num w:numId="21" w16cid:durableId="796215026">
     <w:abstractNumId w:val="30"/>
   </w:num>
-  <w:num w:numId="22" w16cid:durableId="67196375">
+  <w:num w:numId="22" w16cid:durableId="798035846">
     <w:abstractNumId w:val="17"/>
   </w:num>
-  <w:num w:numId="23" w16cid:durableId="105317012">
+  <w:num w:numId="23" w16cid:durableId="464007954">
     <w:abstractNumId w:val="19"/>
   </w:num>
-  <w:num w:numId="24" w16cid:durableId="272326156">
+  <w:num w:numId="24" w16cid:durableId="940526025">
     <w:abstractNumId w:val="27"/>
   </w:num>
-  <w:num w:numId="25" w16cid:durableId="1029530410">
+  <w:num w:numId="25" w16cid:durableId="248275373">
     <w:abstractNumId w:val="14"/>
   </w:num>
-  <w:num w:numId="26" w16cid:durableId="99764283">
+  <w:num w:numId="26" w16cid:durableId="1339044235">
     <w:abstractNumId w:val="25"/>
   </w:num>
-  <w:num w:numId="27" w16cid:durableId="1830173739">
+  <w:num w:numId="27" w16cid:durableId="1541822565">
     <w:abstractNumId w:val="13"/>
   </w:num>
-  <w:num w:numId="28" w16cid:durableId="339628026">
+  <w:num w:numId="28" w16cid:durableId="1120683233">
     <w:abstractNumId w:val="29"/>
   </w:num>
-  <w:num w:numId="29" w16cid:durableId="589239179">
+  <w:num w:numId="29" w16cid:durableId="1751846196">
     <w:abstractNumId w:val="10"/>
   </w:num>
-  <w:num w:numId="30" w16cid:durableId="726608888">
+  <w:num w:numId="30" w16cid:durableId="1884439562">
     <w:abstractNumId w:val="36"/>
   </w:num>
-  <w:num w:numId="31" w16cid:durableId="1147480242">
+  <w:num w:numId="31" w16cid:durableId="592786517">
     <w:abstractNumId w:val="26"/>
   </w:num>
-  <w:num w:numId="32" w16cid:durableId="617376047">
+  <w:num w:numId="32" w16cid:durableId="431517110">
     <w:abstractNumId w:val="35"/>
   </w:num>
-  <w:num w:numId="33" w16cid:durableId="794375848">
+  <w:num w:numId="33" w16cid:durableId="728529402">
     <w:abstractNumId w:val="22"/>
   </w:num>
-  <w:num w:numId="34" w16cid:durableId="822501239">
+  <w:num w:numId="34" w16cid:durableId="431051486">
     <w:abstractNumId w:val="11"/>
   </w:num>
-  <w:num w:numId="35" w16cid:durableId="748619891">
+  <w:num w:numId="35" w16cid:durableId="1469740067">
     <w:abstractNumId w:val="23"/>
   </w:num>
-  <w:num w:numId="36" w16cid:durableId="1044139094">
+  <w:num w:numId="36" w16cid:durableId="820923128">
     <w:abstractNumId w:val="32"/>
   </w:num>
-  <w:num w:numId="37" w16cid:durableId="689798206">
+  <w:num w:numId="37" w16cid:durableId="1135027738">
     <w:abstractNumId w:val="4"/>
   </w:num>
-  <w:num w:numId="38" w16cid:durableId="1726028606">
+  <w:num w:numId="38" w16cid:durableId="1236432573">
     <w:abstractNumId w:val="6"/>
   </w:num>
-  <w:num w:numId="39" w16cid:durableId="1157648657">
+  <w:num w:numId="39" w16cid:durableId="2134783518">
     <w:abstractNumId w:val="12"/>
   </w:num>
-  <w:num w:numId="40" w16cid:durableId="451443986">
+  <w:num w:numId="40" w16cid:durableId="1636327380">
     <w:abstractNumId w:val="3"/>
   </w:num>
-  <w:num w:numId="41" w16cid:durableId="1653437817">
+  <w:num w:numId="41" w16cid:durableId="1136223164">
     <w:abstractNumId w:val="39"/>
   </w:num>
-  <w:num w:numId="42" w16cid:durableId="1485856565">
+  <w:num w:numId="42" w16cid:durableId="294795761">
     <w:abstractNumId w:val="24"/>
   </w:num>
-  <w:num w:numId="43" w16cid:durableId="531957854">
+  <w:num w:numId="43" w16cid:durableId="48191464">
     <w:abstractNumId w:val="42"/>
   </w:num>
   <w:numIdMacAtCleanup w:val="39"/>
@@ -39935,6 +42151,222 @@
 </w:styles>
 </file>
 
+<file path=word/ink/ink1.xml><?xml version="1.0" encoding="utf-8"?>
+<inkml:ink xmlns:inkml="http://www.w3.org/2003/InkML">
+  <inkml:definitions>
+    <inkml:context xml:id="ctx0">
+      <inkml:inkSource xml:id="inkSrc0">
+        <inkml:traceFormat>
+          <inkml:channel name="X" type="integer" min="-2.14748E9" max="2.14748E9" units="cm"/>
+          <inkml:channel name="Y" type="integer" min="-2.14748E9" max="2.14748E9" units="cm"/>
+          <inkml:channel name="F" type="integer" max="32767" units="dev"/>
+        </inkml:traceFormat>
+        <inkml:channelProperties>
+          <inkml:channelProperty channel="X" name="resolution" value="1000" units="1/cm"/>
+          <inkml:channelProperty channel="Y" name="resolution" value="1000" units="1/cm"/>
+          <inkml:channelProperty channel="F" name="resolution" value="0" units="1/dev"/>
+        </inkml:channelProperties>
+      </inkml:inkSource>
+      <inkml:timestamp xml:id="ts0" timeString="2025-02-13T19:09:00.595"/>
+    </inkml:context>
+    <inkml:brush xml:id="br0">
+      <inkml:brushProperty name="width" value="0.05" units="cm"/>
+      <inkml:brushProperty name="height" value="0.05" units="cm"/>
+      <inkml:brushProperty name="color" value="#FFFFFF"/>
+    </inkml:brush>
+  </inkml:definitions>
+  <inkml:trace contextRef="#ctx0" brushRef="#br0">0 9 24575,'1'-1'0,"-1"1"0,0 0 0,0-1 0,1 1 0,-1 0 0,0-1 0,0 1 0,1 0 0,-1 0 0,0-1 0,1 1 0,-1 0 0,1 0 0,-1 0 0,0-1 0,1 1 0,-1 0 0,0 0 0,1 0 0,-1 0 0,1 0 0,-1 0 0,0 0 0,1 0 0,14-2 0,-13 2 0,35-1 0,57 5 0,-6 0 0,-72-3 0,1 1 0,24 5 0,-24-3 0,35 2 0,67-6 0,33 1 0,-28 8-1365,-71-4-5461</inkml:trace>
+  <inkml:trace contextRef="#ctx0" brushRef="#br0" timeOffset="1633.82">54 247 24575,'290'0'0,"-262"-1"0,39-7 0,-39 4 0,37-1 0,83 5-1365,-129 0-5461</inkml:trace>
+  <inkml:trace contextRef="#ctx0" brushRef="#br0" timeOffset="3107.71">45 371 24575,'0'0'0,"0"0"0,0 0 0,-1 0 0,1 1 0,0-1 0,0 0 0,0 0 0,-1 0 0,1 1 0,0-1 0,0 0 0,0 0 0,0 1 0,0-1 0,0 0 0,0 0 0,-1 1 0,1-1 0,0 0 0,0 0 0,0 1 0,0-1 0,0 0 0,0 0 0,0 1 0,0-1 0,0 0 0,0 0 0,1 1 0,-1-1 0,0 0 0,0 0 0,0 1 0,0-1 0,0 0 0,0 0 0,1 1 0,-1-1 0,0 0 0,0 0 0,0 0 0,0 1 0,1-1 0,-1 0 0,0 0 0,0 0 0,1 0 0,-1 0 0,0 0 0,0 1 0,0-1 0,1 0 0,-1 0 0,0 0 0,1 0 0,-1 0 0,0 0 0,0 0 0,1 0 0,-1 0 0,0 0 0,0 0 0,1 0 0,19 2 0,-2-3 0,163-2 0,-146 4 0,1 2 0,0 2 0,35 9 0,63 9 0,-67-8-1365,-51-11-5461</inkml:trace>
+</inkml:ink>
+</file>
+
+<file path=word/ink/ink2.xml><?xml version="1.0" encoding="utf-8"?>
+<inkml:ink xmlns:inkml="http://www.w3.org/2003/InkML">
+  <inkml:definitions>
+    <inkml:context xml:id="ctx0">
+      <inkml:inkSource xml:id="inkSrc0">
+        <inkml:traceFormat>
+          <inkml:channel name="X" type="integer" min="-2.14748E9" max="2.14748E9" units="cm"/>
+          <inkml:channel name="Y" type="integer" min="-2.14748E9" max="2.14748E9" units="cm"/>
+          <inkml:channel name="F" type="integer" max="32767" units="dev"/>
+        </inkml:traceFormat>
+        <inkml:channelProperties>
+          <inkml:channelProperty channel="X" name="resolution" value="1000" units="1/cm"/>
+          <inkml:channelProperty channel="Y" name="resolution" value="1000" units="1/cm"/>
+          <inkml:channelProperty channel="F" name="resolution" value="0" units="1/dev"/>
+        </inkml:channelProperties>
+      </inkml:inkSource>
+      <inkml:timestamp xml:id="ts0" timeString="2025-02-13T19:08:54.133"/>
+    </inkml:context>
+    <inkml:brush xml:id="br0">
+      <inkml:brushProperty name="width" value="0.35" units="cm"/>
+      <inkml:brushProperty name="height" value="0.35" units="cm"/>
+      <inkml:brushProperty name="color" value="#FFFFFF"/>
+    </inkml:brush>
+  </inkml:definitions>
+  <inkml:trace contextRef="#ctx0" brushRef="#br0">1 1 24575,'0'0'0,"0"1"0,1-1 0,-1 0 0,0 1 0,1-1 0,-1 0 0,1 1 0,-1-1 0,0 0 0,1 1 0,-1-1 0,1 0 0,-1 0 0,1 0 0,-1 1 0,1-1 0,-1 0 0,1 0 0,-1 0 0,1 0 0,-1 0 0,1 0 0,0 0 0,16 1 0,-14 0 0,318 2 0,-178-5 0,158 2 0,-286 1 8,0 1 0,-1 0-1,23 6 1,-3 0-1404</inkml:trace>
+</inkml:ink>
+</file>
+
+<file path=word/ink/ink3.xml><?xml version="1.0" encoding="utf-8"?>
+<inkml:ink xmlns:inkml="http://www.w3.org/2003/InkML">
+  <inkml:definitions>
+    <inkml:context xml:id="ctx0">
+      <inkml:inkSource xml:id="inkSrc0">
+        <inkml:traceFormat>
+          <inkml:channel name="X" type="integer" min="-2.14748E9" max="2.14748E9" units="cm"/>
+          <inkml:channel name="Y" type="integer" min="-2.14748E9" max="2.14748E9" units="cm"/>
+          <inkml:channel name="F" type="integer" max="32767" units="dev"/>
+        </inkml:traceFormat>
+        <inkml:channelProperties>
+          <inkml:channelProperty channel="X" name="resolution" value="1000" units="1/cm"/>
+          <inkml:channelProperty channel="Y" name="resolution" value="1000" units="1/cm"/>
+          <inkml:channelProperty channel="F" name="resolution" value="0" units="1/dev"/>
+        </inkml:channelProperties>
+      </inkml:inkSource>
+      <inkml:timestamp xml:id="ts0" timeString="2025-02-13T19:08:52.646"/>
+    </inkml:context>
+    <inkml:brush xml:id="br0">
+      <inkml:brushProperty name="width" value="0.35" units="cm"/>
+      <inkml:brushProperty name="height" value="0.35" units="cm"/>
+      <inkml:brushProperty name="color" value="#FFFFFF"/>
+    </inkml:brush>
+  </inkml:definitions>
+  <inkml:trace contextRef="#ctx0" brushRef="#br0">0 0 24575,'387'0'0,"-362"2"0,-1 0 0,1 2 0,47 12 0,-22-3 0,-26-8 0,-14-3 0,1 0 0,-1 0 0,0 1 0,15 7 0,-2 0 0,-1-2 0,2 0 0,36 7 0,-4-2 0,113 39 110,-69-20-1585</inkml:trace>
+</inkml:ink>
+</file>
+
+<file path=word/ink/ink4.xml><?xml version="1.0" encoding="utf-8"?>
+<inkml:ink xmlns:inkml="http://www.w3.org/2003/InkML">
+  <inkml:definitions>
+    <inkml:context xml:id="ctx0">
+      <inkml:inkSource xml:id="inkSrc0">
+        <inkml:traceFormat>
+          <inkml:channel name="X" type="integer" min="-2.14748E9" max="2.14748E9" units="cm"/>
+          <inkml:channel name="Y" type="integer" min="-2.14748E9" max="2.14748E9" units="cm"/>
+          <inkml:channel name="F" type="integer" max="32767" units="dev"/>
+        </inkml:traceFormat>
+        <inkml:channelProperties>
+          <inkml:channelProperty channel="X" name="resolution" value="1000" units="1/cm"/>
+          <inkml:channelProperty channel="Y" name="resolution" value="1000" units="1/cm"/>
+          <inkml:channelProperty channel="F" name="resolution" value="0" units="1/dev"/>
+        </inkml:channelProperties>
+      </inkml:inkSource>
+      <inkml:timestamp xml:id="ts0" timeString="2025-02-13T19:08:51.267"/>
+    </inkml:context>
+    <inkml:brush xml:id="br0">
+      <inkml:brushProperty name="width" value="0.35" units="cm"/>
+      <inkml:brushProperty name="height" value="0.35" units="cm"/>
+      <inkml:brushProperty name="color" value="#FFFFFF"/>
+    </inkml:brush>
+  </inkml:definitions>
+  <inkml:trace contextRef="#ctx0" brushRef="#br0">0 19 24575,'98'1'0,"107"-2"0,-121-8 0,11 0 0,-57 9 0,1 2 0,47 8 0,245 43-1365,-276-45-5461</inkml:trace>
+</inkml:ink>
+</file>
+
+<file path=word/ink/ink5.xml><?xml version="1.0" encoding="utf-8"?>
+<inkml:ink xmlns:inkml="http://www.w3.org/2003/InkML">
+  <inkml:definitions>
+    <inkml:context xml:id="ctx0">
+      <inkml:inkSource xml:id="inkSrc0">
+        <inkml:traceFormat>
+          <inkml:channel name="X" type="integer" min="-2.14748E9" max="2.14748E9" units="cm"/>
+          <inkml:channel name="Y" type="integer" min="-2.14748E9" max="2.14748E9" units="cm"/>
+          <inkml:channel name="F" type="integer" max="32767" units="dev"/>
+        </inkml:traceFormat>
+        <inkml:channelProperties>
+          <inkml:channelProperty channel="X" name="resolution" value="1000" units="1/cm"/>
+          <inkml:channelProperty channel="Y" name="resolution" value="1000" units="1/cm"/>
+          <inkml:channelProperty channel="F" name="resolution" value="0" units="1/dev"/>
+        </inkml:channelProperties>
+      </inkml:inkSource>
+      <inkml:timestamp xml:id="ts0" timeString="2025-02-14T16:11:39.134"/>
+    </inkml:context>
+    <inkml:brush xml:id="br0">
+      <inkml:brushProperty name="width" value="0.05" units="cm"/>
+      <inkml:brushProperty name="height" value="0.05" units="cm"/>
+      <inkml:brushProperty name="color" value="#FFFFFF"/>
+    </inkml:brush>
+  </inkml:definitions>
+  <inkml:trace contextRef="#ctx0" brushRef="#br0">1025 344 24575,'1'2'0,"0"0"0,0-1 0,0 1 0,0 0 0,1-1 0,-1 1 0,0-1 0,1 1 0,-1-1 0,1 1 0,-1-1 0,1 0 0,0 0 0,1 1 0,4 3 0,44 34 0,17 15 0,114 127 0,-11 12 0,-59-65 0,-27-31 0,72 107 0,20 58 0,-171-253 0,8 11 0,18 22 0,-27-36 0,0-1 0,0 1 0,1-1 0,0-1 0,0 1 0,0-1 0,1 0 0,7 4 0,1-2 0,-1 2 0,0 0 0,0 1 0,-1 0 0,0 1 0,-1 1 0,0 0 0,-1 0 0,0 1 0,0 1 0,-2 0 0,1 0 0,8 18 0,-3-4-1365,-3-5-5461</inkml:trace>
+  <inkml:trace contextRef="#ctx0" brushRef="#br0" timeOffset="948.67">2 714 24575,'0'1'0,"-1"-1"0,1 1 0,0-1 0,0 1 0,0-1 0,0 1 0,0-1 0,-1 1 0,1-1 0,0 1 0,0-1 0,0 1 0,1-1 0,-1 1 0,0-1 0,0 1 0,0-1 0,0 1 0,0-1 0,1 1 0,-1-1 0,0 1 0,0-1 0,1 1 0,-1-1 0,14 29 0,1 0 0,22 29 0,-19-30 0,83 126 0,55 90 0,3 7-436,-11-17 263,-14 7 193,-106-183-11,13 25 35,75 116 1,-109-188-220,1-1 1,1 0-1,0 0 0,14 12 0,-14-16-6651</inkml:trace>
+  <inkml:trace contextRef="#ctx0" brushRef="#br0" timeOffset="1755.84">1078 1076 24575,'2'1'0,"-1"-1"0,1 1 0,-1 0 0,0 0 0,1-1 0,-1 1 0,0 0 0,0 0 0,1 0 0,-1 1 0,0-1 0,0 0 0,0 0 0,1 2 0,3 3 0,151 187 0,-13 14 0,-76-106 0,431 720-968,-381-599-236,-81-147-4815</inkml:trace>
+  <inkml:trace contextRef="#ctx0" brushRef="#br0" timeOffset="2779.63">417 1553 24575,'7'0'0,"-1"0"0,1 0 0,0 1 0,0-1 0,-1 2 0,1-1 0,0 1 0,-1 0 0,0 0 0,1 1 0,8 4 0,17 12 0,-1 2 0,54 47 0,49 61 0,-54-43 0,-4 3 0,-3 4 0,-5 2 0,-3 3 0,-6 4 0,67 150 0,-66-105 22,47 103-1409,-79-194-5439</inkml:trace>
+  <inkml:trace contextRef="#ctx0" brushRef="#br0" timeOffset="3943.45">1042 1050 24575,'5'9'0,"11"26"0,11 20 0,10 21 0,8 17 0,1 13 0,6 6 0,0 3 0,-4-3 0,-4-9 0,-11-13 0,-10-13 0,-8-18 0,-6-19-8191</inkml:trace>
+  <inkml:trace contextRef="#ctx0" brushRef="#br0" timeOffset="4595.72">2243 150 24575,'9'3'0,"10"8"0,14 21 0,14 23 0,10 19 0,11 21 0,11 15 0,-6 10 0,-6 6-759,-6 3 759,-5-7 0,-9-16 0,-12-22 0,-11-19 0,-7-19 0,-6-18-7432</inkml:trace>
+  <inkml:trace contextRef="#ctx0" brushRef="#br0" timeOffset="5280.21">2639 398 24575,'4'1'0,"-1"0"0,0 1 0,0-1 0,0 1 0,0 0 0,0 0 0,0 0 0,-1 0 0,1 1 0,-1-1 0,1 1 0,2 4 0,-1-3 0,203 269 0,-137-173 0,193 287 0,-132-190 0,1 3-1365,-108-165-5461</inkml:trace>
+  <inkml:trace contextRef="#ctx0" brushRef="#br0" timeOffset="6977.02">3247 98 24575,'1'0'0,"0"0"0,-1 0 0,1 1 0,0-1 0,-1 0 0,1 1 0,0-1 0,-1 0 0,1 1 0,0-1 0,-1 1 0,1-1 0,-1 1 0,1-1 0,-1 1 0,1 0 0,-1-1 0,1 1 0,-1 0 0,15 18 0,-2 0 0,0 1 0,13 29 0,4 8 0,90 120 0,15-7 0,-71-90 0,-39-49-3,306 394-454,-30 18 44,-29 2 407,-218-349 290,-29-48 14,44 60-1,26 39-297,-87-133 0,-2-5 0,0-1 0,0 0 0,1-1 0,0 0 0,0 0 0,1 0 0,0-1 0,0 0 0,0-1 0,1 0 0,14 6 0,8 2 0,0-1 0,34 7 0,-33-11 0,0-2 0,49 3 0,66-5 0,-109-3 0,646-1 0,-302-2 0,-99-11 0,-209 5 0,129-34 0,-161 29 0,0-3 0,0-1 0,76-44 0,105-86 0,-222 146 0,9-6 0,86-63 0,-77 54 0,0 0 0,28-33 0,-30 24-1365,-5 4-5461</inkml:trace>
+  <inkml:trace contextRef="#ctx0" brushRef="#br0" timeOffset="8470.91">2771 2258 24575,'61'29'0,"1"-10"0,107 18 0,-133-31 0,112 19 0,90 19 0,-138-18-67,375 76-680,70-64 747,4-40 0,-363-1 0,-66 3 0,140-6 0,-178-4 287,93-25 1,-31 5-49,-43 12-239,252-49 0,50-1 0,-373 64 0,24-6 0,1-3 0,-2-1 0,0-4 0,0-1 0,-2-3 0,-1-1 0,71-46 0,-28 8 0,142-119 0,-146 109 120,-75 62-417,1 0 0,0 0 0,1 1 0,23-8 0,-19 10-6529</inkml:trace>
+  <inkml:trace contextRef="#ctx0" brushRef="#br0" timeOffset="9759.01">4217 1076 24575,'227'285'0,"-187"-244"0,1-1 0,2-3 0,1-1 0,69 41 0,120 43-15,11-21-753,-98-49 683,242 51 0,162-23 99,18-69 20,-445-10 88,-55 0 139,0-3 0,89-16 0,129-55-261,-62 13 0,156-18 0,-271 58 0,134-40 0,-194 45 0,0-3 0,80-44 0,-80 37-49,-11 6-609,42-30 0,-65 39-6168</inkml:trace>
+  <inkml:trace contextRef="#ctx0" brushRef="#br0" timeOffset="11555.62">2939 248 24575,'1'3'0,"-1"0"0,1 0 0,0 1 0,0-1 0,0 0 0,0 0 0,0 0 0,0 0 0,3 3 0,4 10 0,2 8-2,2 0 0,0-1 0,2 0 0,0-1 0,25 30 0,-15-27 10,0 0-1,1-1 1,46 32 0,-9-16-66,1-3 0,3-2 0,91 34 0,171 54-1425,482 113-1,-648-199 1127,1-6 0,183 10 1,431-37 319,-374-32-161,-321 17 203,0-4 0,145-46 1,-118 19 870,-1-4 1,133-79 0,-211 107-313,33-18 665,-59 34-1306,0 0-1,0 0 0,0-1 1,0 0-1,0 1 1,-1-1-1,1-1 0,-1 1 1,0 0-1,0-1 1,0 0-1,-1 0 0,1 1 1,-1-1-1,0-1 1,3-6-1,-1-3-6748</inkml:trace>
+  <inkml:trace contextRef="#ctx0" brushRef="#br0" timeOffset="24677.02">4040 468 24575,'0'0'0,"0"0"0,0 0 0,0 0 0,-1 0 0,1-1 0,0 1 0,0 0 0,-1 0 0,1-1 0,0 1 0,0 0 0,0 0 0,0-1 0,0 1 0,-1 0 0,1-1 0,0 1 0,0 0 0,0 0 0,0-1 0,0 1 0,0 0 0,0-1 0,0 1 0,0 0 0,0-1 0,0 1 0,0 0 0,0-1 0,1 1 0,-1 0 0,0-1 0,10-5 0,-6 6 0,0-1 0,-1 0 0,1 1 0,8 0 0,78 16 0,-39-5 0,31 5 0,86 30 0,-142-39 0,0-1 0,0-1 0,39 3 0,82-4 0,-101-5 0,1 2 0,-1 3 0,63 11 0,-84-9 0,5 2 0,0-2 0,40 4 0,52 4 0,-36-2 0,-5-1 0,54 4 0,267-13 0,-201-4 0,-150 1 0,-17 0 0,1 2 0,53 6 0,1 7 0,116 2 0,93-15 0,-141-3 0,-92-1 0,-57 2 0,0 0 0,0 0 0,0-1 0,-1-1 0,1 1 0,7-5 0,-7 2-1365</inkml:trace>
+  <inkml:trace contextRef="#ctx0" brushRef="#br0" timeOffset="26351.97">5884 626 24575,'-20'0'0,"-60"3"0,69-2 0,1 0 0,-1 2 0,1-1 0,0 1 0,-15 7 0,-26 15 0,24-11 0,-38 14 0,-56 24 0,85-35 0,-1-1 0,-48 13 0,59-21 0,-47 22 0,6-3 0,-119 36-1365,168-57-5461</inkml:trace>
+  <inkml:trace contextRef="#ctx0" brushRef="#br0" timeOffset="28092.42">2965 2850 24575,'0'0'-8191</inkml:trace>
+  <inkml:trace contextRef="#ctx0" brushRef="#br0" timeOffset="28986.89">3080 2850 24575,'-2'0'0,"-1"-1"0,0 1 0,1-1 0,-1 0 0,1 1 0,-4-3 0,-10-2 0,-62-4 0,21 3 0,41 5 0,1-2 0,-1 0 0,1-1 0,0 0 0,-28-12 0,27 9 0,-1 1 0,1 1 0,-1 0 0,-22-3 0,0 0 0,4 2-29,22 4-239,1 0 1,0-1 0,0-1 0,-16-6 0,16 4-6559</inkml:trace>
+  <inkml:trace contextRef="#ctx0" brushRef="#br0" timeOffset="30407.02">1430 2276 24575,'-34'-6'0,"24"4"0,0 1 0,0-2 0,1 1 0,-1-1 0,-8-5 0,-10-7 0,-32-24 0,-24-14 0,9 16 0,-2 4 0,-1 2 0,-100-24 0,154 50 0,0 0 0,1 2 0,-1 0 0,-1 2 0,1 1 0,-30 3 0,-75 0-113,91-3-1139,5 0-5574</inkml:trace>
+  <inkml:trace contextRef="#ctx0" brushRef="#br0" timeOffset="33344.54">1325 2964 24575,'-5'0'0,"0"-1"0,0 0 0,1 0 0,-1-1 0,-9-3 0,-33-17 0,19 9 0,-208-106 0,187 93 0,24 14 0,0-1 0,2-1 0,-1-1 0,-24-22 0,12 4 0,1-2 0,-34-45 0,55 61 44,2-1 0,-12-27 0,-11-16-1541,27 51-5329</inkml:trace>
+  <inkml:trace contextRef="#ctx0" brushRef="#br0" timeOffset="35641.89">5072 742 24575,'-19'12'0,"-38"19"0,26-16 0,-30 15 0,-43 25 0,42-21 0,-1-2 0,-1-3 0,-85 26 0,121-45-54,9-4-602,-31 8 1,32-11-6171</inkml:trace>
+  <inkml:trace contextRef="#ctx0" brushRef="#br0" timeOffset="36649.32">6617 0 24575,'-12'0'0,"-20"5"0,-19 5 0,-26 5 0,-16 5 0,-18 5 0,-2 2 0,-10-1 0,2-1 0,5-6 0,6 0 0,17-3 0,22-4 0,18-4 0,12-2 0,13-3-8191</inkml:trace>
+</inkml:ink>
+</file>
+
+<file path=word/ink/ink6.xml><?xml version="1.0" encoding="utf-8"?>
+<inkml:ink xmlns:inkml="http://www.w3.org/2003/InkML">
+  <inkml:definitions>
+    <inkml:context xml:id="ctx0">
+      <inkml:inkSource xml:id="inkSrc0">
+        <inkml:traceFormat>
+          <inkml:channel name="X" type="integer" min="-2.14748E9" max="2.14748E9" units="cm"/>
+          <inkml:channel name="Y" type="integer" min="-2.14748E9" max="2.14748E9" units="cm"/>
+          <inkml:channel name="F" type="integer" max="32767" units="dev"/>
+        </inkml:traceFormat>
+        <inkml:channelProperties>
+          <inkml:channelProperty channel="X" name="resolution" value="1000" units="1/cm"/>
+          <inkml:channelProperty channel="Y" name="resolution" value="1000" units="1/cm"/>
+          <inkml:channelProperty channel="F" name="resolution" value="0" units="1/dev"/>
+        </inkml:channelProperties>
+      </inkml:inkSource>
+      <inkml:timestamp xml:id="ts0" timeString="2025-02-14T16:11:54.884"/>
+    </inkml:context>
+    <inkml:brush xml:id="br0">
+      <inkml:brushProperty name="width" value="0.05" units="cm"/>
+      <inkml:brushProperty name="height" value="0.05" units="cm"/>
+      <inkml:brushProperty name="color" value="#FFFFFF"/>
+    </inkml:brush>
+  </inkml:definitions>
+  <inkml:trace contextRef="#ctx0" brushRef="#br0">1 1 24575,'4'0'0,"0"1"0,1-1 0,-1 1 0,0 0 0,0 1 0,0-1 0,0 1 0,0-1 0,4 4 0,13 4 0,431 158 10,-324-127-72,215 39 0,282 12-1291,-434-65 902,514 36 386,-652-60 96,1 2 0,65 15 0,-64-10 483,0-2-1,57-1 1,112-9-102,-71-1-475,188 13 63,-7 33 0,-280-31 0,0-3 0,1-2 0,56-1 0,-10-6-1365,-87 1-5461</inkml:trace>
+</inkml:ink>
+</file>
+
+<file path=word/ink/ink7.xml><?xml version="1.0" encoding="utf-8"?>
+<inkml:ink xmlns:inkml="http://www.w3.org/2003/InkML">
+  <inkml:definitions>
+    <inkml:context xml:id="ctx0">
+      <inkml:inkSource xml:id="inkSrc0">
+        <inkml:traceFormat>
+          <inkml:channel name="X" type="integer" min="-2.14748E9" max="2.14748E9" units="cm"/>
+          <inkml:channel name="Y" type="integer" min="-2.14748E9" max="2.14748E9" units="cm"/>
+          <inkml:channel name="F" type="integer" max="32767" units="dev"/>
+        </inkml:traceFormat>
+        <inkml:channelProperties>
+          <inkml:channelProperty channel="X" name="resolution" value="1000" units="1/cm"/>
+          <inkml:channelProperty channel="Y" name="resolution" value="1000" units="1/cm"/>
+          <inkml:channelProperty channel="F" name="resolution" value="0" units="1/dev"/>
+        </inkml:channelProperties>
+      </inkml:inkSource>
+      <inkml:timestamp xml:id="ts0" timeString="2025-02-14T16:11:33.399"/>
+    </inkml:context>
+    <inkml:brush xml:id="br0">
+      <inkml:brushProperty name="width" value="0.05" units="cm"/>
+      <inkml:brushProperty name="height" value="0.05" units="cm"/>
+      <inkml:brushProperty name="color" value="#FFFFFF"/>
+    </inkml:brush>
+  </inkml:definitions>
+  <inkml:trace contextRef="#ctx0" brushRef="#br0">0 0 24575,'6'3'0,"-1"-1"0,1 1 0,-1 0 0,0 0 0,-1 0 0,1 1 0,0-1 0,3 6 0,33 36 0,-39-42 0,41 53 0,57 105 0,-19-28 0,-44-76 0,3-1 0,3-3 0,87 87 0,-118-130 0,27 17 0,-16-13 0,-4-2 0,1-1 0,0-1 0,37 13 0,-57-22 0,1-1 0,0 0 0,-1 0 0,1 1 0,0-1 0,-1 0 0,1 0 0,0 0 0,0 0 0,-1 0 0,1 0 0,0 0 0,-1 0 0,1 0 0,0 0 0,-1 0 0,1 0 0,0 0 0,0 0 0,-1-1 0,1 1 0,-1 0 0,1-1 0,0 1 0,-1 0 0,1-1 0,-1 1 0,1-1 0,-1 1 0,1-1 0,-1 1 0,1-1 0,-1 1 0,1-1 0,-1 0 0,0 1 0,1-1 0,-1-1 0,1-1 0,0-1 0,0 1 0,-1-1 0,1 1 0,-1-1 0,0 0 0,-1-4 0,-1-10-273,-1-1 0,-2 1 0,1 0 0,-11-24 0,-12-26-6553</inkml:trace>
+</inkml:ink>
+</file>
+
 <file path=word/theme/theme1.xml><?xml version="1.0" encoding="utf-8"?>
 <a:theme xmlns:a="http://schemas.openxmlformats.org/drawingml/2006/main" name="Office Theme">
   <a:themeElements>

--- a/איפיון_מערכת_אפליקציה.docx
+++ b/איפיון_מערכת_אפליקציה.docx
@@ -2421,7 +2421,7 @@
           </mc:Choice>
           <mc:Fallback>
             <w:pict>
-              <v:shapetype w14:anchorId="684DE216" id="_x0000_t32" coordsize="21600,21600" o:spt="32" o:oned="t" path="m,l21600,21600e" filled="f">
+              <v:shapetype w14:anchorId="339E9B87" id="_x0000_t32" coordsize="21600,21600" o:spt="32" o:oned="t" path="m,l21600,21600e" filled="f">
                 <v:path arrowok="t" fillok="f" o:connecttype="none"/>
                 <o:lock v:ext="edit" shapetype="t"/>
               </v:shapetype>
@@ -2488,7 +2488,7 @@
           </mc:Choice>
           <mc:Fallback>
             <w:pict>
-              <v:shape w14:anchorId="260F1512" id="Straight Arrow Connector 7" o:spid="_x0000_s1026" type="#_x0000_t32" style="position:absolute;margin-left:332.35pt;margin-top:241.45pt;width:102.8pt;height:6.6pt;flip:x y;z-index:251688960;visibility:visible;mso-wrap-style:square;mso-wrap-distance-left:9pt;mso-wrap-distance-top:0;mso-wrap-distance-right:9pt;mso-wrap-distance-bottom:0;mso-position-horizontal:absolute;mso-position-horizontal-relative:text;mso-position-vertical:absolute;mso-position-vertical-relative:text" o:gfxdata="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" strokeweight=".52906mm">
+              <v:shape w14:anchorId="6DB99997" id="Straight Arrow Connector 7" o:spid="_x0000_s1026" type="#_x0000_t32" style="position:absolute;margin-left:332.35pt;margin-top:241.45pt;width:102.8pt;height:6.6pt;flip:x y;z-index:251688960;visibility:visible;mso-wrap-style:square;mso-wrap-distance-left:9pt;mso-wrap-distance-top:0;mso-wrap-distance-right:9pt;mso-wrap-distance-bottom:0;mso-position-horizontal:absolute;mso-position-horizontal-relative:text;mso-position-vertical:absolute;mso-position-vertical-relative:text" o:gfxdata="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" strokeweight=".52906mm">
                 <v:stroke endarrow="open" joinstyle="miter"/>
               </v:shape>
             </w:pict>
@@ -2552,7 +2552,7 @@
           </mc:Choice>
           <mc:Fallback>
             <w:pict>
-              <v:rect w14:anchorId="78C5CF5F" id="Rectangle 1" o:spid="_x0000_s1026" style="position:absolute;margin-left:117.65pt;margin-top:7.3pt;width:257.5pt;height:414pt;z-index:251659264;visibility:visible;mso-wrap-style:square;mso-wrap-distance-left:9pt;mso-wrap-distance-top:0;mso-wrap-distance-right:9pt;mso-wrap-distance-bottom:0;mso-position-horizontal:absolute;mso-position-horizontal-relative:text;mso-position-vertical:absolute;mso-position-vertical-relative:text;v-text-anchor:top" o:gfxdata="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" strokecolor="#a02b93" strokeweight=".35281mm">
+              <v:rect w14:anchorId="4291241A" id="Rectangle 1" o:spid="_x0000_s1026" style="position:absolute;margin-left:117.65pt;margin-top:7.3pt;width:257.5pt;height:414pt;z-index:251659264;visibility:visible;mso-wrap-style:square;mso-wrap-distance-left:9pt;mso-wrap-distance-top:0;mso-wrap-distance-right:9pt;mso-wrap-distance-bottom:0;mso-position-horizontal:absolute;mso-position-horizontal-relative:text;mso-position-vertical:absolute;mso-position-vertical-relative:text;v-text-anchor:top" o:gfxdata="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" strokecolor="#a02b93" strokeweight=".35281mm">
                 <v:textbox inset="0,0,0,0"/>
               </v:rect>
             </w:pict>
@@ -2615,7 +2615,7 @@
           </mc:Choice>
           <mc:Fallback>
             <w:pict>
-              <v:shape w14:anchorId="6B0C9B18" id="Straight Arrow Connector 7" o:spid="_x0000_s1026" type="#_x0000_t32" style="position:absolute;margin-left:36.8pt;margin-top:52.95pt;width:117.3pt;height:99.6pt;z-index:251684864;visibility:visible;mso-wrap-style:square;mso-wrap-distance-left:9pt;mso-wrap-distance-top:0;mso-wrap-distance-right:9pt;mso-wrap-distance-bottom:0;mso-position-horizontal:absolute;mso-position-horizontal-relative:text;mso-position-vertical:absolute;mso-position-vertical-relative:text" o:gfxdata="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" strokeweight=".52906mm">
+              <v:shape w14:anchorId="6DC29333" id="Straight Arrow Connector 7" o:spid="_x0000_s1026" type="#_x0000_t32" style="position:absolute;margin-left:36.8pt;margin-top:52.95pt;width:117.3pt;height:99.6pt;z-index:251684864;visibility:visible;mso-wrap-style:square;mso-wrap-distance-left:9pt;mso-wrap-distance-top:0;mso-wrap-distance-right:9pt;mso-wrap-distance-bottom:0;mso-position-horizontal:absolute;mso-position-horizontal-relative:text;mso-position-vertical:absolute;mso-position-vertical-relative:text" o:gfxdata="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" strokeweight=".52906mm">
                 <v:stroke endarrow="open" joinstyle="miter"/>
               </v:shape>
             </w:pict>
@@ -2898,7 +2898,7 @@
           </mc:Choice>
           <mc:Fallback>
             <w:pict>
-              <v:shape w14:anchorId="2B9CA827" id="Straight Arrow Connector 7" o:spid="_x0000_s1026" type="#_x0000_t32" style="position:absolute;margin-left:35.2pt;margin-top:52.95pt;width:120.6pt;height:22.85pt;z-index:251672576;visibility:visible;mso-wrap-style:square;mso-wrap-distance-left:9pt;mso-wrap-distance-top:0;mso-wrap-distance-right:9pt;mso-wrap-distance-bottom:0;mso-position-horizontal:absolute;mso-position-horizontal-relative:text;mso-position-vertical:absolute;mso-position-vertical-relative:text" o:gfxdata="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" strokeweight=".52906mm">
+              <v:shape w14:anchorId="231E6477" id="Straight Arrow Connector 7" o:spid="_x0000_s1026" type="#_x0000_t32" style="position:absolute;margin-left:35.2pt;margin-top:52.95pt;width:120.6pt;height:22.85pt;z-index:251672576;visibility:visible;mso-wrap-style:square;mso-wrap-distance-left:9pt;mso-wrap-distance-top:0;mso-wrap-distance-right:9pt;mso-wrap-distance-bottom:0;mso-position-horizontal:absolute;mso-position-horizontal-relative:text;mso-position-vertical:absolute;mso-position-vertical-relative:text" o:gfxdata="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" strokeweight=".52906mm">
                 <v:stroke endarrow="open" joinstyle="miter"/>
               </v:shape>
             </w:pict>
@@ -2961,7 +2961,7 @@
           </mc:Choice>
           <mc:Fallback>
             <w:pict>
-              <v:shape w14:anchorId="3B9C6FE6" id="Straight Arrow Connector 7" o:spid="_x0000_s1026" type="#_x0000_t32" style="position:absolute;margin-left:35.2pt;margin-top:52.95pt;width:119pt;height:59.2pt;z-index:251674624;visibility:visible;mso-wrap-style:square;mso-wrap-distance-left:9pt;mso-wrap-distance-top:0;mso-wrap-distance-right:9pt;mso-wrap-distance-bottom:0;mso-position-horizontal:absolute;mso-position-horizontal-relative:text;mso-position-vertical:absolute;mso-position-vertical-relative:text" o:gfxdata="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" strokeweight=".52906mm">
+              <v:shape w14:anchorId="7B2A02EA" id="Straight Arrow Connector 7" o:spid="_x0000_s1026" type="#_x0000_t32" style="position:absolute;margin-left:35.2pt;margin-top:52.95pt;width:119pt;height:59.2pt;z-index:251674624;visibility:visible;mso-wrap-style:square;mso-wrap-distance-left:9pt;mso-wrap-distance-top:0;mso-wrap-distance-right:9pt;mso-wrap-distance-bottom:0;mso-position-horizontal:absolute;mso-position-horizontal-relative:text;mso-position-vertical:absolute;mso-position-vertical-relative:text" o:gfxdata="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" strokeweight=".52906mm">
                 <v:stroke endarrow="open" joinstyle="miter"/>
               </v:shape>
             </w:pict>
@@ -3368,7 +3368,7 @@
           </mc:Choice>
           <mc:Fallback>
             <w:pict>
-              <v:shape w14:anchorId="3C45EE32" id="Straight Arrow Connector 7" o:spid="_x0000_s1026" type="#_x0000_t32" style="position:absolute;margin-left:35.3pt;margin-top:38.1pt;width:119pt;height:13.15pt;flip:y;z-index:251670528;visibility:visible;mso-wrap-style:square;mso-wrap-distance-left:9pt;mso-wrap-distance-top:0;mso-wrap-distance-right:9pt;mso-wrap-distance-bottom:0;mso-position-horizontal:absolute;mso-position-horizontal-relative:text;mso-position-vertical:absolute;mso-position-vertical-relative:text" o:gfxdata="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" strokeweight=".52906mm">
+              <v:shape w14:anchorId="2D8C4A03" id="Straight Arrow Connector 7" o:spid="_x0000_s1026" type="#_x0000_t32" style="position:absolute;margin-left:35.3pt;margin-top:38.1pt;width:119pt;height:13.15pt;flip:y;z-index:251670528;visibility:visible;mso-wrap-style:square;mso-wrap-distance-left:9pt;mso-wrap-distance-top:0;mso-wrap-distance-right:9pt;mso-wrap-distance-bottom:0;mso-position-horizontal:absolute;mso-position-horizontal-relative:text;mso-position-vertical:absolute;mso-position-vertical-relative:text" o:gfxdata="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" strokeweight=".52906mm">
                 <v:stroke endarrow="open" joinstyle="miter"/>
               </v:shape>
             </w:pict>
@@ -3707,7 +3707,7 @@
           </mc:Choice>
           <mc:Fallback>
             <w:pict>
-              <v:shape w14:anchorId="3C1A7B97" id="Straight Arrow Connector 7" o:spid="_x0000_s1026" type="#_x0000_t32" style="position:absolute;margin-left:330.65pt;margin-top:21.55pt;width:109.65pt;height:80.35pt;flip:x;z-index:251695104;visibility:visible;mso-wrap-style:square;mso-wrap-distance-left:9pt;mso-wrap-distance-top:0;mso-wrap-distance-right:9pt;mso-wrap-distance-bottom:0;mso-position-horizontal:absolute;mso-position-horizontal-relative:text;mso-position-vertical:absolute;mso-position-vertical-relative:text" o:gfxdata="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" strokeweight=".52906mm">
+              <v:shape w14:anchorId="0333E82F" id="Straight Arrow Connector 7" o:spid="_x0000_s1026" type="#_x0000_t32" style="position:absolute;margin-left:330.65pt;margin-top:21.55pt;width:109.65pt;height:80.35pt;flip:x;z-index:251695104;visibility:visible;mso-wrap-style:square;mso-wrap-distance-left:9pt;mso-wrap-distance-top:0;mso-wrap-distance-right:9pt;mso-wrap-distance-bottom:0;mso-position-horizontal:absolute;mso-position-horizontal-relative:text;mso-position-vertical:absolute;mso-position-vertical-relative:text" o:gfxdata="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" strokeweight=".52906mm">
                 <v:stroke endarrow="open" joinstyle="miter"/>
               </v:shape>
             </w:pict>
@@ -3770,7 +3770,7 @@
           </mc:Choice>
           <mc:Fallback>
             <w:pict>
-              <v:shape w14:anchorId="03353160" id="Straight Arrow Connector 7" o:spid="_x0000_s1026" type="#_x0000_t32" style="position:absolute;margin-left:330.65pt;margin-top:7.45pt;width:106.3pt;height:52.65pt;flip:x;z-index:251693056;visibility:visible;mso-wrap-style:square;mso-wrap-distance-left:9pt;mso-wrap-distance-top:0;mso-wrap-distance-right:9pt;mso-wrap-distance-bottom:0;mso-position-horizontal:absolute;mso-position-horizontal-relative:text;mso-position-vertical:absolute;mso-position-vertical-relative:text" o:gfxdata="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" strokeweight=".52906mm">
+              <v:shape w14:anchorId="03BFE02D" id="Straight Arrow Connector 7" o:spid="_x0000_s1026" type="#_x0000_t32" style="position:absolute;margin-left:330.65pt;margin-top:7.45pt;width:106.3pt;height:52.65pt;flip:x;z-index:251693056;visibility:visible;mso-wrap-style:square;mso-wrap-distance-left:9pt;mso-wrap-distance-top:0;mso-wrap-distance-right:9pt;mso-wrap-distance-bottom:0;mso-position-horizontal:absolute;mso-position-horizontal-relative:text;mso-position-vertical:absolute;mso-position-vertical-relative:text" o:gfxdata="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" strokeweight=".52906mm">
                 <v:stroke endarrow="open" joinstyle="miter"/>
               </v:shape>
             </w:pict>
@@ -9429,7 +9429,7 @@
       </w:pPr>
       <w:r>
         <w:pict w14:anchorId="5FDF9C4F">
-          <v:shape id="Picture 1" o:spid="_x0000_i1025" type="#_x0000_t75" style="width:23.5pt;height:16pt;visibility:visible;mso-wrap-style:square">
+          <v:shape id="Picture 1" o:spid="_x0000_i1025" type="#_x0000_t75" style="width:23.45pt;height:15.95pt;visibility:visible;mso-wrap-style:square">
             <v:imagedata r:id="rId34" o:title=""/>
           </v:shape>
         </w:pict>
@@ -29248,6 +29248,7 @@
       <w:r>
         <w:rPr>
           <w:rFonts w:ascii="David" w:hAnsi="David" w:cs="David"/>
+          <w:noProof/>
           <w:sz w:val="36"/>
           <w:szCs w:val="36"/>
           <w:lang w:val="en-US"/>
@@ -29319,6 +29320,7 @@
       <w:r>
         <w:rPr>
           <w:rFonts w:ascii="David" w:hAnsi="David" w:cs="David"/>
+          <w:noProof/>
           <w:sz w:val="36"/>
           <w:szCs w:val="36"/>
           <w:lang w:val="en-US"/>
@@ -29597,6 +29599,34 @@
           <w:rFonts w:ascii="David" w:hAnsi="David" w:cs="David"/>
           <w:sz w:val="36"/>
           <w:szCs w:val="36"/>
+          <w:lang w:val="en-US"/>
+        </w:rPr>
+        <w:t xml:space="preserve"> </w:t>
+      </w:r>
+      <w:r>
+        <w:rPr>
+          <w:rFonts w:ascii="David" w:hAnsi="David" w:cs="David" w:hint="cs"/>
+          <w:sz w:val="36"/>
+          <w:szCs w:val="36"/>
+          <w:rtl/>
+          <w:lang w:val="en-US"/>
+        </w:rPr>
+        <w:t xml:space="preserve"> או </w:t>
+      </w:r>
+      <w:r>
+        <w:rPr>
+          <w:rFonts w:ascii="David" w:hAnsi="David" w:cs="David"/>
+          <w:sz w:val="36"/>
+          <w:szCs w:val="36"/>
+          <w:lang w:val="en-US"/>
+        </w:rPr>
+        <w:t>TrackMong1</w:t>
+      </w:r>
+      <w:r>
+        <w:rPr>
+          <w:rFonts w:ascii="David" w:hAnsi="David" w:cs="David"/>
+          <w:sz w:val="36"/>
+          <w:szCs w:val="36"/>
           <w:rtl/>
           <w:lang w:val="en-US"/>
         </w:rPr>
@@ -29698,6 +29728,14 @@
           <w:lang w:val="en-US"/>
         </w:rPr>
       </w:pPr>
+      <w:r>
+        <w:rPr>
+          <w:sz w:val="24"/>
+          <w:szCs w:val="24"/>
+          <w:lang w:val="en-US"/>
+        </w:rPr>
+        <w:t>////</w:t>
+      </w:r>
     </w:p>
     <w:p>
       <w:pPr>
@@ -29912,7 +29950,7 @@
           </mc:Choice>
           <mc:Fallback>
             <w:pict>
-              <v:line w14:anchorId="4CF3D0D2" id="מחבר ישר 7" o:spid="_x0000_s1026" style="position:absolute;flip:x;z-index:251714560;visibility:visible;mso-wrap-style:square;mso-width-percent:0;mso-height-percent:0;mso-wrap-distance-left:9pt;mso-wrap-distance-top:0;mso-wrap-distance-right:9pt;mso-wrap-distance-bottom:0;mso-position-horizontal:absolute;mso-position-horizontal-relative:text;mso-position-vertical:absolute;mso-position-vertical-relative:text;mso-width-percent:0;mso-height-percent:0;mso-width-relative:margin;mso-height-relative:margin" from="163.8pt,63.4pt" to="163.8pt,84.45pt" o:gfxdata="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" strokecolor="#156082 [3204]" strokeweight=".5pt">
+              <v:line w14:anchorId="60BD72A4" id="מחבר ישר 7" o:spid="_x0000_s1026" style="position:absolute;flip:x;z-index:251714560;visibility:visible;mso-wrap-style:square;mso-width-percent:0;mso-height-percent:0;mso-wrap-distance-left:9pt;mso-wrap-distance-top:0;mso-wrap-distance-right:9pt;mso-wrap-distance-bottom:0;mso-position-horizontal:absolute;mso-position-horizontal-relative:text;mso-position-vertical:absolute;mso-position-vertical-relative:text;mso-width-percent:0;mso-height-percent:0;mso-width-relative:margin;mso-height-relative:margin" from="163.8pt,63.4pt" to="163.8pt,84.45pt" o:gfxdata="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" strokecolor="#156082 [3204]" strokeweight=".5pt">
                 <v:stroke joinstyle="miter"/>
               </v:line>
             </w:pict>
@@ -29985,7 +30023,7 @@
           </mc:Choice>
           <mc:Fallback>
             <w:pict>
-              <v:line w14:anchorId="62F1CDB3" id="מחבר ישר 6" o:spid="_x0000_s1026" style="position:absolute;z-index:251712512;visibility:visible;mso-wrap-style:square;mso-width-percent:0;mso-height-percent:0;mso-wrap-distance-left:9pt;mso-wrap-distance-top:0;mso-wrap-distance-right:9pt;mso-wrap-distance-bottom:0;mso-position-horizontal:absolute;mso-position-horizontal-relative:text;mso-position-vertical:absolute;mso-position-vertical-relative:text;mso-width-percent:0;mso-height-percent:0;mso-width-relative:margin;mso-height-relative:margin" from="275.85pt,63.05pt" to="275.85pt,83.45pt" o:gfxdata="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" strokecolor="#156082 [3204]" strokeweight=".5pt">
+              <v:line w14:anchorId="1B165F09" id="מחבר ישר 6" o:spid="_x0000_s1026" style="position:absolute;z-index:251712512;visibility:visible;mso-wrap-style:square;mso-width-percent:0;mso-height-percent:0;mso-wrap-distance-left:9pt;mso-wrap-distance-top:0;mso-wrap-distance-right:9pt;mso-wrap-distance-bottom:0;mso-position-horizontal:absolute;mso-position-horizontal-relative:text;mso-position-vertical:absolute;mso-position-vertical-relative:text;mso-width-percent:0;mso-height-percent:0;mso-width-relative:margin;mso-height-relative:margin" from="275.85pt,63.05pt" to="275.85pt,83.45pt" o:gfxdata="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" strokecolor="#156082 [3204]" strokeweight=".5pt">
                 <v:stroke joinstyle="miter"/>
               </v:line>
             </w:pict>
@@ -30288,7 +30326,7 @@
           </mc:Choice>
           <mc:Fallback>
             <w:pict>
-              <v:line w14:anchorId="39C673A8" id="מחבר ישר 3" o:spid="_x0000_s1026" style="position:absolute;z-index:251708416;visibility:visible;mso-wrap-style:square;mso-wrap-distance-left:9pt;mso-wrap-distance-top:0;mso-wrap-distance-right:9pt;mso-wrap-distance-bottom:0;mso-position-horizontal:absolute;mso-position-horizontal-relative:text;mso-position-vertical:absolute;mso-position-vertical-relative:text" from="163.9pt,63.15pt" to="276.1pt,63.15pt" o:gfxdata="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" strokecolor="#156082 [3204]" strokeweight=".5pt">
+              <v:line w14:anchorId="07299154" id="מחבר ישר 3" o:spid="_x0000_s1026" style="position:absolute;z-index:251708416;visibility:visible;mso-wrap-style:square;mso-wrap-distance-left:9pt;mso-wrap-distance-top:0;mso-wrap-distance-right:9pt;mso-wrap-distance-bottom:0;mso-position-horizontal:absolute;mso-position-horizontal-relative:text;mso-position-vertical:absolute;mso-position-vertical-relative:text" from="163.9pt,63.15pt" to="276.1pt,63.15pt" o:gfxdata="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" strokecolor="#156082 [3204]" strokeweight=".5pt">
                 <v:stroke joinstyle="miter"/>
               </v:line>
             </w:pict>
@@ -30358,7 +30396,7 @@
           </mc:Choice>
           <mc:Fallback>
             <w:pict>
-              <v:shape w14:anchorId="41861E6D" id="מחבר חץ ישר 2" o:spid="_x0000_s1026" type="#_x0000_t32" style="position:absolute;margin-left:218.65pt;margin-top:15pt;width:.45pt;height:49.95pt;flip:y;z-index:251707392;visibility:visible;mso-wrap-style:square;mso-wrap-distance-left:9pt;mso-wrap-distance-top:0;mso-wrap-distance-right:9pt;mso-wrap-distance-bottom:0;mso-position-horizontal:absolute;mso-position-horizontal-relative:text;mso-position-vertical:absolute;mso-position-vertical-relative:text" o:gfxdata="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" strokecolor="#156082 [3204]" strokeweight=".5pt">
+              <v:shape w14:anchorId="5AA916B5" id="מחבר חץ ישר 2" o:spid="_x0000_s1026" type="#_x0000_t32" style="position:absolute;margin-left:218.65pt;margin-top:15pt;width:.45pt;height:49.95pt;flip:y;z-index:251707392;visibility:visible;mso-wrap-style:square;mso-wrap-distance-left:9pt;mso-wrap-distance-top:0;mso-wrap-distance-right:9pt;mso-wrap-distance-bottom:0;mso-position-horizontal:absolute;mso-position-horizontal-relative:text;mso-position-vertical:absolute;mso-position-vertical-relative:text" o:gfxdata="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" strokecolor="#156082 [3204]" strokeweight=".5pt">
                 <v:stroke endarrow="block" joinstyle="miter"/>
               </v:shape>
             </w:pict>
@@ -31237,7 +31275,7 @@
           </mc:Choice>
           <mc:Fallback>
             <w:pict>
-              <v:line w14:anchorId="500BF357" id="Straight Connector 43" o:spid="_x0000_s1026" style="position:absolute;flip:y;z-index:251749376;visibility:visible;mso-wrap-style:square;mso-width-percent:0;mso-height-percent:0;mso-wrap-distance-left:9pt;mso-wrap-distance-top:0;mso-wrap-distance-right:9pt;mso-wrap-distance-bottom:0;mso-position-horizontal:absolute;mso-position-horizontal-relative:text;mso-position-vertical:absolute;mso-position-vertical-relative:text;mso-width-percent:0;mso-height-percent:0;mso-width-relative:margin;mso-height-relative:margin" from="18.05pt,48.55pt" to="135.05pt,48.65pt" o:gfxdata="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" strokecolor="#e97132 [3205]">
+              <v:line w14:anchorId="2CD95902" id="Straight Connector 43" o:spid="_x0000_s1026" style="position:absolute;flip:y;z-index:251749376;visibility:visible;mso-wrap-style:square;mso-width-percent:0;mso-height-percent:0;mso-wrap-distance-left:9pt;mso-wrap-distance-top:0;mso-wrap-distance-right:9pt;mso-wrap-distance-bottom:0;mso-position-horizontal:absolute;mso-position-horizontal-relative:text;mso-position-vertical:absolute;mso-position-vertical-relative:text;mso-width-percent:0;mso-height-percent:0;mso-width-relative:margin;mso-height-relative:margin" from="18.05pt,48.55pt" to="135.05pt,48.65pt" o:gfxdata="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" strokecolor="#e97132 [3205]">
                 <v:stroke dashstyle="dash"/>
               </v:line>
             </w:pict>
@@ -31320,7 +31358,7 @@
           </mc:Choice>
           <mc:Fallback>
             <w:pict>
-              <v:line w14:anchorId="460FE233" id="Straight Connector 43" o:spid="_x0000_s1026" style="position:absolute;z-index:251745280;visibility:visible;mso-wrap-style:square;mso-width-percent:0;mso-height-percent:0;mso-wrap-distance-left:9pt;mso-wrap-distance-top:0;mso-wrap-distance-right:9pt;mso-wrap-distance-bottom:0;mso-position-horizontal:absolute;mso-position-horizontal-relative:text;mso-position-vertical:absolute;mso-position-vertical-relative:text;mso-width-percent:0;mso-height-percent:0;mso-width-relative:margin;mso-height-relative:margin" from="18pt,49.7pt" to="18.05pt,175.7pt" o:gfxdata="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" strokecolor="#e97132 [3205]">
+              <v:line w14:anchorId="4D7026D7" id="Straight Connector 43" o:spid="_x0000_s1026" style="position:absolute;z-index:251745280;visibility:visible;mso-wrap-style:square;mso-width-percent:0;mso-height-percent:0;mso-wrap-distance-left:9pt;mso-wrap-distance-top:0;mso-wrap-distance-right:9pt;mso-wrap-distance-bottom:0;mso-position-horizontal:absolute;mso-position-horizontal-relative:text;mso-position-vertical:absolute;mso-position-vertical-relative:text;mso-width-percent:0;mso-height-percent:0;mso-width-relative:margin;mso-height-relative:margin" from="18pt,49.7pt" to="18.05pt,175.7pt" o:gfxdata="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" strokecolor="#e97132 [3205]">
                 <v:stroke dashstyle="dash"/>
               </v:line>
             </w:pict>
@@ -31403,7 +31441,7 @@
           </mc:Choice>
           <mc:Fallback>
             <w:pict>
-              <v:line w14:anchorId="13555639" id="Straight Connector 43" o:spid="_x0000_s1026" style="position:absolute;flip:x;z-index:251743232;visibility:visible;mso-wrap-style:square;mso-width-percent:0;mso-height-percent:0;mso-wrap-distance-left:9pt;mso-wrap-distance-top:0;mso-wrap-distance-right:9pt;mso-wrap-distance-bottom:0;mso-position-horizontal:absolute;mso-position-horizontal-relative:text;mso-position-vertical:absolute;mso-position-vertical-relative:text;mso-width-percent:0;mso-height-percent:0;mso-width-relative:margin;mso-height-relative:margin" from="134.9pt,49.7pt" to="135pt,175.7pt" o:gfxdata="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" strokecolor="#e97132 [3205]">
+              <v:line w14:anchorId="75396C01" id="Straight Connector 43" o:spid="_x0000_s1026" style="position:absolute;flip:x;z-index:251743232;visibility:visible;mso-wrap-style:square;mso-width-percent:0;mso-height-percent:0;mso-wrap-distance-left:9pt;mso-wrap-distance-top:0;mso-wrap-distance-right:9pt;mso-wrap-distance-bottom:0;mso-position-horizontal:absolute;mso-position-horizontal-relative:text;mso-position-vertical:absolute;mso-position-vertical-relative:text;mso-width-percent:0;mso-height-percent:0;mso-width-relative:margin;mso-height-relative:margin" from="134.9pt,49.7pt" to="135pt,175.7pt" o:gfxdata="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" strokecolor="#e97132 [3205]">
                 <v:stroke dashstyle="dash"/>
               </v:line>
             </w:pict>
@@ -31486,7 +31524,7 @@
           </mc:Choice>
           <mc:Fallback>
             <w:pict>
-              <v:line w14:anchorId="01006B1F" id="Straight Connector 43" o:spid="_x0000_s1026" style="position:absolute;flip:x y;z-index:251758592;visibility:visible;mso-wrap-style:square;mso-width-percent:0;mso-height-percent:0;mso-wrap-distance-left:9pt;mso-wrap-distance-top:0;mso-wrap-distance-right:9pt;mso-wrap-distance-bottom:0;mso-position-horizontal:absolute;mso-position-horizontal-relative:text;mso-position-vertical:absolute;mso-position-vertical-relative:text;mso-width-percent:0;mso-height-percent:0;mso-width-relative:margin;mso-height-relative:margin" from="269.95pt,13.7pt" to="270pt,58.65pt" o:gfxdata="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" strokecolor="#e97132 [3205]">
+              <v:line w14:anchorId="0F667701" id="Straight Connector 43" o:spid="_x0000_s1026" style="position:absolute;flip:x y;z-index:251758592;visibility:visible;mso-wrap-style:square;mso-width-percent:0;mso-height-percent:0;mso-wrap-distance-left:9pt;mso-wrap-distance-top:0;mso-wrap-distance-right:9pt;mso-wrap-distance-bottom:0;mso-position-horizontal:absolute;mso-position-horizontal-relative:text;mso-position-vertical:absolute;mso-position-vertical-relative:text;mso-width-percent:0;mso-height-percent:0;mso-width-relative:margin;mso-height-relative:margin" from="269.95pt,13.7pt" to="270pt,58.65pt" o:gfxdata="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" strokecolor="#e97132 [3205]">
                 <v:stroke dashstyle="dash"/>
               </v:line>
             </w:pict>
@@ -31569,7 +31607,7 @@
           </mc:Choice>
           <mc:Fallback>
             <w:pict>
-              <v:line w14:anchorId="7884FA46" id="Straight Connector 43" o:spid="_x0000_s1026" style="position:absolute;flip:y;z-index:251756544;visibility:visible;mso-wrap-style:square;mso-width-percent:0;mso-height-percent:0;mso-wrap-distance-left:9pt;mso-wrap-distance-top:0;mso-wrap-distance-right:9pt;mso-wrap-distance-bottom:0;mso-position-horizontal:absolute;mso-position-horizontal-relative:text;mso-position-vertical:absolute;mso-position-vertical-relative:text;mso-width-percent:0;mso-height-percent:0;mso-width-relative:margin;mso-height-relative:margin" from="152.9pt,14.4pt" to="152.9pt,58.65pt" o:gfxdata="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" strokecolor="#e97132 [3205]">
+              <v:line w14:anchorId="134F7816" id="Straight Connector 43" o:spid="_x0000_s1026" style="position:absolute;flip:y;z-index:251756544;visibility:visible;mso-wrap-style:square;mso-width-percent:0;mso-height-percent:0;mso-wrap-distance-left:9pt;mso-wrap-distance-top:0;mso-wrap-distance-right:9pt;mso-wrap-distance-bottom:0;mso-position-horizontal:absolute;mso-position-horizontal-relative:text;mso-position-vertical:absolute;mso-position-vertical-relative:text;mso-width-percent:0;mso-height-percent:0;mso-width-relative:margin;mso-height-relative:margin" from="152.9pt,14.4pt" to="152.9pt,58.65pt" o:gfxdata="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" strokecolor="#e97132 [3205]">
                 <v:stroke dashstyle="dash"/>
               </v:line>
             </w:pict>
@@ -31652,7 +31690,7 @@
           </mc:Choice>
           <mc:Fallback>
             <w:pict>
-              <v:line w14:anchorId="46263461" id="Straight Connector 43" o:spid="_x0000_s1026" style="position:absolute;flip:y;z-index:251754496;visibility:visible;mso-wrap-style:square;mso-width-percent:0;mso-height-percent:0;mso-wrap-distance-left:9pt;mso-wrap-distance-top:0;mso-wrap-distance-right:9pt;mso-wrap-distance-bottom:0;mso-position-horizontal:absolute;mso-position-horizontal-relative:text;mso-position-vertical:absolute;mso-position-vertical-relative:text;mso-width-percent:0;mso-height-percent:0;mso-width-relative:margin;mso-height-relative:margin" from="153pt,58.1pt" to="270pt,58.2pt" o:gfxdata="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" strokecolor="#e97132 [3205]">
+              <v:line w14:anchorId="3FF0D135" id="Straight Connector 43" o:spid="_x0000_s1026" style="position:absolute;flip:y;z-index:251754496;visibility:visible;mso-wrap-style:square;mso-width-percent:0;mso-height-percent:0;mso-wrap-distance-left:9pt;mso-wrap-distance-top:0;mso-wrap-distance-right:9pt;mso-wrap-distance-bottom:0;mso-position-horizontal:absolute;mso-position-horizontal-relative:text;mso-position-vertical:absolute;mso-position-vertical-relative:text;mso-width-percent:0;mso-height-percent:0;mso-width-relative:margin;mso-height-relative:margin" from="153pt,58.1pt" to="270pt,58.2pt" o:gfxdata="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" strokecolor="#e97132 [3205]">
                 <v:stroke dashstyle="dash"/>
               </v:line>
             </w:pict>
@@ -31735,7 +31773,7 @@
           </mc:Choice>
           <mc:Fallback>
             <w:pict>
-              <v:line w14:anchorId="278E3010" id="Straight Connector 43" o:spid="_x0000_s1026" style="position:absolute;flip:y;z-index:251752448;visibility:visible;mso-wrap-style:square;mso-width-percent:0;mso-height-percent:0;mso-wrap-distance-left:9pt;mso-wrap-distance-top:0;mso-wrap-distance-right:9pt;mso-wrap-distance-bottom:0;mso-position-horizontal:absolute;mso-position-horizontal-relative:text;mso-position-vertical:absolute;mso-position-vertical-relative:text;mso-width-percent:0;mso-height-percent:0;mso-width-relative:margin;mso-height-relative:margin" from="153pt,13.7pt" to="270pt,13.8pt" o:gfxdata="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" strokecolor="#e97132 [3205]">
+              <v:line w14:anchorId="16FB77F8" id="Straight Connector 43" o:spid="_x0000_s1026" style="position:absolute;flip:y;z-index:251752448;visibility:visible;mso-wrap-style:square;mso-width-percent:0;mso-height-percent:0;mso-wrap-distance-left:9pt;mso-wrap-distance-top:0;mso-wrap-distance-right:9pt;mso-wrap-distance-bottom:0;mso-position-horizontal:absolute;mso-position-horizontal-relative:text;mso-position-vertical:absolute;mso-position-vertical-relative:text;mso-width-percent:0;mso-height-percent:0;mso-width-relative:margin;mso-height-relative:margin" from="153pt,13.7pt" to="270pt,13.8pt" o:gfxdata="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" strokecolor="#e97132 [3205]">
                 <v:stroke dashstyle="dash"/>
               </v:line>
             </w:pict>
@@ -31932,7 +31970,7 @@
           </mc:Choice>
           <mc:Fallback>
             <w:pict>
-              <v:shape w14:anchorId="28A17A8D" id="Straight Arrow Connector 33" o:spid="_x0000_s1026" type="#_x0000_t32" style="position:absolute;margin-left:261pt;margin-top:31.7pt;width:18pt;height:0;z-index:251734016;visibility:visible;mso-wrap-style:square;mso-wrap-distance-left:9pt;mso-wrap-distance-top:0;mso-wrap-distance-right:9pt;mso-wrap-distance-bottom:0;mso-position-horizontal:absolute;mso-position-horizontal-relative:text;mso-position-vertical:absolute;mso-position-vertical-relative:text" o:gfxdata="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" strokecolor="#156082 [3204]" strokeweight=".5pt">
+              <v:shape w14:anchorId="0EE2BAFC" id="Straight Arrow Connector 33" o:spid="_x0000_s1026" type="#_x0000_t32" style="position:absolute;margin-left:261pt;margin-top:31.7pt;width:18pt;height:0;z-index:251734016;visibility:visible;mso-wrap-style:square;mso-wrap-distance-left:9pt;mso-wrap-distance-top:0;mso-wrap-distance-right:9pt;mso-wrap-distance-bottom:0;mso-position-horizontal:absolute;mso-position-horizontal-relative:text;mso-position-vertical:absolute;mso-position-vertical-relative:text" o:gfxdata="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" strokecolor="#156082 [3204]" strokeweight=".5pt">
                 <v:stroke endarrow="block" joinstyle="miter"/>
               </v:shape>
             </w:pict>
@@ -32129,7 +32167,7 @@
           </mc:Choice>
           <mc:Fallback>
             <w:pict>
-              <v:shapetype w14:anchorId="16F6F7F6" id="_x0000_t38" coordsize="21600,21600" o:spt="38" o:oned="t" path="m,c@0,0@1,5400@1,10800@1,16200@2,21600,21600,21600e" filled="f">
+              <v:shapetype w14:anchorId="021E362D" id="_x0000_t38" coordsize="21600,21600" o:spt="38" o:oned="t" path="m,c@0,0@1,5400@1,10800@1,16200@2,21600,21600,21600e" filled="f">
                 <v:formulas>
                   <v:f eqn="mid #0 0"/>
                   <v:f eqn="val #0"/>
@@ -32215,7 +32253,7 @@
           </mc:Choice>
           <mc:Fallback>
             <w:pict>
-              <v:shape w14:anchorId="2339B335" id="Connector: Curved 31" o:spid="_x0000_s1026" type="#_x0000_t38" style="position:absolute;margin-left:126pt;margin-top:22.7pt;width:45pt;height:1in;flip:y;z-index:251726848;visibility:visible;mso-wrap-style:square;mso-height-percent:0;mso-wrap-distance-left:9pt;mso-wrap-distance-top:0;mso-wrap-distance-right:9pt;mso-wrap-distance-bottom:0;mso-position-horizontal:absolute;mso-position-horizontal-relative:text;mso-position-vertical:absolute;mso-position-vertical-relative:text;mso-height-percent:0;mso-height-relative:margin" o:gfxdata="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" adj="10800" strokecolor="#156082 [3204]" strokeweight=".5pt">
+              <v:shape w14:anchorId="4E251513" id="Connector: Curved 31" o:spid="_x0000_s1026" type="#_x0000_t38" style="position:absolute;margin-left:126pt;margin-top:22.7pt;width:45pt;height:1in;flip:y;z-index:251726848;visibility:visible;mso-wrap-style:square;mso-height-percent:0;mso-wrap-distance-left:9pt;mso-wrap-distance-top:0;mso-wrap-distance-right:9pt;mso-wrap-distance-bottom:0;mso-position-horizontal:absolute;mso-position-horizontal-relative:text;mso-position-vertical:absolute;mso-position-vertical-relative:text;mso-height-percent:0;mso-height-relative:margin" o:gfxdata="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" adj="10800" strokecolor="#156082 [3204]" strokeweight=".5pt">
                 <v:stroke endarrow="block" joinstyle="miter"/>
               </v:shape>
             </w:pict>
@@ -32607,7 +32645,7 @@
           </mc:Choice>
           <mc:Fallback>
             <w:pict>
-              <v:line w14:anchorId="1BB5CB25" id="Straight Connector 43" o:spid="_x0000_s1026" style="position:absolute;flip:x y;z-index:251747328;visibility:visible;mso-wrap-style:square;mso-width-percent:0;mso-height-percent:0;mso-wrap-distance-left:9pt;mso-wrap-distance-top:0;mso-wrap-distance-right:9pt;mso-wrap-distance-bottom:0;mso-position-horizontal:absolute;mso-position-horizontal-relative:text;mso-position-vertical:absolute;mso-position-vertical-relative:text;mso-width-percent:0;mso-height-percent:0;mso-width-relative:margin;mso-height-relative:margin" from="18pt,73.95pt" to="134.95pt,74pt" o:gfxdata="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" strokecolor="#e97132 [3205]">
+              <v:line w14:anchorId="32832BEE" id="Straight Connector 43" o:spid="_x0000_s1026" style="position:absolute;flip:x y;z-index:251747328;visibility:visible;mso-wrap-style:square;mso-width-percent:0;mso-height-percent:0;mso-wrap-distance-left:9pt;mso-wrap-distance-top:0;mso-wrap-distance-right:9pt;mso-wrap-distance-bottom:0;mso-position-horizontal:absolute;mso-position-horizontal-relative:text;mso-position-vertical:absolute;mso-position-vertical-relative:text;mso-width-percent:0;mso-height-percent:0;mso-width-relative:margin;mso-height-relative:margin" from="18pt,73.95pt" to="134.95pt,74pt" o:gfxdata="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" strokecolor="#e97132 [3205]">
                 <v:stroke dashstyle="dash"/>
               </v:line>
             </w:pict>
@@ -33229,52 +33267,6 @@
         </w:rPr>
         <w:t>לפי זמן הפעילות,שם המשתמש שביצע את הפעילות או זמן העלאת הרשומה לענן של מונגו די בי .</w:t>
       </w:r>
-      <w:r>
-        <w:rPr>
-          <w:rFonts w:ascii="David" w:eastAsia="Times New Roman" w:hAnsi="David" w:cs="David"/>
-          <w:color w:val="FF0000"/>
-          <w:sz w:val="28"/>
-          <w:szCs w:val="28"/>
-          <w:rtl/>
-          <w:lang w:val="en-US"/>
-        </w:rPr>
-        <w:t xml:space="preserve">הערה צריך לשנות את השם של </w:t>
-      </w:r>
-      <w:proofErr w:type="spellStart"/>
-      <w:r>
-        <w:rPr>
-          <w:rFonts w:ascii="David" w:hAnsi="David" w:cs="David"/>
-          <w:color w:val="FF0000"/>
-          <w:sz w:val="28"/>
-          <w:szCs w:val="28"/>
-          <w:lang w:val="en-US"/>
-        </w:rPr>
-        <w:t>IsShowAllTasks</w:t>
-      </w:r>
-      <w:proofErr w:type="spellEnd"/>
-      <w:r>
-        <w:rPr>
-          <w:rFonts w:ascii="David" w:hAnsi="David" w:cs="David"/>
-          <w:color w:val="FF0000"/>
-          <w:sz w:val="28"/>
-          <w:szCs w:val="28"/>
-          <w:rtl/>
-          <w:lang w:val="en-US"/>
-        </w:rPr>
-        <w:t xml:space="preserve"> ל</w:t>
-      </w:r>
-      <w:proofErr w:type="spellStart"/>
-      <w:r>
-        <w:rPr>
-          <w:rFonts w:ascii="David" w:hAnsi="David" w:cs="David"/>
-          <w:color w:val="FF0000"/>
-          <w:sz w:val="28"/>
-          <w:szCs w:val="28"/>
-          <w:lang w:val="en-US"/>
-        </w:rPr>
-        <w:t>ShowMyUserRecords</w:t>
-      </w:r>
-      <w:proofErr w:type="spellEnd"/>
     </w:p>
     <w:p>
       <w:pPr>
@@ -33382,7 +33374,7 @@
           </mc:Choice>
           <mc:Fallback>
             <w:pict>
-              <v:rect w14:anchorId="0076EBA6" id="מלבן 9" o:spid="_x0000_s1047" style="position:absolute;left:0;text-align:left;margin-left:188.95pt;margin-top:4.7pt;width:135.05pt;height:32pt;z-index:251769856;visibility:visible;mso-wrap-style:square;mso-width-percent:0;mso-height-percent:0;mso-wrap-distance-left:9pt;mso-wrap-distance-top:0;mso-wrap-distance-right:9pt;mso-wrap-distance-bottom:0;mso-position-horizontal:absolute;mso-position-horizontal-relative:text;mso-position-vertical:absolute;mso-position-vertical-relative:text;mso-width-percent:0;mso-height-percent:0;mso-width-relative:margin;mso-height-relative:margin;v-text-anchor:middle" o:gfxdata="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" fillcolor="white [3201]" strokecolor="black [3200]" strokeweight="1pt">
+              <v:rect w14:anchorId="0076EBA6" id="מלבן 9" o:spid="_x0000_s1047" style="position:absolute;left:0;text-align:left;margin-left:188.95pt;margin-top:4.7pt;width:135.05pt;height:32pt;z-index:251769856;visibility:visible;mso-wrap-style:square;mso-width-percent:0;mso-height-percent:0;mso-wrap-distance-left:9pt;mso-wrap-distance-top:0;mso-wrap-distance-right:9pt;mso-wrap-distance-bottom:0;mso-position-horizontal:absolute;mso-position-horizontal-relative:text;mso-position-vertical:absolute;mso-position-vertical-relative:text;mso-width-percent:0;mso-height-percent:0;mso-width-relative:margin;mso-height-relative:margin;v-text-anchor:middle" o:gfxdata="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" fillcolor="white [3201]" strokecolor="black [3200]" strokeweight="1pt">
                 <v:textbox>
                   <w:txbxContent>
                     <w:p>
@@ -33483,7 +33475,7 @@
           </mc:Choice>
           <mc:Fallback>
             <w:pict>
-              <v:shape w14:anchorId="46E74801" id="מחבר חץ ישר 19" o:spid="_x0000_s1026" type="#_x0000_t32" style="position:absolute;margin-left:126pt;margin-top:135pt;width:62.95pt;height:18.3pt;flip:y;z-index:251786240;visibility:visible;mso-wrap-style:square;mso-wrap-distance-left:9pt;mso-wrap-distance-top:0;mso-wrap-distance-right:9pt;mso-wrap-distance-bottom:0;mso-position-horizontal:absolute;mso-position-horizontal-relative:text;mso-position-vertical:absolute;mso-position-vertical-relative:text" o:gfxdata="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" strokecolor="#156082 [3204]" strokeweight=".5pt">
+              <v:shape w14:anchorId="0087AAE1" id="מחבר חץ ישר 19" o:spid="_x0000_s1026" type="#_x0000_t32" style="position:absolute;margin-left:126pt;margin-top:135pt;width:62.95pt;height:18.3pt;flip:y;z-index:251786240;visibility:visible;mso-wrap-style:square;mso-wrap-distance-left:9pt;mso-wrap-distance-top:0;mso-wrap-distance-right:9pt;mso-wrap-distance-bottom:0;mso-position-horizontal:absolute;mso-position-horizontal-relative:text;mso-position-vertical:absolute;mso-position-vertical-relative:text" o:gfxdata="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" strokecolor="#156082 [3204]" strokeweight=".5pt">
                 <v:stroke endarrow="block" joinstyle="miter"/>
               </v:shape>
             </w:pict>
@@ -33554,7 +33546,7 @@
           </mc:Choice>
           <mc:Fallback>
             <w:pict>
-              <v:shape w14:anchorId="5FB20AC8" id="מחבר חץ ישר 18" o:spid="_x0000_s1026" type="#_x0000_t32" style="position:absolute;margin-left:251.95pt;margin-top:134.1pt;width:0;height:18.9pt;flip:y;z-index:251785216;visibility:visible;mso-wrap-style:square;mso-wrap-distance-left:9pt;mso-wrap-distance-top:0;mso-wrap-distance-right:9pt;mso-wrap-distance-bottom:0;mso-position-horizontal:absolute;mso-position-horizontal-relative:text;mso-position-vertical:absolute;mso-position-vertical-relative:text" o:gfxdata="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" strokecolor="#156082 [3204]" strokeweight=".5pt">
+              <v:shape w14:anchorId="452A4709" id="מחבר חץ ישר 18" o:spid="_x0000_s1026" type="#_x0000_t32" style="position:absolute;margin-left:251.95pt;margin-top:134.1pt;width:0;height:18.9pt;flip:y;z-index:251785216;visibility:visible;mso-wrap-style:square;mso-wrap-distance-left:9pt;mso-wrap-distance-top:0;mso-wrap-distance-right:9pt;mso-wrap-distance-bottom:0;mso-position-horizontal:absolute;mso-position-horizontal-relative:text;mso-position-vertical:absolute;mso-position-vertical-relative:text" o:gfxdata="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" strokecolor="#156082 [3204]" strokeweight=".5pt">
                 <v:stroke endarrow="block" joinstyle="miter"/>
               </v:shape>
             </w:pict>
@@ -33625,7 +33617,7 @@
           </mc:Choice>
           <mc:Fallback>
             <w:pict>
-              <v:shape w14:anchorId="04FEE6B0" id="מחבר חץ ישר 17" o:spid="_x0000_s1026" type="#_x0000_t32" style="position:absolute;margin-left:324.3pt;margin-top:134.1pt;width:53.7pt;height:18.9pt;flip:x y;z-index:251784192;visibility:visible;mso-wrap-style:square;mso-wrap-distance-left:9pt;mso-wrap-distance-top:0;mso-wrap-distance-right:9pt;mso-wrap-distance-bottom:0;mso-position-horizontal:absolute;mso-position-horizontal-relative:text;mso-position-vertical:absolute;mso-position-vertical-relative:text" o:gfxdata="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" strokecolor="#156082 [3204]" strokeweight=".5pt">
+              <v:shape w14:anchorId="7D91F47F" id="מחבר חץ ישר 17" o:spid="_x0000_s1026" type="#_x0000_t32" style="position:absolute;margin-left:324.3pt;margin-top:134.1pt;width:53.7pt;height:18.9pt;flip:x y;z-index:251784192;visibility:visible;mso-wrap-style:square;mso-wrap-distance-left:9pt;mso-wrap-distance-top:0;mso-wrap-distance-right:9pt;mso-wrap-distance-bottom:0;mso-position-horizontal:absolute;mso-position-horizontal-relative:text;mso-position-vertical:absolute;mso-position-vertical-relative:text" o:gfxdata="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" strokecolor="#156082 [3204]" strokeweight=".5pt">
                 <v:stroke endarrow="block" joinstyle="miter"/>
               </v:shape>
             </w:pict>
@@ -33730,7 +33722,7 @@
           </mc:Choice>
           <mc:Fallback>
             <w:pict>
-              <v:rect w14:anchorId="4E7CF7CD" id="מלבן 14" o:spid="_x0000_s1048" style="position:absolute;margin-left:71.95pt;margin-top:153.35pt;width:107.85pt;height:21.35pt;z-index:251779072;visibility:visible;mso-wrap-style:square;mso-width-percent:0;mso-height-percent:0;mso-wrap-distance-left:9pt;mso-wrap-distance-top:0;mso-wrap-distance-right:9pt;mso-wrap-distance-bottom:0;mso-position-horizontal:absolute;mso-position-horizontal-relative:text;mso-position-vertical:absolute;mso-position-vertical-relative:text;mso-width-percent:0;mso-height-percent:0;mso-width-relative:margin;mso-height-relative:margin;v-text-anchor:middle" o:gfxdata="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" fillcolor="white [3201]" strokecolor="black [3200]" strokeweight="1pt">
+              <v:rect w14:anchorId="4E7CF7CD" id="מלבן 14" o:spid="_x0000_s1048" style="position:absolute;margin-left:71.95pt;margin-top:153.35pt;width:107.85pt;height:21.35pt;z-index:251779072;visibility:visible;mso-wrap-style:square;mso-width-percent:0;mso-height-percent:0;mso-wrap-distance-left:9pt;mso-wrap-distance-top:0;mso-wrap-distance-right:9pt;mso-wrap-distance-bottom:0;mso-position-horizontal:absolute;mso-position-horizontal-relative:text;mso-position-vertical:absolute;mso-position-vertical-relative:text;mso-width-percent:0;mso-height-percent:0;mso-width-relative:margin;mso-height-relative:margin;v-text-anchor:middle" o:gfxdata="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" fillcolor="white [3201]" strokecolor="black [3200]" strokeweight="1pt">
                 <v:textbox>
                   <w:txbxContent>
                     <w:p>
@@ -33860,7 +33852,7 @@
           </mc:Choice>
           <mc:Fallback>
             <w:pict>
-              <v:rect w14:anchorId="0DD58D96" id="מלבן 16" o:spid="_x0000_s1049" style="position:absolute;margin-left:324.3pt;margin-top:153pt;width:107.7pt;height:21.35pt;z-index:251783168;visibility:visible;mso-wrap-style:square;mso-width-percent:0;mso-height-percent:0;mso-wrap-distance-left:9pt;mso-wrap-distance-top:0;mso-wrap-distance-right:9pt;mso-wrap-distance-bottom:0;mso-position-horizontal:absolute;mso-position-horizontal-relative:text;mso-position-vertical:absolute;mso-position-vertical-relative:text;mso-width-percent:0;mso-height-percent:0;mso-width-relative:margin;mso-height-relative:margin;v-text-anchor:middle" o:gfxdata="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" fillcolor="white [3201]" strokecolor="black [3200]" strokeweight="1pt">
+              <v:rect w14:anchorId="0DD58D96" id="מלבן 16" o:spid="_x0000_s1049" style="position:absolute;margin-left:324.3pt;margin-top:153pt;width:107.7pt;height:21.35pt;z-index:251783168;visibility:visible;mso-wrap-style:square;mso-width-percent:0;mso-height-percent:0;mso-wrap-distance-left:9pt;mso-wrap-distance-top:0;mso-wrap-distance-right:9pt;mso-wrap-distance-bottom:0;mso-position-horizontal:absolute;mso-position-horizontal-relative:text;mso-position-vertical:absolute;mso-position-vertical-relative:text;mso-width-percent:0;mso-height-percent:0;mso-width-relative:margin;mso-height-relative:margin;v-text-anchor:middle" o:gfxdata="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" fillcolor="white [3201]" strokecolor="black [3200]" strokeweight="1pt">
                 <v:textbox>
                   <w:txbxContent>
                     <w:p>
@@ -33990,7 +33982,7 @@
           </mc:Choice>
           <mc:Fallback>
             <w:pict>
-              <v:rect w14:anchorId="137650E5" id="מלבן 15" o:spid="_x0000_s1050" style="position:absolute;margin-left:198.15pt;margin-top:153pt;width:107.85pt;height:21.35pt;z-index:251781120;visibility:visible;mso-wrap-style:square;mso-width-percent:0;mso-height-percent:0;mso-wrap-distance-left:9pt;mso-wrap-distance-top:0;mso-wrap-distance-right:9pt;mso-wrap-distance-bottom:0;mso-position-horizontal:absolute;mso-position-horizontal-relative:text;mso-position-vertical:absolute;mso-position-vertical-relative:text;mso-width-percent:0;mso-height-percent:0;mso-width-relative:margin;mso-height-relative:margin;v-text-anchor:middle" o:gfxdata="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" fillcolor="white [3201]" strokecolor="black [3200]" strokeweight="1pt">
+              <v:rect w14:anchorId="137650E5" id="מלבן 15" o:spid="_x0000_s1050" style="position:absolute;margin-left:198.15pt;margin-top:153pt;width:107.85pt;height:21.35pt;z-index:251781120;visibility:visible;mso-wrap-style:square;mso-width-percent:0;mso-height-percent:0;mso-wrap-distance-left:9pt;mso-wrap-distance-top:0;mso-wrap-distance-right:9pt;mso-wrap-distance-bottom:0;mso-position-horizontal:absolute;mso-position-horizontal-relative:text;mso-position-vertical:absolute;mso-position-vertical-relative:text;mso-width-percent:0;mso-height-percent:0;mso-width-relative:margin;mso-height-relative:margin;v-text-anchor:middle" o:gfxdata="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" fillcolor="white [3201]" strokecolor="black [3200]" strokeweight="1pt">
                 <v:textbox>
                   <w:txbxContent>
                     <w:p>
@@ -34120,7 +34112,7 @@
           </mc:Choice>
           <mc:Fallback>
             <w:pict>
-              <v:rect w14:anchorId="61A2D49E" id="מלבן 13" o:spid="_x0000_s1051" style="position:absolute;margin-left:188.65pt;margin-top:103.7pt;width:135.35pt;height:30.35pt;z-index:251777024;visibility:visible;mso-wrap-style:square;mso-width-percent:0;mso-height-percent:0;mso-wrap-distance-left:9pt;mso-wrap-distance-top:0;mso-wrap-distance-right:9pt;mso-wrap-distance-bottom:0;mso-position-horizontal:absolute;mso-position-horizontal-relative:text;mso-position-vertical:absolute;mso-position-vertical-relative:text;mso-width-percent:0;mso-height-percent:0;mso-width-relative:margin;mso-height-relative:margin;v-text-anchor:middle" o:gfxdata="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" fillcolor="white [3201]" strokecolor="black [3200]" strokeweight="1pt">
+              <v:rect w14:anchorId="61A2D49E" id="מלבן 13" o:spid="_x0000_s1051" style="position:absolute;margin-left:188.65pt;margin-top:103.7pt;width:135.35pt;height:30.35pt;z-index:251777024;visibility:visible;mso-wrap-style:square;mso-width-percent:0;mso-height-percent:0;mso-wrap-distance-left:9pt;mso-wrap-distance-top:0;mso-wrap-distance-right:9pt;mso-wrap-distance-bottom:0;mso-position-horizontal:absolute;mso-position-horizontal-relative:text;mso-position-vertical:absolute;mso-position-vertical-relative:text;mso-width-percent:0;mso-height-percent:0;mso-width-relative:margin;mso-height-relative:margin;v-text-anchor:middle" o:gfxdata="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" fillcolor="white [3201]" strokecolor="black [3200]" strokeweight="1pt">
                 <v:textbox>
                   <w:txbxContent>
                     <w:p>
@@ -34216,7 +34208,7 @@
           </mc:Choice>
           <mc:Fallback>
             <w:pict>
-              <v:shape w14:anchorId="7339C1C1" id="מחבר חץ ישר 12" o:spid="_x0000_s1026" type="#_x0000_t32" style="position:absolute;margin-left:252pt;margin-top:36pt;width:0;height:35.8pt;flip:y;z-index:251774976;visibility:visible;mso-wrap-style:square;mso-wrap-distance-left:9pt;mso-wrap-distance-top:0;mso-wrap-distance-right:9pt;mso-wrap-distance-bottom:0;mso-position-horizontal:absolute;mso-position-horizontal-relative:text;mso-position-vertical:absolute;mso-position-vertical-relative:text" o:gfxdata="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" strokecolor="#156082 [3204]" strokeweight=".5pt">
+              <v:shape w14:anchorId="1F13306C" id="מחבר חץ ישר 12" o:spid="_x0000_s1026" type="#_x0000_t32" style="position:absolute;margin-left:252pt;margin-top:36pt;width:0;height:35.8pt;flip:y;z-index:251774976;visibility:visible;mso-wrap-style:square;mso-wrap-distance-left:9pt;mso-wrap-distance-top:0;mso-wrap-distance-right:9pt;mso-wrap-distance-bottom:0;mso-position-horizontal:absolute;mso-position-horizontal-relative:text;mso-position-vertical:absolute;mso-position-vertical-relative:text" o:gfxdata="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" strokecolor="#156082 [3204]" strokeweight=".5pt">
                 <v:stroke endarrow="block" joinstyle="miter"/>
               </v:shape>
             </w:pict>
@@ -34321,7 +34313,7 @@
           </mc:Choice>
           <mc:Fallback>
             <w:pict>
-              <v:rect w14:anchorId="1219955E" id="מלבן 10" o:spid="_x0000_s1052" style="position:absolute;margin-left:188.95pt;margin-top:4.95pt;width:135.35pt;height:30.35pt;z-index:251771904;visibility:visible;mso-wrap-style:square;mso-width-percent:0;mso-height-percent:0;mso-wrap-distance-left:9pt;mso-wrap-distance-top:0;mso-wrap-distance-right:9pt;mso-wrap-distance-bottom:0;mso-position-horizontal:absolute;mso-position-horizontal-relative:text;mso-position-vertical:absolute;mso-position-vertical-relative:text;mso-width-percent:0;mso-height-percent:0;mso-width-relative:margin;mso-height-relative:margin;v-text-anchor:middle" o:gfxdata="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" fillcolor="white [3201]" strokecolor="black [3200]" strokeweight="1pt">
+              <v:rect w14:anchorId="1219955E" id="מלבן 10" o:spid="_x0000_s1052" style="position:absolute;margin-left:188.95pt;margin-top:4.95pt;width:135.35pt;height:30.35pt;z-index:251771904;visibility:visible;mso-wrap-style:square;mso-width-percent:0;mso-height-percent:0;mso-wrap-distance-left:9pt;mso-wrap-distance-top:0;mso-wrap-distance-right:9pt;mso-wrap-distance-bottom:0;mso-position-horizontal:absolute;mso-position-horizontal-relative:text;mso-position-vertical:absolute;mso-position-vertical-relative:text;mso-width-percent:0;mso-height-percent:0;mso-width-relative:margin;mso-height-relative:margin;v-text-anchor:middle" o:gfxdata="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" fillcolor="white [3201]" strokecolor="black [3200]" strokeweight="1pt">
                 <v:textbox>
                   <w:txbxContent>
                     <w:p>
@@ -34457,7 +34449,7 @@
           </mc:Choice>
           <mc:Fallback>
             <w:pict>
-              <v:rect w14:anchorId="103B171E" id="מלבן 11" o:spid="_x0000_s1053" style="position:absolute;margin-left:188.65pt;margin-top:71.8pt;width:135.35pt;height:32pt;z-index:251773952;visibility:visible;mso-wrap-style:square;mso-width-percent:0;mso-height-percent:0;mso-wrap-distance-left:9pt;mso-wrap-distance-top:0;mso-wrap-distance-right:9pt;mso-wrap-distance-bottom:0;mso-position-horizontal:absolute;mso-position-horizontal-relative:text;mso-position-vertical:absolute;mso-position-vertical-relative:text;mso-width-percent:0;mso-height-percent:0;mso-width-relative:margin;mso-height-relative:margin;v-text-anchor:middle" o:gfxdata="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" fillcolor="white [3201]" strokecolor="black [3200]" strokeweight="1pt">
+              <v:rect w14:anchorId="103B171E" id="מלבן 11" o:spid="_x0000_s1053" style="position:absolute;margin-left:188.65pt;margin-top:71.8pt;width:135.35pt;height:32pt;z-index:251773952;visibility:visible;mso-wrap-style:square;mso-width-percent:0;mso-height-percent:0;mso-wrap-distance-left:9pt;mso-wrap-distance-top:0;mso-wrap-distance-right:9pt;mso-wrap-distance-bottom:0;mso-position-horizontal:absolute;mso-position-horizontal-relative:text;mso-position-vertical:absolute;mso-position-vertical-relative:text;mso-width-percent:0;mso-height-percent:0;mso-width-relative:margin;mso-height-relative:margin;v-text-anchor:middle" o:gfxdata="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" fillcolor="white [3201]" strokecolor="black [3200]" strokeweight="1pt">
                 <v:textbox>
                   <w:txbxContent>
                     <w:p>
@@ -34807,198 +34799,153 @@
     </w:p>
     <w:p>
       <w:pPr>
-        <w:pBdr>
-          <w:bottom w:val="single" w:sz="6" w:space="1" w:color="auto"/>
-        </w:pBdr>
         <w:suppressAutoHyphens w:val="0"/>
         <w:autoSpaceDN/>
-        <w:spacing w:after="0" w:line="240" w:lineRule="auto"/>
+        <w:bidi/>
+        <w:spacing w:before="100" w:beforeAutospacing="1" w:after="100" w:afterAutospacing="1" w:line="240" w:lineRule="auto"/>
+        <w:rPr>
+          <w:rFonts w:ascii="David" w:eastAsia="Times New Roman" w:hAnsi="David" w:cs="David"/>
+          <w:sz w:val="36"/>
+          <w:szCs w:val="36"/>
+          <w:rtl/>
+          <w:lang w:val="en-US"/>
+        </w:rPr>
+      </w:pPr>
+      <w:r>
+        <w:rPr>
+          <w:rFonts w:ascii="David" w:eastAsia="Times New Roman" w:hAnsi="David" w:cs="David"/>
+          <w:sz w:val="36"/>
+          <w:szCs w:val="36"/>
+          <w:lang w:val="en-US"/>
+        </w:rPr>
+        <w:t>Track</w:t>
+      </w:r>
+      <w:r>
+        <w:rPr>
+          <w:rFonts w:ascii="David" w:eastAsia="Times New Roman" w:hAnsi="David" w:cs="David" w:hint="cs"/>
+          <w:sz w:val="36"/>
+          <w:szCs w:val="36"/>
+          <w:rtl/>
+          <w:lang w:val="en-US"/>
+        </w:rPr>
+        <w:t xml:space="preserve">-זאת מחלקה שבעצם בעזרת ניתן לעלות אובייקטים מסוג </w:t>
+      </w:r>
+      <w:r>
+        <w:rPr>
+          <w:rFonts w:ascii="David" w:eastAsia="Times New Roman" w:hAnsi="David" w:cs="David"/>
+          <w:sz w:val="36"/>
+          <w:szCs w:val="36"/>
+          <w:lang w:val="en-US"/>
+        </w:rPr>
+        <w:t>TrackMongo1</w:t>
+      </w:r>
+      <w:r>
+        <w:rPr>
+          <w:rFonts w:ascii="David" w:eastAsia="Times New Roman" w:hAnsi="David" w:cs="David" w:hint="cs"/>
+          <w:sz w:val="36"/>
+          <w:szCs w:val="36"/>
+          <w:rtl/>
+          <w:lang w:val="en-US"/>
+        </w:rPr>
+        <w:t xml:space="preserve">-שזהו אובייקט שנעלה לענן של </w:t>
+      </w:r>
+      <w:r>
+        <w:rPr>
+          <w:rFonts w:ascii="David" w:eastAsia="Times New Roman" w:hAnsi="David" w:cs="David"/>
+          <w:sz w:val="36"/>
+          <w:szCs w:val="36"/>
+          <w:lang w:val="en-US"/>
+        </w:rPr>
+        <w:t>MONGO DB</w:t>
+      </w:r>
+      <w:r>
+        <w:rPr>
+          <w:rFonts w:ascii="David" w:eastAsia="Times New Roman" w:hAnsi="David" w:cs="David" w:hint="cs"/>
+          <w:sz w:val="36"/>
+          <w:szCs w:val="36"/>
+          <w:rtl/>
+          <w:lang w:val="en-US"/>
+        </w:rPr>
+        <w:t xml:space="preserve"> ששומר את פרטי </w:t>
+      </w:r>
+      <w:proofErr w:type="gramStart"/>
+      <w:r>
+        <w:rPr>
+          <w:rFonts w:ascii="David" w:eastAsia="Times New Roman" w:hAnsi="David" w:cs="David" w:hint="cs"/>
+          <w:sz w:val="36"/>
+          <w:szCs w:val="36"/>
+          <w:rtl/>
+          <w:lang w:val="en-US"/>
+        </w:rPr>
+        <w:t>המסלול ,ו</w:t>
+      </w:r>
+      <w:r>
+        <w:rPr>
+          <w:rFonts w:ascii="David" w:eastAsia="Times New Roman" w:hAnsi="David" w:cs="David" w:hint="cs"/>
+          <w:sz w:val="36"/>
+          <w:szCs w:val="36"/>
+          <w:rtl/>
+          <w:lang w:val="en-US"/>
+        </w:rPr>
+        <w:t>ניתן</w:t>
+      </w:r>
+      <w:proofErr w:type="gramEnd"/>
+      <w:r>
+        <w:rPr>
+          <w:rFonts w:ascii="David" w:eastAsia="Times New Roman" w:hAnsi="David" w:cs="David" w:hint="cs"/>
+          <w:sz w:val="36"/>
+          <w:szCs w:val="36"/>
+          <w:rtl/>
+          <w:lang w:val="en-US"/>
+        </w:rPr>
+        <w:t xml:space="preserve"> לעלות את הרשימה של ה</w:t>
+      </w:r>
+      <w:r>
+        <w:rPr>
+          <w:rFonts w:ascii="David" w:eastAsia="Times New Roman" w:hAnsi="David" w:cs="David"/>
+          <w:sz w:val="36"/>
+          <w:szCs w:val="36"/>
+          <w:lang w:val="en-US"/>
+        </w:rPr>
+        <w:t>MAPPIN</w:t>
+      </w:r>
+      <w:r>
+        <w:rPr>
+          <w:rFonts w:ascii="David" w:eastAsia="Times New Roman" w:hAnsi="David" w:cs="David" w:hint="cs"/>
+          <w:sz w:val="36"/>
+          <w:szCs w:val="36"/>
+          <w:rtl/>
+          <w:lang w:val="en-US"/>
+        </w:rPr>
+        <w:t xml:space="preserve"> שיוצרים את המסלול עצמו . </w:t>
+      </w:r>
+    </w:p>
+    <w:p>
+      <w:pPr>
+        <w:bidi/>
         <w:jc w:val="center"/>
         <w:rPr>
-          <w:rFonts w:ascii="Arial" w:eastAsia="Times New Roman" w:hAnsi="Arial"/>
-          <w:vanish/>
-          <w:sz w:val="16"/>
-          <w:szCs w:val="16"/>
-          <w:lang w:val="en-US"/>
-        </w:rPr>
-      </w:pPr>
-      <w:r>
-        <w:rPr>
-          <w:rFonts w:ascii="Arial" w:eastAsia="Times New Roman" w:hAnsi="Arial"/>
-          <w:vanish/>
-          <w:sz w:val="16"/>
-          <w:szCs w:val="16"/>
-          <w:rtl/>
-          <w:lang w:val="en-US"/>
-        </w:rPr>
-        <w:t>ראש הטופס</w:t>
-      </w:r>
-    </w:p>
-    <w:p>
-      <w:pPr>
-        <w:pBdr>
-          <w:top w:val="single" w:sz="6" w:space="1" w:color="auto"/>
-        </w:pBdr>
-        <w:suppressAutoHyphens w:val="0"/>
-        <w:autoSpaceDN/>
-        <w:spacing w:after="0" w:line="240" w:lineRule="auto"/>
-        <w:jc w:val="center"/>
-        <w:rPr>
-          <w:rFonts w:ascii="Arial" w:eastAsia="Times New Roman" w:hAnsi="Arial"/>
-          <w:vanish/>
-          <w:sz w:val="16"/>
-          <w:szCs w:val="16"/>
-          <w:lang w:val="en-US"/>
-        </w:rPr>
-      </w:pPr>
-      <w:r>
-        <w:rPr>
-          <w:rFonts w:ascii="Arial" w:eastAsia="Times New Roman" w:hAnsi="Arial"/>
-          <w:vanish/>
-          <w:sz w:val="16"/>
-          <w:szCs w:val="16"/>
-          <w:rtl/>
-          <w:lang w:val="en-US"/>
-        </w:rPr>
-        <w:t>תחתית הטופס</w:t>
-      </w:r>
-    </w:p>
-    <w:p>
-      <w:pPr>
-        <w:suppressAutoHyphens w:val="0"/>
-        <w:autoSpaceDN/>
-        <w:bidi/>
-        <w:spacing w:before="100" w:beforeAutospacing="1" w:after="100" w:afterAutospacing="1" w:line="240" w:lineRule="auto"/>
-        <w:rPr>
-          <w:rFonts w:ascii="David" w:eastAsia="Times New Roman" w:hAnsi="David" w:cs="David"/>
-          <w:sz w:val="36"/>
-          <w:szCs w:val="36"/>
-          <w:rtl/>
-          <w:lang w:val="en-US"/>
-        </w:rPr>
-      </w:pPr>
-      <w:proofErr w:type="spellStart"/>
-      <w:r>
-        <w:rPr>
-          <w:rFonts w:ascii="David" w:eastAsia="Times New Roman" w:hAnsi="David" w:cs="David" w:hint="cs"/>
-          <w:sz w:val="36"/>
-          <w:szCs w:val="36"/>
-          <w:lang w:val="en-US"/>
-        </w:rPr>
-        <w:t>M</w:t>
-      </w:r>
-      <w:r>
-        <w:rPr>
-          <w:rFonts w:ascii="David" w:eastAsia="Times New Roman" w:hAnsi="David" w:cs="David"/>
-          <w:sz w:val="36"/>
-          <w:szCs w:val="36"/>
-          <w:lang w:val="en-US"/>
-        </w:rPr>
-        <w:t>apsViewModel</w:t>
-      </w:r>
-      <w:proofErr w:type="spellEnd"/>
-      <w:r>
-        <w:rPr>
-          <w:rFonts w:ascii="David" w:eastAsia="Times New Roman" w:hAnsi="David" w:cs="David" w:hint="cs"/>
-          <w:sz w:val="36"/>
-          <w:szCs w:val="36"/>
-          <w:rtl/>
-          <w:lang w:val="en-US"/>
-        </w:rPr>
-        <w:t xml:space="preserve">-במחלקה זו קיימת הרשימה </w:t>
-      </w:r>
-      <w:r>
-        <w:rPr>
-          <w:rFonts w:ascii="David" w:eastAsia="Times New Roman" w:hAnsi="David" w:cs="David"/>
-          <w:sz w:val="36"/>
-          <w:szCs w:val="36"/>
-          <w:lang w:val="en-US"/>
-        </w:rPr>
-        <w:t>maps</w:t>
-      </w:r>
-      <w:r>
-        <w:rPr>
-          <w:rFonts w:ascii="David" w:eastAsia="Times New Roman" w:hAnsi="David" w:cs="David" w:hint="cs"/>
-          <w:sz w:val="36"/>
-          <w:szCs w:val="36"/>
-          <w:rtl/>
-          <w:lang w:val="en-US"/>
-        </w:rPr>
-        <w:t xml:space="preserve">-רשימה זו מציגה את המסלולים של כל המשתמשים שבנו </w:t>
-      </w:r>
-      <w:proofErr w:type="gramStart"/>
-      <w:r>
-        <w:rPr>
-          <w:rFonts w:ascii="David" w:eastAsia="Times New Roman" w:hAnsi="David" w:cs="David" w:hint="cs"/>
-          <w:sz w:val="36"/>
-          <w:szCs w:val="36"/>
-          <w:rtl/>
-          <w:lang w:val="en-US"/>
-        </w:rPr>
-        <w:t>המשתמשים .</w:t>
-      </w:r>
-      <w:proofErr w:type="gramEnd"/>
-      <w:r>
-        <w:rPr>
-          <w:rFonts w:ascii="David" w:eastAsia="Times New Roman" w:hAnsi="David" w:cs="David" w:hint="cs"/>
-          <w:sz w:val="36"/>
-          <w:szCs w:val="36"/>
-          <w:rtl/>
-          <w:lang w:val="en-US"/>
-        </w:rPr>
-        <w:t xml:space="preserve"> </w:t>
-      </w:r>
-      <w:r>
-        <w:rPr>
-          <w:rFonts w:ascii="David" w:eastAsia="Times New Roman" w:hAnsi="David" w:cs="David" w:hint="cs"/>
-          <w:sz w:val="36"/>
-          <w:szCs w:val="36"/>
-          <w:rtl/>
-          <w:lang w:val="en-US"/>
-        </w:rPr>
-        <w:t>אם למשל משתמש בוחר מסלול מסוים ורוצה לעדכן את המסלול ,למשל להוריד נקודה מהמסלול או ההפך להוסיף נקודה על גבי המסלול אז האפליקציה תעלה את המסלול המקורי  בתוספת הנקודות החדשות אבל אם שינוי השם .</w:t>
-      </w:r>
-    </w:p>
-    <w:p>
-      <w:pPr>
-        <w:bidi/>
-        <w:rPr>
-          <w:rFonts w:ascii="David" w:hAnsi="David" w:cs="David"/>
-          <w:sz w:val="36"/>
-          <w:szCs w:val="36"/>
-          <w:rtl/>
-          <w:lang w:val="en-US"/>
-        </w:rPr>
-      </w:pPr>
-      <w:r>
-        <w:rPr>
-          <w:rFonts w:ascii="David" w:hAnsi="David" w:cs="David"/>
+          <w:rFonts w:ascii="David" w:hAnsi="David" w:cs="David"/>
+          <w:sz w:val="36"/>
+          <w:szCs w:val="36"/>
+          <w:rtl/>
+          <w:lang w:val="en-US"/>
+        </w:rPr>
+      </w:pPr>
+      <w:r>
+        <w:rPr>
+          <w:rFonts w:ascii="David" w:hAnsi="David" w:cs="David"/>
+          <w:noProof/>
           <w:sz w:val="36"/>
           <w:szCs w:val="36"/>
           <w:rtl/>
           <w:lang w:val="en-US"/>
         </w:rPr>
         <w:drawing>
-          <wp:anchor distT="0" distB="0" distL="114300" distR="114300" simplePos="0" relativeHeight="251638272" behindDoc="0" locked="0" layoutInCell="1" allowOverlap="1" wp14:anchorId="234CA407" wp14:editId="0B91168F">
-            <wp:simplePos x="0" y="0"/>
-            <wp:positionH relativeFrom="column">
-              <wp:posOffset>1257300</wp:posOffset>
-            </wp:positionH>
-            <wp:positionV relativeFrom="paragraph">
-              <wp:posOffset>-52705</wp:posOffset>
-            </wp:positionV>
-            <wp:extent cx="2749064" cy="2647642"/>
-            <wp:effectExtent l="0" t="0" r="0" b="635"/>
-            <wp:wrapThrough wrapText="bothSides">
-              <wp:wrapPolygon edited="0">
-                <wp:start x="0" y="0"/>
-                <wp:lineTo x="0" y="21450"/>
-                <wp:lineTo x="21405" y="21450"/>
-                <wp:lineTo x="21405" y="0"/>
-                <wp:lineTo x="0" y="0"/>
-              </wp:wrapPolygon>
-            </wp:wrapThrough>
-            <wp:docPr id="1668824023" name="Picture 1"/>
+          <wp:inline distT="0" distB="0" distL="0" distR="0" wp14:anchorId="2FAC07D9" wp14:editId="001780D9">
+            <wp:extent cx="2929890" cy="3187627"/>
+            <wp:effectExtent l="0" t="0" r="3810" b="0"/>
+            <wp:docPr id="891687798" name="Picture 1"/>
             <wp:cNvGraphicFramePr>
               <a:graphicFrameLocks xmlns:a="http://schemas.openxmlformats.org/drawingml/2006/main" noChangeAspect="1"/>
             </wp:cNvGraphicFramePr>
@@ -35006,17 +34953,11 @@
               <a:graphicData uri="http://schemas.openxmlformats.org/drawingml/2006/picture">
                 <pic:pic xmlns:pic="http://schemas.openxmlformats.org/drawingml/2006/picture">
                   <pic:nvPicPr>
-                    <pic:cNvPr id="1668824023" name=""/>
+                    <pic:cNvPr id="891687798" name=""/>
                     <pic:cNvPicPr/>
                   </pic:nvPicPr>
                   <pic:blipFill>
-                    <a:blip r:embed="rId48" cstate="print">
-                      <a:extLst>
-                        <a:ext uri="{28A0092B-C50C-407E-A947-70E740481C1C}">
-                          <a14:useLocalDpi xmlns:a14="http://schemas.microsoft.com/office/drawing/2010/main" val="0"/>
-                        </a:ext>
-                      </a:extLst>
-                    </a:blip>
+                    <a:blip r:embed="rId48"/>
                     <a:stretch>
                       <a:fillRect/>
                     </a:stretch>
@@ -35024,7 +34965,7 @@
                   <pic:spPr>
                     <a:xfrm>
                       <a:off x="0" y="0"/>
-                      <a:ext cx="2749743" cy="2648296"/>
+                      <a:ext cx="2936258" cy="3194555"/>
                     </a:xfrm>
                     <a:prstGeom prst="rect">
                       <a:avLst/>
@@ -35033,236 +34974,8 @@
                 </pic:pic>
               </a:graphicData>
             </a:graphic>
-            <wp14:sizeRelH relativeFrom="margin">
-              <wp14:pctWidth>0</wp14:pctWidth>
-            </wp14:sizeRelH>
-            <wp14:sizeRelV relativeFrom="margin">
-              <wp14:pctHeight>0</wp14:pctHeight>
-            </wp14:sizeRelV>
-          </wp:anchor>
+          </wp:inline>
         </w:drawing>
-      </w:r>
-    </w:p>
-    <w:p>
-      <w:pPr>
-        <w:suppressAutoHyphens w:val="0"/>
-        <w:bidi/>
-        <w:rPr>
-          <w:rFonts w:ascii="David" w:hAnsi="David" w:cs="David"/>
-          <w:sz w:val="36"/>
-          <w:szCs w:val="36"/>
-          <w:lang w:val="en-US"/>
-        </w:rPr>
-      </w:pPr>
-      <w:r>
-        <w:rPr>
-          <w:rFonts w:ascii="David" w:hAnsi="David" w:cs="David"/>
-          <w:noProof/>
-          <w:sz w:val="36"/>
-          <w:szCs w:val="36"/>
-          <w:rtl/>
-          <w:lang w:val="he-IL"/>
-        </w:rPr>
-        <mc:AlternateContent>
-          <mc:Choice Requires="wpi">
-            <w:drawing>
-              <wp:anchor distT="0" distB="0" distL="114300" distR="114300" simplePos="0" relativeHeight="251795456" behindDoc="0" locked="0" layoutInCell="1" allowOverlap="1" wp14:anchorId="27614649" wp14:editId="6F222277">
-                <wp:simplePos x="0" y="0"/>
-                <wp:positionH relativeFrom="column">
-                  <wp:posOffset>1818640</wp:posOffset>
-                </wp:positionH>
-                <wp:positionV relativeFrom="paragraph">
-                  <wp:posOffset>684530</wp:posOffset>
-                </wp:positionV>
-                <wp:extent cx="300990" cy="160350"/>
-                <wp:effectExtent l="57150" t="57150" r="3810" b="49530"/>
-                <wp:wrapNone/>
-                <wp:docPr id="1284068687" name="Ink 76"/>
-                <wp:cNvGraphicFramePr/>
-                <a:graphic xmlns:a="http://schemas.openxmlformats.org/drawingml/2006/main">
-                  <a:graphicData uri="http://schemas.microsoft.com/office/word/2010/wordprocessingInk">
-                    <w14:contentPart bwMode="auto" r:id="rId49">
-                      <w14:nvContentPartPr>
-                        <w14:cNvContentPartPr/>
-                      </w14:nvContentPartPr>
-                      <w14:xfrm>
-                        <a:off x="0" y="0"/>
-                        <a:ext cx="300990" cy="160350"/>
-                      </w14:xfrm>
-                    </w14:contentPart>
-                  </a:graphicData>
-                </a:graphic>
-              </wp:anchor>
-            </w:drawing>
-          </mc:Choice>
-          <mc:Fallback>
-            <w:pict>
-              <v:shape w14:anchorId="471503D0" id="Ink 76" o:spid="_x0000_s1026" type="#_x0000_t75" style="position:absolute;margin-left:142.5pt;margin-top:53.2pt;width:25.1pt;height:14.05pt;z-index:251795456;visibility:visible;mso-wrap-style:square;mso-wrap-distance-left:9pt;mso-wrap-distance-top:0;mso-wrap-distance-right:9pt;mso-wrap-distance-bottom:0;mso-position-horizontal:absolute;mso-position-horizontal-relative:text;mso-position-vertical:absolute;mso-position-vertical-relative:text" o:gfxdata="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">
-                <v:imagedata r:id="rId50" o:title=""/>
-              </v:shape>
-            </w:pict>
-          </mc:Fallback>
-        </mc:AlternateContent>
-      </w:r>
-      <w:r>
-        <w:rPr>
-          <w:rFonts w:ascii="David" w:hAnsi="David" w:cs="David"/>
-          <w:noProof/>
-          <w:sz w:val="36"/>
-          <w:szCs w:val="36"/>
-          <w:rtl/>
-          <w:lang w:val="he-IL"/>
-        </w:rPr>
-        <mc:AlternateContent>
-          <mc:Choice Requires="wpi">
-            <w:drawing>
-              <wp:anchor distT="0" distB="0" distL="114300" distR="114300" simplePos="0" relativeHeight="251790336" behindDoc="0" locked="0" layoutInCell="1" allowOverlap="1" wp14:anchorId="01392E60" wp14:editId="46DA3BD9">
-                <wp:simplePos x="0" y="0"/>
-                <wp:positionH relativeFrom="column">
-                  <wp:posOffset>3257065</wp:posOffset>
-                </wp:positionH>
-                <wp:positionV relativeFrom="paragraph">
-                  <wp:posOffset>1183205</wp:posOffset>
-                </wp:positionV>
-                <wp:extent cx="328320" cy="10800"/>
-                <wp:effectExtent l="133350" t="133350" r="90805" b="122555"/>
-                <wp:wrapNone/>
-                <wp:docPr id="553422002" name="Ink 71"/>
-                <wp:cNvGraphicFramePr/>
-                <a:graphic xmlns:a="http://schemas.openxmlformats.org/drawingml/2006/main">
-                  <a:graphicData uri="http://schemas.microsoft.com/office/word/2010/wordprocessingInk">
-                    <w14:contentPart bwMode="auto" r:id="rId51">
-                      <w14:nvContentPartPr>
-                        <w14:cNvContentPartPr/>
-                      </w14:nvContentPartPr>
-                      <w14:xfrm>
-                        <a:off x="0" y="0"/>
-                        <a:ext cx="328320" cy="10800"/>
-                      </w14:xfrm>
-                    </w14:contentPart>
-                  </a:graphicData>
-                </a:graphic>
-              </wp:anchor>
-            </w:drawing>
-          </mc:Choice>
-          <mc:Fallback>
-            <w:pict>
-              <v:shape w14:anchorId="738B0826" id="Ink 71" o:spid="_x0000_s1026" type="#_x0000_t75" style="position:absolute;margin-left:251.5pt;margin-top:88.2pt;width:35.75pt;height:10.75pt;z-index:251790336;visibility:visible;mso-wrap-style:square;mso-wrap-distance-left:9pt;mso-wrap-distance-top:0;mso-wrap-distance-right:9pt;mso-wrap-distance-bottom:0;mso-position-horizontal:absolute;mso-position-horizontal-relative:text;mso-position-vertical:absolute;mso-position-vertical-relative:text" o:gfxdata="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">
-                <v:imagedata r:id="rId52" o:title=""/>
-              </v:shape>
-            </w:pict>
-          </mc:Fallback>
-        </mc:AlternateContent>
-      </w:r>
-      <w:r>
-        <w:rPr>
-          <w:rFonts w:ascii="David" w:hAnsi="David" w:cs="David"/>
-          <w:noProof/>
-          <w:sz w:val="36"/>
-          <w:szCs w:val="36"/>
-          <w:rtl/>
-          <w:lang w:val="he-IL"/>
-        </w:rPr>
-        <mc:AlternateContent>
-          <mc:Choice Requires="wpi">
-            <w:drawing>
-              <wp:anchor distT="0" distB="0" distL="114300" distR="114300" simplePos="0" relativeHeight="251789312" behindDoc="0" locked="0" layoutInCell="1" allowOverlap="1" wp14:anchorId="2CF1F4F1" wp14:editId="33B6EBD6">
-                <wp:simplePos x="0" y="0"/>
-                <wp:positionH relativeFrom="column">
-                  <wp:posOffset>3238345</wp:posOffset>
-                </wp:positionH>
-                <wp:positionV relativeFrom="paragraph">
-                  <wp:posOffset>910325</wp:posOffset>
-                </wp:positionV>
-                <wp:extent cx="406080" cy="71640"/>
-                <wp:effectExtent l="133350" t="133350" r="108585" b="119380"/>
-                <wp:wrapNone/>
-                <wp:docPr id="1599631451" name="Ink 70"/>
-                <wp:cNvGraphicFramePr/>
-                <a:graphic xmlns:a="http://schemas.openxmlformats.org/drawingml/2006/main">
-                  <a:graphicData uri="http://schemas.microsoft.com/office/word/2010/wordprocessingInk">
-                    <w14:contentPart bwMode="auto" r:id="rId53">
-                      <w14:nvContentPartPr>
-                        <w14:cNvContentPartPr/>
-                      </w14:nvContentPartPr>
-                      <w14:xfrm>
-                        <a:off x="0" y="0"/>
-                        <a:ext cx="406080" cy="71640"/>
-                      </w14:xfrm>
-                    </w14:contentPart>
-                  </a:graphicData>
-                </a:graphic>
-              </wp:anchor>
-            </w:drawing>
-          </mc:Choice>
-          <mc:Fallback>
-            <w:pict>
-              <v:shape w14:anchorId="097C07BD" id="Ink 70" o:spid="_x0000_s1026" type="#_x0000_t75" style="position:absolute;margin-left:250.05pt;margin-top:66.75pt;width:41.85pt;height:15.6pt;z-index:251789312;visibility:visible;mso-wrap-style:square;mso-wrap-distance-left:9pt;mso-wrap-distance-top:0;mso-wrap-distance-right:9pt;mso-wrap-distance-bottom:0;mso-position-horizontal:absolute;mso-position-horizontal-relative:text;mso-position-vertical:absolute;mso-position-vertical-relative:text" o:gfxdata="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">
-                <v:imagedata r:id="rId54" o:title=""/>
-              </v:shape>
-            </w:pict>
-          </mc:Fallback>
-        </mc:AlternateContent>
-      </w:r>
-      <w:r>
-        <w:rPr>
-          <w:rFonts w:ascii="David" w:hAnsi="David" w:cs="David"/>
-          <w:noProof/>
-          <w:sz w:val="36"/>
-          <w:szCs w:val="36"/>
-          <w:rtl/>
-          <w:lang w:val="he-IL"/>
-        </w:rPr>
-        <mc:AlternateContent>
-          <mc:Choice Requires="wpi">
-            <w:drawing>
-              <wp:anchor distT="0" distB="0" distL="114300" distR="114300" simplePos="0" relativeHeight="251788288" behindDoc="0" locked="0" layoutInCell="1" allowOverlap="1" wp14:anchorId="732F05B4" wp14:editId="4066A6E7">
-                <wp:simplePos x="0" y="0"/>
-                <wp:positionH relativeFrom="column">
-                  <wp:posOffset>3196945</wp:posOffset>
-                </wp:positionH>
-                <wp:positionV relativeFrom="paragraph">
-                  <wp:posOffset>605045</wp:posOffset>
-                </wp:positionV>
-                <wp:extent cx="371520" cy="26640"/>
-                <wp:effectExtent l="133350" t="133350" r="66675" b="126365"/>
-                <wp:wrapNone/>
-                <wp:docPr id="867282057" name="Ink 69"/>
-                <wp:cNvGraphicFramePr/>
-                <a:graphic xmlns:a="http://schemas.openxmlformats.org/drawingml/2006/main">
-                  <a:graphicData uri="http://schemas.microsoft.com/office/word/2010/wordprocessingInk">
-                    <w14:contentPart bwMode="auto" r:id="rId55">
-                      <w14:nvContentPartPr>
-                        <w14:cNvContentPartPr/>
-                      </w14:nvContentPartPr>
-                      <w14:xfrm>
-                        <a:off x="0" y="0"/>
-                        <a:ext cx="371520" cy="26640"/>
-                      </w14:xfrm>
-                    </w14:contentPart>
-                  </a:graphicData>
-                </a:graphic>
-              </wp:anchor>
-            </w:drawing>
-          </mc:Choice>
-          <mc:Fallback>
-            <w:pict>
-              <v:shape w14:anchorId="5E1D9624" id="Ink 69" o:spid="_x0000_s1026" type="#_x0000_t75" style="position:absolute;margin-left:246.8pt;margin-top:42.7pt;width:39.15pt;height:12.05pt;z-index:251788288;visibility:visible;mso-wrap-style:square;mso-wrap-distance-left:9pt;mso-wrap-distance-top:0;mso-wrap-distance-right:9pt;mso-wrap-distance-bottom:0;mso-position-horizontal:absolute;mso-position-horizontal-relative:text;mso-position-vertical:absolute;mso-position-vertical-relative:text" o:gfxdata="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">
-                <v:imagedata r:id="rId56" o:title=""/>
-              </v:shape>
-            </w:pict>
-          </mc:Fallback>
-        </mc:AlternateContent>
-      </w:r>
-      <w:r>
-        <w:rPr>
-          <w:rFonts w:ascii="David" w:hAnsi="David" w:cs="David"/>
-          <w:sz w:val="36"/>
-          <w:szCs w:val="36"/>
-          <w:rtl/>
-          <w:lang w:val="en-US"/>
-        </w:rPr>
-        <w:br w:type="page"/>
       </w:r>
     </w:p>
     <w:p>
@@ -35448,7 +35161,7 @@
         <w:bidi/>
         <w:spacing w:before="100" w:beforeAutospacing="1" w:after="100" w:afterAutospacing="1" w:line="240" w:lineRule="auto"/>
         <w:rPr>
-          <w:rFonts w:ascii="David" w:eastAsia="Times New Roman" w:hAnsi="David" w:cs="David" w:hint="cs"/>
+          <w:rFonts w:ascii="David" w:eastAsia="Times New Roman" w:hAnsi="David" w:cs="David"/>
           <w:sz w:val="36"/>
           <w:szCs w:val="36"/>
           <w:rtl/>
@@ -35569,7 +35282,7 @@
                 <wp:cNvGraphicFramePr/>
                 <a:graphic xmlns:a="http://schemas.openxmlformats.org/drawingml/2006/main">
                   <a:graphicData uri="http://schemas.microsoft.com/office/word/2010/wordprocessingInk">
-                    <w14:contentPart bwMode="auto" r:id="rId57">
+                    <w14:contentPart bwMode="auto" r:id="rId49">
                       <w14:nvContentPartPr>
                         <w14:cNvContentPartPr/>
                       </w14:nvContentPartPr>
@@ -35585,8 +35298,8 @@
           </mc:Choice>
           <mc:Fallback>
             <w:pict>
-              <v:shape w14:anchorId="2C86D738" id="Ink 115" o:spid="_x0000_s1026" type="#_x0000_t75" style="position:absolute;margin-left:115.2pt;margin-top:84.25pt;width:254.3pt;height:88.65pt;z-index:251832320;visibility:visible;mso-wrap-style:square;mso-wrap-distance-left:9pt;mso-wrap-distance-top:0;mso-wrap-distance-right:9pt;mso-wrap-distance-bottom:0;mso-position-horizontal:absolute;mso-position-horizontal-relative:text;mso-position-vertical:absolute;mso-position-vertical-relative:text" o:gfxdata="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">
-                <v:imagedata r:id="rId58" o:title=""/>
+              <v:shape w14:anchorId="58CBDE6D" id="Ink 115" o:spid="_x0000_s1026" type="#_x0000_t75" style="position:absolute;margin-left:115.2pt;margin-top:84.25pt;width:254.3pt;height:88.65pt;z-index:251832320;visibility:visible;mso-wrap-style:square;mso-wrap-distance-left:9pt;mso-wrap-distance-top:0;mso-wrap-distance-right:9pt;mso-wrap-distance-bottom:0;mso-position-horizontal:absolute;mso-position-horizontal-relative:text;mso-position-vertical:absolute;mso-position-vertical-relative:text" o:gfxdata="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">
+                <v:imagedata r:id="rId50" o:title=""/>
               </v:shape>
             </w:pict>
           </mc:Fallback>
@@ -35621,7 +35334,7 @@
                 <wp:cNvGraphicFramePr/>
                 <a:graphic xmlns:a="http://schemas.openxmlformats.org/drawingml/2006/main">
                   <a:graphicData uri="http://schemas.microsoft.com/office/word/2010/wordprocessingInk">
-                    <w14:contentPart bwMode="auto" r:id="rId59">
+                    <w14:contentPart bwMode="auto" r:id="rId51">
                       <w14:nvContentPartPr>
                         <w14:cNvContentPartPr/>
                       </w14:nvContentPartPr>
@@ -35637,8 +35350,8 @@
           </mc:Choice>
           <mc:Fallback>
             <w:pict>
-              <v:shape w14:anchorId="312AFB7A" id="Ink 101" o:spid="_x0000_s1026" type="#_x0000_t75" style="position:absolute;margin-left:190.5pt;margin-top:133.3pt;width:126.1pt;height:18.75pt;z-index:251666944;visibility:visible;mso-wrap-style:square;mso-wrap-distance-left:9pt;mso-wrap-distance-top:0;mso-wrap-distance-right:9pt;mso-wrap-distance-bottom:0;mso-position-horizontal:absolute;mso-position-horizontal-relative:text;mso-position-vertical:absolute;mso-position-vertical-relative:text" o:gfxdata="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">
-                <v:imagedata r:id="rId60" o:title=""/>
+              <v:shape w14:anchorId="6B8D7B09" id="Ink 101" o:spid="_x0000_s1026" type="#_x0000_t75" style="position:absolute;margin-left:190.5pt;margin-top:133.3pt;width:126.1pt;height:18.75pt;z-index:251666944;visibility:visible;mso-wrap-style:square;mso-wrap-distance-left:9pt;mso-wrap-distance-top:0;mso-wrap-distance-right:9pt;mso-wrap-distance-bottom:0;mso-position-horizontal:absolute;mso-position-horizontal-relative:text;mso-position-vertical:absolute;mso-position-vertical-relative:text" o:gfxdata="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">
+                <v:imagedata r:id="rId52" o:title=""/>
               </v:shape>
             </w:pict>
           </mc:Fallback>
@@ -35673,7 +35386,7 @@
                 <wp:cNvGraphicFramePr/>
                 <a:graphic xmlns:a="http://schemas.openxmlformats.org/drawingml/2006/main">
                   <a:graphicData uri="http://schemas.microsoft.com/office/word/2010/wordprocessingInk">
-                    <w14:contentPart bwMode="auto" r:id="rId61">
+                    <w14:contentPart bwMode="auto" r:id="rId53">
                       <w14:nvContentPartPr>
                         <w14:cNvContentPartPr/>
                       </w14:nvContentPartPr>
@@ -35689,8 +35402,8 @@
           </mc:Choice>
           <mc:Fallback>
             <w:pict>
-              <v:shape w14:anchorId="2AA1D230" id="Ink 78" o:spid="_x0000_s1026" type="#_x0000_t75" style="position:absolute;margin-left:104pt;margin-top:134.8pt;width:23.65pt;height:25.4pt;z-index:251797504;visibility:visible;mso-wrap-style:square;mso-wrap-distance-left:9pt;mso-wrap-distance-top:0;mso-wrap-distance-right:9pt;mso-wrap-distance-bottom:0;mso-position-horizontal:absolute;mso-position-horizontal-relative:text;mso-position-vertical:absolute;mso-position-vertical-relative:text" o:gfxdata="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">
-                <v:imagedata r:id="rId62" o:title=""/>
+              <v:shape w14:anchorId="1B057A72" id="Ink 78" o:spid="_x0000_s1026" type="#_x0000_t75" style="position:absolute;margin-left:104pt;margin-top:134.8pt;width:23.65pt;height:25.4pt;z-index:251797504;visibility:visible;mso-wrap-style:square;mso-wrap-distance-left:9pt;mso-wrap-distance-top:0;mso-wrap-distance-right:9pt;mso-wrap-distance-bottom:0;mso-position-horizontal:absolute;mso-position-horizontal-relative:text;mso-position-vertical:absolute;mso-position-vertical-relative:text" o:gfxdata="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">
+                <v:imagedata r:id="rId54" o:title=""/>
               </v:shape>
             </w:pict>
           </mc:Fallback>
@@ -35762,7 +35475,7 @@
           </mc:Choice>
           <mc:Fallback>
             <w:pict>
-              <v:shape w14:anchorId="7A1B1313" id="Straight Arrow Connector 77" o:spid="_x0000_s1026" type="#_x0000_t32" style="position:absolute;margin-left:99pt;margin-top:42.75pt;width:81pt;height:0;z-index:251796480;visibility:visible;mso-wrap-style:square;mso-wrap-distance-left:9pt;mso-wrap-distance-top:0;mso-wrap-distance-right:9pt;mso-wrap-distance-bottom:0;mso-position-horizontal:absolute;mso-position-horizontal-relative:text;mso-position-vertical:absolute;mso-position-vertical-relative:text" o:gfxdata="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" strokecolor="black [3200]" strokeweight=".5pt">
+              <v:shape w14:anchorId="35AF9983" id="Straight Arrow Connector 77" o:spid="_x0000_s1026" type="#_x0000_t32" style="position:absolute;margin-left:99pt;margin-top:42.75pt;width:81pt;height:0;z-index:251796480;visibility:visible;mso-wrap-style:square;mso-wrap-distance-left:9pt;mso-wrap-distance-top:0;mso-wrap-distance-right:9pt;mso-wrap-distance-bottom:0;mso-position-horizontal:absolute;mso-position-horizontal-relative:text;mso-position-vertical:absolute;mso-position-vertical-relative:text" o:gfxdata="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" strokecolor="black [3200]" strokeweight=".5pt">
                 <v:stroke endarrow="block" joinstyle="miter"/>
               </v:shape>
             </w:pict>
@@ -35774,6 +35487,7 @@
           <w:rFonts w:ascii="David" w:hAnsi="David" w:cs="David"/>
           <w:b/>
           <w:bCs/>
+          <w:noProof/>
           <w:sz w:val="36"/>
           <w:szCs w:val="36"/>
           <w:rtl/>
@@ -35795,7 +35509,7 @@
                     <pic:cNvPicPr/>
                   </pic:nvPicPr>
                   <pic:blipFill>
-                    <a:blip r:embed="rId63"/>
+                    <a:blip r:embed="rId55"/>
                     <a:stretch>
                       <a:fillRect/>
                     </a:stretch>
@@ -35818,21 +35532,6 @@
     </w:p>
     <w:p>
       <w:pPr>
-        <w:suppressAutoHyphens w:val="0"/>
-        <w:rPr>
-          <w:lang w:val="en-US"/>
-        </w:rPr>
-      </w:pPr>
-      <w:r>
-        <w:rPr>
-          <w:lang w:val="en-US"/>
-        </w:rPr>
-        <w:lastRenderedPageBreak/>
-        <w:br w:type="page"/>
-      </w:r>
-    </w:p>
-    <w:p>
-      <w:pPr>
         <w:jc w:val="center"/>
         <w:rPr>
           <w:b/>
@@ -35864,12 +35563,47 @@
         <w:bidi/>
         <w:jc w:val="center"/>
         <w:rPr>
+          <w:sz w:val="32"/>
+          <w:szCs w:val="32"/>
+          <w:lang w:val="en-US"/>
+        </w:rPr>
+      </w:pPr>
+      <w:r>
+        <w:rPr>
           <w:rFonts w:hint="cs"/>
           <w:sz w:val="32"/>
           <w:szCs w:val="32"/>
-          <w:lang w:val="en-US"/>
-        </w:rPr>
-      </w:pPr>
+          <w:rtl/>
+          <w:lang w:val="en-US"/>
+        </w:rPr>
+        <w:t xml:space="preserve">דיאגרמות של המחלקות שמעלים לענן של </w:t>
+      </w:r>
+      <w:r>
+        <w:rPr>
+          <w:sz w:val="32"/>
+          <w:szCs w:val="32"/>
+          <w:lang w:val="en-US"/>
+        </w:rPr>
+        <w:t xml:space="preserve">mongo </w:t>
+      </w:r>
+      <w:proofErr w:type="spellStart"/>
+      <w:r>
+        <w:rPr>
+          <w:sz w:val="32"/>
+          <w:szCs w:val="32"/>
+          <w:lang w:val="en-US"/>
+        </w:rPr>
+        <w:t>db</w:t>
+      </w:r>
+      <w:proofErr w:type="spellEnd"/>
+      <w:r>
+        <w:rPr>
+          <w:sz w:val="32"/>
+          <w:szCs w:val="32"/>
+          <w:lang w:val="en-US"/>
+        </w:rPr>
+        <w:t xml:space="preserve"> atlas</w:t>
+      </w:r>
       <w:r>
         <w:rPr>
           <w:rFonts w:hint="cs"/>
@@ -35878,69 +35612,33 @@
           <w:rtl/>
           <w:lang w:val="en-US"/>
         </w:rPr>
-        <w:t xml:space="preserve">דיאגרמות של המחלקות שמעלים לענן של </w:t>
-      </w:r>
-      <w:r>
+        <w:t>.</w:t>
+      </w:r>
+    </w:p>
+    <w:p>
+      <w:pPr>
+        <w:bidi/>
+        <w:jc w:val="center"/>
         <w:rPr>
           <w:sz w:val="32"/>
           <w:szCs w:val="32"/>
-          <w:lang w:val="en-US"/>
-        </w:rPr>
-        <w:t xml:space="preserve">mongo </w:t>
-      </w:r>
-      <w:proofErr w:type="spellStart"/>
-      <w:r>
-        <w:rPr>
+          <w:rtl/>
+          <w:lang w:val="en-US"/>
+        </w:rPr>
+      </w:pPr>
+      <w:r>
+        <w:rPr>
+          <w:noProof/>
           <w:sz w:val="32"/>
           <w:szCs w:val="32"/>
-          <w:lang w:val="en-US"/>
-        </w:rPr>
-        <w:t>db</w:t>
-      </w:r>
-      <w:proofErr w:type="spellEnd"/>
-      <w:r>
-        <w:rPr>
-          <w:sz w:val="32"/>
-          <w:szCs w:val="32"/>
-          <w:lang w:val="en-US"/>
-        </w:rPr>
-        <w:t xml:space="preserve"> atlas</w:t>
-      </w:r>
-      <w:r>
-        <w:rPr>
-          <w:rFonts w:hint="cs"/>
-          <w:sz w:val="32"/>
-          <w:szCs w:val="32"/>
-          <w:rtl/>
-          <w:lang w:val="en-US"/>
-        </w:rPr>
-        <w:t>.</w:t>
-      </w:r>
-    </w:p>
-    <w:p>
-      <w:pPr>
-        <w:bidi/>
-        <w:jc w:val="center"/>
-        <w:rPr>
-          <w:rFonts w:hint="cs"/>
-          <w:sz w:val="32"/>
-          <w:szCs w:val="32"/>
-          <w:rtl/>
-          <w:lang w:val="en-US"/>
-        </w:rPr>
-      </w:pPr>
-      <w:r>
-        <w:rPr>
-          <w:sz w:val="32"/>
-          <w:szCs w:val="32"/>
           <w:rtl/>
           <w:lang w:val="en-US"/>
         </w:rPr>
         <w:drawing>
-          <wp:inline distT="0" distB="0" distL="0" distR="0" wp14:anchorId="6FC9238E" wp14:editId="506E715C">
-            <wp:extent cx="4242435" cy="4113178"/>
-            <wp:effectExtent l="0" t="0" r="5715" b="1905"/>
-            <wp:docPr id="1206271732" name="Picture 1"/>
+          <wp:inline distT="0" distB="0" distL="0" distR="0" wp14:anchorId="61835636" wp14:editId="71BCD82A">
+            <wp:extent cx="5731510" cy="3545840"/>
+            <wp:effectExtent l="0" t="0" r="2540" b="0"/>
+            <wp:docPr id="1413446320" name="Picture 1"/>
             <wp:cNvGraphicFramePr>
               <a:graphicFrameLocks xmlns:a="http://schemas.openxmlformats.org/drawingml/2006/main" noChangeAspect="1"/>
             </wp:cNvGraphicFramePr>
@@ -35948,11 +35646,11 @@
               <a:graphicData uri="http://schemas.openxmlformats.org/drawingml/2006/picture">
                 <pic:pic xmlns:pic="http://schemas.openxmlformats.org/drawingml/2006/picture">
                   <pic:nvPicPr>
-                    <pic:cNvPr id="1206271732" name=""/>
+                    <pic:cNvPr id="1413446320" name=""/>
                     <pic:cNvPicPr/>
                   </pic:nvPicPr>
                   <pic:blipFill>
-                    <a:blip r:embed="rId64"/>
+                    <a:blip r:embed="rId56"/>
                     <a:stretch>
                       <a:fillRect/>
                     </a:stretch>
@@ -35960,7 +35658,7 @@
                   <pic:spPr>
                     <a:xfrm>
                       <a:off x="0" y="0"/>
-                      <a:ext cx="4244307" cy="4114993"/>
+                      <a:ext cx="5731510" cy="3545840"/>
                     </a:xfrm>
                     <a:prstGeom prst="rect">
                       <a:avLst/>
@@ -35982,9 +35680,7 @@
     </w:p>
     <w:p>
       <w:pPr>
-        <w:tabs>
-          <w:tab w:val="left" w:pos="3675"/>
-        </w:tabs>
+        <w:suppressAutoHyphens w:val="0"/>
         <w:rPr>
           <w:rFonts w:ascii="David" w:hAnsi="David" w:cs="David"/>
           <w:b/>
@@ -35995,14 +35691,868 @@
           <w:lang w:val="en-US"/>
         </w:rPr>
       </w:pPr>
-    </w:p>
-    <w:p>
-      <w:pPr>
-        <w:rPr>
-          <w:rtl/>
-          <w:lang w:val="en-US"/>
-        </w:rPr>
-      </w:pPr>
+      <w:r>
+        <w:rPr>
+          <w:rFonts w:ascii="David" w:hAnsi="David" w:cs="David"/>
+          <w:b/>
+          <w:bCs/>
+          <w:sz w:val="36"/>
+          <w:szCs w:val="36"/>
+          <w:u w:val="single"/>
+          <w:lang w:val="en-US"/>
+        </w:rPr>
+        <w:br w:type="page"/>
+      </w:r>
+    </w:p>
+    <w:p>
+      <w:pPr>
+        <w:tabs>
+          <w:tab w:val="left" w:pos="3675"/>
+        </w:tabs>
+        <w:bidi/>
+        <w:jc w:val="center"/>
+        <w:rPr>
+          <w:rFonts w:ascii="David" w:hAnsi="David" w:cs="David"/>
+          <w:b/>
+          <w:bCs/>
+          <w:sz w:val="36"/>
+          <w:szCs w:val="36"/>
+          <w:u w:val="single"/>
+          <w:rtl/>
+          <w:lang w:val="en-US"/>
+        </w:rPr>
+      </w:pPr>
+      <w:r>
+        <w:rPr>
+          <w:rFonts w:ascii="David" w:hAnsi="David" w:cs="David" w:hint="cs"/>
+          <w:b/>
+          <w:bCs/>
+          <w:sz w:val="36"/>
+          <w:szCs w:val="36"/>
+          <w:u w:val="single"/>
+          <w:rtl/>
+          <w:lang w:val="en-US"/>
+        </w:rPr>
+        <w:lastRenderedPageBreak/>
+        <w:t xml:space="preserve">דיאגרמות של </w:t>
+      </w:r>
+      <w:proofErr w:type="spellStart"/>
+      <w:r>
+        <w:rPr>
+          <w:rFonts w:ascii="David" w:hAnsi="David" w:cs="David"/>
+          <w:b/>
+          <w:bCs/>
+          <w:sz w:val="36"/>
+          <w:szCs w:val="36"/>
+          <w:u w:val="single"/>
+          <w:lang w:val="en-US"/>
+        </w:rPr>
+        <w:t>ViewModels</w:t>
+      </w:r>
+      <w:proofErr w:type="spellEnd"/>
+    </w:p>
+    <w:p>
+      <w:pPr>
+        <w:tabs>
+          <w:tab w:val="left" w:pos="3170"/>
+        </w:tabs>
+        <w:rPr>
+          <w:lang w:val="en-US"/>
+        </w:rPr>
+      </w:pPr>
+      <w:r>
+        <w:rPr>
+          <w:noProof/>
+          <w:lang w:val="en-US"/>
+        </w:rPr>
+        <w:drawing>
+          <wp:inline distT="0" distB="0" distL="0" distR="0" wp14:anchorId="58BC00B8" wp14:editId="1C1032FE">
+            <wp:extent cx="5731510" cy="4018280"/>
+            <wp:effectExtent l="0" t="0" r="2540" b="1270"/>
+            <wp:docPr id="1251384959" name="Picture 1"/>
+            <wp:cNvGraphicFramePr>
+              <a:graphicFrameLocks xmlns:a="http://schemas.openxmlformats.org/drawingml/2006/main" noChangeAspect="1"/>
+            </wp:cNvGraphicFramePr>
+            <a:graphic xmlns:a="http://schemas.openxmlformats.org/drawingml/2006/main">
+              <a:graphicData uri="http://schemas.openxmlformats.org/drawingml/2006/picture">
+                <pic:pic xmlns:pic="http://schemas.openxmlformats.org/drawingml/2006/picture">
+                  <pic:nvPicPr>
+                    <pic:cNvPr id="1251384959" name=""/>
+                    <pic:cNvPicPr/>
+                  </pic:nvPicPr>
+                  <pic:blipFill>
+                    <a:blip r:embed="rId57"/>
+                    <a:stretch>
+                      <a:fillRect/>
+                    </a:stretch>
+                  </pic:blipFill>
+                  <pic:spPr>
+                    <a:xfrm>
+                      <a:off x="0" y="0"/>
+                      <a:ext cx="5731510" cy="4018280"/>
+                    </a:xfrm>
+                    <a:prstGeom prst="rect">
+                      <a:avLst/>
+                    </a:prstGeom>
+                  </pic:spPr>
+                </pic:pic>
+              </a:graphicData>
+            </a:graphic>
+          </wp:inline>
+        </w:drawing>
+      </w:r>
+    </w:p>
+    <w:p>
+      <w:pPr>
+        <w:bidi/>
+        <w:jc w:val="center"/>
+        <w:rPr>
+          <w:b/>
+          <w:bCs/>
+          <w:sz w:val="28"/>
+          <w:szCs w:val="28"/>
+          <w:u w:val="single"/>
+          <w:rtl/>
+          <w:lang w:val="en-US"/>
+        </w:rPr>
+      </w:pPr>
+      <w:r>
+        <w:rPr>
+          <w:rFonts w:hint="cs"/>
+          <w:b/>
+          <w:bCs/>
+          <w:sz w:val="28"/>
+          <w:szCs w:val="28"/>
+          <w:u w:val="single"/>
+          <w:rtl/>
+          <w:lang w:val="en-US"/>
+        </w:rPr>
+        <w:t xml:space="preserve">מחלקת עזר לחישובים </w:t>
+      </w:r>
+    </w:p>
+    <w:p>
+      <w:pPr>
+        <w:bidi/>
+        <w:jc w:val="center"/>
+        <w:rPr>
+          <w:sz w:val="28"/>
+          <w:szCs w:val="28"/>
+          <w:lang w:val="en-US"/>
+        </w:rPr>
+      </w:pPr>
+      <w:r>
+        <w:rPr>
+          <w:noProof/>
+          <w:sz w:val="28"/>
+          <w:szCs w:val="28"/>
+          <w:rtl/>
+          <w:lang w:val="en-US"/>
+        </w:rPr>
+        <w:drawing>
+          <wp:inline distT="0" distB="0" distL="0" distR="0" wp14:anchorId="65D02217" wp14:editId="568342D2">
+            <wp:extent cx="1862505" cy="3200400"/>
+            <wp:effectExtent l="0" t="0" r="4445" b="0"/>
+            <wp:docPr id="91127173" name="Picture 1"/>
+            <wp:cNvGraphicFramePr>
+              <a:graphicFrameLocks xmlns:a="http://schemas.openxmlformats.org/drawingml/2006/main" noChangeAspect="1"/>
+            </wp:cNvGraphicFramePr>
+            <a:graphic xmlns:a="http://schemas.openxmlformats.org/drawingml/2006/main">
+              <a:graphicData uri="http://schemas.openxmlformats.org/drawingml/2006/picture">
+                <pic:pic xmlns:pic="http://schemas.openxmlformats.org/drawingml/2006/picture">
+                  <pic:nvPicPr>
+                    <pic:cNvPr id="91127173" name=""/>
+                    <pic:cNvPicPr/>
+                  </pic:nvPicPr>
+                  <pic:blipFill>
+                    <a:blip r:embed="rId58"/>
+                    <a:stretch>
+                      <a:fillRect/>
+                    </a:stretch>
+                  </pic:blipFill>
+                  <pic:spPr>
+                    <a:xfrm>
+                      <a:off x="0" y="0"/>
+                      <a:ext cx="1863585" cy="3202256"/>
+                    </a:xfrm>
+                    <a:prstGeom prst="rect">
+                      <a:avLst/>
+                    </a:prstGeom>
+                  </pic:spPr>
+                </pic:pic>
+              </a:graphicData>
+            </a:graphic>
+          </wp:inline>
+        </w:drawing>
+      </w:r>
+    </w:p>
+    <w:p>
+      <w:pPr>
+        <w:bidi/>
+        <w:jc w:val="center"/>
+        <w:rPr>
+          <w:sz w:val="28"/>
+          <w:szCs w:val="28"/>
+          <w:lang w:val="en-US"/>
+        </w:rPr>
+      </w:pPr>
+    </w:p>
+    <w:p>
+      <w:pPr>
+        <w:bidi/>
+        <w:jc w:val="center"/>
+        <w:rPr>
+          <w:sz w:val="28"/>
+          <w:szCs w:val="28"/>
+          <w:lang w:val="en-US"/>
+        </w:rPr>
+      </w:pPr>
+    </w:p>
+    <w:p>
+      <w:pPr>
+        <w:tabs>
+          <w:tab w:val="left" w:pos="5988"/>
+        </w:tabs>
+        <w:bidi/>
+        <w:rPr>
+          <w:sz w:val="28"/>
+          <w:szCs w:val="28"/>
+          <w:rtl/>
+          <w:lang w:val="en-US"/>
+        </w:rPr>
+      </w:pPr>
+    </w:p>
+    <w:p>
+      <w:pPr>
+        <w:tabs>
+          <w:tab w:val="left" w:pos="5988"/>
+        </w:tabs>
+        <w:bidi/>
+        <w:jc w:val="center"/>
+        <w:rPr>
+          <w:b/>
+          <w:bCs/>
+          <w:sz w:val="28"/>
+          <w:szCs w:val="28"/>
+          <w:u w:val="single"/>
+          <w:lang w:val="en-US"/>
+        </w:rPr>
+      </w:pPr>
+      <w:r>
+        <w:rPr>
+          <w:rFonts w:hint="cs"/>
+          <w:b/>
+          <w:bCs/>
+          <w:sz w:val="28"/>
+          <w:szCs w:val="28"/>
+          <w:u w:val="single"/>
+          <w:rtl/>
+          <w:lang w:val="en-US"/>
+        </w:rPr>
+        <w:t>דיאגר</w:t>
+      </w:r>
+      <w:r>
+        <w:rPr>
+          <w:rFonts w:hint="cs"/>
+          <w:b/>
+          <w:bCs/>
+          <w:sz w:val="28"/>
+          <w:szCs w:val="28"/>
+          <w:u w:val="single"/>
+          <w:rtl/>
+          <w:lang w:val="en-US"/>
+        </w:rPr>
+        <w:t>מת</w:t>
+      </w:r>
+      <w:r>
+        <w:rPr>
+          <w:rFonts w:hint="cs"/>
+          <w:b/>
+          <w:bCs/>
+          <w:sz w:val="28"/>
+          <w:szCs w:val="28"/>
+          <w:u w:val="single"/>
+          <w:rtl/>
+          <w:lang w:val="en-US"/>
+        </w:rPr>
+        <w:t xml:space="preserve"> של דפי ה</w:t>
+      </w:r>
+      <w:r>
+        <w:rPr>
+          <w:b/>
+          <w:bCs/>
+          <w:sz w:val="28"/>
+          <w:szCs w:val="28"/>
+          <w:u w:val="single"/>
+          <w:lang w:val="en-US"/>
+        </w:rPr>
+        <w:t>Views</w:t>
+      </w:r>
+      <w:r>
+        <w:rPr>
+          <w:rFonts w:hint="cs"/>
+          <w:b/>
+          <w:bCs/>
+          <w:sz w:val="28"/>
+          <w:szCs w:val="28"/>
+          <w:u w:val="single"/>
+          <w:rtl/>
+          <w:lang w:val="en-US"/>
+        </w:rPr>
+        <w:t xml:space="preserve"> </w:t>
+      </w:r>
+    </w:p>
+    <w:p>
+      <w:pPr>
+        <w:bidi/>
+        <w:rPr>
+          <w:rFonts w:ascii="David" w:hAnsi="David" w:cs="David" w:hint="cs"/>
+          <w:sz w:val="28"/>
+          <w:szCs w:val="28"/>
+          <w:rtl/>
+          <w:lang w:val="en-US"/>
+        </w:rPr>
+      </w:pPr>
+      <w:r>
+        <w:rPr>
+          <w:rFonts w:ascii="David" w:hAnsi="David" w:cs="David" w:hint="cs"/>
+          <w:sz w:val="28"/>
+          <w:szCs w:val="28"/>
+          <w:rtl/>
+          <w:lang w:val="en-US"/>
+        </w:rPr>
+        <w:t xml:space="preserve">בדיאגרמות הבאות נראה את </w:t>
+      </w:r>
+      <w:r>
+        <w:rPr>
+          <w:rFonts w:ascii="David" w:hAnsi="David" w:cs="David" w:hint="cs"/>
+          <w:sz w:val="28"/>
+          <w:szCs w:val="28"/>
+          <w:rtl/>
+          <w:lang w:val="en-US"/>
+        </w:rPr>
+        <w:t>הדפים של ה</w:t>
+      </w:r>
+      <w:r>
+        <w:rPr>
+          <w:rFonts w:ascii="David" w:hAnsi="David" w:cs="David"/>
+          <w:sz w:val="28"/>
+          <w:szCs w:val="28"/>
+          <w:lang w:val="en-US"/>
+        </w:rPr>
+        <w:t>Views</w:t>
+      </w:r>
+      <w:r>
+        <w:rPr>
+          <w:rFonts w:ascii="David" w:hAnsi="David" w:cs="David" w:hint="cs"/>
+          <w:sz w:val="28"/>
+          <w:szCs w:val="28"/>
+          <w:rtl/>
+          <w:lang w:val="en-US"/>
+        </w:rPr>
+        <w:t>,שאלו בעצם דפי ה</w:t>
+      </w:r>
+      <w:r>
+        <w:rPr>
+          <w:rFonts w:ascii="David" w:hAnsi="David" w:cs="David"/>
+          <w:sz w:val="28"/>
+          <w:szCs w:val="28"/>
+          <w:lang w:val="en-US"/>
+        </w:rPr>
+        <w:t>XAML</w:t>
+      </w:r>
+      <w:r>
+        <w:rPr>
+          <w:rFonts w:ascii="David" w:hAnsi="David" w:cs="David" w:hint="cs"/>
+          <w:sz w:val="28"/>
+          <w:szCs w:val="28"/>
+          <w:rtl/>
+          <w:lang w:val="en-US"/>
+        </w:rPr>
+        <w:t xml:space="preserve"> שהמשתמש רואה </w:t>
+      </w:r>
+      <w:r>
+        <w:rPr>
+          <w:rFonts w:ascii="David" w:hAnsi="David" w:cs="David" w:hint="cs"/>
+          <w:sz w:val="28"/>
+          <w:szCs w:val="28"/>
+          <w:rtl/>
+          <w:lang w:val="en-US"/>
+        </w:rPr>
+        <w:t xml:space="preserve"> שמקשרות בין </w:t>
+      </w:r>
+      <w:r>
+        <w:rPr>
+          <w:rFonts w:ascii="David" w:hAnsi="David" w:cs="David" w:hint="cs"/>
+          <w:sz w:val="28"/>
+          <w:szCs w:val="28"/>
+          <w:rtl/>
+          <w:lang w:val="en-US"/>
+        </w:rPr>
+        <w:t>ממשק המשתמש לפונקציות שמעבירות את המשתמש לדפי ה</w:t>
+      </w:r>
+      <w:r>
+        <w:rPr>
+          <w:rFonts w:ascii="David" w:hAnsi="David" w:cs="David"/>
+          <w:sz w:val="28"/>
+          <w:szCs w:val="28"/>
+          <w:lang w:val="en-US"/>
+        </w:rPr>
+        <w:t>XAML</w:t>
+      </w:r>
+      <w:r>
+        <w:rPr>
+          <w:rFonts w:ascii="David" w:hAnsi="David" w:cs="David" w:hint="cs"/>
+          <w:sz w:val="28"/>
+          <w:szCs w:val="28"/>
+          <w:rtl/>
+          <w:lang w:val="en-US"/>
+        </w:rPr>
+        <w:t xml:space="preserve"> . </w:t>
+      </w:r>
+      <w:r>
+        <w:rPr>
+          <w:rFonts w:ascii="David" w:hAnsi="David" w:cs="David" w:hint="cs"/>
+          <w:sz w:val="28"/>
+          <w:szCs w:val="28"/>
+          <w:rtl/>
+          <w:lang w:val="en-US"/>
+        </w:rPr>
+        <w:t>הנחוצים .</w:t>
+      </w:r>
+    </w:p>
+    <w:p>
+      <w:pPr>
+        <w:bidi/>
+        <w:rPr>
+          <w:rFonts w:ascii="David" w:hAnsi="David" w:cs="David"/>
+          <w:sz w:val="28"/>
+          <w:szCs w:val="28"/>
+          <w:rtl/>
+          <w:lang w:val="en-US"/>
+        </w:rPr>
+      </w:pPr>
+    </w:p>
+    <w:p>
+      <w:pPr>
+        <w:bidi/>
+        <w:jc w:val="center"/>
+        <w:rPr>
+          <w:rFonts w:ascii="David" w:hAnsi="David" w:cs="David"/>
+          <w:b/>
+          <w:bCs/>
+          <w:sz w:val="28"/>
+          <w:szCs w:val="28"/>
+          <w:u w:val="single"/>
+          <w:rtl/>
+          <w:lang w:val="en-US"/>
+        </w:rPr>
+      </w:pPr>
+      <w:r>
+        <w:rPr>
+          <w:rFonts w:ascii="David" w:hAnsi="David" w:cs="David" w:hint="cs"/>
+          <w:b/>
+          <w:bCs/>
+          <w:sz w:val="28"/>
+          <w:szCs w:val="28"/>
+          <w:u w:val="single"/>
+          <w:rtl/>
+          <w:lang w:val="en-US"/>
+        </w:rPr>
+        <w:t>דיאגרמת רצף1</w:t>
+      </w:r>
+      <w:r>
+        <w:rPr>
+          <w:rFonts w:ascii="David" w:hAnsi="David" w:cs="David" w:hint="cs"/>
+          <w:b/>
+          <w:bCs/>
+          <w:sz w:val="28"/>
+          <w:szCs w:val="28"/>
+          <w:u w:val="single"/>
+          <w:rtl/>
+          <w:lang w:val="en-US"/>
+        </w:rPr>
+        <w:t xml:space="preserve">-התחלת טיימר </w:t>
+      </w:r>
+      <w:r>
+        <w:rPr>
+          <w:rFonts w:ascii="David" w:hAnsi="David" w:cs="David" w:hint="cs"/>
+          <w:b/>
+          <w:bCs/>
+          <w:sz w:val="28"/>
+          <w:szCs w:val="28"/>
+          <w:u w:val="single"/>
+          <w:rtl/>
+          <w:lang w:val="en-US"/>
+        </w:rPr>
+        <w:t xml:space="preserve"> </w:t>
+      </w:r>
+    </w:p>
+    <w:p>
+      <w:pPr>
+        <w:bidi/>
+        <w:rPr>
+          <w:rFonts w:ascii="David" w:hAnsi="David" w:cs="David"/>
+          <w:sz w:val="28"/>
+          <w:szCs w:val="28"/>
+          <w:rtl/>
+          <w:lang w:val="en-US"/>
+        </w:rPr>
+      </w:pPr>
+      <w:r>
+        <w:rPr>
+          <w:rFonts w:ascii="David" w:hAnsi="David" w:cs="David"/>
+          <w:sz w:val="28"/>
+          <w:szCs w:val="28"/>
+          <w:rtl/>
+          <w:lang w:val="en-US"/>
+        </w:rPr>
+        <w:drawing>
+          <wp:inline distT="0" distB="0" distL="0" distR="0" wp14:anchorId="584FA7D4" wp14:editId="301A542F">
+            <wp:extent cx="5731510" cy="2153920"/>
+            <wp:effectExtent l="0" t="0" r="2540" b="0"/>
+            <wp:docPr id="1858472465" name="Picture 1"/>
+            <wp:cNvGraphicFramePr>
+              <a:graphicFrameLocks xmlns:a="http://schemas.openxmlformats.org/drawingml/2006/main" noChangeAspect="1"/>
+            </wp:cNvGraphicFramePr>
+            <a:graphic xmlns:a="http://schemas.openxmlformats.org/drawingml/2006/main">
+              <a:graphicData uri="http://schemas.openxmlformats.org/drawingml/2006/picture">
+                <pic:pic xmlns:pic="http://schemas.openxmlformats.org/drawingml/2006/picture">
+                  <pic:nvPicPr>
+                    <pic:cNvPr id="1858472465" name=""/>
+                    <pic:cNvPicPr/>
+                  </pic:nvPicPr>
+                  <pic:blipFill>
+                    <a:blip r:embed="rId59"/>
+                    <a:stretch>
+                      <a:fillRect/>
+                    </a:stretch>
+                  </pic:blipFill>
+                  <pic:spPr>
+                    <a:xfrm>
+                      <a:off x="0" y="0"/>
+                      <a:ext cx="5731510" cy="2153920"/>
+                    </a:xfrm>
+                    <a:prstGeom prst="rect">
+                      <a:avLst/>
+                    </a:prstGeom>
+                  </pic:spPr>
+                </pic:pic>
+              </a:graphicData>
+            </a:graphic>
+          </wp:inline>
+        </w:drawing>
+      </w:r>
+    </w:p>
+    <w:p>
+      <w:pPr>
+        <w:tabs>
+          <w:tab w:val="left" w:pos="1643"/>
+        </w:tabs>
+        <w:bidi/>
+        <w:rPr>
+          <w:rFonts w:ascii="David" w:hAnsi="David" w:cs="David" w:hint="cs"/>
+          <w:sz w:val="28"/>
+          <w:szCs w:val="28"/>
+          <w:rtl/>
+          <w:lang w:val="en-US"/>
+        </w:rPr>
+      </w:pPr>
+      <w:r>
+        <w:rPr>
+          <w:rFonts w:ascii="David" w:hAnsi="David" w:cs="David" w:hint="cs"/>
+          <w:sz w:val="28"/>
+          <w:szCs w:val="28"/>
+          <w:rtl/>
+          <w:lang w:val="en-US"/>
+        </w:rPr>
+        <w:t xml:space="preserve">דיאגרמה זו מציגה את האפשרות </w:t>
+      </w:r>
+      <w:r>
+        <w:rPr>
+          <w:rFonts w:ascii="David" w:hAnsi="David" w:cs="David" w:hint="cs"/>
+          <w:sz w:val="28"/>
+          <w:szCs w:val="28"/>
+          <w:rtl/>
+          <w:lang w:val="en-US"/>
+        </w:rPr>
+        <w:t>כאשר המשתמש לוחץ על כפתור ה</w:t>
+      </w:r>
+      <w:r>
+        <w:rPr>
+          <w:rFonts w:ascii="David" w:hAnsi="David" w:cs="David"/>
+          <w:sz w:val="28"/>
+          <w:szCs w:val="28"/>
+          <w:lang w:val="en-US"/>
+        </w:rPr>
+        <w:t>Timer</w:t>
+      </w:r>
+      <w:r>
+        <w:rPr>
+          <w:rFonts w:ascii="David" w:hAnsi="David" w:cs="David" w:hint="cs"/>
+          <w:sz w:val="28"/>
+          <w:szCs w:val="28"/>
+          <w:rtl/>
+          <w:lang w:val="en-US"/>
+        </w:rPr>
+        <w:t xml:space="preserve"> בדף הראשי.</w:t>
+      </w:r>
+    </w:p>
+    <w:p>
+      <w:pPr>
+        <w:bidi/>
+        <w:rPr>
+          <w:rFonts w:ascii="David" w:hAnsi="David" w:cs="David" w:hint="cs"/>
+          <w:sz w:val="28"/>
+          <w:szCs w:val="28"/>
+          <w:lang w:val="en-US"/>
+        </w:rPr>
+      </w:pPr>
+    </w:p>
+    <w:p>
+      <w:pPr>
+        <w:bidi/>
+        <w:jc w:val="center"/>
+        <w:rPr>
+          <w:rFonts w:ascii="David" w:hAnsi="David" w:cs="David"/>
+          <w:b/>
+          <w:bCs/>
+          <w:sz w:val="28"/>
+          <w:szCs w:val="28"/>
+          <w:u w:val="single"/>
+          <w:rtl/>
+          <w:lang w:val="en-US"/>
+        </w:rPr>
+      </w:pPr>
+      <w:r>
+        <w:rPr>
+          <w:rFonts w:ascii="David" w:hAnsi="David" w:cs="David" w:hint="cs"/>
+          <w:b/>
+          <w:bCs/>
+          <w:sz w:val="28"/>
+          <w:szCs w:val="28"/>
+          <w:u w:val="single"/>
+          <w:rtl/>
+          <w:lang w:val="en-US"/>
+        </w:rPr>
+        <w:t xml:space="preserve">דיאגרמת רצף 2 </w:t>
+      </w:r>
+      <w:r>
+        <w:rPr>
+          <w:rFonts w:ascii="David" w:hAnsi="David" w:cs="David" w:hint="cs"/>
+          <w:b/>
+          <w:bCs/>
+          <w:sz w:val="28"/>
+          <w:szCs w:val="28"/>
+          <w:u w:val="single"/>
+          <w:rtl/>
+          <w:lang w:val="en-US"/>
+        </w:rPr>
+        <w:t>-בחירת מסלול קיים</w:t>
+      </w:r>
+    </w:p>
+    <w:p>
+      <w:pPr>
+        <w:bidi/>
+        <w:jc w:val="center"/>
+        <w:rPr>
+          <w:rFonts w:ascii="David" w:hAnsi="David" w:cs="David"/>
+          <w:sz w:val="28"/>
+          <w:szCs w:val="28"/>
+          <w:rtl/>
+          <w:lang w:val="en-US"/>
+        </w:rPr>
+      </w:pPr>
+      <w:r>
+        <w:rPr>
+          <w:rFonts w:ascii="David" w:hAnsi="David" w:cs="David"/>
+          <w:sz w:val="28"/>
+          <w:szCs w:val="28"/>
+          <w:rtl/>
+          <w:lang w:val="en-US"/>
+        </w:rPr>
+        <w:lastRenderedPageBreak/>
+        <w:drawing>
+          <wp:inline distT="0" distB="0" distL="0" distR="0" wp14:anchorId="6F9D9CB0" wp14:editId="415DD701">
+            <wp:extent cx="5731510" cy="4258945"/>
+            <wp:effectExtent l="0" t="0" r="2540" b="8255"/>
+            <wp:docPr id="273873515" name="Picture 1"/>
+            <wp:cNvGraphicFramePr>
+              <a:graphicFrameLocks xmlns:a="http://schemas.openxmlformats.org/drawingml/2006/main" noChangeAspect="1"/>
+            </wp:cNvGraphicFramePr>
+            <a:graphic xmlns:a="http://schemas.openxmlformats.org/drawingml/2006/main">
+              <a:graphicData uri="http://schemas.openxmlformats.org/drawingml/2006/picture">
+                <pic:pic xmlns:pic="http://schemas.openxmlformats.org/drawingml/2006/picture">
+                  <pic:nvPicPr>
+                    <pic:cNvPr id="273873515" name=""/>
+                    <pic:cNvPicPr/>
+                  </pic:nvPicPr>
+                  <pic:blipFill>
+                    <a:blip r:embed="rId60"/>
+                    <a:stretch>
+                      <a:fillRect/>
+                    </a:stretch>
+                  </pic:blipFill>
+                  <pic:spPr>
+                    <a:xfrm>
+                      <a:off x="0" y="0"/>
+                      <a:ext cx="5731510" cy="4258945"/>
+                    </a:xfrm>
+                    <a:prstGeom prst="rect">
+                      <a:avLst/>
+                    </a:prstGeom>
+                  </pic:spPr>
+                </pic:pic>
+              </a:graphicData>
+            </a:graphic>
+          </wp:inline>
+        </w:drawing>
+      </w:r>
+    </w:p>
+    <w:p>
+      <w:pPr>
+        <w:bidi/>
+        <w:rPr>
+          <w:rFonts w:ascii="David" w:hAnsi="David" w:cs="David"/>
+          <w:sz w:val="28"/>
+          <w:szCs w:val="28"/>
+          <w:lang w:val="en-US"/>
+        </w:rPr>
+      </w:pPr>
+    </w:p>
+    <w:p>
+      <w:pPr>
+        <w:tabs>
+          <w:tab w:val="left" w:pos="4045"/>
+        </w:tabs>
+        <w:bidi/>
+        <w:rPr>
+          <w:rFonts w:ascii="David" w:hAnsi="David" w:cs="David"/>
+          <w:sz w:val="28"/>
+          <w:szCs w:val="28"/>
+          <w:rtl/>
+          <w:lang w:val="en-US"/>
+        </w:rPr>
+      </w:pPr>
+      <w:r>
+        <w:rPr>
+          <w:rFonts w:ascii="David" w:hAnsi="David" w:cs="David"/>
+          <w:sz w:val="28"/>
+          <w:szCs w:val="28"/>
+          <w:rtl/>
+          <w:lang w:val="en-US"/>
+        </w:rPr>
+        <w:tab/>
+      </w:r>
+    </w:p>
+    <w:p>
+      <w:pPr>
+        <w:tabs>
+          <w:tab w:val="left" w:pos="4045"/>
+        </w:tabs>
+        <w:bidi/>
+        <w:jc w:val="center"/>
+        <w:rPr>
+          <w:rFonts w:ascii="David" w:hAnsi="David" w:cs="David"/>
+          <w:b/>
+          <w:bCs/>
+          <w:sz w:val="28"/>
+          <w:szCs w:val="28"/>
+          <w:u w:val="single"/>
+          <w:rtl/>
+          <w:lang w:val="en-US"/>
+        </w:rPr>
+      </w:pPr>
+      <w:r>
+        <w:rPr>
+          <w:rFonts w:ascii="David" w:hAnsi="David" w:cs="David" w:hint="cs"/>
+          <w:b/>
+          <w:bCs/>
+          <w:sz w:val="28"/>
+          <w:szCs w:val="28"/>
+          <w:u w:val="single"/>
+          <w:rtl/>
+          <w:lang w:val="en-US"/>
+        </w:rPr>
+        <w:t xml:space="preserve">דיאגרמת רצף 3 </w:t>
+      </w:r>
+      <w:r>
+        <w:rPr>
+          <w:rFonts w:ascii="David" w:hAnsi="David" w:cs="David" w:hint="cs"/>
+          <w:b/>
+          <w:bCs/>
+          <w:sz w:val="28"/>
+          <w:szCs w:val="28"/>
+          <w:u w:val="single"/>
+          <w:rtl/>
+          <w:lang w:val="en-US"/>
+        </w:rPr>
+        <w:t xml:space="preserve">-יצירת מסלול חדש </w:t>
+      </w:r>
+    </w:p>
+    <w:p>
+      <w:pPr>
+        <w:tabs>
+          <w:tab w:val="left" w:pos="4045"/>
+        </w:tabs>
+        <w:bidi/>
+        <w:jc w:val="center"/>
+        <w:rPr>
+          <w:rFonts w:ascii="David" w:hAnsi="David" w:cs="David" w:hint="cs"/>
+          <w:b/>
+          <w:bCs/>
+          <w:sz w:val="28"/>
+          <w:szCs w:val="28"/>
+          <w:u w:val="single"/>
+          <w:rtl/>
+          <w:lang w:val="en-US"/>
+        </w:rPr>
+      </w:pPr>
+      <w:r>
+        <w:rPr>
+          <w:rFonts w:ascii="David" w:hAnsi="David" w:cs="David"/>
+          <w:b/>
+          <w:bCs/>
+          <w:sz w:val="28"/>
+          <w:szCs w:val="28"/>
+          <w:rtl/>
+          <w:lang w:val="en-US"/>
+        </w:rPr>
+        <w:drawing>
+          <wp:inline distT="0" distB="0" distL="0" distR="0" wp14:anchorId="3696003E" wp14:editId="3D64F379">
+            <wp:extent cx="5731510" cy="2637790"/>
+            <wp:effectExtent l="0" t="0" r="2540" b="0"/>
+            <wp:docPr id="1004729947" name="Picture 1"/>
+            <wp:cNvGraphicFramePr>
+              <a:graphicFrameLocks xmlns:a="http://schemas.openxmlformats.org/drawingml/2006/main" noChangeAspect="1"/>
+            </wp:cNvGraphicFramePr>
+            <a:graphic xmlns:a="http://schemas.openxmlformats.org/drawingml/2006/main">
+              <a:graphicData uri="http://schemas.openxmlformats.org/drawingml/2006/picture">
+                <pic:pic xmlns:pic="http://schemas.openxmlformats.org/drawingml/2006/picture">
+                  <pic:nvPicPr>
+                    <pic:cNvPr id="1004729947" name=""/>
+                    <pic:cNvPicPr/>
+                  </pic:nvPicPr>
+                  <pic:blipFill>
+                    <a:blip r:embed="rId61"/>
+                    <a:stretch>
+                      <a:fillRect/>
+                    </a:stretch>
+                  </pic:blipFill>
+                  <pic:spPr>
+                    <a:xfrm>
+                      <a:off x="0" y="0"/>
+                      <a:ext cx="5731510" cy="2637790"/>
+                    </a:xfrm>
+                    <a:prstGeom prst="rect">
+                      <a:avLst/>
+                    </a:prstGeom>
+                  </pic:spPr>
+                </pic:pic>
+              </a:graphicData>
+            </a:graphic>
+          </wp:inline>
+        </w:drawing>
+      </w:r>
     </w:p>
     <w:sectPr>
       <w:pgSz w:w="11906" w:h="16838"/>
@@ -36072,7 +36622,7 @@
     <mc:AlternateContent>
       <mc:Choice Requires="v">
         <w:pict>
-          <v:shapetype w14:anchorId="17FC2582" id="_x0000_t75" coordsize="21600,21600" o:spt="75" o:preferrelative="t" path="m@4@5l@4@11@9@11@9@5xe" filled="f" stroked="f">
+          <v:shapetype w14:anchorId="5387B9DE" id="_x0000_t75" coordsize="21600,21600" o:spt="75" o:preferrelative="t" path="m@4@5l@4@11@9@11@9@5xe" filled="f" stroked="f">
             <v:stroke joinstyle="miter"/>
             <v:formulas>
               <v:f eqn="if lineDrawn pixelLineWidth 0"/>
@@ -36098,7 +36648,7 @@
       </mc:Choice>
       <mc:Fallback>
         <w:drawing>
-          <wp:inline distT="0" distB="0" distL="0" distR="0" wp14:anchorId="0B0FF360" wp14:editId="0B0FF361">
+          <wp:inline distT="0" distB="0" distL="0" distR="0" wp14:anchorId="728365BC" wp14:editId="728365BD">
             <wp:extent cx="638175" cy="733425"/>
             <wp:effectExtent l="0" t="0" r="0" b="0"/>
             <wp:docPr id="264843519" name="Picture 264843519" descr="A black and white stopwatch&#10;&#10;Description automatically generated"/>
@@ -42167,120 +42717,6 @@
           <inkml:channelProperty channel="F" name="resolution" value="0" units="1/dev"/>
         </inkml:channelProperties>
       </inkml:inkSource>
-      <inkml:timestamp xml:id="ts0" timeString="2025-02-13T19:09:00.595"/>
-    </inkml:context>
-    <inkml:brush xml:id="br0">
-      <inkml:brushProperty name="width" value="0.05" units="cm"/>
-      <inkml:brushProperty name="height" value="0.05" units="cm"/>
-      <inkml:brushProperty name="color" value="#FFFFFF"/>
-    </inkml:brush>
-  </inkml:definitions>
-  <inkml:trace contextRef="#ctx0" brushRef="#br0">0 9 24575,'1'-1'0,"-1"1"0,0 0 0,0-1 0,1 1 0,-1 0 0,0-1 0,0 1 0,1 0 0,-1 0 0,0-1 0,1 1 0,-1 0 0,1 0 0,-1 0 0,0-1 0,1 1 0,-1 0 0,0 0 0,1 0 0,-1 0 0,1 0 0,-1 0 0,0 0 0,1 0 0,14-2 0,-13 2 0,35-1 0,57 5 0,-6 0 0,-72-3 0,1 1 0,24 5 0,-24-3 0,35 2 0,67-6 0,33 1 0,-28 8-1365,-71-4-5461</inkml:trace>
-  <inkml:trace contextRef="#ctx0" brushRef="#br0" timeOffset="1633.82">54 247 24575,'290'0'0,"-262"-1"0,39-7 0,-39 4 0,37-1 0,83 5-1365,-129 0-5461</inkml:trace>
-  <inkml:trace contextRef="#ctx0" brushRef="#br0" timeOffset="3107.71">45 371 24575,'0'0'0,"0"0"0,0 0 0,-1 0 0,1 1 0,0-1 0,0 0 0,0 0 0,-1 0 0,1 1 0,0-1 0,0 0 0,0 0 0,0 1 0,0-1 0,0 0 0,0 0 0,-1 1 0,1-1 0,0 0 0,0 0 0,0 1 0,0-1 0,0 0 0,0 0 0,0 1 0,0-1 0,0 0 0,0 0 0,1 1 0,-1-1 0,0 0 0,0 0 0,0 1 0,0-1 0,0 0 0,0 0 0,1 1 0,-1-1 0,0 0 0,0 0 0,0 0 0,0 1 0,1-1 0,-1 0 0,0 0 0,0 0 0,1 0 0,-1 0 0,0 0 0,0 1 0,0-1 0,1 0 0,-1 0 0,0 0 0,1 0 0,-1 0 0,0 0 0,0 0 0,1 0 0,-1 0 0,0 0 0,0 0 0,1 0 0,19 2 0,-2-3 0,163-2 0,-146 4 0,1 2 0,0 2 0,35 9 0,63 9 0,-67-8-1365,-51-11-5461</inkml:trace>
-</inkml:ink>
-</file>
-
-<file path=word/ink/ink2.xml><?xml version="1.0" encoding="utf-8"?>
-<inkml:ink xmlns:inkml="http://www.w3.org/2003/InkML">
-  <inkml:definitions>
-    <inkml:context xml:id="ctx0">
-      <inkml:inkSource xml:id="inkSrc0">
-        <inkml:traceFormat>
-          <inkml:channel name="X" type="integer" min="-2.14748E9" max="2.14748E9" units="cm"/>
-          <inkml:channel name="Y" type="integer" min="-2.14748E9" max="2.14748E9" units="cm"/>
-          <inkml:channel name="F" type="integer" max="32767" units="dev"/>
-        </inkml:traceFormat>
-        <inkml:channelProperties>
-          <inkml:channelProperty channel="X" name="resolution" value="1000" units="1/cm"/>
-          <inkml:channelProperty channel="Y" name="resolution" value="1000" units="1/cm"/>
-          <inkml:channelProperty channel="F" name="resolution" value="0" units="1/dev"/>
-        </inkml:channelProperties>
-      </inkml:inkSource>
-      <inkml:timestamp xml:id="ts0" timeString="2025-02-13T19:08:54.133"/>
-    </inkml:context>
-    <inkml:brush xml:id="br0">
-      <inkml:brushProperty name="width" value="0.35" units="cm"/>
-      <inkml:brushProperty name="height" value="0.35" units="cm"/>
-      <inkml:brushProperty name="color" value="#FFFFFF"/>
-    </inkml:brush>
-  </inkml:definitions>
-  <inkml:trace contextRef="#ctx0" brushRef="#br0">1 1 24575,'0'0'0,"0"1"0,1-1 0,-1 0 0,0 1 0,1-1 0,-1 0 0,1 1 0,-1-1 0,0 0 0,1 1 0,-1-1 0,1 0 0,-1 0 0,1 0 0,-1 1 0,1-1 0,-1 0 0,1 0 0,-1 0 0,1 0 0,-1 0 0,1 0 0,0 0 0,16 1 0,-14 0 0,318 2 0,-178-5 0,158 2 0,-286 1 8,0 1 0,-1 0-1,23 6 1,-3 0-1404</inkml:trace>
-</inkml:ink>
-</file>
-
-<file path=word/ink/ink3.xml><?xml version="1.0" encoding="utf-8"?>
-<inkml:ink xmlns:inkml="http://www.w3.org/2003/InkML">
-  <inkml:definitions>
-    <inkml:context xml:id="ctx0">
-      <inkml:inkSource xml:id="inkSrc0">
-        <inkml:traceFormat>
-          <inkml:channel name="X" type="integer" min="-2.14748E9" max="2.14748E9" units="cm"/>
-          <inkml:channel name="Y" type="integer" min="-2.14748E9" max="2.14748E9" units="cm"/>
-          <inkml:channel name="F" type="integer" max="32767" units="dev"/>
-        </inkml:traceFormat>
-        <inkml:channelProperties>
-          <inkml:channelProperty channel="X" name="resolution" value="1000" units="1/cm"/>
-          <inkml:channelProperty channel="Y" name="resolution" value="1000" units="1/cm"/>
-          <inkml:channelProperty channel="F" name="resolution" value="0" units="1/dev"/>
-        </inkml:channelProperties>
-      </inkml:inkSource>
-      <inkml:timestamp xml:id="ts0" timeString="2025-02-13T19:08:52.646"/>
-    </inkml:context>
-    <inkml:brush xml:id="br0">
-      <inkml:brushProperty name="width" value="0.35" units="cm"/>
-      <inkml:brushProperty name="height" value="0.35" units="cm"/>
-      <inkml:brushProperty name="color" value="#FFFFFF"/>
-    </inkml:brush>
-  </inkml:definitions>
-  <inkml:trace contextRef="#ctx0" brushRef="#br0">0 0 24575,'387'0'0,"-362"2"0,-1 0 0,1 2 0,47 12 0,-22-3 0,-26-8 0,-14-3 0,1 0 0,-1 0 0,0 1 0,15 7 0,-2 0 0,-1-2 0,2 0 0,36 7 0,-4-2 0,113 39 110,-69-20-1585</inkml:trace>
-</inkml:ink>
-</file>
-
-<file path=word/ink/ink4.xml><?xml version="1.0" encoding="utf-8"?>
-<inkml:ink xmlns:inkml="http://www.w3.org/2003/InkML">
-  <inkml:definitions>
-    <inkml:context xml:id="ctx0">
-      <inkml:inkSource xml:id="inkSrc0">
-        <inkml:traceFormat>
-          <inkml:channel name="X" type="integer" min="-2.14748E9" max="2.14748E9" units="cm"/>
-          <inkml:channel name="Y" type="integer" min="-2.14748E9" max="2.14748E9" units="cm"/>
-          <inkml:channel name="F" type="integer" max="32767" units="dev"/>
-        </inkml:traceFormat>
-        <inkml:channelProperties>
-          <inkml:channelProperty channel="X" name="resolution" value="1000" units="1/cm"/>
-          <inkml:channelProperty channel="Y" name="resolution" value="1000" units="1/cm"/>
-          <inkml:channelProperty channel="F" name="resolution" value="0" units="1/dev"/>
-        </inkml:channelProperties>
-      </inkml:inkSource>
-      <inkml:timestamp xml:id="ts0" timeString="2025-02-13T19:08:51.267"/>
-    </inkml:context>
-    <inkml:brush xml:id="br0">
-      <inkml:brushProperty name="width" value="0.35" units="cm"/>
-      <inkml:brushProperty name="height" value="0.35" units="cm"/>
-      <inkml:brushProperty name="color" value="#FFFFFF"/>
-    </inkml:brush>
-  </inkml:definitions>
-  <inkml:trace contextRef="#ctx0" brushRef="#br0">0 19 24575,'98'1'0,"107"-2"0,-121-8 0,11 0 0,-57 9 0,1 2 0,47 8 0,245 43-1365,-276-45-5461</inkml:trace>
-</inkml:ink>
-</file>
-
-<file path=word/ink/ink5.xml><?xml version="1.0" encoding="utf-8"?>
-<inkml:ink xmlns:inkml="http://www.w3.org/2003/InkML">
-  <inkml:definitions>
-    <inkml:context xml:id="ctx0">
-      <inkml:inkSource xml:id="inkSrc0">
-        <inkml:traceFormat>
-          <inkml:channel name="X" type="integer" min="-2.14748E9" max="2.14748E9" units="cm"/>
-          <inkml:channel name="Y" type="integer" min="-2.14748E9" max="2.14748E9" units="cm"/>
-          <inkml:channel name="F" type="integer" max="32767" units="dev"/>
-        </inkml:traceFormat>
-        <inkml:channelProperties>
-          <inkml:channelProperty channel="X" name="resolution" value="1000" units="1/cm"/>
-          <inkml:channelProperty channel="Y" name="resolution" value="1000" units="1/cm"/>
-          <inkml:channelProperty channel="F" name="resolution" value="0" units="1/dev"/>
-        </inkml:channelProperties>
-      </inkml:inkSource>
       <inkml:timestamp xml:id="ts0" timeString="2025-02-14T16:11:39.134"/>
     </inkml:context>
     <inkml:brush xml:id="br0">
@@ -42311,7 +42747,7 @@
 </inkml:ink>
 </file>
 
-<file path=word/ink/ink6.xml><?xml version="1.0" encoding="utf-8"?>
+<file path=word/ink/ink2.xml><?xml version="1.0" encoding="utf-8"?>
 <inkml:ink xmlns:inkml="http://www.w3.org/2003/InkML">
   <inkml:definitions>
     <inkml:context xml:id="ctx0">
@@ -42339,7 +42775,7 @@
 </inkml:ink>
 </file>
 
-<file path=word/ink/ink7.xml><?xml version="1.0" encoding="utf-8"?>
+<file path=word/ink/ink3.xml><?xml version="1.0" encoding="utf-8"?>
 <inkml:ink xmlns:inkml="http://www.w3.org/2003/InkML">
   <inkml:definitions>
     <inkml:context xml:id="ctx0">

--- a/איפיון_מערכת_אפליקציה.docx
+++ b/איפיון_מערכת_אפליקציה.docx
@@ -2421,7 +2421,7 @@
           </mc:Choice>
           <mc:Fallback>
             <w:pict>
-              <v:shapetype w14:anchorId="339E9B87" id="_x0000_t32" coordsize="21600,21600" o:spt="32" o:oned="t" path="m,l21600,21600e" filled="f">
+              <v:shapetype w14:anchorId="7D354413" id="_x0000_t32" coordsize="21600,21600" o:spt="32" o:oned="t" path="m,l21600,21600e" filled="f">
                 <v:path arrowok="t" fillok="f" o:connecttype="none"/>
                 <o:lock v:ext="edit" shapetype="t"/>
               </v:shapetype>
@@ -2488,7 +2488,7 @@
           </mc:Choice>
           <mc:Fallback>
             <w:pict>
-              <v:shape w14:anchorId="6DB99997" id="Straight Arrow Connector 7" o:spid="_x0000_s1026" type="#_x0000_t32" style="position:absolute;margin-left:332.35pt;margin-top:241.45pt;width:102.8pt;height:6.6pt;flip:x y;z-index:251688960;visibility:visible;mso-wrap-style:square;mso-wrap-distance-left:9pt;mso-wrap-distance-top:0;mso-wrap-distance-right:9pt;mso-wrap-distance-bottom:0;mso-position-horizontal:absolute;mso-position-horizontal-relative:text;mso-position-vertical:absolute;mso-position-vertical-relative:text" o:gfxdata="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" strokeweight=".52906mm">
+              <v:shape w14:anchorId="48B69C97" id="Straight Arrow Connector 7" o:spid="_x0000_s1026" type="#_x0000_t32" style="position:absolute;margin-left:332.35pt;margin-top:241.45pt;width:102.8pt;height:6.6pt;flip:x y;z-index:251688960;visibility:visible;mso-wrap-style:square;mso-wrap-distance-left:9pt;mso-wrap-distance-top:0;mso-wrap-distance-right:9pt;mso-wrap-distance-bottom:0;mso-position-horizontal:absolute;mso-position-horizontal-relative:text;mso-position-vertical:absolute;mso-position-vertical-relative:text" o:gfxdata="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" strokeweight=".52906mm">
                 <v:stroke endarrow="open" joinstyle="miter"/>
               </v:shape>
             </w:pict>
@@ -2552,7 +2552,7 @@
           </mc:Choice>
           <mc:Fallback>
             <w:pict>
-              <v:rect w14:anchorId="4291241A" id="Rectangle 1" o:spid="_x0000_s1026" style="position:absolute;margin-left:117.65pt;margin-top:7.3pt;width:257.5pt;height:414pt;z-index:251659264;visibility:visible;mso-wrap-style:square;mso-wrap-distance-left:9pt;mso-wrap-distance-top:0;mso-wrap-distance-right:9pt;mso-wrap-distance-bottom:0;mso-position-horizontal:absolute;mso-position-horizontal-relative:text;mso-position-vertical:absolute;mso-position-vertical-relative:text;v-text-anchor:top" o:gfxdata="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" strokecolor="#a02b93" strokeweight=".35281mm">
+              <v:rect w14:anchorId="63BAC9A0" id="Rectangle 1" o:spid="_x0000_s1026" style="position:absolute;margin-left:117.65pt;margin-top:7.3pt;width:257.5pt;height:414pt;z-index:251659264;visibility:visible;mso-wrap-style:square;mso-wrap-distance-left:9pt;mso-wrap-distance-top:0;mso-wrap-distance-right:9pt;mso-wrap-distance-bottom:0;mso-position-horizontal:absolute;mso-position-horizontal-relative:text;mso-position-vertical:absolute;mso-position-vertical-relative:text;v-text-anchor:top" o:gfxdata="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" strokecolor="#a02b93" strokeweight=".35281mm">
                 <v:textbox inset="0,0,0,0"/>
               </v:rect>
             </w:pict>
@@ -2615,7 +2615,7 @@
           </mc:Choice>
           <mc:Fallback>
             <w:pict>
-              <v:shape w14:anchorId="6DC29333" id="Straight Arrow Connector 7" o:spid="_x0000_s1026" type="#_x0000_t32" style="position:absolute;margin-left:36.8pt;margin-top:52.95pt;width:117.3pt;height:99.6pt;z-index:251684864;visibility:visible;mso-wrap-style:square;mso-wrap-distance-left:9pt;mso-wrap-distance-top:0;mso-wrap-distance-right:9pt;mso-wrap-distance-bottom:0;mso-position-horizontal:absolute;mso-position-horizontal-relative:text;mso-position-vertical:absolute;mso-position-vertical-relative:text" o:gfxdata="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" strokeweight=".52906mm">
+              <v:shape w14:anchorId="51D4270C" id="Straight Arrow Connector 7" o:spid="_x0000_s1026" type="#_x0000_t32" style="position:absolute;margin-left:36.8pt;margin-top:52.95pt;width:117.3pt;height:99.6pt;z-index:251684864;visibility:visible;mso-wrap-style:square;mso-wrap-distance-left:9pt;mso-wrap-distance-top:0;mso-wrap-distance-right:9pt;mso-wrap-distance-bottom:0;mso-position-horizontal:absolute;mso-position-horizontal-relative:text;mso-position-vertical:absolute;mso-position-vertical-relative:text" o:gfxdata="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" strokeweight=".52906mm">
                 <v:stroke endarrow="open" joinstyle="miter"/>
               </v:shape>
             </w:pict>
@@ -2898,7 +2898,7 @@
           </mc:Choice>
           <mc:Fallback>
             <w:pict>
-              <v:shape w14:anchorId="231E6477" id="Straight Arrow Connector 7" o:spid="_x0000_s1026" type="#_x0000_t32" style="position:absolute;margin-left:35.2pt;margin-top:52.95pt;width:120.6pt;height:22.85pt;z-index:251672576;visibility:visible;mso-wrap-style:square;mso-wrap-distance-left:9pt;mso-wrap-distance-top:0;mso-wrap-distance-right:9pt;mso-wrap-distance-bottom:0;mso-position-horizontal:absolute;mso-position-horizontal-relative:text;mso-position-vertical:absolute;mso-position-vertical-relative:text" o:gfxdata="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" strokeweight=".52906mm">
+              <v:shape w14:anchorId="1956CD66" id="Straight Arrow Connector 7" o:spid="_x0000_s1026" type="#_x0000_t32" style="position:absolute;margin-left:35.2pt;margin-top:52.95pt;width:120.6pt;height:22.85pt;z-index:251672576;visibility:visible;mso-wrap-style:square;mso-wrap-distance-left:9pt;mso-wrap-distance-top:0;mso-wrap-distance-right:9pt;mso-wrap-distance-bottom:0;mso-position-horizontal:absolute;mso-position-horizontal-relative:text;mso-position-vertical:absolute;mso-position-vertical-relative:text" o:gfxdata="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" strokeweight=".52906mm">
                 <v:stroke endarrow="open" joinstyle="miter"/>
               </v:shape>
             </w:pict>
@@ -2961,7 +2961,7 @@
           </mc:Choice>
           <mc:Fallback>
             <w:pict>
-              <v:shape w14:anchorId="7B2A02EA" id="Straight Arrow Connector 7" o:spid="_x0000_s1026" type="#_x0000_t32" style="position:absolute;margin-left:35.2pt;margin-top:52.95pt;width:119pt;height:59.2pt;z-index:251674624;visibility:visible;mso-wrap-style:square;mso-wrap-distance-left:9pt;mso-wrap-distance-top:0;mso-wrap-distance-right:9pt;mso-wrap-distance-bottom:0;mso-position-horizontal:absolute;mso-position-horizontal-relative:text;mso-position-vertical:absolute;mso-position-vertical-relative:text" o:gfxdata="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" strokeweight=".52906mm">
+              <v:shape w14:anchorId="78C19D3E" id="Straight Arrow Connector 7" o:spid="_x0000_s1026" type="#_x0000_t32" style="position:absolute;margin-left:35.2pt;margin-top:52.95pt;width:119pt;height:59.2pt;z-index:251674624;visibility:visible;mso-wrap-style:square;mso-wrap-distance-left:9pt;mso-wrap-distance-top:0;mso-wrap-distance-right:9pt;mso-wrap-distance-bottom:0;mso-position-horizontal:absolute;mso-position-horizontal-relative:text;mso-position-vertical:absolute;mso-position-vertical-relative:text" o:gfxdata="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" strokeweight=".52906mm">
                 <v:stroke endarrow="open" joinstyle="miter"/>
               </v:shape>
             </w:pict>
@@ -3368,7 +3368,7 @@
           </mc:Choice>
           <mc:Fallback>
             <w:pict>
-              <v:shape w14:anchorId="2D8C4A03" id="Straight Arrow Connector 7" o:spid="_x0000_s1026" type="#_x0000_t32" style="position:absolute;margin-left:35.3pt;margin-top:38.1pt;width:119pt;height:13.15pt;flip:y;z-index:251670528;visibility:visible;mso-wrap-style:square;mso-wrap-distance-left:9pt;mso-wrap-distance-top:0;mso-wrap-distance-right:9pt;mso-wrap-distance-bottom:0;mso-position-horizontal:absolute;mso-position-horizontal-relative:text;mso-position-vertical:absolute;mso-position-vertical-relative:text" o:gfxdata="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" strokeweight=".52906mm">
+              <v:shape w14:anchorId="4ABD72D3" id="Straight Arrow Connector 7" o:spid="_x0000_s1026" type="#_x0000_t32" style="position:absolute;margin-left:35.3pt;margin-top:38.1pt;width:119pt;height:13.15pt;flip:y;z-index:251670528;visibility:visible;mso-wrap-style:square;mso-wrap-distance-left:9pt;mso-wrap-distance-top:0;mso-wrap-distance-right:9pt;mso-wrap-distance-bottom:0;mso-position-horizontal:absolute;mso-position-horizontal-relative:text;mso-position-vertical:absolute;mso-position-vertical-relative:text" o:gfxdata="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" strokeweight=".52906mm">
                 <v:stroke endarrow="open" joinstyle="miter"/>
               </v:shape>
             </w:pict>
@@ -3707,7 +3707,7 @@
           </mc:Choice>
           <mc:Fallback>
             <w:pict>
-              <v:shape w14:anchorId="0333E82F" id="Straight Arrow Connector 7" o:spid="_x0000_s1026" type="#_x0000_t32" style="position:absolute;margin-left:330.65pt;margin-top:21.55pt;width:109.65pt;height:80.35pt;flip:x;z-index:251695104;visibility:visible;mso-wrap-style:square;mso-wrap-distance-left:9pt;mso-wrap-distance-top:0;mso-wrap-distance-right:9pt;mso-wrap-distance-bottom:0;mso-position-horizontal:absolute;mso-position-horizontal-relative:text;mso-position-vertical:absolute;mso-position-vertical-relative:text" o:gfxdata="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" strokeweight=".52906mm">
+              <v:shape w14:anchorId="600C50C9" id="Straight Arrow Connector 7" o:spid="_x0000_s1026" type="#_x0000_t32" style="position:absolute;margin-left:330.65pt;margin-top:21.55pt;width:109.65pt;height:80.35pt;flip:x;z-index:251695104;visibility:visible;mso-wrap-style:square;mso-wrap-distance-left:9pt;mso-wrap-distance-top:0;mso-wrap-distance-right:9pt;mso-wrap-distance-bottom:0;mso-position-horizontal:absolute;mso-position-horizontal-relative:text;mso-position-vertical:absolute;mso-position-vertical-relative:text" o:gfxdata="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" strokeweight=".52906mm">
                 <v:stroke endarrow="open" joinstyle="miter"/>
               </v:shape>
             </w:pict>
@@ -3770,7 +3770,7 @@
           </mc:Choice>
           <mc:Fallback>
             <w:pict>
-              <v:shape w14:anchorId="03BFE02D" id="Straight Arrow Connector 7" o:spid="_x0000_s1026" type="#_x0000_t32" style="position:absolute;margin-left:330.65pt;margin-top:7.45pt;width:106.3pt;height:52.65pt;flip:x;z-index:251693056;visibility:visible;mso-wrap-style:square;mso-wrap-distance-left:9pt;mso-wrap-distance-top:0;mso-wrap-distance-right:9pt;mso-wrap-distance-bottom:0;mso-position-horizontal:absolute;mso-position-horizontal-relative:text;mso-position-vertical:absolute;mso-position-vertical-relative:text" o:gfxdata="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" strokeweight=".52906mm">
+              <v:shape w14:anchorId="0D8E6216" id="Straight Arrow Connector 7" o:spid="_x0000_s1026" type="#_x0000_t32" style="position:absolute;margin-left:330.65pt;margin-top:7.45pt;width:106.3pt;height:52.65pt;flip:x;z-index:251693056;visibility:visible;mso-wrap-style:square;mso-wrap-distance-left:9pt;mso-wrap-distance-top:0;mso-wrap-distance-right:9pt;mso-wrap-distance-bottom:0;mso-position-horizontal:absolute;mso-position-horizontal-relative:text;mso-position-vertical:absolute;mso-position-vertical-relative:text" o:gfxdata="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" strokeweight=".52906mm">
                 <v:stroke endarrow="open" joinstyle="miter"/>
               </v:shape>
             </w:pict>
@@ -9429,7 +9429,7 @@
       </w:pPr>
       <w:r>
         <w:pict w14:anchorId="5FDF9C4F">
-          <v:shape id="Picture 1" o:spid="_x0000_i1025" type="#_x0000_t75" style="width:23.45pt;height:15.95pt;visibility:visible;mso-wrap-style:square">
+          <v:shape id="Picture 1" o:spid="_x0000_i1025" type="#_x0000_t75" style="width:23.5pt;height:16pt;visibility:visible;mso-wrap-style:square">
             <v:imagedata r:id="rId34" o:title=""/>
           </v:shape>
         </w:pict>
@@ -29950,7 +29950,7 @@
           </mc:Choice>
           <mc:Fallback>
             <w:pict>
-              <v:line w14:anchorId="60BD72A4" id="מחבר ישר 7" o:spid="_x0000_s1026" style="position:absolute;flip:x;z-index:251714560;visibility:visible;mso-wrap-style:square;mso-width-percent:0;mso-height-percent:0;mso-wrap-distance-left:9pt;mso-wrap-distance-top:0;mso-wrap-distance-right:9pt;mso-wrap-distance-bottom:0;mso-position-horizontal:absolute;mso-position-horizontal-relative:text;mso-position-vertical:absolute;mso-position-vertical-relative:text;mso-width-percent:0;mso-height-percent:0;mso-width-relative:margin;mso-height-relative:margin" from="163.8pt,63.4pt" to="163.8pt,84.45pt" o:gfxdata="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" strokecolor="#156082 [3204]" strokeweight=".5pt">
+              <v:line w14:anchorId="0A3BEBF9" id="מחבר ישר 7" o:spid="_x0000_s1026" style="position:absolute;flip:x;z-index:251714560;visibility:visible;mso-wrap-style:square;mso-width-percent:0;mso-height-percent:0;mso-wrap-distance-left:9pt;mso-wrap-distance-top:0;mso-wrap-distance-right:9pt;mso-wrap-distance-bottom:0;mso-position-horizontal:absolute;mso-position-horizontal-relative:text;mso-position-vertical:absolute;mso-position-vertical-relative:text;mso-width-percent:0;mso-height-percent:0;mso-width-relative:margin;mso-height-relative:margin" from="163.8pt,63.4pt" to="163.8pt,84.45pt" o:gfxdata="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" strokecolor="#156082 [3204]" strokeweight=".5pt">
                 <v:stroke joinstyle="miter"/>
               </v:line>
             </w:pict>
@@ -30023,7 +30023,7 @@
           </mc:Choice>
           <mc:Fallback>
             <w:pict>
-              <v:line w14:anchorId="1B165F09" id="מחבר ישר 6" o:spid="_x0000_s1026" style="position:absolute;z-index:251712512;visibility:visible;mso-wrap-style:square;mso-width-percent:0;mso-height-percent:0;mso-wrap-distance-left:9pt;mso-wrap-distance-top:0;mso-wrap-distance-right:9pt;mso-wrap-distance-bottom:0;mso-position-horizontal:absolute;mso-position-horizontal-relative:text;mso-position-vertical:absolute;mso-position-vertical-relative:text;mso-width-percent:0;mso-height-percent:0;mso-width-relative:margin;mso-height-relative:margin" from="275.85pt,63.05pt" to="275.85pt,83.45pt" o:gfxdata="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" strokecolor="#156082 [3204]" strokeweight=".5pt">
+              <v:line w14:anchorId="3D3FD123" id="מחבר ישר 6" o:spid="_x0000_s1026" style="position:absolute;z-index:251712512;visibility:visible;mso-wrap-style:square;mso-width-percent:0;mso-height-percent:0;mso-wrap-distance-left:9pt;mso-wrap-distance-top:0;mso-wrap-distance-right:9pt;mso-wrap-distance-bottom:0;mso-position-horizontal:absolute;mso-position-horizontal-relative:text;mso-position-vertical:absolute;mso-position-vertical-relative:text;mso-width-percent:0;mso-height-percent:0;mso-width-relative:margin;mso-height-relative:margin" from="275.85pt,63.05pt" to="275.85pt,83.45pt" o:gfxdata="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" strokecolor="#156082 [3204]" strokeweight=".5pt">
                 <v:stroke joinstyle="miter"/>
               </v:line>
             </w:pict>
@@ -30326,7 +30326,7 @@
           </mc:Choice>
           <mc:Fallback>
             <w:pict>
-              <v:line w14:anchorId="07299154" id="מחבר ישר 3" o:spid="_x0000_s1026" style="position:absolute;z-index:251708416;visibility:visible;mso-wrap-style:square;mso-wrap-distance-left:9pt;mso-wrap-distance-top:0;mso-wrap-distance-right:9pt;mso-wrap-distance-bottom:0;mso-position-horizontal:absolute;mso-position-horizontal-relative:text;mso-position-vertical:absolute;mso-position-vertical-relative:text" from="163.9pt,63.15pt" to="276.1pt,63.15pt" o:gfxdata="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" strokecolor="#156082 [3204]" strokeweight=".5pt">
+              <v:line w14:anchorId="75E9753F" id="מחבר ישר 3" o:spid="_x0000_s1026" style="position:absolute;z-index:251708416;visibility:visible;mso-wrap-style:square;mso-wrap-distance-left:9pt;mso-wrap-distance-top:0;mso-wrap-distance-right:9pt;mso-wrap-distance-bottom:0;mso-position-horizontal:absolute;mso-position-horizontal-relative:text;mso-position-vertical:absolute;mso-position-vertical-relative:text" from="163.9pt,63.15pt" to="276.1pt,63.15pt" o:gfxdata="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" strokecolor="#156082 [3204]" strokeweight=".5pt">
                 <v:stroke joinstyle="miter"/>
               </v:line>
             </w:pict>
@@ -30396,7 +30396,7 @@
           </mc:Choice>
           <mc:Fallback>
             <w:pict>
-              <v:shape w14:anchorId="5AA916B5" id="מחבר חץ ישר 2" o:spid="_x0000_s1026" type="#_x0000_t32" style="position:absolute;margin-left:218.65pt;margin-top:15pt;width:.45pt;height:49.95pt;flip:y;z-index:251707392;visibility:visible;mso-wrap-style:square;mso-wrap-distance-left:9pt;mso-wrap-distance-top:0;mso-wrap-distance-right:9pt;mso-wrap-distance-bottom:0;mso-position-horizontal:absolute;mso-position-horizontal-relative:text;mso-position-vertical:absolute;mso-position-vertical-relative:text" o:gfxdata="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" strokecolor="#156082 [3204]" strokeweight=".5pt">
+              <v:shape w14:anchorId="79F12B8F" id="מחבר חץ ישר 2" o:spid="_x0000_s1026" type="#_x0000_t32" style="position:absolute;margin-left:218.65pt;margin-top:15pt;width:.45pt;height:49.95pt;flip:y;z-index:251707392;visibility:visible;mso-wrap-style:square;mso-wrap-distance-left:9pt;mso-wrap-distance-top:0;mso-wrap-distance-right:9pt;mso-wrap-distance-bottom:0;mso-position-horizontal:absolute;mso-position-horizontal-relative:text;mso-position-vertical:absolute;mso-position-vertical-relative:text" o:gfxdata="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" strokecolor="#156082 [3204]" strokeweight=".5pt">
                 <v:stroke endarrow="block" joinstyle="miter"/>
               </v:shape>
             </w:pict>
@@ -31275,7 +31275,7 @@
           </mc:Choice>
           <mc:Fallback>
             <w:pict>
-              <v:line w14:anchorId="2CD95902" id="Straight Connector 43" o:spid="_x0000_s1026" style="position:absolute;flip:y;z-index:251749376;visibility:visible;mso-wrap-style:square;mso-width-percent:0;mso-height-percent:0;mso-wrap-distance-left:9pt;mso-wrap-distance-top:0;mso-wrap-distance-right:9pt;mso-wrap-distance-bottom:0;mso-position-horizontal:absolute;mso-position-horizontal-relative:text;mso-position-vertical:absolute;mso-position-vertical-relative:text;mso-width-percent:0;mso-height-percent:0;mso-width-relative:margin;mso-height-relative:margin" from="18.05pt,48.55pt" to="135.05pt,48.65pt" o:gfxdata="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" strokecolor="#e97132 [3205]">
+              <v:line w14:anchorId="7A79592E" id="Straight Connector 43" o:spid="_x0000_s1026" style="position:absolute;flip:y;z-index:251749376;visibility:visible;mso-wrap-style:square;mso-width-percent:0;mso-height-percent:0;mso-wrap-distance-left:9pt;mso-wrap-distance-top:0;mso-wrap-distance-right:9pt;mso-wrap-distance-bottom:0;mso-position-horizontal:absolute;mso-position-horizontal-relative:text;mso-position-vertical:absolute;mso-position-vertical-relative:text;mso-width-percent:0;mso-height-percent:0;mso-width-relative:margin;mso-height-relative:margin" from="18.05pt,48.55pt" to="135.05pt,48.65pt" o:gfxdata="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" strokecolor="#e97132 [3205]">
                 <v:stroke dashstyle="dash"/>
               </v:line>
             </w:pict>
@@ -31358,7 +31358,7 @@
           </mc:Choice>
           <mc:Fallback>
             <w:pict>
-              <v:line w14:anchorId="4D7026D7" id="Straight Connector 43" o:spid="_x0000_s1026" style="position:absolute;z-index:251745280;visibility:visible;mso-wrap-style:square;mso-width-percent:0;mso-height-percent:0;mso-wrap-distance-left:9pt;mso-wrap-distance-top:0;mso-wrap-distance-right:9pt;mso-wrap-distance-bottom:0;mso-position-horizontal:absolute;mso-position-horizontal-relative:text;mso-position-vertical:absolute;mso-position-vertical-relative:text;mso-width-percent:0;mso-height-percent:0;mso-width-relative:margin;mso-height-relative:margin" from="18pt,49.7pt" to="18.05pt,175.7pt" o:gfxdata="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" strokecolor="#e97132 [3205]">
+              <v:line w14:anchorId="4410DE49" id="Straight Connector 43" o:spid="_x0000_s1026" style="position:absolute;z-index:251745280;visibility:visible;mso-wrap-style:square;mso-width-percent:0;mso-height-percent:0;mso-wrap-distance-left:9pt;mso-wrap-distance-top:0;mso-wrap-distance-right:9pt;mso-wrap-distance-bottom:0;mso-position-horizontal:absolute;mso-position-horizontal-relative:text;mso-position-vertical:absolute;mso-position-vertical-relative:text;mso-width-percent:0;mso-height-percent:0;mso-width-relative:margin;mso-height-relative:margin" from="18pt,49.7pt" to="18.05pt,175.7pt" o:gfxdata="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" strokecolor="#e97132 [3205]">
                 <v:stroke dashstyle="dash"/>
               </v:line>
             </w:pict>
@@ -31441,7 +31441,7 @@
           </mc:Choice>
           <mc:Fallback>
             <w:pict>
-              <v:line w14:anchorId="75396C01" id="Straight Connector 43" o:spid="_x0000_s1026" style="position:absolute;flip:x;z-index:251743232;visibility:visible;mso-wrap-style:square;mso-width-percent:0;mso-height-percent:0;mso-wrap-distance-left:9pt;mso-wrap-distance-top:0;mso-wrap-distance-right:9pt;mso-wrap-distance-bottom:0;mso-position-horizontal:absolute;mso-position-horizontal-relative:text;mso-position-vertical:absolute;mso-position-vertical-relative:text;mso-width-percent:0;mso-height-percent:0;mso-width-relative:margin;mso-height-relative:margin" from="134.9pt,49.7pt" to="135pt,175.7pt" o:gfxdata="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" strokecolor="#e97132 [3205]">
+              <v:line w14:anchorId="7BB83993" id="Straight Connector 43" o:spid="_x0000_s1026" style="position:absolute;flip:x;z-index:251743232;visibility:visible;mso-wrap-style:square;mso-width-percent:0;mso-height-percent:0;mso-wrap-distance-left:9pt;mso-wrap-distance-top:0;mso-wrap-distance-right:9pt;mso-wrap-distance-bottom:0;mso-position-horizontal:absolute;mso-position-horizontal-relative:text;mso-position-vertical:absolute;mso-position-vertical-relative:text;mso-width-percent:0;mso-height-percent:0;mso-width-relative:margin;mso-height-relative:margin" from="134.9pt,49.7pt" to="135pt,175.7pt" o:gfxdata="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" strokecolor="#e97132 [3205]">
                 <v:stroke dashstyle="dash"/>
               </v:line>
             </w:pict>
@@ -31524,7 +31524,7 @@
           </mc:Choice>
           <mc:Fallback>
             <w:pict>
-              <v:line w14:anchorId="0F667701" id="Straight Connector 43" o:spid="_x0000_s1026" style="position:absolute;flip:x y;z-index:251758592;visibility:visible;mso-wrap-style:square;mso-width-percent:0;mso-height-percent:0;mso-wrap-distance-left:9pt;mso-wrap-distance-top:0;mso-wrap-distance-right:9pt;mso-wrap-distance-bottom:0;mso-position-horizontal:absolute;mso-position-horizontal-relative:text;mso-position-vertical:absolute;mso-position-vertical-relative:text;mso-width-percent:0;mso-height-percent:0;mso-width-relative:margin;mso-height-relative:margin" from="269.95pt,13.7pt" to="270pt,58.65pt" o:gfxdata="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" strokecolor="#e97132 [3205]">
+              <v:line w14:anchorId="0ABF5ADC" id="Straight Connector 43" o:spid="_x0000_s1026" style="position:absolute;flip:x y;z-index:251758592;visibility:visible;mso-wrap-style:square;mso-width-percent:0;mso-height-percent:0;mso-wrap-distance-left:9pt;mso-wrap-distance-top:0;mso-wrap-distance-right:9pt;mso-wrap-distance-bottom:0;mso-position-horizontal:absolute;mso-position-horizontal-relative:text;mso-position-vertical:absolute;mso-position-vertical-relative:text;mso-width-percent:0;mso-height-percent:0;mso-width-relative:margin;mso-height-relative:margin" from="269.95pt,13.7pt" to="270pt,58.65pt" o:gfxdata="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" strokecolor="#e97132 [3205]">
                 <v:stroke dashstyle="dash"/>
               </v:line>
             </w:pict>
@@ -31607,7 +31607,7 @@
           </mc:Choice>
           <mc:Fallback>
             <w:pict>
-              <v:line w14:anchorId="134F7816" id="Straight Connector 43" o:spid="_x0000_s1026" style="position:absolute;flip:y;z-index:251756544;visibility:visible;mso-wrap-style:square;mso-width-percent:0;mso-height-percent:0;mso-wrap-distance-left:9pt;mso-wrap-distance-top:0;mso-wrap-distance-right:9pt;mso-wrap-distance-bottom:0;mso-position-horizontal:absolute;mso-position-horizontal-relative:text;mso-position-vertical:absolute;mso-position-vertical-relative:text;mso-width-percent:0;mso-height-percent:0;mso-width-relative:margin;mso-height-relative:margin" from="152.9pt,14.4pt" to="152.9pt,58.65pt" o:gfxdata="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" strokecolor="#e97132 [3205]">
+              <v:line w14:anchorId="657971C6" id="Straight Connector 43" o:spid="_x0000_s1026" style="position:absolute;flip:y;z-index:251756544;visibility:visible;mso-wrap-style:square;mso-width-percent:0;mso-height-percent:0;mso-wrap-distance-left:9pt;mso-wrap-distance-top:0;mso-wrap-distance-right:9pt;mso-wrap-distance-bottom:0;mso-position-horizontal:absolute;mso-position-horizontal-relative:text;mso-position-vertical:absolute;mso-position-vertical-relative:text;mso-width-percent:0;mso-height-percent:0;mso-width-relative:margin;mso-height-relative:margin" from="152.9pt,14.4pt" to="152.9pt,58.65pt" o:gfxdata="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" strokecolor="#e97132 [3205]">
                 <v:stroke dashstyle="dash"/>
               </v:line>
             </w:pict>
@@ -31690,7 +31690,7 @@
           </mc:Choice>
           <mc:Fallback>
             <w:pict>
-              <v:line w14:anchorId="3FF0D135" id="Straight Connector 43" o:spid="_x0000_s1026" style="position:absolute;flip:y;z-index:251754496;visibility:visible;mso-wrap-style:square;mso-width-percent:0;mso-height-percent:0;mso-wrap-distance-left:9pt;mso-wrap-distance-top:0;mso-wrap-distance-right:9pt;mso-wrap-distance-bottom:0;mso-position-horizontal:absolute;mso-position-horizontal-relative:text;mso-position-vertical:absolute;mso-position-vertical-relative:text;mso-width-percent:0;mso-height-percent:0;mso-width-relative:margin;mso-height-relative:margin" from="153pt,58.1pt" to="270pt,58.2pt" o:gfxdata="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" strokecolor="#e97132 [3205]">
+              <v:line w14:anchorId="40EAE393" id="Straight Connector 43" o:spid="_x0000_s1026" style="position:absolute;flip:y;z-index:251754496;visibility:visible;mso-wrap-style:square;mso-width-percent:0;mso-height-percent:0;mso-wrap-distance-left:9pt;mso-wrap-distance-top:0;mso-wrap-distance-right:9pt;mso-wrap-distance-bottom:0;mso-position-horizontal:absolute;mso-position-horizontal-relative:text;mso-position-vertical:absolute;mso-position-vertical-relative:text;mso-width-percent:0;mso-height-percent:0;mso-width-relative:margin;mso-height-relative:margin" from="153pt,58.1pt" to="270pt,58.2pt" o:gfxdata="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" strokecolor="#e97132 [3205]">
                 <v:stroke dashstyle="dash"/>
               </v:line>
             </w:pict>
@@ -31773,7 +31773,7 @@
           </mc:Choice>
           <mc:Fallback>
             <w:pict>
-              <v:line w14:anchorId="16FB77F8" id="Straight Connector 43" o:spid="_x0000_s1026" style="position:absolute;flip:y;z-index:251752448;visibility:visible;mso-wrap-style:square;mso-width-percent:0;mso-height-percent:0;mso-wrap-distance-left:9pt;mso-wrap-distance-top:0;mso-wrap-distance-right:9pt;mso-wrap-distance-bottom:0;mso-position-horizontal:absolute;mso-position-horizontal-relative:text;mso-position-vertical:absolute;mso-position-vertical-relative:text;mso-width-percent:0;mso-height-percent:0;mso-width-relative:margin;mso-height-relative:margin" from="153pt,13.7pt" to="270pt,13.8pt" o:gfxdata="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" strokecolor="#e97132 [3205]">
+              <v:line w14:anchorId="2070B1AD" id="Straight Connector 43" o:spid="_x0000_s1026" style="position:absolute;flip:y;z-index:251752448;visibility:visible;mso-wrap-style:square;mso-width-percent:0;mso-height-percent:0;mso-wrap-distance-left:9pt;mso-wrap-distance-top:0;mso-wrap-distance-right:9pt;mso-wrap-distance-bottom:0;mso-position-horizontal:absolute;mso-position-horizontal-relative:text;mso-position-vertical:absolute;mso-position-vertical-relative:text;mso-width-percent:0;mso-height-percent:0;mso-width-relative:margin;mso-height-relative:margin" from="153pt,13.7pt" to="270pt,13.8pt" o:gfxdata="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" strokecolor="#e97132 [3205]">
                 <v:stroke dashstyle="dash"/>
               </v:line>
             </w:pict>
@@ -31970,7 +31970,7 @@
           </mc:Choice>
           <mc:Fallback>
             <w:pict>
-              <v:shape w14:anchorId="0EE2BAFC" id="Straight Arrow Connector 33" o:spid="_x0000_s1026" type="#_x0000_t32" style="position:absolute;margin-left:261pt;margin-top:31.7pt;width:18pt;height:0;z-index:251734016;visibility:visible;mso-wrap-style:square;mso-wrap-distance-left:9pt;mso-wrap-distance-top:0;mso-wrap-distance-right:9pt;mso-wrap-distance-bottom:0;mso-position-horizontal:absolute;mso-position-horizontal-relative:text;mso-position-vertical:absolute;mso-position-vertical-relative:text" o:gfxdata="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" strokecolor="#156082 [3204]" strokeweight=".5pt">
+              <v:shape w14:anchorId="63ED66DC" id="Straight Arrow Connector 33" o:spid="_x0000_s1026" type="#_x0000_t32" style="position:absolute;margin-left:261pt;margin-top:31.7pt;width:18pt;height:0;z-index:251734016;visibility:visible;mso-wrap-style:square;mso-wrap-distance-left:9pt;mso-wrap-distance-top:0;mso-wrap-distance-right:9pt;mso-wrap-distance-bottom:0;mso-position-horizontal:absolute;mso-position-horizontal-relative:text;mso-position-vertical:absolute;mso-position-vertical-relative:text" o:gfxdata="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" strokecolor="#156082 [3204]" strokeweight=".5pt">
                 <v:stroke endarrow="block" joinstyle="miter"/>
               </v:shape>
             </w:pict>
@@ -32167,7 +32167,7 @@
           </mc:Choice>
           <mc:Fallback>
             <w:pict>
-              <v:shapetype w14:anchorId="021E362D" id="_x0000_t38" coordsize="21600,21600" o:spt="38" o:oned="t" path="m,c@0,0@1,5400@1,10800@1,16200@2,21600,21600,21600e" filled="f">
+              <v:shapetype w14:anchorId="73068465" id="_x0000_t38" coordsize="21600,21600" o:spt="38" o:oned="t" path="m,c@0,0@1,5400@1,10800@1,16200@2,21600,21600,21600e" filled="f">
                 <v:formulas>
                   <v:f eqn="mid #0 0"/>
                   <v:f eqn="val #0"/>
@@ -32253,7 +32253,7 @@
           </mc:Choice>
           <mc:Fallback>
             <w:pict>
-              <v:shape w14:anchorId="4E251513" id="Connector: Curved 31" o:spid="_x0000_s1026" type="#_x0000_t38" style="position:absolute;margin-left:126pt;margin-top:22.7pt;width:45pt;height:1in;flip:y;z-index:251726848;visibility:visible;mso-wrap-style:square;mso-height-percent:0;mso-wrap-distance-left:9pt;mso-wrap-distance-top:0;mso-wrap-distance-right:9pt;mso-wrap-distance-bottom:0;mso-position-horizontal:absolute;mso-position-horizontal-relative:text;mso-position-vertical:absolute;mso-position-vertical-relative:text;mso-height-percent:0;mso-height-relative:margin" o:gfxdata="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" adj="10800" strokecolor="#156082 [3204]" strokeweight=".5pt">
+              <v:shape w14:anchorId="52F4D822" id="Connector: Curved 31" o:spid="_x0000_s1026" type="#_x0000_t38" style="position:absolute;margin-left:126pt;margin-top:22.7pt;width:45pt;height:1in;flip:y;z-index:251726848;visibility:visible;mso-wrap-style:square;mso-height-percent:0;mso-wrap-distance-left:9pt;mso-wrap-distance-top:0;mso-wrap-distance-right:9pt;mso-wrap-distance-bottom:0;mso-position-horizontal:absolute;mso-position-horizontal-relative:text;mso-position-vertical:absolute;mso-position-vertical-relative:text;mso-height-percent:0;mso-height-relative:margin" o:gfxdata="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" adj="10800" strokecolor="#156082 [3204]" strokeweight=".5pt">
                 <v:stroke endarrow="block" joinstyle="miter"/>
               </v:shape>
             </w:pict>
@@ -32645,7 +32645,7 @@
           </mc:Choice>
           <mc:Fallback>
             <w:pict>
-              <v:line w14:anchorId="32832BEE" id="Straight Connector 43" o:spid="_x0000_s1026" style="position:absolute;flip:x y;z-index:251747328;visibility:visible;mso-wrap-style:square;mso-width-percent:0;mso-height-percent:0;mso-wrap-distance-left:9pt;mso-wrap-distance-top:0;mso-wrap-distance-right:9pt;mso-wrap-distance-bottom:0;mso-position-horizontal:absolute;mso-position-horizontal-relative:text;mso-position-vertical:absolute;mso-position-vertical-relative:text;mso-width-percent:0;mso-height-percent:0;mso-width-relative:margin;mso-height-relative:margin" from="18pt,73.95pt" to="134.95pt,74pt" o:gfxdata="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" strokecolor="#e97132 [3205]">
+              <v:line w14:anchorId="6B58A685" id="Straight Connector 43" o:spid="_x0000_s1026" style="position:absolute;flip:x y;z-index:251747328;visibility:visible;mso-wrap-style:square;mso-width-percent:0;mso-height-percent:0;mso-wrap-distance-left:9pt;mso-wrap-distance-top:0;mso-wrap-distance-right:9pt;mso-wrap-distance-bottom:0;mso-position-horizontal:absolute;mso-position-horizontal-relative:text;mso-position-vertical:absolute;mso-position-vertical-relative:text;mso-width-percent:0;mso-height-percent:0;mso-width-relative:margin;mso-height-relative:margin" from="18pt,73.95pt" to="134.95pt,74pt" o:gfxdata="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" strokecolor="#e97132 [3205]">
                 <v:stroke dashstyle="dash"/>
               </v:line>
             </w:pict>
@@ -33094,8 +33094,7 @@
         <w:bidi/>
         <w:spacing w:before="100" w:beforeAutospacing="1" w:after="100" w:afterAutospacing="1" w:line="240" w:lineRule="auto"/>
         <w:rPr>
-          <w:rFonts w:ascii="David" w:eastAsia="Times New Roman" w:hAnsi="David"/>
-          <w:color w:val="FF0000"/>
+          <w:rFonts w:ascii="David" w:eastAsia="Times New Roman" w:hAnsi="David" w:cs="David"/>
           <w:sz w:val="36"/>
           <w:szCs w:val="36"/>
           <w:lang w:val="en-US"/>
@@ -33278,1237 +33277,158 @@
           <w:rFonts w:ascii="David" w:eastAsia="Times New Roman" w:hAnsi="David" w:cs="David"/>
           <w:sz w:val="36"/>
           <w:szCs w:val="36"/>
-          <w:rtl/>
-          <w:lang w:val="en-US"/>
-        </w:rPr>
-      </w:pPr>
-      <w:r>
-        <w:rPr>
-          <w:rFonts w:ascii="David" w:eastAsia="Times New Roman" w:hAnsi="David" w:cs="David" w:hint="cs"/>
-          <w:noProof/>
-          <w:sz w:val="36"/>
-          <w:szCs w:val="36"/>
-          <w:rtl/>
-          <w:lang w:val="he-IL"/>
-        </w:rPr>
-        <mc:AlternateContent>
-          <mc:Choice Requires="wps">
-            <w:drawing>
-              <wp:anchor distT="0" distB="0" distL="114300" distR="114300" simplePos="0" relativeHeight="251769856" behindDoc="0" locked="0" layoutInCell="1" allowOverlap="1" wp14:anchorId="0076EBA6" wp14:editId="0FE2C6EF">
-                <wp:simplePos x="0" y="0"/>
-                <wp:positionH relativeFrom="column">
-                  <wp:posOffset>2399386</wp:posOffset>
-                </wp:positionH>
-                <wp:positionV relativeFrom="paragraph">
-                  <wp:posOffset>59690</wp:posOffset>
-                </wp:positionV>
-                <wp:extent cx="1715414" cy="406400"/>
-                <wp:effectExtent l="0" t="0" r="18415" b="12700"/>
-                <wp:wrapNone/>
-                <wp:docPr id="9" name="מלבן 9"/>
-                <wp:cNvGraphicFramePr/>
-                <a:graphic xmlns:a="http://schemas.openxmlformats.org/drawingml/2006/main">
-                  <a:graphicData uri="http://schemas.microsoft.com/office/word/2010/wordprocessingShape">
-                    <wps:wsp>
-                      <wps:cNvSpPr/>
-                      <wps:spPr>
-                        <a:xfrm>
-                          <a:off x="0" y="0"/>
-                          <a:ext cx="1715414" cy="406400"/>
-                        </a:xfrm>
-                        <a:prstGeom prst="rect">
-                          <a:avLst/>
-                        </a:prstGeom>
-                      </wps:spPr>
-                      <wps:style>
-                        <a:lnRef idx="2">
-                          <a:schemeClr val="dk1"/>
-                        </a:lnRef>
-                        <a:fillRef idx="1">
-                          <a:schemeClr val="lt1"/>
-                        </a:fillRef>
-                        <a:effectRef idx="0">
-                          <a:schemeClr val="dk1"/>
-                        </a:effectRef>
-                        <a:fontRef idx="minor">
-                          <a:schemeClr val="dk1"/>
-                        </a:fontRef>
-                      </wps:style>
-                      <wps:txbx>
-                        <w:txbxContent>
-                          <w:p>
-                            <w:pPr>
-                              <w:jc w:val="center"/>
-                              <w:rPr>
-                                <w:lang w:val="en-US"/>
-                              </w:rPr>
-                            </w:pPr>
-                            <w:proofErr w:type="spellStart"/>
-                            <w:r>
-                              <w:rPr>
-                                <w:lang w:val="en-US"/>
-                              </w:rPr>
-                              <w:t>OnApperaing</w:t>
-                            </w:r>
-                            <w:proofErr w:type="spellEnd"/>
-                          </w:p>
-                        </w:txbxContent>
-                      </wps:txbx>
-                      <wps:bodyPr rot="0" spcFirstLastPara="0" vertOverflow="overflow" horzOverflow="overflow" vert="horz" wrap="square" lIns="91440" tIns="45720" rIns="91440" bIns="45720" numCol="1" spcCol="0" rtlCol="1" fromWordArt="0" anchor="ctr" anchorCtr="0" forceAA="0" compatLnSpc="1">
-                        <a:prstTxWarp prst="textNoShape">
-                          <a:avLst/>
-                        </a:prstTxWarp>
-                        <a:noAutofit/>
-                      </wps:bodyPr>
-                    </wps:wsp>
-                  </a:graphicData>
-                </a:graphic>
-                <wp14:sizeRelH relativeFrom="margin">
-                  <wp14:pctWidth>0</wp14:pctWidth>
-                </wp14:sizeRelH>
-                <wp14:sizeRelV relativeFrom="margin">
-                  <wp14:pctHeight>0</wp14:pctHeight>
-                </wp14:sizeRelV>
-              </wp:anchor>
-            </w:drawing>
-          </mc:Choice>
-          <mc:Fallback>
-            <w:pict>
-              <v:rect w14:anchorId="0076EBA6" id="מלבן 9" o:spid="_x0000_s1047" style="position:absolute;left:0;text-align:left;margin-left:188.95pt;margin-top:4.7pt;width:135.05pt;height:32pt;z-index:251769856;visibility:visible;mso-wrap-style:square;mso-width-percent:0;mso-height-percent:0;mso-wrap-distance-left:9pt;mso-wrap-distance-top:0;mso-wrap-distance-right:9pt;mso-wrap-distance-bottom:0;mso-position-horizontal:absolute;mso-position-horizontal-relative:text;mso-position-vertical:absolute;mso-position-vertical-relative:text;mso-width-percent:0;mso-height-percent:0;mso-width-relative:margin;mso-height-relative:margin;v-text-anchor:middle" o:gfxdata="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" fillcolor="white [3201]" strokecolor="black [3200]" strokeweight="1pt">
-                <v:textbox>
-                  <w:txbxContent>
-                    <w:p>
-                      <w:pPr>
-                        <w:jc w:val="center"/>
-                        <w:rPr>
-                          <w:lang w:val="en-US"/>
-                        </w:rPr>
-                      </w:pPr>
-                      <w:proofErr w:type="spellStart"/>
-                      <w:r>
-                        <w:rPr>
-                          <w:lang w:val="en-US"/>
-                        </w:rPr>
-                        <w:t>OnApperaing</w:t>
-                      </w:r>
-                      <w:proofErr w:type="spellEnd"/>
-                    </w:p>
-                  </w:txbxContent>
-                </v:textbox>
-              </v:rect>
-            </w:pict>
-          </mc:Fallback>
-        </mc:AlternateContent>
-      </w:r>
-    </w:p>
-    <w:p>
-      <w:pPr>
-        <w:suppressAutoHyphens w:val="0"/>
-        <w:rPr>
-          <w:rFonts w:ascii="David" w:eastAsia="Times New Roman" w:hAnsi="David" w:cs="David"/>
-          <w:sz w:val="36"/>
-          <w:szCs w:val="36"/>
-          <w:lang w:val="en-US"/>
-        </w:rPr>
-      </w:pPr>
-      <w:r>
-        <w:rPr>
-          <w:rFonts w:ascii="David" w:eastAsia="Times New Roman" w:hAnsi="David" w:cs="David" w:hint="cs"/>
-          <w:noProof/>
-          <w:sz w:val="36"/>
-          <w:szCs w:val="36"/>
-          <w:rtl/>
-          <w:lang w:val="he-IL"/>
-        </w:rPr>
-        <mc:AlternateContent>
-          <mc:Choice Requires="wps">
-            <w:drawing>
-              <wp:anchor distT="0" distB="0" distL="114300" distR="114300" simplePos="0" relativeHeight="251786240" behindDoc="0" locked="0" layoutInCell="1" allowOverlap="1" wp14:anchorId="22E78D62" wp14:editId="50993D40">
-                <wp:simplePos x="0" y="0"/>
-                <wp:positionH relativeFrom="column">
-                  <wp:posOffset>1600200</wp:posOffset>
-                </wp:positionH>
-                <wp:positionV relativeFrom="paragraph">
-                  <wp:posOffset>1714500</wp:posOffset>
-                </wp:positionV>
-                <wp:extent cx="799186" cy="232258"/>
-                <wp:effectExtent l="0" t="38100" r="58420" b="34925"/>
-                <wp:wrapNone/>
-                <wp:docPr id="19" name="מחבר חץ ישר 19"/>
-                <wp:cNvGraphicFramePr/>
-                <a:graphic xmlns:a="http://schemas.openxmlformats.org/drawingml/2006/main">
-                  <a:graphicData uri="http://schemas.microsoft.com/office/word/2010/wordprocessingShape">
-                    <wps:wsp>
-                      <wps:cNvCnPr/>
-                      <wps:spPr>
-                        <a:xfrm flipV="1">
-                          <a:off x="0" y="0"/>
-                          <a:ext cx="799186" cy="232258"/>
-                        </a:xfrm>
-                        <a:prstGeom prst="straightConnector1">
-                          <a:avLst/>
-                        </a:prstGeom>
-                        <a:ln>
-                          <a:tailEnd type="triangle"/>
-                        </a:ln>
-                      </wps:spPr>
-                      <wps:style>
-                        <a:lnRef idx="1">
-                          <a:schemeClr val="accent1"/>
-                        </a:lnRef>
-                        <a:fillRef idx="0">
-                          <a:schemeClr val="accent1"/>
-                        </a:fillRef>
-                        <a:effectRef idx="0">
-                          <a:schemeClr val="accent1"/>
-                        </a:effectRef>
-                        <a:fontRef idx="minor">
-                          <a:schemeClr val="tx1"/>
-                        </a:fontRef>
-                      </wps:style>
-                      <wps:bodyPr/>
-                    </wps:wsp>
-                  </a:graphicData>
-                </a:graphic>
-              </wp:anchor>
-            </w:drawing>
-          </mc:Choice>
-          <mc:Fallback>
-            <w:pict>
-              <v:shape w14:anchorId="0087AAE1" id="מחבר חץ ישר 19" o:spid="_x0000_s1026" type="#_x0000_t32" style="position:absolute;margin-left:126pt;margin-top:135pt;width:62.95pt;height:18.3pt;flip:y;z-index:251786240;visibility:visible;mso-wrap-style:square;mso-wrap-distance-left:9pt;mso-wrap-distance-top:0;mso-wrap-distance-right:9pt;mso-wrap-distance-bottom:0;mso-position-horizontal:absolute;mso-position-horizontal-relative:text;mso-position-vertical:absolute;mso-position-vertical-relative:text" o:gfxdata="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" strokecolor="#156082 [3204]" strokeweight=".5pt">
-                <v:stroke endarrow="block" joinstyle="miter"/>
-              </v:shape>
-            </w:pict>
-          </mc:Fallback>
-        </mc:AlternateContent>
-      </w:r>
-      <w:r>
-        <w:rPr>
-          <w:rFonts w:ascii="David" w:eastAsia="Times New Roman" w:hAnsi="David" w:cs="David" w:hint="cs"/>
-          <w:noProof/>
-          <w:sz w:val="36"/>
-          <w:szCs w:val="36"/>
-          <w:rtl/>
-          <w:lang w:val="he-IL"/>
-        </w:rPr>
-        <mc:AlternateContent>
-          <mc:Choice Requires="wps">
-            <w:drawing>
-              <wp:anchor distT="0" distB="0" distL="114300" distR="114300" simplePos="0" relativeHeight="251785216" behindDoc="0" locked="0" layoutInCell="1" allowOverlap="1" wp14:anchorId="7FA8B1A6" wp14:editId="36B3247C">
-                <wp:simplePos x="0" y="0"/>
-                <wp:positionH relativeFrom="column">
-                  <wp:posOffset>3199790</wp:posOffset>
-                </wp:positionH>
-                <wp:positionV relativeFrom="paragraph">
-                  <wp:posOffset>1703222</wp:posOffset>
-                </wp:positionV>
-                <wp:extent cx="0" cy="239878"/>
-                <wp:effectExtent l="76200" t="38100" r="57150" b="27305"/>
-                <wp:wrapNone/>
-                <wp:docPr id="18" name="מחבר חץ ישר 18"/>
-                <wp:cNvGraphicFramePr/>
-                <a:graphic xmlns:a="http://schemas.openxmlformats.org/drawingml/2006/main">
-                  <a:graphicData uri="http://schemas.microsoft.com/office/word/2010/wordprocessingShape">
-                    <wps:wsp>
-                      <wps:cNvCnPr/>
-                      <wps:spPr>
-                        <a:xfrm flipV="1">
-                          <a:off x="0" y="0"/>
-                          <a:ext cx="0" cy="239878"/>
-                        </a:xfrm>
-                        <a:prstGeom prst="straightConnector1">
-                          <a:avLst/>
-                        </a:prstGeom>
-                        <a:ln>
-                          <a:tailEnd type="triangle"/>
-                        </a:ln>
-                      </wps:spPr>
-                      <wps:style>
-                        <a:lnRef idx="1">
-                          <a:schemeClr val="accent1"/>
-                        </a:lnRef>
-                        <a:fillRef idx="0">
-                          <a:schemeClr val="accent1"/>
-                        </a:fillRef>
-                        <a:effectRef idx="0">
-                          <a:schemeClr val="accent1"/>
-                        </a:effectRef>
-                        <a:fontRef idx="minor">
-                          <a:schemeClr val="tx1"/>
-                        </a:fontRef>
-                      </wps:style>
-                      <wps:bodyPr/>
-                    </wps:wsp>
-                  </a:graphicData>
-                </a:graphic>
-              </wp:anchor>
-            </w:drawing>
-          </mc:Choice>
-          <mc:Fallback>
-            <w:pict>
-              <v:shape w14:anchorId="452A4709" id="מחבר חץ ישר 18" o:spid="_x0000_s1026" type="#_x0000_t32" style="position:absolute;margin-left:251.95pt;margin-top:134.1pt;width:0;height:18.9pt;flip:y;z-index:251785216;visibility:visible;mso-wrap-style:square;mso-wrap-distance-left:9pt;mso-wrap-distance-top:0;mso-wrap-distance-right:9pt;mso-wrap-distance-bottom:0;mso-position-horizontal:absolute;mso-position-horizontal-relative:text;mso-position-vertical:absolute;mso-position-vertical-relative:text" o:gfxdata="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" strokecolor="#156082 [3204]" strokeweight=".5pt">
-                <v:stroke endarrow="block" joinstyle="miter"/>
-              </v:shape>
-            </w:pict>
-          </mc:Fallback>
-        </mc:AlternateContent>
-      </w:r>
-      <w:r>
-        <w:rPr>
-          <w:rFonts w:ascii="David" w:eastAsia="Times New Roman" w:hAnsi="David" w:cs="David" w:hint="cs"/>
-          <w:noProof/>
-          <w:sz w:val="36"/>
-          <w:szCs w:val="36"/>
-          <w:rtl/>
-          <w:lang w:val="he-IL"/>
-        </w:rPr>
-        <mc:AlternateContent>
-          <mc:Choice Requires="wps">
-            <w:drawing>
-              <wp:anchor distT="0" distB="0" distL="114300" distR="114300" simplePos="0" relativeHeight="251784192" behindDoc="0" locked="0" layoutInCell="1" allowOverlap="1" wp14:anchorId="5552ADA6" wp14:editId="76EF0EE3">
-                <wp:simplePos x="0" y="0"/>
-                <wp:positionH relativeFrom="column">
-                  <wp:posOffset>4118458</wp:posOffset>
-                </wp:positionH>
-                <wp:positionV relativeFrom="paragraph">
-                  <wp:posOffset>1703095</wp:posOffset>
-                </wp:positionV>
-                <wp:extent cx="682142" cy="240005"/>
-                <wp:effectExtent l="38100" t="38100" r="22860" b="27305"/>
-                <wp:wrapNone/>
-                <wp:docPr id="17" name="מחבר חץ ישר 17"/>
-                <wp:cNvGraphicFramePr/>
-                <a:graphic xmlns:a="http://schemas.openxmlformats.org/drawingml/2006/main">
-                  <a:graphicData uri="http://schemas.microsoft.com/office/word/2010/wordprocessingShape">
-                    <wps:wsp>
-                      <wps:cNvCnPr/>
-                      <wps:spPr>
-                        <a:xfrm flipH="1" flipV="1">
-                          <a:off x="0" y="0"/>
-                          <a:ext cx="682142" cy="240005"/>
-                        </a:xfrm>
-                        <a:prstGeom prst="straightConnector1">
-                          <a:avLst/>
-                        </a:prstGeom>
-                        <a:ln>
-                          <a:tailEnd type="triangle"/>
-                        </a:ln>
-                      </wps:spPr>
-                      <wps:style>
-                        <a:lnRef idx="1">
-                          <a:schemeClr val="accent1"/>
-                        </a:lnRef>
-                        <a:fillRef idx="0">
-                          <a:schemeClr val="accent1"/>
-                        </a:fillRef>
-                        <a:effectRef idx="0">
-                          <a:schemeClr val="accent1"/>
-                        </a:effectRef>
-                        <a:fontRef idx="minor">
-                          <a:schemeClr val="tx1"/>
-                        </a:fontRef>
-                      </wps:style>
-                      <wps:bodyPr/>
-                    </wps:wsp>
-                  </a:graphicData>
-                </a:graphic>
-              </wp:anchor>
-            </w:drawing>
-          </mc:Choice>
-          <mc:Fallback>
-            <w:pict>
-              <v:shape w14:anchorId="7D91F47F" id="מחבר חץ ישר 17" o:spid="_x0000_s1026" type="#_x0000_t32" style="position:absolute;margin-left:324.3pt;margin-top:134.1pt;width:53.7pt;height:18.9pt;flip:x y;z-index:251784192;visibility:visible;mso-wrap-style:square;mso-wrap-distance-left:9pt;mso-wrap-distance-top:0;mso-wrap-distance-right:9pt;mso-wrap-distance-bottom:0;mso-position-horizontal:absolute;mso-position-horizontal-relative:text;mso-position-vertical:absolute;mso-position-vertical-relative:text" o:gfxdata="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" strokecolor="#156082 [3204]" strokeweight=".5pt">
-                <v:stroke endarrow="block" joinstyle="miter"/>
-              </v:shape>
-            </w:pict>
-          </mc:Fallback>
-        </mc:AlternateContent>
-      </w:r>
-      <w:r>
-        <w:rPr>
-          <w:rFonts w:ascii="David" w:eastAsia="Times New Roman" w:hAnsi="David" w:cs="David" w:hint="cs"/>
-          <w:noProof/>
-          <w:sz w:val="36"/>
-          <w:szCs w:val="36"/>
-          <w:rtl/>
-          <w:lang w:val="he-IL"/>
-        </w:rPr>
-        <mc:AlternateContent>
-          <mc:Choice Requires="wps">
-            <w:drawing>
-              <wp:anchor distT="0" distB="0" distL="114300" distR="114300" simplePos="0" relativeHeight="251779072" behindDoc="0" locked="0" layoutInCell="1" allowOverlap="1" wp14:anchorId="4E7CF7CD" wp14:editId="0B716E04">
-                <wp:simplePos x="0" y="0"/>
-                <wp:positionH relativeFrom="column">
-                  <wp:posOffset>913765</wp:posOffset>
-                </wp:positionH>
-                <wp:positionV relativeFrom="paragraph">
-                  <wp:posOffset>1947393</wp:posOffset>
-                </wp:positionV>
-                <wp:extent cx="1369771" cy="271145"/>
-                <wp:effectExtent l="0" t="0" r="20955" b="14605"/>
-                <wp:wrapNone/>
-                <wp:docPr id="14" name="מלבן 14"/>
-                <wp:cNvGraphicFramePr/>
-                <a:graphic xmlns:a="http://schemas.openxmlformats.org/drawingml/2006/main">
-                  <a:graphicData uri="http://schemas.microsoft.com/office/word/2010/wordprocessingShape">
-                    <wps:wsp>
-                      <wps:cNvSpPr/>
-                      <wps:spPr>
-                        <a:xfrm>
-                          <a:off x="0" y="0"/>
-                          <a:ext cx="1369771" cy="271145"/>
-                        </a:xfrm>
-                        <a:prstGeom prst="rect">
-                          <a:avLst/>
-                        </a:prstGeom>
-                      </wps:spPr>
-                      <wps:style>
-                        <a:lnRef idx="2">
-                          <a:schemeClr val="dk1"/>
-                        </a:lnRef>
-                        <a:fillRef idx="1">
-                          <a:schemeClr val="lt1"/>
-                        </a:fillRef>
-                        <a:effectRef idx="0">
-                          <a:schemeClr val="dk1"/>
-                        </a:effectRef>
-                        <a:fontRef idx="minor">
-                          <a:schemeClr val="dk1"/>
-                        </a:fontRef>
-                      </wps:style>
-                      <wps:txbx>
-                        <w:txbxContent>
-                          <w:p>
-                            <w:pPr>
-                              <w:jc w:val="center"/>
-                              <w:rPr>
-                                <w:lang w:val="en-US"/>
-                              </w:rPr>
-                            </w:pPr>
-                            <w:r>
-                              <w:rPr>
-                                <w:lang w:val="en-US"/>
-                              </w:rPr>
-                              <w:t>+</w:t>
-                            </w:r>
-                            <w:proofErr w:type="spellStart"/>
-                            <w:r>
-                              <w:rPr>
-                                <w:lang w:val="en-US"/>
-                              </w:rPr>
-                              <w:t>SortByProfileName</w:t>
-                            </w:r>
-                            <w:proofErr w:type="spellEnd"/>
-                          </w:p>
-                        </w:txbxContent>
-                      </wps:txbx>
-                      <wps:bodyPr rot="0" spcFirstLastPara="0" vertOverflow="overflow" horzOverflow="overflow" vert="horz" wrap="square" lIns="91440" tIns="45720" rIns="91440" bIns="45720" numCol="1" spcCol="0" rtlCol="1" fromWordArt="0" anchor="ctr" anchorCtr="0" forceAA="0" compatLnSpc="1">
-                        <a:prstTxWarp prst="textNoShape">
-                          <a:avLst/>
-                        </a:prstTxWarp>
-                        <a:noAutofit/>
-                      </wps:bodyPr>
-                    </wps:wsp>
-                  </a:graphicData>
-                </a:graphic>
-                <wp14:sizeRelH relativeFrom="margin">
-                  <wp14:pctWidth>0</wp14:pctWidth>
-                </wp14:sizeRelH>
-                <wp14:sizeRelV relativeFrom="margin">
-                  <wp14:pctHeight>0</wp14:pctHeight>
-                </wp14:sizeRelV>
-              </wp:anchor>
-            </w:drawing>
-          </mc:Choice>
-          <mc:Fallback>
-            <w:pict>
-              <v:rect w14:anchorId="4E7CF7CD" id="מלבן 14" o:spid="_x0000_s1048" style="position:absolute;margin-left:71.95pt;margin-top:153.35pt;width:107.85pt;height:21.35pt;z-index:251779072;visibility:visible;mso-wrap-style:square;mso-width-percent:0;mso-height-percent:0;mso-wrap-distance-left:9pt;mso-wrap-distance-top:0;mso-wrap-distance-right:9pt;mso-wrap-distance-bottom:0;mso-position-horizontal:absolute;mso-position-horizontal-relative:text;mso-position-vertical:absolute;mso-position-vertical-relative:text;mso-width-percent:0;mso-height-percent:0;mso-width-relative:margin;mso-height-relative:margin;v-text-anchor:middle" o:gfxdata="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" fillcolor="white [3201]" strokecolor="black [3200]" strokeweight="1pt">
-                <v:textbox>
-                  <w:txbxContent>
-                    <w:p>
-                      <w:pPr>
-                        <w:jc w:val="center"/>
-                        <w:rPr>
-                          <w:lang w:val="en-US"/>
-                        </w:rPr>
-                      </w:pPr>
-                      <w:r>
-                        <w:rPr>
-                          <w:lang w:val="en-US"/>
-                        </w:rPr>
-                        <w:t>+</w:t>
-                      </w:r>
-                      <w:proofErr w:type="spellStart"/>
-                      <w:r>
-                        <w:rPr>
-                          <w:lang w:val="en-US"/>
-                        </w:rPr>
-                        <w:t>SortByProfileName</w:t>
-                      </w:r>
-                      <w:proofErr w:type="spellEnd"/>
-                    </w:p>
-                  </w:txbxContent>
-                </v:textbox>
-              </v:rect>
-            </w:pict>
-          </mc:Fallback>
-        </mc:AlternateContent>
-      </w:r>
-      <w:r>
-        <w:rPr>
-          <w:rFonts w:ascii="David" w:eastAsia="Times New Roman" w:hAnsi="David" w:cs="David" w:hint="cs"/>
-          <w:noProof/>
-          <w:sz w:val="36"/>
-          <w:szCs w:val="36"/>
-          <w:rtl/>
-          <w:lang w:val="he-IL"/>
-        </w:rPr>
-        <mc:AlternateContent>
-          <mc:Choice Requires="wps">
-            <w:drawing>
-              <wp:anchor distT="0" distB="0" distL="114300" distR="114300" simplePos="0" relativeHeight="251783168" behindDoc="0" locked="0" layoutInCell="1" allowOverlap="1" wp14:anchorId="0DD58D96" wp14:editId="19964362">
-                <wp:simplePos x="0" y="0"/>
-                <wp:positionH relativeFrom="column">
-                  <wp:posOffset>4118458</wp:posOffset>
-                </wp:positionH>
-                <wp:positionV relativeFrom="paragraph">
-                  <wp:posOffset>1943100</wp:posOffset>
-                </wp:positionV>
-                <wp:extent cx="1367942" cy="271145"/>
-                <wp:effectExtent l="0" t="0" r="22860" b="14605"/>
-                <wp:wrapNone/>
-                <wp:docPr id="16" name="מלבן 16"/>
-                <wp:cNvGraphicFramePr/>
-                <a:graphic xmlns:a="http://schemas.openxmlformats.org/drawingml/2006/main">
-                  <a:graphicData uri="http://schemas.microsoft.com/office/word/2010/wordprocessingShape">
-                    <wps:wsp>
-                      <wps:cNvSpPr/>
-                      <wps:spPr>
-                        <a:xfrm>
-                          <a:off x="0" y="0"/>
-                          <a:ext cx="1367942" cy="271145"/>
-                        </a:xfrm>
-                        <a:prstGeom prst="rect">
-                          <a:avLst/>
-                        </a:prstGeom>
-                      </wps:spPr>
-                      <wps:style>
-                        <a:lnRef idx="2">
-                          <a:schemeClr val="dk1"/>
-                        </a:lnRef>
-                        <a:fillRef idx="1">
-                          <a:schemeClr val="lt1"/>
-                        </a:fillRef>
-                        <a:effectRef idx="0">
-                          <a:schemeClr val="dk1"/>
-                        </a:effectRef>
-                        <a:fontRef idx="minor">
-                          <a:schemeClr val="dk1"/>
-                        </a:fontRef>
-                      </wps:style>
-                      <wps:txbx>
-                        <w:txbxContent>
-                          <w:p>
-                            <w:pPr>
-                              <w:jc w:val="center"/>
-                              <w:rPr>
-                                <w:lang w:val="en-US"/>
-                              </w:rPr>
-                            </w:pPr>
-                            <w:r>
-                              <w:rPr>
-                                <w:lang w:val="en-US"/>
-                              </w:rPr>
-                              <w:t>+</w:t>
-                            </w:r>
-                            <w:proofErr w:type="spellStart"/>
-                            <w:r>
-                              <w:rPr>
-                                <w:lang w:val="en-US"/>
-                              </w:rPr>
-                              <w:t>UserRecordsList</w:t>
-                            </w:r>
-                            <w:proofErr w:type="spellEnd"/>
-                          </w:p>
-                        </w:txbxContent>
-                      </wps:txbx>
-                      <wps:bodyPr rot="0" spcFirstLastPara="0" vertOverflow="overflow" horzOverflow="overflow" vert="horz" wrap="square" lIns="91440" tIns="45720" rIns="91440" bIns="45720" numCol="1" spcCol="0" rtlCol="1" fromWordArt="0" anchor="ctr" anchorCtr="0" forceAA="0" compatLnSpc="1">
-                        <a:prstTxWarp prst="textNoShape">
-                          <a:avLst/>
-                        </a:prstTxWarp>
-                        <a:noAutofit/>
-                      </wps:bodyPr>
-                    </wps:wsp>
-                  </a:graphicData>
-                </a:graphic>
-                <wp14:sizeRelH relativeFrom="margin">
-                  <wp14:pctWidth>0</wp14:pctWidth>
-                </wp14:sizeRelH>
-                <wp14:sizeRelV relativeFrom="margin">
-                  <wp14:pctHeight>0</wp14:pctHeight>
-                </wp14:sizeRelV>
-              </wp:anchor>
-            </w:drawing>
-          </mc:Choice>
-          <mc:Fallback>
-            <w:pict>
-              <v:rect w14:anchorId="0DD58D96" id="מלבן 16" o:spid="_x0000_s1049" style="position:absolute;margin-left:324.3pt;margin-top:153pt;width:107.7pt;height:21.35pt;z-index:251783168;visibility:visible;mso-wrap-style:square;mso-width-percent:0;mso-height-percent:0;mso-wrap-distance-left:9pt;mso-wrap-distance-top:0;mso-wrap-distance-right:9pt;mso-wrap-distance-bottom:0;mso-position-horizontal:absolute;mso-position-horizontal-relative:text;mso-position-vertical:absolute;mso-position-vertical-relative:text;mso-width-percent:0;mso-height-percent:0;mso-width-relative:margin;mso-height-relative:margin;v-text-anchor:middle" o:gfxdata="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" fillcolor="white [3201]" strokecolor="black [3200]" strokeweight="1pt">
-                <v:textbox>
-                  <w:txbxContent>
-                    <w:p>
-                      <w:pPr>
-                        <w:jc w:val="center"/>
-                        <w:rPr>
-                          <w:lang w:val="en-US"/>
-                        </w:rPr>
-                      </w:pPr>
-                      <w:r>
-                        <w:rPr>
-                          <w:lang w:val="en-US"/>
-                        </w:rPr>
-                        <w:t>+</w:t>
-                      </w:r>
-                      <w:proofErr w:type="spellStart"/>
-                      <w:r>
-                        <w:rPr>
-                          <w:lang w:val="en-US"/>
-                        </w:rPr>
-                        <w:t>UserRecordsList</w:t>
-                      </w:r>
-                      <w:proofErr w:type="spellEnd"/>
-                    </w:p>
-                  </w:txbxContent>
-                </v:textbox>
-              </v:rect>
-            </w:pict>
-          </mc:Fallback>
-        </mc:AlternateContent>
-      </w:r>
-      <w:r>
-        <w:rPr>
-          <w:rFonts w:ascii="David" w:eastAsia="Times New Roman" w:hAnsi="David" w:cs="David" w:hint="cs"/>
-          <w:noProof/>
-          <w:sz w:val="36"/>
-          <w:szCs w:val="36"/>
-          <w:rtl/>
-          <w:lang w:val="he-IL"/>
-        </w:rPr>
-        <mc:AlternateContent>
-          <mc:Choice Requires="wps">
-            <w:drawing>
-              <wp:anchor distT="0" distB="0" distL="114300" distR="114300" simplePos="0" relativeHeight="251781120" behindDoc="0" locked="0" layoutInCell="1" allowOverlap="1" wp14:anchorId="137650E5" wp14:editId="34A3B55C">
-                <wp:simplePos x="0" y="0"/>
-                <wp:positionH relativeFrom="column">
-                  <wp:posOffset>2516429</wp:posOffset>
-                </wp:positionH>
-                <wp:positionV relativeFrom="paragraph">
-                  <wp:posOffset>1943100</wp:posOffset>
-                </wp:positionV>
-                <wp:extent cx="1369771" cy="271145"/>
-                <wp:effectExtent l="0" t="0" r="20955" b="14605"/>
-                <wp:wrapNone/>
-                <wp:docPr id="15" name="מלבן 15"/>
-                <wp:cNvGraphicFramePr/>
-                <a:graphic xmlns:a="http://schemas.openxmlformats.org/drawingml/2006/main">
-                  <a:graphicData uri="http://schemas.microsoft.com/office/word/2010/wordprocessingShape">
-                    <wps:wsp>
-                      <wps:cNvSpPr/>
-                      <wps:spPr>
-                        <a:xfrm>
-                          <a:off x="0" y="0"/>
-                          <a:ext cx="1369771" cy="271145"/>
-                        </a:xfrm>
-                        <a:prstGeom prst="rect">
-                          <a:avLst/>
-                        </a:prstGeom>
-                      </wps:spPr>
-                      <wps:style>
-                        <a:lnRef idx="2">
-                          <a:schemeClr val="dk1"/>
-                        </a:lnRef>
-                        <a:fillRef idx="1">
-                          <a:schemeClr val="lt1"/>
-                        </a:fillRef>
-                        <a:effectRef idx="0">
-                          <a:schemeClr val="dk1"/>
-                        </a:effectRef>
-                        <a:fontRef idx="minor">
-                          <a:schemeClr val="dk1"/>
-                        </a:fontRef>
-                      </wps:style>
-                      <wps:txbx>
-                        <w:txbxContent>
-                          <w:p>
-                            <w:pPr>
-                              <w:jc w:val="center"/>
-                              <w:rPr>
-                                <w:lang w:val="en-US"/>
-                              </w:rPr>
-                            </w:pPr>
-                            <w:r>
-                              <w:rPr>
-                                <w:lang w:val="en-US"/>
-                              </w:rPr>
-                              <w:t>+</w:t>
-                            </w:r>
-                            <w:proofErr w:type="spellStart"/>
-                            <w:r>
-                              <w:rPr>
-                                <w:lang w:val="en-US"/>
-                              </w:rPr>
-                              <w:t>SoryByRecordTime</w:t>
-                            </w:r>
-                            <w:proofErr w:type="spellEnd"/>
-                          </w:p>
-                        </w:txbxContent>
-                      </wps:txbx>
-                      <wps:bodyPr rot="0" spcFirstLastPara="0" vertOverflow="overflow" horzOverflow="overflow" vert="horz" wrap="square" lIns="91440" tIns="45720" rIns="91440" bIns="45720" numCol="1" spcCol="0" rtlCol="1" fromWordArt="0" anchor="ctr" anchorCtr="0" forceAA="0" compatLnSpc="1">
-                        <a:prstTxWarp prst="textNoShape">
-                          <a:avLst/>
-                        </a:prstTxWarp>
-                        <a:noAutofit/>
-                      </wps:bodyPr>
-                    </wps:wsp>
-                  </a:graphicData>
-                </a:graphic>
-                <wp14:sizeRelH relativeFrom="margin">
-                  <wp14:pctWidth>0</wp14:pctWidth>
-                </wp14:sizeRelH>
-                <wp14:sizeRelV relativeFrom="margin">
-                  <wp14:pctHeight>0</wp14:pctHeight>
-                </wp14:sizeRelV>
-              </wp:anchor>
-            </w:drawing>
-          </mc:Choice>
-          <mc:Fallback>
-            <w:pict>
-              <v:rect w14:anchorId="137650E5" id="מלבן 15" o:spid="_x0000_s1050" style="position:absolute;margin-left:198.15pt;margin-top:153pt;width:107.85pt;height:21.35pt;z-index:251781120;visibility:visible;mso-wrap-style:square;mso-width-percent:0;mso-height-percent:0;mso-wrap-distance-left:9pt;mso-wrap-distance-top:0;mso-wrap-distance-right:9pt;mso-wrap-distance-bottom:0;mso-position-horizontal:absolute;mso-position-horizontal-relative:text;mso-position-vertical:absolute;mso-position-vertical-relative:text;mso-width-percent:0;mso-height-percent:0;mso-width-relative:margin;mso-height-relative:margin;v-text-anchor:middle" o:gfxdata="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" fillcolor="white [3201]" strokecolor="black [3200]" strokeweight="1pt">
-                <v:textbox>
-                  <w:txbxContent>
-                    <w:p>
-                      <w:pPr>
-                        <w:jc w:val="center"/>
-                        <w:rPr>
-                          <w:lang w:val="en-US"/>
-                        </w:rPr>
-                      </w:pPr>
-                      <w:r>
-                        <w:rPr>
-                          <w:lang w:val="en-US"/>
-                        </w:rPr>
-                        <w:t>+</w:t>
-                      </w:r>
-                      <w:proofErr w:type="spellStart"/>
-                      <w:r>
-                        <w:rPr>
-                          <w:lang w:val="en-US"/>
-                        </w:rPr>
-                        <w:t>SoryByRecordTime</w:t>
-                      </w:r>
-                      <w:proofErr w:type="spellEnd"/>
-                    </w:p>
-                  </w:txbxContent>
-                </v:textbox>
-              </v:rect>
-            </w:pict>
-          </mc:Fallback>
-        </mc:AlternateContent>
-      </w:r>
-      <w:r>
-        <w:rPr>
-          <w:rFonts w:ascii="David" w:eastAsia="Times New Roman" w:hAnsi="David" w:cs="David" w:hint="cs"/>
-          <w:noProof/>
-          <w:sz w:val="36"/>
-          <w:szCs w:val="36"/>
-          <w:rtl/>
-          <w:lang w:val="he-IL"/>
-        </w:rPr>
-        <mc:AlternateContent>
-          <mc:Choice Requires="wps">
-            <w:drawing>
-              <wp:anchor distT="0" distB="0" distL="114300" distR="114300" simplePos="0" relativeHeight="251777024" behindDoc="0" locked="0" layoutInCell="1" allowOverlap="1" wp14:anchorId="61A2D49E" wp14:editId="07714B17">
-                <wp:simplePos x="0" y="0"/>
-                <wp:positionH relativeFrom="column">
-                  <wp:posOffset>2395728</wp:posOffset>
-                </wp:positionH>
-                <wp:positionV relativeFrom="paragraph">
-                  <wp:posOffset>1317143</wp:posOffset>
-                </wp:positionV>
-                <wp:extent cx="1718793" cy="385445"/>
-                <wp:effectExtent l="0" t="0" r="15240" b="14605"/>
-                <wp:wrapNone/>
-                <wp:docPr id="13" name="מלבן 13"/>
-                <wp:cNvGraphicFramePr/>
-                <a:graphic xmlns:a="http://schemas.openxmlformats.org/drawingml/2006/main">
-                  <a:graphicData uri="http://schemas.microsoft.com/office/word/2010/wordprocessingShape">
-                    <wps:wsp>
-                      <wps:cNvSpPr/>
-                      <wps:spPr>
-                        <a:xfrm>
-                          <a:off x="0" y="0"/>
-                          <a:ext cx="1718793" cy="385445"/>
-                        </a:xfrm>
-                        <a:prstGeom prst="rect">
-                          <a:avLst/>
-                        </a:prstGeom>
-                      </wps:spPr>
-                      <wps:style>
-                        <a:lnRef idx="2">
-                          <a:schemeClr val="dk1"/>
-                        </a:lnRef>
-                        <a:fillRef idx="1">
-                          <a:schemeClr val="lt1"/>
-                        </a:fillRef>
-                        <a:effectRef idx="0">
-                          <a:schemeClr val="dk1"/>
-                        </a:effectRef>
-                        <a:fontRef idx="minor">
-                          <a:schemeClr val="dk1"/>
-                        </a:fontRef>
-                      </wps:style>
-                      <wps:txbx>
-                        <w:txbxContent>
-                          <w:p>
-                            <w:pPr>
-                              <w:jc w:val="center"/>
-                              <w:rPr>
-                                <w:lang w:val="en-US"/>
-                              </w:rPr>
-                            </w:pPr>
-                            <w:r>
-                              <w:rPr>
-                                <w:lang w:val="en-US"/>
-                              </w:rPr>
-                              <w:t>+</w:t>
-                            </w:r>
-                            <w:proofErr w:type="spellStart"/>
-                            <w:r>
-                              <w:rPr>
-                                <w:lang w:val="en-US"/>
-                              </w:rPr>
-                              <w:t>UserRecordsList</w:t>
-                            </w:r>
-                            <w:proofErr w:type="spellEnd"/>
-                          </w:p>
-                        </w:txbxContent>
-                      </wps:txbx>
-                      <wps:bodyPr rot="0" spcFirstLastPara="0" vertOverflow="overflow" horzOverflow="overflow" vert="horz" wrap="square" lIns="91440" tIns="45720" rIns="91440" bIns="45720" numCol="1" spcCol="0" rtlCol="1" fromWordArt="0" anchor="ctr" anchorCtr="0" forceAA="0" compatLnSpc="1">
-                        <a:prstTxWarp prst="textNoShape">
-                          <a:avLst/>
-                        </a:prstTxWarp>
-                        <a:noAutofit/>
-                      </wps:bodyPr>
-                    </wps:wsp>
-                  </a:graphicData>
-                </a:graphic>
-                <wp14:sizeRelH relativeFrom="margin">
-                  <wp14:pctWidth>0</wp14:pctWidth>
-                </wp14:sizeRelH>
-                <wp14:sizeRelV relativeFrom="margin">
-                  <wp14:pctHeight>0</wp14:pctHeight>
-                </wp14:sizeRelV>
-              </wp:anchor>
-            </w:drawing>
-          </mc:Choice>
-          <mc:Fallback>
-            <w:pict>
-              <v:rect w14:anchorId="61A2D49E" id="מלבן 13" o:spid="_x0000_s1051" style="position:absolute;margin-left:188.65pt;margin-top:103.7pt;width:135.35pt;height:30.35pt;z-index:251777024;visibility:visible;mso-wrap-style:square;mso-width-percent:0;mso-height-percent:0;mso-wrap-distance-left:9pt;mso-wrap-distance-top:0;mso-wrap-distance-right:9pt;mso-wrap-distance-bottom:0;mso-position-horizontal:absolute;mso-position-horizontal-relative:text;mso-position-vertical:absolute;mso-position-vertical-relative:text;mso-width-percent:0;mso-height-percent:0;mso-width-relative:margin;mso-height-relative:margin;v-text-anchor:middle" o:gfxdata="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" fillcolor="white [3201]" strokecolor="black [3200]" strokeweight="1pt">
-                <v:textbox>
-                  <w:txbxContent>
-                    <w:p>
-                      <w:pPr>
-                        <w:jc w:val="center"/>
-                        <w:rPr>
-                          <w:lang w:val="en-US"/>
-                        </w:rPr>
-                      </w:pPr>
-                      <w:r>
-                        <w:rPr>
-                          <w:lang w:val="en-US"/>
-                        </w:rPr>
-                        <w:t>+</w:t>
-                      </w:r>
-                      <w:proofErr w:type="spellStart"/>
-                      <w:r>
-                        <w:rPr>
-                          <w:lang w:val="en-US"/>
-                        </w:rPr>
-                        <w:t>UserRecordsList</w:t>
-                      </w:r>
-                      <w:proofErr w:type="spellEnd"/>
-                    </w:p>
-                  </w:txbxContent>
-                </v:textbox>
-              </v:rect>
-            </w:pict>
-          </mc:Fallback>
-        </mc:AlternateContent>
-      </w:r>
-      <w:r>
-        <w:rPr>
-          <w:rFonts w:ascii="David" w:eastAsia="Times New Roman" w:hAnsi="David" w:cs="David" w:hint="cs"/>
-          <w:noProof/>
-          <w:sz w:val="36"/>
-          <w:szCs w:val="36"/>
-          <w:rtl/>
-          <w:lang w:val="he-IL"/>
-        </w:rPr>
-        <mc:AlternateContent>
-          <mc:Choice Requires="wps">
-            <w:drawing>
-              <wp:anchor distT="0" distB="0" distL="114300" distR="114300" simplePos="0" relativeHeight="251774976" behindDoc="0" locked="0" layoutInCell="1" allowOverlap="1" wp14:anchorId="3A253DFD" wp14:editId="205A5B78">
-                <wp:simplePos x="0" y="0"/>
-                <wp:positionH relativeFrom="column">
-                  <wp:posOffset>3200400</wp:posOffset>
-                </wp:positionH>
-                <wp:positionV relativeFrom="paragraph">
-                  <wp:posOffset>457200</wp:posOffset>
-                </wp:positionV>
-                <wp:extent cx="0" cy="454457"/>
-                <wp:effectExtent l="76200" t="38100" r="57150" b="22225"/>
-                <wp:wrapNone/>
-                <wp:docPr id="12" name="מחבר חץ ישר 12"/>
-                <wp:cNvGraphicFramePr/>
-                <a:graphic xmlns:a="http://schemas.openxmlformats.org/drawingml/2006/main">
-                  <a:graphicData uri="http://schemas.microsoft.com/office/word/2010/wordprocessingShape">
-                    <wps:wsp>
-                      <wps:cNvCnPr/>
-                      <wps:spPr>
-                        <a:xfrm flipV="1">
-                          <a:off x="0" y="0"/>
-                          <a:ext cx="0" cy="454457"/>
-                        </a:xfrm>
-                        <a:prstGeom prst="straightConnector1">
-                          <a:avLst/>
-                        </a:prstGeom>
-                        <a:ln>
-                          <a:tailEnd type="triangle"/>
-                        </a:ln>
-                      </wps:spPr>
-                      <wps:style>
-                        <a:lnRef idx="1">
-                          <a:schemeClr val="accent1"/>
-                        </a:lnRef>
-                        <a:fillRef idx="0">
-                          <a:schemeClr val="accent1"/>
-                        </a:fillRef>
-                        <a:effectRef idx="0">
-                          <a:schemeClr val="accent1"/>
-                        </a:effectRef>
-                        <a:fontRef idx="minor">
-                          <a:schemeClr val="tx1"/>
-                        </a:fontRef>
-                      </wps:style>
-                      <wps:bodyPr/>
-                    </wps:wsp>
-                  </a:graphicData>
-                </a:graphic>
-              </wp:anchor>
-            </w:drawing>
-          </mc:Choice>
-          <mc:Fallback>
-            <w:pict>
-              <v:shape w14:anchorId="1F13306C" id="מחבר חץ ישר 12" o:spid="_x0000_s1026" type="#_x0000_t32" style="position:absolute;margin-left:252pt;margin-top:36pt;width:0;height:35.8pt;flip:y;z-index:251774976;visibility:visible;mso-wrap-style:square;mso-wrap-distance-left:9pt;mso-wrap-distance-top:0;mso-wrap-distance-right:9pt;mso-wrap-distance-bottom:0;mso-position-horizontal:absolute;mso-position-horizontal-relative:text;mso-position-vertical:absolute;mso-position-vertical-relative:text" o:gfxdata="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" strokecolor="#156082 [3204]" strokeweight=".5pt">
-                <v:stroke endarrow="block" joinstyle="miter"/>
-              </v:shape>
-            </w:pict>
-          </mc:Fallback>
-        </mc:AlternateContent>
-      </w:r>
-      <w:r>
-        <w:rPr>
-          <w:rFonts w:ascii="David" w:eastAsia="Times New Roman" w:hAnsi="David" w:cs="David" w:hint="cs"/>
-          <w:noProof/>
-          <w:sz w:val="36"/>
-          <w:szCs w:val="36"/>
-          <w:rtl/>
-          <w:lang w:val="he-IL"/>
-        </w:rPr>
-        <mc:AlternateContent>
-          <mc:Choice Requires="wps">
-            <w:drawing>
-              <wp:anchor distT="0" distB="0" distL="114300" distR="114300" simplePos="0" relativeHeight="251771904" behindDoc="0" locked="0" layoutInCell="1" allowOverlap="1" wp14:anchorId="1219955E" wp14:editId="4573C137">
-                <wp:simplePos x="0" y="0"/>
-                <wp:positionH relativeFrom="column">
-                  <wp:posOffset>2399792</wp:posOffset>
-                </wp:positionH>
-                <wp:positionV relativeFrom="paragraph">
-                  <wp:posOffset>63144</wp:posOffset>
-                </wp:positionV>
-                <wp:extent cx="1718793" cy="385445"/>
-                <wp:effectExtent l="0" t="0" r="15240" b="14605"/>
-                <wp:wrapNone/>
-                <wp:docPr id="10" name="מלבן 10"/>
-                <wp:cNvGraphicFramePr/>
-                <a:graphic xmlns:a="http://schemas.openxmlformats.org/drawingml/2006/main">
-                  <a:graphicData uri="http://schemas.microsoft.com/office/word/2010/wordprocessingShape">
-                    <wps:wsp>
-                      <wps:cNvSpPr/>
-                      <wps:spPr>
-                        <a:xfrm>
-                          <a:off x="0" y="0"/>
-                          <a:ext cx="1718793" cy="385445"/>
-                        </a:xfrm>
-                        <a:prstGeom prst="rect">
-                          <a:avLst/>
-                        </a:prstGeom>
-                      </wps:spPr>
-                      <wps:style>
-                        <a:lnRef idx="2">
-                          <a:schemeClr val="dk1"/>
-                        </a:lnRef>
-                        <a:fillRef idx="1">
-                          <a:schemeClr val="lt1"/>
-                        </a:fillRef>
-                        <a:effectRef idx="0">
-                          <a:schemeClr val="dk1"/>
-                        </a:effectRef>
-                        <a:fontRef idx="minor">
-                          <a:schemeClr val="dk1"/>
-                        </a:fontRef>
-                      </wps:style>
-                      <wps:txbx>
-                        <w:txbxContent>
-                          <w:p>
-                            <w:pPr>
-                              <w:jc w:val="center"/>
-                              <w:rPr>
-                                <w:lang w:val="en-US"/>
-                              </w:rPr>
-                            </w:pPr>
-                            <w:r>
-                              <w:rPr>
-                                <w:lang w:val="en-US"/>
-                              </w:rPr>
-                              <w:t>+</w:t>
-                            </w:r>
-                            <w:proofErr w:type="spellStart"/>
-                            <w:r>
-                              <w:rPr>
-                                <w:lang w:val="en-US"/>
-                              </w:rPr>
-                              <w:t>UserRecordsList</w:t>
-                            </w:r>
-                            <w:proofErr w:type="spellEnd"/>
-                          </w:p>
-                        </w:txbxContent>
-                      </wps:txbx>
-                      <wps:bodyPr rot="0" spcFirstLastPara="0" vertOverflow="overflow" horzOverflow="overflow" vert="horz" wrap="square" lIns="91440" tIns="45720" rIns="91440" bIns="45720" numCol="1" spcCol="0" rtlCol="1" fromWordArt="0" anchor="ctr" anchorCtr="0" forceAA="0" compatLnSpc="1">
-                        <a:prstTxWarp prst="textNoShape">
-                          <a:avLst/>
-                        </a:prstTxWarp>
-                        <a:noAutofit/>
-                      </wps:bodyPr>
-                    </wps:wsp>
-                  </a:graphicData>
-                </a:graphic>
-                <wp14:sizeRelH relativeFrom="margin">
-                  <wp14:pctWidth>0</wp14:pctWidth>
-                </wp14:sizeRelH>
-                <wp14:sizeRelV relativeFrom="margin">
-                  <wp14:pctHeight>0</wp14:pctHeight>
-                </wp14:sizeRelV>
-              </wp:anchor>
-            </w:drawing>
-          </mc:Choice>
-          <mc:Fallback>
-            <w:pict>
-              <v:rect w14:anchorId="1219955E" id="מלבן 10" o:spid="_x0000_s1052" style="position:absolute;margin-left:188.95pt;margin-top:4.95pt;width:135.35pt;height:30.35pt;z-index:251771904;visibility:visible;mso-wrap-style:square;mso-width-percent:0;mso-height-percent:0;mso-wrap-distance-left:9pt;mso-wrap-distance-top:0;mso-wrap-distance-right:9pt;mso-wrap-distance-bottom:0;mso-position-horizontal:absolute;mso-position-horizontal-relative:text;mso-position-vertical:absolute;mso-position-vertical-relative:text;mso-width-percent:0;mso-height-percent:0;mso-width-relative:margin;mso-height-relative:margin;v-text-anchor:middle" o:gfxdata="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" fillcolor="white [3201]" strokecolor="black [3200]" strokeweight="1pt">
-                <v:textbox>
-                  <w:txbxContent>
-                    <w:p>
-                      <w:pPr>
-                        <w:jc w:val="center"/>
-                        <w:rPr>
-                          <w:lang w:val="en-US"/>
-                        </w:rPr>
-                      </w:pPr>
-                      <w:r>
-                        <w:rPr>
-                          <w:lang w:val="en-US"/>
-                        </w:rPr>
-                        <w:t>+</w:t>
-                      </w:r>
-                      <w:proofErr w:type="spellStart"/>
-                      <w:r>
-                        <w:rPr>
-                          <w:lang w:val="en-US"/>
-                        </w:rPr>
-                        <w:t>UserRecordsList</w:t>
-                      </w:r>
-                      <w:proofErr w:type="spellEnd"/>
-                    </w:p>
-                  </w:txbxContent>
-                </v:textbox>
-              </v:rect>
-            </w:pict>
-          </mc:Fallback>
-        </mc:AlternateContent>
-      </w:r>
-      <w:r>
-        <w:rPr>
-          <w:rFonts w:ascii="David" w:eastAsia="Times New Roman" w:hAnsi="David" w:cs="David" w:hint="cs"/>
-          <w:noProof/>
-          <w:sz w:val="36"/>
-          <w:szCs w:val="36"/>
-          <w:rtl/>
-          <w:lang w:val="he-IL"/>
-        </w:rPr>
-        <mc:AlternateContent>
-          <mc:Choice Requires="wps">
-            <w:drawing>
-              <wp:anchor distT="0" distB="0" distL="114300" distR="114300" simplePos="0" relativeHeight="251773952" behindDoc="0" locked="0" layoutInCell="1" allowOverlap="1" wp14:anchorId="103B171E" wp14:editId="04C844C8">
-                <wp:simplePos x="0" y="0"/>
-                <wp:positionH relativeFrom="column">
-                  <wp:posOffset>2395729</wp:posOffset>
-                </wp:positionH>
-                <wp:positionV relativeFrom="paragraph">
-                  <wp:posOffset>911657</wp:posOffset>
-                </wp:positionV>
-                <wp:extent cx="1719072" cy="406400"/>
-                <wp:effectExtent l="0" t="0" r="14605" b="12700"/>
-                <wp:wrapNone/>
-                <wp:docPr id="11" name="מלבן 11"/>
-                <wp:cNvGraphicFramePr/>
-                <a:graphic xmlns:a="http://schemas.openxmlformats.org/drawingml/2006/main">
-                  <a:graphicData uri="http://schemas.microsoft.com/office/word/2010/wordprocessingShape">
-                    <wps:wsp>
-                      <wps:cNvSpPr/>
-                      <wps:spPr>
-                        <a:xfrm>
-                          <a:off x="0" y="0"/>
-                          <a:ext cx="1719072" cy="406400"/>
-                        </a:xfrm>
-                        <a:prstGeom prst="rect">
-                          <a:avLst/>
-                        </a:prstGeom>
-                      </wps:spPr>
-                      <wps:style>
-                        <a:lnRef idx="2">
-                          <a:schemeClr val="dk1"/>
-                        </a:lnRef>
-                        <a:fillRef idx="1">
-                          <a:schemeClr val="lt1"/>
-                        </a:fillRef>
-                        <a:effectRef idx="0">
-                          <a:schemeClr val="dk1"/>
-                        </a:effectRef>
-                        <a:fontRef idx="minor">
-                          <a:schemeClr val="dk1"/>
-                        </a:fontRef>
-                      </wps:style>
-                      <wps:txbx>
-                        <w:txbxContent>
-                          <w:p>
-                            <w:pPr>
-                              <w:jc w:val="center"/>
-                              <w:rPr>
-                                <w:lang w:val="en-US"/>
-                              </w:rPr>
-                            </w:pPr>
-                            <w:r>
-                              <w:rPr>
-                                <w:lang w:val="en-US"/>
-                              </w:rPr>
-                              <w:t>+</w:t>
-                            </w:r>
-                            <w:proofErr w:type="spellStart"/>
-                            <w:r>
-                              <w:rPr>
-                                <w:lang w:val="en-US"/>
-                              </w:rPr>
-                              <w:t>Show</w:t>
-                            </w:r>
-                            <w:r>
-                              <w:rPr>
-                                <w:lang w:val="en-US"/>
-                              </w:rPr>
-                              <w:t>MyUserRecords</w:t>
-                            </w:r>
-                            <w:proofErr w:type="spellEnd"/>
-                          </w:p>
-                        </w:txbxContent>
-                      </wps:txbx>
-                      <wps:bodyPr rot="0" spcFirstLastPara="0" vertOverflow="overflow" horzOverflow="overflow" vert="horz" wrap="square" lIns="91440" tIns="45720" rIns="91440" bIns="45720" numCol="1" spcCol="0" rtlCol="1" fromWordArt="0" anchor="ctr" anchorCtr="0" forceAA="0" compatLnSpc="1">
-                        <a:prstTxWarp prst="textNoShape">
-                          <a:avLst/>
-                        </a:prstTxWarp>
-                        <a:noAutofit/>
-                      </wps:bodyPr>
-                    </wps:wsp>
-                  </a:graphicData>
-                </a:graphic>
-                <wp14:sizeRelH relativeFrom="margin">
-                  <wp14:pctWidth>0</wp14:pctWidth>
-                </wp14:sizeRelH>
-                <wp14:sizeRelV relativeFrom="margin">
-                  <wp14:pctHeight>0</wp14:pctHeight>
-                </wp14:sizeRelV>
-              </wp:anchor>
-            </w:drawing>
-          </mc:Choice>
-          <mc:Fallback>
-            <w:pict>
-              <v:rect w14:anchorId="103B171E" id="מלבן 11" o:spid="_x0000_s1053" style="position:absolute;margin-left:188.65pt;margin-top:71.8pt;width:135.35pt;height:32pt;z-index:251773952;visibility:visible;mso-wrap-style:square;mso-width-percent:0;mso-height-percent:0;mso-wrap-distance-left:9pt;mso-wrap-distance-top:0;mso-wrap-distance-right:9pt;mso-wrap-distance-bottom:0;mso-position-horizontal:absolute;mso-position-horizontal-relative:text;mso-position-vertical:absolute;mso-position-vertical-relative:text;mso-width-percent:0;mso-height-percent:0;mso-width-relative:margin;mso-height-relative:margin;v-text-anchor:middle" o:gfxdata="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" fillcolor="white [3201]" strokecolor="black [3200]" strokeweight="1pt">
-                <v:textbox>
-                  <w:txbxContent>
-                    <w:p>
-                      <w:pPr>
-                        <w:jc w:val="center"/>
-                        <w:rPr>
-                          <w:lang w:val="en-US"/>
-                        </w:rPr>
-                      </w:pPr>
-                      <w:r>
-                        <w:rPr>
-                          <w:lang w:val="en-US"/>
-                        </w:rPr>
-                        <w:t>+</w:t>
-                      </w:r>
-                      <w:proofErr w:type="spellStart"/>
-                      <w:r>
-                        <w:rPr>
-                          <w:lang w:val="en-US"/>
-                        </w:rPr>
-                        <w:t>Show</w:t>
-                      </w:r>
-                      <w:r>
-                        <w:rPr>
-                          <w:lang w:val="en-US"/>
-                        </w:rPr>
-                        <w:t>MyUserRecords</w:t>
-                      </w:r>
-                      <w:proofErr w:type="spellEnd"/>
-                    </w:p>
-                  </w:txbxContent>
-                </v:textbox>
-              </v:rect>
-            </w:pict>
-          </mc:Fallback>
-        </mc:AlternateContent>
-      </w:r>
-      <w:r>
-        <w:rPr>
-          <w:rFonts w:ascii="David" w:eastAsia="Times New Roman" w:hAnsi="David" w:cs="David"/>
-          <w:sz w:val="36"/>
-          <w:szCs w:val="36"/>
-          <w:lang w:val="en-US"/>
-        </w:rPr>
-        <w:br w:type="page"/>
-      </w:r>
-    </w:p>
-    <w:p>
-      <w:pPr>
-        <w:pStyle w:val="ListParagraph"/>
-        <w:numPr>
-          <w:ilvl w:val="0"/>
-          <w:numId w:val="40"/>
-        </w:numPr>
+          <w:lang w:val="en-US"/>
+        </w:rPr>
+      </w:pPr>
+    </w:p>
+    <w:p>
+      <w:pPr>
         <w:suppressAutoHyphens w:val="0"/>
         <w:autoSpaceDN/>
         <w:bidi/>
         <w:spacing w:before="100" w:beforeAutospacing="1" w:after="100" w:afterAutospacing="1" w:line="240" w:lineRule="auto"/>
-        <w:jc w:val="center"/>
+        <w:rPr>
+          <w:rFonts w:ascii="David" w:eastAsia="Times New Roman" w:hAnsi="David" w:cs="David"/>
+          <w:sz w:val="36"/>
+          <w:szCs w:val="36"/>
+          <w:lang w:val="en-US"/>
+        </w:rPr>
+      </w:pPr>
+      <w:r>
+        <w:rPr>
+          <w:rFonts w:ascii="David" w:eastAsia="Times New Roman" w:hAnsi="David" w:cs="David"/>
+          <w:sz w:val="36"/>
+          <w:szCs w:val="36"/>
+          <w:rtl/>
+          <w:lang w:val="en-US"/>
+        </w:rPr>
+        <w:drawing>
+          <wp:inline distT="0" distB="0" distL="0" distR="0" wp14:anchorId="30B4F93B" wp14:editId="3A88BE38">
+            <wp:extent cx="5731510" cy="2635250"/>
+            <wp:effectExtent l="0" t="0" r="2540" b="0"/>
+            <wp:docPr id="537379560" name="Picture 1" descr="A diagram of a data flow&#10;&#10;AI-generated content may be incorrect."/>
+            <wp:cNvGraphicFramePr>
+              <a:graphicFrameLocks xmlns:a="http://schemas.openxmlformats.org/drawingml/2006/main" noChangeAspect="1"/>
+            </wp:cNvGraphicFramePr>
+            <a:graphic xmlns:a="http://schemas.openxmlformats.org/drawingml/2006/main">
+              <a:graphicData uri="http://schemas.openxmlformats.org/drawingml/2006/picture">
+                <pic:pic xmlns:pic="http://schemas.openxmlformats.org/drawingml/2006/picture">
+                  <pic:nvPicPr>
+                    <pic:cNvPr id="537379560" name="Picture 1" descr="A diagram of a data flow&#10;&#10;AI-generated content may be incorrect."/>
+                    <pic:cNvPicPr/>
+                  </pic:nvPicPr>
+                  <pic:blipFill>
+                    <a:blip r:embed="rId48"/>
+                    <a:stretch>
+                      <a:fillRect/>
+                    </a:stretch>
+                  </pic:blipFill>
+                  <pic:spPr>
+                    <a:xfrm>
+                      <a:off x="0" y="0"/>
+                      <a:ext cx="5731510" cy="2635250"/>
+                    </a:xfrm>
+                    <a:prstGeom prst="rect">
+                      <a:avLst/>
+                    </a:prstGeom>
+                  </pic:spPr>
+                </pic:pic>
+              </a:graphicData>
+            </a:graphic>
+          </wp:inline>
+        </w:drawing>
+      </w:r>
+    </w:p>
+    <w:p>
+      <w:pPr>
+        <w:suppressAutoHyphens w:val="0"/>
+        <w:autoSpaceDN/>
+        <w:bidi/>
+        <w:spacing w:before="100" w:beforeAutospacing="1" w:after="100" w:afterAutospacing="1" w:line="240" w:lineRule="auto"/>
+        <w:rPr>
+          <w:rFonts w:ascii="David" w:eastAsia="Times New Roman" w:hAnsi="David" w:cs="David"/>
+          <w:sz w:val="36"/>
+          <w:szCs w:val="36"/>
+          <w:lang w:val="en-US"/>
+        </w:rPr>
+      </w:pPr>
+    </w:p>
+    <w:p>
+      <w:pPr>
+        <w:suppressAutoHyphens w:val="0"/>
+        <w:autoSpaceDN/>
+        <w:bidi/>
+        <w:spacing w:before="100" w:beforeAutospacing="1" w:after="100" w:afterAutospacing="1" w:line="240" w:lineRule="auto"/>
+        <w:rPr>
+          <w:rFonts w:ascii="David" w:eastAsia="Times New Roman" w:hAnsi="David" w:cs="David"/>
+          <w:sz w:val="36"/>
+          <w:szCs w:val="36"/>
+          <w:lang w:val="en-US"/>
+        </w:rPr>
+      </w:pPr>
+    </w:p>
+    <w:p>
+      <w:pPr>
+        <w:suppressAutoHyphens w:val="0"/>
+        <w:autoSpaceDN/>
+        <w:bidi/>
+        <w:spacing w:before="100" w:beforeAutospacing="1" w:after="100" w:afterAutospacing="1" w:line="240" w:lineRule="auto"/>
+        <w:rPr>
+          <w:rFonts w:ascii="David" w:eastAsia="Times New Roman" w:hAnsi="David" w:cs="David"/>
+          <w:sz w:val="36"/>
+          <w:szCs w:val="36"/>
+          <w:lang w:val="en-US"/>
+        </w:rPr>
+      </w:pPr>
+    </w:p>
+    <w:p>
+      <w:pPr>
+        <w:suppressAutoHyphens w:val="0"/>
+        <w:autoSpaceDN/>
+        <w:bidi/>
+        <w:spacing w:before="100" w:beforeAutospacing="1" w:after="100" w:afterAutospacing="1" w:line="240" w:lineRule="auto"/>
+        <w:rPr>
+          <w:rFonts w:ascii="David" w:eastAsia="Times New Roman" w:hAnsi="David" w:cs="David"/>
+          <w:sz w:val="36"/>
+          <w:szCs w:val="36"/>
+          <w:lang w:val="en-US"/>
+        </w:rPr>
+      </w:pPr>
+    </w:p>
+    <w:p>
+      <w:pPr>
+        <w:suppressAutoHyphens w:val="0"/>
+        <w:autoSpaceDN/>
+        <w:bidi/>
+        <w:spacing w:before="100" w:beforeAutospacing="1" w:after="100" w:afterAutospacing="1" w:line="240" w:lineRule="auto"/>
+        <w:rPr>
+          <w:rFonts w:ascii="David" w:eastAsia="Times New Roman" w:hAnsi="David" w:cs="David"/>
+          <w:sz w:val="36"/>
+          <w:szCs w:val="36"/>
+          <w:lang w:val="en-US"/>
+        </w:rPr>
+      </w:pPr>
+    </w:p>
+    <w:p>
+      <w:pPr>
+        <w:suppressAutoHyphens w:val="0"/>
+        <w:autoSpaceDN/>
+        <w:bidi/>
+        <w:spacing w:before="100" w:beforeAutospacing="1" w:after="100" w:afterAutospacing="1" w:line="240" w:lineRule="auto"/>
+        <w:rPr>
+          <w:rFonts w:ascii="David" w:eastAsia="Times New Roman" w:hAnsi="David" w:cs="David"/>
+          <w:sz w:val="36"/>
+          <w:szCs w:val="36"/>
+          <w:lang w:val="en-US"/>
+        </w:rPr>
+      </w:pPr>
+    </w:p>
+    <w:p>
+      <w:pPr>
+        <w:suppressAutoHyphens w:val="0"/>
+        <w:autoSpaceDN/>
+        <w:bidi/>
+        <w:spacing w:before="100" w:beforeAutospacing="1" w:after="100" w:afterAutospacing="1" w:line="240" w:lineRule="auto"/>
         <w:rPr>
           <w:rFonts w:ascii="David" w:eastAsia="Times New Roman" w:hAnsi="David" w:cs="David"/>
           <w:b/>
@@ -34530,7 +33450,6 @@
           <w:u w:val="single"/>
           <w:lang w:val="en-US"/>
         </w:rPr>
-        <w:lastRenderedPageBreak/>
         <w:t>Observor</w:t>
       </w:r>
       <w:proofErr w:type="spellEnd"/>
@@ -34941,6 +33860,7 @@
           <w:rtl/>
           <w:lang w:val="en-US"/>
         </w:rPr>
+        <w:lastRenderedPageBreak/>
         <w:drawing>
           <wp:inline distT="0" distB="0" distL="0" distR="0" wp14:anchorId="2FAC07D9" wp14:editId="001780D9">
             <wp:extent cx="2929890" cy="3187627"/>
@@ -34957,7 +33877,7 @@
                     <pic:cNvPicPr/>
                   </pic:nvPicPr>
                   <pic:blipFill>
-                    <a:blip r:embed="rId48"/>
+                    <a:blip r:embed="rId49"/>
                     <a:stretch>
                       <a:fillRect/>
                     </a:stretch>
@@ -35264,6 +34184,7 @@
           <w:rtl/>
           <w:lang w:val="he-IL"/>
         </w:rPr>
+        <w:lastRenderedPageBreak/>
         <mc:AlternateContent>
           <mc:Choice Requires="wpi">
             <w:drawing>
@@ -35282,7 +34203,7 @@
                 <wp:cNvGraphicFramePr/>
                 <a:graphic xmlns:a="http://schemas.openxmlformats.org/drawingml/2006/main">
                   <a:graphicData uri="http://schemas.microsoft.com/office/word/2010/wordprocessingInk">
-                    <w14:contentPart bwMode="auto" r:id="rId49">
+                    <w14:contentPart bwMode="auto" r:id="rId50">
                       <w14:nvContentPartPr>
                         <w14:cNvContentPartPr/>
                       </w14:nvContentPartPr>
@@ -35298,8 +34219,8 @@
           </mc:Choice>
           <mc:Fallback>
             <w:pict>
-              <v:shape w14:anchorId="58CBDE6D" id="Ink 115" o:spid="_x0000_s1026" type="#_x0000_t75" style="position:absolute;margin-left:115.2pt;margin-top:84.25pt;width:254.3pt;height:88.65pt;z-index:251832320;visibility:visible;mso-wrap-style:square;mso-wrap-distance-left:9pt;mso-wrap-distance-top:0;mso-wrap-distance-right:9pt;mso-wrap-distance-bottom:0;mso-position-horizontal:absolute;mso-position-horizontal-relative:text;mso-position-vertical:absolute;mso-position-vertical-relative:text" o:gfxdata="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">
-                <v:imagedata r:id="rId50" o:title=""/>
+              <v:shape w14:anchorId="6D2E4666" id="Ink 115" o:spid="_x0000_s1026" type="#_x0000_t75" style="position:absolute;margin-left:115.2pt;margin-top:84.25pt;width:254.3pt;height:88.65pt;z-index:251832320;visibility:visible;mso-wrap-style:square;mso-wrap-distance-left:9pt;mso-wrap-distance-top:0;mso-wrap-distance-right:9pt;mso-wrap-distance-bottom:0;mso-position-horizontal:absolute;mso-position-horizontal-relative:text;mso-position-vertical:absolute;mso-position-vertical-relative:text" o:gfxdata="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">
+                <v:imagedata r:id="rId51" o:title=""/>
               </v:shape>
             </w:pict>
           </mc:Fallback>
@@ -35334,7 +34255,7 @@
                 <wp:cNvGraphicFramePr/>
                 <a:graphic xmlns:a="http://schemas.openxmlformats.org/drawingml/2006/main">
                   <a:graphicData uri="http://schemas.microsoft.com/office/word/2010/wordprocessingInk">
-                    <w14:contentPart bwMode="auto" r:id="rId51">
+                    <w14:contentPart bwMode="auto" r:id="rId52">
                       <w14:nvContentPartPr>
                         <w14:cNvContentPartPr/>
                       </w14:nvContentPartPr>
@@ -35350,8 +34271,8 @@
           </mc:Choice>
           <mc:Fallback>
             <w:pict>
-              <v:shape w14:anchorId="6B8D7B09" id="Ink 101" o:spid="_x0000_s1026" type="#_x0000_t75" style="position:absolute;margin-left:190.5pt;margin-top:133.3pt;width:126.1pt;height:18.75pt;z-index:251666944;visibility:visible;mso-wrap-style:square;mso-wrap-distance-left:9pt;mso-wrap-distance-top:0;mso-wrap-distance-right:9pt;mso-wrap-distance-bottom:0;mso-position-horizontal:absolute;mso-position-horizontal-relative:text;mso-position-vertical:absolute;mso-position-vertical-relative:text" o:gfxdata="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">
-                <v:imagedata r:id="rId52" o:title=""/>
+              <v:shape w14:anchorId="2C996507" id="Ink 101" o:spid="_x0000_s1026" type="#_x0000_t75" style="position:absolute;margin-left:190.5pt;margin-top:133.3pt;width:126.1pt;height:18.75pt;z-index:251666944;visibility:visible;mso-wrap-style:square;mso-wrap-distance-left:9pt;mso-wrap-distance-top:0;mso-wrap-distance-right:9pt;mso-wrap-distance-bottom:0;mso-position-horizontal:absolute;mso-position-horizontal-relative:text;mso-position-vertical:absolute;mso-position-vertical-relative:text" o:gfxdata="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">
+                <v:imagedata r:id="rId53" o:title=""/>
               </v:shape>
             </w:pict>
           </mc:Fallback>
@@ -35386,7 +34307,7 @@
                 <wp:cNvGraphicFramePr/>
                 <a:graphic xmlns:a="http://schemas.openxmlformats.org/drawingml/2006/main">
                   <a:graphicData uri="http://schemas.microsoft.com/office/word/2010/wordprocessingInk">
-                    <w14:contentPart bwMode="auto" r:id="rId53">
+                    <w14:contentPart bwMode="auto" r:id="rId54">
                       <w14:nvContentPartPr>
                         <w14:cNvContentPartPr/>
                       </w14:nvContentPartPr>
@@ -35402,8 +34323,8 @@
           </mc:Choice>
           <mc:Fallback>
             <w:pict>
-              <v:shape w14:anchorId="1B057A72" id="Ink 78" o:spid="_x0000_s1026" type="#_x0000_t75" style="position:absolute;margin-left:104pt;margin-top:134.8pt;width:23.65pt;height:25.4pt;z-index:251797504;visibility:visible;mso-wrap-style:square;mso-wrap-distance-left:9pt;mso-wrap-distance-top:0;mso-wrap-distance-right:9pt;mso-wrap-distance-bottom:0;mso-position-horizontal:absolute;mso-position-horizontal-relative:text;mso-position-vertical:absolute;mso-position-vertical-relative:text" o:gfxdata="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">
-                <v:imagedata r:id="rId54" o:title=""/>
+              <v:shape w14:anchorId="0EEB126A" id="Ink 78" o:spid="_x0000_s1026" type="#_x0000_t75" style="position:absolute;margin-left:104pt;margin-top:134.8pt;width:23.65pt;height:25.4pt;z-index:251797504;visibility:visible;mso-wrap-style:square;mso-wrap-distance-left:9pt;mso-wrap-distance-top:0;mso-wrap-distance-right:9pt;mso-wrap-distance-bottom:0;mso-position-horizontal:absolute;mso-position-horizontal-relative:text;mso-position-vertical:absolute;mso-position-vertical-relative:text" o:gfxdata="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">
+                <v:imagedata r:id="rId55" o:title=""/>
               </v:shape>
             </w:pict>
           </mc:Fallback>
@@ -35475,7 +34396,7 @@
           </mc:Choice>
           <mc:Fallback>
             <w:pict>
-              <v:shape w14:anchorId="35AF9983" id="Straight Arrow Connector 77" o:spid="_x0000_s1026" type="#_x0000_t32" style="position:absolute;margin-left:99pt;margin-top:42.75pt;width:81pt;height:0;z-index:251796480;visibility:visible;mso-wrap-style:square;mso-wrap-distance-left:9pt;mso-wrap-distance-top:0;mso-wrap-distance-right:9pt;mso-wrap-distance-bottom:0;mso-position-horizontal:absolute;mso-position-horizontal-relative:text;mso-position-vertical:absolute;mso-position-vertical-relative:text" o:gfxdata="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" strokecolor="black [3200]" strokeweight=".5pt">
+              <v:shape w14:anchorId="5328425B" id="Straight Arrow Connector 77" o:spid="_x0000_s1026" type="#_x0000_t32" style="position:absolute;margin-left:99pt;margin-top:42.75pt;width:81pt;height:0;z-index:251796480;visibility:visible;mso-wrap-style:square;mso-wrap-distance-left:9pt;mso-wrap-distance-top:0;mso-wrap-distance-right:9pt;mso-wrap-distance-bottom:0;mso-position-horizontal:absolute;mso-position-horizontal-relative:text;mso-position-vertical:absolute;mso-position-vertical-relative:text" o:gfxdata="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" strokecolor="black [3200]" strokeweight=".5pt">
                 <v:stroke endarrow="block" joinstyle="miter"/>
               </v:shape>
             </w:pict>
@@ -35509,7 +34430,7 @@
                     <pic:cNvPicPr/>
                   </pic:nvPicPr>
                   <pic:blipFill>
-                    <a:blip r:embed="rId55"/>
+                    <a:blip r:embed="rId56"/>
                     <a:stretch>
                       <a:fillRect/>
                     </a:stretch>
@@ -35554,7 +34475,6 @@
           <w:rtl/>
           <w:lang w:val="en-US"/>
         </w:rPr>
-        <w:lastRenderedPageBreak/>
         <w:t xml:space="preserve">דיאגרמות </w:t>
       </w:r>
     </w:p>
@@ -35650,7 +34570,7 @@
                     <pic:cNvPicPr/>
                   </pic:nvPicPr>
                   <pic:blipFill>
-                    <a:blip r:embed="rId56"/>
+                    <a:blip r:embed="rId57"/>
                     <a:stretch>
                       <a:fillRect/>
                     </a:stretch>
@@ -35781,7 +34701,7 @@
                     <pic:cNvPicPr/>
                   </pic:nvPicPr>
                   <pic:blipFill>
-                    <a:blip r:embed="rId57"/>
+                    <a:blip r:embed="rId58"/>
                     <a:stretch>
                       <a:fillRect/>
                     </a:stretch>
@@ -35864,7 +34784,7 @@
                     <pic:cNvPicPr/>
                   </pic:nvPicPr>
                   <pic:blipFill>
-                    <a:blip r:embed="rId58"/>
+                    <a:blip r:embed="rId59"/>
                     <a:stretch>
                       <a:fillRect/>
                     </a:stretch>
@@ -36222,7 +35142,7 @@
                     <pic:cNvPicPr/>
                   </pic:nvPicPr>
                   <pic:blipFill>
-                    <a:blip r:embed="rId59"/>
+                    <a:blip r:embed="rId60"/>
                     <a:stretch>
                       <a:fillRect/>
                     </a:stretch>
@@ -36387,7 +35307,7 @@
                     <pic:cNvPicPr/>
                   </pic:nvPicPr>
                   <pic:blipFill>
-                    <a:blip r:embed="rId60"/>
+                    <a:blip r:embed="rId61"/>
                     <a:stretch>
                       <a:fillRect/>
                     </a:stretch>
@@ -36533,7 +35453,7 @@
                     <pic:cNvPicPr/>
                   </pic:nvPicPr>
                   <pic:blipFill>
-                    <a:blip r:embed="rId61"/>
+                    <a:blip r:embed="rId62"/>
                     <a:stretch>
                       <a:fillRect/>
                     </a:stretch>
@@ -36622,7 +35542,7 @@
     <mc:AlternateContent>
       <mc:Choice Requires="v">
         <w:pict>
-          <v:shapetype w14:anchorId="5387B9DE" id="_x0000_t75" coordsize="21600,21600" o:spt="75" o:preferrelative="t" path="m@4@5l@4@11@9@11@9@5xe" filled="f" stroked="f">
+          <v:shapetype w14:anchorId="0F9BB129" id="_x0000_t75" coordsize="21600,21600" o:spt="75" o:preferrelative="t" path="m@4@5l@4@11@9@11@9@5xe" filled="f" stroked="f">
             <v:stroke joinstyle="miter"/>
             <v:formulas>
               <v:f eqn="if lineDrawn pixelLineWidth 0"/>
@@ -36641,17 +35561,17 @@
             <v:path o:extrusionok="f" gradientshapeok="t" o:connecttype="rect"/>
             <o:lock v:ext="edit" aspectratio="t"/>
           </v:shapetype>
-          <v:shape id="Picture 264843519" o:spid="_x0000_i1025" type="#_x0000_t75" alt="A black and white stopwatch&#10;&#10;Description automatically generated" style="width:50.25pt;height:57.75pt;visibility:visible;mso-wrap-style:square">
+          <v:shape id="Picture 2107915640" o:spid="_x0000_i1025" type="#_x0000_t75" alt="A black and white stopwatch&#10;&#10;Description automatically generated" style="width:50.25pt;height:57.75pt;visibility:visible;mso-wrap-style:square">
             <v:imagedata r:id="rId1" o:title="A black and white stopwatch&#10;&#10;Description automatically generated"/>
           </v:shape>
         </w:pict>
       </mc:Choice>
       <mc:Fallback>
         <w:drawing>
-          <wp:inline distT="0" distB="0" distL="0" distR="0" wp14:anchorId="728365BC" wp14:editId="728365BD">
+          <wp:inline distT="0" distB="0" distL="0" distR="0" wp14:anchorId="48550D6D" wp14:editId="01F0DB2E">
             <wp:extent cx="638175" cy="733425"/>
             <wp:effectExtent l="0" t="0" r="0" b="0"/>
-            <wp:docPr id="264843519" name="Picture 264843519" descr="A black and white stopwatch&#10;&#10;Description automatically generated"/>
+            <wp:docPr id="2107915640" name="Picture 2107915640" descr="A black and white stopwatch&#10;&#10;Description automatically generated"/>
             <wp:cNvGraphicFramePr>
               <a:graphicFrameLocks xmlns:a="http://schemas.openxmlformats.org/drawingml/2006/main" noChangeAspect="1"/>
             </wp:cNvGraphicFramePr>

--- a/איפיון_מערכת_אפליקציה.docx
+++ b/איפיון_מערכת_אפליקציה.docx
@@ -2421,7 +2421,7 @@
           </mc:Choice>
           <mc:Fallback>
             <w:pict>
-              <v:shapetype w14:anchorId="6E79652C" id="_x0000_t32" coordsize="21600,21600" o:spt="32" o:oned="t" path="m,l21600,21600e" filled="f">
+              <v:shapetype w14:anchorId="05C20598" id="_x0000_t32" coordsize="21600,21600" o:spt="32" o:oned="t" path="m,l21600,21600e" filled="f">
                 <v:path arrowok="t" fillok="f" o:connecttype="none"/>
                 <o:lock v:ext="edit" shapetype="t"/>
               </v:shapetype>
@@ -2488,7 +2488,7 @@
           </mc:Choice>
           <mc:Fallback>
             <w:pict>
-              <v:shape w14:anchorId="79511AA9" id="Straight Arrow Connector 7" o:spid="_x0000_s1026" type="#_x0000_t32" style="position:absolute;margin-left:332.35pt;margin-top:241.45pt;width:102.8pt;height:6.6pt;flip:x y;z-index:251688960;visibility:visible;mso-wrap-style:square;mso-wrap-distance-left:9pt;mso-wrap-distance-top:0;mso-wrap-distance-right:9pt;mso-wrap-distance-bottom:0;mso-position-horizontal:absolute;mso-position-horizontal-relative:text;mso-position-vertical:absolute;mso-position-vertical-relative:text" o:gfxdata="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" strokeweight=".52906mm">
+              <v:shape w14:anchorId="4E686842" id="Straight Arrow Connector 7" o:spid="_x0000_s1026" type="#_x0000_t32" style="position:absolute;margin-left:332.35pt;margin-top:241.45pt;width:102.8pt;height:6.6pt;flip:x y;z-index:251688960;visibility:visible;mso-wrap-style:square;mso-wrap-distance-left:9pt;mso-wrap-distance-top:0;mso-wrap-distance-right:9pt;mso-wrap-distance-bottom:0;mso-position-horizontal:absolute;mso-position-horizontal-relative:text;mso-position-vertical:absolute;mso-position-vertical-relative:text" o:gfxdata="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" strokeweight=".52906mm">
                 <v:stroke endarrow="open" joinstyle="miter"/>
               </v:shape>
             </w:pict>
@@ -2552,7 +2552,7 @@
           </mc:Choice>
           <mc:Fallback>
             <w:pict>
-              <v:rect w14:anchorId="26F5B005" id="Rectangle 1" o:spid="_x0000_s1026" style="position:absolute;margin-left:117.65pt;margin-top:7.3pt;width:257.5pt;height:414pt;z-index:251659264;visibility:visible;mso-wrap-style:square;mso-wrap-distance-left:9pt;mso-wrap-distance-top:0;mso-wrap-distance-right:9pt;mso-wrap-distance-bottom:0;mso-position-horizontal:absolute;mso-position-horizontal-relative:text;mso-position-vertical:absolute;mso-position-vertical-relative:text;v-text-anchor:top" o:gfxdata="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" strokecolor="#a02b93" strokeweight=".35281mm">
+              <v:rect w14:anchorId="3009BF98" id="Rectangle 1" o:spid="_x0000_s1026" style="position:absolute;margin-left:117.65pt;margin-top:7.3pt;width:257.5pt;height:414pt;z-index:251659264;visibility:visible;mso-wrap-style:square;mso-wrap-distance-left:9pt;mso-wrap-distance-top:0;mso-wrap-distance-right:9pt;mso-wrap-distance-bottom:0;mso-position-horizontal:absolute;mso-position-horizontal-relative:text;mso-position-vertical:absolute;mso-position-vertical-relative:text;v-text-anchor:top" o:gfxdata="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" strokecolor="#a02b93" strokeweight=".35281mm">
                 <v:textbox inset="0,0,0,0"/>
               </v:rect>
             </w:pict>
@@ -2615,7 +2615,7 @@
           </mc:Choice>
           <mc:Fallback>
             <w:pict>
-              <v:shape w14:anchorId="3F2DB7DC" id="Straight Arrow Connector 7" o:spid="_x0000_s1026" type="#_x0000_t32" style="position:absolute;margin-left:36.8pt;margin-top:52.95pt;width:117.3pt;height:99.6pt;z-index:251684864;visibility:visible;mso-wrap-style:square;mso-wrap-distance-left:9pt;mso-wrap-distance-top:0;mso-wrap-distance-right:9pt;mso-wrap-distance-bottom:0;mso-position-horizontal:absolute;mso-position-horizontal-relative:text;mso-position-vertical:absolute;mso-position-vertical-relative:text" o:gfxdata="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" strokeweight=".52906mm">
+              <v:shape w14:anchorId="3859C577" id="Straight Arrow Connector 7" o:spid="_x0000_s1026" type="#_x0000_t32" style="position:absolute;margin-left:36.8pt;margin-top:52.95pt;width:117.3pt;height:99.6pt;z-index:251684864;visibility:visible;mso-wrap-style:square;mso-wrap-distance-left:9pt;mso-wrap-distance-top:0;mso-wrap-distance-right:9pt;mso-wrap-distance-bottom:0;mso-position-horizontal:absolute;mso-position-horizontal-relative:text;mso-position-vertical:absolute;mso-position-vertical-relative:text" o:gfxdata="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" strokeweight=".52906mm">
                 <v:stroke endarrow="open" joinstyle="miter"/>
               </v:shape>
             </w:pict>
@@ -2898,7 +2898,7 @@
           </mc:Choice>
           <mc:Fallback>
             <w:pict>
-              <v:shape w14:anchorId="2E289832" id="Straight Arrow Connector 7" o:spid="_x0000_s1026" type="#_x0000_t32" style="position:absolute;margin-left:35.2pt;margin-top:52.95pt;width:120.6pt;height:22.85pt;z-index:251672576;visibility:visible;mso-wrap-style:square;mso-wrap-distance-left:9pt;mso-wrap-distance-top:0;mso-wrap-distance-right:9pt;mso-wrap-distance-bottom:0;mso-position-horizontal:absolute;mso-position-horizontal-relative:text;mso-position-vertical:absolute;mso-position-vertical-relative:text" o:gfxdata="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" strokeweight=".52906mm">
+              <v:shape w14:anchorId="2AE69870" id="Straight Arrow Connector 7" o:spid="_x0000_s1026" type="#_x0000_t32" style="position:absolute;margin-left:35.2pt;margin-top:52.95pt;width:120.6pt;height:22.85pt;z-index:251672576;visibility:visible;mso-wrap-style:square;mso-wrap-distance-left:9pt;mso-wrap-distance-top:0;mso-wrap-distance-right:9pt;mso-wrap-distance-bottom:0;mso-position-horizontal:absolute;mso-position-horizontal-relative:text;mso-position-vertical:absolute;mso-position-vertical-relative:text" o:gfxdata="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" strokeweight=".52906mm">
                 <v:stroke endarrow="open" joinstyle="miter"/>
               </v:shape>
             </w:pict>
@@ -2961,7 +2961,7 @@
           </mc:Choice>
           <mc:Fallback>
             <w:pict>
-              <v:shape w14:anchorId="4E3010E1" id="Straight Arrow Connector 7" o:spid="_x0000_s1026" type="#_x0000_t32" style="position:absolute;margin-left:35.2pt;margin-top:52.95pt;width:119pt;height:59.2pt;z-index:251674624;visibility:visible;mso-wrap-style:square;mso-wrap-distance-left:9pt;mso-wrap-distance-top:0;mso-wrap-distance-right:9pt;mso-wrap-distance-bottom:0;mso-position-horizontal:absolute;mso-position-horizontal-relative:text;mso-position-vertical:absolute;mso-position-vertical-relative:text" o:gfxdata="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" strokeweight=".52906mm">
+              <v:shape w14:anchorId="1DB20F2F" id="Straight Arrow Connector 7" o:spid="_x0000_s1026" type="#_x0000_t32" style="position:absolute;margin-left:35.2pt;margin-top:52.95pt;width:119pt;height:59.2pt;z-index:251674624;visibility:visible;mso-wrap-style:square;mso-wrap-distance-left:9pt;mso-wrap-distance-top:0;mso-wrap-distance-right:9pt;mso-wrap-distance-bottom:0;mso-position-horizontal:absolute;mso-position-horizontal-relative:text;mso-position-vertical:absolute;mso-position-vertical-relative:text" o:gfxdata="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" strokeweight=".52906mm">
                 <v:stroke endarrow="open" joinstyle="miter"/>
               </v:shape>
             </w:pict>
@@ -3368,7 +3368,7 @@
           </mc:Choice>
           <mc:Fallback>
             <w:pict>
-              <v:shape w14:anchorId="59EF2DAB" id="Straight Arrow Connector 7" o:spid="_x0000_s1026" type="#_x0000_t32" style="position:absolute;margin-left:35.3pt;margin-top:38.1pt;width:119pt;height:13.15pt;flip:y;z-index:251670528;visibility:visible;mso-wrap-style:square;mso-wrap-distance-left:9pt;mso-wrap-distance-top:0;mso-wrap-distance-right:9pt;mso-wrap-distance-bottom:0;mso-position-horizontal:absolute;mso-position-horizontal-relative:text;mso-position-vertical:absolute;mso-position-vertical-relative:text" o:gfxdata="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" strokeweight=".52906mm">
+              <v:shape w14:anchorId="793A6A98" id="Straight Arrow Connector 7" o:spid="_x0000_s1026" type="#_x0000_t32" style="position:absolute;margin-left:35.3pt;margin-top:38.1pt;width:119pt;height:13.15pt;flip:y;z-index:251670528;visibility:visible;mso-wrap-style:square;mso-wrap-distance-left:9pt;mso-wrap-distance-top:0;mso-wrap-distance-right:9pt;mso-wrap-distance-bottom:0;mso-position-horizontal:absolute;mso-position-horizontal-relative:text;mso-position-vertical:absolute;mso-position-vertical-relative:text" o:gfxdata="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" strokeweight=".52906mm">
                 <v:stroke endarrow="open" joinstyle="miter"/>
               </v:shape>
             </w:pict>
@@ -3707,7 +3707,7 @@
           </mc:Choice>
           <mc:Fallback>
             <w:pict>
-              <v:shape w14:anchorId="09B6410A" id="Straight Arrow Connector 7" o:spid="_x0000_s1026" type="#_x0000_t32" style="position:absolute;margin-left:330.65pt;margin-top:21.55pt;width:109.65pt;height:80.35pt;flip:x;z-index:251695104;visibility:visible;mso-wrap-style:square;mso-wrap-distance-left:9pt;mso-wrap-distance-top:0;mso-wrap-distance-right:9pt;mso-wrap-distance-bottom:0;mso-position-horizontal:absolute;mso-position-horizontal-relative:text;mso-position-vertical:absolute;mso-position-vertical-relative:text" o:gfxdata="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" strokeweight=".52906mm">
+              <v:shape w14:anchorId="69F777AB" id="Straight Arrow Connector 7" o:spid="_x0000_s1026" type="#_x0000_t32" style="position:absolute;margin-left:330.65pt;margin-top:21.55pt;width:109.65pt;height:80.35pt;flip:x;z-index:251695104;visibility:visible;mso-wrap-style:square;mso-wrap-distance-left:9pt;mso-wrap-distance-top:0;mso-wrap-distance-right:9pt;mso-wrap-distance-bottom:0;mso-position-horizontal:absolute;mso-position-horizontal-relative:text;mso-position-vertical:absolute;mso-position-vertical-relative:text" o:gfxdata="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" strokeweight=".52906mm">
                 <v:stroke endarrow="open" joinstyle="miter"/>
               </v:shape>
             </w:pict>
@@ -3770,7 +3770,7 @@
           </mc:Choice>
           <mc:Fallback>
             <w:pict>
-              <v:shape w14:anchorId="20A1B749" id="Straight Arrow Connector 7" o:spid="_x0000_s1026" type="#_x0000_t32" style="position:absolute;margin-left:330.65pt;margin-top:7.45pt;width:106.3pt;height:52.65pt;flip:x;z-index:251693056;visibility:visible;mso-wrap-style:square;mso-wrap-distance-left:9pt;mso-wrap-distance-top:0;mso-wrap-distance-right:9pt;mso-wrap-distance-bottom:0;mso-position-horizontal:absolute;mso-position-horizontal-relative:text;mso-position-vertical:absolute;mso-position-vertical-relative:text" o:gfxdata="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" strokeweight=".52906mm">
+              <v:shape w14:anchorId="555B6441" id="Straight Arrow Connector 7" o:spid="_x0000_s1026" type="#_x0000_t32" style="position:absolute;margin-left:330.65pt;margin-top:7.45pt;width:106.3pt;height:52.65pt;flip:x;z-index:251693056;visibility:visible;mso-wrap-style:square;mso-wrap-distance-left:9pt;mso-wrap-distance-top:0;mso-wrap-distance-right:9pt;mso-wrap-distance-bottom:0;mso-position-horizontal:absolute;mso-position-horizontal-relative:text;mso-position-vertical:absolute;mso-position-vertical-relative:text" o:gfxdata="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" strokeweight=".52906mm">
                 <v:stroke endarrow="open" joinstyle="miter"/>
               </v:shape>
             </w:pict>
@@ -18670,9 +18670,8 @@
         <w:ind w:left="360"/>
         <w:rPr>
           <w:rFonts w:ascii="David" w:hAnsi="David" w:cs="David"/>
-          <w:sz w:val="32"/>
-          <w:szCs w:val="32"/>
-          <w:rtl/>
+          <w:sz w:val="36"/>
+          <w:szCs w:val="36"/>
           <w:lang w:val="en-US"/>
         </w:rPr>
       </w:pPr>
@@ -18683,7 +18682,7 @@
           <w:sz w:val="36"/>
           <w:szCs w:val="36"/>
         </w:rPr>
-        <w:t>MapHelper</w:t>
+        <w:t>MapUtility</w:t>
       </w:r>
       <w:proofErr w:type="spellEnd"/>
       <w:r>
@@ -18743,1001 +18742,6 @@
           <w:sz w:val="36"/>
           <w:szCs w:val="36"/>
           <w:rtl/>
-          <w:lang w:val="en-US"/>
-        </w:rPr>
-        <w:t xml:space="preserve"> </w:t>
-      </w:r>
-    </w:p>
-    <w:p>
-      <w:pPr>
-        <w:suppressAutoHyphens w:val="0"/>
-        <w:autoSpaceDN/>
-        <w:spacing w:after="0" w:line="240" w:lineRule="auto"/>
-        <w:ind w:left="360"/>
-        <w:rPr>
-          <w:rFonts w:ascii="Times New Roman" w:eastAsia="Times New Roman" w:hAnsi="Times New Roman" w:cs="Times New Roman"/>
-          <w:sz w:val="36"/>
-          <w:szCs w:val="36"/>
-          <w:lang w:eastAsia="en-AU"/>
-        </w:rPr>
-      </w:pPr>
-      <w:proofErr w:type="gramStart"/>
-      <w:r>
-        <w:rPr>
-          <w:rFonts w:ascii="Times New Roman" w:eastAsia="Times New Roman" w:hAnsi="Symbol" w:cs="Times New Roman"/>
-          <w:sz w:val="36"/>
-          <w:szCs w:val="36"/>
-          <w:lang w:eastAsia="en-AU"/>
-        </w:rPr>
-        <w:t></w:t>
-      </w:r>
-      <w:r>
-        <w:rPr>
-          <w:rFonts w:ascii="Times New Roman" w:eastAsia="Times New Roman" w:hAnsi="Times New Roman" w:cs="Times New Roman"/>
-          <w:sz w:val="36"/>
-          <w:szCs w:val="36"/>
-          <w:lang w:eastAsia="en-AU"/>
-        </w:rPr>
-        <w:t xml:space="preserve">  </w:t>
-      </w:r>
-      <w:proofErr w:type="spellStart"/>
-      <w:r>
-        <w:rPr>
-          <w:rFonts w:ascii="Times New Roman" w:eastAsia="Times New Roman" w:hAnsi="Times New Roman" w:cs="Times New Roman"/>
-          <w:sz w:val="36"/>
-          <w:szCs w:val="36"/>
-          <w:lang w:eastAsia="en-AU"/>
-        </w:rPr>
-        <w:t>setMap</w:t>
-      </w:r>
-      <w:proofErr w:type="spellEnd"/>
-      <w:proofErr w:type="gramEnd"/>
-      <w:r>
-        <w:rPr>
-          <w:rFonts w:ascii="Times New Roman" w:eastAsia="Times New Roman" w:hAnsi="Times New Roman" w:cs="Times New Roman"/>
-          <w:sz w:val="36"/>
-          <w:szCs w:val="36"/>
-          <w:lang w:eastAsia="en-AU"/>
-        </w:rPr>
-        <w:t xml:space="preserve">() </w:t>
-      </w:r>
-    </w:p>
-    <w:p>
-      <w:pPr>
-        <w:suppressAutoHyphens w:val="0"/>
-        <w:autoSpaceDN/>
-        <w:spacing w:after="0" w:line="240" w:lineRule="auto"/>
-        <w:ind w:left="360"/>
-        <w:rPr>
-          <w:rFonts w:ascii="Times New Roman" w:eastAsia="Times New Roman" w:hAnsi="Times New Roman" w:cs="Times New Roman"/>
-          <w:sz w:val="36"/>
-          <w:szCs w:val="36"/>
-          <w:lang w:eastAsia="en-AU"/>
-        </w:rPr>
-      </w:pPr>
-      <w:proofErr w:type="gramStart"/>
-      <w:r>
-        <w:rPr>
-          <w:rFonts w:ascii="Times New Roman" w:eastAsia="Times New Roman" w:hAnsi="Symbol" w:cs="Times New Roman"/>
-          <w:sz w:val="36"/>
-          <w:szCs w:val="36"/>
-          <w:lang w:eastAsia="en-AU"/>
-        </w:rPr>
-        <w:t></w:t>
-      </w:r>
-      <w:r>
-        <w:rPr>
-          <w:rFonts w:ascii="Times New Roman" w:eastAsia="Times New Roman" w:hAnsi="Times New Roman" w:cs="Times New Roman"/>
-          <w:sz w:val="36"/>
-          <w:szCs w:val="36"/>
-          <w:lang w:eastAsia="en-AU"/>
-        </w:rPr>
-        <w:t xml:space="preserve">  </w:t>
-      </w:r>
-      <w:proofErr w:type="spellStart"/>
-      <w:r>
-        <w:rPr>
-          <w:rFonts w:ascii="Times New Roman" w:eastAsia="Times New Roman" w:hAnsi="Times New Roman" w:cs="Times New Roman"/>
-          <w:sz w:val="36"/>
-          <w:szCs w:val="36"/>
-          <w:lang w:eastAsia="en-AU"/>
-        </w:rPr>
-        <w:t>showTrack</w:t>
-      </w:r>
-      <w:proofErr w:type="spellEnd"/>
-      <w:proofErr w:type="gramEnd"/>
-      <w:r>
-        <w:rPr>
-          <w:rFonts w:ascii="Times New Roman" w:eastAsia="Times New Roman" w:hAnsi="Times New Roman" w:cs="Times New Roman"/>
-          <w:sz w:val="36"/>
-          <w:szCs w:val="36"/>
-          <w:lang w:eastAsia="en-AU"/>
-        </w:rPr>
-        <w:t xml:space="preserve">() </w:t>
-      </w:r>
-    </w:p>
-    <w:p>
-      <w:pPr>
-        <w:suppressAutoHyphens w:val="0"/>
-        <w:autoSpaceDN/>
-        <w:spacing w:after="0" w:line="240" w:lineRule="auto"/>
-        <w:ind w:left="360"/>
-        <w:rPr>
-          <w:rFonts w:ascii="Times New Roman" w:eastAsia="Times New Roman" w:hAnsi="Times New Roman" w:cs="Times New Roman"/>
-          <w:sz w:val="36"/>
-          <w:szCs w:val="36"/>
-          <w:lang w:eastAsia="en-AU"/>
-        </w:rPr>
-      </w:pPr>
-      <w:proofErr w:type="gramStart"/>
-      <w:r>
-        <w:rPr>
-          <w:rFonts w:ascii="Times New Roman" w:eastAsia="Times New Roman" w:hAnsi="Symbol" w:cs="Times New Roman"/>
-          <w:sz w:val="36"/>
-          <w:szCs w:val="36"/>
-          <w:lang w:eastAsia="en-AU"/>
-        </w:rPr>
-        <w:t></w:t>
-      </w:r>
-      <w:r>
-        <w:rPr>
-          <w:rFonts w:ascii="Times New Roman" w:eastAsia="Times New Roman" w:hAnsi="Times New Roman" w:cs="Times New Roman"/>
-          <w:sz w:val="36"/>
-          <w:szCs w:val="36"/>
-          <w:lang w:eastAsia="en-AU"/>
-        </w:rPr>
-        <w:t xml:space="preserve">  </w:t>
-      </w:r>
-      <w:proofErr w:type="spellStart"/>
-      <w:r>
-        <w:rPr>
-          <w:rFonts w:ascii="Times New Roman" w:eastAsia="Times New Roman" w:hAnsi="Times New Roman" w:cs="Times New Roman"/>
-          <w:sz w:val="36"/>
-          <w:szCs w:val="36"/>
-          <w:lang w:eastAsia="en-AU"/>
-        </w:rPr>
-        <w:t>getPoint</w:t>
-      </w:r>
-      <w:proofErr w:type="spellEnd"/>
-      <w:proofErr w:type="gramEnd"/>
-      <w:r>
-        <w:rPr>
-          <w:rFonts w:ascii="Times New Roman" w:eastAsia="Times New Roman" w:hAnsi="Times New Roman" w:cs="Times New Roman"/>
-          <w:sz w:val="36"/>
-          <w:szCs w:val="36"/>
-          <w:lang w:eastAsia="en-AU"/>
-        </w:rPr>
-        <w:t xml:space="preserve">() </w:t>
-      </w:r>
-    </w:p>
-    <w:p>
-      <w:pPr>
-        <w:suppressAutoHyphens w:val="0"/>
-        <w:autoSpaceDN/>
-        <w:spacing w:after="0" w:line="240" w:lineRule="auto"/>
-        <w:ind w:left="360"/>
-        <w:rPr>
-          <w:rFonts w:ascii="Times New Roman" w:eastAsia="Times New Roman" w:hAnsi="Times New Roman" w:cs="Times New Roman"/>
-          <w:sz w:val="36"/>
-          <w:szCs w:val="36"/>
-          <w:lang w:eastAsia="en-AU"/>
-        </w:rPr>
-      </w:pPr>
-      <w:proofErr w:type="gramStart"/>
-      <w:r>
-        <w:rPr>
-          <w:rFonts w:ascii="Times New Roman" w:eastAsia="Times New Roman" w:hAnsi="Symbol" w:cs="Times New Roman"/>
-          <w:sz w:val="36"/>
-          <w:szCs w:val="36"/>
-          <w:lang w:eastAsia="en-AU"/>
-        </w:rPr>
-        <w:t></w:t>
-      </w:r>
-      <w:r>
-        <w:rPr>
-          <w:rFonts w:ascii="Times New Roman" w:eastAsia="Times New Roman" w:hAnsi="Times New Roman" w:cs="Times New Roman"/>
-          <w:sz w:val="36"/>
-          <w:szCs w:val="36"/>
-          <w:lang w:eastAsia="en-AU"/>
-        </w:rPr>
-        <w:t xml:space="preserve">  </w:t>
-      </w:r>
-      <w:proofErr w:type="spellStart"/>
-      <w:r>
-        <w:rPr>
-          <w:rFonts w:ascii="Times New Roman" w:eastAsia="Times New Roman" w:hAnsi="Times New Roman" w:cs="Times New Roman"/>
-          <w:sz w:val="36"/>
-          <w:szCs w:val="36"/>
-          <w:lang w:eastAsia="en-AU"/>
-        </w:rPr>
-        <w:t>showTrackOnMap</w:t>
-      </w:r>
-      <w:proofErr w:type="spellEnd"/>
-      <w:proofErr w:type="gramEnd"/>
-      <w:r>
-        <w:rPr>
-          <w:rFonts w:ascii="Times New Roman" w:eastAsia="Times New Roman" w:hAnsi="Times New Roman" w:cs="Times New Roman"/>
-          <w:sz w:val="36"/>
-          <w:szCs w:val="36"/>
-          <w:lang w:eastAsia="en-AU"/>
-        </w:rPr>
-        <w:t xml:space="preserve">() </w:t>
-      </w:r>
-    </w:p>
-    <w:p>
-      <w:pPr>
-        <w:suppressAutoHyphens w:val="0"/>
-        <w:autoSpaceDN/>
-        <w:spacing w:after="0" w:line="240" w:lineRule="auto"/>
-        <w:ind w:left="360"/>
-        <w:rPr>
-          <w:rFonts w:ascii="Times New Roman" w:eastAsia="Times New Roman" w:hAnsi="Times New Roman" w:cs="Times New Roman"/>
-          <w:sz w:val="36"/>
-          <w:szCs w:val="36"/>
-          <w:lang w:eastAsia="en-AU"/>
-        </w:rPr>
-      </w:pPr>
-      <w:proofErr w:type="gramStart"/>
-      <w:r>
-        <w:rPr>
-          <w:rFonts w:ascii="Times New Roman" w:eastAsia="Times New Roman" w:hAnsi="Symbol" w:cs="Times New Roman"/>
-          <w:sz w:val="36"/>
-          <w:szCs w:val="36"/>
-          <w:lang w:eastAsia="en-AU"/>
-        </w:rPr>
-        <w:t></w:t>
-      </w:r>
-      <w:r>
-        <w:rPr>
-          <w:rFonts w:ascii="Times New Roman" w:eastAsia="Times New Roman" w:hAnsi="Times New Roman" w:cs="Times New Roman"/>
-          <w:sz w:val="36"/>
-          <w:szCs w:val="36"/>
-          <w:lang w:eastAsia="en-AU"/>
-        </w:rPr>
-        <w:t xml:space="preserve">  </w:t>
-      </w:r>
-      <w:proofErr w:type="spellStart"/>
-      <w:r>
-        <w:rPr>
-          <w:rFonts w:ascii="Times New Roman" w:eastAsia="Times New Roman" w:hAnsi="Times New Roman" w:cs="Times New Roman"/>
-          <w:sz w:val="36"/>
-          <w:szCs w:val="36"/>
-          <w:lang w:eastAsia="en-AU"/>
-        </w:rPr>
-        <w:t>setPinsList</w:t>
-      </w:r>
-      <w:proofErr w:type="spellEnd"/>
-      <w:proofErr w:type="gramEnd"/>
-      <w:r>
-        <w:rPr>
-          <w:rFonts w:ascii="Times New Roman" w:eastAsia="Times New Roman" w:hAnsi="Times New Roman" w:cs="Times New Roman"/>
-          <w:sz w:val="36"/>
-          <w:szCs w:val="36"/>
-          <w:lang w:eastAsia="en-AU"/>
-        </w:rPr>
-        <w:t xml:space="preserve">() </w:t>
-      </w:r>
-    </w:p>
-    <w:p>
-      <w:pPr>
-        <w:suppressAutoHyphens w:val="0"/>
-        <w:autoSpaceDN/>
-        <w:spacing w:after="0" w:line="240" w:lineRule="auto"/>
-        <w:ind w:left="360"/>
-        <w:rPr>
-          <w:rFonts w:ascii="Times New Roman" w:eastAsia="Times New Roman" w:hAnsi="Times New Roman" w:cs="Times New Roman"/>
-          <w:sz w:val="36"/>
-          <w:szCs w:val="36"/>
-          <w:lang w:eastAsia="en-AU"/>
-        </w:rPr>
-      </w:pPr>
-      <w:proofErr w:type="gramStart"/>
-      <w:r>
-        <w:rPr>
-          <w:rFonts w:ascii="Times New Roman" w:eastAsia="Times New Roman" w:hAnsi="Symbol" w:cs="Times New Roman"/>
-          <w:sz w:val="36"/>
-          <w:szCs w:val="36"/>
-          <w:lang w:eastAsia="en-AU"/>
-        </w:rPr>
-        <w:t></w:t>
-      </w:r>
-      <w:r>
-        <w:rPr>
-          <w:rFonts w:ascii="Times New Roman" w:eastAsia="Times New Roman" w:hAnsi="Times New Roman" w:cs="Times New Roman"/>
-          <w:sz w:val="36"/>
-          <w:szCs w:val="36"/>
-          <w:lang w:eastAsia="en-AU"/>
-        </w:rPr>
-        <w:t xml:space="preserve">  </w:t>
-      </w:r>
-      <w:proofErr w:type="spellStart"/>
-      <w:r>
-        <w:rPr>
-          <w:rFonts w:ascii="Times New Roman" w:eastAsia="Times New Roman" w:hAnsi="Times New Roman" w:cs="Times New Roman"/>
-          <w:sz w:val="36"/>
-          <w:szCs w:val="36"/>
-          <w:lang w:eastAsia="en-AU"/>
-        </w:rPr>
-        <w:t>drawLineBetweenAllPins</w:t>
-      </w:r>
-      <w:proofErr w:type="spellEnd"/>
-      <w:proofErr w:type="gramEnd"/>
-      <w:r>
-        <w:rPr>
-          <w:rFonts w:ascii="Times New Roman" w:eastAsia="Times New Roman" w:hAnsi="Times New Roman" w:cs="Times New Roman"/>
-          <w:sz w:val="36"/>
-          <w:szCs w:val="36"/>
-          <w:lang w:eastAsia="en-AU"/>
-        </w:rPr>
-        <w:t xml:space="preserve">) </w:t>
-      </w:r>
-    </w:p>
-    <w:p>
-      <w:pPr>
-        <w:suppressAutoHyphens w:val="0"/>
-        <w:autoSpaceDN/>
-        <w:spacing w:after="0" w:line="240" w:lineRule="auto"/>
-        <w:ind w:left="360"/>
-        <w:rPr>
-          <w:rFonts w:ascii="Times New Roman" w:eastAsia="Times New Roman" w:hAnsi="Times New Roman" w:cs="Times New Roman"/>
-          <w:sz w:val="36"/>
-          <w:szCs w:val="36"/>
-          <w:lang w:eastAsia="en-AU"/>
-        </w:rPr>
-      </w:pPr>
-      <w:proofErr w:type="gramStart"/>
-      <w:r>
-        <w:rPr>
-          <w:rFonts w:ascii="Times New Roman" w:eastAsia="Times New Roman" w:hAnsi="Symbol" w:cs="Times New Roman"/>
-          <w:sz w:val="36"/>
-          <w:szCs w:val="36"/>
-          <w:lang w:eastAsia="en-AU"/>
-        </w:rPr>
-        <w:t></w:t>
-      </w:r>
-      <w:r>
-        <w:rPr>
-          <w:rFonts w:ascii="Times New Roman" w:eastAsia="Times New Roman" w:hAnsi="Times New Roman" w:cs="Times New Roman"/>
-          <w:sz w:val="36"/>
-          <w:szCs w:val="36"/>
-          <w:lang w:eastAsia="en-AU"/>
-        </w:rPr>
-        <w:t xml:space="preserve">  </w:t>
-      </w:r>
-      <w:proofErr w:type="spellStart"/>
-      <w:r>
-        <w:rPr>
-          <w:rFonts w:ascii="Times New Roman" w:eastAsia="Times New Roman" w:hAnsi="Times New Roman" w:cs="Times New Roman"/>
-          <w:sz w:val="36"/>
-          <w:szCs w:val="36"/>
-          <w:lang w:eastAsia="en-AU"/>
-        </w:rPr>
-        <w:t>removePolylineBetweenPins</w:t>
-      </w:r>
-      <w:proofErr w:type="spellEnd"/>
-      <w:proofErr w:type="gramEnd"/>
-      <w:r>
-        <w:rPr>
-          <w:rFonts w:ascii="Times New Roman" w:eastAsia="Times New Roman" w:hAnsi="Times New Roman" w:cs="Times New Roman"/>
-          <w:sz w:val="36"/>
-          <w:szCs w:val="36"/>
-          <w:lang w:eastAsia="en-AU"/>
-        </w:rPr>
-        <w:t xml:space="preserve">() </w:t>
-      </w:r>
-    </w:p>
-    <w:p>
-      <w:pPr>
-        <w:suppressAutoHyphens w:val="0"/>
-        <w:autoSpaceDN/>
-        <w:spacing w:after="0" w:line="240" w:lineRule="auto"/>
-        <w:ind w:left="360"/>
-        <w:rPr>
-          <w:rFonts w:ascii="Times New Roman" w:eastAsia="Times New Roman" w:hAnsi="Times New Roman" w:cs="Times New Roman"/>
-          <w:sz w:val="36"/>
-          <w:szCs w:val="36"/>
-          <w:lang w:eastAsia="en-AU"/>
-        </w:rPr>
-      </w:pPr>
-      <w:proofErr w:type="gramStart"/>
-      <w:r>
-        <w:rPr>
-          <w:rFonts w:ascii="Times New Roman" w:eastAsia="Times New Roman" w:hAnsi="Symbol" w:cs="Times New Roman"/>
-          <w:sz w:val="36"/>
-          <w:szCs w:val="36"/>
-          <w:lang w:eastAsia="en-AU"/>
-        </w:rPr>
-        <w:t></w:t>
-      </w:r>
-      <w:r>
-        <w:rPr>
-          <w:rFonts w:ascii="Times New Roman" w:eastAsia="Times New Roman" w:hAnsi="Times New Roman" w:cs="Times New Roman"/>
-          <w:sz w:val="36"/>
-          <w:szCs w:val="36"/>
-          <w:lang w:eastAsia="en-AU"/>
-        </w:rPr>
-        <w:t xml:space="preserve">  </w:t>
-      </w:r>
-      <w:proofErr w:type="spellStart"/>
-      <w:r>
-        <w:rPr>
-          <w:rFonts w:ascii="Times New Roman" w:eastAsia="Times New Roman" w:hAnsi="Times New Roman" w:cs="Times New Roman"/>
-          <w:sz w:val="36"/>
-          <w:szCs w:val="36"/>
-          <w:lang w:eastAsia="en-AU"/>
-        </w:rPr>
-        <w:t>deleteLastPoint</w:t>
-      </w:r>
-      <w:proofErr w:type="spellEnd"/>
-      <w:proofErr w:type="gramEnd"/>
-      <w:r>
-        <w:rPr>
-          <w:rFonts w:ascii="Times New Roman" w:eastAsia="Times New Roman" w:hAnsi="Times New Roman" w:cs="Times New Roman"/>
-          <w:sz w:val="36"/>
-          <w:szCs w:val="36"/>
-          <w:lang w:eastAsia="en-AU"/>
-        </w:rPr>
-        <w:t xml:space="preserve">) </w:t>
-      </w:r>
-    </w:p>
-    <w:p>
-      <w:pPr>
-        <w:suppressAutoHyphens w:val="0"/>
-        <w:autoSpaceDN/>
-        <w:spacing w:after="0" w:line="240" w:lineRule="auto"/>
-        <w:ind w:left="360"/>
-        <w:rPr>
-          <w:rFonts w:ascii="Times New Roman" w:eastAsia="Times New Roman" w:hAnsi="Times New Roman" w:cs="Times New Roman"/>
-          <w:sz w:val="36"/>
-          <w:szCs w:val="36"/>
-          <w:lang w:eastAsia="en-AU"/>
-        </w:rPr>
-      </w:pPr>
-      <w:proofErr w:type="gramStart"/>
-      <w:r>
-        <w:rPr>
-          <w:rFonts w:ascii="Times New Roman" w:eastAsia="Times New Roman" w:hAnsi="Symbol" w:cs="Times New Roman"/>
-          <w:sz w:val="36"/>
-          <w:szCs w:val="36"/>
-          <w:lang w:eastAsia="en-AU"/>
-        </w:rPr>
-        <w:t></w:t>
-      </w:r>
-      <w:r>
-        <w:rPr>
-          <w:rFonts w:ascii="Times New Roman" w:eastAsia="Times New Roman" w:hAnsi="Times New Roman" w:cs="Times New Roman"/>
-          <w:sz w:val="36"/>
-          <w:szCs w:val="36"/>
-          <w:lang w:eastAsia="en-AU"/>
-        </w:rPr>
-        <w:t xml:space="preserve">  </w:t>
-      </w:r>
-      <w:proofErr w:type="spellStart"/>
-      <w:r>
-        <w:rPr>
-          <w:rFonts w:ascii="Times New Roman" w:eastAsia="Times New Roman" w:hAnsi="Times New Roman" w:cs="Times New Roman"/>
-          <w:sz w:val="36"/>
-          <w:szCs w:val="36"/>
-          <w:lang w:eastAsia="en-AU"/>
-        </w:rPr>
-        <w:t>getPtrNamesAndPolylines</w:t>
-      </w:r>
-      <w:proofErr w:type="spellEnd"/>
-      <w:proofErr w:type="gramEnd"/>
-      <w:r>
-        <w:rPr>
-          <w:rFonts w:ascii="Times New Roman" w:eastAsia="Times New Roman" w:hAnsi="Times New Roman" w:cs="Times New Roman"/>
-          <w:sz w:val="36"/>
-          <w:szCs w:val="36"/>
-          <w:lang w:eastAsia="en-AU"/>
-        </w:rPr>
-        <w:t xml:space="preserve">() </w:t>
-      </w:r>
-    </w:p>
-    <w:p>
-      <w:pPr>
-        <w:suppressAutoHyphens w:val="0"/>
-        <w:autoSpaceDN/>
-        <w:spacing w:after="0" w:line="240" w:lineRule="auto"/>
-        <w:ind w:left="360"/>
-        <w:rPr>
-          <w:rFonts w:ascii="Times New Roman" w:eastAsia="Times New Roman" w:hAnsi="Times New Roman" w:cs="Times New Roman"/>
-          <w:sz w:val="36"/>
-          <w:szCs w:val="36"/>
-          <w:lang w:eastAsia="en-AU"/>
-        </w:rPr>
-      </w:pPr>
-      <w:proofErr w:type="gramStart"/>
-      <w:r>
-        <w:rPr>
-          <w:rFonts w:ascii="Times New Roman" w:eastAsia="Times New Roman" w:hAnsi="Symbol" w:cs="Times New Roman"/>
-          <w:sz w:val="36"/>
-          <w:szCs w:val="36"/>
-          <w:lang w:eastAsia="en-AU"/>
-        </w:rPr>
-        <w:t></w:t>
-      </w:r>
-      <w:r>
-        <w:rPr>
-          <w:rFonts w:ascii="Times New Roman" w:eastAsia="Times New Roman" w:hAnsi="Times New Roman" w:cs="Times New Roman"/>
-          <w:sz w:val="36"/>
-          <w:szCs w:val="36"/>
-          <w:lang w:eastAsia="en-AU"/>
-        </w:rPr>
-        <w:t xml:space="preserve">  drawLineBetween</w:t>
-      </w:r>
-      <w:proofErr w:type="gramEnd"/>
-      <w:r>
-        <w:rPr>
-          <w:rFonts w:ascii="Times New Roman" w:eastAsia="Times New Roman" w:hAnsi="Times New Roman" w:cs="Times New Roman"/>
-          <w:sz w:val="36"/>
-          <w:szCs w:val="36"/>
-          <w:lang w:eastAsia="en-AU"/>
-        </w:rPr>
-        <w:t xml:space="preserve">2Pins() </w:t>
-      </w:r>
-    </w:p>
-    <w:p>
-      <w:pPr>
-        <w:suppressAutoHyphens w:val="0"/>
-        <w:autoSpaceDN/>
-        <w:spacing w:after="0" w:line="240" w:lineRule="auto"/>
-        <w:ind w:left="360"/>
-        <w:rPr>
-          <w:rFonts w:ascii="Times New Roman" w:eastAsia="Times New Roman" w:hAnsi="Times New Roman" w:cs="Times New Roman"/>
-          <w:sz w:val="36"/>
-          <w:szCs w:val="36"/>
-          <w:lang w:eastAsia="en-AU"/>
-        </w:rPr>
-      </w:pPr>
-      <w:proofErr w:type="gramStart"/>
-      <w:r>
-        <w:rPr>
-          <w:rFonts w:ascii="Times New Roman" w:eastAsia="Times New Roman" w:hAnsi="Symbol" w:cs="Times New Roman"/>
-          <w:sz w:val="36"/>
-          <w:szCs w:val="36"/>
-          <w:lang w:eastAsia="en-AU"/>
-        </w:rPr>
-        <w:t></w:t>
-      </w:r>
-      <w:r>
-        <w:rPr>
-          <w:rFonts w:ascii="Times New Roman" w:eastAsia="Times New Roman" w:hAnsi="Times New Roman" w:cs="Times New Roman"/>
-          <w:sz w:val="36"/>
-          <w:szCs w:val="36"/>
-          <w:lang w:eastAsia="en-AU"/>
-        </w:rPr>
-        <w:t xml:space="preserve">  </w:t>
-      </w:r>
-      <w:proofErr w:type="spellStart"/>
-      <w:r>
-        <w:rPr>
-          <w:rFonts w:ascii="Times New Roman" w:eastAsia="Times New Roman" w:hAnsi="Times New Roman" w:cs="Times New Roman"/>
-          <w:sz w:val="36"/>
-          <w:szCs w:val="36"/>
-          <w:lang w:eastAsia="en-AU"/>
-        </w:rPr>
-        <w:t>calculateTotalDistance</w:t>
-      </w:r>
-      <w:proofErr w:type="spellEnd"/>
-      <w:proofErr w:type="gramEnd"/>
-      <w:r>
-        <w:rPr>
-          <w:rFonts w:ascii="Times New Roman" w:eastAsia="Times New Roman" w:hAnsi="Times New Roman" w:cs="Times New Roman"/>
-          <w:sz w:val="36"/>
-          <w:szCs w:val="36"/>
-          <w:lang w:eastAsia="en-AU"/>
-        </w:rPr>
-        <w:t xml:space="preserve">() </w:t>
-      </w:r>
-    </w:p>
-    <w:p>
-      <w:pPr>
-        <w:suppressAutoHyphens w:val="0"/>
-        <w:autoSpaceDN/>
-        <w:spacing w:after="0" w:line="240" w:lineRule="auto"/>
-        <w:ind w:left="360"/>
-        <w:rPr>
-          <w:rFonts w:ascii="Times New Roman" w:eastAsia="Times New Roman" w:hAnsi="Times New Roman" w:cs="Times New Roman"/>
-          <w:sz w:val="36"/>
-          <w:szCs w:val="36"/>
-          <w:lang w:eastAsia="en-AU"/>
-        </w:rPr>
-      </w:pPr>
-      <w:proofErr w:type="gramStart"/>
-      <w:r>
-        <w:rPr>
-          <w:rFonts w:ascii="Times New Roman" w:eastAsia="Times New Roman" w:hAnsi="Symbol" w:cs="Times New Roman"/>
-          <w:sz w:val="36"/>
-          <w:szCs w:val="36"/>
-          <w:lang w:eastAsia="en-AU"/>
-        </w:rPr>
-        <w:t></w:t>
-      </w:r>
-      <w:r>
-        <w:rPr>
-          <w:rFonts w:ascii="Times New Roman" w:eastAsia="Times New Roman" w:hAnsi="Times New Roman" w:cs="Times New Roman"/>
-          <w:sz w:val="36"/>
-          <w:szCs w:val="36"/>
-          <w:lang w:eastAsia="en-AU"/>
-        </w:rPr>
-        <w:t xml:space="preserve">  getDistance</w:t>
-      </w:r>
-      <w:proofErr w:type="gramEnd"/>
-      <w:r>
-        <w:rPr>
-          <w:rFonts w:ascii="Times New Roman" w:eastAsia="Times New Roman" w:hAnsi="Times New Roman" w:cs="Times New Roman"/>
-          <w:sz w:val="36"/>
-          <w:szCs w:val="36"/>
-          <w:lang w:eastAsia="en-AU"/>
-        </w:rPr>
-        <w:t xml:space="preserve">2Points() </w:t>
-      </w:r>
-    </w:p>
-    <w:p>
-      <w:pPr>
-        <w:suppressAutoHyphens w:val="0"/>
-        <w:autoSpaceDN/>
-        <w:spacing w:after="0" w:line="240" w:lineRule="auto"/>
-        <w:ind w:left="360"/>
-        <w:rPr>
-          <w:rFonts w:ascii="Times New Roman" w:eastAsia="Times New Roman" w:hAnsi="Times New Roman" w:cs="Times New Roman"/>
-          <w:sz w:val="36"/>
-          <w:szCs w:val="36"/>
-          <w:lang w:eastAsia="en-AU"/>
-        </w:rPr>
-      </w:pPr>
-      <w:proofErr w:type="gramStart"/>
-      <w:r>
-        <w:rPr>
-          <w:rFonts w:ascii="Times New Roman" w:eastAsia="Times New Roman" w:hAnsi="Symbol" w:cs="Times New Roman"/>
-          <w:sz w:val="36"/>
-          <w:szCs w:val="36"/>
-          <w:lang w:eastAsia="en-AU"/>
-        </w:rPr>
-        <w:t></w:t>
-      </w:r>
-      <w:r>
-        <w:rPr>
-          <w:rFonts w:ascii="Times New Roman" w:eastAsia="Times New Roman" w:hAnsi="Times New Roman" w:cs="Times New Roman"/>
-          <w:sz w:val="36"/>
-          <w:szCs w:val="36"/>
-          <w:lang w:eastAsia="en-AU"/>
-        </w:rPr>
-        <w:t xml:space="preserve">  </w:t>
-      </w:r>
-      <w:proofErr w:type="spellStart"/>
-      <w:r>
-        <w:rPr>
-          <w:rFonts w:ascii="Times New Roman" w:eastAsia="Times New Roman" w:hAnsi="Times New Roman" w:cs="Times New Roman"/>
-          <w:sz w:val="36"/>
-          <w:szCs w:val="36"/>
-          <w:lang w:eastAsia="en-AU"/>
-        </w:rPr>
-        <w:t>addPointOnMap</w:t>
-      </w:r>
-      <w:proofErr w:type="spellEnd"/>
-      <w:proofErr w:type="gramEnd"/>
-      <w:r>
-        <w:rPr>
-          <w:rFonts w:ascii="Times New Roman" w:eastAsia="Times New Roman" w:hAnsi="Times New Roman" w:cs="Times New Roman"/>
-          <w:sz w:val="36"/>
-          <w:szCs w:val="36"/>
-          <w:lang w:eastAsia="en-AU"/>
-        </w:rPr>
-        <w:t xml:space="preserve">() </w:t>
-      </w:r>
-    </w:p>
-    <w:p>
-      <w:pPr>
-        <w:tabs>
-          <w:tab w:val="left" w:pos="1780"/>
-        </w:tabs>
-        <w:ind w:left="360"/>
-        <w:rPr>
-          <w:rFonts w:ascii="David" w:hAnsi="David" w:cs="David"/>
-          <w:sz w:val="48"/>
-          <w:szCs w:val="48"/>
-          <w:rtl/>
-          <w:lang w:val="en-US"/>
-        </w:rPr>
-      </w:pPr>
-      <w:proofErr w:type="gramStart"/>
-      <w:r>
-        <w:rPr>
-          <w:rFonts w:ascii="Times New Roman" w:eastAsia="Times New Roman" w:hAnsi="Symbol" w:cs="Times New Roman"/>
-          <w:sz w:val="36"/>
-          <w:szCs w:val="36"/>
-          <w:lang w:eastAsia="en-AU"/>
-        </w:rPr>
-        <w:t></w:t>
-      </w:r>
-      <w:r>
-        <w:rPr>
-          <w:rFonts w:ascii="Times New Roman" w:eastAsia="Times New Roman" w:hAnsi="Times New Roman" w:cs="Times New Roman"/>
-          <w:sz w:val="36"/>
-          <w:szCs w:val="36"/>
-          <w:lang w:eastAsia="en-AU"/>
-        </w:rPr>
-        <w:t xml:space="preserve">  static</w:t>
-      </w:r>
-      <w:proofErr w:type="gramEnd"/>
-      <w:r>
-        <w:rPr>
-          <w:rFonts w:ascii="Times New Roman" w:eastAsia="Times New Roman" w:hAnsi="Times New Roman" w:cs="Times New Roman"/>
-          <w:sz w:val="36"/>
-          <w:szCs w:val="36"/>
-          <w:lang w:eastAsia="en-AU"/>
-        </w:rPr>
-        <w:t xml:space="preserve"> </w:t>
-      </w:r>
-      <w:proofErr w:type="spellStart"/>
-      <w:r>
-        <w:rPr>
-          <w:rFonts w:ascii="Times New Roman" w:eastAsia="Times New Roman" w:hAnsi="Times New Roman" w:cs="Times New Roman"/>
-          <w:sz w:val="36"/>
-          <w:szCs w:val="36"/>
-          <w:lang w:eastAsia="en-AU"/>
-        </w:rPr>
-        <w:t>getPoint</w:t>
-      </w:r>
-      <w:proofErr w:type="spellEnd"/>
-      <w:r>
-        <w:rPr>
-          <w:rFonts w:ascii="Times New Roman" w:eastAsia="Times New Roman" w:hAnsi="Times New Roman" w:cs="Times New Roman"/>
-          <w:sz w:val="36"/>
-          <w:szCs w:val="36"/>
-          <w:lang w:eastAsia="en-AU"/>
-        </w:rPr>
-        <w:t>()</w:t>
-      </w:r>
-    </w:p>
-    <w:p>
-      <w:pPr>
-        <w:tabs>
-          <w:tab w:val="left" w:pos="1780"/>
-        </w:tabs>
-        <w:bidi/>
-        <w:rPr>
-          <w:rFonts w:ascii="David" w:hAnsi="David" w:cs="David"/>
-          <w:sz w:val="36"/>
-          <w:szCs w:val="36"/>
-          <w:rtl/>
-          <w:lang w:val="en-US"/>
-        </w:rPr>
-      </w:pPr>
-      <w:proofErr w:type="spellStart"/>
-      <w:r>
-        <w:rPr>
-          <w:rFonts w:ascii="David" w:hAnsi="David" w:cs="David"/>
-          <w:sz w:val="36"/>
-          <w:szCs w:val="36"/>
-        </w:rPr>
-        <w:t>TypeFactory</w:t>
-      </w:r>
-      <w:proofErr w:type="spellEnd"/>
-      <w:r>
-        <w:rPr>
-          <w:rFonts w:ascii="David" w:hAnsi="David" w:cs="David" w:hint="cs"/>
-          <w:sz w:val="36"/>
-          <w:szCs w:val="36"/>
-          <w:rtl/>
-        </w:rPr>
-        <w:t xml:space="preserve">-מחלקה זו מייצגת מחלקת </w:t>
-      </w:r>
-      <w:proofErr w:type="gramStart"/>
-      <w:r>
-        <w:rPr>
-          <w:rFonts w:ascii="David" w:hAnsi="David" w:cs="David" w:hint="cs"/>
-          <w:sz w:val="36"/>
-          <w:szCs w:val="36"/>
-          <w:rtl/>
-        </w:rPr>
-        <w:t>סינגלטון</w:t>
-      </w:r>
-      <w:r>
-        <w:rPr>
-          <w:rFonts w:ascii="David" w:hAnsi="David" w:cs="David"/>
-          <w:sz w:val="36"/>
-          <w:szCs w:val="36"/>
-        </w:rPr>
-        <w:t xml:space="preserve"> </w:t>
-      </w:r>
-      <w:r>
-        <w:rPr>
-          <w:rFonts w:ascii="David" w:hAnsi="David" w:cs="David" w:hint="cs"/>
-          <w:sz w:val="36"/>
-          <w:szCs w:val="36"/>
-          <w:rtl/>
-        </w:rPr>
-        <w:t xml:space="preserve"> </w:t>
-      </w:r>
-      <w:r>
-        <w:rPr>
-          <w:rFonts w:ascii="David" w:hAnsi="David" w:cs="David" w:hint="cs"/>
-          <w:sz w:val="36"/>
-          <w:szCs w:val="36"/>
-          <w:rtl/>
-        </w:rPr>
-        <w:t>שבוחרת</w:t>
-      </w:r>
-      <w:proofErr w:type="gramEnd"/>
-      <w:r>
-        <w:rPr>
-          <w:rFonts w:ascii="David" w:hAnsi="David" w:cs="David" w:hint="cs"/>
-          <w:sz w:val="36"/>
-          <w:szCs w:val="36"/>
-          <w:rtl/>
-        </w:rPr>
-        <w:t xml:space="preserve"> </w:t>
-      </w:r>
-      <w:r>
-        <w:rPr>
-          <w:rFonts w:ascii="David" w:hAnsi="David" w:cs="David" w:hint="cs"/>
-          <w:sz w:val="36"/>
-          <w:szCs w:val="36"/>
-          <w:rtl/>
-        </w:rPr>
-        <w:t xml:space="preserve">את </w:t>
-      </w:r>
-      <w:r>
-        <w:rPr>
-          <w:rFonts w:ascii="David" w:hAnsi="David" w:cs="David" w:hint="cs"/>
-          <w:sz w:val="36"/>
-          <w:szCs w:val="36"/>
-          <w:rtl/>
-        </w:rPr>
-        <w:t xml:space="preserve">טיפוס המחלקה שיעלה לענן . </w:t>
-      </w:r>
-      <w:r>
-        <w:rPr>
-          <w:rFonts w:ascii="David" w:hAnsi="David" w:cs="David" w:hint="cs"/>
-          <w:sz w:val="36"/>
-          <w:szCs w:val="36"/>
-          <w:rtl/>
-        </w:rPr>
-        <w:t>אחת</w:t>
-      </w:r>
-      <w:r>
-        <w:rPr>
-          <w:rFonts w:ascii="David" w:hAnsi="David" w:cs="David" w:hint="cs"/>
-          <w:sz w:val="36"/>
-          <w:szCs w:val="36"/>
-          <w:rtl/>
-        </w:rPr>
-        <w:t xml:space="preserve"> </w:t>
-      </w:r>
-      <w:r>
-        <w:rPr>
-          <w:rFonts w:ascii="David" w:hAnsi="David" w:cs="David" w:hint="cs"/>
-          <w:sz w:val="36"/>
-          <w:szCs w:val="36"/>
-          <w:rtl/>
-        </w:rPr>
-        <w:t>ה</w:t>
-      </w:r>
-      <w:r>
-        <w:rPr>
-          <w:rFonts w:ascii="David" w:hAnsi="David" w:cs="David" w:hint="cs"/>
-          <w:sz w:val="36"/>
-          <w:szCs w:val="36"/>
-          <w:rtl/>
-        </w:rPr>
-        <w:t xml:space="preserve">שיטות </w:t>
-      </w:r>
-      <w:r>
-        <w:rPr>
-          <w:rFonts w:ascii="David" w:hAnsi="David" w:cs="David" w:hint="cs"/>
-          <w:sz w:val="36"/>
-          <w:szCs w:val="36"/>
-          <w:rtl/>
-        </w:rPr>
-        <w:t xml:space="preserve"> שמופיעות במחלקה הם </w:t>
-      </w:r>
-      <w:r>
-        <w:rPr>
-          <w:rFonts w:ascii="David" w:hAnsi="David" w:cs="David"/>
-          <w:sz w:val="36"/>
-          <w:szCs w:val="36"/>
-          <w:lang w:val="en-US"/>
-        </w:rPr>
-        <w:t>Set</w:t>
-      </w:r>
-      <w:r>
-        <w:rPr>
-          <w:rFonts w:ascii="David" w:hAnsi="David" w:cs="David" w:hint="cs"/>
-          <w:sz w:val="36"/>
-          <w:szCs w:val="36"/>
-          <w:rtl/>
-          <w:lang w:val="en-US"/>
-        </w:rPr>
-        <w:t xml:space="preserve"> </w:t>
-      </w:r>
-      <w:r>
-        <w:rPr>
-          <w:rFonts w:ascii="David" w:hAnsi="David" w:cs="David" w:hint="cs"/>
-          <w:sz w:val="36"/>
-          <w:szCs w:val="36"/>
-          <w:rtl/>
-          <w:lang w:val="en-US"/>
-        </w:rPr>
-        <w:t xml:space="preserve">שקובעות האם הטיפוס של המחלקה יהיה מטיפוס </w:t>
-      </w:r>
-      <w:proofErr w:type="spellStart"/>
-      <w:r>
-        <w:rPr>
-          <w:rFonts w:ascii="David" w:hAnsi="David" w:cs="David"/>
-          <w:sz w:val="36"/>
-          <w:szCs w:val="36"/>
-          <w:lang w:val="en-US"/>
-        </w:rPr>
-        <w:t>UserRecord</w:t>
-      </w:r>
-      <w:proofErr w:type="spellEnd"/>
-      <w:r>
-        <w:rPr>
-          <w:rFonts w:ascii="David" w:hAnsi="David" w:cs="David"/>
-          <w:sz w:val="36"/>
-          <w:szCs w:val="36"/>
-          <w:lang w:val="en-US"/>
-        </w:rPr>
-        <w:t xml:space="preserve"> </w:t>
-      </w:r>
-      <w:r>
-        <w:rPr>
-          <w:rFonts w:ascii="David" w:hAnsi="David" w:cs="David" w:hint="cs"/>
-          <w:sz w:val="36"/>
-          <w:szCs w:val="36"/>
-          <w:rtl/>
-          <w:lang w:val="en-US"/>
-        </w:rPr>
-        <w:t xml:space="preserve"> או </w:t>
-      </w:r>
-      <w:proofErr w:type="spellStart"/>
-      <w:r>
-        <w:rPr>
-          <w:rFonts w:ascii="David" w:hAnsi="David" w:cs="David"/>
-          <w:sz w:val="36"/>
-          <w:szCs w:val="36"/>
-          <w:lang w:val="en-US"/>
-        </w:rPr>
-        <w:t>MapPin</w:t>
-      </w:r>
-      <w:proofErr w:type="spellEnd"/>
-      <w:r>
-        <w:rPr>
-          <w:rFonts w:ascii="David" w:hAnsi="David" w:cs="David" w:hint="cs"/>
-          <w:sz w:val="36"/>
-          <w:szCs w:val="36"/>
-          <w:rtl/>
-          <w:lang w:val="en-US"/>
-        </w:rPr>
-        <w:t>.</w:t>
-      </w:r>
-      <w:r>
-        <w:rPr>
-          <w:rFonts w:ascii="David" w:hAnsi="David" w:cs="David"/>
-          <w:sz w:val="36"/>
-          <w:szCs w:val="36"/>
-          <w:lang w:val="en-US"/>
-        </w:rPr>
-        <w:t xml:space="preserve"> </w:t>
-      </w:r>
-      <w:r>
-        <w:rPr>
-          <w:rFonts w:ascii="David" w:hAnsi="David" w:cs="David" w:hint="cs"/>
-          <w:sz w:val="36"/>
-          <w:szCs w:val="36"/>
-          <w:rtl/>
-          <w:lang w:val="en-US"/>
-        </w:rPr>
-        <w:t>וכללת את השיטות הבאות :</w:t>
-      </w:r>
-      <w:r>
-        <w:rPr>
-          <w:rFonts w:ascii="David" w:hAnsi="David" w:cs="David"/>
-          <w:sz w:val="36"/>
-          <w:szCs w:val="36"/>
           <w:lang w:val="en-US"/>
         </w:rPr>
         <w:t xml:space="preserve"> </w:t>
@@ -19755,8 +18759,8 @@
         </w:tabs>
         <w:rPr>
           <w:rFonts w:ascii="David" w:hAnsi="David" w:cs="David"/>
-          <w:sz w:val="36"/>
-          <w:szCs w:val="36"/>
+          <w:sz w:val="32"/>
+          <w:szCs w:val="32"/>
         </w:rPr>
       </w:pPr>
       <w:proofErr w:type="spellStart"/>
@@ -19764,17 +18768,17 @@
       <w:r>
         <w:rPr>
           <w:rFonts w:ascii="David" w:hAnsi="David" w:cs="David"/>
-          <w:sz w:val="36"/>
-          <w:szCs w:val="36"/>
-        </w:rPr>
-        <w:t>ObjectSingleton</w:t>
+          <w:sz w:val="32"/>
+          <w:szCs w:val="32"/>
+        </w:rPr>
+        <w:t>MapUtility</w:t>
       </w:r>
       <w:proofErr w:type="spellEnd"/>
       <w:r>
         <w:rPr>
           <w:rFonts w:ascii="David" w:hAnsi="David" w:cs="David"/>
-          <w:sz w:val="36"/>
-          <w:szCs w:val="36"/>
+          <w:sz w:val="32"/>
+          <w:szCs w:val="32"/>
         </w:rPr>
         <w:t>(</w:t>
       </w:r>
@@ -19782,10 +18786,10 @@
       <w:r>
         <w:rPr>
           <w:rFonts w:ascii="David" w:hAnsi="David" w:cs="David"/>
-          <w:sz w:val="36"/>
-          <w:szCs w:val="36"/>
-        </w:rPr>
-        <w:t xml:space="preserve">) (private constructor) </w:t>
+          <w:sz w:val="32"/>
+          <w:szCs w:val="32"/>
+        </w:rPr>
+        <w:t>)</w:t>
       </w:r>
     </w:p>
     <w:p>
@@ -19800,17 +18804,55 @@
         </w:tabs>
         <w:rPr>
           <w:rFonts w:ascii="David" w:hAnsi="David" w:cs="David"/>
-          <w:sz w:val="36"/>
-          <w:szCs w:val="36"/>
-        </w:rPr>
-      </w:pPr>
-      <w:r>
-        <w:rPr>
-          <w:rFonts w:ascii="David" w:hAnsi="David" w:cs="David"/>
-          <w:sz w:val="36"/>
-          <w:szCs w:val="36"/>
-        </w:rPr>
-        <w:t xml:space="preserve">Instance (public static property) </w:t>
+          <w:sz w:val="32"/>
+          <w:szCs w:val="32"/>
+        </w:rPr>
+      </w:pPr>
+      <w:proofErr w:type="spellStart"/>
+      <w:proofErr w:type="gramStart"/>
+      <w:r>
+        <w:rPr>
+          <w:rFonts w:ascii="David" w:hAnsi="David" w:cs="David"/>
+          <w:sz w:val="32"/>
+          <w:szCs w:val="32"/>
+        </w:rPr>
+        <w:t>MapUtility</w:t>
+      </w:r>
+      <w:proofErr w:type="spellEnd"/>
+      <w:r>
+        <w:rPr>
+          <w:rFonts w:ascii="David" w:hAnsi="David" w:cs="David"/>
+          <w:sz w:val="32"/>
+          <w:szCs w:val="32"/>
+        </w:rPr>
+        <w:t>(</w:t>
+      </w:r>
+      <w:proofErr w:type="gramEnd"/>
+      <w:r>
+        <w:rPr>
+          <w:rFonts w:ascii="David" w:hAnsi="David" w:cs="David"/>
+          <w:sz w:val="32"/>
+          <w:szCs w:val="32"/>
+        </w:rPr>
+        <w:t xml:space="preserve">List&lt;Pin&gt; </w:t>
+      </w:r>
+      <w:proofErr w:type="spellStart"/>
+      <w:r>
+        <w:rPr>
+          <w:rFonts w:ascii="David" w:hAnsi="David" w:cs="David"/>
+          <w:sz w:val="32"/>
+          <w:szCs w:val="32"/>
+        </w:rPr>
+        <w:t>pinsList</w:t>
+      </w:r>
+      <w:proofErr w:type="spellEnd"/>
+      <w:r>
+        <w:rPr>
+          <w:rFonts w:ascii="David" w:hAnsi="David" w:cs="David"/>
+          <w:sz w:val="32"/>
+          <w:szCs w:val="32"/>
+        </w:rPr>
+        <w:t>)</w:t>
       </w:r>
     </w:p>
     <w:p>
@@ -19825,8 +18867,8 @@
         </w:tabs>
         <w:rPr>
           <w:rFonts w:ascii="David" w:hAnsi="David" w:cs="David"/>
-          <w:sz w:val="36"/>
-          <w:szCs w:val="36"/>
+          <w:sz w:val="32"/>
+          <w:szCs w:val="32"/>
         </w:rPr>
       </w:pPr>
       <w:proofErr w:type="spellStart"/>
@@ -19834,17 +18876,17 @@
       <w:r>
         <w:rPr>
           <w:rFonts w:ascii="David" w:hAnsi="David" w:cs="David"/>
-          <w:sz w:val="36"/>
-          <w:szCs w:val="36"/>
-        </w:rPr>
-        <w:t>SetMapPinType</w:t>
+          <w:sz w:val="32"/>
+          <w:szCs w:val="32"/>
+        </w:rPr>
+        <w:t>MapUtility</w:t>
       </w:r>
       <w:proofErr w:type="spellEnd"/>
       <w:r>
         <w:rPr>
           <w:rFonts w:ascii="David" w:hAnsi="David" w:cs="David"/>
-          <w:sz w:val="36"/>
-          <w:szCs w:val="36"/>
+          <w:sz w:val="32"/>
+          <w:szCs w:val="32"/>
         </w:rPr>
         <w:t>(</w:t>
       </w:r>
@@ -19852,10 +18894,28 @@
       <w:r>
         <w:rPr>
           <w:rFonts w:ascii="David" w:hAnsi="David" w:cs="David"/>
-          <w:sz w:val="36"/>
-          <w:szCs w:val="36"/>
-        </w:rPr>
-        <w:t xml:space="preserve">) </w:t>
+          <w:sz w:val="32"/>
+          <w:szCs w:val="32"/>
+        </w:rPr>
+        <w:t xml:space="preserve">Map </w:t>
+      </w:r>
+      <w:proofErr w:type="spellStart"/>
+      <w:r>
+        <w:rPr>
+          <w:rFonts w:ascii="David" w:hAnsi="David" w:cs="David"/>
+          <w:sz w:val="32"/>
+          <w:szCs w:val="32"/>
+        </w:rPr>
+        <w:t>newMyMap</w:t>
+      </w:r>
+      <w:proofErr w:type="spellEnd"/>
+      <w:r>
+        <w:rPr>
+          <w:rFonts w:ascii="David" w:hAnsi="David" w:cs="David"/>
+          <w:sz w:val="32"/>
+          <w:szCs w:val="32"/>
+        </w:rPr>
+        <w:t>)</w:t>
       </w:r>
     </w:p>
     <w:p>
@@ -19870,8 +18930,8 @@
         </w:tabs>
         <w:rPr>
           <w:rFonts w:ascii="David" w:hAnsi="David" w:cs="David"/>
-          <w:sz w:val="36"/>
-          <w:szCs w:val="36"/>
+          <w:sz w:val="32"/>
+          <w:szCs w:val="32"/>
         </w:rPr>
       </w:pPr>
       <w:proofErr w:type="spellStart"/>
@@ -19879,17 +18939,17 @@
       <w:r>
         <w:rPr>
           <w:rFonts w:ascii="David" w:hAnsi="David" w:cs="David"/>
-          <w:sz w:val="36"/>
-          <w:szCs w:val="36"/>
-        </w:rPr>
-        <w:t>SetUserRecordType</w:t>
+          <w:sz w:val="32"/>
+          <w:szCs w:val="32"/>
+        </w:rPr>
+        <w:t>MapUtility</w:t>
       </w:r>
       <w:proofErr w:type="spellEnd"/>
       <w:r>
         <w:rPr>
           <w:rFonts w:ascii="David" w:hAnsi="David" w:cs="David"/>
-          <w:sz w:val="36"/>
-          <w:szCs w:val="36"/>
+          <w:sz w:val="32"/>
+          <w:szCs w:val="32"/>
         </w:rPr>
         <w:t>(</w:t>
       </w:r>
@@ -19897,10 +18957,46 @@
       <w:r>
         <w:rPr>
           <w:rFonts w:ascii="David" w:hAnsi="David" w:cs="David"/>
-          <w:sz w:val="36"/>
-          <w:szCs w:val="36"/>
-        </w:rPr>
-        <w:t xml:space="preserve">) </w:t>
+          <w:sz w:val="32"/>
+          <w:szCs w:val="32"/>
+        </w:rPr>
+        <w:t xml:space="preserve">List&lt;Pin&gt; </w:t>
+      </w:r>
+      <w:proofErr w:type="spellStart"/>
+      <w:r>
+        <w:rPr>
+          <w:rFonts w:ascii="David" w:hAnsi="David" w:cs="David"/>
+          <w:sz w:val="32"/>
+          <w:szCs w:val="32"/>
+        </w:rPr>
+        <w:t>NewPinsList</w:t>
+      </w:r>
+      <w:proofErr w:type="spellEnd"/>
+      <w:r>
+        <w:rPr>
+          <w:rFonts w:ascii="David" w:hAnsi="David" w:cs="David"/>
+          <w:sz w:val="32"/>
+          <w:szCs w:val="32"/>
+        </w:rPr>
+        <w:t xml:space="preserve">,.Map </w:t>
+      </w:r>
+      <w:proofErr w:type="spellStart"/>
+      <w:r>
+        <w:rPr>
+          <w:rFonts w:ascii="David" w:hAnsi="David" w:cs="David"/>
+          <w:sz w:val="32"/>
+          <w:szCs w:val="32"/>
+        </w:rPr>
+        <w:t>newMyMap</w:t>
+      </w:r>
+      <w:proofErr w:type="spellEnd"/>
+      <w:r>
+        <w:rPr>
+          <w:rFonts w:ascii="David" w:hAnsi="David" w:cs="David"/>
+          <w:sz w:val="32"/>
+          <w:szCs w:val="32"/>
+        </w:rPr>
+        <w:t>)</w:t>
       </w:r>
     </w:p>
     <w:p>
@@ -19915,48 +19011,1542 @@
         </w:tabs>
         <w:rPr>
           <w:rFonts w:ascii="David" w:hAnsi="David" w:cs="David"/>
-          <w:sz w:val="36"/>
-          <w:szCs w:val="36"/>
-          <w:rtl/>
-          <w:lang w:val="en-US"/>
-        </w:rPr>
-      </w:pPr>
+          <w:sz w:val="32"/>
+          <w:szCs w:val="32"/>
+        </w:rPr>
+      </w:pPr>
+      <w:r>
+        <w:rPr>
+          <w:rFonts w:ascii="David" w:hAnsi="David" w:cs="David"/>
+          <w:sz w:val="32"/>
+          <w:szCs w:val="32"/>
+        </w:rPr>
+        <w:t xml:space="preserve">void </w:t>
+      </w:r>
       <w:proofErr w:type="spellStart"/>
       <w:proofErr w:type="gramStart"/>
       <w:r>
         <w:rPr>
           <w:rFonts w:ascii="David" w:hAnsi="David" w:cs="David"/>
-          <w:sz w:val="36"/>
-          <w:szCs w:val="36"/>
-        </w:rPr>
-        <w:t>GetCurrentType</w:t>
+          <w:sz w:val="32"/>
+          <w:szCs w:val="32"/>
+        </w:rPr>
+        <w:t>setMap</w:t>
       </w:r>
       <w:proofErr w:type="spellEnd"/>
       <w:r>
         <w:rPr>
           <w:rFonts w:ascii="David" w:hAnsi="David" w:cs="David"/>
-          <w:sz w:val="36"/>
-          <w:szCs w:val="36"/>
+          <w:sz w:val="32"/>
+          <w:szCs w:val="32"/>
         </w:rPr>
         <w:t>(</w:t>
       </w:r>
+      <w:proofErr w:type="spellStart"/>
       <w:proofErr w:type="gramEnd"/>
       <w:r>
         <w:rPr>
           <w:rFonts w:ascii="David" w:hAnsi="David" w:cs="David"/>
-          <w:sz w:val="36"/>
-          <w:szCs w:val="36"/>
+          <w:sz w:val="32"/>
+          <w:szCs w:val="32"/>
+        </w:rPr>
+        <w:t>Maui.GoogleMaps.Map</w:t>
+      </w:r>
+      <w:proofErr w:type="spellEnd"/>
+      <w:r>
+        <w:rPr>
+          <w:rFonts w:ascii="David" w:hAnsi="David" w:cs="David"/>
+          <w:sz w:val="32"/>
+          <w:szCs w:val="32"/>
+        </w:rPr>
+        <w:t xml:space="preserve"> </w:t>
+      </w:r>
+      <w:proofErr w:type="spellStart"/>
+      <w:r>
+        <w:rPr>
+          <w:rFonts w:ascii="David" w:hAnsi="David" w:cs="David"/>
+          <w:sz w:val="32"/>
+          <w:szCs w:val="32"/>
+        </w:rPr>
+        <w:t>myMap</w:t>
+      </w:r>
+      <w:proofErr w:type="spellEnd"/>
+      <w:r>
+        <w:rPr>
+          <w:rFonts w:ascii="David" w:hAnsi="David" w:cs="David"/>
+          <w:sz w:val="32"/>
+          <w:szCs w:val="32"/>
         </w:rPr>
         <w:t>)</w:t>
       </w:r>
     </w:p>
     <w:p>
       <w:pPr>
+        <w:pStyle w:val="ListParagraph"/>
+        <w:numPr>
+          <w:ilvl w:val="0"/>
+          <w:numId w:val="32"/>
+        </w:numPr>
         <w:tabs>
           <w:tab w:val="left" w:pos="1780"/>
         </w:tabs>
-        <w:bidi/>
-        <w:jc w:val="center"/>
+        <w:rPr>
+          <w:rFonts w:ascii="David" w:hAnsi="David" w:cs="David"/>
+          <w:sz w:val="32"/>
+          <w:szCs w:val="32"/>
+        </w:rPr>
+      </w:pPr>
+      <w:r>
+        <w:rPr>
+          <w:rFonts w:ascii="David" w:hAnsi="David" w:cs="David"/>
+          <w:sz w:val="32"/>
+          <w:szCs w:val="32"/>
+        </w:rPr>
+        <w:t xml:space="preserve">void </w:t>
+      </w:r>
+      <w:proofErr w:type="spellStart"/>
+      <w:proofErr w:type="gramStart"/>
+      <w:r>
+        <w:rPr>
+          <w:rFonts w:ascii="David" w:hAnsi="David" w:cs="David"/>
+          <w:sz w:val="32"/>
+          <w:szCs w:val="32"/>
+        </w:rPr>
+        <w:t>setPinList</w:t>
+      </w:r>
+      <w:proofErr w:type="spellEnd"/>
+      <w:r>
+        <w:rPr>
+          <w:rFonts w:ascii="David" w:hAnsi="David" w:cs="David"/>
+          <w:sz w:val="32"/>
+          <w:szCs w:val="32"/>
+        </w:rPr>
+        <w:t>(</w:t>
+      </w:r>
+      <w:proofErr w:type="gramEnd"/>
+      <w:r>
+        <w:rPr>
+          <w:rFonts w:ascii="David" w:hAnsi="David" w:cs="David"/>
+          <w:sz w:val="32"/>
+          <w:szCs w:val="32"/>
+        </w:rPr>
+        <w:t xml:space="preserve">List&lt;Pin&gt; </w:t>
+      </w:r>
+      <w:proofErr w:type="spellStart"/>
+      <w:r>
+        <w:rPr>
+          <w:rFonts w:ascii="David" w:hAnsi="David" w:cs="David"/>
+          <w:sz w:val="32"/>
+          <w:szCs w:val="32"/>
+        </w:rPr>
+        <w:t>pinsList</w:t>
+      </w:r>
+      <w:proofErr w:type="spellEnd"/>
+      <w:r>
+        <w:rPr>
+          <w:rFonts w:ascii="David" w:hAnsi="David" w:cs="David"/>
+          <w:sz w:val="32"/>
+          <w:szCs w:val="32"/>
+        </w:rPr>
+        <w:t>)</w:t>
+      </w:r>
+    </w:p>
+    <w:p>
+      <w:pPr>
+        <w:pStyle w:val="ListParagraph"/>
+        <w:numPr>
+          <w:ilvl w:val="0"/>
+          <w:numId w:val="32"/>
+        </w:numPr>
+        <w:tabs>
+          <w:tab w:val="left" w:pos="1780"/>
+        </w:tabs>
+        <w:rPr>
+          <w:rFonts w:ascii="David" w:hAnsi="David" w:cs="David"/>
+          <w:sz w:val="32"/>
+          <w:szCs w:val="32"/>
+        </w:rPr>
+      </w:pPr>
+      <w:r>
+        <w:rPr>
+          <w:rFonts w:ascii="David" w:hAnsi="David" w:cs="David"/>
+          <w:sz w:val="32"/>
+          <w:szCs w:val="32"/>
+        </w:rPr>
+        <w:t xml:space="preserve">void </w:t>
+      </w:r>
+      <w:proofErr w:type="spellStart"/>
+      <w:proofErr w:type="gramStart"/>
+      <w:r>
+        <w:rPr>
+          <w:rFonts w:ascii="David" w:hAnsi="David" w:cs="David"/>
+          <w:sz w:val="32"/>
+          <w:szCs w:val="32"/>
+        </w:rPr>
+        <w:t>addPointsToTrack</w:t>
+      </w:r>
+      <w:proofErr w:type="spellEnd"/>
+      <w:r>
+        <w:rPr>
+          <w:rFonts w:ascii="David" w:hAnsi="David" w:cs="David"/>
+          <w:sz w:val="32"/>
+          <w:szCs w:val="32"/>
+        </w:rPr>
+        <w:t>(</w:t>
+      </w:r>
+      <w:proofErr w:type="gramEnd"/>
+      <w:r>
+        <w:rPr>
+          <w:rFonts w:ascii="David" w:hAnsi="David" w:cs="David"/>
+          <w:sz w:val="32"/>
+          <w:szCs w:val="32"/>
+        </w:rPr>
+        <w:t>)</w:t>
+      </w:r>
+    </w:p>
+    <w:p>
+      <w:pPr>
+        <w:pStyle w:val="ListParagraph"/>
+        <w:numPr>
+          <w:ilvl w:val="0"/>
+          <w:numId w:val="32"/>
+        </w:numPr>
+        <w:tabs>
+          <w:tab w:val="left" w:pos="1780"/>
+        </w:tabs>
+        <w:rPr>
+          <w:rFonts w:ascii="David" w:hAnsi="David" w:cs="David"/>
+          <w:sz w:val="32"/>
+          <w:szCs w:val="32"/>
+        </w:rPr>
+      </w:pPr>
+      <w:r>
+        <w:rPr>
+          <w:rFonts w:ascii="David" w:hAnsi="David" w:cs="David"/>
+          <w:sz w:val="32"/>
+          <w:szCs w:val="32"/>
+        </w:rPr>
+        <w:t xml:space="preserve">string </w:t>
+      </w:r>
+      <w:proofErr w:type="spellStart"/>
+      <w:proofErr w:type="gramStart"/>
+      <w:r>
+        <w:rPr>
+          <w:rFonts w:ascii="David" w:hAnsi="David" w:cs="David"/>
+          <w:sz w:val="32"/>
+          <w:szCs w:val="32"/>
+        </w:rPr>
+        <w:t>getDateTime</w:t>
+      </w:r>
+      <w:proofErr w:type="spellEnd"/>
+      <w:r>
+        <w:rPr>
+          <w:rFonts w:ascii="David" w:hAnsi="David" w:cs="David"/>
+          <w:sz w:val="32"/>
+          <w:szCs w:val="32"/>
+        </w:rPr>
+        <w:t>(</w:t>
+      </w:r>
+      <w:proofErr w:type="gramEnd"/>
+      <w:r>
+        <w:rPr>
+          <w:rFonts w:ascii="David" w:hAnsi="David" w:cs="David"/>
+          <w:sz w:val="32"/>
+          <w:szCs w:val="32"/>
+        </w:rPr>
+        <w:t>)</w:t>
+      </w:r>
+    </w:p>
+    <w:p>
+      <w:pPr>
+        <w:pStyle w:val="ListParagraph"/>
+        <w:numPr>
+          <w:ilvl w:val="0"/>
+          <w:numId w:val="32"/>
+        </w:numPr>
+        <w:tabs>
+          <w:tab w:val="left" w:pos="1780"/>
+        </w:tabs>
+        <w:rPr>
+          <w:rFonts w:ascii="David" w:hAnsi="David" w:cs="David"/>
+          <w:sz w:val="32"/>
+          <w:szCs w:val="32"/>
+        </w:rPr>
+      </w:pPr>
+      <w:r>
+        <w:rPr>
+          <w:rFonts w:ascii="David" w:hAnsi="David" w:cs="David"/>
+          <w:sz w:val="32"/>
+          <w:szCs w:val="32"/>
+        </w:rPr>
+        <w:t xml:space="preserve">string </w:t>
+      </w:r>
+      <w:proofErr w:type="spellStart"/>
+      <w:proofErr w:type="gramStart"/>
+      <w:r>
+        <w:rPr>
+          <w:rFonts w:ascii="David" w:hAnsi="David" w:cs="David"/>
+          <w:sz w:val="32"/>
+          <w:szCs w:val="32"/>
+        </w:rPr>
+        <w:t>getCurrentTime</w:t>
+      </w:r>
+      <w:proofErr w:type="spellEnd"/>
+      <w:r>
+        <w:rPr>
+          <w:rFonts w:ascii="David" w:hAnsi="David" w:cs="David"/>
+          <w:sz w:val="32"/>
+          <w:szCs w:val="32"/>
+        </w:rPr>
+        <w:t>(</w:t>
+      </w:r>
+      <w:proofErr w:type="gramEnd"/>
+      <w:r>
+        <w:rPr>
+          <w:rFonts w:ascii="David" w:hAnsi="David" w:cs="David"/>
+          <w:sz w:val="32"/>
+          <w:szCs w:val="32"/>
+        </w:rPr>
+        <w:t>)</w:t>
+      </w:r>
+    </w:p>
+    <w:p>
+      <w:pPr>
+        <w:pStyle w:val="ListParagraph"/>
+        <w:numPr>
+          <w:ilvl w:val="0"/>
+          <w:numId w:val="32"/>
+        </w:numPr>
+        <w:tabs>
+          <w:tab w:val="left" w:pos="1780"/>
+        </w:tabs>
+        <w:rPr>
+          <w:rFonts w:ascii="David" w:hAnsi="David" w:cs="David"/>
+          <w:sz w:val="32"/>
+          <w:szCs w:val="32"/>
+        </w:rPr>
+      </w:pPr>
+      <w:r>
+        <w:rPr>
+          <w:rFonts w:ascii="David" w:hAnsi="David" w:cs="David"/>
+          <w:sz w:val="32"/>
+          <w:szCs w:val="32"/>
+        </w:rPr>
+        <w:t xml:space="preserve">string </w:t>
+      </w:r>
+      <w:proofErr w:type="spellStart"/>
+      <w:proofErr w:type="gramStart"/>
+      <w:r>
+        <w:rPr>
+          <w:rFonts w:ascii="David" w:hAnsi="David" w:cs="David"/>
+          <w:sz w:val="32"/>
+          <w:szCs w:val="32"/>
+        </w:rPr>
+        <w:t>getCurrentDate</w:t>
+      </w:r>
+      <w:proofErr w:type="spellEnd"/>
+      <w:r>
+        <w:rPr>
+          <w:rFonts w:ascii="David" w:hAnsi="David" w:cs="David"/>
+          <w:sz w:val="32"/>
+          <w:szCs w:val="32"/>
+        </w:rPr>
+        <w:t>(</w:t>
+      </w:r>
+      <w:proofErr w:type="gramEnd"/>
+      <w:r>
+        <w:rPr>
+          <w:rFonts w:ascii="David" w:hAnsi="David" w:cs="David"/>
+          <w:sz w:val="32"/>
+          <w:szCs w:val="32"/>
+        </w:rPr>
+        <w:t>)</w:t>
+      </w:r>
+    </w:p>
+    <w:p>
+      <w:pPr>
+        <w:pStyle w:val="ListParagraph"/>
+        <w:numPr>
+          <w:ilvl w:val="0"/>
+          <w:numId w:val="32"/>
+        </w:numPr>
+        <w:tabs>
+          <w:tab w:val="left" w:pos="1780"/>
+        </w:tabs>
+        <w:rPr>
+          <w:rFonts w:ascii="David" w:hAnsi="David" w:cs="David"/>
+          <w:sz w:val="32"/>
+          <w:szCs w:val="32"/>
+        </w:rPr>
+      </w:pPr>
+      <w:r>
+        <w:rPr>
+          <w:rFonts w:ascii="David" w:hAnsi="David" w:cs="David"/>
+          <w:sz w:val="32"/>
+          <w:szCs w:val="32"/>
+        </w:rPr>
+        <w:t xml:space="preserve">void </w:t>
+      </w:r>
+      <w:proofErr w:type="spellStart"/>
+      <w:proofErr w:type="gramStart"/>
+      <w:r>
+        <w:rPr>
+          <w:rFonts w:ascii="David" w:hAnsi="David" w:cs="David"/>
+          <w:sz w:val="32"/>
+          <w:szCs w:val="32"/>
+        </w:rPr>
+        <w:t>addPointsToTrackOnMap</w:t>
+      </w:r>
+      <w:proofErr w:type="spellEnd"/>
+      <w:r>
+        <w:rPr>
+          <w:rFonts w:ascii="David" w:hAnsi="David" w:cs="David"/>
+          <w:sz w:val="32"/>
+          <w:szCs w:val="32"/>
+        </w:rPr>
+        <w:t>(</w:t>
+      </w:r>
+      <w:proofErr w:type="gramEnd"/>
+      <w:r>
+        <w:rPr>
+          <w:rFonts w:ascii="David" w:hAnsi="David" w:cs="David"/>
+          <w:sz w:val="32"/>
+          <w:szCs w:val="32"/>
+        </w:rPr>
+        <w:t>)</w:t>
+      </w:r>
+    </w:p>
+    <w:p>
+      <w:pPr>
+        <w:pStyle w:val="ListParagraph"/>
+        <w:numPr>
+          <w:ilvl w:val="0"/>
+          <w:numId w:val="32"/>
+        </w:numPr>
+        <w:tabs>
+          <w:tab w:val="left" w:pos="1780"/>
+        </w:tabs>
+        <w:rPr>
+          <w:rFonts w:ascii="David" w:hAnsi="David" w:cs="David"/>
+          <w:sz w:val="32"/>
+          <w:szCs w:val="32"/>
+        </w:rPr>
+      </w:pPr>
+      <w:r>
+        <w:rPr>
+          <w:rFonts w:ascii="David" w:hAnsi="David" w:cs="David"/>
+          <w:sz w:val="32"/>
+          <w:szCs w:val="32"/>
+        </w:rPr>
+        <w:t xml:space="preserve">void </w:t>
+      </w:r>
+      <w:proofErr w:type="spellStart"/>
+      <w:proofErr w:type="gramStart"/>
+      <w:r>
+        <w:rPr>
+          <w:rFonts w:ascii="David" w:hAnsi="David" w:cs="David"/>
+          <w:sz w:val="32"/>
+          <w:szCs w:val="32"/>
+        </w:rPr>
+        <w:t>setPinsList</w:t>
+      </w:r>
+      <w:proofErr w:type="spellEnd"/>
+      <w:r>
+        <w:rPr>
+          <w:rFonts w:ascii="David" w:hAnsi="David" w:cs="David"/>
+          <w:sz w:val="32"/>
+          <w:szCs w:val="32"/>
+        </w:rPr>
+        <w:t>(</w:t>
+      </w:r>
+      <w:proofErr w:type="gramEnd"/>
+      <w:r>
+        <w:rPr>
+          <w:rFonts w:ascii="David" w:hAnsi="David" w:cs="David"/>
+          <w:sz w:val="32"/>
+          <w:szCs w:val="32"/>
+        </w:rPr>
+        <w:t xml:space="preserve">List&lt;Pin&gt; </w:t>
+      </w:r>
+      <w:proofErr w:type="spellStart"/>
+      <w:r>
+        <w:rPr>
+          <w:rFonts w:ascii="David" w:hAnsi="David" w:cs="David"/>
+          <w:sz w:val="32"/>
+          <w:szCs w:val="32"/>
+        </w:rPr>
+        <w:t>newpinstList</w:t>
+      </w:r>
+      <w:proofErr w:type="spellEnd"/>
+      <w:r>
+        <w:rPr>
+          <w:rFonts w:ascii="David" w:hAnsi="David" w:cs="David"/>
+          <w:sz w:val="32"/>
+          <w:szCs w:val="32"/>
+        </w:rPr>
+        <w:t>)</w:t>
+      </w:r>
+    </w:p>
+    <w:p>
+      <w:pPr>
+        <w:pStyle w:val="ListParagraph"/>
+        <w:numPr>
+          <w:ilvl w:val="0"/>
+          <w:numId w:val="32"/>
+        </w:numPr>
+        <w:tabs>
+          <w:tab w:val="left" w:pos="1780"/>
+        </w:tabs>
+        <w:rPr>
+          <w:rFonts w:ascii="David" w:hAnsi="David" w:cs="David"/>
+          <w:sz w:val="32"/>
+          <w:szCs w:val="32"/>
+        </w:rPr>
+      </w:pPr>
+      <w:r>
+        <w:rPr>
+          <w:rFonts w:ascii="David" w:hAnsi="David" w:cs="David"/>
+          <w:sz w:val="32"/>
+          <w:szCs w:val="32"/>
+        </w:rPr>
+        <w:t xml:space="preserve">void </w:t>
+      </w:r>
+      <w:proofErr w:type="spellStart"/>
+      <w:proofErr w:type="gramStart"/>
+      <w:r>
+        <w:rPr>
+          <w:rFonts w:ascii="David" w:hAnsi="David" w:cs="David"/>
+          <w:sz w:val="32"/>
+          <w:szCs w:val="32"/>
+        </w:rPr>
+        <w:t>drawLineBetweenAllPins</w:t>
+      </w:r>
+      <w:proofErr w:type="spellEnd"/>
+      <w:r>
+        <w:rPr>
+          <w:rFonts w:ascii="David" w:hAnsi="David" w:cs="David"/>
+          <w:sz w:val="32"/>
+          <w:szCs w:val="32"/>
+        </w:rPr>
+        <w:t>(</w:t>
+      </w:r>
+      <w:proofErr w:type="gramEnd"/>
+      <w:r>
+        <w:rPr>
+          <w:rFonts w:ascii="David" w:hAnsi="David" w:cs="David"/>
+          <w:sz w:val="32"/>
+          <w:szCs w:val="32"/>
+        </w:rPr>
+        <w:t xml:space="preserve">int </w:t>
+      </w:r>
+      <w:proofErr w:type="spellStart"/>
+      <w:r>
+        <w:rPr>
+          <w:rFonts w:ascii="David" w:hAnsi="David" w:cs="David"/>
+          <w:sz w:val="32"/>
+          <w:szCs w:val="32"/>
+        </w:rPr>
+        <w:t>strokeColorPolyline</w:t>
+      </w:r>
+      <w:proofErr w:type="spellEnd"/>
+      <w:r>
+        <w:rPr>
+          <w:rFonts w:ascii="David" w:hAnsi="David" w:cs="David"/>
+          <w:sz w:val="32"/>
+          <w:szCs w:val="32"/>
+        </w:rPr>
+        <w:t>)</w:t>
+      </w:r>
+    </w:p>
+    <w:p>
+      <w:pPr>
+        <w:pStyle w:val="ListParagraph"/>
+        <w:numPr>
+          <w:ilvl w:val="0"/>
+          <w:numId w:val="32"/>
+        </w:numPr>
+        <w:tabs>
+          <w:tab w:val="left" w:pos="1780"/>
+        </w:tabs>
+        <w:rPr>
+          <w:rFonts w:ascii="David" w:hAnsi="David" w:cs="David"/>
+          <w:sz w:val="32"/>
+          <w:szCs w:val="32"/>
+        </w:rPr>
+      </w:pPr>
+      <w:r>
+        <w:rPr>
+          <w:rFonts w:ascii="David" w:hAnsi="David" w:cs="David"/>
+          <w:sz w:val="32"/>
+          <w:szCs w:val="32"/>
+        </w:rPr>
+        <w:t xml:space="preserve">Task&lt;bool&gt; </w:t>
+      </w:r>
+      <w:proofErr w:type="spellStart"/>
+      <w:proofErr w:type="gramStart"/>
+      <w:r>
+        <w:rPr>
+          <w:rFonts w:ascii="David" w:hAnsi="David" w:cs="David"/>
+          <w:sz w:val="32"/>
+          <w:szCs w:val="32"/>
+        </w:rPr>
+        <w:t>enoughPins</w:t>
+      </w:r>
+      <w:proofErr w:type="spellEnd"/>
+      <w:r>
+        <w:rPr>
+          <w:rFonts w:ascii="David" w:hAnsi="David" w:cs="David"/>
+          <w:sz w:val="32"/>
+          <w:szCs w:val="32"/>
+        </w:rPr>
+        <w:t>(</w:t>
+      </w:r>
+      <w:proofErr w:type="gramEnd"/>
+      <w:r>
+        <w:rPr>
+          <w:rFonts w:ascii="David" w:hAnsi="David" w:cs="David"/>
+          <w:sz w:val="32"/>
+          <w:szCs w:val="32"/>
+        </w:rPr>
+        <w:t>int num)</w:t>
+      </w:r>
+    </w:p>
+    <w:p>
+      <w:pPr>
+        <w:pStyle w:val="ListParagraph"/>
+        <w:numPr>
+          <w:ilvl w:val="0"/>
+          <w:numId w:val="32"/>
+        </w:numPr>
+        <w:tabs>
+          <w:tab w:val="left" w:pos="1780"/>
+        </w:tabs>
+        <w:rPr>
+          <w:rFonts w:ascii="David" w:hAnsi="David" w:cs="David"/>
+          <w:sz w:val="32"/>
+          <w:szCs w:val="32"/>
+        </w:rPr>
+      </w:pPr>
+      <w:r>
+        <w:rPr>
+          <w:rFonts w:ascii="David" w:hAnsi="David" w:cs="David"/>
+          <w:sz w:val="32"/>
+          <w:szCs w:val="32"/>
+        </w:rPr>
+        <w:t xml:space="preserve">private void </w:t>
+      </w:r>
+      <w:proofErr w:type="spellStart"/>
+      <w:proofErr w:type="gramStart"/>
+      <w:r>
+        <w:rPr>
+          <w:rFonts w:ascii="David" w:hAnsi="David" w:cs="David"/>
+          <w:sz w:val="32"/>
+          <w:szCs w:val="32"/>
+        </w:rPr>
+        <w:t>removePolylineBetweenPins</w:t>
+      </w:r>
+      <w:proofErr w:type="spellEnd"/>
+      <w:r>
+        <w:rPr>
+          <w:rFonts w:ascii="David" w:hAnsi="David" w:cs="David"/>
+          <w:sz w:val="32"/>
+          <w:szCs w:val="32"/>
+        </w:rPr>
+        <w:t>(</w:t>
+      </w:r>
+      <w:proofErr w:type="gramEnd"/>
+      <w:r>
+        <w:rPr>
+          <w:rFonts w:ascii="David" w:hAnsi="David" w:cs="David"/>
+          <w:sz w:val="32"/>
+          <w:szCs w:val="32"/>
+        </w:rPr>
+        <w:t>Pin pin1, Pin pin2)</w:t>
+      </w:r>
+    </w:p>
+    <w:p>
+      <w:pPr>
+        <w:pStyle w:val="ListParagraph"/>
+        <w:numPr>
+          <w:ilvl w:val="0"/>
+          <w:numId w:val="32"/>
+        </w:numPr>
+        <w:tabs>
+          <w:tab w:val="left" w:pos="1780"/>
+        </w:tabs>
+        <w:rPr>
+          <w:rFonts w:ascii="David" w:hAnsi="David" w:cs="David"/>
+          <w:sz w:val="32"/>
+          <w:szCs w:val="32"/>
+        </w:rPr>
+      </w:pPr>
+      <w:r>
+        <w:rPr>
+          <w:rFonts w:ascii="David" w:hAnsi="David" w:cs="David"/>
+          <w:sz w:val="32"/>
+          <w:szCs w:val="32"/>
+        </w:rPr>
+        <w:t xml:space="preserve">void </w:t>
+      </w:r>
+      <w:proofErr w:type="spellStart"/>
+      <w:proofErr w:type="gramStart"/>
+      <w:r>
+        <w:rPr>
+          <w:rFonts w:ascii="David" w:hAnsi="David" w:cs="David"/>
+          <w:sz w:val="32"/>
+          <w:szCs w:val="32"/>
+        </w:rPr>
+        <w:t>deleteLastPoint</w:t>
+      </w:r>
+      <w:proofErr w:type="spellEnd"/>
+      <w:r>
+        <w:rPr>
+          <w:rFonts w:ascii="David" w:hAnsi="David" w:cs="David"/>
+          <w:sz w:val="32"/>
+          <w:szCs w:val="32"/>
+        </w:rPr>
+        <w:t>(</w:t>
+      </w:r>
+      <w:proofErr w:type="gramEnd"/>
+      <w:r>
+        <w:rPr>
+          <w:rFonts w:ascii="David" w:hAnsi="David" w:cs="David"/>
+          <w:sz w:val="32"/>
+          <w:szCs w:val="32"/>
+        </w:rPr>
+        <w:t>List&lt;</w:t>
+      </w:r>
+      <w:r>
+        <w:rPr>
+          <w:rFonts w:ascii="David" w:hAnsi="David" w:cs="David"/>
+          <w:sz w:val="32"/>
+          <w:szCs w:val="32"/>
+        </w:rPr>
+        <w:t xml:space="preserve"> </w:t>
+      </w:r>
+      <w:r>
+        <w:rPr>
+          <w:rFonts w:ascii="David" w:hAnsi="David" w:cs="David"/>
+          <w:sz w:val="32"/>
+          <w:szCs w:val="32"/>
+        </w:rPr>
+        <w:t xml:space="preserve">Pin&gt; </w:t>
+      </w:r>
+      <w:proofErr w:type="spellStart"/>
+      <w:r>
+        <w:rPr>
+          <w:rFonts w:ascii="David" w:hAnsi="David" w:cs="David"/>
+          <w:sz w:val="32"/>
+          <w:szCs w:val="32"/>
+        </w:rPr>
+        <w:t>pinsList</w:t>
+      </w:r>
+      <w:proofErr w:type="spellEnd"/>
+      <w:r>
+        <w:rPr>
+          <w:rFonts w:ascii="David" w:hAnsi="David" w:cs="David"/>
+          <w:sz w:val="32"/>
+          <w:szCs w:val="32"/>
+        </w:rPr>
+        <w:t>)</w:t>
+      </w:r>
+    </w:p>
+    <w:p>
+      <w:pPr>
+        <w:pStyle w:val="ListParagraph"/>
+        <w:numPr>
+          <w:ilvl w:val="0"/>
+          <w:numId w:val="32"/>
+        </w:numPr>
+        <w:tabs>
+          <w:tab w:val="left" w:pos="1780"/>
+        </w:tabs>
+        <w:rPr>
+          <w:rFonts w:ascii="David" w:hAnsi="David" w:cs="David"/>
+          <w:sz w:val="32"/>
+          <w:szCs w:val="32"/>
+        </w:rPr>
+      </w:pPr>
+      <w:r>
+        <w:rPr>
+          <w:rFonts w:ascii="David" w:hAnsi="David" w:cs="David"/>
+          <w:sz w:val="32"/>
+          <w:szCs w:val="32"/>
+        </w:rPr>
+        <w:t xml:space="preserve">List&lt;string&gt; </w:t>
+      </w:r>
+      <w:proofErr w:type="spellStart"/>
+      <w:proofErr w:type="gramStart"/>
+      <w:r>
+        <w:rPr>
+          <w:rFonts w:ascii="David" w:hAnsi="David" w:cs="David"/>
+          <w:sz w:val="32"/>
+          <w:szCs w:val="32"/>
+        </w:rPr>
+        <w:t>getPtrNamesAndPolylines</w:t>
+      </w:r>
+      <w:proofErr w:type="spellEnd"/>
+      <w:r>
+        <w:rPr>
+          <w:rFonts w:ascii="David" w:hAnsi="David" w:cs="David"/>
+          <w:sz w:val="32"/>
+          <w:szCs w:val="32"/>
+        </w:rPr>
+        <w:t>(</w:t>
+      </w:r>
+      <w:proofErr w:type="gramEnd"/>
+      <w:r>
+        <w:rPr>
+          <w:rFonts w:ascii="David" w:hAnsi="David" w:cs="David"/>
+          <w:sz w:val="32"/>
+          <w:szCs w:val="32"/>
+        </w:rPr>
+        <w:t>)</w:t>
+      </w:r>
+    </w:p>
+    <w:p>
+      <w:pPr>
+        <w:pStyle w:val="ListParagraph"/>
+        <w:numPr>
+          <w:ilvl w:val="0"/>
+          <w:numId w:val="32"/>
+        </w:numPr>
+        <w:tabs>
+          <w:tab w:val="left" w:pos="1780"/>
+        </w:tabs>
+        <w:rPr>
+          <w:rFonts w:ascii="David" w:hAnsi="David" w:cs="David"/>
+          <w:sz w:val="32"/>
+          <w:szCs w:val="32"/>
+        </w:rPr>
+      </w:pPr>
+      <w:r>
+        <w:rPr>
+          <w:rFonts w:ascii="David" w:hAnsi="David" w:cs="David"/>
+          <w:sz w:val="32"/>
+          <w:szCs w:val="32"/>
+        </w:rPr>
+        <w:t>private void drawLineBetween2</w:t>
+      </w:r>
+      <w:proofErr w:type="gramStart"/>
+      <w:r>
+        <w:rPr>
+          <w:rFonts w:ascii="David" w:hAnsi="David" w:cs="David"/>
+          <w:sz w:val="32"/>
+          <w:szCs w:val="32"/>
+        </w:rPr>
+        <w:t>Pins(</w:t>
+      </w:r>
+      <w:proofErr w:type="gramEnd"/>
+      <w:r>
+        <w:rPr>
+          <w:rFonts w:ascii="David" w:hAnsi="David" w:cs="David"/>
+          <w:sz w:val="32"/>
+          <w:szCs w:val="32"/>
+        </w:rPr>
+        <w:t xml:space="preserve">Pin pin1, Pin pin2, int </w:t>
+      </w:r>
+      <w:proofErr w:type="spellStart"/>
+      <w:r>
+        <w:rPr>
+          <w:rFonts w:ascii="David" w:hAnsi="David" w:cs="David"/>
+          <w:sz w:val="32"/>
+          <w:szCs w:val="32"/>
+        </w:rPr>
+        <w:t>strokeColorPolyline</w:t>
+      </w:r>
+      <w:proofErr w:type="spellEnd"/>
+      <w:r>
+        <w:rPr>
+          <w:rFonts w:ascii="David" w:hAnsi="David" w:cs="David"/>
+          <w:sz w:val="32"/>
+          <w:szCs w:val="32"/>
+        </w:rPr>
+        <w:t>)</w:t>
+      </w:r>
+    </w:p>
+    <w:p>
+      <w:pPr>
+        <w:pStyle w:val="ListParagraph"/>
+        <w:numPr>
+          <w:ilvl w:val="0"/>
+          <w:numId w:val="32"/>
+        </w:numPr>
+        <w:tabs>
+          <w:tab w:val="left" w:pos="1780"/>
+        </w:tabs>
+        <w:rPr>
+          <w:rFonts w:ascii="David" w:hAnsi="David" w:cs="David"/>
+          <w:sz w:val="32"/>
+          <w:szCs w:val="32"/>
+        </w:rPr>
+      </w:pPr>
+      <w:r>
+        <w:rPr>
+          <w:rFonts w:ascii="David" w:hAnsi="David" w:cs="David"/>
+          <w:sz w:val="32"/>
+          <w:szCs w:val="32"/>
+        </w:rPr>
+        <w:t xml:space="preserve">double </w:t>
+      </w:r>
+      <w:proofErr w:type="spellStart"/>
+      <w:proofErr w:type="gramStart"/>
+      <w:r>
+        <w:rPr>
+          <w:rFonts w:ascii="David" w:hAnsi="David" w:cs="David"/>
+          <w:sz w:val="32"/>
+          <w:szCs w:val="32"/>
+        </w:rPr>
+        <w:t>calculateTotalDistance</w:t>
+      </w:r>
+      <w:proofErr w:type="spellEnd"/>
+      <w:r>
+        <w:rPr>
+          <w:rFonts w:ascii="David" w:hAnsi="David" w:cs="David"/>
+          <w:sz w:val="32"/>
+          <w:szCs w:val="32"/>
+        </w:rPr>
+        <w:t>(</w:t>
+      </w:r>
+      <w:proofErr w:type="gramEnd"/>
+      <w:r>
+        <w:rPr>
+          <w:rFonts w:ascii="David" w:hAnsi="David" w:cs="David"/>
+          <w:sz w:val="32"/>
+          <w:szCs w:val="32"/>
+        </w:rPr>
+        <w:t>)</w:t>
+      </w:r>
+    </w:p>
+    <w:p>
+      <w:pPr>
+        <w:pStyle w:val="ListParagraph"/>
+        <w:numPr>
+          <w:ilvl w:val="0"/>
+          <w:numId w:val="32"/>
+        </w:numPr>
+        <w:tabs>
+          <w:tab w:val="left" w:pos="1780"/>
+        </w:tabs>
+        <w:rPr>
+          <w:rFonts w:ascii="David" w:hAnsi="David" w:cs="David"/>
+          <w:sz w:val="32"/>
+          <w:szCs w:val="32"/>
+          <w:rtl/>
+          <w:lang w:val="en-US"/>
+        </w:rPr>
+      </w:pPr>
+      <w:r>
+        <w:rPr>
+          <w:rFonts w:ascii="David" w:hAnsi="David" w:cs="David"/>
+          <w:sz w:val="32"/>
+          <w:szCs w:val="32"/>
+        </w:rPr>
+        <w:t>private double getDistance2</w:t>
+      </w:r>
+      <w:proofErr w:type="gramStart"/>
+      <w:r>
+        <w:rPr>
+          <w:rFonts w:ascii="David" w:hAnsi="David" w:cs="David"/>
+          <w:sz w:val="32"/>
+          <w:szCs w:val="32"/>
+        </w:rPr>
+        <w:t>Points(</w:t>
+      </w:r>
+      <w:proofErr w:type="gramEnd"/>
+      <w:r>
+        <w:rPr>
+          <w:rFonts w:ascii="David" w:hAnsi="David" w:cs="David"/>
+          <w:sz w:val="32"/>
+          <w:szCs w:val="32"/>
+        </w:rPr>
+        <w:t>Pin p1,Pin p2)</w:t>
+      </w:r>
+    </w:p>
+    <w:p>
+      <w:pPr>
+        <w:suppressAutoHyphens w:val="0"/>
+        <w:rPr>
+          <w:rFonts w:ascii="Times New Roman" w:eastAsia="Times New Roman" w:hAnsi="Symbol" w:cs="Times New Roman"/>
+          <w:sz w:val="36"/>
+          <w:szCs w:val="36"/>
+          <w:lang w:val="en-US" w:eastAsia="en-AU"/>
+        </w:rPr>
+      </w:pPr>
+      <w:r>
+        <w:rPr>
+          <w:rFonts w:ascii="Times New Roman" w:eastAsia="Times New Roman" w:hAnsi="Symbol" w:cs="Times New Roman"/>
+          <w:sz w:val="36"/>
+          <w:szCs w:val="36"/>
+          <w:rtl/>
+          <w:lang w:eastAsia="en-AU"/>
+        </w:rPr>
+        <w:br w:type="page"/>
+      </w:r>
+    </w:p>
+    <w:p>
+      <w:pPr>
+        <w:tabs>
+          <w:tab w:val="left" w:pos="1780"/>
+        </w:tabs>
+        <w:bidi/>
+        <w:rPr>
+          <w:rFonts w:ascii="Times New Roman" w:eastAsia="Times New Roman" w:hAnsi="Symbol" w:cs="Times New Roman"/>
+          <w:sz w:val="36"/>
+          <w:szCs w:val="36"/>
+          <w:lang w:eastAsia="en-AU"/>
+        </w:rPr>
+      </w:pPr>
+    </w:p>
+    <w:p>
+      <w:pPr>
+        <w:tabs>
+          <w:tab w:val="left" w:pos="1780"/>
+        </w:tabs>
+        <w:bidi/>
+        <w:rPr>
+          <w:rFonts w:ascii="David" w:hAnsi="David" w:cs="David"/>
+          <w:sz w:val="36"/>
+          <w:szCs w:val="36"/>
+          <w:rtl/>
+          <w:lang w:val="en-US"/>
+        </w:rPr>
+      </w:pPr>
+      <w:proofErr w:type="spellStart"/>
+      <w:r>
+        <w:rPr>
+          <w:rFonts w:ascii="David" w:hAnsi="David" w:cs="David"/>
+          <w:sz w:val="36"/>
+          <w:szCs w:val="36"/>
+        </w:rPr>
+        <w:t>SetObjectToUpload</w:t>
+      </w:r>
+      <w:proofErr w:type="spellEnd"/>
+      <w:r>
+        <w:rPr>
+          <w:rFonts w:ascii="David" w:hAnsi="David" w:cs="David" w:hint="cs"/>
+          <w:sz w:val="36"/>
+          <w:szCs w:val="36"/>
+          <w:rtl/>
+        </w:rPr>
+        <w:t xml:space="preserve"> </w:t>
+      </w:r>
+      <w:r>
+        <w:rPr>
+          <w:rFonts w:ascii="David" w:hAnsi="David" w:cs="David" w:hint="cs"/>
+          <w:sz w:val="36"/>
+          <w:szCs w:val="36"/>
+          <w:rtl/>
+        </w:rPr>
+        <w:t xml:space="preserve">-מחלקה זו מייצגת מחלקת </w:t>
+      </w:r>
+      <w:r>
+        <w:rPr>
+          <w:rFonts w:ascii="David" w:hAnsi="David" w:cs="David" w:hint="cs"/>
+          <w:sz w:val="36"/>
+          <w:szCs w:val="36"/>
+          <w:rtl/>
+        </w:rPr>
+        <w:t>שבוחרת</w:t>
+      </w:r>
+      <w:r>
+        <w:rPr>
+          <w:rFonts w:ascii="David" w:hAnsi="David" w:cs="David" w:hint="cs"/>
+          <w:sz w:val="36"/>
+          <w:szCs w:val="36"/>
+          <w:rtl/>
+        </w:rPr>
+        <w:t xml:space="preserve"> </w:t>
+      </w:r>
+      <w:r>
+        <w:rPr>
+          <w:rFonts w:ascii="David" w:hAnsi="David" w:cs="David" w:hint="cs"/>
+          <w:sz w:val="36"/>
+          <w:szCs w:val="36"/>
+          <w:rtl/>
+        </w:rPr>
+        <w:t xml:space="preserve">את </w:t>
+      </w:r>
+      <w:r>
+        <w:rPr>
+          <w:rFonts w:ascii="David" w:hAnsi="David" w:cs="David" w:hint="cs"/>
+          <w:sz w:val="36"/>
+          <w:szCs w:val="36"/>
+          <w:rtl/>
+        </w:rPr>
+        <w:t xml:space="preserve">טיפוס המחלקה שיעלה </w:t>
+      </w:r>
+      <w:proofErr w:type="gramStart"/>
+      <w:r>
+        <w:rPr>
+          <w:rFonts w:ascii="David" w:hAnsi="David" w:cs="David" w:hint="cs"/>
+          <w:sz w:val="36"/>
+          <w:szCs w:val="36"/>
+          <w:rtl/>
+        </w:rPr>
+        <w:t>לענן .</w:t>
+      </w:r>
+      <w:proofErr w:type="gramEnd"/>
+      <w:r>
+        <w:rPr>
+          <w:rFonts w:ascii="David" w:hAnsi="David" w:cs="David" w:hint="cs"/>
+          <w:sz w:val="36"/>
+          <w:szCs w:val="36"/>
+          <w:rtl/>
+        </w:rPr>
+        <w:t xml:space="preserve"> </w:t>
+      </w:r>
+      <w:r>
+        <w:rPr>
+          <w:rFonts w:ascii="David" w:hAnsi="David" w:cs="David" w:hint="cs"/>
+          <w:sz w:val="36"/>
+          <w:szCs w:val="36"/>
+          <w:rtl/>
+        </w:rPr>
+        <w:t>אחת</w:t>
+      </w:r>
+      <w:r>
+        <w:rPr>
+          <w:rFonts w:ascii="David" w:hAnsi="David" w:cs="David" w:hint="cs"/>
+          <w:sz w:val="36"/>
+          <w:szCs w:val="36"/>
+          <w:rtl/>
+        </w:rPr>
+        <w:t xml:space="preserve"> </w:t>
+      </w:r>
+      <w:r>
+        <w:rPr>
+          <w:rFonts w:ascii="David" w:hAnsi="David" w:cs="David" w:hint="cs"/>
+          <w:sz w:val="36"/>
+          <w:szCs w:val="36"/>
+          <w:rtl/>
+        </w:rPr>
+        <w:t>ה</w:t>
+      </w:r>
+      <w:r>
+        <w:rPr>
+          <w:rFonts w:ascii="David" w:hAnsi="David" w:cs="David" w:hint="cs"/>
+          <w:sz w:val="36"/>
+          <w:szCs w:val="36"/>
+          <w:rtl/>
+        </w:rPr>
+        <w:t xml:space="preserve">שיטות </w:t>
+      </w:r>
+      <w:r>
+        <w:rPr>
+          <w:rFonts w:ascii="David" w:hAnsi="David" w:cs="David" w:hint="cs"/>
+          <w:sz w:val="36"/>
+          <w:szCs w:val="36"/>
+          <w:rtl/>
+        </w:rPr>
+        <w:t xml:space="preserve"> שמופיעות במחלקה הם </w:t>
+      </w:r>
+      <w:r>
+        <w:rPr>
+          <w:rFonts w:ascii="David" w:hAnsi="David" w:cs="David"/>
+          <w:sz w:val="36"/>
+          <w:szCs w:val="36"/>
+          <w:lang w:val="en-US"/>
+        </w:rPr>
+        <w:t>Set</w:t>
+      </w:r>
+      <w:r>
+        <w:rPr>
+          <w:rFonts w:ascii="David" w:hAnsi="David" w:cs="David" w:hint="cs"/>
+          <w:sz w:val="36"/>
+          <w:szCs w:val="36"/>
+          <w:rtl/>
+          <w:lang w:val="en-US"/>
+        </w:rPr>
+        <w:t xml:space="preserve"> </w:t>
+      </w:r>
+      <w:r>
+        <w:rPr>
+          <w:rFonts w:ascii="David" w:hAnsi="David" w:cs="David" w:hint="cs"/>
+          <w:sz w:val="36"/>
+          <w:szCs w:val="36"/>
+          <w:rtl/>
+          <w:lang w:val="en-US"/>
+        </w:rPr>
+        <w:t xml:space="preserve">שקובעות האם הטיפוס של המחלקה יהיה מטיפוס </w:t>
+      </w:r>
+      <w:proofErr w:type="spellStart"/>
+      <w:r>
+        <w:rPr>
+          <w:rFonts w:ascii="David" w:hAnsi="David" w:cs="David"/>
+          <w:sz w:val="36"/>
+          <w:szCs w:val="36"/>
+          <w:lang w:val="en-US"/>
+        </w:rPr>
+        <w:t>UserRecord</w:t>
+      </w:r>
+      <w:proofErr w:type="spellEnd"/>
+      <w:r>
+        <w:rPr>
+          <w:rFonts w:ascii="David" w:hAnsi="David" w:cs="David"/>
+          <w:sz w:val="36"/>
+          <w:szCs w:val="36"/>
+          <w:lang w:val="en-US"/>
+        </w:rPr>
+        <w:t xml:space="preserve"> </w:t>
+      </w:r>
+      <w:r>
+        <w:rPr>
+          <w:rFonts w:ascii="David" w:hAnsi="David" w:cs="David" w:hint="cs"/>
+          <w:sz w:val="36"/>
+          <w:szCs w:val="36"/>
+          <w:rtl/>
+          <w:lang w:val="en-US"/>
+        </w:rPr>
+        <w:t xml:space="preserve"> או </w:t>
+      </w:r>
+      <w:proofErr w:type="spellStart"/>
+      <w:r>
+        <w:rPr>
+          <w:rFonts w:ascii="David" w:hAnsi="David" w:cs="David"/>
+          <w:sz w:val="36"/>
+          <w:szCs w:val="36"/>
+          <w:lang w:val="en-US"/>
+        </w:rPr>
+        <w:t>MapPin</w:t>
+      </w:r>
+      <w:proofErr w:type="spellEnd"/>
+      <w:r>
+        <w:rPr>
+          <w:rFonts w:ascii="David" w:hAnsi="David" w:cs="David"/>
+          <w:sz w:val="36"/>
+          <w:szCs w:val="36"/>
+          <w:lang w:val="en-US"/>
+        </w:rPr>
+        <w:t xml:space="preserve"> </w:t>
+      </w:r>
+      <w:r>
+        <w:rPr>
+          <w:rFonts w:ascii="David" w:hAnsi="David" w:cs="David" w:hint="cs"/>
+          <w:sz w:val="36"/>
+          <w:szCs w:val="36"/>
+          <w:rtl/>
+          <w:lang w:val="en-US"/>
+        </w:rPr>
+        <w:t xml:space="preserve"> או </w:t>
+      </w:r>
+      <w:proofErr w:type="spellStart"/>
+      <w:r>
+        <w:rPr>
+          <w:rFonts w:ascii="David" w:hAnsi="David" w:cs="David"/>
+          <w:sz w:val="36"/>
+          <w:szCs w:val="36"/>
+          <w:lang w:val="en-US"/>
+        </w:rPr>
+        <w:t>TrackMongo</w:t>
+      </w:r>
+      <w:proofErr w:type="spellEnd"/>
+      <w:r>
+        <w:rPr>
+          <w:rFonts w:ascii="David" w:hAnsi="David" w:cs="David" w:hint="cs"/>
+          <w:sz w:val="36"/>
+          <w:szCs w:val="36"/>
+          <w:rtl/>
+          <w:lang w:val="en-US"/>
+        </w:rPr>
+        <w:t>.</w:t>
+      </w:r>
+      <w:r>
+        <w:rPr>
+          <w:rFonts w:ascii="David" w:hAnsi="David" w:cs="David"/>
+          <w:sz w:val="36"/>
+          <w:szCs w:val="36"/>
+          <w:lang w:val="en-US"/>
+        </w:rPr>
+        <w:t xml:space="preserve"> </w:t>
+      </w:r>
+      <w:r>
+        <w:rPr>
+          <w:rFonts w:ascii="David" w:hAnsi="David" w:cs="David" w:hint="cs"/>
+          <w:sz w:val="36"/>
+          <w:szCs w:val="36"/>
+          <w:rtl/>
+          <w:lang w:val="en-US"/>
+        </w:rPr>
+        <w:t>וכללת את השיטות הבאות :</w:t>
+      </w:r>
+      <w:r>
+        <w:rPr>
+          <w:rFonts w:ascii="David" w:hAnsi="David" w:cs="David"/>
+          <w:sz w:val="36"/>
+          <w:szCs w:val="36"/>
+          <w:lang w:val="en-US"/>
+        </w:rPr>
+        <w:t xml:space="preserve"> </w:t>
+      </w:r>
+    </w:p>
+    <w:p>
+      <w:pPr>
+        <w:pStyle w:val="ListParagraph"/>
+        <w:numPr>
+          <w:ilvl w:val="0"/>
+          <w:numId w:val="32"/>
+        </w:numPr>
+        <w:tabs>
+          <w:tab w:val="left" w:pos="1780"/>
+        </w:tabs>
+        <w:rPr>
+          <w:rFonts w:ascii="David" w:hAnsi="David" w:cs="David"/>
+          <w:sz w:val="36"/>
+          <w:szCs w:val="36"/>
+        </w:rPr>
+      </w:pPr>
+      <w:proofErr w:type="spellStart"/>
+      <w:proofErr w:type="gramStart"/>
+      <w:r>
+        <w:rPr>
+          <w:rFonts w:ascii="David" w:hAnsi="David" w:cs="David"/>
+          <w:sz w:val="36"/>
+          <w:szCs w:val="36"/>
+        </w:rPr>
+        <w:t>SetObjectToUpload</w:t>
+      </w:r>
+      <w:proofErr w:type="spellEnd"/>
+      <w:r>
+        <w:rPr>
+          <w:rFonts w:ascii="David" w:hAnsi="David" w:cs="David"/>
+          <w:sz w:val="36"/>
+          <w:szCs w:val="36"/>
+        </w:rPr>
+        <w:t>(</w:t>
+      </w:r>
+      <w:proofErr w:type="gramEnd"/>
+      <w:r>
+        <w:rPr>
+          <w:rFonts w:ascii="David" w:hAnsi="David" w:cs="David"/>
+          <w:sz w:val="36"/>
+          <w:szCs w:val="36"/>
+        </w:rPr>
+        <w:t>)</w:t>
+      </w:r>
+    </w:p>
+    <w:p>
+      <w:pPr>
+        <w:pStyle w:val="ListParagraph"/>
+        <w:numPr>
+          <w:ilvl w:val="0"/>
+          <w:numId w:val="32"/>
+        </w:numPr>
+        <w:tabs>
+          <w:tab w:val="left" w:pos="1780"/>
+        </w:tabs>
+        <w:rPr>
+          <w:rFonts w:ascii="David" w:hAnsi="David" w:cs="David"/>
+          <w:sz w:val="36"/>
+          <w:szCs w:val="36"/>
+        </w:rPr>
+      </w:pPr>
+      <w:r>
+        <w:rPr>
+          <w:rFonts w:ascii="David" w:hAnsi="David" w:cs="David"/>
+          <w:sz w:val="36"/>
+          <w:szCs w:val="36"/>
+        </w:rPr>
+        <w:t xml:space="preserve">void </w:t>
+      </w:r>
+      <w:proofErr w:type="spellStart"/>
+      <w:proofErr w:type="gramStart"/>
+      <w:r>
+        <w:rPr>
+          <w:rFonts w:ascii="David" w:hAnsi="David" w:cs="David"/>
+          <w:sz w:val="36"/>
+          <w:szCs w:val="36"/>
+        </w:rPr>
+        <w:t>CreateMapPin</w:t>
+      </w:r>
+      <w:proofErr w:type="spellEnd"/>
+      <w:r>
+        <w:rPr>
+          <w:rFonts w:ascii="David" w:hAnsi="David" w:cs="David"/>
+          <w:sz w:val="36"/>
+          <w:szCs w:val="36"/>
+        </w:rPr>
+        <w:t>(</w:t>
+      </w:r>
+      <w:proofErr w:type="gramEnd"/>
+      <w:r>
+        <w:rPr>
+          <w:rFonts w:ascii="David" w:hAnsi="David" w:cs="David"/>
+          <w:sz w:val="36"/>
+          <w:szCs w:val="36"/>
+        </w:rPr>
+        <w:t>)</w:t>
+      </w:r>
+    </w:p>
+    <w:p>
+      <w:pPr>
+        <w:pStyle w:val="ListParagraph"/>
+        <w:numPr>
+          <w:ilvl w:val="0"/>
+          <w:numId w:val="32"/>
+        </w:numPr>
+        <w:tabs>
+          <w:tab w:val="left" w:pos="1780"/>
+        </w:tabs>
+        <w:rPr>
+          <w:rFonts w:ascii="David" w:hAnsi="David" w:cs="David"/>
+          <w:sz w:val="36"/>
+          <w:szCs w:val="36"/>
+        </w:rPr>
+      </w:pPr>
+      <w:r>
+        <w:rPr>
+          <w:rFonts w:ascii="David" w:hAnsi="David" w:cs="David"/>
+          <w:sz w:val="36"/>
+          <w:szCs w:val="36"/>
+        </w:rPr>
+        <w:t xml:space="preserve">void </w:t>
+      </w:r>
+      <w:proofErr w:type="spellStart"/>
+      <w:proofErr w:type="gramStart"/>
+      <w:r>
+        <w:rPr>
+          <w:rFonts w:ascii="David" w:hAnsi="David" w:cs="David"/>
+          <w:sz w:val="36"/>
+          <w:szCs w:val="36"/>
+        </w:rPr>
+        <w:t>CreateUserRecord</w:t>
+      </w:r>
+      <w:proofErr w:type="spellEnd"/>
+      <w:r>
+        <w:rPr>
+          <w:rFonts w:ascii="David" w:hAnsi="David" w:cs="David"/>
+          <w:sz w:val="36"/>
+          <w:szCs w:val="36"/>
+        </w:rPr>
+        <w:t>(</w:t>
+      </w:r>
+      <w:proofErr w:type="gramEnd"/>
+      <w:r>
+        <w:rPr>
+          <w:rFonts w:ascii="David" w:hAnsi="David" w:cs="David"/>
+          <w:sz w:val="36"/>
+          <w:szCs w:val="36"/>
+        </w:rPr>
+        <w:t>)</w:t>
+      </w:r>
+    </w:p>
+    <w:p>
+      <w:pPr>
+        <w:pStyle w:val="ListParagraph"/>
+        <w:numPr>
+          <w:ilvl w:val="0"/>
+          <w:numId w:val="32"/>
+        </w:numPr>
+        <w:tabs>
+          <w:tab w:val="left" w:pos="1780"/>
+        </w:tabs>
+        <w:rPr>
+          <w:rFonts w:ascii="David" w:hAnsi="David" w:cs="David"/>
+          <w:sz w:val="36"/>
+          <w:szCs w:val="36"/>
+        </w:rPr>
+      </w:pPr>
+      <w:r>
+        <w:rPr>
+          <w:rFonts w:ascii="David" w:hAnsi="David" w:cs="David"/>
+          <w:sz w:val="36"/>
+          <w:szCs w:val="36"/>
+        </w:rPr>
+        <w:t xml:space="preserve">void </w:t>
+      </w:r>
+      <w:proofErr w:type="spellStart"/>
+      <w:proofErr w:type="gramStart"/>
+      <w:r>
+        <w:rPr>
+          <w:rFonts w:ascii="David" w:hAnsi="David" w:cs="David"/>
+          <w:sz w:val="36"/>
+          <w:szCs w:val="36"/>
+        </w:rPr>
+        <w:t>CreateTrackMongo</w:t>
+      </w:r>
+      <w:proofErr w:type="spellEnd"/>
+      <w:r>
+        <w:rPr>
+          <w:rFonts w:ascii="David" w:hAnsi="David" w:cs="David"/>
+          <w:sz w:val="36"/>
+          <w:szCs w:val="36"/>
+        </w:rPr>
+        <w:t>(</w:t>
+      </w:r>
+      <w:proofErr w:type="gramEnd"/>
+      <w:r>
+        <w:rPr>
+          <w:rFonts w:ascii="David" w:hAnsi="David" w:cs="David"/>
+          <w:sz w:val="36"/>
+          <w:szCs w:val="36"/>
+        </w:rPr>
+        <w:t>)</w:t>
+      </w:r>
+    </w:p>
+    <w:p>
+      <w:pPr>
+        <w:pStyle w:val="ListParagraph"/>
+        <w:numPr>
+          <w:ilvl w:val="0"/>
+          <w:numId w:val="32"/>
+        </w:numPr>
+        <w:tabs>
+          <w:tab w:val="left" w:pos="1780"/>
+        </w:tabs>
+        <w:rPr>
+          <w:rFonts w:ascii="David" w:hAnsi="David" w:cs="David"/>
+          <w:sz w:val="36"/>
+          <w:szCs w:val="36"/>
+        </w:rPr>
+      </w:pPr>
+      <w:r>
+        <w:rPr>
+          <w:rFonts w:ascii="David" w:hAnsi="David" w:cs="David"/>
+          <w:sz w:val="36"/>
+          <w:szCs w:val="36"/>
+        </w:rPr>
+        <w:t xml:space="preserve">Type </w:t>
+      </w:r>
+      <w:proofErr w:type="spellStart"/>
+      <w:proofErr w:type="gramStart"/>
+      <w:r>
+        <w:rPr>
+          <w:rFonts w:ascii="David" w:hAnsi="David" w:cs="David"/>
+          <w:sz w:val="36"/>
+          <w:szCs w:val="36"/>
+        </w:rPr>
+        <w:t>GetCurrentObjectType</w:t>
+      </w:r>
+      <w:proofErr w:type="spellEnd"/>
+      <w:r>
+        <w:rPr>
+          <w:rFonts w:ascii="David" w:hAnsi="David" w:cs="David"/>
+          <w:sz w:val="36"/>
+          <w:szCs w:val="36"/>
+        </w:rPr>
+        <w:t>(</w:t>
+      </w:r>
+      <w:proofErr w:type="gramEnd"/>
+      <w:r>
+        <w:rPr>
+          <w:rFonts w:ascii="David" w:hAnsi="David" w:cs="David"/>
+          <w:sz w:val="36"/>
+          <w:szCs w:val="36"/>
+        </w:rPr>
+        <w:t>)</w:t>
+      </w:r>
+    </w:p>
+    <w:p>
+      <w:pPr>
+        <w:pStyle w:val="ListParagraph"/>
+        <w:numPr>
+          <w:ilvl w:val="0"/>
+          <w:numId w:val="32"/>
+        </w:numPr>
+        <w:tabs>
+          <w:tab w:val="left" w:pos="1780"/>
+        </w:tabs>
         <w:rPr>
           <w:rFonts w:ascii="David" w:hAnsi="David" w:cs="David"/>
           <w:b/>
@@ -19964,13 +20554,56 @@
           <w:sz w:val="40"/>
           <w:szCs w:val="40"/>
           <w:u w:val="single"/>
-          <w:rtl/>
-          <w:lang w:val="en-US"/>
-        </w:rPr>
-      </w:pPr>
-      <w:r>
-        <w:rPr>
-          <w:rFonts w:ascii="David" w:hAnsi="David" w:cs="David" w:hint="cs"/>
+          <w:lang w:val="en-US"/>
+        </w:rPr>
+      </w:pPr>
+      <w:r>
+        <w:rPr>
+          <w:rFonts w:ascii="David" w:hAnsi="David" w:cs="David"/>
+          <w:sz w:val="36"/>
+          <w:szCs w:val="36"/>
+        </w:rPr>
+        <w:t xml:space="preserve">object </w:t>
+      </w:r>
+      <w:proofErr w:type="spellStart"/>
+      <w:proofErr w:type="gramStart"/>
+      <w:r>
+        <w:rPr>
+          <w:rFonts w:ascii="David" w:hAnsi="David" w:cs="David"/>
+          <w:sz w:val="36"/>
+          <w:szCs w:val="36"/>
+        </w:rPr>
+        <w:t>GetCurrentObject</w:t>
+      </w:r>
+      <w:proofErr w:type="spellEnd"/>
+      <w:r>
+        <w:rPr>
+          <w:rFonts w:ascii="David" w:hAnsi="David" w:cs="David"/>
+          <w:sz w:val="36"/>
+          <w:szCs w:val="36"/>
+        </w:rPr>
+        <w:t>(</w:t>
+      </w:r>
+      <w:proofErr w:type="gramEnd"/>
+      <w:r>
+        <w:rPr>
+          <w:rFonts w:ascii="David" w:hAnsi="David" w:cs="David"/>
+          <w:sz w:val="36"/>
+          <w:szCs w:val="36"/>
+        </w:rPr>
+        <w:t>)</w:t>
+      </w:r>
+    </w:p>
+    <w:p>
+      <w:pPr>
+        <w:tabs>
+          <w:tab w:val="left" w:pos="1780"/>
+        </w:tabs>
+        <w:bidi/>
+        <w:ind w:left="360"/>
+        <w:jc w:val="center"/>
+        <w:rPr>
+          <w:rFonts w:ascii="David" w:hAnsi="David" w:cs="David"/>
           <w:b/>
           <w:bCs/>
           <w:sz w:val="40"/>
@@ -19979,17 +20612,29 @@
           <w:rtl/>
           <w:lang w:val="en-US"/>
         </w:rPr>
-        <w:t xml:space="preserve">מחלקות של </w:t>
-      </w:r>
-      <w:proofErr w:type="spellStart"/>
-      <w:r>
-        <w:rPr>
-          <w:rFonts w:ascii="David" w:hAnsi="David" w:cs="David"/>
+      </w:pPr>
+      <w:r>
+        <w:rPr>
+          <w:rFonts w:ascii="David" w:hAnsi="David" w:cs="David" w:hint="cs"/>
           <w:b/>
           <w:bCs/>
           <w:sz w:val="40"/>
           <w:szCs w:val="40"/>
           <w:u w:val="single"/>
+          <w:rtl/>
+          <w:lang w:val="en-US"/>
+        </w:rPr>
+        <w:t xml:space="preserve">מחלקות של </w:t>
+      </w:r>
+      <w:proofErr w:type="spellStart"/>
+      <w:r>
+        <w:rPr>
+          <w:rFonts w:ascii="David" w:hAnsi="David" w:cs="David"/>
+          <w:b/>
+          <w:bCs/>
+          <w:sz w:val="40"/>
+          <w:szCs w:val="40"/>
+          <w:u w:val="single"/>
           <w:lang w:val="en-US"/>
         </w:rPr>
         <w:t>ViewModels</w:t>
@@ -20101,18 +20746,7 @@
           <w:rtl/>
           <w:lang w:val="en-US"/>
         </w:rPr>
-        <w:t xml:space="preserve">לבין </w:t>
-      </w:r>
-      <w:r>
-        <w:rPr>
-          <w:rFonts w:ascii="David" w:hAnsi="David" w:cs="David"/>
-          <w:sz w:val="40"/>
-          <w:szCs w:val="40"/>
-          <w:rtl/>
-          <w:lang w:val="en-US"/>
-        </w:rPr>
-        <w:lastRenderedPageBreak/>
-        <w:t>הממשק הגרפי</w:t>
+        <w:t>לבין הממשק הגרפי</w:t>
       </w:r>
       <w:r>
         <w:rPr>
@@ -20581,6 +21215,28 @@
     </w:p>
     <w:p>
       <w:pPr>
+        <w:suppressAutoHyphens w:val="0"/>
+        <w:rPr>
+          <w:rFonts w:ascii="David" w:hAnsi="David" w:cs="David"/>
+          <w:sz w:val="40"/>
+          <w:szCs w:val="40"/>
+          <w:rtl/>
+          <w:lang w:val="en-US"/>
+        </w:rPr>
+      </w:pPr>
+      <w:r>
+        <w:rPr>
+          <w:rFonts w:ascii="David" w:hAnsi="David" w:cs="David"/>
+          <w:sz w:val="40"/>
+          <w:szCs w:val="40"/>
+          <w:rtl/>
+          <w:lang w:val="en-US"/>
+        </w:rPr>
+        <w:br w:type="page"/>
+      </w:r>
+    </w:p>
+    <w:p>
+      <w:pPr>
         <w:pStyle w:val="ListParagraph"/>
         <w:tabs>
           <w:tab w:val="left" w:pos="1780"/>
@@ -20741,30 +21397,8 @@
           <w:sz w:val="40"/>
           <w:szCs w:val="40"/>
         </w:rPr>
-        <w:t xml:space="preserve">MongoDB </w:t>
-      </w:r>
-      <w:proofErr w:type="spellStart"/>
-      <w:r>
-        <w:rPr>
-          <w:rFonts w:ascii="David" w:hAnsi="David" w:cs="David"/>
-          <w:b/>
-          <w:bCs/>
-          <w:sz w:val="40"/>
-          <w:szCs w:val="40"/>
-        </w:rPr>
-        <w:t>Realm</w:t>
-      </w:r>
-      <w:r>
-        <w:rPr>
-          <w:rFonts w:ascii="David" w:hAnsi="David" w:cs="David"/>
-          <w:b/>
-          <w:bCs/>
-          <w:sz w:val="40"/>
-          <w:szCs w:val="40"/>
-        </w:rPr>
-        <w:t>u</w:t>
-      </w:r>
-      <w:proofErr w:type="spellEnd"/>
+        <w:t>MongoDB Realm</w:t>
+      </w:r>
       <w:r>
         <w:rPr>
           <w:rFonts w:ascii="David" w:hAnsi="David" w:cs="David" w:hint="cs"/>
@@ -20778,9 +21412,10 @@
     <w:p>
       <w:pPr>
         <w:pStyle w:val="ListParagraph"/>
-        <w:tabs>
-          <w:tab w:val="left" w:pos="1780"/>
-        </w:tabs>
+        <w:numPr>
+          <w:ilvl w:val="0"/>
+          <w:numId w:val="32"/>
+        </w:numPr>
         <w:rPr>
           <w:rFonts w:ascii="David" w:hAnsi="David" w:cs="David"/>
           <w:sz w:val="36"/>
@@ -20795,6 +21430,56 @@
           <w:sz w:val="36"/>
           <w:szCs w:val="36"/>
         </w:rPr>
+        <w:t>EditMapPinViewModel</w:t>
+      </w:r>
+      <w:proofErr w:type="spellEnd"/>
+      <w:r>
+        <w:rPr>
+          <w:rFonts w:ascii="David" w:hAnsi="David" w:cs="David"/>
+          <w:sz w:val="36"/>
+          <w:szCs w:val="36"/>
+        </w:rPr>
+        <w:t>(</w:t>
+      </w:r>
+      <w:proofErr w:type="gramEnd"/>
+      <w:r>
+        <w:rPr>
+          <w:rFonts w:ascii="David" w:hAnsi="David" w:cs="David"/>
+          <w:sz w:val="36"/>
+          <w:szCs w:val="36"/>
+        </w:rPr>
+        <w:t>)</w:t>
+      </w:r>
+    </w:p>
+    <w:p>
+      <w:pPr>
+        <w:pStyle w:val="ListParagraph"/>
+        <w:numPr>
+          <w:ilvl w:val="0"/>
+          <w:numId w:val="32"/>
+        </w:numPr>
+        <w:rPr>
+          <w:rFonts w:ascii="David" w:hAnsi="David" w:cs="David"/>
+          <w:sz w:val="36"/>
+          <w:szCs w:val="36"/>
+        </w:rPr>
+      </w:pPr>
+      <w:r>
+        <w:rPr>
+          <w:rFonts w:ascii="David" w:hAnsi="David" w:cs="David"/>
+          <w:sz w:val="36"/>
+          <w:szCs w:val="36"/>
+        </w:rPr>
+        <w:t xml:space="preserve">void </w:t>
+      </w:r>
+      <w:proofErr w:type="spellStart"/>
+      <w:proofErr w:type="gramStart"/>
+      <w:r>
+        <w:rPr>
+          <w:rFonts w:ascii="David" w:hAnsi="David" w:cs="David"/>
+          <w:sz w:val="36"/>
+          <w:szCs w:val="36"/>
+        </w:rPr>
         <w:t>setMapName</w:t>
       </w:r>
       <w:proofErr w:type="spellEnd"/>
@@ -20833,15 +21518,30 @@
         </w:rPr>
         <w:t>)</w:t>
       </w:r>
-      <w:r>
-        <w:rPr>
-          <w:rFonts w:ascii="David" w:hAnsi="David" w:cs="David"/>
-          <w:sz w:val="36"/>
-          <w:szCs w:val="36"/>
-        </w:rPr>
-        <w:br/>
+    </w:p>
+    <w:p>
+      <w:pPr>
+        <w:pStyle w:val="ListParagraph"/>
+        <w:numPr>
+          <w:ilvl w:val="0"/>
+          <w:numId w:val="32"/>
+        </w:numPr>
+        <w:rPr>
+          <w:rFonts w:ascii="David" w:hAnsi="David" w:cs="David"/>
+          <w:sz w:val="36"/>
+          <w:szCs w:val="36"/>
+        </w:rPr>
+      </w:pPr>
+      <w:r>
+        <w:rPr>
+          <w:rFonts w:ascii="David" w:hAnsi="David" w:cs="David"/>
+          <w:sz w:val="36"/>
+          <w:szCs w:val="36"/>
+        </w:rPr>
+        <w:t xml:space="preserve">void </w:t>
       </w:r>
       <w:proofErr w:type="spellStart"/>
+      <w:proofErr w:type="gramStart"/>
       <w:r>
         <w:rPr>
           <w:rFonts w:ascii="David" w:hAnsi="David" w:cs="David"/>
@@ -20860,6 +21560,7 @@
         <w:t>(</w:t>
       </w:r>
       <w:proofErr w:type="spellStart"/>
+      <w:proofErr w:type="gramEnd"/>
       <w:r>
         <w:rPr>
           <w:rFonts w:ascii="David" w:hAnsi="David" w:cs="David"/>
@@ -20877,22 +21578,45 @@
         </w:rPr>
         <w:t>&lt;string, object&gt; query)</w:t>
       </w:r>
-      <w:r>
-        <w:rPr>
-          <w:rFonts w:ascii="David" w:hAnsi="David" w:cs="David"/>
-          <w:sz w:val="36"/>
-          <w:szCs w:val="36"/>
-        </w:rPr>
-        <w:br/>
+    </w:p>
+    <w:p>
+      <w:pPr>
+        <w:pStyle w:val="ListParagraph"/>
+        <w:numPr>
+          <w:ilvl w:val="0"/>
+          <w:numId w:val="32"/>
+        </w:numPr>
+        <w:rPr>
+          <w:rFonts w:ascii="David" w:hAnsi="David" w:cs="David"/>
+          <w:sz w:val="36"/>
+          <w:szCs w:val="36"/>
+        </w:rPr>
+      </w:pPr>
+      <w:r>
+        <w:rPr>
+          <w:rFonts w:ascii="David" w:hAnsi="David" w:cs="David"/>
+          <w:sz w:val="36"/>
+          <w:szCs w:val="36"/>
+        </w:rPr>
+        <w:t xml:space="preserve">Task </w:t>
       </w:r>
       <w:proofErr w:type="spellStart"/>
-      <w:r>
-        <w:rPr>
-          <w:rFonts w:ascii="David" w:hAnsi="David" w:cs="David"/>
-          <w:sz w:val="36"/>
-          <w:szCs w:val="36"/>
-        </w:rPr>
-        <w:t>ShowTrack</w:t>
+      <w:proofErr w:type="gramStart"/>
+      <w:r>
+        <w:rPr>
+          <w:rFonts w:ascii="David" w:hAnsi="David" w:cs="David"/>
+          <w:sz w:val="36"/>
+          <w:szCs w:val="36"/>
+        </w:rPr>
+        <w:t>A</w:t>
+      </w:r>
+      <w:r>
+        <w:rPr>
+          <w:rFonts w:ascii="David" w:hAnsi="David" w:cs="David"/>
+          <w:sz w:val="36"/>
+          <w:szCs w:val="36"/>
+        </w:rPr>
+        <w:t>ddPointsToTrack</w:t>
       </w:r>
       <w:proofErr w:type="spellEnd"/>
       <w:r>
@@ -20901,24 +21625,48 @@
           <w:sz w:val="36"/>
           <w:szCs w:val="36"/>
         </w:rPr>
-        <w:t>()</w:t>
-      </w:r>
-      <w:r>
-        <w:rPr>
-          <w:rFonts w:ascii="David" w:hAnsi="David" w:cs="David"/>
-          <w:sz w:val="36"/>
-          <w:szCs w:val="36"/>
-        </w:rPr>
-        <w:br/>
+        <w:t>(</w:t>
+      </w:r>
+      <w:proofErr w:type="gramEnd"/>
+      <w:r>
+        <w:rPr>
+          <w:rFonts w:ascii="David" w:hAnsi="David" w:cs="David"/>
+          <w:sz w:val="36"/>
+          <w:szCs w:val="36"/>
+        </w:rPr>
+        <w:t>)</w:t>
+      </w:r>
+    </w:p>
+    <w:p>
+      <w:pPr>
+        <w:pStyle w:val="ListParagraph"/>
+        <w:numPr>
+          <w:ilvl w:val="0"/>
+          <w:numId w:val="32"/>
+        </w:numPr>
+        <w:rPr>
+          <w:rFonts w:ascii="David" w:hAnsi="David" w:cs="David"/>
+          <w:sz w:val="36"/>
+          <w:szCs w:val="36"/>
+        </w:rPr>
+      </w:pPr>
+      <w:r>
+        <w:rPr>
+          <w:rFonts w:ascii="David" w:hAnsi="David" w:cs="David"/>
+          <w:sz w:val="36"/>
+          <w:szCs w:val="36"/>
+        </w:rPr>
+        <w:t xml:space="preserve">Task </w:t>
       </w:r>
       <w:proofErr w:type="spellStart"/>
-      <w:r>
-        <w:rPr>
-          <w:rFonts w:ascii="David" w:hAnsi="David" w:cs="David"/>
-          <w:sz w:val="36"/>
-          <w:szCs w:val="36"/>
-        </w:rPr>
-        <w:t>UploadToCloudPins</w:t>
+      <w:proofErr w:type="gramStart"/>
+      <w:r>
+        <w:rPr>
+          <w:rFonts w:ascii="David" w:hAnsi="David" w:cs="David"/>
+          <w:sz w:val="36"/>
+          <w:szCs w:val="36"/>
+        </w:rPr>
+        <w:t>PrintList</w:t>
       </w:r>
       <w:proofErr w:type="spellEnd"/>
       <w:r>
@@ -20927,24 +21675,48 @@
           <w:sz w:val="36"/>
           <w:szCs w:val="36"/>
         </w:rPr>
-        <w:t>()</w:t>
-      </w:r>
-      <w:r>
-        <w:rPr>
-          <w:rFonts w:ascii="David" w:hAnsi="David" w:cs="David"/>
-          <w:sz w:val="36"/>
-          <w:szCs w:val="36"/>
-        </w:rPr>
-        <w:br/>
+        <w:t>(</w:t>
+      </w:r>
+      <w:proofErr w:type="gramEnd"/>
+      <w:r>
+        <w:rPr>
+          <w:rFonts w:ascii="David" w:hAnsi="David" w:cs="David"/>
+          <w:sz w:val="36"/>
+          <w:szCs w:val="36"/>
+        </w:rPr>
+        <w:t>)</w:t>
+      </w:r>
+    </w:p>
+    <w:p>
+      <w:pPr>
+        <w:pStyle w:val="ListParagraph"/>
+        <w:numPr>
+          <w:ilvl w:val="0"/>
+          <w:numId w:val="32"/>
+        </w:numPr>
+        <w:rPr>
+          <w:rFonts w:ascii="David" w:hAnsi="David" w:cs="David"/>
+          <w:sz w:val="36"/>
+          <w:szCs w:val="36"/>
+        </w:rPr>
+      </w:pPr>
+      <w:r>
+        <w:rPr>
+          <w:rFonts w:ascii="David" w:hAnsi="David" w:cs="David"/>
+          <w:sz w:val="36"/>
+          <w:szCs w:val="36"/>
+        </w:rPr>
+        <w:t xml:space="preserve">static bool </w:t>
       </w:r>
       <w:proofErr w:type="spellStart"/>
-      <w:r>
-        <w:rPr>
-          <w:rFonts w:ascii="David" w:hAnsi="David" w:cs="David"/>
-          <w:sz w:val="36"/>
-          <w:szCs w:val="36"/>
-        </w:rPr>
-        <w:t>SavePin</w:t>
+      <w:proofErr w:type="gramStart"/>
+      <w:r>
+        <w:rPr>
+          <w:rFonts w:ascii="David" w:hAnsi="David" w:cs="David"/>
+          <w:sz w:val="36"/>
+          <w:szCs w:val="36"/>
+        </w:rPr>
+        <w:t>CheckMapNameAlreadyExists</w:t>
       </w:r>
       <w:proofErr w:type="spellEnd"/>
       <w:r>
@@ -20955,6 +21727,15 @@
         </w:rPr>
         <w:t>(</w:t>
       </w:r>
+      <w:proofErr w:type="gramEnd"/>
+      <w:r>
+        <w:rPr>
+          <w:rFonts w:ascii="David" w:hAnsi="David" w:cs="David"/>
+          <w:sz w:val="36"/>
+          <w:szCs w:val="36"/>
+        </w:rPr>
+        <w:t xml:space="preserve">string </w:t>
+      </w:r>
       <w:proofErr w:type="spellStart"/>
       <w:r>
         <w:rPr>
@@ -20962,7 +21743,7 @@
           <w:sz w:val="36"/>
           <w:szCs w:val="36"/>
         </w:rPr>
-        <w:t>Maui.GoogleMaps.Pin</w:t>
+        <w:t>inputTrackName</w:t>
       </w:r>
       <w:proofErr w:type="spellEnd"/>
       <w:r>
@@ -20971,16 +21752,39 @@
           <w:sz w:val="36"/>
           <w:szCs w:val="36"/>
         </w:rPr>
-        <w:t xml:space="preserve"> </w:t>
+        <w:t>)</w:t>
+      </w:r>
+    </w:p>
+    <w:p>
+      <w:pPr>
+        <w:pStyle w:val="ListParagraph"/>
+        <w:numPr>
+          <w:ilvl w:val="0"/>
+          <w:numId w:val="32"/>
+        </w:numPr>
+        <w:rPr>
+          <w:rFonts w:ascii="David" w:hAnsi="David" w:cs="David"/>
+          <w:sz w:val="36"/>
+          <w:szCs w:val="36"/>
+        </w:rPr>
+      </w:pPr>
+      <w:r>
+        <w:rPr>
+          <w:rFonts w:ascii="David" w:hAnsi="David" w:cs="David"/>
+          <w:sz w:val="36"/>
+          <w:szCs w:val="36"/>
+        </w:rPr>
+        <w:t xml:space="preserve">Task </w:t>
       </w:r>
       <w:proofErr w:type="spellStart"/>
-      <w:r>
-        <w:rPr>
-          <w:rFonts w:ascii="David" w:hAnsi="David" w:cs="David"/>
-          <w:sz w:val="36"/>
-          <w:szCs w:val="36"/>
-        </w:rPr>
-        <w:t>newPin</w:t>
+      <w:proofErr w:type="gramStart"/>
+      <w:r>
+        <w:rPr>
+          <w:rFonts w:ascii="David" w:hAnsi="David" w:cs="David"/>
+          <w:sz w:val="36"/>
+          <w:szCs w:val="36"/>
+        </w:rPr>
+        <w:t>UploadMapPinAndTrackObject</w:t>
       </w:r>
       <w:proofErr w:type="spellEnd"/>
       <w:r>
@@ -20989,27 +21793,58 @@
           <w:sz w:val="36"/>
           <w:szCs w:val="36"/>
         </w:rPr>
+        <w:t>(</w:t>
+      </w:r>
+      <w:proofErr w:type="gramEnd"/>
+      <w:r>
+        <w:rPr>
+          <w:rFonts w:ascii="David" w:hAnsi="David" w:cs="David"/>
+          <w:sz w:val="36"/>
+          <w:szCs w:val="36"/>
+        </w:rPr>
         <w:t>)</w:t>
       </w:r>
-      <w:r>
-        <w:rPr>
-          <w:rFonts w:ascii="David" w:hAnsi="David" w:cs="David"/>
-          <w:sz w:val="36"/>
-          <w:szCs w:val="36"/>
-        </w:rPr>
-        <w:br/>
-        <w:t>Cancel()</w:t>
-      </w:r>
-    </w:p>
-    <w:p>
-      <w:pPr>
-        <w:rPr>
-          <w:rFonts w:ascii="David" w:hAnsi="David" w:cs="David"/>
-          <w:sz w:val="36"/>
-          <w:szCs w:val="36"/>
-          <w:rtl/>
-        </w:rPr>
-      </w:pPr>
+    </w:p>
+    <w:p>
+      <w:pPr>
+        <w:pStyle w:val="ListParagraph"/>
+        <w:numPr>
+          <w:ilvl w:val="0"/>
+          <w:numId w:val="32"/>
+        </w:numPr>
+        <w:rPr>
+          <w:rFonts w:ascii="David" w:hAnsi="David" w:cs="David"/>
+          <w:sz w:val="36"/>
+          <w:szCs w:val="36"/>
+          <w:rtl/>
+        </w:rPr>
+      </w:pPr>
+      <w:r>
+        <w:rPr>
+          <w:rFonts w:ascii="David" w:hAnsi="David" w:cs="David"/>
+          <w:sz w:val="36"/>
+          <w:szCs w:val="36"/>
+        </w:rPr>
+        <w:t xml:space="preserve">Task </w:t>
+      </w:r>
+      <w:proofErr w:type="gramStart"/>
+      <w:r>
+        <w:rPr>
+          <w:rFonts w:ascii="David" w:hAnsi="David" w:cs="David"/>
+          <w:sz w:val="36"/>
+          <w:szCs w:val="36"/>
+        </w:rPr>
+        <w:t>Cancel(</w:t>
+      </w:r>
+      <w:proofErr w:type="gramEnd"/>
+      <w:r>
+        <w:rPr>
+          <w:rFonts w:ascii="David" w:hAnsi="David" w:cs="David"/>
+          <w:sz w:val="36"/>
+          <w:szCs w:val="36"/>
+        </w:rPr>
+        <w:t>)</w:t>
+      </w:r>
     </w:p>
     <w:p>
       <w:pPr>
@@ -21284,11 +22119,14 @@
     </w:p>
     <w:p>
       <w:pPr>
+        <w:pStyle w:val="ListParagraph"/>
+        <w:numPr>
+          <w:ilvl w:val="0"/>
+          <w:numId w:val="32"/>
+        </w:numPr>
         <w:tabs>
           <w:tab w:val="left" w:pos="1118"/>
         </w:tabs>
-        <w:bidi/>
-        <w:jc w:val="right"/>
         <w:rPr>
           <w:rFonts w:ascii="David" w:hAnsi="David" w:cs="David"/>
           <w:sz w:val="36"/>
@@ -21303,6 +22141,59 @@
           <w:sz w:val="36"/>
           <w:szCs w:val="36"/>
         </w:rPr>
+        <w:t>EditUserRecordViewModel</w:t>
+      </w:r>
+      <w:proofErr w:type="spellEnd"/>
+      <w:r>
+        <w:rPr>
+          <w:rFonts w:ascii="David" w:hAnsi="David" w:cs="David"/>
+          <w:sz w:val="36"/>
+          <w:szCs w:val="36"/>
+        </w:rPr>
+        <w:t>(</w:t>
+      </w:r>
+      <w:proofErr w:type="gramEnd"/>
+      <w:r>
+        <w:rPr>
+          <w:rFonts w:ascii="David" w:hAnsi="David" w:cs="David"/>
+          <w:sz w:val="36"/>
+          <w:szCs w:val="36"/>
+        </w:rPr>
+        <w:t>)</w:t>
+      </w:r>
+    </w:p>
+    <w:p>
+      <w:pPr>
+        <w:pStyle w:val="ListParagraph"/>
+        <w:numPr>
+          <w:ilvl w:val="0"/>
+          <w:numId w:val="32"/>
+        </w:numPr>
+        <w:tabs>
+          <w:tab w:val="left" w:pos="1118"/>
+        </w:tabs>
+        <w:rPr>
+          <w:rFonts w:ascii="David" w:hAnsi="David" w:cs="David"/>
+          <w:sz w:val="36"/>
+          <w:szCs w:val="36"/>
+        </w:rPr>
+      </w:pPr>
+      <w:r>
+        <w:rPr>
+          <w:rFonts w:ascii="David" w:hAnsi="David" w:cs="David"/>
+          <w:sz w:val="36"/>
+          <w:szCs w:val="36"/>
+        </w:rPr>
+        <w:t xml:space="preserve">void </w:t>
+      </w:r>
+      <w:proofErr w:type="spellStart"/>
+      <w:proofErr w:type="gramStart"/>
+      <w:r>
+        <w:rPr>
+          <w:rFonts w:ascii="David" w:hAnsi="David" w:cs="David"/>
+          <w:sz w:val="36"/>
+          <w:szCs w:val="36"/>
+        </w:rPr>
         <w:t>ApplyQueryAttributes</w:t>
       </w:r>
       <w:proofErr w:type="spellEnd"/>
@@ -21336,17 +22227,28 @@
     </w:p>
     <w:p>
       <w:pPr>
+        <w:pStyle w:val="ListParagraph"/>
+        <w:numPr>
+          <w:ilvl w:val="0"/>
+          <w:numId w:val="32"/>
+        </w:numPr>
         <w:tabs>
           <w:tab w:val="left" w:pos="1118"/>
         </w:tabs>
-        <w:bidi/>
-        <w:jc w:val="right"/>
-        <w:rPr>
-          <w:rFonts w:ascii="David" w:hAnsi="David" w:cs="David"/>
-          <w:sz w:val="36"/>
-          <w:szCs w:val="36"/>
-        </w:rPr>
-      </w:pPr>
+        <w:rPr>
+          <w:rFonts w:ascii="David" w:hAnsi="David" w:cs="David"/>
+          <w:sz w:val="36"/>
+          <w:szCs w:val="36"/>
+        </w:rPr>
+      </w:pPr>
+      <w:r>
+        <w:rPr>
+          <w:rFonts w:ascii="David" w:hAnsi="David" w:cs="David"/>
+          <w:sz w:val="36"/>
+          <w:szCs w:val="36"/>
+        </w:rPr>
+        <w:t xml:space="preserve">Task </w:t>
+      </w:r>
       <w:proofErr w:type="spellStart"/>
       <w:proofErr w:type="gramStart"/>
       <w:r>
@@ -21406,17 +22308,28 @@
     </w:p>
     <w:p>
       <w:pPr>
+        <w:pStyle w:val="ListParagraph"/>
+        <w:numPr>
+          <w:ilvl w:val="0"/>
+          <w:numId w:val="32"/>
+        </w:numPr>
         <w:tabs>
           <w:tab w:val="left" w:pos="1118"/>
         </w:tabs>
-        <w:bidi/>
-        <w:jc w:val="right"/>
-        <w:rPr>
-          <w:rFonts w:ascii="David" w:hAnsi="David" w:cs="David"/>
-          <w:sz w:val="36"/>
-          <w:szCs w:val="36"/>
-        </w:rPr>
-      </w:pPr>
+        <w:rPr>
+          <w:rFonts w:ascii="David" w:hAnsi="David" w:cs="David"/>
+          <w:sz w:val="36"/>
+          <w:szCs w:val="36"/>
+        </w:rPr>
+      </w:pPr>
+      <w:r>
+        <w:rPr>
+          <w:rFonts w:ascii="David" w:hAnsi="David" w:cs="David"/>
+          <w:sz w:val="36"/>
+          <w:szCs w:val="36"/>
+        </w:rPr>
+        <w:t xml:space="preserve">Task </w:t>
+      </w:r>
       <w:proofErr w:type="gramStart"/>
       <w:r>
         <w:rPr>
@@ -21438,17 +22351,21 @@
     </w:p>
     <w:p>
       <w:pPr>
-        <w:tabs>
-          <w:tab w:val="left" w:pos="1118"/>
-        </w:tabs>
-        <w:bidi/>
-        <w:jc w:val="right"/>
-        <w:rPr>
-          <w:rFonts w:ascii="David" w:hAnsi="David" w:cs="David"/>
-          <w:sz w:val="36"/>
-          <w:szCs w:val="36"/>
-        </w:rPr>
-      </w:pPr>
+        <w:suppressAutoHyphens w:val="0"/>
+        <w:rPr>
+          <w:rFonts w:ascii="David" w:hAnsi="David" w:cs="David"/>
+          <w:sz w:val="36"/>
+          <w:szCs w:val="36"/>
+        </w:rPr>
+      </w:pPr>
+      <w:r>
+        <w:rPr>
+          <w:rFonts w:ascii="David" w:hAnsi="David" w:cs="David"/>
+          <w:sz w:val="36"/>
+          <w:szCs w:val="36"/>
+        </w:rPr>
+        <w:br w:type="page"/>
+      </w:r>
     </w:p>
     <w:p>
       <w:pPr>
@@ -21536,24 +22453,23 @@
         <w:tabs>
           <w:tab w:val="left" w:pos="1118"/>
         </w:tabs>
-        <w:bidi/>
-        <w:rPr>
-          <w:rFonts w:ascii="David" w:hAnsi="David" w:cs="David"/>
-          <w:sz w:val="36"/>
-          <w:szCs w:val="36"/>
-          <w:rtl/>
-          <w:lang w:val="en-US"/>
-        </w:rPr>
-      </w:pPr>
-      <w:r>
-        <w:rPr>
-          <w:rFonts w:ascii="David" w:hAnsi="David" w:cs="David" w:hint="cs"/>
-          <w:sz w:val="36"/>
-          <w:szCs w:val="36"/>
-          <w:rtl/>
-          <w:lang w:val="en-US"/>
-        </w:rPr>
-        <w:lastRenderedPageBreak/>
+        <w:ind w:left="360"/>
+        <w:jc w:val="right"/>
+        <w:rPr>
+          <w:rFonts w:ascii="David" w:hAnsi="David" w:cs="David"/>
+          <w:sz w:val="36"/>
+          <w:szCs w:val="36"/>
+          <w:lang w:val="en-US"/>
+        </w:rPr>
+      </w:pPr>
+      <w:r>
+        <w:rPr>
+          <w:rFonts w:ascii="David" w:hAnsi="David" w:cs="David" w:hint="cs"/>
+          <w:sz w:val="36"/>
+          <w:szCs w:val="36"/>
+          <w:rtl/>
+          <w:lang w:val="en-US"/>
+        </w:rPr>
         <w:t xml:space="preserve">מחלקה זו </w:t>
       </w:r>
       <w:r>
@@ -21576,6 +22492,21 @@
         </w:rPr>
         <w:t xml:space="preserve"> את כל המסלולים ששמורים בענן של האפליקציה וכוללת בתוכה את השיטות הבאות :</w:t>
       </w:r>
+    </w:p>
+    <w:p>
+      <w:pPr>
+        <w:tabs>
+          <w:tab w:val="left" w:pos="1118"/>
+        </w:tabs>
+        <w:ind w:left="360"/>
+        <w:jc w:val="right"/>
+        <w:rPr>
+          <w:rFonts w:ascii="David" w:hAnsi="David" w:cs="David"/>
+          <w:sz w:val="36"/>
+          <w:szCs w:val="36"/>
+          <w:lang w:val="en-US"/>
+        </w:rPr>
+      </w:pPr>
       <w:r>
         <w:rPr>
           <w:rFonts w:ascii="David" w:hAnsi="David" w:cs="David"/>
@@ -21585,53 +22516,48 @@
         </w:rPr>
         <w:t xml:space="preserve"> </w:t>
       </w:r>
-      <w:r>
-        <w:rPr>
-          <w:rFonts w:ascii="David" w:hAnsi="David" w:cs="David"/>
-          <w:sz w:val="36"/>
-          <w:szCs w:val="36"/>
-          <w:rtl/>
-          <w:lang w:val="en-US"/>
-        </w:rPr>
-        <w:br/>
-      </w:r>
-    </w:p>
-    <w:p>
-      <w:pPr>
+    </w:p>
+    <w:p>
+      <w:pPr>
+        <w:pStyle w:val="ListParagraph"/>
+        <w:numPr>
+          <w:ilvl w:val="0"/>
+          <w:numId w:val="26"/>
+        </w:numPr>
         <w:tabs>
           <w:tab w:val="left" w:pos="1118"/>
         </w:tabs>
-        <w:rPr>
-          <w:rFonts w:ascii="David" w:hAnsi="David" w:cs="David"/>
-          <w:sz w:val="36"/>
-          <w:szCs w:val="36"/>
-          <w:rtl/>
-        </w:rPr>
-      </w:pPr>
-      <w:r>
-        <w:rPr>
-          <w:rFonts w:ascii="David" w:hAnsi="David" w:cs="David"/>
-          <w:sz w:val="36"/>
-          <w:szCs w:val="36"/>
-        </w:rPr>
-        <w:t xml:space="preserve">public </w:t>
+        <w:jc w:val="both"/>
+        <w:rPr>
+          <w:rFonts w:ascii="David" w:hAnsi="David" w:cs="David"/>
+          <w:sz w:val="32"/>
+          <w:szCs w:val="32"/>
+        </w:rPr>
+      </w:pPr>
+      <w:r>
+        <w:rPr>
+          <w:rFonts w:ascii="David" w:hAnsi="David" w:cs="David"/>
+          <w:sz w:val="32"/>
+          <w:szCs w:val="32"/>
+        </w:rPr>
+        <w:t xml:space="preserve">void </w:t>
       </w:r>
       <w:proofErr w:type="spellStart"/>
       <w:proofErr w:type="gramStart"/>
       <w:r>
         <w:rPr>
           <w:rFonts w:ascii="David" w:hAnsi="David" w:cs="David"/>
-          <w:sz w:val="36"/>
-          <w:szCs w:val="36"/>
-        </w:rPr>
-        <w:t>MapsViewModel</w:t>
+          <w:sz w:val="32"/>
+          <w:szCs w:val="32"/>
+        </w:rPr>
+        <w:t>deleteExistingMapPinFromCloude</w:t>
       </w:r>
       <w:proofErr w:type="spellEnd"/>
       <w:r>
         <w:rPr>
           <w:rFonts w:ascii="David" w:hAnsi="David" w:cs="David"/>
-          <w:sz w:val="36"/>
-          <w:szCs w:val="36"/>
+          <w:sz w:val="32"/>
+          <w:szCs w:val="32"/>
         </w:rPr>
         <w:t>(</w:t>
       </w:r>
@@ -21639,48 +22565,313 @@
       <w:r>
         <w:rPr>
           <w:rFonts w:ascii="David" w:hAnsi="David" w:cs="David"/>
-          <w:sz w:val="36"/>
-          <w:szCs w:val="36"/>
-        </w:rPr>
-        <w:t xml:space="preserve">); </w:t>
-      </w:r>
-    </w:p>
-    <w:p>
-      <w:pPr>
+          <w:sz w:val="32"/>
+          <w:szCs w:val="32"/>
+        </w:rPr>
+        <w:t xml:space="preserve">Pin </w:t>
+      </w:r>
+      <w:proofErr w:type="spellStart"/>
+      <w:r>
+        <w:rPr>
+          <w:rFonts w:ascii="David" w:hAnsi="David" w:cs="David"/>
+          <w:sz w:val="32"/>
+          <w:szCs w:val="32"/>
+        </w:rPr>
+        <w:t>newPin</w:t>
+      </w:r>
+      <w:proofErr w:type="spellEnd"/>
+      <w:r>
+        <w:rPr>
+          <w:rFonts w:ascii="David" w:hAnsi="David" w:cs="David"/>
+          <w:sz w:val="32"/>
+          <w:szCs w:val="32"/>
+        </w:rPr>
+        <w:t xml:space="preserve">, string </w:t>
+      </w:r>
+      <w:proofErr w:type="spellStart"/>
+      <w:r>
+        <w:rPr>
+          <w:rFonts w:ascii="David" w:hAnsi="David" w:cs="David"/>
+          <w:sz w:val="32"/>
+          <w:szCs w:val="32"/>
+        </w:rPr>
+        <w:t>mapNameToDelete</w:t>
+      </w:r>
+      <w:proofErr w:type="spellEnd"/>
+      <w:r>
+        <w:rPr>
+          <w:rFonts w:ascii="David" w:hAnsi="David" w:cs="David"/>
+          <w:sz w:val="32"/>
+          <w:szCs w:val="32"/>
+        </w:rPr>
+        <w:t>)</w:t>
+      </w:r>
+    </w:p>
+    <w:p>
+      <w:pPr>
+        <w:pStyle w:val="ListParagraph"/>
+        <w:numPr>
+          <w:ilvl w:val="0"/>
+          <w:numId w:val="26"/>
+        </w:numPr>
         <w:tabs>
           <w:tab w:val="left" w:pos="1118"/>
         </w:tabs>
-        <w:rPr>
-          <w:rFonts w:ascii="David" w:hAnsi="David" w:cs="David"/>
-          <w:sz w:val="36"/>
-          <w:szCs w:val="36"/>
-          <w:rtl/>
-        </w:rPr>
-      </w:pPr>
-      <w:r>
-        <w:rPr>
-          <w:rFonts w:ascii="David" w:hAnsi="David" w:cs="David"/>
-          <w:sz w:val="36"/>
-          <w:szCs w:val="36"/>
-        </w:rPr>
-        <w:t xml:space="preserve">public async void </w:t>
+        <w:jc w:val="both"/>
+        <w:rPr>
+          <w:rFonts w:ascii="David" w:hAnsi="David" w:cs="David"/>
+          <w:sz w:val="32"/>
+          <w:szCs w:val="32"/>
+        </w:rPr>
+      </w:pPr>
+      <w:r>
+        <w:rPr>
+          <w:rFonts w:ascii="David" w:hAnsi="David" w:cs="David"/>
+          <w:sz w:val="32"/>
+          <w:szCs w:val="32"/>
+        </w:rPr>
+        <w:t xml:space="preserve">void </w:t>
       </w:r>
       <w:proofErr w:type="spellStart"/>
       <w:proofErr w:type="gramStart"/>
       <w:r>
         <w:rPr>
           <w:rFonts w:ascii="David" w:hAnsi="David" w:cs="David"/>
-          <w:sz w:val="36"/>
-          <w:szCs w:val="36"/>
-        </w:rPr>
-        <w:t>deleteExistingMapPinFromCloude</w:t>
+          <w:sz w:val="32"/>
+          <w:szCs w:val="32"/>
+        </w:rPr>
+        <w:t>OnAppearing</w:t>
       </w:r>
       <w:proofErr w:type="spellEnd"/>
       <w:r>
         <w:rPr>
           <w:rFonts w:ascii="David" w:hAnsi="David" w:cs="David"/>
-          <w:sz w:val="36"/>
-          <w:szCs w:val="36"/>
+          <w:sz w:val="32"/>
+          <w:szCs w:val="32"/>
+        </w:rPr>
+        <w:t>(</w:t>
+      </w:r>
+      <w:proofErr w:type="gramEnd"/>
+      <w:r>
+        <w:rPr>
+          <w:rFonts w:ascii="David" w:hAnsi="David" w:cs="David"/>
+          <w:sz w:val="32"/>
+          <w:szCs w:val="32"/>
+        </w:rPr>
+        <w:t>)</w:t>
+      </w:r>
+    </w:p>
+    <w:p>
+      <w:pPr>
+        <w:pStyle w:val="ListParagraph"/>
+        <w:numPr>
+          <w:ilvl w:val="0"/>
+          <w:numId w:val="26"/>
+        </w:numPr>
+        <w:tabs>
+          <w:tab w:val="left" w:pos="1118"/>
+        </w:tabs>
+        <w:jc w:val="both"/>
+        <w:rPr>
+          <w:rFonts w:ascii="David" w:hAnsi="David" w:cs="David"/>
+          <w:sz w:val="32"/>
+          <w:szCs w:val="32"/>
+        </w:rPr>
+      </w:pPr>
+      <w:r>
+        <w:rPr>
+          <w:rFonts w:ascii="David" w:hAnsi="David" w:cs="David"/>
+          <w:sz w:val="32"/>
+          <w:szCs w:val="32"/>
+        </w:rPr>
+        <w:t xml:space="preserve">Task </w:t>
+      </w:r>
+      <w:proofErr w:type="spellStart"/>
+      <w:proofErr w:type="gramStart"/>
+      <w:r>
+        <w:rPr>
+          <w:rFonts w:ascii="David" w:hAnsi="David" w:cs="David"/>
+          <w:sz w:val="32"/>
+          <w:szCs w:val="32"/>
+        </w:rPr>
+        <w:t>GoToUserRecordsList</w:t>
+      </w:r>
+      <w:proofErr w:type="spellEnd"/>
+      <w:r>
+        <w:rPr>
+          <w:rFonts w:ascii="David" w:hAnsi="David" w:cs="David"/>
+          <w:sz w:val="32"/>
+          <w:szCs w:val="32"/>
+        </w:rPr>
+        <w:t>(</w:t>
+      </w:r>
+      <w:proofErr w:type="gramEnd"/>
+      <w:r>
+        <w:rPr>
+          <w:rFonts w:ascii="David" w:hAnsi="David" w:cs="David"/>
+          <w:sz w:val="32"/>
+          <w:szCs w:val="32"/>
+        </w:rPr>
+        <w:t>)</w:t>
+      </w:r>
+    </w:p>
+    <w:p>
+      <w:pPr>
+        <w:pStyle w:val="ListParagraph"/>
+        <w:numPr>
+          <w:ilvl w:val="0"/>
+          <w:numId w:val="26"/>
+        </w:numPr>
+        <w:tabs>
+          <w:tab w:val="left" w:pos="1118"/>
+        </w:tabs>
+        <w:jc w:val="both"/>
+        <w:rPr>
+          <w:rFonts w:ascii="David" w:hAnsi="David" w:cs="David"/>
+          <w:sz w:val="32"/>
+          <w:szCs w:val="32"/>
+        </w:rPr>
+      </w:pPr>
+      <w:r>
+        <w:rPr>
+          <w:rFonts w:ascii="David" w:hAnsi="David" w:cs="David"/>
+          <w:sz w:val="32"/>
+          <w:szCs w:val="32"/>
+        </w:rPr>
+        <w:t xml:space="preserve">Task </w:t>
+      </w:r>
+      <w:proofErr w:type="gramStart"/>
+      <w:r>
+        <w:rPr>
+          <w:rFonts w:ascii="David" w:hAnsi="David" w:cs="David"/>
+          <w:sz w:val="32"/>
+          <w:szCs w:val="32"/>
+        </w:rPr>
+        <w:t>Logout(</w:t>
+      </w:r>
+      <w:proofErr w:type="gramEnd"/>
+      <w:r>
+        <w:rPr>
+          <w:rFonts w:ascii="David" w:hAnsi="David" w:cs="David"/>
+          <w:sz w:val="32"/>
+          <w:szCs w:val="32"/>
+        </w:rPr>
+        <w:t>)</w:t>
+      </w:r>
+    </w:p>
+    <w:p>
+      <w:pPr>
+        <w:pStyle w:val="ListParagraph"/>
+        <w:numPr>
+          <w:ilvl w:val="0"/>
+          <w:numId w:val="26"/>
+        </w:numPr>
+        <w:tabs>
+          <w:tab w:val="left" w:pos="1118"/>
+        </w:tabs>
+        <w:jc w:val="both"/>
+        <w:rPr>
+          <w:rFonts w:ascii="David" w:hAnsi="David" w:cs="David"/>
+          <w:sz w:val="32"/>
+          <w:szCs w:val="32"/>
+        </w:rPr>
+      </w:pPr>
+      <w:r>
+        <w:rPr>
+          <w:rFonts w:ascii="David" w:hAnsi="David" w:cs="David"/>
+          <w:sz w:val="32"/>
+          <w:szCs w:val="32"/>
+        </w:rPr>
+        <w:t xml:space="preserve">static List&lt;Pin&gt; </w:t>
+      </w:r>
+      <w:proofErr w:type="spellStart"/>
+      <w:proofErr w:type="gramStart"/>
+      <w:r>
+        <w:rPr>
+          <w:rFonts w:ascii="David" w:hAnsi="David" w:cs="David"/>
+          <w:sz w:val="32"/>
+          <w:szCs w:val="32"/>
+        </w:rPr>
+        <w:t>getPinsListByName</w:t>
+      </w:r>
+      <w:proofErr w:type="spellEnd"/>
+      <w:r>
+        <w:rPr>
+          <w:rFonts w:ascii="David" w:hAnsi="David" w:cs="David"/>
+          <w:sz w:val="32"/>
+          <w:szCs w:val="32"/>
+        </w:rPr>
+        <w:t>(</w:t>
+      </w:r>
+      <w:proofErr w:type="gramEnd"/>
+      <w:r>
+        <w:rPr>
+          <w:rFonts w:ascii="David" w:hAnsi="David" w:cs="David"/>
+          <w:sz w:val="32"/>
+          <w:szCs w:val="32"/>
+        </w:rPr>
+        <w:t xml:space="preserve">string </w:t>
+      </w:r>
+      <w:proofErr w:type="spellStart"/>
+      <w:r>
+        <w:rPr>
+          <w:rFonts w:ascii="David" w:hAnsi="David" w:cs="David"/>
+          <w:sz w:val="32"/>
+          <w:szCs w:val="32"/>
+        </w:rPr>
+        <w:t>trackName</w:t>
+      </w:r>
+      <w:proofErr w:type="spellEnd"/>
+      <w:r>
+        <w:rPr>
+          <w:rFonts w:ascii="David" w:hAnsi="David" w:cs="David"/>
+          <w:sz w:val="32"/>
+          <w:szCs w:val="32"/>
+        </w:rPr>
+        <w:t>)</w:t>
+      </w:r>
+    </w:p>
+    <w:p>
+      <w:pPr>
+        <w:pStyle w:val="ListParagraph"/>
+        <w:numPr>
+          <w:ilvl w:val="0"/>
+          <w:numId w:val="26"/>
+        </w:numPr>
+        <w:tabs>
+          <w:tab w:val="left" w:pos="1118"/>
+        </w:tabs>
+        <w:jc w:val="both"/>
+        <w:rPr>
+          <w:rFonts w:ascii="David" w:hAnsi="David" w:cs="David"/>
+          <w:sz w:val="32"/>
+          <w:szCs w:val="32"/>
+        </w:rPr>
+      </w:pPr>
+      <w:r>
+        <w:rPr>
+          <w:rFonts w:ascii="David" w:hAnsi="David" w:cs="David"/>
+          <w:sz w:val="32"/>
+          <w:szCs w:val="32"/>
+        </w:rPr>
+        <w:t xml:space="preserve">Task </w:t>
+      </w:r>
+      <w:proofErr w:type="spellStart"/>
+      <w:proofErr w:type="gramStart"/>
+      <w:r>
+        <w:rPr>
+          <w:rFonts w:ascii="David" w:hAnsi="David" w:cs="David"/>
+          <w:sz w:val="32"/>
+          <w:szCs w:val="32"/>
+        </w:rPr>
+        <w:t>ChooseMapFromList</w:t>
+      </w:r>
+      <w:proofErr w:type="spellEnd"/>
+      <w:r>
+        <w:rPr>
+          <w:rFonts w:ascii="David" w:hAnsi="David" w:cs="David"/>
+          <w:sz w:val="32"/>
+          <w:szCs w:val="32"/>
         </w:rPr>
         <w:t>(</w:t>
       </w:r>
@@ -21689,93 +22880,62 @@
       <w:r>
         <w:rPr>
           <w:rFonts w:ascii="David" w:hAnsi="David" w:cs="David"/>
-          <w:sz w:val="36"/>
-          <w:szCs w:val="36"/>
-        </w:rPr>
-        <w:t>Maui.GoogleMaps.Pin</w:t>
+          <w:sz w:val="32"/>
+          <w:szCs w:val="32"/>
+        </w:rPr>
+        <w:t>MapPin</w:t>
       </w:r>
       <w:proofErr w:type="spellEnd"/>
       <w:r>
         <w:rPr>
           <w:rFonts w:ascii="David" w:hAnsi="David" w:cs="David"/>
-          <w:sz w:val="36"/>
-          <w:szCs w:val="36"/>
-        </w:rPr>
-        <w:t xml:space="preserve"> </w:t>
-      </w:r>
-      <w:proofErr w:type="spellStart"/>
-      <w:r>
-        <w:rPr>
-          <w:rFonts w:ascii="David" w:hAnsi="David" w:cs="David"/>
-          <w:sz w:val="36"/>
-          <w:szCs w:val="36"/>
-        </w:rPr>
-        <w:t>newPin</w:t>
-      </w:r>
-      <w:proofErr w:type="spellEnd"/>
-      <w:r>
-        <w:rPr>
-          <w:rFonts w:ascii="David" w:hAnsi="David" w:cs="David"/>
-          <w:sz w:val="36"/>
-          <w:szCs w:val="36"/>
-        </w:rPr>
-        <w:t xml:space="preserve">, string </w:t>
-      </w:r>
-      <w:proofErr w:type="spellStart"/>
-      <w:r>
-        <w:rPr>
-          <w:rFonts w:ascii="David" w:hAnsi="David" w:cs="David"/>
-          <w:sz w:val="36"/>
-          <w:szCs w:val="36"/>
-        </w:rPr>
-        <w:t>mapNameToDelete</w:t>
-      </w:r>
-      <w:proofErr w:type="spellEnd"/>
-      <w:r>
-        <w:rPr>
-          <w:rFonts w:ascii="David" w:hAnsi="David" w:cs="David"/>
-          <w:sz w:val="36"/>
-          <w:szCs w:val="36"/>
-        </w:rPr>
-        <w:t>);</w:t>
-      </w:r>
-    </w:p>
-    <w:p>
-      <w:pPr>
+          <w:sz w:val="32"/>
+          <w:szCs w:val="32"/>
+        </w:rPr>
+        <w:t xml:space="preserve"> map)</w:t>
+      </w:r>
+    </w:p>
+    <w:p>
+      <w:pPr>
+        <w:pStyle w:val="ListParagraph"/>
+        <w:numPr>
+          <w:ilvl w:val="0"/>
+          <w:numId w:val="26"/>
+        </w:numPr>
         <w:tabs>
           <w:tab w:val="left" w:pos="1118"/>
         </w:tabs>
-        <w:rPr>
-          <w:rFonts w:ascii="David" w:hAnsi="David" w:cs="David"/>
-          <w:sz w:val="36"/>
-          <w:szCs w:val="36"/>
-          <w:rtl/>
-        </w:rPr>
-      </w:pPr>
-      <w:r>
-        <w:rPr>
-          <w:rFonts w:ascii="David" w:hAnsi="David" w:cs="David"/>
-          <w:sz w:val="36"/>
-          <w:szCs w:val="36"/>
-        </w:rPr>
-        <w:t xml:space="preserve"> private static string </w:t>
+        <w:jc w:val="both"/>
+        <w:rPr>
+          <w:rFonts w:ascii="David" w:hAnsi="David" w:cs="David"/>
+          <w:sz w:val="32"/>
+          <w:szCs w:val="32"/>
+        </w:rPr>
+      </w:pPr>
+      <w:r>
+        <w:rPr>
+          <w:rFonts w:ascii="David" w:hAnsi="David" w:cs="David"/>
+          <w:sz w:val="32"/>
+          <w:szCs w:val="32"/>
+        </w:rPr>
+        <w:t xml:space="preserve">Task </w:t>
       </w:r>
       <w:proofErr w:type="spellStart"/>
       <w:proofErr w:type="gramStart"/>
       <w:r>
         <w:rPr>
           <w:rFonts w:ascii="David" w:hAnsi="David" w:cs="David"/>
-          <w:sz w:val="36"/>
-          <w:szCs w:val="36"/>
-        </w:rPr>
-        <w:t>GetCurrentDateTime</w:t>
+          <w:sz w:val="32"/>
+          <w:szCs w:val="32"/>
+        </w:rPr>
+        <w:t>CreateNewTrack</w:t>
       </w:r>
       <w:proofErr w:type="spellEnd"/>
       <w:r>
         <w:rPr>
           <w:rFonts w:ascii="David" w:hAnsi="David" w:cs="David"/>
-          <w:sz w:val="36"/>
-          <w:szCs w:val="36"/>
+          <w:sz w:val="32"/>
+          <w:szCs w:val="32"/>
         </w:rPr>
         <w:t>(</w:t>
       </w:r>
@@ -21783,97 +22943,135 @@
       <w:r>
         <w:rPr>
           <w:rFonts w:ascii="David" w:hAnsi="David" w:cs="David"/>
-          <w:sz w:val="36"/>
-          <w:szCs w:val="36"/>
-        </w:rPr>
-        <w:t>);</w:t>
-      </w:r>
-    </w:p>
-    <w:p>
-      <w:pPr>
+          <w:sz w:val="32"/>
+          <w:szCs w:val="32"/>
+        </w:rPr>
+        <w:t>)</w:t>
+      </w:r>
+    </w:p>
+    <w:p>
+      <w:pPr>
+        <w:pStyle w:val="ListParagraph"/>
+        <w:numPr>
+          <w:ilvl w:val="0"/>
+          <w:numId w:val="26"/>
+        </w:numPr>
         <w:tabs>
           <w:tab w:val="left" w:pos="1118"/>
         </w:tabs>
-        <w:rPr>
-          <w:rFonts w:ascii="David" w:hAnsi="David" w:cs="David"/>
-          <w:sz w:val="36"/>
-          <w:szCs w:val="36"/>
-          <w:rtl/>
-        </w:rPr>
-      </w:pPr>
-      <w:r>
-        <w:rPr>
-          <w:rFonts w:ascii="David" w:hAnsi="David" w:cs="David"/>
-          <w:sz w:val="36"/>
-          <w:szCs w:val="36"/>
-        </w:rPr>
-        <w:t xml:space="preserve">public void </w:t>
+        <w:jc w:val="both"/>
+        <w:rPr>
+          <w:rFonts w:ascii="David" w:hAnsi="David" w:cs="David"/>
+          <w:sz w:val="32"/>
+          <w:szCs w:val="32"/>
+        </w:rPr>
+      </w:pPr>
+      <w:r>
+        <w:rPr>
+          <w:rFonts w:ascii="David" w:hAnsi="David" w:cs="David"/>
+          <w:sz w:val="32"/>
+          <w:szCs w:val="32"/>
+        </w:rPr>
+        <w:t xml:space="preserve">Task </w:t>
       </w:r>
       <w:proofErr w:type="spellStart"/>
       <w:proofErr w:type="gramStart"/>
       <w:r>
         <w:rPr>
           <w:rFonts w:ascii="David" w:hAnsi="David" w:cs="David"/>
-          <w:sz w:val="36"/>
-          <w:szCs w:val="36"/>
-        </w:rPr>
-        <w:t>OnAppearing</w:t>
+          <w:sz w:val="32"/>
+          <w:szCs w:val="32"/>
+        </w:rPr>
+        <w:t>DeleteMap</w:t>
       </w:r>
       <w:proofErr w:type="spellEnd"/>
       <w:r>
         <w:rPr>
           <w:rFonts w:ascii="David" w:hAnsi="David" w:cs="David"/>
-          <w:sz w:val="36"/>
-          <w:szCs w:val="36"/>
+          <w:sz w:val="32"/>
+          <w:szCs w:val="32"/>
         </w:rPr>
         <w:t>(</w:t>
       </w:r>
+      <w:proofErr w:type="spellStart"/>
       <w:proofErr w:type="gramEnd"/>
       <w:r>
         <w:rPr>
           <w:rFonts w:ascii="David" w:hAnsi="David" w:cs="David"/>
-          <w:sz w:val="36"/>
-          <w:szCs w:val="36"/>
-        </w:rPr>
-        <w:t>);</w:t>
-      </w:r>
-    </w:p>
-    <w:p>
-      <w:pPr>
+          <w:sz w:val="32"/>
+          <w:szCs w:val="32"/>
+        </w:rPr>
+        <w:t>MapPin</w:t>
+      </w:r>
+      <w:proofErr w:type="spellEnd"/>
+      <w:r>
+        <w:rPr>
+          <w:rFonts w:ascii="David" w:hAnsi="David" w:cs="David"/>
+          <w:sz w:val="32"/>
+          <w:szCs w:val="32"/>
+        </w:rPr>
+        <w:t xml:space="preserve"> </w:t>
+      </w:r>
+      <w:proofErr w:type="spellStart"/>
+      <w:r>
+        <w:rPr>
+          <w:rFonts w:ascii="David" w:hAnsi="David" w:cs="David"/>
+          <w:sz w:val="32"/>
+          <w:szCs w:val="32"/>
+        </w:rPr>
+        <w:t>pinOfChosenMap</w:t>
+      </w:r>
+      <w:proofErr w:type="spellEnd"/>
+      <w:r>
+        <w:rPr>
+          <w:rFonts w:ascii="David" w:hAnsi="David" w:cs="David"/>
+          <w:sz w:val="32"/>
+          <w:szCs w:val="32"/>
+        </w:rPr>
+        <w:t>)</w:t>
+      </w:r>
+    </w:p>
+    <w:p>
+      <w:pPr>
+        <w:pStyle w:val="ListParagraph"/>
+        <w:numPr>
+          <w:ilvl w:val="0"/>
+          <w:numId w:val="26"/>
+        </w:numPr>
         <w:tabs>
           <w:tab w:val="left" w:pos="1118"/>
         </w:tabs>
-        <w:rPr>
-          <w:rFonts w:ascii="David" w:hAnsi="David" w:cs="David"/>
-          <w:sz w:val="36"/>
-          <w:szCs w:val="36"/>
-          <w:rtl/>
-        </w:rPr>
-      </w:pPr>
-      <w:r>
-        <w:rPr>
-          <w:rFonts w:ascii="David" w:hAnsi="David" w:cs="David"/>
-          <w:sz w:val="36"/>
-          <w:szCs w:val="36"/>
-        </w:rPr>
-        <w:t xml:space="preserve">public async Task </w:t>
+        <w:jc w:val="both"/>
+        <w:rPr>
+          <w:rFonts w:ascii="David" w:hAnsi="David" w:cs="David"/>
+          <w:sz w:val="32"/>
+          <w:szCs w:val="32"/>
+        </w:rPr>
+      </w:pPr>
+      <w:r>
+        <w:rPr>
+          <w:rFonts w:ascii="David" w:hAnsi="David" w:cs="David"/>
+          <w:sz w:val="32"/>
+          <w:szCs w:val="32"/>
+        </w:rPr>
+        <w:t xml:space="preserve">Task </w:t>
       </w:r>
       <w:proofErr w:type="spellStart"/>
       <w:proofErr w:type="gramStart"/>
       <w:r>
         <w:rPr>
           <w:rFonts w:ascii="David" w:hAnsi="David" w:cs="David"/>
-          <w:sz w:val="36"/>
-          <w:szCs w:val="36"/>
-        </w:rPr>
-        <w:t>SaveUserRecord</w:t>
+          <w:sz w:val="32"/>
+          <w:szCs w:val="32"/>
+        </w:rPr>
+        <w:t>DeleteUsersOfTrack</w:t>
       </w:r>
       <w:proofErr w:type="spellEnd"/>
       <w:r>
         <w:rPr>
           <w:rFonts w:ascii="David" w:hAnsi="David" w:cs="David"/>
-          <w:sz w:val="36"/>
-          <w:szCs w:val="36"/>
+          <w:sz w:val="32"/>
+          <w:szCs w:val="32"/>
         </w:rPr>
         <w:t>(</w:t>
       </w:r>
@@ -21881,221 +23079,287 @@
       <w:r>
         <w:rPr>
           <w:rFonts w:ascii="David" w:hAnsi="David" w:cs="David"/>
-          <w:sz w:val="36"/>
-          <w:szCs w:val="36"/>
-        </w:rPr>
-        <w:t>);</w:t>
-      </w:r>
-    </w:p>
-    <w:p>
-      <w:pPr>
+          <w:sz w:val="32"/>
+          <w:szCs w:val="32"/>
+        </w:rPr>
+        <w:t xml:space="preserve">string </w:t>
+      </w:r>
+      <w:proofErr w:type="spellStart"/>
+      <w:r>
+        <w:rPr>
+          <w:rFonts w:ascii="David" w:hAnsi="David" w:cs="David"/>
+          <w:sz w:val="32"/>
+          <w:szCs w:val="32"/>
+        </w:rPr>
+        <w:t>trackName</w:t>
+      </w:r>
+      <w:proofErr w:type="spellEnd"/>
+      <w:r>
+        <w:rPr>
+          <w:rFonts w:ascii="David" w:hAnsi="David" w:cs="David"/>
+          <w:sz w:val="32"/>
+          <w:szCs w:val="32"/>
+        </w:rPr>
+        <w:t>)</w:t>
+      </w:r>
+    </w:p>
+    <w:p>
+      <w:pPr>
+        <w:pStyle w:val="ListParagraph"/>
+        <w:numPr>
+          <w:ilvl w:val="0"/>
+          <w:numId w:val="26"/>
+        </w:numPr>
         <w:tabs>
           <w:tab w:val="left" w:pos="1118"/>
         </w:tabs>
-        <w:rPr>
-          <w:rFonts w:ascii="David" w:hAnsi="David" w:cs="David"/>
-          <w:sz w:val="36"/>
-          <w:szCs w:val="36"/>
-          <w:rtl/>
-        </w:rPr>
-      </w:pPr>
-      <w:r>
-        <w:rPr>
-          <w:rFonts w:ascii="David" w:hAnsi="David" w:cs="David"/>
-          <w:sz w:val="36"/>
-          <w:szCs w:val="36"/>
-        </w:rPr>
-        <w:t xml:space="preserve">public async Task </w:t>
+        <w:jc w:val="both"/>
+        <w:rPr>
+          <w:rFonts w:ascii="David" w:hAnsi="David" w:cs="David"/>
+          <w:sz w:val="32"/>
+          <w:szCs w:val="32"/>
+        </w:rPr>
+      </w:pPr>
+      <w:r>
+        <w:rPr>
+          <w:rFonts w:ascii="David" w:hAnsi="David" w:cs="David"/>
+          <w:sz w:val="32"/>
+          <w:szCs w:val="32"/>
+        </w:rPr>
+        <w:t xml:space="preserve">Task </w:t>
       </w:r>
       <w:proofErr w:type="spellStart"/>
       <w:proofErr w:type="gramStart"/>
       <w:r>
         <w:rPr>
           <w:rFonts w:ascii="David" w:hAnsi="David" w:cs="David"/>
-          <w:sz w:val="36"/>
-          <w:szCs w:val="36"/>
-        </w:rPr>
-        <w:t>GoToUserRecordsList</w:t>
+          <w:sz w:val="32"/>
+          <w:szCs w:val="32"/>
+        </w:rPr>
+        <w:t>DeleteSinglePin</w:t>
       </w:r>
       <w:proofErr w:type="spellEnd"/>
       <w:r>
         <w:rPr>
           <w:rFonts w:ascii="David" w:hAnsi="David" w:cs="David"/>
-          <w:sz w:val="36"/>
-          <w:szCs w:val="36"/>
+          <w:sz w:val="32"/>
+          <w:szCs w:val="32"/>
         </w:rPr>
         <w:t>(</w:t>
       </w:r>
+      <w:proofErr w:type="spellStart"/>
       <w:proofErr w:type="gramEnd"/>
       <w:r>
         <w:rPr>
           <w:rFonts w:ascii="David" w:hAnsi="David" w:cs="David"/>
-          <w:sz w:val="36"/>
-          <w:szCs w:val="36"/>
-        </w:rPr>
-        <w:t>);</w:t>
-      </w:r>
-    </w:p>
-    <w:p>
-      <w:pPr>
+          <w:sz w:val="32"/>
+          <w:szCs w:val="32"/>
+        </w:rPr>
+        <w:t>MapPin</w:t>
+      </w:r>
+      <w:proofErr w:type="spellEnd"/>
+      <w:r>
+        <w:rPr>
+          <w:rFonts w:ascii="David" w:hAnsi="David" w:cs="David"/>
+          <w:sz w:val="32"/>
+          <w:szCs w:val="32"/>
+        </w:rPr>
+        <w:t xml:space="preserve"> pin)</w:t>
+      </w:r>
+    </w:p>
+    <w:p>
+      <w:pPr>
+        <w:pStyle w:val="ListParagraph"/>
+        <w:numPr>
+          <w:ilvl w:val="0"/>
+          <w:numId w:val="26"/>
+        </w:numPr>
         <w:tabs>
           <w:tab w:val="left" w:pos="1118"/>
         </w:tabs>
-        <w:rPr>
-          <w:rFonts w:ascii="David" w:hAnsi="David" w:cs="David"/>
-          <w:sz w:val="36"/>
-          <w:szCs w:val="36"/>
-          <w:rtl/>
-        </w:rPr>
-      </w:pPr>
-      <w:r>
-        <w:rPr>
-          <w:rFonts w:ascii="David" w:hAnsi="David" w:cs="David"/>
-          <w:sz w:val="36"/>
-          <w:szCs w:val="36"/>
-        </w:rPr>
-        <w:t xml:space="preserve">public async Task </w:t>
+        <w:jc w:val="both"/>
+        <w:rPr>
+          <w:rFonts w:ascii="David" w:hAnsi="David" w:cs="David"/>
+          <w:sz w:val="32"/>
+          <w:szCs w:val="32"/>
+        </w:rPr>
+      </w:pPr>
+      <w:r>
+        <w:rPr>
+          <w:rFonts w:ascii="David" w:hAnsi="David" w:cs="David"/>
+          <w:sz w:val="32"/>
+          <w:szCs w:val="32"/>
+        </w:rPr>
+        <w:t xml:space="preserve">void </w:t>
       </w:r>
       <w:proofErr w:type="gramStart"/>
       <w:r>
         <w:rPr>
           <w:rFonts w:ascii="David" w:hAnsi="David" w:cs="David"/>
-          <w:sz w:val="36"/>
-          <w:szCs w:val="36"/>
-        </w:rPr>
-        <w:t>Logout(</w:t>
+          <w:sz w:val="32"/>
+          <w:szCs w:val="32"/>
+        </w:rPr>
+        <w:t>Refresh(</w:t>
       </w:r>
       <w:proofErr w:type="gramEnd"/>
       <w:r>
         <w:rPr>
           <w:rFonts w:ascii="David" w:hAnsi="David" w:cs="David"/>
-          <w:sz w:val="36"/>
-          <w:szCs w:val="36"/>
-        </w:rPr>
-        <w:t xml:space="preserve">); </w:t>
-      </w:r>
-    </w:p>
-    <w:p>
-      <w:pPr>
+          <w:sz w:val="32"/>
+          <w:szCs w:val="32"/>
+        </w:rPr>
+        <w:t>)</w:t>
+      </w:r>
+    </w:p>
+    <w:p>
+      <w:pPr>
+        <w:pStyle w:val="ListParagraph"/>
+        <w:numPr>
+          <w:ilvl w:val="0"/>
+          <w:numId w:val="26"/>
+        </w:numPr>
         <w:tabs>
           <w:tab w:val="left" w:pos="1118"/>
         </w:tabs>
-        <w:rPr>
-          <w:rFonts w:ascii="David" w:hAnsi="David" w:cs="David"/>
-          <w:sz w:val="36"/>
-          <w:szCs w:val="36"/>
-          <w:rtl/>
-        </w:rPr>
-      </w:pPr>
-      <w:r>
-        <w:rPr>
-          <w:rFonts w:ascii="David" w:hAnsi="David" w:cs="David"/>
-          <w:sz w:val="36"/>
-          <w:szCs w:val="36"/>
-        </w:rPr>
-        <w:t xml:space="preserve">private static </w:t>
-      </w:r>
-      <w:proofErr w:type="gramStart"/>
-      <w:r>
-        <w:rPr>
-          <w:rFonts w:ascii="David" w:hAnsi="David" w:cs="David"/>
-          <w:sz w:val="36"/>
-          <w:szCs w:val="36"/>
-        </w:rPr>
-        <w:t>List&lt;</w:t>
-      </w:r>
-      <w:proofErr w:type="spellStart"/>
-      <w:r>
-        <w:rPr>
-          <w:rFonts w:ascii="David" w:hAnsi="David" w:cs="David"/>
-          <w:sz w:val="36"/>
-          <w:szCs w:val="36"/>
-        </w:rPr>
-        <w:t>Maui.GoogleMaps.Pin</w:t>
-      </w:r>
-      <w:proofErr w:type="spellEnd"/>
-      <w:proofErr w:type="gramEnd"/>
-      <w:r>
-        <w:rPr>
-          <w:rFonts w:ascii="David" w:hAnsi="David" w:cs="David"/>
-          <w:sz w:val="36"/>
-          <w:szCs w:val="36"/>
-        </w:rPr>
-        <w:t xml:space="preserve">&gt; </w:t>
-      </w:r>
-      <w:proofErr w:type="spellStart"/>
-      <w:r>
-        <w:rPr>
-          <w:rFonts w:ascii="David" w:hAnsi="David" w:cs="David"/>
-          <w:sz w:val="36"/>
-          <w:szCs w:val="36"/>
-        </w:rPr>
-        <w:t>getPinsListByName</w:t>
-      </w:r>
-      <w:proofErr w:type="spellEnd"/>
-      <w:r>
-        <w:rPr>
-          <w:rFonts w:ascii="David" w:hAnsi="David" w:cs="David"/>
-          <w:sz w:val="36"/>
-          <w:szCs w:val="36"/>
-        </w:rPr>
-        <w:t xml:space="preserve">(string </w:t>
-      </w:r>
-      <w:proofErr w:type="spellStart"/>
-      <w:r>
-        <w:rPr>
-          <w:rFonts w:ascii="David" w:hAnsi="David" w:cs="David"/>
-          <w:sz w:val="36"/>
-          <w:szCs w:val="36"/>
-        </w:rPr>
-        <w:t>trackName</w:t>
-      </w:r>
-      <w:proofErr w:type="spellEnd"/>
-      <w:r>
-        <w:rPr>
-          <w:rFonts w:ascii="David" w:hAnsi="David" w:cs="David"/>
-          <w:sz w:val="36"/>
-          <w:szCs w:val="36"/>
-        </w:rPr>
-        <w:t xml:space="preserve">); </w:t>
-      </w:r>
-    </w:p>
-    <w:p>
-      <w:pPr>
-        <w:tabs>
-          <w:tab w:val="left" w:pos="1118"/>
-        </w:tabs>
-        <w:rPr>
-          <w:rFonts w:ascii="David" w:hAnsi="David" w:cs="David"/>
-          <w:sz w:val="36"/>
-          <w:szCs w:val="36"/>
-          <w:rtl/>
-        </w:rPr>
-      </w:pPr>
-      <w:r>
-        <w:rPr>
-          <w:rFonts w:ascii="David" w:hAnsi="David" w:cs="David"/>
-          <w:sz w:val="36"/>
-          <w:szCs w:val="36"/>
-        </w:rPr>
-        <w:t xml:space="preserve">public void </w:t>
+        <w:jc w:val="both"/>
+        <w:rPr>
+          <w:rFonts w:ascii="David" w:hAnsi="David" w:cs="David"/>
+          <w:sz w:val="32"/>
+          <w:szCs w:val="32"/>
+        </w:rPr>
+      </w:pPr>
+      <w:r>
+        <w:rPr>
+          <w:rFonts w:ascii="David" w:hAnsi="David" w:cs="David"/>
+          <w:sz w:val="32"/>
+          <w:szCs w:val="32"/>
+        </w:rPr>
+        <w:t xml:space="preserve">Task </w:t>
       </w:r>
       <w:proofErr w:type="spellStart"/>
       <w:proofErr w:type="gramStart"/>
       <w:r>
         <w:rPr>
           <w:rFonts w:ascii="David" w:hAnsi="David" w:cs="David"/>
-          <w:sz w:val="36"/>
-          <w:szCs w:val="36"/>
-        </w:rPr>
-        <w:t>TestCommand</w:t>
+          <w:sz w:val="32"/>
+          <w:szCs w:val="32"/>
+        </w:rPr>
+        <w:t>ToTimerPage</w:t>
       </w:r>
       <w:proofErr w:type="spellEnd"/>
       <w:r>
         <w:rPr>
           <w:rFonts w:ascii="David" w:hAnsi="David" w:cs="David"/>
-          <w:sz w:val="36"/>
-          <w:szCs w:val="36"/>
+          <w:sz w:val="32"/>
+          <w:szCs w:val="32"/>
+        </w:rPr>
+        <w:t>(</w:t>
+      </w:r>
+      <w:proofErr w:type="gramEnd"/>
+      <w:r>
+        <w:rPr>
+          <w:rFonts w:ascii="David" w:hAnsi="David" w:cs="David"/>
+          <w:sz w:val="32"/>
+          <w:szCs w:val="32"/>
+        </w:rPr>
+        <w:t>)</w:t>
+      </w:r>
+    </w:p>
+    <w:p>
+      <w:pPr>
+        <w:pStyle w:val="ListParagraph"/>
+        <w:numPr>
+          <w:ilvl w:val="0"/>
+          <w:numId w:val="26"/>
+        </w:numPr>
+        <w:tabs>
+          <w:tab w:val="left" w:pos="1118"/>
+        </w:tabs>
+        <w:jc w:val="both"/>
+        <w:rPr>
+          <w:rFonts w:ascii="David" w:hAnsi="David" w:cs="David"/>
+          <w:sz w:val="32"/>
+          <w:szCs w:val="32"/>
+        </w:rPr>
+      </w:pPr>
+      <w:r>
+        <w:rPr>
+          <w:rFonts w:ascii="David" w:hAnsi="David" w:cs="David"/>
+          <w:sz w:val="32"/>
+          <w:szCs w:val="32"/>
+        </w:rPr>
+        <w:t xml:space="preserve">void </w:t>
+      </w:r>
+      <w:proofErr w:type="spellStart"/>
+      <w:proofErr w:type="gramStart"/>
+      <w:r>
+        <w:rPr>
+          <w:rFonts w:ascii="David" w:hAnsi="David" w:cs="David"/>
+          <w:sz w:val="32"/>
+          <w:szCs w:val="32"/>
+        </w:rPr>
+        <w:t>ChangeConnectionStatus</w:t>
+      </w:r>
+      <w:proofErr w:type="spellEnd"/>
+      <w:r>
+        <w:rPr>
+          <w:rFonts w:ascii="David" w:hAnsi="David" w:cs="David"/>
+          <w:sz w:val="32"/>
+          <w:szCs w:val="32"/>
+        </w:rPr>
+        <w:t>(</w:t>
+      </w:r>
+      <w:proofErr w:type="gramEnd"/>
+      <w:r>
+        <w:rPr>
+          <w:rFonts w:ascii="David" w:hAnsi="David" w:cs="David"/>
+          <w:sz w:val="32"/>
+          <w:szCs w:val="32"/>
+        </w:rPr>
+        <w:t>)</w:t>
+      </w:r>
+    </w:p>
+    <w:p>
+      <w:pPr>
+        <w:pStyle w:val="ListParagraph"/>
+        <w:numPr>
+          <w:ilvl w:val="0"/>
+          <w:numId w:val="26"/>
+        </w:numPr>
+        <w:tabs>
+          <w:tab w:val="left" w:pos="1118"/>
+        </w:tabs>
+        <w:jc w:val="both"/>
+        <w:rPr>
+          <w:rFonts w:ascii="David" w:hAnsi="David" w:cs="David"/>
+          <w:sz w:val="32"/>
+          <w:szCs w:val="32"/>
+        </w:rPr>
+      </w:pPr>
+      <w:r>
+        <w:rPr>
+          <w:rFonts w:ascii="David" w:hAnsi="David" w:cs="David"/>
+          <w:sz w:val="32"/>
+          <w:szCs w:val="32"/>
+        </w:rPr>
+        <w:t>Task&lt;bool&gt;</w:t>
+      </w:r>
+      <w:proofErr w:type="spellStart"/>
+      <w:proofErr w:type="gramStart"/>
+      <w:r>
+        <w:rPr>
+          <w:rFonts w:ascii="David" w:hAnsi="David" w:cs="David"/>
+          <w:sz w:val="32"/>
+          <w:szCs w:val="32"/>
+        </w:rPr>
+        <w:t>WarningDeletingMyTrack</w:t>
+      </w:r>
+      <w:proofErr w:type="spellEnd"/>
+      <w:r>
+        <w:rPr>
+          <w:rFonts w:ascii="David" w:hAnsi="David" w:cs="David"/>
+          <w:sz w:val="32"/>
+          <w:szCs w:val="32"/>
         </w:rPr>
         <w:t>(</w:t>
       </w:r>
@@ -22104,8 +23368,8 @@
       <w:r>
         <w:rPr>
           <w:rFonts w:ascii="David" w:hAnsi="David" w:cs="David"/>
-          <w:sz w:val="36"/>
-          <w:szCs w:val="36"/>
+          <w:sz w:val="32"/>
+          <w:szCs w:val="32"/>
         </w:rPr>
         <w:t>MapPin</w:t>
       </w:r>
@@ -22113,48 +23377,71 @@
       <w:r>
         <w:rPr>
           <w:rFonts w:ascii="David" w:hAnsi="David" w:cs="David"/>
-          <w:sz w:val="36"/>
-          <w:szCs w:val="36"/>
-        </w:rPr>
-        <w:t xml:space="preserve"> pin); </w:t>
-      </w:r>
-    </w:p>
-    <w:p>
-      <w:pPr>
+          <w:sz w:val="32"/>
+          <w:szCs w:val="32"/>
+        </w:rPr>
+        <w:t xml:space="preserve"> </w:t>
+      </w:r>
+      <w:proofErr w:type="spellStart"/>
+      <w:r>
+        <w:rPr>
+          <w:rFonts w:ascii="David" w:hAnsi="David" w:cs="David"/>
+          <w:sz w:val="32"/>
+          <w:szCs w:val="32"/>
+        </w:rPr>
+        <w:t>chosenPinOfMap</w:t>
+      </w:r>
+      <w:proofErr w:type="spellEnd"/>
+      <w:r>
+        <w:rPr>
+          <w:rFonts w:ascii="David" w:hAnsi="David" w:cs="David"/>
+          <w:sz w:val="32"/>
+          <w:szCs w:val="32"/>
+        </w:rPr>
+        <w:t>)</w:t>
+      </w:r>
+    </w:p>
+    <w:p>
+      <w:pPr>
+        <w:pStyle w:val="ListParagraph"/>
+        <w:numPr>
+          <w:ilvl w:val="0"/>
+          <w:numId w:val="26"/>
+        </w:numPr>
         <w:tabs>
           <w:tab w:val="left" w:pos="1118"/>
         </w:tabs>
-        <w:rPr>
-          <w:rFonts w:ascii="David" w:hAnsi="David" w:cs="David"/>
-          <w:sz w:val="36"/>
-          <w:szCs w:val="36"/>
-          <w:rtl/>
-        </w:rPr>
-      </w:pPr>
-      <w:r>
-        <w:rPr>
-          <w:rFonts w:ascii="David" w:hAnsi="David" w:cs="David"/>
-          <w:sz w:val="36"/>
-          <w:szCs w:val="36"/>
-        </w:rPr>
-        <w:t xml:space="preserve">public async Task </w:t>
+        <w:jc w:val="both"/>
+        <w:rPr>
+          <w:rFonts w:ascii="David" w:hAnsi="David" w:cs="David"/>
+          <w:sz w:val="32"/>
+          <w:szCs w:val="32"/>
+        </w:rPr>
+      </w:pPr>
+      <w:r>
+        <w:rPr>
+          <w:rFonts w:ascii="David" w:hAnsi="David" w:cs="David"/>
+          <w:sz w:val="32"/>
+          <w:szCs w:val="32"/>
+        </w:rPr>
+        <w:t>Task&lt;bool&gt;</w:t>
       </w:r>
       <w:proofErr w:type="spellStart"/>
       <w:proofErr w:type="gramStart"/>
       <w:r>
         <w:rPr>
           <w:rFonts w:ascii="David" w:hAnsi="David" w:cs="David"/>
-          <w:sz w:val="36"/>
-          <w:szCs w:val="36"/>
-        </w:rPr>
-        <w:t>ChooseMapFromList</w:t>
+          <w:sz w:val="32"/>
+          <w:szCs w:val="32"/>
+        </w:rPr>
+        <w:t>CheckMapOwnership</w:t>
       </w:r>
       <w:proofErr w:type="spellEnd"/>
       <w:r>
         <w:rPr>
           <w:rFonts w:ascii="David" w:hAnsi="David" w:cs="David"/>
-          <w:sz w:val="36"/>
-          <w:szCs w:val="36"/>
+          <w:sz w:val="32"/>
+          <w:szCs w:val="32"/>
         </w:rPr>
         <w:t>(</w:t>
       </w:r>
@@ -22163,8 +23450,8 @@
       <w:r>
         <w:rPr>
           <w:rFonts w:ascii="David" w:hAnsi="David" w:cs="David"/>
-          <w:sz w:val="36"/>
-          <w:szCs w:val="36"/>
+          <w:sz w:val="32"/>
+          <w:szCs w:val="32"/>
         </w:rPr>
         <w:t>MapPin</w:t>
       </w:r>
@@ -22172,10 +23459,28 @@
       <w:r>
         <w:rPr>
           <w:rFonts w:ascii="David" w:hAnsi="David" w:cs="David"/>
-          <w:sz w:val="36"/>
-          <w:szCs w:val="36"/>
-        </w:rPr>
-        <w:t xml:space="preserve"> map); </w:t>
+          <w:sz w:val="32"/>
+          <w:szCs w:val="32"/>
+        </w:rPr>
+        <w:t xml:space="preserve"> </w:t>
+      </w:r>
+      <w:proofErr w:type="spellStart"/>
+      <w:r>
+        <w:rPr>
+          <w:rFonts w:ascii="David" w:hAnsi="David" w:cs="David"/>
+          <w:sz w:val="32"/>
+          <w:szCs w:val="32"/>
+        </w:rPr>
+        <w:t>chosenPinOfMap</w:t>
+      </w:r>
+      <w:proofErr w:type="spellEnd"/>
+      <w:r>
+        <w:rPr>
+          <w:rFonts w:ascii="David" w:hAnsi="David" w:cs="David"/>
+          <w:sz w:val="32"/>
+          <w:szCs w:val="32"/>
+        </w:rPr>
+        <w:t>)</w:t>
       </w:r>
     </w:p>
     <w:p>
@@ -22183,48 +23488,30 @@
         <w:tabs>
           <w:tab w:val="left" w:pos="1118"/>
         </w:tabs>
-        <w:rPr>
-          <w:rFonts w:ascii="David" w:hAnsi="David" w:cs="David"/>
-          <w:sz w:val="36"/>
-          <w:szCs w:val="36"/>
-          <w:rtl/>
-        </w:rPr>
-      </w:pPr>
-      <w:r>
-        <w:rPr>
-          <w:rFonts w:ascii="David" w:hAnsi="David" w:cs="David"/>
-          <w:sz w:val="36"/>
-          <w:szCs w:val="36"/>
-        </w:rPr>
-        <w:t xml:space="preserve">public async Task </w:t>
-      </w:r>
-      <w:proofErr w:type="spellStart"/>
-      <w:proofErr w:type="gramStart"/>
-      <w:r>
-        <w:rPr>
-          <w:rFonts w:ascii="David" w:hAnsi="David" w:cs="David"/>
-          <w:sz w:val="36"/>
-          <w:szCs w:val="36"/>
-        </w:rPr>
-        <w:t>ToMapPage</w:t>
-      </w:r>
-      <w:proofErr w:type="spellEnd"/>
-      <w:r>
-        <w:rPr>
-          <w:rFonts w:ascii="David" w:hAnsi="David" w:cs="David"/>
-          <w:sz w:val="36"/>
-          <w:szCs w:val="36"/>
-        </w:rPr>
-        <w:t>(</w:t>
-      </w:r>
-      <w:proofErr w:type="gramEnd"/>
-      <w:r>
-        <w:rPr>
-          <w:rFonts w:ascii="David" w:hAnsi="David" w:cs="David"/>
-          <w:sz w:val="36"/>
-          <w:szCs w:val="36"/>
-        </w:rPr>
-        <w:t>);</w:t>
+        <w:jc w:val="both"/>
+        <w:rPr>
+          <w:rFonts w:ascii="David" w:hAnsi="David" w:cs="David"/>
+          <w:sz w:val="36"/>
+          <w:szCs w:val="36"/>
+        </w:rPr>
+      </w:pPr>
+    </w:p>
+    <w:p>
+      <w:pPr>
+        <w:suppressAutoHyphens w:val="0"/>
+        <w:rPr>
+          <w:rFonts w:ascii="David" w:hAnsi="David" w:cs="David"/>
+          <w:sz w:val="36"/>
+          <w:szCs w:val="36"/>
+        </w:rPr>
+      </w:pPr>
+      <w:r>
+        <w:rPr>
+          <w:rFonts w:ascii="David" w:hAnsi="David" w:cs="David"/>
+          <w:sz w:val="36"/>
+          <w:szCs w:val="36"/>
+        </w:rPr>
+        <w:br w:type="page"/>
       </w:r>
     </w:p>
     <w:p>
@@ -22232,530 +23519,13 @@
         <w:tabs>
           <w:tab w:val="left" w:pos="1118"/>
         </w:tabs>
-        <w:rPr>
-          <w:rFonts w:ascii="David" w:hAnsi="David" w:cs="David"/>
-          <w:sz w:val="36"/>
-          <w:szCs w:val="36"/>
-          <w:rtl/>
-        </w:rPr>
-      </w:pPr>
-      <w:r>
-        <w:rPr>
-          <w:rFonts w:ascii="David" w:hAnsi="David" w:cs="David"/>
-          <w:sz w:val="36"/>
-          <w:szCs w:val="36"/>
-        </w:rPr>
-        <w:t xml:space="preserve">public async Task </w:t>
-      </w:r>
-      <w:proofErr w:type="spellStart"/>
-      <w:proofErr w:type="gramStart"/>
-      <w:r>
-        <w:rPr>
-          <w:rFonts w:ascii="David" w:hAnsi="David" w:cs="David"/>
-          <w:sz w:val="36"/>
-          <w:szCs w:val="36"/>
-        </w:rPr>
-        <w:t>DeleteMap</w:t>
-      </w:r>
-      <w:proofErr w:type="spellEnd"/>
-      <w:r>
-        <w:rPr>
-          <w:rFonts w:ascii="David" w:hAnsi="David" w:cs="David"/>
-          <w:sz w:val="36"/>
-          <w:szCs w:val="36"/>
-        </w:rPr>
-        <w:t>(</w:t>
-      </w:r>
-      <w:proofErr w:type="spellStart"/>
-      <w:proofErr w:type="gramEnd"/>
-      <w:r>
-        <w:rPr>
-          <w:rFonts w:ascii="David" w:hAnsi="David" w:cs="David"/>
-          <w:sz w:val="36"/>
-          <w:szCs w:val="36"/>
-        </w:rPr>
-        <w:t>MapPin</w:t>
-      </w:r>
-      <w:proofErr w:type="spellEnd"/>
-      <w:r>
-        <w:rPr>
-          <w:rFonts w:ascii="David" w:hAnsi="David" w:cs="David"/>
-          <w:sz w:val="36"/>
-          <w:szCs w:val="36"/>
-        </w:rPr>
-        <w:t xml:space="preserve"> </w:t>
-      </w:r>
-      <w:proofErr w:type="spellStart"/>
-      <w:r>
-        <w:rPr>
-          <w:rFonts w:ascii="David" w:hAnsi="David" w:cs="David"/>
-          <w:sz w:val="36"/>
-          <w:szCs w:val="36"/>
-        </w:rPr>
-        <w:t>pinOfChoseMap</w:t>
-      </w:r>
-      <w:proofErr w:type="spellEnd"/>
-      <w:r>
-        <w:rPr>
-          <w:rFonts w:ascii="David" w:hAnsi="David" w:cs="David"/>
-          <w:sz w:val="36"/>
-          <w:szCs w:val="36"/>
-        </w:rPr>
-        <w:t xml:space="preserve">); public async Task </w:t>
-      </w:r>
-      <w:proofErr w:type="spellStart"/>
-      <w:r>
-        <w:rPr>
-          <w:rFonts w:ascii="David" w:hAnsi="David" w:cs="David"/>
-          <w:sz w:val="36"/>
-          <w:szCs w:val="36"/>
-        </w:rPr>
-        <w:t>DeleteUsersOfTrack</w:t>
-      </w:r>
-      <w:proofErr w:type="spellEnd"/>
-      <w:r>
-        <w:rPr>
-          <w:rFonts w:ascii="David" w:hAnsi="David" w:cs="David"/>
-          <w:sz w:val="36"/>
-          <w:szCs w:val="36"/>
-        </w:rPr>
-        <w:t xml:space="preserve">(string </w:t>
-      </w:r>
-      <w:proofErr w:type="spellStart"/>
-      <w:r>
-        <w:rPr>
-          <w:rFonts w:ascii="David" w:hAnsi="David" w:cs="David"/>
-          <w:sz w:val="36"/>
-          <w:szCs w:val="36"/>
-        </w:rPr>
-        <w:t>trackName</w:t>
-      </w:r>
-      <w:proofErr w:type="spellEnd"/>
-      <w:r>
-        <w:rPr>
-          <w:rFonts w:ascii="David" w:hAnsi="David" w:cs="David"/>
-          <w:sz w:val="36"/>
-          <w:szCs w:val="36"/>
-        </w:rPr>
-        <w:t>);</w:t>
-      </w:r>
-    </w:p>
-    <w:p>
-      <w:pPr>
-        <w:tabs>
-          <w:tab w:val="left" w:pos="1118"/>
-        </w:tabs>
-        <w:rPr>
-          <w:rFonts w:ascii="David" w:hAnsi="David" w:cs="David"/>
-          <w:sz w:val="36"/>
-          <w:szCs w:val="36"/>
-          <w:rtl/>
-        </w:rPr>
-      </w:pPr>
-      <w:r>
-        <w:rPr>
-          <w:rFonts w:ascii="David" w:hAnsi="David" w:cs="David"/>
-          <w:sz w:val="36"/>
-          <w:szCs w:val="36"/>
-        </w:rPr>
-        <w:t xml:space="preserve">public async Task </w:t>
-      </w:r>
-      <w:proofErr w:type="spellStart"/>
-      <w:proofErr w:type="gramStart"/>
-      <w:r>
-        <w:rPr>
-          <w:rFonts w:ascii="David" w:hAnsi="David" w:cs="David"/>
-          <w:sz w:val="36"/>
-          <w:szCs w:val="36"/>
-        </w:rPr>
-        <w:t>DeleteSinglePin</w:t>
-      </w:r>
-      <w:proofErr w:type="spellEnd"/>
-      <w:r>
-        <w:rPr>
-          <w:rFonts w:ascii="David" w:hAnsi="David" w:cs="David"/>
-          <w:sz w:val="36"/>
-          <w:szCs w:val="36"/>
-        </w:rPr>
-        <w:t>(</w:t>
-      </w:r>
-      <w:proofErr w:type="spellStart"/>
-      <w:proofErr w:type="gramEnd"/>
-      <w:r>
-        <w:rPr>
-          <w:rFonts w:ascii="David" w:hAnsi="David" w:cs="David"/>
-          <w:sz w:val="36"/>
-          <w:szCs w:val="36"/>
-        </w:rPr>
-        <w:t>MapPin</w:t>
-      </w:r>
-      <w:proofErr w:type="spellEnd"/>
-      <w:r>
-        <w:rPr>
-          <w:rFonts w:ascii="David" w:hAnsi="David" w:cs="David"/>
-          <w:sz w:val="36"/>
-          <w:szCs w:val="36"/>
-        </w:rPr>
-        <w:t xml:space="preserve"> pin);</w:t>
-      </w:r>
-    </w:p>
-    <w:p>
-      <w:pPr>
-        <w:tabs>
-          <w:tab w:val="left" w:pos="1118"/>
-        </w:tabs>
-        <w:rPr>
-          <w:rFonts w:ascii="David" w:hAnsi="David" w:cs="David"/>
-          <w:sz w:val="36"/>
-          <w:szCs w:val="36"/>
-          <w:rtl/>
-        </w:rPr>
-      </w:pPr>
-      <w:r>
-        <w:rPr>
-          <w:rFonts w:ascii="David" w:hAnsi="David" w:cs="David"/>
-          <w:sz w:val="36"/>
-          <w:szCs w:val="36"/>
-        </w:rPr>
-        <w:t xml:space="preserve"> public void </w:t>
-      </w:r>
-      <w:proofErr w:type="gramStart"/>
-      <w:r>
-        <w:rPr>
-          <w:rFonts w:ascii="David" w:hAnsi="David" w:cs="David"/>
-          <w:sz w:val="36"/>
-          <w:szCs w:val="36"/>
-        </w:rPr>
-        <w:t>Refresh(</w:t>
-      </w:r>
-      <w:proofErr w:type="gramEnd"/>
-      <w:r>
-        <w:rPr>
-          <w:rFonts w:ascii="David" w:hAnsi="David" w:cs="David"/>
-          <w:sz w:val="36"/>
-          <w:szCs w:val="36"/>
-        </w:rPr>
-        <w:t>);</w:t>
-      </w:r>
-    </w:p>
-    <w:p>
-      <w:pPr>
-        <w:tabs>
-          <w:tab w:val="left" w:pos="1118"/>
-        </w:tabs>
-        <w:rPr>
-          <w:rFonts w:ascii="David" w:hAnsi="David" w:cs="David"/>
-          <w:sz w:val="36"/>
-          <w:szCs w:val="36"/>
-          <w:rtl/>
-        </w:rPr>
-      </w:pPr>
-      <w:r>
-        <w:rPr>
-          <w:rFonts w:ascii="David" w:hAnsi="David" w:cs="David"/>
-          <w:sz w:val="36"/>
-          <w:szCs w:val="36"/>
-        </w:rPr>
-        <w:t xml:space="preserve">public async Task </w:t>
-      </w:r>
-      <w:proofErr w:type="spellStart"/>
-      <w:proofErr w:type="gramStart"/>
-      <w:r>
-        <w:rPr>
-          <w:rFonts w:ascii="David" w:hAnsi="David" w:cs="David"/>
-          <w:sz w:val="36"/>
-          <w:szCs w:val="36"/>
-        </w:rPr>
-        <w:t>ToTimerPage</w:t>
-      </w:r>
-      <w:proofErr w:type="spellEnd"/>
-      <w:r>
-        <w:rPr>
-          <w:rFonts w:ascii="David" w:hAnsi="David" w:cs="David"/>
-          <w:sz w:val="36"/>
-          <w:szCs w:val="36"/>
-        </w:rPr>
-        <w:t>(</w:t>
-      </w:r>
-      <w:proofErr w:type="gramEnd"/>
-      <w:r>
-        <w:rPr>
-          <w:rFonts w:ascii="David" w:hAnsi="David" w:cs="David"/>
-          <w:sz w:val="36"/>
-          <w:szCs w:val="36"/>
-        </w:rPr>
-        <w:t xml:space="preserve">); </w:t>
-      </w:r>
-    </w:p>
-    <w:p>
-      <w:pPr>
-        <w:tabs>
-          <w:tab w:val="left" w:pos="1118"/>
-        </w:tabs>
-        <w:rPr>
-          <w:rFonts w:ascii="David" w:hAnsi="David" w:cs="David"/>
-          <w:sz w:val="36"/>
-          <w:szCs w:val="36"/>
-          <w:rtl/>
-        </w:rPr>
-      </w:pPr>
-      <w:r>
-        <w:rPr>
-          <w:rFonts w:ascii="David" w:hAnsi="David" w:cs="David"/>
-          <w:sz w:val="36"/>
-          <w:szCs w:val="36"/>
-        </w:rPr>
-        <w:t xml:space="preserve">public void </w:t>
-      </w:r>
-      <w:proofErr w:type="spellStart"/>
-      <w:proofErr w:type="gramStart"/>
-      <w:r>
-        <w:rPr>
-          <w:rFonts w:ascii="David" w:hAnsi="David" w:cs="David"/>
-          <w:sz w:val="36"/>
-          <w:szCs w:val="36"/>
-        </w:rPr>
-        <w:t>ChangeConnectionStatus</w:t>
-      </w:r>
-      <w:proofErr w:type="spellEnd"/>
-      <w:r>
-        <w:rPr>
-          <w:rFonts w:ascii="David" w:hAnsi="David" w:cs="David"/>
-          <w:sz w:val="36"/>
-          <w:szCs w:val="36"/>
-        </w:rPr>
-        <w:t>(</w:t>
-      </w:r>
-      <w:proofErr w:type="gramEnd"/>
-      <w:r>
-        <w:rPr>
-          <w:rFonts w:ascii="David" w:hAnsi="David" w:cs="David"/>
-          <w:sz w:val="36"/>
-          <w:szCs w:val="36"/>
-        </w:rPr>
-        <w:t>);</w:t>
-      </w:r>
-    </w:p>
-    <w:p>
-      <w:pPr>
-        <w:tabs>
-          <w:tab w:val="left" w:pos="1118"/>
-        </w:tabs>
-        <w:rPr>
-          <w:rFonts w:ascii="David" w:hAnsi="David" w:cs="David"/>
-          <w:sz w:val="36"/>
-          <w:szCs w:val="36"/>
-          <w:rtl/>
-        </w:rPr>
-      </w:pPr>
-      <w:r>
-        <w:rPr>
-          <w:rFonts w:ascii="David" w:hAnsi="David" w:cs="David"/>
-          <w:sz w:val="36"/>
-          <w:szCs w:val="36"/>
-        </w:rPr>
-        <w:t xml:space="preserve">public async Task </w:t>
-      </w:r>
-      <w:proofErr w:type="spellStart"/>
-      <w:proofErr w:type="gramStart"/>
-      <w:r>
-        <w:rPr>
-          <w:rFonts w:ascii="David" w:hAnsi="David" w:cs="David"/>
-          <w:sz w:val="36"/>
-          <w:szCs w:val="36"/>
-        </w:rPr>
-        <w:t>UrlTap</w:t>
-      </w:r>
-      <w:proofErr w:type="spellEnd"/>
-      <w:r>
-        <w:rPr>
-          <w:rFonts w:ascii="David" w:hAnsi="David" w:cs="David"/>
-          <w:sz w:val="36"/>
-          <w:szCs w:val="36"/>
-        </w:rPr>
-        <w:t>(</w:t>
-      </w:r>
-      <w:proofErr w:type="gramEnd"/>
-      <w:r>
-        <w:rPr>
-          <w:rFonts w:ascii="David" w:hAnsi="David" w:cs="David"/>
-          <w:sz w:val="36"/>
-          <w:szCs w:val="36"/>
-        </w:rPr>
-        <w:t xml:space="preserve">string </w:t>
-      </w:r>
-      <w:proofErr w:type="spellStart"/>
-      <w:r>
-        <w:rPr>
-          <w:rFonts w:ascii="David" w:hAnsi="David" w:cs="David"/>
-          <w:sz w:val="36"/>
-          <w:szCs w:val="36"/>
-        </w:rPr>
-        <w:t>url</w:t>
-      </w:r>
-      <w:proofErr w:type="spellEnd"/>
-      <w:r>
-        <w:rPr>
-          <w:rFonts w:ascii="David" w:hAnsi="David" w:cs="David"/>
-          <w:sz w:val="36"/>
-          <w:szCs w:val="36"/>
-        </w:rPr>
-        <w:t>);</w:t>
-      </w:r>
-    </w:p>
-    <w:p>
-      <w:pPr>
-        <w:tabs>
-          <w:tab w:val="left" w:pos="1118"/>
-        </w:tabs>
-        <w:rPr>
-          <w:rFonts w:ascii="David" w:hAnsi="David" w:cs="David"/>
-          <w:sz w:val="36"/>
-          <w:szCs w:val="36"/>
-          <w:rtl/>
-        </w:rPr>
-      </w:pPr>
-      <w:r>
-        <w:rPr>
-          <w:rFonts w:ascii="David" w:hAnsi="David" w:cs="David"/>
-          <w:sz w:val="36"/>
-          <w:szCs w:val="36"/>
-        </w:rPr>
-        <w:t xml:space="preserve"> private async Task&lt;bool&gt; </w:t>
-      </w:r>
-      <w:proofErr w:type="spellStart"/>
-      <w:proofErr w:type="gramStart"/>
-      <w:r>
-        <w:rPr>
-          <w:rFonts w:ascii="David" w:hAnsi="David" w:cs="David"/>
-          <w:sz w:val="36"/>
-          <w:szCs w:val="36"/>
-        </w:rPr>
-        <w:t>WarningDeletingMyTrack</w:t>
-      </w:r>
-      <w:proofErr w:type="spellEnd"/>
-      <w:r>
-        <w:rPr>
-          <w:rFonts w:ascii="David" w:hAnsi="David" w:cs="David"/>
-          <w:sz w:val="36"/>
-          <w:szCs w:val="36"/>
-        </w:rPr>
-        <w:t>(</w:t>
-      </w:r>
-      <w:proofErr w:type="spellStart"/>
-      <w:proofErr w:type="gramEnd"/>
-      <w:r>
-        <w:rPr>
-          <w:rFonts w:ascii="David" w:hAnsi="David" w:cs="David"/>
-          <w:sz w:val="36"/>
-          <w:szCs w:val="36"/>
-        </w:rPr>
-        <w:t>MapPin</w:t>
-      </w:r>
-      <w:proofErr w:type="spellEnd"/>
-      <w:r>
-        <w:rPr>
-          <w:rFonts w:ascii="David" w:hAnsi="David" w:cs="David"/>
-          <w:sz w:val="36"/>
-          <w:szCs w:val="36"/>
-        </w:rPr>
-        <w:t xml:space="preserve"> </w:t>
-      </w:r>
-      <w:proofErr w:type="spellStart"/>
-      <w:r>
-        <w:rPr>
-          <w:rFonts w:ascii="David" w:hAnsi="David" w:cs="David"/>
-          <w:sz w:val="36"/>
-          <w:szCs w:val="36"/>
-        </w:rPr>
-        <w:t>chosenPinOfMap</w:t>
-      </w:r>
-      <w:proofErr w:type="spellEnd"/>
-      <w:r>
-        <w:rPr>
-          <w:rFonts w:ascii="David" w:hAnsi="David" w:cs="David"/>
-          <w:sz w:val="36"/>
-          <w:szCs w:val="36"/>
-        </w:rPr>
-        <w:t xml:space="preserve">); </w:t>
-      </w:r>
-    </w:p>
-    <w:p>
-      <w:pPr>
-        <w:tabs>
-          <w:tab w:val="left" w:pos="1118"/>
-        </w:tabs>
-        <w:rPr>
-          <w:rFonts w:ascii="David" w:hAnsi="David" w:cs="David"/>
-          <w:sz w:val="36"/>
-          <w:szCs w:val="36"/>
-          <w:rtl/>
-        </w:rPr>
-      </w:pPr>
-      <w:r>
-        <w:rPr>
-          <w:rFonts w:ascii="David" w:hAnsi="David" w:cs="David"/>
-          <w:sz w:val="36"/>
-          <w:szCs w:val="36"/>
-        </w:rPr>
-        <w:t xml:space="preserve">private async Task&lt;bool&gt; </w:t>
-      </w:r>
-      <w:proofErr w:type="spellStart"/>
-      <w:proofErr w:type="gramStart"/>
-      <w:r>
-        <w:rPr>
-          <w:rFonts w:ascii="David" w:hAnsi="David" w:cs="David"/>
-          <w:sz w:val="36"/>
-          <w:szCs w:val="36"/>
-        </w:rPr>
-        <w:t>CheckMapOwnership</w:t>
-      </w:r>
-      <w:proofErr w:type="spellEnd"/>
-      <w:r>
-        <w:rPr>
-          <w:rFonts w:ascii="David" w:hAnsi="David" w:cs="David"/>
-          <w:sz w:val="36"/>
-          <w:szCs w:val="36"/>
-        </w:rPr>
-        <w:t>(</w:t>
-      </w:r>
-      <w:proofErr w:type="spellStart"/>
-      <w:proofErr w:type="gramEnd"/>
-      <w:r>
-        <w:rPr>
-          <w:rFonts w:ascii="David" w:hAnsi="David" w:cs="David"/>
-          <w:sz w:val="36"/>
-          <w:szCs w:val="36"/>
-        </w:rPr>
-        <w:t>MapPin</w:t>
-      </w:r>
-      <w:proofErr w:type="spellEnd"/>
-      <w:r>
-        <w:rPr>
-          <w:rFonts w:ascii="David" w:hAnsi="David" w:cs="David"/>
-          <w:sz w:val="36"/>
-          <w:szCs w:val="36"/>
-        </w:rPr>
-        <w:t xml:space="preserve"> </w:t>
-      </w:r>
-      <w:proofErr w:type="spellStart"/>
-      <w:r>
-        <w:rPr>
-          <w:rFonts w:ascii="David" w:hAnsi="David" w:cs="David"/>
-          <w:sz w:val="36"/>
-          <w:szCs w:val="36"/>
-        </w:rPr>
-        <w:t>chosenPinOfMap</w:t>
-      </w:r>
-      <w:proofErr w:type="spellEnd"/>
-      <w:r>
-        <w:rPr>
-          <w:rFonts w:ascii="David" w:hAnsi="David" w:cs="David"/>
-          <w:sz w:val="36"/>
-          <w:szCs w:val="36"/>
-        </w:rPr>
-        <w:t>);</w:t>
-      </w:r>
+        <w:jc w:val="both"/>
+        <w:rPr>
+          <w:rFonts w:ascii="David" w:hAnsi="David" w:cs="David"/>
+          <w:sz w:val="36"/>
+          <w:szCs w:val="36"/>
+        </w:rPr>
+      </w:pPr>
     </w:p>
     <w:p>
       <w:pPr>
@@ -22785,7 +23555,6 @@
           <w:u w:val="single"/>
           <w:rtl/>
         </w:rPr>
-        <w:lastRenderedPageBreak/>
         <w:t>4.</w:t>
       </w:r>
       <w:r>
@@ -22888,53 +23657,84 @@
           <w:ilvl w:val="0"/>
           <w:numId w:val="37"/>
         </w:numPr>
-        <w:tabs>
-          <w:tab w:val="left" w:pos="1118"/>
-        </w:tabs>
-        <w:rPr>
-          <w:rFonts w:ascii="David" w:hAnsi="David" w:cs="David"/>
+        <w:suppressAutoHyphens w:val="0"/>
+        <w:autoSpaceDN/>
+        <w:spacing w:after="0" w:line="240" w:lineRule="auto"/>
+        <w:rPr>
+          <w:rFonts w:ascii="David" w:eastAsia="Times New Roman" w:hAnsi="David" w:cs="David"/>
           <w:sz w:val="32"/>
           <w:szCs w:val="32"/>
-          <w:lang w:val="en-US"/>
-        </w:rPr>
-      </w:pPr>
-      <w:r>
-        <w:rPr>
-          <w:rFonts w:ascii="David" w:hAnsi="David" w:cs="David"/>
+          <w:lang w:eastAsia="en-AU"/>
+        </w:rPr>
+      </w:pPr>
+      <w:r>
+        <w:rPr>
+          <w:rFonts w:ascii="David" w:eastAsia="Times New Roman" w:hAnsi="David" w:cs="David"/>
           <w:sz w:val="32"/>
           <w:szCs w:val="32"/>
-          <w:lang w:val="en-US"/>
-        </w:rPr>
-        <w:t xml:space="preserve">public </w:t>
+          <w:lang w:eastAsia="en-AU"/>
+        </w:rPr>
+        <w:t xml:space="preserve">async Task </w:t>
       </w:r>
       <w:proofErr w:type="spellStart"/>
       <w:proofErr w:type="gramStart"/>
       <w:r>
         <w:rPr>
-          <w:rFonts w:ascii="David" w:hAnsi="David" w:cs="David"/>
+          <w:rFonts w:ascii="David" w:eastAsia="Times New Roman" w:hAnsi="David" w:cs="David"/>
           <w:sz w:val="32"/>
           <w:szCs w:val="32"/>
-          <w:lang w:val="en-US"/>
-        </w:rPr>
-        <w:t>UserRecordsViewModel</w:t>
+          <w:lang w:eastAsia="en-AU"/>
+        </w:rPr>
+        <w:t>DeleteUserRecord</w:t>
       </w:r>
       <w:proofErr w:type="spellEnd"/>
       <w:r>
         <w:rPr>
-          <w:rFonts w:ascii="David" w:hAnsi="David" w:cs="David"/>
+          <w:rFonts w:ascii="David" w:eastAsia="Times New Roman" w:hAnsi="David" w:cs="David"/>
           <w:sz w:val="32"/>
           <w:szCs w:val="32"/>
-          <w:lang w:val="en-US"/>
+          <w:lang w:eastAsia="en-AU"/>
         </w:rPr>
         <w:t>(</w:t>
       </w:r>
+      <w:proofErr w:type="spellStart"/>
       <w:proofErr w:type="gramEnd"/>
       <w:r>
         <w:rPr>
-          <w:rFonts w:ascii="David" w:hAnsi="David" w:cs="David"/>
+          <w:rFonts w:ascii="David" w:eastAsia="Times New Roman" w:hAnsi="David" w:cs="David"/>
           <w:sz w:val="32"/>
           <w:szCs w:val="32"/>
-          <w:lang w:val="en-US"/>
+          <w:lang w:eastAsia="en-AU"/>
+        </w:rPr>
+        <w:t>UserRecord</w:t>
+      </w:r>
+      <w:proofErr w:type="spellEnd"/>
+      <w:r>
+        <w:rPr>
+          <w:rFonts w:ascii="David" w:eastAsia="Times New Roman" w:hAnsi="David" w:cs="David"/>
+          <w:sz w:val="32"/>
+          <w:szCs w:val="32"/>
+          <w:lang w:eastAsia="en-AU"/>
+        </w:rPr>
+        <w:t xml:space="preserve"> </w:t>
+      </w:r>
+      <w:proofErr w:type="spellStart"/>
+      <w:r>
+        <w:rPr>
+          <w:rFonts w:ascii="David" w:eastAsia="Times New Roman" w:hAnsi="David" w:cs="David"/>
+          <w:sz w:val="32"/>
+          <w:szCs w:val="32"/>
+          <w:lang w:eastAsia="en-AU"/>
+        </w:rPr>
+        <w:t>userRecordFromList</w:t>
+      </w:r>
+      <w:proofErr w:type="spellEnd"/>
+      <w:r>
+        <w:rPr>
+          <w:rFonts w:ascii="David" w:eastAsia="Times New Roman" w:hAnsi="David" w:cs="David"/>
+          <w:sz w:val="32"/>
+          <w:szCs w:val="32"/>
+          <w:lang w:eastAsia="en-AU"/>
         </w:rPr>
         <w:t>)</w:t>
       </w:r>
@@ -22946,53 +23746,84 @@
           <w:ilvl w:val="0"/>
           <w:numId w:val="37"/>
         </w:numPr>
-        <w:tabs>
-          <w:tab w:val="left" w:pos="1118"/>
-        </w:tabs>
-        <w:rPr>
-          <w:rFonts w:ascii="David" w:hAnsi="David" w:cs="David"/>
+        <w:suppressAutoHyphens w:val="0"/>
+        <w:autoSpaceDN/>
+        <w:spacing w:after="0" w:line="240" w:lineRule="auto"/>
+        <w:rPr>
+          <w:rFonts w:ascii="David" w:eastAsia="Times New Roman" w:hAnsi="David" w:cs="David"/>
           <w:sz w:val="32"/>
           <w:szCs w:val="32"/>
-          <w:lang w:val="en-US"/>
-        </w:rPr>
-      </w:pPr>
-      <w:r>
-        <w:rPr>
-          <w:rFonts w:ascii="David" w:hAnsi="David" w:cs="David"/>
+          <w:lang w:eastAsia="en-AU"/>
+        </w:rPr>
+      </w:pPr>
+      <w:r>
+        <w:rPr>
+          <w:rFonts w:ascii="David" w:eastAsia="Times New Roman" w:hAnsi="David" w:cs="David"/>
           <w:sz w:val="32"/>
           <w:szCs w:val="32"/>
-          <w:lang w:val="en-US"/>
-        </w:rPr>
-        <w:t xml:space="preserve">public async Task </w:t>
+          <w:lang w:eastAsia="en-AU"/>
+        </w:rPr>
+        <w:t xml:space="preserve">async Task </w:t>
       </w:r>
       <w:proofErr w:type="spellStart"/>
       <w:proofErr w:type="gramStart"/>
       <w:r>
         <w:rPr>
-          <w:rFonts w:ascii="David" w:hAnsi="David" w:cs="David"/>
+          <w:rFonts w:ascii="David" w:eastAsia="Times New Roman" w:hAnsi="David" w:cs="David"/>
           <w:sz w:val="32"/>
           <w:szCs w:val="32"/>
-          <w:lang w:val="en-US"/>
-        </w:rPr>
-        <w:t>DeleteUserRecord</w:t>
+          <w:lang w:eastAsia="en-AU"/>
+        </w:rPr>
+        <w:t>ChooseRecordFromList</w:t>
       </w:r>
       <w:proofErr w:type="spellEnd"/>
       <w:r>
         <w:rPr>
-          <w:rFonts w:ascii="David" w:hAnsi="David" w:cs="David"/>
+          <w:rFonts w:ascii="David" w:eastAsia="Times New Roman" w:hAnsi="David" w:cs="David"/>
           <w:sz w:val="32"/>
           <w:szCs w:val="32"/>
-          <w:lang w:val="en-US"/>
+          <w:lang w:eastAsia="en-AU"/>
         </w:rPr>
         <w:t>(</w:t>
       </w:r>
+      <w:proofErr w:type="spellStart"/>
       <w:proofErr w:type="gramEnd"/>
       <w:r>
         <w:rPr>
-          <w:rFonts w:ascii="David" w:hAnsi="David" w:cs="David"/>
+          <w:rFonts w:ascii="David" w:eastAsia="Times New Roman" w:hAnsi="David" w:cs="David"/>
           <w:sz w:val="32"/>
           <w:szCs w:val="32"/>
-          <w:lang w:val="en-US"/>
+          <w:lang w:eastAsia="en-AU"/>
+        </w:rPr>
+        <w:t>UserRecord</w:t>
+      </w:r>
+      <w:proofErr w:type="spellEnd"/>
+      <w:r>
+        <w:rPr>
+          <w:rFonts w:ascii="David" w:eastAsia="Times New Roman" w:hAnsi="David" w:cs="David"/>
+          <w:sz w:val="32"/>
+          <w:szCs w:val="32"/>
+          <w:lang w:eastAsia="en-AU"/>
+        </w:rPr>
+        <w:t xml:space="preserve"> </w:t>
+      </w:r>
+      <w:proofErr w:type="spellStart"/>
+      <w:r>
+        <w:rPr>
+          <w:rFonts w:ascii="David" w:eastAsia="Times New Roman" w:hAnsi="David" w:cs="David"/>
+          <w:sz w:val="32"/>
+          <w:szCs w:val="32"/>
+          <w:lang w:eastAsia="en-AU"/>
+        </w:rPr>
+        <w:t>userRecordFromList</w:t>
+      </w:r>
+      <w:proofErr w:type="spellEnd"/>
+      <w:r>
+        <w:rPr>
+          <w:rFonts w:ascii="David" w:eastAsia="Times New Roman" w:hAnsi="David" w:cs="David"/>
+          <w:sz w:val="32"/>
+          <w:szCs w:val="32"/>
+          <w:lang w:eastAsia="en-AU"/>
         </w:rPr>
         <w:t>)</w:t>
       </w:r>
@@ -23004,53 +23835,53 @@
           <w:ilvl w:val="0"/>
           <w:numId w:val="37"/>
         </w:numPr>
-        <w:tabs>
-          <w:tab w:val="left" w:pos="1118"/>
-        </w:tabs>
-        <w:rPr>
-          <w:rFonts w:ascii="David" w:hAnsi="David" w:cs="David"/>
+        <w:suppressAutoHyphens w:val="0"/>
+        <w:autoSpaceDN/>
+        <w:spacing w:after="0" w:line="240" w:lineRule="auto"/>
+        <w:rPr>
+          <w:rFonts w:ascii="David" w:eastAsia="Times New Roman" w:hAnsi="David" w:cs="David"/>
           <w:sz w:val="32"/>
           <w:szCs w:val="32"/>
-          <w:lang w:val="en-US"/>
-        </w:rPr>
-      </w:pPr>
-      <w:r>
-        <w:rPr>
-          <w:rFonts w:ascii="David" w:hAnsi="David" w:cs="David"/>
+          <w:lang w:eastAsia="en-AU"/>
+        </w:rPr>
+      </w:pPr>
+      <w:r>
+        <w:rPr>
+          <w:rFonts w:ascii="David" w:eastAsia="Times New Roman" w:hAnsi="David" w:cs="David"/>
           <w:sz w:val="32"/>
           <w:szCs w:val="32"/>
-          <w:lang w:val="en-US"/>
-        </w:rPr>
-        <w:t xml:space="preserve">public async Task </w:t>
+          <w:lang w:eastAsia="en-AU"/>
+        </w:rPr>
+        <w:t xml:space="preserve">async void </w:t>
       </w:r>
       <w:proofErr w:type="spellStart"/>
       <w:proofErr w:type="gramStart"/>
       <w:r>
         <w:rPr>
-          <w:rFonts w:ascii="David" w:hAnsi="David" w:cs="David"/>
+          <w:rFonts w:ascii="David" w:eastAsia="Times New Roman" w:hAnsi="David" w:cs="David"/>
           <w:sz w:val="32"/>
           <w:szCs w:val="32"/>
-          <w:lang w:val="en-US"/>
-        </w:rPr>
-        <w:t>ShowRecord</w:t>
+          <w:lang w:eastAsia="en-AU"/>
+        </w:rPr>
+        <w:t>OnAppearing</w:t>
       </w:r>
       <w:proofErr w:type="spellEnd"/>
       <w:r>
         <w:rPr>
-          <w:rFonts w:ascii="David" w:hAnsi="David" w:cs="David"/>
+          <w:rFonts w:ascii="David" w:eastAsia="Times New Roman" w:hAnsi="David" w:cs="David"/>
           <w:sz w:val="32"/>
           <w:szCs w:val="32"/>
-          <w:lang w:val="en-US"/>
+          <w:lang w:eastAsia="en-AU"/>
         </w:rPr>
         <w:t>(</w:t>
       </w:r>
       <w:proofErr w:type="gramEnd"/>
       <w:r>
         <w:rPr>
-          <w:rFonts w:ascii="David" w:hAnsi="David" w:cs="David"/>
+          <w:rFonts w:ascii="David" w:eastAsia="Times New Roman" w:hAnsi="David" w:cs="David"/>
           <w:sz w:val="32"/>
           <w:szCs w:val="32"/>
-          <w:lang w:val="en-US"/>
+          <w:lang w:eastAsia="en-AU"/>
         </w:rPr>
         <w:t>)</w:t>
       </w:r>
@@ -23062,53 +23893,42 @@
           <w:ilvl w:val="0"/>
           <w:numId w:val="37"/>
         </w:numPr>
-        <w:tabs>
-          <w:tab w:val="left" w:pos="1118"/>
-        </w:tabs>
-        <w:rPr>
-          <w:rFonts w:ascii="David" w:hAnsi="David" w:cs="David"/>
+        <w:suppressAutoHyphens w:val="0"/>
+        <w:autoSpaceDN/>
+        <w:spacing w:after="0" w:line="240" w:lineRule="auto"/>
+        <w:rPr>
+          <w:rFonts w:ascii="David" w:eastAsia="Times New Roman" w:hAnsi="David" w:cs="David"/>
           <w:sz w:val="32"/>
           <w:szCs w:val="32"/>
-          <w:lang w:val="en-US"/>
-        </w:rPr>
-      </w:pPr>
-      <w:r>
-        <w:rPr>
-          <w:rFonts w:ascii="David" w:hAnsi="David" w:cs="David"/>
+          <w:lang w:eastAsia="en-AU"/>
+        </w:rPr>
+      </w:pPr>
+      <w:r>
+        <w:rPr>
+          <w:rFonts w:ascii="David" w:eastAsia="Times New Roman" w:hAnsi="David" w:cs="David"/>
           <w:sz w:val="32"/>
           <w:szCs w:val="32"/>
-          <w:lang w:val="en-US"/>
-        </w:rPr>
-        <w:t xml:space="preserve">private async Task&lt;bool&gt; </w:t>
-      </w:r>
-      <w:proofErr w:type="spellStart"/>
+          <w:lang w:eastAsia="en-AU"/>
+        </w:rPr>
+        <w:t xml:space="preserve">async Task </w:t>
+      </w:r>
       <w:proofErr w:type="gramStart"/>
       <w:r>
         <w:rPr>
-          <w:rFonts w:ascii="David" w:hAnsi="David" w:cs="David"/>
+          <w:rFonts w:ascii="David" w:eastAsia="Times New Roman" w:hAnsi="David" w:cs="David"/>
           <w:sz w:val="32"/>
           <w:szCs w:val="32"/>
-          <w:lang w:val="en-US"/>
-        </w:rPr>
-        <w:t>CheckUserRecordOwnership</w:t>
-      </w:r>
-      <w:proofErr w:type="spellEnd"/>
-      <w:r>
-        <w:rPr>
-          <w:rFonts w:ascii="David" w:hAnsi="David" w:cs="David"/>
+          <w:lang w:eastAsia="en-AU"/>
+        </w:rPr>
+        <w:t>Logout(</w:t>
+      </w:r>
+      <w:proofErr w:type="gramEnd"/>
+      <w:r>
+        <w:rPr>
+          <w:rFonts w:ascii="David" w:eastAsia="Times New Roman" w:hAnsi="David" w:cs="David"/>
           <w:sz w:val="32"/>
           <w:szCs w:val="32"/>
-          <w:lang w:val="en-US"/>
-        </w:rPr>
-        <w:t>(</w:t>
-      </w:r>
-      <w:proofErr w:type="gramEnd"/>
-      <w:r>
-        <w:rPr>
-          <w:rFonts w:ascii="David" w:hAnsi="David" w:cs="David"/>
-          <w:sz w:val="32"/>
-          <w:szCs w:val="32"/>
-          <w:lang w:val="en-US"/>
+          <w:lang w:eastAsia="en-AU"/>
         </w:rPr>
         <w:t>)</w:t>
       </w:r>
@@ -23120,64 +23940,55 @@
           <w:ilvl w:val="0"/>
           <w:numId w:val="37"/>
         </w:numPr>
-        <w:tabs>
-          <w:tab w:val="left" w:pos="1118"/>
-        </w:tabs>
-        <w:rPr>
-          <w:rFonts w:ascii="David" w:hAnsi="David" w:cs="David"/>
+        <w:suppressAutoHyphens w:val="0"/>
+        <w:autoSpaceDN/>
+        <w:spacing w:after="0" w:line="240" w:lineRule="auto"/>
+        <w:rPr>
+          <w:rFonts w:ascii="David" w:eastAsia="Times New Roman" w:hAnsi="David" w:cs="David"/>
           <w:sz w:val="32"/>
           <w:szCs w:val="32"/>
-          <w:lang w:val="en-US"/>
-        </w:rPr>
-      </w:pPr>
-      <w:r>
-        <w:rPr>
-          <w:rFonts w:ascii="David" w:hAnsi="David" w:cs="David"/>
+          <w:lang w:eastAsia="en-AU"/>
+        </w:rPr>
+      </w:pPr>
+      <w:r>
+        <w:rPr>
+          <w:rFonts w:ascii="David" w:eastAsia="Times New Roman" w:hAnsi="David" w:cs="David"/>
           <w:sz w:val="32"/>
           <w:szCs w:val="32"/>
-          <w:lang w:val="en-US"/>
-        </w:rPr>
-        <w:t xml:space="preserve">public string </w:t>
+          <w:lang w:eastAsia="en-AU"/>
+        </w:rPr>
+        <w:t xml:space="preserve">async Task </w:t>
       </w:r>
       <w:proofErr w:type="spellStart"/>
-      <w:r>
-        <w:rPr>
-          <w:rFonts w:ascii="David" w:hAnsi="David" w:cs="David"/>
+      <w:proofErr w:type="gramStart"/>
+      <w:r>
+        <w:rPr>
+          <w:rFonts w:ascii="David" w:eastAsia="Times New Roman" w:hAnsi="David" w:cs="David"/>
           <w:sz w:val="32"/>
           <w:szCs w:val="32"/>
-          <w:lang w:val="en-US"/>
-        </w:rPr>
-        <w:t>UserRecordsTiltle</w:t>
+          <w:lang w:eastAsia="en-AU"/>
+        </w:rPr>
+        <w:t>CreateNewTrack</w:t>
       </w:r>
       <w:proofErr w:type="spellEnd"/>
       <w:r>
         <w:rPr>
-          <w:rFonts w:ascii="David" w:hAnsi="David" w:cs="David"/>
+          <w:rFonts w:ascii="David" w:eastAsia="Times New Roman" w:hAnsi="David" w:cs="David"/>
           <w:sz w:val="32"/>
           <w:szCs w:val="32"/>
-          <w:lang w:val="en-US"/>
-        </w:rPr>
-        <w:t xml:space="preserve"> </w:t>
-      </w:r>
-      <w:proofErr w:type="gramStart"/>
-      <w:r>
-        <w:rPr>
-          <w:rFonts w:ascii="David" w:hAnsi="David" w:cs="David"/>
+          <w:lang w:eastAsia="en-AU"/>
+        </w:rPr>
+        <w:t>(</w:t>
+      </w:r>
+      <w:proofErr w:type="gramEnd"/>
+      <w:r>
+        <w:rPr>
+          <w:rFonts w:ascii="David" w:eastAsia="Times New Roman" w:hAnsi="David" w:cs="David"/>
           <w:sz w:val="32"/>
           <w:szCs w:val="32"/>
-          <w:lang w:val="en-US"/>
-        </w:rPr>
-        <w:t>{ get</w:t>
-      </w:r>
-      <w:proofErr w:type="gramEnd"/>
-      <w:r>
-        <w:rPr>
-          <w:rFonts w:ascii="David" w:hAnsi="David" w:cs="David"/>
-          <w:sz w:val="32"/>
-          <w:szCs w:val="32"/>
-          <w:lang w:val="en-US"/>
-        </w:rPr>
-        <w:t>; set; }</w:t>
+          <w:lang w:eastAsia="en-AU"/>
+        </w:rPr>
+        <w:t>)</w:t>
       </w:r>
     </w:p>
     <w:p>
@@ -23187,75 +23998,66 @@
           <w:ilvl w:val="0"/>
           <w:numId w:val="37"/>
         </w:numPr>
-        <w:tabs>
-          <w:tab w:val="left" w:pos="1118"/>
-        </w:tabs>
-        <w:rPr>
-          <w:rFonts w:ascii="David" w:hAnsi="David" w:cs="David"/>
+        <w:suppressAutoHyphens w:val="0"/>
+        <w:autoSpaceDN/>
+        <w:spacing w:after="0" w:line="240" w:lineRule="auto"/>
+        <w:rPr>
+          <w:rFonts w:ascii="David" w:eastAsia="Times New Roman" w:hAnsi="David" w:cs="David"/>
           <w:sz w:val="32"/>
           <w:szCs w:val="32"/>
-          <w:lang w:val="en-US"/>
-        </w:rPr>
-      </w:pPr>
-      <w:r>
-        <w:rPr>
-          <w:rFonts w:ascii="David" w:hAnsi="David" w:cs="David"/>
+          <w:lang w:eastAsia="en-AU"/>
+        </w:rPr>
+      </w:pPr>
+      <w:r>
+        <w:rPr>
+          <w:rFonts w:ascii="David" w:eastAsia="Times New Roman" w:hAnsi="David" w:cs="David"/>
           <w:sz w:val="32"/>
           <w:szCs w:val="32"/>
-          <w:lang w:val="en-US"/>
-        </w:rPr>
-        <w:t xml:space="preserve">public void </w:t>
+          <w:lang w:eastAsia="en-AU"/>
+        </w:rPr>
+        <w:t xml:space="preserve">async Task </w:t>
       </w:r>
       <w:proofErr w:type="spellStart"/>
       <w:proofErr w:type="gramStart"/>
       <w:r>
         <w:rPr>
-          <w:rFonts w:ascii="David" w:hAnsi="David" w:cs="David"/>
+          <w:rFonts w:ascii="David" w:eastAsia="Times New Roman" w:hAnsi="David" w:cs="David"/>
           <w:sz w:val="32"/>
           <w:szCs w:val="32"/>
-          <w:lang w:val="en-US"/>
-        </w:rPr>
-        <w:t>setTrackName</w:t>
+          <w:lang w:eastAsia="en-AU"/>
+        </w:rPr>
+        <w:t>DeleteMap</w:t>
       </w:r>
       <w:proofErr w:type="spellEnd"/>
       <w:r>
         <w:rPr>
-          <w:rFonts w:ascii="David" w:hAnsi="David" w:cs="David"/>
+          <w:rFonts w:ascii="David" w:eastAsia="Times New Roman" w:hAnsi="David" w:cs="David"/>
           <w:sz w:val="32"/>
           <w:szCs w:val="32"/>
-          <w:lang w:val="en-US"/>
+          <w:lang w:eastAsia="en-AU"/>
         </w:rPr>
         <w:t>(</w:t>
       </w:r>
+      <w:proofErr w:type="spellStart"/>
       <w:proofErr w:type="gramEnd"/>
       <w:r>
         <w:rPr>
-          <w:rFonts w:ascii="David" w:hAnsi="David" w:cs="David"/>
+          <w:rFonts w:ascii="David" w:eastAsia="Times New Roman" w:hAnsi="David" w:cs="David"/>
           <w:sz w:val="32"/>
           <w:szCs w:val="32"/>
-          <w:lang w:val="en-US"/>
-        </w:rPr>
-        <w:t xml:space="preserve">string </w:t>
-      </w:r>
-      <w:proofErr w:type="spellStart"/>
-      <w:r>
-        <w:rPr>
-          <w:rFonts w:ascii="David" w:hAnsi="David" w:cs="David"/>
+          <w:lang w:eastAsia="en-AU"/>
+        </w:rPr>
+        <w:t>MapPin</w:t>
+      </w:r>
+      <w:proofErr w:type="spellEnd"/>
+      <w:r>
+        <w:rPr>
+          <w:rFonts w:ascii="David" w:eastAsia="Times New Roman" w:hAnsi="David" w:cs="David"/>
           <w:sz w:val="32"/>
           <w:szCs w:val="32"/>
-          <w:lang w:val="en-US"/>
-        </w:rPr>
-        <w:t>newTitle</w:t>
-      </w:r>
-      <w:proofErr w:type="spellEnd"/>
-      <w:r>
-        <w:rPr>
-          <w:rFonts w:ascii="David" w:hAnsi="David" w:cs="David"/>
-          <w:sz w:val="32"/>
-          <w:szCs w:val="32"/>
-          <w:lang w:val="en-US"/>
-        </w:rPr>
-        <w:t>)</w:t>
+          <w:lang w:eastAsia="en-AU"/>
+        </w:rPr>
+        <w:t xml:space="preserve"> pin)</w:t>
       </w:r>
     </w:p>
     <w:p>
@@ -23265,55 +24067,66 @@
           <w:ilvl w:val="0"/>
           <w:numId w:val="37"/>
         </w:numPr>
-        <w:tabs>
-          <w:tab w:val="left" w:pos="1118"/>
-        </w:tabs>
-        <w:rPr>
-          <w:rFonts w:ascii="David" w:hAnsi="David" w:cs="David"/>
+        <w:suppressAutoHyphens w:val="0"/>
+        <w:autoSpaceDN/>
+        <w:spacing w:after="0" w:line="240" w:lineRule="auto"/>
+        <w:rPr>
+          <w:rFonts w:ascii="David" w:eastAsia="Times New Roman" w:hAnsi="David" w:cs="David"/>
           <w:sz w:val="32"/>
           <w:szCs w:val="32"/>
-          <w:lang w:val="en-US"/>
-        </w:rPr>
-      </w:pPr>
-      <w:r>
-        <w:rPr>
-          <w:rFonts w:ascii="David" w:hAnsi="David" w:cs="David"/>
+          <w:lang w:eastAsia="en-AU"/>
+        </w:rPr>
+      </w:pPr>
+      <w:r>
+        <w:rPr>
+          <w:rFonts w:ascii="David" w:eastAsia="Times New Roman" w:hAnsi="David" w:cs="David"/>
           <w:sz w:val="32"/>
           <w:szCs w:val="32"/>
-          <w:lang w:val="en-US"/>
-        </w:rPr>
-        <w:t xml:space="preserve">public string </w:t>
+          <w:lang w:eastAsia="en-AU"/>
+        </w:rPr>
+        <w:t xml:space="preserve">async Task </w:t>
       </w:r>
       <w:proofErr w:type="spellStart"/>
       <w:proofErr w:type="gramStart"/>
       <w:r>
         <w:rPr>
-          <w:rFonts w:ascii="David" w:hAnsi="David" w:cs="David"/>
+          <w:rFonts w:ascii="David" w:eastAsia="Times New Roman" w:hAnsi="David" w:cs="David"/>
           <w:sz w:val="32"/>
           <w:szCs w:val="32"/>
-          <w:lang w:val="en-US"/>
-        </w:rPr>
-        <w:t>getTrackName</w:t>
+          <w:lang w:eastAsia="en-AU"/>
+        </w:rPr>
+        <w:t>DeleteSinglePin</w:t>
       </w:r>
       <w:proofErr w:type="spellEnd"/>
       <w:r>
         <w:rPr>
-          <w:rFonts w:ascii="David" w:hAnsi="David" w:cs="David"/>
+          <w:rFonts w:ascii="David" w:eastAsia="Times New Roman" w:hAnsi="David" w:cs="David"/>
           <w:sz w:val="32"/>
           <w:szCs w:val="32"/>
-          <w:lang w:val="en-US"/>
+          <w:lang w:eastAsia="en-AU"/>
         </w:rPr>
         <w:t>(</w:t>
       </w:r>
+      <w:proofErr w:type="spellStart"/>
       <w:proofErr w:type="gramEnd"/>
       <w:r>
         <w:rPr>
-          <w:rFonts w:ascii="David" w:hAnsi="David" w:cs="David"/>
+          <w:rFonts w:ascii="David" w:eastAsia="Times New Roman" w:hAnsi="David" w:cs="David"/>
           <w:sz w:val="32"/>
           <w:szCs w:val="32"/>
-          <w:lang w:val="en-US"/>
-        </w:rPr>
-        <w:t>)</w:t>
+          <w:lang w:eastAsia="en-AU"/>
+        </w:rPr>
+        <w:t>MapPin</w:t>
+      </w:r>
+      <w:proofErr w:type="spellEnd"/>
+      <w:r>
+        <w:rPr>
+          <w:rFonts w:ascii="David" w:eastAsia="Times New Roman" w:hAnsi="David" w:cs="David"/>
+          <w:sz w:val="32"/>
+          <w:szCs w:val="32"/>
+          <w:lang w:eastAsia="en-AU"/>
+        </w:rPr>
+        <w:t xml:space="preserve"> pin)</w:t>
       </w:r>
     </w:p>
     <w:p>
@@ -23323,53 +24136,42 @@
           <w:ilvl w:val="0"/>
           <w:numId w:val="37"/>
         </w:numPr>
-        <w:tabs>
-          <w:tab w:val="left" w:pos="1118"/>
-        </w:tabs>
-        <w:rPr>
-          <w:rFonts w:ascii="David" w:hAnsi="David" w:cs="David"/>
+        <w:suppressAutoHyphens w:val="0"/>
+        <w:autoSpaceDN/>
+        <w:spacing w:after="0" w:line="240" w:lineRule="auto"/>
+        <w:rPr>
+          <w:rFonts w:ascii="David" w:eastAsia="Times New Roman" w:hAnsi="David" w:cs="David"/>
           <w:sz w:val="32"/>
           <w:szCs w:val="32"/>
-          <w:lang w:val="en-US"/>
-        </w:rPr>
-      </w:pPr>
-      <w:r>
-        <w:rPr>
-          <w:rFonts w:ascii="David" w:hAnsi="David" w:cs="David"/>
+          <w:lang w:eastAsia="en-AU"/>
+        </w:rPr>
+      </w:pPr>
+      <w:r>
+        <w:rPr>
+          <w:rFonts w:ascii="David" w:eastAsia="Times New Roman" w:hAnsi="David" w:cs="David"/>
           <w:sz w:val="32"/>
           <w:szCs w:val="32"/>
-          <w:lang w:val="en-US"/>
-        </w:rPr>
-        <w:t xml:space="preserve">public async void </w:t>
-      </w:r>
-      <w:proofErr w:type="spellStart"/>
+          <w:lang w:eastAsia="en-AU"/>
+        </w:rPr>
+        <w:t xml:space="preserve">void </w:t>
+      </w:r>
       <w:proofErr w:type="gramStart"/>
       <w:r>
         <w:rPr>
-          <w:rFonts w:ascii="David" w:hAnsi="David" w:cs="David"/>
+          <w:rFonts w:ascii="David" w:eastAsia="Times New Roman" w:hAnsi="David" w:cs="David"/>
           <w:sz w:val="32"/>
           <w:szCs w:val="32"/>
-          <w:lang w:val="en-US"/>
-        </w:rPr>
-        <w:t>OnAppearing</w:t>
-      </w:r>
-      <w:proofErr w:type="spellEnd"/>
-      <w:r>
-        <w:rPr>
-          <w:rFonts w:ascii="David" w:hAnsi="David" w:cs="David"/>
+          <w:lang w:eastAsia="en-AU"/>
+        </w:rPr>
+        <w:t>Refresh(</w:t>
+      </w:r>
+      <w:proofErr w:type="gramEnd"/>
+      <w:r>
+        <w:rPr>
+          <w:rFonts w:ascii="David" w:eastAsia="Times New Roman" w:hAnsi="David" w:cs="David"/>
           <w:sz w:val="32"/>
           <w:szCs w:val="32"/>
-          <w:lang w:val="en-US"/>
-        </w:rPr>
-        <w:t>(</w:t>
-      </w:r>
-      <w:proofErr w:type="gramEnd"/>
-      <w:r>
-        <w:rPr>
-          <w:rFonts w:ascii="David" w:hAnsi="David" w:cs="David"/>
-          <w:sz w:val="32"/>
-          <w:szCs w:val="32"/>
-          <w:lang w:val="en-US"/>
+          <w:lang w:eastAsia="en-AU"/>
         </w:rPr>
         <w:t>)</w:t>
       </w:r>
@@ -23381,67 +24183,56 @@
           <w:ilvl w:val="0"/>
           <w:numId w:val="37"/>
         </w:numPr>
-        <w:tabs>
-          <w:tab w:val="left" w:pos="1118"/>
-        </w:tabs>
-        <w:rPr>
-          <w:rFonts w:ascii="David" w:hAnsi="David" w:cs="David"/>
+        <w:suppressAutoHyphens w:val="0"/>
+        <w:autoSpaceDN/>
+        <w:spacing w:after="0" w:line="240" w:lineRule="auto"/>
+        <w:rPr>
+          <w:rFonts w:ascii="David" w:eastAsia="Times New Roman" w:hAnsi="David" w:cs="David"/>
           <w:sz w:val="32"/>
           <w:szCs w:val="32"/>
-          <w:lang w:val="en-US"/>
-        </w:rPr>
-      </w:pPr>
-      <w:proofErr w:type="spellStart"/>
-      <w:r>
-        <w:rPr>
-          <w:rFonts w:ascii="David" w:hAnsi="David" w:cs="David"/>
+          <w:lang w:eastAsia="en-AU"/>
+        </w:rPr>
+      </w:pPr>
+      <w:r>
+        <w:rPr>
+          <w:rFonts w:ascii="David" w:eastAsia="Times New Roman" w:hAnsi="David" w:cs="David"/>
           <w:sz w:val="32"/>
           <w:szCs w:val="32"/>
-          <w:lang w:val="en-US"/>
-        </w:rPr>
-        <w:t>privateIQueryable</w:t>
-      </w:r>
-      <w:proofErr w:type="spellEnd"/>
-      <w:r>
-        <w:rPr>
-          <w:rFonts w:ascii="David" w:hAnsi="David" w:cs="David"/>
+          <w:lang w:eastAsia="en-AU"/>
+        </w:rPr>
+        <w:t xml:space="preserve">async Task </w:t>
+      </w:r>
+      <w:proofErr w:type="spellStart"/>
+      <w:proofErr w:type="gramStart"/>
+      <w:r>
+        <w:rPr>
+          <w:rFonts w:ascii="David" w:eastAsia="Times New Roman" w:hAnsi="David" w:cs="David"/>
           <w:sz w:val="32"/>
           <w:szCs w:val="32"/>
-          <w:lang w:val="en-US"/>
-        </w:rPr>
-        <w:t>&lt;</w:t>
-      </w:r>
-      <w:proofErr w:type="spellStart"/>
-      <w:r>
-        <w:rPr>
-          <w:rFonts w:ascii="David" w:hAnsi="David" w:cs="David"/>
+          <w:lang w:eastAsia="en-AU"/>
+        </w:rPr>
+        <w:t>ToTimerPage</w:t>
+      </w:r>
+      <w:proofErr w:type="spellEnd"/>
+      <w:r>
+        <w:rPr>
+          <w:rFonts w:ascii="David" w:eastAsia="Times New Roman" w:hAnsi="David" w:cs="David"/>
           <w:sz w:val="32"/>
           <w:szCs w:val="32"/>
-          <w:lang w:val="en-US"/>
-        </w:rPr>
-        <w:t>UserRecord</w:t>
-      </w:r>
-      <w:proofErr w:type="spellEnd"/>
-      <w:r>
-        <w:rPr>
-          <w:rFonts w:ascii="David" w:hAnsi="David" w:cs="David"/>
+          <w:lang w:eastAsia="en-AU"/>
+        </w:rPr>
+        <w:t>(</w:t>
+      </w:r>
+      <w:proofErr w:type="gramEnd"/>
+      <w:r>
+        <w:rPr>
+          <w:rFonts w:ascii="David" w:eastAsia="Times New Roman" w:hAnsi="David" w:cs="David"/>
           <w:sz w:val="32"/>
           <w:szCs w:val="32"/>
-          <w:lang w:val="en-US"/>
-        </w:rPr>
-        <w:t>&gt;</w:t>
-      </w:r>
-      <w:proofErr w:type="spellStart"/>
-      <w:r>
-        <w:rPr>
-          <w:rFonts w:ascii="David" w:hAnsi="David" w:cs="David"/>
-          <w:sz w:val="32"/>
-          <w:szCs w:val="32"/>
-          <w:lang w:val="en-US"/>
-        </w:rPr>
-        <w:t>getUserRecrodsOfCurrentUser</w:t>
-      </w:r>
-      <w:proofErr w:type="spellEnd"/>
+          <w:lang w:eastAsia="en-AU"/>
+        </w:rPr>
+        <w:t>)</w:t>
+      </w:r>
     </w:p>
     <w:p>
       <w:pPr>
@@ -23450,111 +24241,53 @@
           <w:ilvl w:val="0"/>
           <w:numId w:val="37"/>
         </w:numPr>
-        <w:tabs>
-          <w:tab w:val="left" w:pos="1118"/>
-        </w:tabs>
-        <w:rPr>
-          <w:rFonts w:ascii="David" w:hAnsi="David" w:cs="David"/>
+        <w:suppressAutoHyphens w:val="0"/>
+        <w:autoSpaceDN/>
+        <w:spacing w:after="0" w:line="240" w:lineRule="auto"/>
+        <w:rPr>
+          <w:rFonts w:ascii="David" w:eastAsia="Times New Roman" w:hAnsi="David" w:cs="David"/>
           <w:sz w:val="32"/>
           <w:szCs w:val="32"/>
-          <w:lang w:val="en-US"/>
-        </w:rPr>
-      </w:pPr>
-      <w:r>
-        <w:rPr>
-          <w:rFonts w:ascii="David" w:hAnsi="David" w:cs="David"/>
+          <w:lang w:eastAsia="en-AU"/>
+        </w:rPr>
+      </w:pPr>
+      <w:r>
+        <w:rPr>
+          <w:rFonts w:ascii="David" w:eastAsia="Times New Roman" w:hAnsi="David" w:cs="David"/>
           <w:sz w:val="32"/>
           <w:szCs w:val="32"/>
-          <w:lang w:val="en-US"/>
-        </w:rPr>
-        <w:t xml:space="preserve">private </w:t>
+          <w:lang w:eastAsia="en-AU"/>
+        </w:rPr>
+        <w:t xml:space="preserve">void </w:t>
       </w:r>
       <w:proofErr w:type="spellStart"/>
-      <w:r>
-        <w:rPr>
-          <w:rFonts w:ascii="David" w:hAnsi="David" w:cs="David"/>
+      <w:proofErr w:type="gramStart"/>
+      <w:r>
+        <w:rPr>
+          <w:rFonts w:ascii="David" w:eastAsia="Times New Roman" w:hAnsi="David" w:cs="David"/>
           <w:sz w:val="32"/>
           <w:szCs w:val="32"/>
-          <w:lang w:val="en-US"/>
-        </w:rPr>
-        <w:t>I</w:t>
-      </w:r>
-      <w:r>
-        <w:rPr>
-          <w:rFonts w:ascii="David" w:hAnsi="David" w:cs="David"/>
+          <w:lang w:eastAsia="en-AU"/>
+        </w:rPr>
+        <w:t>ChangeConnectionStatus</w:t>
+      </w:r>
+      <w:proofErr w:type="spellEnd"/>
+      <w:r>
+        <w:rPr>
+          <w:rFonts w:ascii="David" w:eastAsia="Times New Roman" w:hAnsi="David" w:cs="David"/>
           <w:sz w:val="32"/>
           <w:szCs w:val="32"/>
-          <w:lang w:val="en-US"/>
-        </w:rPr>
-        <w:t>q</w:t>
-      </w:r>
-      <w:r>
-        <w:rPr>
-          <w:rFonts w:ascii="David" w:hAnsi="David" w:cs="David"/>
+          <w:lang w:eastAsia="en-AU"/>
+        </w:rPr>
+        <w:t>(</w:t>
+      </w:r>
+      <w:proofErr w:type="gramEnd"/>
+      <w:r>
+        <w:rPr>
+          <w:rFonts w:ascii="David" w:eastAsia="Times New Roman" w:hAnsi="David" w:cs="David"/>
           <w:sz w:val="32"/>
           <w:szCs w:val="32"/>
-          <w:lang w:val="en-US"/>
-        </w:rPr>
-        <w:t>ueryable</w:t>
-      </w:r>
-      <w:proofErr w:type="spellEnd"/>
-      <w:r>
-        <w:rPr>
-          <w:rFonts w:ascii="David" w:hAnsi="David" w:cs="David"/>
-          <w:sz w:val="32"/>
-          <w:szCs w:val="32"/>
-          <w:lang w:val="en-US"/>
-        </w:rPr>
-        <w:t>&lt;</w:t>
-      </w:r>
-      <w:proofErr w:type="spellStart"/>
-      <w:r>
-        <w:rPr>
-          <w:rFonts w:ascii="David" w:hAnsi="David" w:cs="David"/>
-          <w:sz w:val="32"/>
-          <w:szCs w:val="32"/>
-          <w:lang w:val="en-US"/>
-        </w:rPr>
-        <w:t>UserRecord</w:t>
-      </w:r>
-      <w:proofErr w:type="spellEnd"/>
-      <w:r>
-        <w:rPr>
-          <w:rFonts w:ascii="David" w:hAnsi="David" w:cs="David"/>
-          <w:sz w:val="32"/>
-          <w:szCs w:val="32"/>
-          <w:lang w:val="en-US"/>
-        </w:rPr>
-        <w:t xml:space="preserve">&gt; </w:t>
-      </w:r>
-      <w:proofErr w:type="spellStart"/>
-      <w:proofErr w:type="gramStart"/>
-      <w:r>
-        <w:rPr>
-          <w:rFonts w:ascii="David" w:hAnsi="David" w:cs="David"/>
-          <w:sz w:val="32"/>
-          <w:szCs w:val="32"/>
-          <w:lang w:val="en-US"/>
-        </w:rPr>
-        <w:t>getUserRecrodsWithTheSameTrackName</w:t>
-      </w:r>
-      <w:proofErr w:type="spellEnd"/>
-      <w:r>
-        <w:rPr>
-          <w:rFonts w:ascii="David" w:hAnsi="David" w:cs="David"/>
-          <w:sz w:val="32"/>
-          <w:szCs w:val="32"/>
-          <w:lang w:val="en-US"/>
-        </w:rPr>
-        <w:t>(</w:t>
-      </w:r>
-      <w:proofErr w:type="gramEnd"/>
-      <w:r>
-        <w:rPr>
-          <w:rFonts w:ascii="David" w:hAnsi="David" w:cs="David"/>
-          <w:sz w:val="32"/>
-          <w:szCs w:val="32"/>
-          <w:lang w:val="en-US"/>
+          <w:lang w:eastAsia="en-AU"/>
         </w:rPr>
         <w:t>)</w:t>
       </w:r>
@@ -23566,42 +24299,53 @@
           <w:ilvl w:val="0"/>
           <w:numId w:val="37"/>
         </w:numPr>
-        <w:tabs>
-          <w:tab w:val="left" w:pos="1118"/>
-        </w:tabs>
-        <w:rPr>
-          <w:rFonts w:ascii="David" w:hAnsi="David" w:cs="David"/>
+        <w:suppressAutoHyphens w:val="0"/>
+        <w:autoSpaceDN/>
+        <w:spacing w:after="0" w:line="240" w:lineRule="auto"/>
+        <w:rPr>
+          <w:rFonts w:ascii="David" w:eastAsia="Times New Roman" w:hAnsi="David" w:cs="David"/>
           <w:sz w:val="32"/>
           <w:szCs w:val="32"/>
-          <w:lang w:val="en-US"/>
-        </w:rPr>
-      </w:pPr>
-      <w:r>
-        <w:rPr>
-          <w:rFonts w:ascii="David" w:hAnsi="David" w:cs="David"/>
+          <w:lang w:eastAsia="en-AU"/>
+        </w:rPr>
+      </w:pPr>
+      <w:r>
+        <w:rPr>
+          <w:rFonts w:ascii="David" w:eastAsia="Times New Roman" w:hAnsi="David" w:cs="David"/>
           <w:sz w:val="32"/>
           <w:szCs w:val="32"/>
-          <w:lang w:val="en-US"/>
-        </w:rPr>
-        <w:t xml:space="preserve">public async Task </w:t>
-      </w:r>
+          <w:lang w:eastAsia="en-AU"/>
+        </w:rPr>
+        <w:t xml:space="preserve">async Task </w:t>
+      </w:r>
+      <w:proofErr w:type="spellStart"/>
       <w:proofErr w:type="gramStart"/>
       <w:r>
         <w:rPr>
-          <w:rFonts w:ascii="David" w:hAnsi="David" w:cs="David"/>
+          <w:rFonts w:ascii="David" w:eastAsia="Times New Roman" w:hAnsi="David" w:cs="David"/>
           <w:sz w:val="32"/>
           <w:szCs w:val="32"/>
-          <w:lang w:val="en-US"/>
-        </w:rPr>
-        <w:t>Logout(</w:t>
-      </w:r>
-      <w:proofErr w:type="gramEnd"/>
-      <w:r>
-        <w:rPr>
-          <w:rFonts w:ascii="David" w:hAnsi="David" w:cs="David"/>
+          <w:lang w:eastAsia="en-AU"/>
+        </w:rPr>
+        <w:t>GoToMapsList</w:t>
+      </w:r>
+      <w:proofErr w:type="spellEnd"/>
+      <w:r>
+        <w:rPr>
+          <w:rFonts w:ascii="David" w:eastAsia="Times New Roman" w:hAnsi="David" w:cs="David"/>
           <w:sz w:val="32"/>
           <w:szCs w:val="32"/>
-          <w:lang w:val="en-US"/>
+          <w:lang w:eastAsia="en-AU"/>
+        </w:rPr>
+        <w:t>(</w:t>
+      </w:r>
+      <w:proofErr w:type="gramEnd"/>
+      <w:r>
+        <w:rPr>
+          <w:rFonts w:ascii="David" w:eastAsia="Times New Roman" w:hAnsi="David" w:cs="David"/>
+          <w:sz w:val="32"/>
+          <w:szCs w:val="32"/>
+          <w:lang w:eastAsia="en-AU"/>
         </w:rPr>
         <w:t>)</w:t>
       </w:r>
@@ -23613,9 +24357,6 @@
           <w:ilvl w:val="0"/>
           <w:numId w:val="37"/>
         </w:numPr>
-        <w:tabs>
-          <w:tab w:val="left" w:pos="1118"/>
-        </w:tabs>
         <w:rPr>
           <w:rFonts w:ascii="David" w:hAnsi="David" w:cs="David"/>
           <w:sz w:val="32"/>
@@ -23625,41 +24366,41 @@
       </w:pPr>
       <w:r>
         <w:rPr>
-          <w:rFonts w:ascii="David" w:hAnsi="David" w:cs="David"/>
+          <w:rFonts w:ascii="David" w:eastAsia="Times New Roman" w:hAnsi="David" w:cs="David"/>
           <w:sz w:val="32"/>
           <w:szCs w:val="32"/>
-          <w:lang w:val="en-US"/>
-        </w:rPr>
-        <w:t xml:space="preserve">public async Task </w:t>
+          <w:lang w:eastAsia="en-AU"/>
+        </w:rPr>
+        <w:t xml:space="preserve">void </w:t>
       </w:r>
       <w:proofErr w:type="spellStart"/>
       <w:proofErr w:type="gramStart"/>
       <w:r>
         <w:rPr>
-          <w:rFonts w:ascii="David" w:hAnsi="David" w:cs="David"/>
+          <w:rFonts w:ascii="David" w:eastAsia="Times New Roman" w:hAnsi="David" w:cs="David"/>
           <w:sz w:val="32"/>
           <w:szCs w:val="32"/>
-          <w:lang w:val="en-US"/>
-        </w:rPr>
-        <w:t>ToMapPage</w:t>
+          <w:lang w:eastAsia="en-AU"/>
+        </w:rPr>
+        <w:t>SortUserRecords</w:t>
       </w:r>
       <w:proofErr w:type="spellEnd"/>
       <w:r>
         <w:rPr>
-          <w:rFonts w:ascii="David" w:hAnsi="David" w:cs="David"/>
+          <w:rFonts w:ascii="David" w:eastAsia="Times New Roman" w:hAnsi="David" w:cs="David"/>
           <w:sz w:val="32"/>
           <w:szCs w:val="32"/>
-          <w:lang w:val="en-US"/>
+          <w:lang w:eastAsia="en-AU"/>
         </w:rPr>
         <w:t>(</w:t>
       </w:r>
       <w:proofErr w:type="gramEnd"/>
       <w:r>
         <w:rPr>
-          <w:rFonts w:ascii="David" w:hAnsi="David" w:cs="David"/>
+          <w:rFonts w:ascii="David" w:eastAsia="Times New Roman" w:hAnsi="David" w:cs="David"/>
           <w:sz w:val="32"/>
           <w:szCs w:val="32"/>
-          <w:lang w:val="en-US"/>
+          <w:lang w:eastAsia="en-AU"/>
         </w:rPr>
         <w:t>)</w:t>
       </w:r>
@@ -23671,77 +24412,75 @@
           <w:ilvl w:val="0"/>
           <w:numId w:val="37"/>
         </w:numPr>
-        <w:tabs>
-          <w:tab w:val="left" w:pos="1118"/>
-        </w:tabs>
         <w:rPr>
           <w:rFonts w:ascii="David" w:hAnsi="David" w:cs="David"/>
           <w:sz w:val="32"/>
           <w:szCs w:val="32"/>
-          <w:lang w:val="en-US"/>
-        </w:rPr>
-      </w:pPr>
-      <w:proofErr w:type="gramStart"/>
+        </w:rPr>
+      </w:pPr>
       <w:r>
         <w:rPr>
           <w:rFonts w:ascii="David" w:hAnsi="David" w:cs="David"/>
           <w:sz w:val="32"/>
           <w:szCs w:val="32"/>
-          <w:lang w:val="en-US"/>
-        </w:rPr>
-        <w:t>public async</w:t>
-      </w:r>
-      <w:proofErr w:type="gramEnd"/>
+        </w:rPr>
+        <w:t xml:space="preserve">async Task&lt;bool&gt; </w:t>
+      </w:r>
+      <w:proofErr w:type="spellStart"/>
+      <w:proofErr w:type="gramStart"/>
       <w:r>
         <w:rPr>
           <w:rFonts w:ascii="David" w:hAnsi="David" w:cs="David"/>
           <w:sz w:val="32"/>
           <w:szCs w:val="32"/>
-          <w:lang w:val="en-US"/>
-        </w:rPr>
-        <w:t xml:space="preserve"> Task </w:t>
-      </w:r>
-      <w:proofErr w:type="spellStart"/>
-      <w:proofErr w:type="gramStart"/>
+        </w:rPr>
+        <w:t>CheckUserRecordOwnership</w:t>
+      </w:r>
+      <w:proofErr w:type="spellEnd"/>
       <w:r>
         <w:rPr>
           <w:rFonts w:ascii="David" w:hAnsi="David" w:cs="David"/>
           <w:sz w:val="32"/>
           <w:szCs w:val="32"/>
-          <w:lang w:val="en-US"/>
-        </w:rPr>
-        <w:t>DeleteMap</w:t>
-      </w:r>
-      <w:proofErr w:type="spellEnd"/>
+        </w:rPr>
+        <w:t>(</w:t>
+      </w:r>
+      <w:proofErr w:type="spellStart"/>
+      <w:proofErr w:type="gramEnd"/>
       <w:r>
         <w:rPr>
           <w:rFonts w:ascii="David" w:hAnsi="David" w:cs="David"/>
           <w:sz w:val="32"/>
           <w:szCs w:val="32"/>
-          <w:lang w:val="en-US"/>
-        </w:rPr>
-        <w:t>(</w:t>
-      </w:r>
-      <w:proofErr w:type="spellStart"/>
-      <w:proofErr w:type="gramEnd"/>
+        </w:rPr>
+        <w:t>UserRecord</w:t>
+      </w:r>
+      <w:proofErr w:type="spellEnd"/>
       <w:r>
         <w:rPr>
           <w:rFonts w:ascii="David" w:hAnsi="David" w:cs="David"/>
           <w:sz w:val="32"/>
           <w:szCs w:val="32"/>
-          <w:lang w:val="en-US"/>
-        </w:rPr>
-        <w:t>MapPin</w:t>
-      </w:r>
-      <w:proofErr w:type="spellEnd"/>
+        </w:rPr>
+        <w:t xml:space="preserve"> </w:t>
+      </w:r>
+      <w:proofErr w:type="spellStart"/>
       <w:r>
         <w:rPr>
           <w:rFonts w:ascii="David" w:hAnsi="David" w:cs="David"/>
           <w:sz w:val="32"/>
           <w:szCs w:val="32"/>
-          <w:lang w:val="en-US"/>
-        </w:rPr>
-        <w:t xml:space="preserve"> pin)</w:t>
+        </w:rPr>
+        <w:t>userRecordFromList</w:t>
+      </w:r>
+      <w:proofErr w:type="spellEnd"/>
+      <w:r>
+        <w:rPr>
+          <w:rFonts w:ascii="David" w:hAnsi="David" w:cs="David"/>
+          <w:sz w:val="32"/>
+          <w:szCs w:val="32"/>
+        </w:rPr>
+        <w:t>)</w:t>
       </w:r>
     </w:p>
     <w:p>
@@ -23751,35 +24490,47 @@
           <w:ilvl w:val="0"/>
           <w:numId w:val="37"/>
         </w:numPr>
-        <w:tabs>
-          <w:tab w:val="left" w:pos="1118"/>
-        </w:tabs>
         <w:rPr>
           <w:rFonts w:ascii="David" w:hAnsi="David" w:cs="David"/>
           <w:sz w:val="32"/>
           <w:szCs w:val="32"/>
-          <w:lang w:val="en-US"/>
-        </w:rPr>
-      </w:pPr>
-      <w:proofErr w:type="gramStart"/>
+        </w:rPr>
+      </w:pPr>
+      <w:proofErr w:type="spellStart"/>
       <w:r>
         <w:rPr>
           <w:rFonts w:ascii="David" w:hAnsi="David" w:cs="David"/>
           <w:sz w:val="32"/>
           <w:szCs w:val="32"/>
-          <w:lang w:val="en-US"/>
-        </w:rPr>
-        <w:t>public async</w:t>
-      </w:r>
-      <w:proofErr w:type="gramEnd"/>
+        </w:rPr>
+        <w:t>IQueryable</w:t>
+      </w:r>
+      <w:proofErr w:type="spellEnd"/>
       <w:r>
         <w:rPr>
           <w:rFonts w:ascii="David" w:hAnsi="David" w:cs="David"/>
           <w:sz w:val="32"/>
           <w:szCs w:val="32"/>
-          <w:lang w:val="en-US"/>
-        </w:rPr>
-        <w:t xml:space="preserve"> Task </w:t>
+        </w:rPr>
+        <w:t>&lt;</w:t>
+      </w:r>
+      <w:proofErr w:type="spellStart"/>
+      <w:r>
+        <w:rPr>
+          <w:rFonts w:ascii="David" w:hAnsi="David" w:cs="David"/>
+          <w:sz w:val="32"/>
+          <w:szCs w:val="32"/>
+        </w:rPr>
+        <w:t>UserRecord</w:t>
+      </w:r>
+      <w:proofErr w:type="spellEnd"/>
+      <w:r>
+        <w:rPr>
+          <w:rFonts w:ascii="David" w:hAnsi="David" w:cs="David"/>
+          <w:sz w:val="32"/>
+          <w:szCs w:val="32"/>
+        </w:rPr>
+        <w:t xml:space="preserve">&gt; </w:t>
       </w:r>
       <w:proofErr w:type="spellStart"/>
       <w:proofErr w:type="gramStart"/>
@@ -23788,9 +24539,8 @@
           <w:rFonts w:ascii="David" w:hAnsi="David" w:cs="David"/>
           <w:sz w:val="32"/>
           <w:szCs w:val="32"/>
-          <w:lang w:val="en-US"/>
-        </w:rPr>
-        <w:t>DeleteSinglePin</w:t>
+        </w:rPr>
+        <w:t>getUserRecrodsOfCurrentUser</w:t>
       </w:r>
       <w:proofErr w:type="spellEnd"/>
       <w:r>
@@ -23798,30 +24548,17 @@
           <w:rFonts w:ascii="David" w:hAnsi="David" w:cs="David"/>
           <w:sz w:val="32"/>
           <w:szCs w:val="32"/>
-          <w:lang w:val="en-US"/>
         </w:rPr>
         <w:t>(</w:t>
       </w:r>
-      <w:proofErr w:type="spellStart"/>
       <w:proofErr w:type="gramEnd"/>
       <w:r>
         <w:rPr>
           <w:rFonts w:ascii="David" w:hAnsi="David" w:cs="David"/>
           <w:sz w:val="32"/>
           <w:szCs w:val="32"/>
-          <w:lang w:val="en-US"/>
-        </w:rPr>
-        <w:t>MapPin</w:t>
-      </w:r>
-      <w:proofErr w:type="spellEnd"/>
-      <w:r>
-        <w:rPr>
-          <w:rFonts w:ascii="David" w:hAnsi="David" w:cs="David"/>
-          <w:sz w:val="32"/>
-          <w:szCs w:val="32"/>
-          <w:lang w:val="en-US"/>
-        </w:rPr>
-        <w:t xml:space="preserve"> pin)</w:t>
+        </w:rPr>
+        <w:t>)</w:t>
       </w:r>
     </w:p>
     <w:p>
@@ -23831,42 +24568,73 @@
           <w:ilvl w:val="0"/>
           <w:numId w:val="37"/>
         </w:numPr>
-        <w:tabs>
-          <w:tab w:val="left" w:pos="1118"/>
-        </w:tabs>
         <w:rPr>
           <w:rFonts w:ascii="David" w:hAnsi="David" w:cs="David"/>
           <w:sz w:val="32"/>
           <w:szCs w:val="32"/>
-          <w:lang w:val="en-US"/>
-        </w:rPr>
-      </w:pPr>
+        </w:rPr>
+      </w:pPr>
+      <w:proofErr w:type="spellStart"/>
       <w:r>
         <w:rPr>
           <w:rFonts w:ascii="David" w:hAnsi="David" w:cs="David"/>
           <w:sz w:val="32"/>
           <w:szCs w:val="32"/>
-          <w:lang w:val="en-US"/>
-        </w:rPr>
-        <w:t xml:space="preserve">public void </w:t>
-      </w:r>
-      <w:proofErr w:type="gramStart"/>
+        </w:rPr>
+        <w:t>IQueryable</w:t>
+      </w:r>
+      <w:proofErr w:type="spellEnd"/>
       <w:r>
         <w:rPr>
           <w:rFonts w:ascii="David" w:hAnsi="David" w:cs="David"/>
           <w:sz w:val="32"/>
           <w:szCs w:val="32"/>
-          <w:lang w:val="en-US"/>
-        </w:rPr>
-        <w:t>Refresh(</w:t>
-      </w:r>
-      <w:proofErr w:type="gramEnd"/>
+        </w:rPr>
+        <w:t>&lt;</w:t>
+      </w:r>
+      <w:proofErr w:type="spellStart"/>
       <w:r>
         <w:rPr>
           <w:rFonts w:ascii="David" w:hAnsi="David" w:cs="David"/>
           <w:sz w:val="32"/>
           <w:szCs w:val="32"/>
-          <w:lang w:val="en-US"/>
+        </w:rPr>
+        <w:t>UserRecord</w:t>
+      </w:r>
+      <w:proofErr w:type="spellEnd"/>
+      <w:r>
+        <w:rPr>
+          <w:rFonts w:ascii="David" w:hAnsi="David" w:cs="David"/>
+          <w:sz w:val="32"/>
+          <w:szCs w:val="32"/>
+        </w:rPr>
+        <w:t xml:space="preserve">&gt; </w:t>
+      </w:r>
+      <w:proofErr w:type="spellStart"/>
+      <w:proofErr w:type="gramStart"/>
+      <w:r>
+        <w:rPr>
+          <w:rFonts w:ascii="David" w:hAnsi="David" w:cs="David"/>
+          <w:sz w:val="32"/>
+          <w:szCs w:val="32"/>
+        </w:rPr>
+        <w:t>getUserRecrodsWithTheSameTrackName</w:t>
+      </w:r>
+      <w:proofErr w:type="spellEnd"/>
+      <w:r>
+        <w:rPr>
+          <w:rFonts w:ascii="David" w:hAnsi="David" w:cs="David"/>
+          <w:sz w:val="32"/>
+          <w:szCs w:val="32"/>
+        </w:rPr>
+        <w:t>(</w:t>
+      </w:r>
+      <w:proofErr w:type="gramEnd"/>
+      <w:r>
+        <w:rPr>
+          <w:rFonts w:ascii="David" w:hAnsi="David" w:cs="David"/>
+          <w:sz w:val="32"/>
+          <w:szCs w:val="32"/>
         </w:rPr>
         <w:t>)</w:t>
       </w:r>
@@ -23878,9 +24646,6 @@
           <w:ilvl w:val="0"/>
           <w:numId w:val="37"/>
         </w:numPr>
-        <w:tabs>
-          <w:tab w:val="left" w:pos="1118"/>
-        </w:tabs>
         <w:rPr>
           <w:rFonts w:ascii="David" w:hAnsi="David" w:cs="David"/>
           <w:sz w:val="32"/>
@@ -23893,9 +24658,8 @@
           <w:rFonts w:ascii="David" w:hAnsi="David" w:cs="David"/>
           <w:sz w:val="32"/>
           <w:szCs w:val="32"/>
-          <w:lang w:val="en-US"/>
-        </w:rPr>
-        <w:t xml:space="preserve">public async Task </w:t>
+        </w:rPr>
+        <w:t xml:space="preserve">async Task&lt;bool&gt; </w:t>
       </w:r>
       <w:proofErr w:type="spellStart"/>
       <w:proofErr w:type="gramStart"/>
@@ -23904,9 +24668,8 @@
           <w:rFonts w:ascii="David" w:hAnsi="David" w:cs="David"/>
           <w:sz w:val="32"/>
           <w:szCs w:val="32"/>
-          <w:lang w:val="en-US"/>
-        </w:rPr>
-        <w:t>ToTimerPage</w:t>
+        </w:rPr>
+        <w:t>CheckItemOwnership</w:t>
       </w:r>
       <w:proofErr w:type="spellEnd"/>
       <w:r>
@@ -23914,388 +24677,28 @@
           <w:rFonts w:ascii="David" w:hAnsi="David" w:cs="David"/>
           <w:sz w:val="32"/>
           <w:szCs w:val="32"/>
-          <w:lang w:val="en-US"/>
         </w:rPr>
         <w:t>(</w:t>
       </w:r>
+      <w:proofErr w:type="spellStart"/>
       <w:proofErr w:type="gramEnd"/>
       <w:r>
         <w:rPr>
           <w:rFonts w:ascii="David" w:hAnsi="David" w:cs="David"/>
           <w:sz w:val="32"/>
           <w:szCs w:val="32"/>
-          <w:lang w:val="en-US"/>
-        </w:rPr>
-        <w:t>)</w:t>
-      </w:r>
-    </w:p>
-    <w:p>
-      <w:pPr>
-        <w:pStyle w:val="ListParagraph"/>
-        <w:numPr>
-          <w:ilvl w:val="0"/>
-          <w:numId w:val="37"/>
-        </w:numPr>
-        <w:tabs>
-          <w:tab w:val="left" w:pos="1118"/>
-        </w:tabs>
+        </w:rPr>
+        <w:t>MapPin</w:t>
+      </w:r>
+      <w:proofErr w:type="spellEnd"/>
+      <w:r>
         <w:rPr>
           <w:rFonts w:ascii="David" w:hAnsi="David" w:cs="David"/>
           <w:sz w:val="32"/>
           <w:szCs w:val="32"/>
-          <w:lang w:val="en-US"/>
-        </w:rPr>
-      </w:pPr>
-      <w:r>
-        <w:rPr>
-          <w:rFonts w:ascii="David" w:hAnsi="David" w:cs="David"/>
-          <w:sz w:val="32"/>
-          <w:szCs w:val="32"/>
-          <w:lang w:val="en-US"/>
-        </w:rPr>
-        <w:t xml:space="preserve">public void </w:t>
-      </w:r>
-      <w:proofErr w:type="spellStart"/>
-      <w:proofErr w:type="gramStart"/>
-      <w:r>
-        <w:rPr>
-          <w:rFonts w:ascii="David" w:hAnsi="David" w:cs="David"/>
-          <w:sz w:val="32"/>
-          <w:szCs w:val="32"/>
-          <w:lang w:val="en-US"/>
-        </w:rPr>
-        <w:t>ChangeConnectionStatus</w:t>
-      </w:r>
-      <w:proofErr w:type="spellEnd"/>
-      <w:r>
-        <w:rPr>
-          <w:rFonts w:ascii="David" w:hAnsi="David" w:cs="David"/>
-          <w:sz w:val="32"/>
-          <w:szCs w:val="32"/>
-          <w:lang w:val="en-US"/>
-        </w:rPr>
-        <w:t>(</w:t>
-      </w:r>
-      <w:proofErr w:type="gramEnd"/>
-      <w:r>
-        <w:rPr>
-          <w:rFonts w:ascii="David" w:hAnsi="David" w:cs="David"/>
-          <w:sz w:val="32"/>
-          <w:szCs w:val="32"/>
-          <w:lang w:val="en-US"/>
-        </w:rPr>
-        <w:t>)</w:t>
-      </w:r>
-    </w:p>
-    <w:p>
-      <w:pPr>
-        <w:pStyle w:val="ListParagraph"/>
-        <w:numPr>
-          <w:ilvl w:val="0"/>
-          <w:numId w:val="37"/>
-        </w:numPr>
-        <w:tabs>
-          <w:tab w:val="left" w:pos="1118"/>
-        </w:tabs>
-        <w:rPr>
-          <w:rFonts w:ascii="David" w:hAnsi="David" w:cs="David"/>
-          <w:sz w:val="32"/>
-          <w:szCs w:val="32"/>
-          <w:lang w:val="en-US"/>
-        </w:rPr>
-      </w:pPr>
-      <w:r>
-        <w:rPr>
-          <w:rFonts w:ascii="David" w:hAnsi="David" w:cs="David"/>
-          <w:sz w:val="32"/>
-          <w:szCs w:val="32"/>
-          <w:lang w:val="en-US"/>
-        </w:rPr>
-        <w:t xml:space="preserve">private async Task&lt;bool&gt; </w:t>
-      </w:r>
-      <w:proofErr w:type="spellStart"/>
-      <w:proofErr w:type="gramStart"/>
-      <w:r>
-        <w:rPr>
-          <w:rFonts w:ascii="David" w:hAnsi="David" w:cs="David"/>
-          <w:sz w:val="32"/>
-          <w:szCs w:val="32"/>
-          <w:lang w:val="en-US"/>
-        </w:rPr>
-        <w:t>CheckItemOwnership</w:t>
-      </w:r>
-      <w:proofErr w:type="spellEnd"/>
-      <w:r>
-        <w:rPr>
-          <w:rFonts w:ascii="David" w:hAnsi="David" w:cs="David"/>
-          <w:sz w:val="32"/>
-          <w:szCs w:val="32"/>
-          <w:lang w:val="en-US"/>
-        </w:rPr>
-        <w:t>(</w:t>
-      </w:r>
-      <w:proofErr w:type="gramEnd"/>
-      <w:r>
-        <w:rPr>
-          <w:rFonts w:ascii="David" w:hAnsi="David" w:cs="David"/>
-          <w:sz w:val="32"/>
-          <w:szCs w:val="32"/>
-          <w:lang w:val="en-US"/>
-        </w:rPr>
-        <w:t>)</w:t>
-      </w:r>
-    </w:p>
-    <w:p>
-      <w:pPr>
-        <w:pStyle w:val="ListParagraph"/>
-        <w:numPr>
-          <w:ilvl w:val="0"/>
-          <w:numId w:val="37"/>
-        </w:numPr>
-        <w:tabs>
-          <w:tab w:val="left" w:pos="1118"/>
-        </w:tabs>
-        <w:rPr>
-          <w:rFonts w:ascii="David" w:hAnsi="David" w:cs="David"/>
-          <w:sz w:val="32"/>
-          <w:szCs w:val="32"/>
-          <w:lang w:val="en-US"/>
-        </w:rPr>
-      </w:pPr>
-      <w:r>
-        <w:rPr>
-          <w:rFonts w:ascii="David" w:hAnsi="David" w:cs="David"/>
-          <w:sz w:val="32"/>
-          <w:szCs w:val="32"/>
-          <w:lang w:val="en-US"/>
-        </w:rPr>
-        <w:t xml:space="preserve">public async Task </w:t>
-      </w:r>
-      <w:proofErr w:type="spellStart"/>
-      <w:proofErr w:type="gramStart"/>
-      <w:r>
-        <w:rPr>
-          <w:rFonts w:ascii="David" w:hAnsi="David" w:cs="David"/>
-          <w:sz w:val="32"/>
-          <w:szCs w:val="32"/>
-          <w:lang w:val="en-US"/>
-        </w:rPr>
-        <w:t>GoToMapsList</w:t>
-      </w:r>
-      <w:proofErr w:type="spellEnd"/>
-      <w:r>
-        <w:rPr>
-          <w:rFonts w:ascii="David" w:hAnsi="David" w:cs="David"/>
-          <w:sz w:val="32"/>
-          <w:szCs w:val="32"/>
-          <w:lang w:val="en-US"/>
-        </w:rPr>
-        <w:t>(</w:t>
-      </w:r>
-      <w:proofErr w:type="gramEnd"/>
-      <w:r>
-        <w:rPr>
-          <w:rFonts w:ascii="David" w:hAnsi="David" w:cs="David"/>
-          <w:sz w:val="32"/>
-          <w:szCs w:val="32"/>
-          <w:lang w:val="en-US"/>
-        </w:rPr>
-        <w:t>)</w:t>
-      </w:r>
-    </w:p>
-    <w:p>
-      <w:pPr>
-        <w:pStyle w:val="ListParagraph"/>
-        <w:numPr>
-          <w:ilvl w:val="0"/>
-          <w:numId w:val="37"/>
-        </w:numPr>
-        <w:tabs>
-          <w:tab w:val="left" w:pos="1118"/>
-        </w:tabs>
-        <w:rPr>
-          <w:rFonts w:ascii="David" w:hAnsi="David" w:cs="David"/>
-          <w:sz w:val="32"/>
-          <w:szCs w:val="32"/>
-          <w:lang w:val="en-US"/>
-        </w:rPr>
-      </w:pPr>
-      <w:r>
-        <w:rPr>
-          <w:rFonts w:ascii="David" w:hAnsi="David" w:cs="David"/>
-          <w:sz w:val="32"/>
-          <w:szCs w:val="32"/>
-          <w:lang w:val="en-US"/>
-        </w:rPr>
-        <w:t xml:space="preserve">partial void </w:t>
-      </w:r>
-      <w:proofErr w:type="spellStart"/>
-      <w:proofErr w:type="gramStart"/>
-      <w:r>
-        <w:rPr>
-          <w:rFonts w:ascii="David" w:hAnsi="David" w:cs="David"/>
-          <w:sz w:val="32"/>
-          <w:szCs w:val="32"/>
-          <w:lang w:val="en-US"/>
-        </w:rPr>
-        <w:t>OnSelectedSortOptionChanged</w:t>
-      </w:r>
-      <w:proofErr w:type="spellEnd"/>
-      <w:r>
-        <w:rPr>
-          <w:rFonts w:ascii="David" w:hAnsi="David" w:cs="David"/>
-          <w:sz w:val="32"/>
-          <w:szCs w:val="32"/>
-          <w:lang w:val="en-US"/>
-        </w:rPr>
-        <w:t>(</w:t>
-      </w:r>
-      <w:proofErr w:type="gramEnd"/>
-      <w:r>
-        <w:rPr>
-          <w:rFonts w:ascii="David" w:hAnsi="David" w:cs="David"/>
-          <w:sz w:val="32"/>
-          <w:szCs w:val="32"/>
-          <w:lang w:val="en-US"/>
-        </w:rPr>
-        <w:t>)</w:t>
-      </w:r>
-    </w:p>
-    <w:p>
-      <w:pPr>
-        <w:pStyle w:val="ListParagraph"/>
-        <w:numPr>
-          <w:ilvl w:val="0"/>
-          <w:numId w:val="37"/>
-        </w:numPr>
-        <w:tabs>
-          <w:tab w:val="left" w:pos="1118"/>
-        </w:tabs>
-        <w:rPr>
-          <w:rFonts w:ascii="David" w:hAnsi="David" w:cs="David"/>
-          <w:sz w:val="32"/>
-          <w:szCs w:val="32"/>
-          <w:lang w:val="en-US"/>
-        </w:rPr>
-      </w:pPr>
-      <w:r>
-        <w:rPr>
-          <w:rFonts w:ascii="David" w:hAnsi="David" w:cs="David"/>
-          <w:sz w:val="32"/>
-          <w:szCs w:val="32"/>
-          <w:lang w:val="en-US"/>
-        </w:rPr>
-        <w:t xml:space="preserve">public void </w:t>
-      </w:r>
-      <w:proofErr w:type="spellStart"/>
-      <w:proofErr w:type="gramStart"/>
-      <w:r>
-        <w:rPr>
-          <w:rFonts w:ascii="David" w:hAnsi="David" w:cs="David"/>
-          <w:sz w:val="32"/>
-          <w:szCs w:val="32"/>
-          <w:lang w:val="en-US"/>
-        </w:rPr>
-        <w:t>SortUserRecords</w:t>
-      </w:r>
-      <w:proofErr w:type="spellEnd"/>
-      <w:r>
-        <w:rPr>
-          <w:rFonts w:ascii="David" w:hAnsi="David" w:cs="David"/>
-          <w:sz w:val="32"/>
-          <w:szCs w:val="32"/>
-          <w:lang w:val="en-US"/>
-        </w:rPr>
-        <w:t>(</w:t>
-      </w:r>
-      <w:proofErr w:type="gramEnd"/>
-      <w:r>
-        <w:rPr>
-          <w:rFonts w:ascii="David" w:hAnsi="David" w:cs="David"/>
-          <w:sz w:val="32"/>
-          <w:szCs w:val="32"/>
-          <w:lang w:val="en-US"/>
-        </w:rPr>
-        <w:t>)</w:t>
-      </w:r>
-    </w:p>
-    <w:p>
-      <w:pPr>
-        <w:pStyle w:val="ListParagraph"/>
-        <w:numPr>
-          <w:ilvl w:val="0"/>
-          <w:numId w:val="37"/>
-        </w:numPr>
-        <w:tabs>
-          <w:tab w:val="left" w:pos="1118"/>
-        </w:tabs>
-        <w:rPr>
-          <w:rFonts w:ascii="David" w:hAnsi="David" w:cs="David"/>
-          <w:sz w:val="32"/>
-          <w:szCs w:val="32"/>
-          <w:lang w:val="en-US"/>
-        </w:rPr>
-      </w:pPr>
-      <w:r>
-        <w:rPr>
-          <w:rFonts w:ascii="David" w:hAnsi="David" w:cs="David"/>
-          <w:sz w:val="32"/>
-          <w:szCs w:val="32"/>
-          <w:lang w:val="en-US"/>
-        </w:rPr>
-        <w:t xml:space="preserve">async partial void </w:t>
-      </w:r>
-      <w:proofErr w:type="spellStart"/>
-      <w:proofErr w:type="gramStart"/>
-      <w:r>
-        <w:rPr>
-          <w:rFonts w:ascii="David" w:hAnsi="David" w:cs="David"/>
-          <w:sz w:val="32"/>
-          <w:szCs w:val="32"/>
-          <w:lang w:val="en-US"/>
-        </w:rPr>
-        <w:t>OnIsShowAllTasksChanged</w:t>
-      </w:r>
-      <w:proofErr w:type="spellEnd"/>
-      <w:r>
-        <w:rPr>
-          <w:rFonts w:ascii="David" w:hAnsi="David" w:cs="David"/>
-          <w:sz w:val="32"/>
-          <w:szCs w:val="32"/>
-          <w:lang w:val="en-US"/>
-        </w:rPr>
-        <w:t>(</w:t>
-      </w:r>
-      <w:proofErr w:type="gramEnd"/>
-      <w:r>
-        <w:rPr>
-          <w:rFonts w:ascii="David" w:hAnsi="David" w:cs="David"/>
-          <w:sz w:val="32"/>
-          <w:szCs w:val="32"/>
-          <w:lang w:val="en-US"/>
-        </w:rPr>
-        <w:t>)</w:t>
-      </w:r>
-    </w:p>
-    <w:p>
-      <w:pPr>
-        <w:rPr>
-          <w:rFonts w:ascii="David" w:hAnsi="David" w:cs="David"/>
-          <w:sz w:val="36"/>
-          <w:szCs w:val="36"/>
-          <w:lang w:val="en-US"/>
-        </w:rPr>
-      </w:pPr>
-    </w:p>
-    <w:p>
-      <w:pPr>
-        <w:rPr>
-          <w:rFonts w:ascii="David" w:hAnsi="David" w:cs="David"/>
-          <w:sz w:val="36"/>
-          <w:szCs w:val="36"/>
-          <w:lang w:val="en-US"/>
-        </w:rPr>
-      </w:pPr>
+        </w:rPr>
+        <w:t xml:space="preserve"> map)</w:t>
+      </w:r>
     </w:p>
     <w:p>
       <w:pPr>
@@ -28709,7 +29112,7 @@
         </w:tabs>
         <w:bidi/>
         <w:rPr>
-          <w:rFonts w:ascii="David" w:hAnsi="David" w:cs="David"/>
+          <w:rFonts w:ascii="David" w:hAnsi="David" w:cs="David" w:hint="cs"/>
           <w:b/>
           <w:bCs/>
           <w:sz w:val="36"/>
@@ -28787,6 +29190,35 @@
         <w:t>MapPage</w:t>
       </w:r>
       <w:proofErr w:type="spellEnd"/>
+      <w:r>
+        <w:rPr>
+          <w:rFonts w:ascii="David" w:hAnsi="David" w:cs="David" w:hint="cs"/>
+          <w:sz w:val="28"/>
+          <w:szCs w:val="28"/>
+          <w:rtl/>
+          <w:lang w:val="en-US"/>
+        </w:rPr>
+        <w:t>.</w:t>
+      </w:r>
+      <w:r>
+        <w:rPr>
+          <w:rFonts w:ascii="David" w:hAnsi="David" w:cs="David" w:hint="cs"/>
+          <w:sz w:val="28"/>
+          <w:szCs w:val="28"/>
+          <w:rtl/>
+          <w:lang w:val="en-US"/>
+        </w:rPr>
+        <w:t xml:space="preserve">וממומשים בעזרת </w:t>
+      </w:r>
+      <w:r>
+        <w:rPr>
+          <w:rFonts w:ascii="David" w:hAnsi="David" w:cs="David"/>
+          <w:sz w:val="28"/>
+          <w:szCs w:val="28"/>
+          <w:lang w:val="en-US"/>
+        </w:rPr>
+        <w:t xml:space="preserve">Command Design Pattern </w:t>
+      </w:r>
       <w:r>
         <w:rPr>
           <w:rFonts w:ascii="David" w:hAnsi="David" w:cs="David" w:hint="cs"/>
@@ -31671,7 +32103,7 @@
           </mc:Choice>
           <mc:Fallback>
             <w:pict>
-              <v:shape w14:anchorId="55D222BD" id="Ink 101" o:spid="_x0000_s1026" type="#_x0000_t75" style="position:absolute;margin-left:190.5pt;margin-top:133.3pt;width:126.1pt;height:18.75pt;z-index:251613184;visibility:visible;mso-wrap-style:square;mso-wrap-distance-left:9pt;mso-wrap-distance-top:0;mso-wrap-distance-right:9pt;mso-wrap-distance-bottom:0;mso-position-horizontal:absolute;mso-position-horizontal-relative:text;mso-position-vertical:absolute;mso-position-vertical-relative:text" o:gfxdata="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">
+              <v:shape w14:anchorId="21A2A2F2" id="Ink 101" o:spid="_x0000_s1026" type="#_x0000_t75" style="position:absolute;margin-left:190.5pt;margin-top:133.3pt;width:126.1pt;height:18.75pt;z-index:251613184;visibility:visible;mso-wrap-style:square;mso-wrap-distance-left:9pt;mso-wrap-distance-top:0;mso-wrap-distance-right:9pt;mso-wrap-distance-bottom:0;mso-position-horizontal:absolute;mso-position-horizontal-relative:text;mso-position-vertical:absolute;mso-position-vertical-relative:text" o:gfxdata="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">
                 <v:imagedata r:id="rId52" o:title=""/>
               </v:shape>
             </w:pict>
@@ -31718,7 +32150,7 @@
           </mc:Choice>
           <mc:Fallback>
             <w:pict>
-              <v:shape w14:anchorId="17A837E6" id="Ink 78" o:spid="_x0000_s1026" type="#_x0000_t75" style="position:absolute;margin-left:104pt;margin-top:134.8pt;width:23.65pt;height:25.4pt;z-index:251765760;visibility:visible;mso-wrap-style:square;mso-wrap-distance-left:9pt;mso-wrap-distance-top:0;mso-wrap-distance-right:9pt;mso-wrap-distance-bottom:0;mso-position-horizontal:absolute;mso-position-horizontal-relative:text;mso-position-vertical:absolute;mso-position-vertical-relative:text" o:gfxdata="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">
+              <v:shape w14:anchorId="3C485D01" id="Ink 78" o:spid="_x0000_s1026" type="#_x0000_t75" style="position:absolute;margin-left:104pt;margin-top:134.8pt;width:23.65pt;height:25.4pt;z-index:251765760;visibility:visible;mso-wrap-style:square;mso-wrap-distance-left:9pt;mso-wrap-distance-top:0;mso-wrap-distance-right:9pt;mso-wrap-distance-bottom:0;mso-position-horizontal:absolute;mso-position-horizontal-relative:text;mso-position-vertical:absolute;mso-position-vertical-relative:text" o:gfxdata="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">
                 <v:imagedata r:id="rId54" o:title=""/>
               </v:shape>
             </w:pict>
@@ -31863,7 +32295,7 @@
           </mc:Choice>
           <mc:Fallback>
             <w:pict>
-              <v:shape w14:anchorId="44FBEB44" id="Ink 136" o:spid="_x0000_s1026" type="#_x0000_t75" style="position:absolute;margin-left:43.45pt;margin-top:15.75pt;width:664.5pt;height:143.35pt;z-index:251816960;visibility:visible;mso-wrap-style:square;mso-wrap-distance-left:9pt;mso-wrap-distance-top:0;mso-wrap-distance-right:9pt;mso-wrap-distance-bottom:0;mso-position-horizontal:absolute;mso-position-horizontal-relative:text;mso-position-vertical:absolute;mso-position-vertical-relative:text" o:gfxdata="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">
+              <v:shape w14:anchorId="6F5DDDDA" id="Ink 136" o:spid="_x0000_s1026" type="#_x0000_t75" style="position:absolute;margin-left:43.45pt;margin-top:15.75pt;width:664.5pt;height:143.35pt;z-index:251816960;visibility:visible;mso-wrap-style:square;mso-wrap-distance-left:9pt;mso-wrap-distance-top:0;mso-wrap-distance-right:9pt;mso-wrap-distance-bottom:0;mso-position-horizontal:absolute;mso-position-horizontal-relative:text;mso-position-vertical:absolute;mso-position-vertical-relative:text" o:gfxdata="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">
                 <v:imagedata r:id="rId56" o:title=""/>
               </v:shape>
             </w:pict>
@@ -31912,7 +32344,7 @@
           </mc:Choice>
           <mc:Fallback>
             <w:pict>
-              <v:shape w14:anchorId="4352935F" id="Ink 117" o:spid="_x0000_s1026" type="#_x0000_t75" style="position:absolute;margin-left:246.8pt;margin-top:47.65pt;width:1.45pt;height:1.45pt;z-index:251769856;visibility:visible;mso-wrap-style:square;mso-wrap-distance-left:9pt;mso-wrap-distance-top:0;mso-wrap-distance-right:9pt;mso-wrap-distance-bottom:0;mso-position-horizontal:absolute;mso-position-horizontal-relative:text;mso-position-vertical:absolute;mso-position-vertical-relative:text" o:gfxdata="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">
+              <v:shape w14:anchorId="0391CC3B" id="Ink 117" o:spid="_x0000_s1026" type="#_x0000_t75" style="position:absolute;margin-left:246.8pt;margin-top:47.65pt;width:1.45pt;height:1.45pt;z-index:251769856;visibility:visible;mso-wrap-style:square;mso-wrap-distance-left:9pt;mso-wrap-distance-top:0;mso-wrap-distance-right:9pt;mso-wrap-distance-bottom:0;mso-position-horizontal:absolute;mso-position-horizontal-relative:text;mso-position-vertical:absolute;mso-position-vertical-relative:text" o:gfxdata="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">
                 <v:imagedata r:id="rId58" o:title=""/>
               </v:shape>
             </w:pict>
@@ -31961,7 +32393,7 @@
           </mc:Choice>
           <mc:Fallback>
             <w:pict>
-              <v:shape w14:anchorId="7C5F897F" id="Ink 116" o:spid="_x0000_s1026" type="#_x0000_t75" style="position:absolute;margin-left:437pt;margin-top:244.4pt;width:1.45pt;height:1.45pt;z-index:251768832;visibility:visible;mso-wrap-style:square;mso-wrap-distance-left:9pt;mso-wrap-distance-top:0;mso-wrap-distance-right:9pt;mso-wrap-distance-bottom:0;mso-position-horizontal:absolute;mso-position-horizontal-relative:text;mso-position-vertical:absolute;mso-position-vertical-relative:text" o:gfxdata="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">
+              <v:shape w14:anchorId="338FD237" id="Ink 116" o:spid="_x0000_s1026" type="#_x0000_t75" style="position:absolute;margin-left:437pt;margin-top:244.4pt;width:1.45pt;height:1.45pt;z-index:251768832;visibility:visible;mso-wrap-style:square;mso-wrap-distance-left:9pt;mso-wrap-distance-top:0;mso-wrap-distance-right:9pt;mso-wrap-distance-bottom:0;mso-position-horizontal:absolute;mso-position-horizontal-relative:text;mso-position-vertical:absolute;mso-position-vertical-relative:text" o:gfxdata="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">
                 <v:imagedata r:id="rId58" o:title=""/>
               </v:shape>
             </w:pict>
@@ -33058,7 +33490,7 @@
     <mc:AlternateContent>
       <mc:Choice Requires="v">
         <w:pict>
-          <v:shapetype w14:anchorId="36C9F76F" id="_x0000_t75" coordsize="21600,21600" o:spt="75" o:preferrelative="t" path="m@4@5l@4@11@9@11@9@5xe" filled="f" stroked="f">
+          <v:shapetype w14:anchorId="16A4048E" id="_x0000_t75" coordsize="21600,21600" o:spt="75" o:preferrelative="t" path="m@4@5l@4@11@9@11@9@5xe" filled="f" stroked="f">
             <v:stroke joinstyle="miter"/>
             <v:formulas>
               <v:f eqn="if lineDrawn pixelLineWidth 0"/>
@@ -33077,17 +33509,17 @@
             <v:path o:extrusionok="f" gradientshapeok="t" o:connecttype="rect"/>
             <o:lock v:ext="edit" aspectratio="t"/>
           </v:shapetype>
-          <v:shape id="Picture 264843519" o:spid="_x0000_i1025" type="#_x0000_t75" alt="A black and white stopwatch&#10;&#10;Description automatically generated" style="width:50.25pt;height:57.75pt;visibility:visible;mso-wrap-style:square">
+          <v:shape id="Picture 1353177229" o:spid="_x0000_i1025" type="#_x0000_t75" alt="A black and white stopwatch&#10;&#10;Description automatically generated" style="width:50.25pt;height:57.75pt;visibility:visible;mso-wrap-style:square">
             <v:imagedata r:id="rId1" o:title="A black and white stopwatch&#10;&#10;Description automatically generated"/>
           </v:shape>
         </w:pict>
       </mc:Choice>
       <mc:Fallback>
         <w:drawing>
-          <wp:inline distT="0" distB="0" distL="0" distR="0" wp14:anchorId="0CD71BD6" wp14:editId="33539B6A">
+          <wp:inline distT="0" distB="0" distL="0" distR="0" wp14:anchorId="6442661F" wp14:editId="62548C6D">
             <wp:extent cx="638175" cy="733425"/>
             <wp:effectExtent l="0" t="0" r="0" b="0"/>
-            <wp:docPr id="264843519" name="Picture 264843519" descr="A black and white stopwatch&#10;&#10;Description automatically generated"/>
+            <wp:docPr id="1353177229" name="Picture 1353177229" descr="A black and white stopwatch&#10;&#10;Description automatically generated"/>
             <wp:cNvGraphicFramePr>
               <a:graphicFrameLocks xmlns:a="http://schemas.openxmlformats.org/drawingml/2006/main" noChangeAspect="1"/>
             </wp:cNvGraphicFramePr>
@@ -33700,6 +34132,119 @@
     </w:lvl>
   </w:abstractNum>
   <w:abstractNum w:abstractNumId="5" w15:restartNumberingAfterBreak="0">
+    <w:nsid w:val="0B8C2550"/>
+    <w:multiLevelType w:val="hybridMultilevel"/>
+    <w:tmpl w:val="623ADFD2"/>
+    <w:lvl w:ilvl="0" w:tplc="0C090001">
+      <w:start w:val="1"/>
+      <w:numFmt w:val="bullet"/>
+      <w:lvlText w:val=""/>
+      <w:lvlJc w:val="left"/>
+      <w:pPr>
+        <w:ind w:left="720" w:hanging="360"/>
+      </w:pPr>
+      <w:rPr>
+        <w:rFonts w:ascii="Symbol" w:hAnsi="Symbol" w:hint="default"/>
+      </w:rPr>
+    </w:lvl>
+    <w:lvl w:ilvl="1" w:tplc="0C090003" w:tentative="1">
+      <w:start w:val="1"/>
+      <w:numFmt w:val="bullet"/>
+      <w:lvlText w:val="o"/>
+      <w:lvlJc w:val="left"/>
+      <w:pPr>
+        <w:ind w:left="1440" w:hanging="360"/>
+      </w:pPr>
+      <w:rPr>
+        <w:rFonts w:ascii="Courier New" w:hAnsi="Courier New" w:cs="Courier New" w:hint="default"/>
+      </w:rPr>
+    </w:lvl>
+    <w:lvl w:ilvl="2" w:tplc="0C090005" w:tentative="1">
+      <w:start w:val="1"/>
+      <w:numFmt w:val="bullet"/>
+      <w:lvlText w:val=""/>
+      <w:lvlJc w:val="left"/>
+      <w:pPr>
+        <w:ind w:left="2160" w:hanging="360"/>
+      </w:pPr>
+      <w:rPr>
+        <w:rFonts w:ascii="Wingdings" w:hAnsi="Wingdings" w:hint="default"/>
+      </w:rPr>
+    </w:lvl>
+    <w:lvl w:ilvl="3" w:tplc="0C090001" w:tentative="1">
+      <w:start w:val="1"/>
+      <w:numFmt w:val="bullet"/>
+      <w:lvlText w:val=""/>
+      <w:lvlJc w:val="left"/>
+      <w:pPr>
+        <w:ind w:left="2880" w:hanging="360"/>
+      </w:pPr>
+      <w:rPr>
+        <w:rFonts w:ascii="Symbol" w:hAnsi="Symbol" w:hint="default"/>
+      </w:rPr>
+    </w:lvl>
+    <w:lvl w:ilvl="4" w:tplc="0C090003" w:tentative="1">
+      <w:start w:val="1"/>
+      <w:numFmt w:val="bullet"/>
+      <w:lvlText w:val="o"/>
+      <w:lvlJc w:val="left"/>
+      <w:pPr>
+        <w:ind w:left="3600" w:hanging="360"/>
+      </w:pPr>
+      <w:rPr>
+        <w:rFonts w:ascii="Courier New" w:hAnsi="Courier New" w:cs="Courier New" w:hint="default"/>
+      </w:rPr>
+    </w:lvl>
+    <w:lvl w:ilvl="5" w:tplc="0C090005" w:tentative="1">
+      <w:start w:val="1"/>
+      <w:numFmt w:val="bullet"/>
+      <w:lvlText w:val=""/>
+      <w:lvlJc w:val="left"/>
+      <w:pPr>
+        <w:ind w:left="4320" w:hanging="360"/>
+      </w:pPr>
+      <w:rPr>
+        <w:rFonts w:ascii="Wingdings" w:hAnsi="Wingdings" w:hint="default"/>
+      </w:rPr>
+    </w:lvl>
+    <w:lvl w:ilvl="6" w:tplc="0C090001" w:tentative="1">
+      <w:start w:val="1"/>
+      <w:numFmt w:val="bullet"/>
+      <w:lvlText w:val=""/>
+      <w:lvlJc w:val="left"/>
+      <w:pPr>
+        <w:ind w:left="5040" w:hanging="360"/>
+      </w:pPr>
+      <w:rPr>
+        <w:rFonts w:ascii="Symbol" w:hAnsi="Symbol" w:hint="default"/>
+      </w:rPr>
+    </w:lvl>
+    <w:lvl w:ilvl="7" w:tplc="0C090003" w:tentative="1">
+      <w:start w:val="1"/>
+      <w:numFmt w:val="bullet"/>
+      <w:lvlText w:val="o"/>
+      <w:lvlJc w:val="left"/>
+      <w:pPr>
+        <w:ind w:left="5760" w:hanging="360"/>
+      </w:pPr>
+      <w:rPr>
+        <w:rFonts w:ascii="Courier New" w:hAnsi="Courier New" w:cs="Courier New" w:hint="default"/>
+      </w:rPr>
+    </w:lvl>
+    <w:lvl w:ilvl="8" w:tplc="0C090005" w:tentative="1">
+      <w:start w:val="1"/>
+      <w:numFmt w:val="bullet"/>
+      <w:lvlText w:val=""/>
+      <w:lvlJc w:val="left"/>
+      <w:pPr>
+        <w:ind w:left="6480" w:hanging="360"/>
+      </w:pPr>
+      <w:rPr>
+        <w:rFonts w:ascii="Wingdings" w:hAnsi="Wingdings" w:hint="default"/>
+      </w:rPr>
+    </w:lvl>
+  </w:abstractNum>
+  <w:abstractNum w:abstractNumId="6" w15:restartNumberingAfterBreak="0">
     <w:nsid w:val="1004153F"/>
     <w:multiLevelType w:val="multilevel"/>
     <w:tmpl w:val="8334CD16"/>
@@ -33803,7 +34348,7 @@
       </w:rPr>
     </w:lvl>
   </w:abstractNum>
-  <w:abstractNum w:abstractNumId="6" w15:restartNumberingAfterBreak="0">
+  <w:abstractNum w:abstractNumId="7" w15:restartNumberingAfterBreak="0">
     <w:nsid w:val="12FC7259"/>
     <w:multiLevelType w:val="hybridMultilevel"/>
     <w:tmpl w:val="3D2C31DA"/>
@@ -33916,7 +34461,7 @@
       </w:rPr>
     </w:lvl>
   </w:abstractNum>
-  <w:abstractNum w:abstractNumId="7" w15:restartNumberingAfterBreak="0">
+  <w:abstractNum w:abstractNumId="8" w15:restartNumberingAfterBreak="0">
     <w:nsid w:val="15447C3D"/>
     <w:multiLevelType w:val="multilevel"/>
     <w:tmpl w:val="F08CF006"/>
@@ -34020,7 +34565,7 @@
       </w:rPr>
     </w:lvl>
   </w:abstractNum>
-  <w:abstractNum w:abstractNumId="8" w15:restartNumberingAfterBreak="0">
+  <w:abstractNum w:abstractNumId="9" w15:restartNumberingAfterBreak="0">
     <w:nsid w:val="15D71900"/>
     <w:multiLevelType w:val="multilevel"/>
     <w:tmpl w:val="8458A3B0"/>
@@ -34124,7 +34669,7 @@
       </w:rPr>
     </w:lvl>
   </w:abstractNum>
-  <w:abstractNum w:abstractNumId="9" w15:restartNumberingAfterBreak="0">
+  <w:abstractNum w:abstractNumId="10" w15:restartNumberingAfterBreak="0">
     <w:nsid w:val="1A265869"/>
     <w:multiLevelType w:val="multilevel"/>
     <w:tmpl w:val="F5E61C96"/>
@@ -34228,7 +34773,156 @@
       </w:rPr>
     </w:lvl>
   </w:abstractNum>
-  <w:abstractNum w:abstractNumId="10" w15:restartNumberingAfterBreak="0">
+  <w:abstractNum w:abstractNumId="11" w15:restartNumberingAfterBreak="0">
+    <w:nsid w:val="1BB53618"/>
+    <w:multiLevelType w:val="multilevel"/>
+    <w:tmpl w:val="5E3A5E76"/>
+    <w:lvl w:ilvl="0">
+      <w:start w:val="1"/>
+      <w:numFmt w:val="bullet"/>
+      <w:lvlText w:val=""/>
+      <w:lvlJc w:val="left"/>
+      <w:pPr>
+        <w:tabs>
+          <w:tab w:val="num" w:pos="720"/>
+        </w:tabs>
+        <w:ind w:left="720" w:hanging="360"/>
+      </w:pPr>
+      <w:rPr>
+        <w:rFonts w:ascii="Symbol" w:hAnsi="Symbol" w:hint="default"/>
+        <w:sz w:val="20"/>
+      </w:rPr>
+    </w:lvl>
+    <w:lvl w:ilvl="1" w:tentative="1">
+      <w:start w:val="1"/>
+      <w:numFmt w:val="bullet"/>
+      <w:lvlText w:val="o"/>
+      <w:lvlJc w:val="left"/>
+      <w:pPr>
+        <w:tabs>
+          <w:tab w:val="num" w:pos="1440"/>
+        </w:tabs>
+        <w:ind w:left="1440" w:hanging="360"/>
+      </w:pPr>
+      <w:rPr>
+        <w:rFonts w:ascii="Courier New" w:hAnsi="Courier New" w:hint="default"/>
+        <w:sz w:val="20"/>
+      </w:rPr>
+    </w:lvl>
+    <w:lvl w:ilvl="2" w:tentative="1">
+      <w:start w:val="1"/>
+      <w:numFmt w:val="bullet"/>
+      <w:lvlText w:val=""/>
+      <w:lvlJc w:val="left"/>
+      <w:pPr>
+        <w:tabs>
+          <w:tab w:val="num" w:pos="2160"/>
+        </w:tabs>
+        <w:ind w:left="2160" w:hanging="360"/>
+      </w:pPr>
+      <w:rPr>
+        <w:rFonts w:ascii="Wingdings" w:hAnsi="Wingdings" w:hint="default"/>
+        <w:sz w:val="20"/>
+      </w:rPr>
+    </w:lvl>
+    <w:lvl w:ilvl="3" w:tentative="1">
+      <w:start w:val="1"/>
+      <w:numFmt w:val="bullet"/>
+      <w:lvlText w:val=""/>
+      <w:lvlJc w:val="left"/>
+      <w:pPr>
+        <w:tabs>
+          <w:tab w:val="num" w:pos="2880"/>
+        </w:tabs>
+        <w:ind w:left="2880" w:hanging="360"/>
+      </w:pPr>
+      <w:rPr>
+        <w:rFonts w:ascii="Wingdings" w:hAnsi="Wingdings" w:hint="default"/>
+        <w:sz w:val="20"/>
+      </w:rPr>
+    </w:lvl>
+    <w:lvl w:ilvl="4" w:tentative="1">
+      <w:start w:val="1"/>
+      <w:numFmt w:val="bullet"/>
+      <w:lvlText w:val=""/>
+      <w:lvlJc w:val="left"/>
+      <w:pPr>
+        <w:tabs>
+          <w:tab w:val="num" w:pos="3600"/>
+        </w:tabs>
+        <w:ind w:left="3600" w:hanging="360"/>
+      </w:pPr>
+      <w:rPr>
+        <w:rFonts w:ascii="Wingdings" w:hAnsi="Wingdings" w:hint="default"/>
+        <w:sz w:val="20"/>
+      </w:rPr>
+    </w:lvl>
+    <w:lvl w:ilvl="5" w:tentative="1">
+      <w:start w:val="1"/>
+      <w:numFmt w:val="bullet"/>
+      <w:lvlText w:val=""/>
+      <w:lvlJc w:val="left"/>
+      <w:pPr>
+        <w:tabs>
+          <w:tab w:val="num" w:pos="4320"/>
+        </w:tabs>
+        <w:ind w:left="4320" w:hanging="360"/>
+      </w:pPr>
+      <w:rPr>
+        <w:rFonts w:ascii="Wingdings" w:hAnsi="Wingdings" w:hint="default"/>
+        <w:sz w:val="20"/>
+      </w:rPr>
+    </w:lvl>
+    <w:lvl w:ilvl="6" w:tentative="1">
+      <w:start w:val="1"/>
+      <w:numFmt w:val="bullet"/>
+      <w:lvlText w:val=""/>
+      <w:lvlJc w:val="left"/>
+      <w:pPr>
+        <w:tabs>
+          <w:tab w:val="num" w:pos="5040"/>
+        </w:tabs>
+        <w:ind w:left="5040" w:hanging="360"/>
+      </w:pPr>
+      <w:rPr>
+        <w:rFonts w:ascii="Wingdings" w:hAnsi="Wingdings" w:hint="default"/>
+        <w:sz w:val="20"/>
+      </w:rPr>
+    </w:lvl>
+    <w:lvl w:ilvl="7" w:tentative="1">
+      <w:start w:val="1"/>
+      <w:numFmt w:val="bullet"/>
+      <w:lvlText w:val=""/>
+      <w:lvlJc w:val="left"/>
+      <w:pPr>
+        <w:tabs>
+          <w:tab w:val="num" w:pos="5760"/>
+        </w:tabs>
+        <w:ind w:left="5760" w:hanging="360"/>
+      </w:pPr>
+      <w:rPr>
+        <w:rFonts w:ascii="Wingdings" w:hAnsi="Wingdings" w:hint="default"/>
+        <w:sz w:val="20"/>
+      </w:rPr>
+    </w:lvl>
+    <w:lvl w:ilvl="8" w:tentative="1">
+      <w:start w:val="1"/>
+      <w:numFmt w:val="bullet"/>
+      <w:lvlText w:val=""/>
+      <w:lvlJc w:val="left"/>
+      <w:pPr>
+        <w:tabs>
+          <w:tab w:val="num" w:pos="6480"/>
+        </w:tabs>
+        <w:ind w:left="6480" w:hanging="360"/>
+      </w:pPr>
+      <w:rPr>
+        <w:rFonts w:ascii="Wingdings" w:hAnsi="Wingdings" w:hint="default"/>
+        <w:sz w:val="20"/>
+      </w:rPr>
+    </w:lvl>
+  </w:abstractNum>
+  <w:abstractNum w:abstractNumId="12" w15:restartNumberingAfterBreak="0">
     <w:nsid w:val="1CFD45BC"/>
     <w:multiLevelType w:val="multilevel"/>
     <w:tmpl w:val="22428E2A"/>
@@ -34377,7 +35071,7 @@
       </w:rPr>
     </w:lvl>
   </w:abstractNum>
-  <w:abstractNum w:abstractNumId="11" w15:restartNumberingAfterBreak="0">
+  <w:abstractNum w:abstractNumId="13" w15:restartNumberingAfterBreak="0">
     <w:nsid w:val="23AF2803"/>
     <w:multiLevelType w:val="hybridMultilevel"/>
     <w:tmpl w:val="79DC7DE8"/>
@@ -34463,7 +35157,7 @@
       </w:pPr>
     </w:lvl>
   </w:abstractNum>
-  <w:abstractNum w:abstractNumId="12" w15:restartNumberingAfterBreak="0">
+  <w:abstractNum w:abstractNumId="14" w15:restartNumberingAfterBreak="0">
     <w:nsid w:val="247A08D8"/>
     <w:multiLevelType w:val="hybridMultilevel"/>
     <w:tmpl w:val="CCCE9210"/>
@@ -34576,7 +35270,7 @@
       </w:rPr>
     </w:lvl>
   </w:abstractNum>
-  <w:abstractNum w:abstractNumId="13" w15:restartNumberingAfterBreak="0">
+  <w:abstractNum w:abstractNumId="15" w15:restartNumberingAfterBreak="0">
     <w:nsid w:val="24FA4668"/>
     <w:multiLevelType w:val="multilevel"/>
     <w:tmpl w:val="A5D2E8A2"/>
@@ -34725,7 +35419,7 @@
       </w:rPr>
     </w:lvl>
   </w:abstractNum>
-  <w:abstractNum w:abstractNumId="14" w15:restartNumberingAfterBreak="0">
+  <w:abstractNum w:abstractNumId="16" w15:restartNumberingAfterBreak="0">
     <w:nsid w:val="26374A81"/>
     <w:multiLevelType w:val="hybridMultilevel"/>
     <w:tmpl w:val="F7820338"/>
@@ -34838,7 +35532,7 @@
       </w:rPr>
     </w:lvl>
   </w:abstractNum>
-  <w:abstractNum w:abstractNumId="15" w15:restartNumberingAfterBreak="0">
+  <w:abstractNum w:abstractNumId="17" w15:restartNumberingAfterBreak="0">
     <w:nsid w:val="277269B0"/>
     <w:multiLevelType w:val="multilevel"/>
     <w:tmpl w:val="86BA1152"/>
@@ -34924,7 +35618,7 @@
       </w:pPr>
     </w:lvl>
   </w:abstractNum>
-  <w:abstractNum w:abstractNumId="16" w15:restartNumberingAfterBreak="0">
+  <w:abstractNum w:abstractNumId="18" w15:restartNumberingAfterBreak="0">
     <w:nsid w:val="2C1856F0"/>
     <w:multiLevelType w:val="hybridMultilevel"/>
     <w:tmpl w:val="F704E95E"/>
@@ -35037,7 +35731,7 @@
       </w:rPr>
     </w:lvl>
   </w:abstractNum>
-  <w:abstractNum w:abstractNumId="17" w15:restartNumberingAfterBreak="0">
+  <w:abstractNum w:abstractNumId="19" w15:restartNumberingAfterBreak="0">
     <w:nsid w:val="30E459B9"/>
     <w:multiLevelType w:val="hybridMultilevel"/>
     <w:tmpl w:val="8A10149E"/>
@@ -35150,7 +35844,7 @@
       </w:rPr>
     </w:lvl>
   </w:abstractNum>
-  <w:abstractNum w:abstractNumId="18" w15:restartNumberingAfterBreak="0">
+  <w:abstractNum w:abstractNumId="20" w15:restartNumberingAfterBreak="0">
     <w:nsid w:val="32AA6A23"/>
     <w:multiLevelType w:val="multilevel"/>
     <w:tmpl w:val="42B47598"/>
@@ -35254,7 +35948,7 @@
       </w:rPr>
     </w:lvl>
   </w:abstractNum>
-  <w:abstractNum w:abstractNumId="19" w15:restartNumberingAfterBreak="0">
+  <w:abstractNum w:abstractNumId="21" w15:restartNumberingAfterBreak="0">
     <w:nsid w:val="33586832"/>
     <w:multiLevelType w:val="hybridMultilevel"/>
     <w:tmpl w:val="0A08203C"/>
@@ -35340,7 +36034,7 @@
       </w:pPr>
     </w:lvl>
   </w:abstractNum>
-  <w:abstractNum w:abstractNumId="20" w15:restartNumberingAfterBreak="0">
+  <w:abstractNum w:abstractNumId="22" w15:restartNumberingAfterBreak="0">
     <w:nsid w:val="36E9567C"/>
     <w:multiLevelType w:val="multilevel"/>
     <w:tmpl w:val="3844D3F0"/>
@@ -35444,7 +36138,7 @@
       </w:rPr>
     </w:lvl>
   </w:abstractNum>
-  <w:abstractNum w:abstractNumId="21" w15:restartNumberingAfterBreak="0">
+  <w:abstractNum w:abstractNumId="23" w15:restartNumberingAfterBreak="0">
     <w:nsid w:val="39F06D43"/>
     <w:multiLevelType w:val="multilevel"/>
     <w:tmpl w:val="CFC07482"/>
@@ -35548,7 +36242,7 @@
       </w:rPr>
     </w:lvl>
   </w:abstractNum>
-  <w:abstractNum w:abstractNumId="22" w15:restartNumberingAfterBreak="0">
+  <w:abstractNum w:abstractNumId="24" w15:restartNumberingAfterBreak="0">
     <w:nsid w:val="3D8F5CD1"/>
     <w:multiLevelType w:val="hybridMultilevel"/>
     <w:tmpl w:val="3126F766"/>
@@ -35634,7 +36328,7 @@
       </w:pPr>
     </w:lvl>
   </w:abstractNum>
-  <w:abstractNum w:abstractNumId="23" w15:restartNumberingAfterBreak="0">
+  <w:abstractNum w:abstractNumId="25" w15:restartNumberingAfterBreak="0">
     <w:nsid w:val="3FFA2373"/>
     <w:multiLevelType w:val="hybridMultilevel"/>
     <w:tmpl w:val="6E2E6636"/>
@@ -35720,7 +36414,7 @@
       </w:pPr>
     </w:lvl>
   </w:abstractNum>
-  <w:abstractNum w:abstractNumId="24" w15:restartNumberingAfterBreak="0">
+  <w:abstractNum w:abstractNumId="26" w15:restartNumberingAfterBreak="0">
     <w:nsid w:val="43781B2B"/>
     <w:multiLevelType w:val="hybridMultilevel"/>
     <w:tmpl w:val="03ECDBFC"/>
@@ -35806,10 +36500,10 @@
       </w:pPr>
     </w:lvl>
   </w:abstractNum>
-  <w:abstractNum w:abstractNumId="25" w15:restartNumberingAfterBreak="0">
+  <w:abstractNum w:abstractNumId="27" w15:restartNumberingAfterBreak="0">
     <w:nsid w:val="439F5A31"/>
     <w:multiLevelType w:val="hybridMultilevel"/>
-    <w:tmpl w:val="A0EC20F2"/>
+    <w:tmpl w:val="19369E3E"/>
     <w:lvl w:ilvl="0" w:tplc="0C090001">
       <w:start w:val="1"/>
       <w:numFmt w:val="bullet"/>
@@ -35919,7 +36613,7 @@
       </w:rPr>
     </w:lvl>
   </w:abstractNum>
-  <w:abstractNum w:abstractNumId="26" w15:restartNumberingAfterBreak="0">
+  <w:abstractNum w:abstractNumId="28" w15:restartNumberingAfterBreak="0">
     <w:nsid w:val="467C3BCA"/>
     <w:multiLevelType w:val="multilevel"/>
     <w:tmpl w:val="0E7E6FBC"/>
@@ -36060,7 +36754,7 @@
       </w:rPr>
     </w:lvl>
   </w:abstractNum>
-  <w:abstractNum w:abstractNumId="27" w15:restartNumberingAfterBreak="0">
+  <w:abstractNum w:abstractNumId="29" w15:restartNumberingAfterBreak="0">
     <w:nsid w:val="47E604A2"/>
     <w:multiLevelType w:val="hybridMultilevel"/>
     <w:tmpl w:val="AF6C6A6C"/>
@@ -36146,7 +36840,7 @@
       </w:pPr>
     </w:lvl>
   </w:abstractNum>
-  <w:abstractNum w:abstractNumId="28" w15:restartNumberingAfterBreak="0">
+  <w:abstractNum w:abstractNumId="30" w15:restartNumberingAfterBreak="0">
     <w:nsid w:val="48D43267"/>
     <w:multiLevelType w:val="hybridMultilevel"/>
     <w:tmpl w:val="CC929F40"/>
@@ -36259,7 +36953,7 @@
       </w:rPr>
     </w:lvl>
   </w:abstractNum>
-  <w:abstractNum w:abstractNumId="29" w15:restartNumberingAfterBreak="0">
+  <w:abstractNum w:abstractNumId="31" w15:restartNumberingAfterBreak="0">
     <w:nsid w:val="49DF2AD9"/>
     <w:multiLevelType w:val="multilevel"/>
     <w:tmpl w:val="E97A7716"/>
@@ -36408,7 +37102,7 @@
       </w:rPr>
     </w:lvl>
   </w:abstractNum>
-  <w:abstractNum w:abstractNumId="30" w15:restartNumberingAfterBreak="0">
+  <w:abstractNum w:abstractNumId="32" w15:restartNumberingAfterBreak="0">
     <w:nsid w:val="4BF9629A"/>
     <w:multiLevelType w:val="hybridMultilevel"/>
     <w:tmpl w:val="01020BC4"/>
@@ -36549,7 +37243,7 @@
       </w:rPr>
     </w:lvl>
   </w:abstractNum>
-  <w:abstractNum w:abstractNumId="31" w15:restartNumberingAfterBreak="0">
+  <w:abstractNum w:abstractNumId="33" w15:restartNumberingAfterBreak="0">
     <w:nsid w:val="5252541E"/>
     <w:multiLevelType w:val="multilevel"/>
     <w:tmpl w:val="8D324C10"/>
@@ -36653,7 +37347,7 @@
       </w:rPr>
     </w:lvl>
   </w:abstractNum>
-  <w:abstractNum w:abstractNumId="32" w15:restartNumberingAfterBreak="0">
+  <w:abstractNum w:abstractNumId="34" w15:restartNumberingAfterBreak="0">
     <w:nsid w:val="5C15654B"/>
     <w:multiLevelType w:val="multilevel"/>
     <w:tmpl w:val="5E3A5E76"/>
@@ -36802,7 +37496,7 @@
       </w:rPr>
     </w:lvl>
   </w:abstractNum>
-  <w:abstractNum w:abstractNumId="33" w15:restartNumberingAfterBreak="0">
+  <w:abstractNum w:abstractNumId="35" w15:restartNumberingAfterBreak="0">
     <w:nsid w:val="60101194"/>
     <w:multiLevelType w:val="hybridMultilevel"/>
     <w:tmpl w:val="37982988"/>
@@ -36915,7 +37609,7 @@
       </w:rPr>
     </w:lvl>
   </w:abstractNum>
-  <w:abstractNum w:abstractNumId="34" w15:restartNumberingAfterBreak="0">
+  <w:abstractNum w:abstractNumId="36" w15:restartNumberingAfterBreak="0">
     <w:nsid w:val="68CF1003"/>
     <w:multiLevelType w:val="hybridMultilevel"/>
     <w:tmpl w:val="06D451BE"/>
@@ -37028,7 +37722,7 @@
       </w:rPr>
     </w:lvl>
   </w:abstractNum>
-  <w:abstractNum w:abstractNumId="35" w15:restartNumberingAfterBreak="0">
+  <w:abstractNum w:abstractNumId="37" w15:restartNumberingAfterBreak="0">
     <w:nsid w:val="69D84826"/>
     <w:multiLevelType w:val="multilevel"/>
     <w:tmpl w:val="5E3A5E76"/>
@@ -37177,7 +37871,7 @@
       </w:rPr>
     </w:lvl>
   </w:abstractNum>
-  <w:abstractNum w:abstractNumId="36" w15:restartNumberingAfterBreak="0">
+  <w:abstractNum w:abstractNumId="38" w15:restartNumberingAfterBreak="0">
     <w:nsid w:val="6B77121D"/>
     <w:multiLevelType w:val="multilevel"/>
     <w:tmpl w:val="51407D50"/>
@@ -37326,7 +38020,7 @@
       </w:rPr>
     </w:lvl>
   </w:abstractNum>
-  <w:abstractNum w:abstractNumId="37" w15:restartNumberingAfterBreak="0">
+  <w:abstractNum w:abstractNumId="39" w15:restartNumberingAfterBreak="0">
     <w:nsid w:val="6B846BFC"/>
     <w:multiLevelType w:val="hybridMultilevel"/>
     <w:tmpl w:val="A8484820"/>
@@ -37412,7 +38106,7 @@
       </w:pPr>
     </w:lvl>
   </w:abstractNum>
-  <w:abstractNum w:abstractNumId="38" w15:restartNumberingAfterBreak="0">
+  <w:abstractNum w:abstractNumId="40" w15:restartNumberingAfterBreak="0">
     <w:nsid w:val="74AC2C1C"/>
     <w:multiLevelType w:val="hybridMultilevel"/>
     <w:tmpl w:val="CA0CAA28"/>
@@ -37525,7 +38219,7 @@
       </w:rPr>
     </w:lvl>
   </w:abstractNum>
-  <w:abstractNum w:abstractNumId="39" w15:restartNumberingAfterBreak="0">
+  <w:abstractNum w:abstractNumId="41" w15:restartNumberingAfterBreak="0">
     <w:nsid w:val="786B0226"/>
     <w:multiLevelType w:val="multilevel"/>
     <w:tmpl w:val="3C90E25C"/>
@@ -37629,7 +38323,156 @@
       </w:rPr>
     </w:lvl>
   </w:abstractNum>
-  <w:abstractNum w:abstractNumId="40" w15:restartNumberingAfterBreak="0">
+  <w:abstractNum w:abstractNumId="42" w15:restartNumberingAfterBreak="0">
+    <w:nsid w:val="7A8D4597"/>
+    <w:multiLevelType w:val="multilevel"/>
+    <w:tmpl w:val="5E3A5E76"/>
+    <w:lvl w:ilvl="0">
+      <w:start w:val="1"/>
+      <w:numFmt w:val="bullet"/>
+      <w:lvlText w:val=""/>
+      <w:lvlJc w:val="left"/>
+      <w:pPr>
+        <w:tabs>
+          <w:tab w:val="num" w:pos="720"/>
+        </w:tabs>
+        <w:ind w:left="720" w:hanging="360"/>
+      </w:pPr>
+      <w:rPr>
+        <w:rFonts w:ascii="Symbol" w:hAnsi="Symbol" w:hint="default"/>
+        <w:sz w:val="20"/>
+      </w:rPr>
+    </w:lvl>
+    <w:lvl w:ilvl="1" w:tentative="1">
+      <w:start w:val="1"/>
+      <w:numFmt w:val="bullet"/>
+      <w:lvlText w:val="o"/>
+      <w:lvlJc w:val="left"/>
+      <w:pPr>
+        <w:tabs>
+          <w:tab w:val="num" w:pos="1440"/>
+        </w:tabs>
+        <w:ind w:left="1440" w:hanging="360"/>
+      </w:pPr>
+      <w:rPr>
+        <w:rFonts w:ascii="Courier New" w:hAnsi="Courier New" w:hint="default"/>
+        <w:sz w:val="20"/>
+      </w:rPr>
+    </w:lvl>
+    <w:lvl w:ilvl="2" w:tentative="1">
+      <w:start w:val="1"/>
+      <w:numFmt w:val="bullet"/>
+      <w:lvlText w:val=""/>
+      <w:lvlJc w:val="left"/>
+      <w:pPr>
+        <w:tabs>
+          <w:tab w:val="num" w:pos="2160"/>
+        </w:tabs>
+        <w:ind w:left="2160" w:hanging="360"/>
+      </w:pPr>
+      <w:rPr>
+        <w:rFonts w:ascii="Wingdings" w:hAnsi="Wingdings" w:hint="default"/>
+        <w:sz w:val="20"/>
+      </w:rPr>
+    </w:lvl>
+    <w:lvl w:ilvl="3" w:tentative="1">
+      <w:start w:val="1"/>
+      <w:numFmt w:val="bullet"/>
+      <w:lvlText w:val=""/>
+      <w:lvlJc w:val="left"/>
+      <w:pPr>
+        <w:tabs>
+          <w:tab w:val="num" w:pos="2880"/>
+        </w:tabs>
+        <w:ind w:left="2880" w:hanging="360"/>
+      </w:pPr>
+      <w:rPr>
+        <w:rFonts w:ascii="Wingdings" w:hAnsi="Wingdings" w:hint="default"/>
+        <w:sz w:val="20"/>
+      </w:rPr>
+    </w:lvl>
+    <w:lvl w:ilvl="4" w:tentative="1">
+      <w:start w:val="1"/>
+      <w:numFmt w:val="bullet"/>
+      <w:lvlText w:val=""/>
+      <w:lvlJc w:val="left"/>
+      <w:pPr>
+        <w:tabs>
+          <w:tab w:val="num" w:pos="3600"/>
+        </w:tabs>
+        <w:ind w:left="3600" w:hanging="360"/>
+      </w:pPr>
+      <w:rPr>
+        <w:rFonts w:ascii="Wingdings" w:hAnsi="Wingdings" w:hint="default"/>
+        <w:sz w:val="20"/>
+      </w:rPr>
+    </w:lvl>
+    <w:lvl w:ilvl="5" w:tentative="1">
+      <w:start w:val="1"/>
+      <w:numFmt w:val="bullet"/>
+      <w:lvlText w:val=""/>
+      <w:lvlJc w:val="left"/>
+      <w:pPr>
+        <w:tabs>
+          <w:tab w:val="num" w:pos="4320"/>
+        </w:tabs>
+        <w:ind w:left="4320" w:hanging="360"/>
+      </w:pPr>
+      <w:rPr>
+        <w:rFonts w:ascii="Wingdings" w:hAnsi="Wingdings" w:hint="default"/>
+        <w:sz w:val="20"/>
+      </w:rPr>
+    </w:lvl>
+    <w:lvl w:ilvl="6" w:tentative="1">
+      <w:start w:val="1"/>
+      <w:numFmt w:val="bullet"/>
+      <w:lvlText w:val=""/>
+      <w:lvlJc w:val="left"/>
+      <w:pPr>
+        <w:tabs>
+          <w:tab w:val="num" w:pos="5040"/>
+        </w:tabs>
+        <w:ind w:left="5040" w:hanging="360"/>
+      </w:pPr>
+      <w:rPr>
+        <w:rFonts w:ascii="Wingdings" w:hAnsi="Wingdings" w:hint="default"/>
+        <w:sz w:val="20"/>
+      </w:rPr>
+    </w:lvl>
+    <w:lvl w:ilvl="7" w:tentative="1">
+      <w:start w:val="1"/>
+      <w:numFmt w:val="bullet"/>
+      <w:lvlText w:val=""/>
+      <w:lvlJc w:val="left"/>
+      <w:pPr>
+        <w:tabs>
+          <w:tab w:val="num" w:pos="5760"/>
+        </w:tabs>
+        <w:ind w:left="5760" w:hanging="360"/>
+      </w:pPr>
+      <w:rPr>
+        <w:rFonts w:ascii="Wingdings" w:hAnsi="Wingdings" w:hint="default"/>
+        <w:sz w:val="20"/>
+      </w:rPr>
+    </w:lvl>
+    <w:lvl w:ilvl="8" w:tentative="1">
+      <w:start w:val="1"/>
+      <w:numFmt w:val="bullet"/>
+      <w:lvlText w:val=""/>
+      <w:lvlJc w:val="left"/>
+      <w:pPr>
+        <w:tabs>
+          <w:tab w:val="num" w:pos="6480"/>
+        </w:tabs>
+        <w:ind w:left="6480" w:hanging="360"/>
+      </w:pPr>
+      <w:rPr>
+        <w:rFonts w:ascii="Wingdings" w:hAnsi="Wingdings" w:hint="default"/>
+        <w:sz w:val="20"/>
+      </w:rPr>
+    </w:lvl>
+  </w:abstractNum>
+  <w:abstractNum w:abstractNumId="43" w15:restartNumberingAfterBreak="0">
     <w:nsid w:val="7AD04C7E"/>
     <w:multiLevelType w:val="hybridMultilevel"/>
     <w:tmpl w:val="830E4CD6"/>
@@ -37742,7 +38585,7 @@
       </w:rPr>
     </w:lvl>
   </w:abstractNum>
-  <w:abstractNum w:abstractNumId="41" w15:restartNumberingAfterBreak="0">
+  <w:abstractNum w:abstractNumId="44" w15:restartNumberingAfterBreak="0">
     <w:nsid w:val="7D7E2860"/>
     <w:multiLevelType w:val="multilevel"/>
     <w:tmpl w:val="44225424"/>
@@ -37846,7 +38689,7 @@
       </w:rPr>
     </w:lvl>
   </w:abstractNum>
-  <w:abstractNum w:abstractNumId="42" w15:restartNumberingAfterBreak="0">
+  <w:abstractNum w:abstractNumId="45" w15:restartNumberingAfterBreak="0">
     <w:nsid w:val="7E6135B8"/>
     <w:multiLevelType w:val="multilevel"/>
     <w:tmpl w:val="2938981A"/>
@@ -37950,7 +38793,7 @@
       </w:rPr>
     </w:lvl>
   </w:abstractNum>
-  <w:abstractNum w:abstractNumId="43" w15:restartNumberingAfterBreak="0">
+  <w:abstractNum w:abstractNumId="46" w15:restartNumberingAfterBreak="0">
     <w:nsid w:val="7F2D450F"/>
     <w:multiLevelType w:val="hybridMultilevel"/>
     <w:tmpl w:val="7C0EBA46"/>
@@ -38040,136 +38883,145 @@
     </w:lvl>
   </w:abstractNum>
   <w:num w:numId="1" w16cid:durableId="289409351">
-    <w:abstractNumId w:val="21"/>
+    <w:abstractNumId w:val="23"/>
   </w:num>
   <w:num w:numId="2" w16cid:durableId="697773879">
-    <w:abstractNumId w:val="8"/>
+    <w:abstractNumId w:val="9"/>
   </w:num>
   <w:num w:numId="3" w16cid:durableId="1068110085">
-    <w:abstractNumId w:val="39"/>
+    <w:abstractNumId w:val="41"/>
   </w:num>
   <w:num w:numId="4" w16cid:durableId="2047559233">
-    <w:abstractNumId w:val="31"/>
+    <w:abstractNumId w:val="33"/>
   </w:num>
   <w:num w:numId="5" w16cid:durableId="992952670">
-    <w:abstractNumId w:val="9"/>
+    <w:abstractNumId w:val="10"/>
   </w:num>
   <w:num w:numId="6" w16cid:durableId="945162345">
-    <w:abstractNumId w:val="7"/>
+    <w:abstractNumId w:val="8"/>
   </w:num>
   <w:num w:numId="7" w16cid:durableId="2015985137">
     <w:abstractNumId w:val="2"/>
   </w:num>
   <w:num w:numId="8" w16cid:durableId="281306476">
+    <w:abstractNumId w:val="22"/>
+  </w:num>
+  <w:num w:numId="9" w16cid:durableId="1864435860">
+    <w:abstractNumId w:val="45"/>
+  </w:num>
+  <w:num w:numId="10" w16cid:durableId="1807620815">
+    <w:abstractNumId w:val="44"/>
+  </w:num>
+  <w:num w:numId="11" w16cid:durableId="1205757420">
     <w:abstractNumId w:val="20"/>
   </w:num>
-  <w:num w:numId="9" w16cid:durableId="1864435860">
-    <w:abstractNumId w:val="42"/>
-  </w:num>
-  <w:num w:numId="10" w16cid:durableId="1807620815">
-    <w:abstractNumId w:val="41"/>
-  </w:num>
-  <w:num w:numId="11" w16cid:durableId="1205757420">
-    <w:abstractNumId w:val="18"/>
-  </w:num>
   <w:num w:numId="12" w16cid:durableId="442457958">
-    <w:abstractNumId w:val="15"/>
+    <w:abstractNumId w:val="17"/>
   </w:num>
   <w:num w:numId="13" w16cid:durableId="2114207297">
-    <w:abstractNumId w:val="5"/>
+    <w:abstractNumId w:val="6"/>
   </w:num>
   <w:num w:numId="14" w16cid:durableId="2054889986">
-    <w:abstractNumId w:val="28"/>
+    <w:abstractNumId w:val="30"/>
   </w:num>
   <w:num w:numId="15" w16cid:durableId="2027515084">
-    <w:abstractNumId w:val="34"/>
+    <w:abstractNumId w:val="36"/>
   </w:num>
   <w:num w:numId="16" w16cid:durableId="860389062">
     <w:abstractNumId w:val="1"/>
   </w:num>
   <w:num w:numId="17" w16cid:durableId="42214787">
-    <w:abstractNumId w:val="16"/>
+    <w:abstractNumId w:val="18"/>
   </w:num>
   <w:num w:numId="18" w16cid:durableId="691149836">
-    <w:abstractNumId w:val="33"/>
+    <w:abstractNumId w:val="35"/>
   </w:num>
   <w:num w:numId="19" w16cid:durableId="742407341">
     <w:abstractNumId w:val="0"/>
   </w:num>
   <w:num w:numId="20" w16cid:durableId="1729263439">
+    <w:abstractNumId w:val="40"/>
+  </w:num>
+  <w:num w:numId="21" w16cid:durableId="796215026">
+    <w:abstractNumId w:val="32"/>
+  </w:num>
+  <w:num w:numId="22" w16cid:durableId="798035846">
+    <w:abstractNumId w:val="19"/>
+  </w:num>
+  <w:num w:numId="23" w16cid:durableId="464007954">
+    <w:abstractNumId w:val="21"/>
+  </w:num>
+  <w:num w:numId="24" w16cid:durableId="940526025">
+    <w:abstractNumId w:val="29"/>
+  </w:num>
+  <w:num w:numId="25" w16cid:durableId="248275373">
+    <w:abstractNumId w:val="16"/>
+  </w:num>
+  <w:num w:numId="26" w16cid:durableId="1339044235">
+    <w:abstractNumId w:val="27"/>
+  </w:num>
+  <w:num w:numId="27" w16cid:durableId="1541822565">
+    <w:abstractNumId w:val="15"/>
+  </w:num>
+  <w:num w:numId="28" w16cid:durableId="1120683233">
+    <w:abstractNumId w:val="31"/>
+  </w:num>
+  <w:num w:numId="29" w16cid:durableId="1751846196">
+    <w:abstractNumId w:val="12"/>
+  </w:num>
+  <w:num w:numId="30" w16cid:durableId="1884439562">
     <w:abstractNumId w:val="38"/>
   </w:num>
-  <w:num w:numId="21" w16cid:durableId="796215026">
-    <w:abstractNumId w:val="30"/>
+  <w:num w:numId="31" w16cid:durableId="592786517">
+    <w:abstractNumId w:val="28"/>
   </w:num>
-  <w:num w:numId="22" w16cid:durableId="798035846">
-    <w:abstractNumId w:val="17"/>
+  <w:num w:numId="32" w16cid:durableId="431517110">
+    <w:abstractNumId w:val="37"/>
   </w:num>
-  <w:num w:numId="23" w16cid:durableId="464007954">
-    <w:abstractNumId w:val="19"/>
+  <w:num w:numId="33" w16cid:durableId="728529402">
+    <w:abstractNumId w:val="24"/>
   </w:num>
-  <w:num w:numId="24" w16cid:durableId="940526025">
-    <w:abstractNumId w:val="27"/>
+  <w:num w:numId="34" w16cid:durableId="431051486">
+    <w:abstractNumId w:val="13"/>
   </w:num>
-  <w:num w:numId="25" w16cid:durableId="248275373">
-    <w:abstractNumId w:val="14"/>
-  </w:num>
-  <w:num w:numId="26" w16cid:durableId="1339044235">
+  <w:num w:numId="35" w16cid:durableId="1469740067">
     <w:abstractNumId w:val="25"/>
   </w:num>
-  <w:num w:numId="27" w16cid:durableId="1541822565">
-    <w:abstractNumId w:val="13"/>
-  </w:num>
-  <w:num w:numId="28" w16cid:durableId="1120683233">
-    <w:abstractNumId w:val="29"/>
-  </w:num>
-  <w:num w:numId="29" w16cid:durableId="1751846196">
-    <w:abstractNumId w:val="10"/>
-  </w:num>
-  <w:num w:numId="30" w16cid:durableId="1884439562">
-    <w:abstractNumId w:val="36"/>
-  </w:num>
-  <w:num w:numId="31" w16cid:durableId="592786517">
-    <w:abstractNumId w:val="26"/>
-  </w:num>
-  <w:num w:numId="32" w16cid:durableId="431517110">
-    <w:abstractNumId w:val="35"/>
-  </w:num>
-  <w:num w:numId="33" w16cid:durableId="728529402">
-    <w:abstractNumId w:val="22"/>
-  </w:num>
-  <w:num w:numId="34" w16cid:durableId="431051486">
-    <w:abstractNumId w:val="11"/>
-  </w:num>
-  <w:num w:numId="35" w16cid:durableId="1469740067">
-    <w:abstractNumId w:val="23"/>
-  </w:num>
   <w:num w:numId="36" w16cid:durableId="820923128">
-    <w:abstractNumId w:val="32"/>
+    <w:abstractNumId w:val="34"/>
   </w:num>
   <w:num w:numId="37" w16cid:durableId="1135027738">
     <w:abstractNumId w:val="4"/>
   </w:num>
   <w:num w:numId="38" w16cid:durableId="1236432573">
-    <w:abstractNumId w:val="6"/>
+    <w:abstractNumId w:val="7"/>
   </w:num>
   <w:num w:numId="39" w16cid:durableId="2134783518">
-    <w:abstractNumId w:val="12"/>
+    <w:abstractNumId w:val="14"/>
   </w:num>
   <w:num w:numId="40" w16cid:durableId="1636327380">
     <w:abstractNumId w:val="3"/>
   </w:num>
   <w:num w:numId="41" w16cid:durableId="1136223164">
-    <w:abstractNumId w:val="40"/>
+    <w:abstractNumId w:val="43"/>
   </w:num>
   <w:num w:numId="42" w16cid:durableId="294795761">
-    <w:abstractNumId w:val="24"/>
+    <w:abstractNumId w:val="26"/>
   </w:num>
   <w:num w:numId="43" w16cid:durableId="48191464">
-    <w:abstractNumId w:val="43"/>
+    <w:abstractNumId w:val="46"/>
   </w:num>
   <w:num w:numId="44" w16cid:durableId="1296983869">
-    <w:abstractNumId w:val="37"/>
+    <w:abstractNumId w:val="39"/>
+  </w:num>
+  <w:num w:numId="45" w16cid:durableId="1592006383">
+    <w:abstractNumId w:val="42"/>
+  </w:num>
+  <w:num w:numId="46" w16cid:durableId="429664759">
+    <w:abstractNumId w:val="11"/>
+  </w:num>
+  <w:num w:numId="47" w16cid:durableId="654846501">
+    <w:abstractNumId w:val="5"/>
   </w:num>
   <w:numIdMacAtCleanup w:val="39"/>
 </w:numbering>
